--- a/ספר פרוייקט כיתה י', יונתן טורפשטיין.docx
+++ b/ספר פרוייקט כיתה י', יונתן טורפשטיין.docx
@@ -6,6 +6,46 @@
       <w:pPr>
         <w:jc w:val="center"/>
         <w:rPr>
+          <w:sz w:val="32"/>
+          <w:szCs w:val="32"/>
+          <w:rtl/>
+          <w:lang w:val="en-US"/>
+        </w:rPr>
+      </w:pPr>
+      <w:r>
+        <w:rPr>
+          <w:rFonts w:hint="cs"/>
+          <w:sz w:val="32"/>
+          <w:szCs w:val="32"/>
+          <w:rtl/>
+          <w:lang w:val="en-US"/>
+        </w:rPr>
+        <w:t xml:space="preserve">0 </w:t>
+      </w:r>
+      <w:r>
+        <w:rPr>
+          <w:sz w:val="32"/>
+          <w:szCs w:val="32"/>
+          <w:rtl/>
+          <w:lang w:val="en-US"/>
+        </w:rPr>
+        <w:t>–</w:t>
+      </w:r>
+      <w:r>
+        <w:rPr>
+          <w:rFonts w:hint="cs"/>
+          <w:sz w:val="32"/>
+          <w:szCs w:val="32"/>
+          <w:rtl/>
+          <w:lang w:val="en-US"/>
+        </w:rPr>
+        <w:t xml:space="preserve"> שער:</w:t>
+      </w:r>
+    </w:p>
+    <w:p>
+      <w:pPr>
+        <w:jc w:val="center"/>
+        <w:rPr>
           <w:b/>
           <w:bCs/>
           <w:sz w:val="44"/>
@@ -24,22 +64,8 @@
           <w:rtl/>
           <w:lang w:val="en-US"/>
         </w:rPr>
-        <w:t xml:space="preserve">מדפסת תלת </w:t>
-      </w:r>
-      <w:proofErr w:type="spellStart"/>
-      <w:r>
-        <w:rPr>
-          <w:rFonts w:hint="cs"/>
-          <w:b/>
-          <w:bCs/>
-          <w:sz w:val="44"/>
-          <w:szCs w:val="44"/>
-          <w:rtl/>
-          <w:lang w:val="en-US"/>
-        </w:rPr>
-        <w:t>מימד</w:t>
-      </w:r>
-      <w:proofErr w:type="spellEnd"/>
+        <w:t>מדפסת תלת מימד</w:t>
+      </w:r>
       <w:r>
         <w:rPr>
           <w:rFonts w:hint="cs"/>
@@ -209,11 +235,641 @@
       <w:pPr>
         <w:jc w:val="center"/>
         <w:rPr>
-          <w:sz w:val="32"/>
-          <w:szCs w:val="32"/>
-          <w:lang w:val="en-US"/>
-        </w:rPr>
-      </w:pPr>
+          <w:b/>
+          <w:bCs/>
+          <w:sz w:val="32"/>
+          <w:szCs w:val="32"/>
+          <w:rtl/>
+          <w:lang w:val="en-US"/>
+        </w:rPr>
+      </w:pPr>
+      <w:r>
+        <w:rPr>
+          <w:rFonts w:hint="cs"/>
+          <w:b/>
+          <w:bCs/>
+          <w:sz w:val="32"/>
+          <w:szCs w:val="32"/>
+          <w:rtl/>
+          <w:lang w:val="en-US"/>
+        </w:rPr>
+        <w:lastRenderedPageBreak/>
+        <w:t xml:space="preserve">1 - </w:t>
+      </w:r>
+      <w:r>
+        <w:rPr>
+          <w:rFonts w:hint="cs"/>
+          <w:b/>
+          <w:bCs/>
+          <w:sz w:val="32"/>
+          <w:szCs w:val="32"/>
+          <w:rtl/>
+          <w:lang w:val="en-US"/>
+        </w:rPr>
+        <w:t>תוכן עניינים</w:t>
+      </w:r>
+      <w:r>
+        <w:rPr>
+          <w:rFonts w:hint="cs"/>
+          <w:b/>
+          <w:bCs/>
+          <w:sz w:val="32"/>
+          <w:szCs w:val="32"/>
+          <w:rtl/>
+          <w:lang w:val="en-US"/>
+        </w:rPr>
+        <w:t>:</w:t>
+      </w:r>
+    </w:p>
+    <w:p>
+      <w:pPr>
+        <w:jc w:val="right"/>
+        <w:rPr>
+          <w:sz w:val="32"/>
+          <w:szCs w:val="32"/>
+          <w:rtl/>
+          <w:lang w:val="en-US"/>
+        </w:rPr>
+      </w:pPr>
+      <w:r>
+        <w:rPr>
+          <w:rFonts w:hint="cs"/>
+          <w:sz w:val="32"/>
+          <w:szCs w:val="32"/>
+          <w:rtl/>
+          <w:lang w:val="en-US"/>
+        </w:rPr>
+        <w:t>0: שער.</w:t>
+      </w:r>
+    </w:p>
+    <w:p>
+      <w:pPr>
+        <w:jc w:val="right"/>
+        <w:rPr>
+          <w:sz w:val="32"/>
+          <w:szCs w:val="32"/>
+          <w:rtl/>
+          <w:lang w:val="en-US"/>
+        </w:rPr>
+      </w:pPr>
+      <w:r>
+        <w:rPr>
+          <w:rFonts w:hint="cs"/>
+          <w:sz w:val="32"/>
+          <w:szCs w:val="32"/>
+          <w:rtl/>
+          <w:lang w:val="en-US"/>
+        </w:rPr>
+        <w:t>1: תוכן עניינים.</w:t>
+      </w:r>
+    </w:p>
+    <w:p>
+      <w:pPr>
+        <w:jc w:val="right"/>
+        <w:rPr>
+          <w:sz w:val="32"/>
+          <w:szCs w:val="32"/>
+          <w:rtl/>
+          <w:lang w:val="en-US"/>
+        </w:rPr>
+      </w:pPr>
+      <w:r>
+        <w:rPr>
+          <w:rFonts w:hint="cs"/>
+          <w:sz w:val="32"/>
+          <w:szCs w:val="32"/>
+          <w:rtl/>
+          <w:lang w:val="en-US"/>
+        </w:rPr>
+        <w:t xml:space="preserve">2: </w:t>
+      </w:r>
+      <w:r>
+        <w:rPr>
+          <w:rFonts w:hint="cs"/>
+          <w:sz w:val="32"/>
+          <w:szCs w:val="32"/>
+          <w:rtl/>
+          <w:lang w:val="en-US"/>
+        </w:rPr>
+        <w:t>דרישות</w:t>
+      </w:r>
+      <w:r>
+        <w:rPr>
+          <w:rFonts w:hint="cs"/>
+          <w:sz w:val="32"/>
+          <w:szCs w:val="32"/>
+          <w:rtl/>
+          <w:lang w:val="en-US"/>
+        </w:rPr>
+        <w:t xml:space="preserve"> פרויקט.</w:t>
+      </w:r>
+    </w:p>
+    <w:p>
+      <w:pPr>
+        <w:jc w:val="right"/>
+        <w:rPr>
+          <w:sz w:val="32"/>
+          <w:szCs w:val="32"/>
+          <w:rtl/>
+          <w:lang w:val="en-US"/>
+        </w:rPr>
+      </w:pPr>
+      <w:r>
+        <w:rPr>
+          <w:rFonts w:hint="cs"/>
+          <w:sz w:val="32"/>
+          <w:szCs w:val="32"/>
+          <w:rtl/>
+          <w:lang w:val="en-US"/>
+        </w:rPr>
+        <w:t>3: תכן.</w:t>
+      </w:r>
+    </w:p>
+    <w:p>
+      <w:pPr>
+        <w:jc w:val="right"/>
+        <w:rPr>
+          <w:rFonts w:hint="cs"/>
+          <w:sz w:val="32"/>
+          <w:szCs w:val="32"/>
+          <w:rtl/>
+          <w:lang w:val="en-US"/>
+        </w:rPr>
+      </w:pPr>
+      <w:r>
+        <w:rPr>
+          <w:rFonts w:hint="cs"/>
+          <w:sz w:val="32"/>
+          <w:szCs w:val="32"/>
+          <w:rtl/>
+          <w:lang w:val="en-US"/>
+        </w:rPr>
+        <w:t>4: מידול.</w:t>
+      </w:r>
+    </w:p>
+    <w:p>
+      <w:pPr>
+        <w:jc w:val="center"/>
+        <w:rPr>
+          <w:sz w:val="32"/>
+          <w:szCs w:val="32"/>
+          <w:rtl/>
+          <w:lang w:val="en-US"/>
+        </w:rPr>
+      </w:pPr>
+      <w:r>
+        <w:rPr>
+          <w:sz w:val="32"/>
+          <w:szCs w:val="32"/>
+          <w:rtl/>
+          <w:lang w:val="en-US"/>
+        </w:rPr>
+        <w:br w:type="page"/>
+      </w:r>
+    </w:p>
+    <w:p>
+      <w:pPr>
+        <w:jc w:val="center"/>
+        <w:rPr>
+          <w:b/>
+          <w:bCs/>
+          <w:sz w:val="32"/>
+          <w:szCs w:val="32"/>
+          <w:rtl/>
+          <w:lang w:val="en-US"/>
+        </w:rPr>
+      </w:pPr>
+      <w:r>
+        <w:rPr>
+          <w:rFonts w:hint="cs"/>
+          <w:b/>
+          <w:bCs/>
+          <w:sz w:val="32"/>
+          <w:szCs w:val="32"/>
+          <w:rtl/>
+          <w:lang w:val="en-US"/>
+        </w:rPr>
+        <w:lastRenderedPageBreak/>
+        <w:t xml:space="preserve">2 </w:t>
+      </w:r>
+      <w:r>
+        <w:rPr>
+          <w:b/>
+          <w:bCs/>
+          <w:sz w:val="32"/>
+          <w:szCs w:val="32"/>
+          <w:rtl/>
+          <w:lang w:val="en-US"/>
+        </w:rPr>
+        <w:t>–</w:t>
+      </w:r>
+      <w:r>
+        <w:rPr>
+          <w:rFonts w:hint="cs"/>
+          <w:b/>
+          <w:bCs/>
+          <w:sz w:val="32"/>
+          <w:szCs w:val="32"/>
+          <w:rtl/>
+          <w:lang w:val="en-US"/>
+        </w:rPr>
+        <w:t xml:space="preserve"> דרישות מהפרויקט:</w:t>
+      </w:r>
+    </w:p>
+    <w:p>
+      <w:pPr>
+        <w:jc w:val="right"/>
+        <w:rPr>
+          <w:sz w:val="32"/>
+          <w:szCs w:val="32"/>
+          <w:lang w:val="en-US"/>
+        </w:rPr>
+      </w:pPr>
+      <w:r>
+        <w:rPr>
+          <w:sz w:val="32"/>
+          <w:szCs w:val="32"/>
+          <w:lang w:val="en-US"/>
+        </w:rPr>
+        <w:t>gcode</w:t>
+      </w:r>
+      <w:r>
+        <w:rPr>
+          <w:rFonts w:hint="cs"/>
+          <w:sz w:val="32"/>
+          <w:szCs w:val="32"/>
+          <w:rtl/>
+          <w:lang w:val="en-US"/>
+        </w:rPr>
+        <w:t>1: קריאה ועיבוד של</w:t>
+      </w:r>
+      <w:r>
+        <w:rPr>
+          <w:rFonts w:hint="cs"/>
+          <w:sz w:val="32"/>
+          <w:szCs w:val="32"/>
+          <w:rtl/>
+          <w:lang w:val="en-US"/>
+        </w:rPr>
+        <w:t xml:space="preserve"> קבצי</w:t>
+      </w:r>
+      <w:r>
+        <w:rPr>
+          <w:rFonts w:hint="cs"/>
+          <w:sz w:val="32"/>
+          <w:szCs w:val="32"/>
+          <w:rtl/>
+          <w:lang w:val="en-US"/>
+        </w:rPr>
+        <w:t xml:space="preserve"> </w:t>
+      </w:r>
+    </w:p>
+    <w:p>
+      <w:pPr>
+        <w:jc w:val="right"/>
+        <w:rPr>
+          <w:sz w:val="32"/>
+          <w:szCs w:val="32"/>
+          <w:rtl/>
+          <w:lang w:val="en-US"/>
+        </w:rPr>
+      </w:pPr>
+      <w:r>
+        <w:rPr>
+          <w:rFonts w:hint="cs"/>
+          <w:sz w:val="32"/>
+          <w:szCs w:val="32"/>
+          <w:rtl/>
+          <w:lang w:val="en-US"/>
+        </w:rPr>
+        <w:t>2: תזוזה מסונכרנת על צירים שיכולה להגיע לכל נקודה על המיתה</w:t>
+      </w:r>
+      <w:r>
+        <w:rPr>
+          <w:rFonts w:hint="cs"/>
+          <w:sz w:val="32"/>
+          <w:szCs w:val="32"/>
+          <w:rtl/>
+          <w:lang w:val="en-US"/>
+        </w:rPr>
+        <w:t>.</w:t>
+      </w:r>
+    </w:p>
+    <w:p>
+      <w:pPr>
+        <w:rPr>
+          <w:sz w:val="32"/>
+          <w:szCs w:val="32"/>
+          <w:rtl/>
+          <w:lang w:val="en-US"/>
+        </w:rPr>
+      </w:pPr>
+      <w:r>
+        <w:rPr>
+          <w:sz w:val="32"/>
+          <w:szCs w:val="32"/>
+          <w:rtl/>
+          <w:lang w:val="en-US"/>
+        </w:rPr>
+        <w:br w:type="page"/>
+      </w:r>
+    </w:p>
+    <w:p>
+      <w:pPr>
+        <w:jc w:val="center"/>
+        <w:rPr>
+          <w:b/>
+          <w:bCs/>
+          <w:sz w:val="32"/>
+          <w:szCs w:val="32"/>
+          <w:rtl/>
+          <w:lang w:val="en-US"/>
+        </w:rPr>
+      </w:pPr>
+      <w:r>
+        <w:rPr>
+          <w:rFonts w:hint="cs"/>
+          <w:b/>
+          <w:bCs/>
+          <w:sz w:val="32"/>
+          <w:szCs w:val="32"/>
+          <w:rtl/>
+          <w:lang w:val="en-US"/>
+        </w:rPr>
+        <w:lastRenderedPageBreak/>
+        <w:t xml:space="preserve">3 </w:t>
+      </w:r>
+      <w:r>
+        <w:rPr>
+          <w:b/>
+          <w:bCs/>
+          <w:sz w:val="32"/>
+          <w:szCs w:val="32"/>
+          <w:rtl/>
+          <w:lang w:val="en-US"/>
+        </w:rPr>
+        <w:t>–</w:t>
+      </w:r>
+      <w:r>
+        <w:rPr>
+          <w:rFonts w:hint="cs"/>
+          <w:b/>
+          <w:bCs/>
+          <w:sz w:val="32"/>
+          <w:szCs w:val="32"/>
+          <w:rtl/>
+          <w:lang w:val="en-US"/>
+        </w:rPr>
+        <w:t xml:space="preserve"> תכן:</w:t>
+      </w:r>
+    </w:p>
+    <w:p>
+      <w:pPr>
+        <w:rPr>
+          <w:sz w:val="32"/>
+          <w:szCs w:val="32"/>
+          <w:lang w:val="en-US"/>
+        </w:rPr>
+      </w:pPr>
+      <w:r>
+        <w:rPr>
+          <w:sz w:val="32"/>
+          <w:szCs w:val="32"/>
+          <w:rtl/>
+          <w:lang w:val="en-US"/>
+        </w:rPr>
+        <w:br w:type="page"/>
+      </w:r>
+    </w:p>
+    <w:p>
+      <w:pPr>
+        <w:jc w:val="center"/>
+        <w:rPr>
+          <w:b/>
+          <w:bCs/>
+          <w:sz w:val="32"/>
+          <w:szCs w:val="32"/>
+          <w:rtl/>
+          <w:lang w:val="en-US"/>
+        </w:rPr>
+      </w:pPr>
+      <w:r>
+        <w:rPr>
+          <w:rFonts w:hint="cs"/>
+          <w:b/>
+          <w:bCs/>
+          <w:sz w:val="32"/>
+          <w:szCs w:val="32"/>
+          <w:rtl/>
+          <w:lang w:val="en-US"/>
+        </w:rPr>
+        <w:lastRenderedPageBreak/>
+        <w:t xml:space="preserve">4 </w:t>
+      </w:r>
+      <w:r>
+        <w:rPr>
+          <w:b/>
+          <w:bCs/>
+          <w:sz w:val="32"/>
+          <w:szCs w:val="32"/>
+          <w:rtl/>
+          <w:lang w:val="en-US"/>
+        </w:rPr>
+        <w:t>–</w:t>
+      </w:r>
+      <w:r>
+        <w:rPr>
+          <w:rFonts w:hint="cs"/>
+          <w:b/>
+          <w:bCs/>
+          <w:sz w:val="32"/>
+          <w:szCs w:val="32"/>
+          <w:rtl/>
+          <w:lang w:val="en-US"/>
+        </w:rPr>
+        <w:t xml:space="preserve"> מידול:</w:t>
+      </w:r>
+    </w:p>
+    <w:p>
+      <w:pPr>
+        <w:jc w:val="right"/>
+        <w:rPr>
+          <w:sz w:val="32"/>
+          <w:szCs w:val="32"/>
+          <w:rtl/>
+          <w:lang w:val="en-US"/>
+        </w:rPr>
+      </w:pPr>
+      <w:r>
+        <w:rPr>
+          <w:sz w:val="32"/>
+          <w:szCs w:val="32"/>
+          <w:lang w:val="en-US"/>
+        </w:rPr>
+        <w:t>Screw and belt holder</w:t>
+      </w:r>
+      <w:r>
+        <w:rPr>
+          <w:rFonts w:hint="cs"/>
+          <w:sz w:val="32"/>
+          <w:szCs w:val="32"/>
+          <w:rtl/>
+          <w:lang w:val="en-US"/>
+        </w:rPr>
+        <w:t xml:space="preserve">שם החלק: </w:t>
+      </w:r>
+    </w:p>
+    <w:p>
+      <w:pPr>
+        <w:jc w:val="right"/>
+        <w:rPr>
+          <w:sz w:val="32"/>
+          <w:szCs w:val="32"/>
+          <w:rtl/>
+          <w:lang w:val="en-US"/>
+        </w:rPr>
+      </w:pPr>
+      <w:r>
+        <w:rPr>
+          <w:rFonts w:hint="cs"/>
+          <w:sz w:val="32"/>
+          <w:szCs w:val="32"/>
+          <w:rtl/>
+          <w:lang w:val="en-US"/>
+        </w:rPr>
+        <w:t>תמונה:</w:t>
+      </w:r>
+    </w:p>
+    <w:p>
+      <w:pPr>
+        <w:jc w:val="right"/>
+        <w:rPr>
+          <w:sz w:val="32"/>
+          <w:szCs w:val="32"/>
+          <w:rtl/>
+          <w:lang w:val="en-US"/>
+        </w:rPr>
+      </w:pPr>
+      <w:r>
+        <w:rPr>
+          <w:sz w:val="32"/>
+          <w:szCs w:val="32"/>
+          <w:lang w:val="en-US"/>
+        </w:rPr>
+        <w:drawing>
+          <wp:inline distT="0" distB="0" distL="0" distR="0" wp14:anchorId="7DD89BFA" wp14:editId="26E51913">
+            <wp:extent cx="2239917" cy="2105891"/>
+            <wp:effectExtent l="0" t="0" r="8255" b="8890"/>
+            <wp:docPr id="1606184554" name="Picture 1"/>
+            <wp:cNvGraphicFramePr>
+              <a:graphicFrameLocks xmlns:a="http://schemas.openxmlformats.org/drawingml/2006/main" noChangeAspect="1"/>
+            </wp:cNvGraphicFramePr>
+            <a:graphic xmlns:a="http://schemas.openxmlformats.org/drawingml/2006/main">
+              <a:graphicData uri="http://schemas.openxmlformats.org/drawingml/2006/picture">
+                <pic:pic xmlns:pic="http://schemas.openxmlformats.org/drawingml/2006/picture">
+                  <pic:nvPicPr>
+                    <pic:cNvPr id="1606184554" name=""/>
+                    <pic:cNvPicPr/>
+                  </pic:nvPicPr>
+                  <pic:blipFill>
+                    <a:blip r:embed="rId8"/>
+                    <a:stretch>
+                      <a:fillRect/>
+                    </a:stretch>
+                  </pic:blipFill>
+                  <pic:spPr>
+                    <a:xfrm>
+                      <a:off x="0" y="0"/>
+                      <a:ext cx="2266221" cy="2130621"/>
+                    </a:xfrm>
+                    <a:prstGeom prst="rect">
+                      <a:avLst/>
+                    </a:prstGeom>
+                  </pic:spPr>
+                </pic:pic>
+              </a:graphicData>
+            </a:graphic>
+          </wp:inline>
+        </w:drawing>
+      </w:r>
+    </w:p>
+    <w:p>
+      <w:pPr>
+        <w:jc w:val="right"/>
+        <w:rPr>
+          <w:rFonts w:hint="cs"/>
+          <w:sz w:val="32"/>
+          <w:szCs w:val="32"/>
+          <w:rtl/>
+          <w:lang w:val="en-US"/>
+        </w:rPr>
+      </w:pPr>
+      <w:r>
+        <w:rPr>
+          <w:rFonts w:hint="cs"/>
+          <w:sz w:val="32"/>
+          <w:szCs w:val="32"/>
+          <w:rtl/>
+          <w:lang w:val="en-US"/>
+        </w:rPr>
+        <w:t xml:space="preserve"> למוט</w:t>
+      </w:r>
+      <w:r>
+        <w:rPr>
+          <w:sz w:val="32"/>
+          <w:szCs w:val="32"/>
+          <w:lang w:val="en-US"/>
+        </w:rPr>
+        <w:t>Y</w:t>
+      </w:r>
+      <w:r>
+        <w:rPr>
+          <w:rFonts w:hint="cs"/>
+          <w:sz w:val="32"/>
+          <w:szCs w:val="32"/>
+          <w:rtl/>
+          <w:lang w:val="en-US"/>
+        </w:rPr>
+        <w:t>, ואת החגורה של ציר-</w:t>
+      </w:r>
+      <w:r>
+        <w:rPr>
+          <w:rFonts w:hint="cs"/>
+          <w:sz w:val="32"/>
+          <w:szCs w:val="32"/>
+          <w:rtl/>
+          <w:lang w:val="en-US"/>
+        </w:rPr>
+        <w:t xml:space="preserve"> </w:t>
+      </w:r>
+      <w:r>
+        <w:rPr>
+          <w:sz w:val="32"/>
+          <w:szCs w:val="32"/>
+          <w:lang w:val="en-US"/>
+        </w:rPr>
+        <w:t>X</w:t>
+      </w:r>
+      <w:r>
+        <w:rPr>
+          <w:rFonts w:hint="cs"/>
+          <w:sz w:val="32"/>
+          <w:szCs w:val="32"/>
+          <w:rtl/>
+          <w:lang w:val="en-US"/>
+        </w:rPr>
+        <w:t xml:space="preserve"> </w:t>
+      </w:r>
+      <w:r>
+        <w:rPr>
+          <w:rFonts w:hint="cs"/>
+          <w:sz w:val="32"/>
+          <w:szCs w:val="32"/>
+          <w:rtl/>
+          <w:lang w:val="en-US"/>
+        </w:rPr>
+        <w:t>שימוש: מחבר את הבורג של ציר ה-</w:t>
+      </w:r>
     </w:p>
     <w:sectPr>
       <w:pgSz w:w="11906" w:h="16838"/>

--- a/ספר פרוייקט כיתה י', יונתן טורפשטיין.docx
+++ b/ספר פרוייקט כיתה י', יונתן טורפשטיין.docx
@@ -64,8 +64,22 @@
           <w:rtl/>
           <w:lang w:val="en-US"/>
         </w:rPr>
-        <w:t>מדפסת תלת מימד</w:t>
-      </w:r>
+        <w:t xml:space="preserve">מדפסת תלת </w:t>
+      </w:r>
+      <w:proofErr w:type="spellStart"/>
+      <w:r>
+        <w:rPr>
+          <w:rFonts w:hint="cs"/>
+          <w:b/>
+          <w:bCs/>
+          <w:sz w:val="44"/>
+          <w:szCs w:val="44"/>
+          <w:rtl/>
+          <w:lang w:val="en-US"/>
+        </w:rPr>
+        <w:t>מימד</w:t>
+      </w:r>
+      <w:proofErr w:type="spellEnd"/>
       <w:r>
         <w:rPr>
           <w:rFonts w:hint="cs"/>
@@ -485,6 +499,7 @@
           <w:lang w:val="en-US"/>
         </w:rPr>
       </w:pPr>
+      <w:proofErr w:type="spellStart"/>
       <w:r>
         <w:rPr>
           <w:sz w:val="32"/>
@@ -493,6 +508,7 @@
         </w:rPr>
         <w:t>gcode</w:t>
       </w:r>
+      <w:proofErr w:type="spellEnd"/>
       <w:r>
         <w:rPr>
           <w:rFonts w:hint="cs"/>
@@ -694,16 +710,16 @@
       <w:pPr>
         <w:jc w:val="right"/>
         <w:rPr>
-          <w:sz w:val="32"/>
-          <w:szCs w:val="32"/>
-          <w:rtl/>
-          <w:lang w:val="en-US"/>
-        </w:rPr>
-      </w:pPr>
-      <w:r>
-        <w:rPr>
-          <w:sz w:val="32"/>
-          <w:szCs w:val="32"/>
+          <w:sz w:val="22"/>
+          <w:szCs w:val="22"/>
+          <w:rtl/>
+          <w:lang w:val="en-US"/>
+        </w:rPr>
+      </w:pPr>
+      <w:r>
+        <w:rPr>
+          <w:sz w:val="22"/>
+          <w:szCs w:val="22"/>
           <w:lang w:val="en-US"/>
         </w:rPr>
         <w:t>Screw and belt holder</w:t>
@@ -711,8 +727,8 @@
       <w:r>
         <w:rPr>
           <w:rFonts w:hint="cs"/>
-          <w:sz w:val="32"/>
-          <w:szCs w:val="32"/>
+          <w:sz w:val="22"/>
+          <w:szCs w:val="22"/>
           <w:rtl/>
           <w:lang w:val="en-US"/>
         </w:rPr>
@@ -723,17 +739,17 @@
       <w:pPr>
         <w:jc w:val="right"/>
         <w:rPr>
-          <w:sz w:val="32"/>
-          <w:szCs w:val="32"/>
-          <w:rtl/>
-          <w:lang w:val="en-US"/>
-        </w:rPr>
-      </w:pPr>
-      <w:r>
-        <w:rPr>
-          <w:rFonts w:hint="cs"/>
-          <w:sz w:val="32"/>
-          <w:szCs w:val="32"/>
+          <w:sz w:val="22"/>
+          <w:szCs w:val="22"/>
+          <w:rtl/>
+          <w:lang w:val="en-US"/>
+        </w:rPr>
+      </w:pPr>
+      <w:r>
+        <w:rPr>
+          <w:rFonts w:hint="cs"/>
+          <w:sz w:val="22"/>
+          <w:szCs w:val="22"/>
           <w:rtl/>
           <w:lang w:val="en-US"/>
         </w:rPr>
@@ -744,22 +760,22 @@
       <w:pPr>
         <w:jc w:val="right"/>
         <w:rPr>
-          <w:sz w:val="32"/>
-          <w:szCs w:val="32"/>
-          <w:rtl/>
-          <w:lang w:val="en-US"/>
-        </w:rPr>
-      </w:pPr>
-      <w:r>
-        <w:rPr>
-          <w:sz w:val="32"/>
-          <w:szCs w:val="32"/>
+          <w:sz w:val="22"/>
+          <w:szCs w:val="22"/>
+          <w:rtl/>
+          <w:lang w:val="en-US"/>
+        </w:rPr>
+      </w:pPr>
+      <w:r>
+        <w:rPr>
+          <w:sz w:val="22"/>
+          <w:szCs w:val="22"/>
           <w:lang w:val="en-US"/>
         </w:rPr>
         <w:drawing>
-          <wp:inline distT="0" distB="0" distL="0" distR="0" wp14:anchorId="7DD89BFA" wp14:editId="26E51913">
-            <wp:extent cx="2239917" cy="2105891"/>
-            <wp:effectExtent l="0" t="0" r="8255" b="8890"/>
+          <wp:inline distT="0" distB="0" distL="0" distR="0" wp14:anchorId="7DD89BFA" wp14:editId="292D9154">
+            <wp:extent cx="1407316" cy="1323109"/>
+            <wp:effectExtent l="0" t="0" r="2540" b="0"/>
             <wp:docPr id="1606184554" name="Picture 1"/>
             <wp:cNvGraphicFramePr>
               <a:graphicFrameLocks xmlns:a="http://schemas.openxmlformats.org/drawingml/2006/main" noChangeAspect="1"/>
@@ -780,7 +796,7 @@
                   <pic:spPr>
                     <a:xfrm>
                       <a:off x="0" y="0"/>
-                      <a:ext cx="2266221" cy="2130621"/>
+                      <a:ext cx="1444954" cy="1358495"/>
                     </a:xfrm>
                     <a:prstGeom prst="rect">
                       <a:avLst/>
@@ -797,18 +813,17 @@
       <w:pPr>
         <w:jc w:val="right"/>
         <w:rPr>
-          <w:rFonts w:hint="cs"/>
-          <w:sz w:val="32"/>
-          <w:szCs w:val="32"/>
-          <w:rtl/>
-          <w:lang w:val="en-US"/>
-        </w:rPr>
-      </w:pPr>
-      <w:r>
-        <w:rPr>
-          <w:rFonts w:hint="cs"/>
-          <w:sz w:val="32"/>
-          <w:szCs w:val="32"/>
+          <w:sz w:val="22"/>
+          <w:szCs w:val="22"/>
+          <w:rtl/>
+          <w:lang w:val="en-US"/>
+        </w:rPr>
+      </w:pPr>
+      <w:r>
+        <w:rPr>
+          <w:rFonts w:hint="cs"/>
+          <w:sz w:val="22"/>
+          <w:szCs w:val="22"/>
           <w:rtl/>
           <w:lang w:val="en-US"/>
         </w:rPr>
@@ -816,8 +831,8 @@
       </w:r>
       <w:r>
         <w:rPr>
-          <w:sz w:val="32"/>
-          <w:szCs w:val="32"/>
+          <w:sz w:val="22"/>
+          <w:szCs w:val="22"/>
           <w:lang w:val="en-US"/>
         </w:rPr>
         <w:t>Y</w:t>
@@ -825,8 +840,8 @@
       <w:r>
         <w:rPr>
           <w:rFonts w:hint="cs"/>
-          <w:sz w:val="32"/>
-          <w:szCs w:val="32"/>
+          <w:sz w:val="22"/>
+          <w:szCs w:val="22"/>
           <w:rtl/>
           <w:lang w:val="en-US"/>
         </w:rPr>
@@ -835,8 +850,8 @@
       <w:r>
         <w:rPr>
           <w:rFonts w:hint="cs"/>
-          <w:sz w:val="32"/>
-          <w:szCs w:val="32"/>
+          <w:sz w:val="22"/>
+          <w:szCs w:val="22"/>
           <w:rtl/>
           <w:lang w:val="en-US"/>
         </w:rPr>
@@ -844,8 +859,8 @@
       </w:r>
       <w:r>
         <w:rPr>
-          <w:sz w:val="32"/>
-          <w:szCs w:val="32"/>
+          <w:sz w:val="22"/>
+          <w:szCs w:val="22"/>
           <w:lang w:val="en-US"/>
         </w:rPr>
         <w:t>X</w:t>
@@ -853,8 +868,8 @@
       <w:r>
         <w:rPr>
           <w:rFonts w:hint="cs"/>
-          <w:sz w:val="32"/>
-          <w:szCs w:val="32"/>
+          <w:sz w:val="22"/>
+          <w:szCs w:val="22"/>
           <w:rtl/>
           <w:lang w:val="en-US"/>
         </w:rPr>
@@ -863,13 +878,580 @@
       <w:r>
         <w:rPr>
           <w:rFonts w:hint="cs"/>
-          <w:sz w:val="32"/>
-          <w:szCs w:val="32"/>
+          <w:sz w:val="22"/>
+          <w:szCs w:val="22"/>
           <w:rtl/>
           <w:lang w:val="en-US"/>
         </w:rPr>
         <w:t>שימוש: מחבר את הבורג של ציר ה-</w:t>
       </w:r>
+    </w:p>
+    <w:p>
+      <w:pPr>
+        <w:jc w:val="right"/>
+        <w:rPr>
+          <w:sz w:val="22"/>
+          <w:szCs w:val="22"/>
+          <w:rtl/>
+          <w:lang w:val="en-US"/>
+        </w:rPr>
+      </w:pPr>
+      <w:r>
+        <w:rPr>
+          <w:rFonts w:hint="cs"/>
+          <w:sz w:val="22"/>
+          <w:szCs w:val="22"/>
+          <w:rtl/>
+          <w:lang w:val="en-US"/>
+        </w:rPr>
+        <w:t>.</w:t>
+      </w:r>
+      <w:r>
+        <w:rPr>
+          <w:sz w:val="22"/>
+          <w:szCs w:val="22"/>
+          <w:lang w:val="en-US"/>
+        </w:rPr>
+        <w:t>Y</w:t>
+      </w:r>
+      <w:r>
+        <w:rPr>
+          <w:rFonts w:hint="cs"/>
+          <w:sz w:val="22"/>
+          <w:szCs w:val="22"/>
+          <w:rtl/>
+          <w:lang w:val="en-US"/>
+        </w:rPr>
+        <w:t>של ציר ה-</w:t>
+      </w:r>
+    </w:p>
+    <w:p>
+      <w:pPr>
+        <w:jc w:val="right"/>
+        <w:rPr>
+          <w:sz w:val="22"/>
+          <w:szCs w:val="22"/>
+          <w:rtl/>
+          <w:lang w:val="en-US"/>
+        </w:rPr>
+      </w:pPr>
+    </w:p>
+    <w:p>
+      <w:pPr>
+        <w:jc w:val="right"/>
+        <w:rPr>
+          <w:sz w:val="22"/>
+          <w:szCs w:val="22"/>
+          <w:rtl/>
+          <w:lang w:val="en-US"/>
+        </w:rPr>
+      </w:pPr>
+      <w:r>
+        <w:rPr>
+          <w:sz w:val="22"/>
+          <w:szCs w:val="22"/>
+          <w:lang w:val="en-US"/>
+        </w:rPr>
+        <w:t>Belt holder</w:t>
+      </w:r>
+      <w:r>
+        <w:rPr>
+          <w:rFonts w:hint="cs"/>
+          <w:sz w:val="22"/>
+          <w:szCs w:val="22"/>
+          <w:rtl/>
+          <w:lang w:val="en-US"/>
+        </w:rPr>
+        <w:t xml:space="preserve">שם החלק: </w:t>
+      </w:r>
+    </w:p>
+    <w:p>
+      <w:pPr>
+        <w:jc w:val="right"/>
+        <w:rPr>
+          <w:sz w:val="22"/>
+          <w:szCs w:val="22"/>
+          <w:rtl/>
+          <w:lang w:val="en-US"/>
+        </w:rPr>
+      </w:pPr>
+      <w:r>
+        <w:rPr>
+          <w:rFonts w:hint="cs"/>
+          <w:sz w:val="22"/>
+          <w:szCs w:val="22"/>
+          <w:rtl/>
+          <w:lang w:val="en-US"/>
+        </w:rPr>
+        <w:t>תמונה:</w:t>
+      </w:r>
+    </w:p>
+    <w:p>
+      <w:pPr>
+        <w:jc w:val="right"/>
+        <w:rPr>
+          <w:sz w:val="22"/>
+          <w:szCs w:val="22"/>
+          <w:rtl/>
+          <w:lang w:val="en-US"/>
+        </w:rPr>
+      </w:pPr>
+      <w:r>
+        <w:rPr>
+          <w:sz w:val="22"/>
+          <w:szCs w:val="22"/>
+          <w:lang w:val="en-US"/>
+        </w:rPr>
+        <w:drawing>
+          <wp:inline distT="0" distB="0" distL="0" distR="0" wp14:anchorId="020656DB" wp14:editId="397E1647">
+            <wp:extent cx="1218767" cy="1253836"/>
+            <wp:effectExtent l="0" t="0" r="635" b="3810"/>
+            <wp:docPr id="661355025" name="Picture 1"/>
+            <wp:cNvGraphicFramePr>
+              <a:graphicFrameLocks xmlns:a="http://schemas.openxmlformats.org/drawingml/2006/main" noChangeAspect="1"/>
+            </wp:cNvGraphicFramePr>
+            <a:graphic xmlns:a="http://schemas.openxmlformats.org/drawingml/2006/main">
+              <a:graphicData uri="http://schemas.openxmlformats.org/drawingml/2006/picture">
+                <pic:pic xmlns:pic="http://schemas.openxmlformats.org/drawingml/2006/picture">
+                  <pic:nvPicPr>
+                    <pic:cNvPr id="661355025" name=""/>
+                    <pic:cNvPicPr/>
+                  </pic:nvPicPr>
+                  <pic:blipFill>
+                    <a:blip r:embed="rId9"/>
+                    <a:stretch>
+                      <a:fillRect/>
+                    </a:stretch>
+                  </pic:blipFill>
+                  <pic:spPr>
+                    <a:xfrm>
+                      <a:off x="0" y="0"/>
+                      <a:ext cx="1242077" cy="1277817"/>
+                    </a:xfrm>
+                    <a:prstGeom prst="rect">
+                      <a:avLst/>
+                    </a:prstGeom>
+                  </pic:spPr>
+                </pic:pic>
+              </a:graphicData>
+            </a:graphic>
+          </wp:inline>
+        </w:drawing>
+      </w:r>
+    </w:p>
+    <w:p>
+      <w:pPr>
+        <w:jc w:val="right"/>
+        <w:rPr>
+          <w:sz w:val="22"/>
+          <w:szCs w:val="22"/>
+          <w:rtl/>
+          <w:lang w:val="en-US"/>
+        </w:rPr>
+      </w:pPr>
+      <w:r>
+        <w:rPr>
+          <w:rFonts w:hint="cs"/>
+          <w:sz w:val="22"/>
+          <w:szCs w:val="22"/>
+          <w:rtl/>
+          <w:lang w:val="en-US"/>
+        </w:rPr>
+        <w:t xml:space="preserve"> על הגלגלת של ראש</w:t>
+      </w:r>
+      <w:r>
+        <w:rPr>
+          <w:sz w:val="22"/>
+          <w:szCs w:val="22"/>
+          <w:lang w:val="en-US"/>
+        </w:rPr>
+        <w:t>Y</w:t>
+      </w:r>
+      <w:r>
+        <w:rPr>
+          <w:rFonts w:hint="cs"/>
+          <w:sz w:val="22"/>
+          <w:szCs w:val="22"/>
+          <w:rtl/>
+          <w:lang w:val="en-US"/>
+        </w:rPr>
+        <w:t xml:space="preserve"> </w:t>
+      </w:r>
+      <w:r>
+        <w:rPr>
+          <w:rFonts w:hint="cs"/>
+          <w:sz w:val="22"/>
+          <w:szCs w:val="22"/>
+          <w:rtl/>
+          <w:lang w:val="en-US"/>
+        </w:rPr>
+        <w:t xml:space="preserve">שימוש: </w:t>
+      </w:r>
+      <w:r>
+        <w:rPr>
+          <w:rFonts w:hint="cs"/>
+          <w:sz w:val="22"/>
+          <w:szCs w:val="22"/>
+          <w:rtl/>
+          <w:lang w:val="en-US"/>
+        </w:rPr>
+        <w:t xml:space="preserve">מקבע </w:t>
+      </w:r>
+      <w:r>
+        <w:rPr>
+          <w:rFonts w:hint="cs"/>
+          <w:sz w:val="22"/>
+          <w:szCs w:val="22"/>
+          <w:rtl/>
+          <w:lang w:val="en-US"/>
+        </w:rPr>
+        <w:t xml:space="preserve"> את הרצועה של ציר ה-</w:t>
+      </w:r>
+    </w:p>
+    <w:p>
+      <w:pPr>
+        <w:jc w:val="right"/>
+        <w:rPr>
+          <w:sz w:val="22"/>
+          <w:szCs w:val="22"/>
+          <w:lang w:val="en-US"/>
+        </w:rPr>
+      </w:pPr>
+      <w:r>
+        <w:rPr>
+          <w:rFonts w:hint="cs"/>
+          <w:sz w:val="22"/>
+          <w:szCs w:val="22"/>
+          <w:rtl/>
+          <w:lang w:val="en-US"/>
+        </w:rPr>
+        <w:t>שמחזיקה את ראש ההדפסה.</w:t>
+      </w:r>
+    </w:p>
+    <w:p>
+      <w:pPr>
+        <w:jc w:val="right"/>
+        <w:rPr>
+          <w:sz w:val="22"/>
+          <w:szCs w:val="22"/>
+          <w:rtl/>
+          <w:lang w:val="en-US"/>
+        </w:rPr>
+      </w:pPr>
+    </w:p>
+    <w:p>
+      <w:pPr>
+        <w:jc w:val="right"/>
+        <w:rPr>
+          <w:sz w:val="22"/>
+          <w:szCs w:val="22"/>
+          <w:lang w:val="en-US"/>
+        </w:rPr>
+      </w:pPr>
+      <w:r>
+        <w:rPr>
+          <w:sz w:val="22"/>
+          <w:szCs w:val="22"/>
+          <w:lang w:val="en-US"/>
+        </w:rPr>
+        <w:t>stretcher mount</w:t>
+      </w:r>
+      <w:r>
+        <w:rPr>
+          <w:rFonts w:hint="cs"/>
+          <w:sz w:val="22"/>
+          <w:szCs w:val="22"/>
+          <w:rtl/>
+          <w:lang w:val="en-US"/>
+        </w:rPr>
+        <w:t xml:space="preserve">שם החלק: </w:t>
+      </w:r>
+    </w:p>
+    <w:p>
+      <w:pPr>
+        <w:jc w:val="right"/>
+        <w:rPr>
+          <w:sz w:val="22"/>
+          <w:szCs w:val="22"/>
+          <w:rtl/>
+          <w:lang w:val="en-US"/>
+        </w:rPr>
+      </w:pPr>
+      <w:r>
+        <w:rPr>
+          <w:rFonts w:hint="cs"/>
+          <w:sz w:val="22"/>
+          <w:szCs w:val="22"/>
+          <w:rtl/>
+          <w:lang w:val="en-US"/>
+        </w:rPr>
+        <w:t>תמונה:</w:t>
+      </w:r>
+    </w:p>
+    <w:p>
+      <w:pPr>
+        <w:jc w:val="right"/>
+        <w:rPr>
+          <w:sz w:val="22"/>
+          <w:szCs w:val="22"/>
+          <w:rtl/>
+          <w:lang w:val="en-US"/>
+        </w:rPr>
+      </w:pPr>
+      <w:r>
+        <w:rPr>
+          <w:sz w:val="32"/>
+          <w:szCs w:val="32"/>
+          <w:lang w:val="en-US"/>
+        </w:rPr>
+        <w:drawing>
+          <wp:inline distT="0" distB="0" distL="0" distR="0" wp14:anchorId="0DE7D7EC" wp14:editId="5FA6A409">
+            <wp:extent cx="1026622" cy="1407775"/>
+            <wp:effectExtent l="0" t="0" r="2540" b="2540"/>
+            <wp:docPr id="434358525" name="Picture 1"/>
+            <wp:cNvGraphicFramePr>
+              <a:graphicFrameLocks xmlns:a="http://schemas.openxmlformats.org/drawingml/2006/main" noChangeAspect="1"/>
+            </wp:cNvGraphicFramePr>
+            <a:graphic xmlns:a="http://schemas.openxmlformats.org/drawingml/2006/main">
+              <a:graphicData uri="http://schemas.openxmlformats.org/drawingml/2006/picture">
+                <pic:pic xmlns:pic="http://schemas.openxmlformats.org/drawingml/2006/picture">
+                  <pic:nvPicPr>
+                    <pic:cNvPr id="434358525" name=""/>
+                    <pic:cNvPicPr/>
+                  </pic:nvPicPr>
+                  <pic:blipFill>
+                    <a:blip r:embed="rId10"/>
+                    <a:stretch>
+                      <a:fillRect/>
+                    </a:stretch>
+                  </pic:blipFill>
+                  <pic:spPr>
+                    <a:xfrm>
+                      <a:off x="0" y="0"/>
+                      <a:ext cx="1037974" cy="1423342"/>
+                    </a:xfrm>
+                    <a:prstGeom prst="rect">
+                      <a:avLst/>
+                    </a:prstGeom>
+                  </pic:spPr>
+                </pic:pic>
+              </a:graphicData>
+            </a:graphic>
+          </wp:inline>
+        </w:drawing>
+      </w:r>
+    </w:p>
+    <w:p>
+      <w:pPr>
+        <w:jc w:val="right"/>
+        <w:rPr>
+          <w:sz w:val="32"/>
+          <w:szCs w:val="32"/>
+          <w:rtl/>
+          <w:lang w:val="en-US"/>
+        </w:rPr>
+      </w:pPr>
+      <w:r>
+        <w:rPr>
+          <w:sz w:val="22"/>
+          <w:szCs w:val="22"/>
+          <w:lang w:val="en-US"/>
+        </w:rPr>
+        <w:t>Z</w:t>
+      </w:r>
+      <w:r>
+        <w:rPr>
+          <w:rFonts w:hint="cs"/>
+          <w:sz w:val="22"/>
+          <w:szCs w:val="22"/>
+          <w:rtl/>
+          <w:lang w:val="en-US"/>
+        </w:rPr>
+        <w:t xml:space="preserve"> </w:t>
+      </w:r>
+      <w:r>
+        <w:rPr>
+          <w:rFonts w:hint="cs"/>
+          <w:sz w:val="22"/>
+          <w:szCs w:val="22"/>
+          <w:rtl/>
+          <w:lang w:val="en-US"/>
+        </w:rPr>
+        <w:t>שימוש: מותח את הרצועה של ציר ה-</w:t>
+      </w:r>
+      <w:r>
+        <w:rPr>
+          <w:sz w:val="32"/>
+          <w:szCs w:val="32"/>
+          <w:lang w:val="en-US"/>
+        </w:rPr>
+        <w:t xml:space="preserve"> </w:t>
+      </w:r>
+    </w:p>
+    <w:p>
+      <w:pPr>
+        <w:jc w:val="right"/>
+        <w:rPr>
+          <w:sz w:val="32"/>
+          <w:szCs w:val="32"/>
+          <w:rtl/>
+          <w:lang w:val="en-US"/>
+        </w:rPr>
+      </w:pPr>
+    </w:p>
+    <w:p>
+      <w:pPr>
+        <w:jc w:val="right"/>
+        <w:rPr>
+          <w:sz w:val="22"/>
+          <w:szCs w:val="22"/>
+          <w:rtl/>
+          <w:lang w:val="en-US"/>
+        </w:rPr>
+      </w:pPr>
+      <w:r>
+        <w:rPr>
+          <w:sz w:val="22"/>
+          <w:szCs w:val="22"/>
+          <w:lang w:val="en-US"/>
+        </w:rPr>
+        <w:lastRenderedPageBreak/>
+        <w:t>belt gear</w:t>
+      </w:r>
+      <w:r>
+        <w:rPr>
+          <w:rFonts w:hint="cs"/>
+          <w:sz w:val="22"/>
+          <w:szCs w:val="22"/>
+          <w:rtl/>
+          <w:lang w:val="en-US"/>
+        </w:rPr>
+        <w:t xml:space="preserve">שם החלק: </w:t>
+      </w:r>
+    </w:p>
+    <w:p>
+      <w:pPr>
+        <w:jc w:val="right"/>
+        <w:rPr>
+          <w:sz w:val="22"/>
+          <w:szCs w:val="22"/>
+          <w:rtl/>
+          <w:lang w:val="en-US"/>
+        </w:rPr>
+      </w:pPr>
+      <w:r>
+        <w:rPr>
+          <w:rFonts w:hint="cs"/>
+          <w:sz w:val="22"/>
+          <w:szCs w:val="22"/>
+          <w:rtl/>
+          <w:lang w:val="en-US"/>
+        </w:rPr>
+        <w:t>תמונה:</w:t>
+      </w:r>
+    </w:p>
+    <w:p>
+      <w:pPr>
+        <w:jc w:val="right"/>
+        <w:rPr>
+          <w:sz w:val="22"/>
+          <w:szCs w:val="22"/>
+          <w:rtl/>
+          <w:lang w:val="en-US"/>
+        </w:rPr>
+      </w:pPr>
+      <w:r>
+        <w:rPr>
+          <w:sz w:val="22"/>
+          <w:szCs w:val="22"/>
+          <w:lang w:val="en-US"/>
+        </w:rPr>
+        <w:drawing>
+          <wp:inline distT="0" distB="0" distL="0" distR="0" wp14:anchorId="238FB94D" wp14:editId="4632C0C5">
+            <wp:extent cx="1398790" cy="1849200"/>
+            <wp:effectExtent l="0" t="0" r="0" b="0"/>
+            <wp:docPr id="1703159646" name="Picture 1"/>
+            <wp:cNvGraphicFramePr>
+              <a:graphicFrameLocks xmlns:a="http://schemas.openxmlformats.org/drawingml/2006/main" noChangeAspect="1"/>
+            </wp:cNvGraphicFramePr>
+            <a:graphic xmlns:a="http://schemas.openxmlformats.org/drawingml/2006/main">
+              <a:graphicData uri="http://schemas.openxmlformats.org/drawingml/2006/picture">
+                <pic:pic xmlns:pic="http://schemas.openxmlformats.org/drawingml/2006/picture">
+                  <pic:nvPicPr>
+                    <pic:cNvPr id="1703159646" name=""/>
+                    <pic:cNvPicPr/>
+                  </pic:nvPicPr>
+                  <pic:blipFill>
+                    <a:blip r:embed="rId11"/>
+                    <a:stretch>
+                      <a:fillRect/>
+                    </a:stretch>
+                  </pic:blipFill>
+                  <pic:spPr>
+                    <a:xfrm>
+                      <a:off x="0" y="0"/>
+                      <a:ext cx="1409087" cy="1862812"/>
+                    </a:xfrm>
+                    <a:prstGeom prst="rect">
+                      <a:avLst/>
+                    </a:prstGeom>
+                  </pic:spPr>
+                </pic:pic>
+              </a:graphicData>
+            </a:graphic>
+          </wp:inline>
+        </w:drawing>
+      </w:r>
+    </w:p>
+    <w:p>
+      <w:pPr>
+        <w:jc w:val="right"/>
+        <w:rPr>
+          <w:sz w:val="22"/>
+          <w:szCs w:val="22"/>
+          <w:rtl/>
+          <w:lang w:val="en-US"/>
+        </w:rPr>
+      </w:pPr>
+      <w:r>
+        <w:rPr>
+          <w:sz w:val="22"/>
+          <w:szCs w:val="22"/>
+          <w:lang w:val="en-US"/>
+        </w:rPr>
+        <w:t>Y</w:t>
+      </w:r>
+      <w:r>
+        <w:rPr>
+          <w:rFonts w:hint="cs"/>
+          <w:sz w:val="22"/>
+          <w:szCs w:val="22"/>
+          <w:rtl/>
+          <w:lang w:val="en-US"/>
+        </w:rPr>
+        <w:t xml:space="preserve">שימוש: </w:t>
+      </w:r>
+      <w:r>
+        <w:rPr>
+          <w:rFonts w:hint="cs"/>
+          <w:sz w:val="22"/>
+          <w:szCs w:val="22"/>
+          <w:rtl/>
+          <w:lang w:val="en-US"/>
+        </w:rPr>
+        <w:t>מחבר את המנועה לרצועה בציר ה-</w:t>
+      </w:r>
+    </w:p>
+    <w:p>
+      <w:pPr>
+        <w:jc w:val="right"/>
+        <w:rPr>
+          <w:rFonts w:hint="cs"/>
+          <w:sz w:val="22"/>
+          <w:szCs w:val="22"/>
+          <w:lang w:val="en-US"/>
+        </w:rPr>
+      </w:pPr>
     </w:p>
     <w:sectPr>
       <w:pgSz w:w="11906" w:h="16838"/>

--- a/ספר פרוייקט כיתה י', יונתן טורפשטיין.docx
+++ b/ספר פרוייקט כיתה י', יונתן טורפשטיין.docx
@@ -113,7 +113,7 @@
                     <pic:cNvPicPr/>
                   </pic:nvPicPr>
                   <pic:blipFill>
-                    <a:blip r:embed="rId6">
+                    <a:blip r:embed="rId8">
                       <a:extLst>
                         <a:ext uri="{28A0092B-C50C-407E-A947-70E740481C1C}">
                           <a14:useLocalDpi xmlns:a14="http://schemas.microsoft.com/office/drawing/2010/main" val="0"/>
@@ -152,7 +152,6 @@
         <w:rPr>
           <w:sz w:val="32"/>
           <w:szCs w:val="32"/>
-          <w:rtl/>
           <w:lang w:val="en-US"/>
         </w:rPr>
       </w:pPr>
@@ -166,30 +165,18 @@
         </w:rPr>
         <w:t>שם המגיש: יונתן טורפשטיין</w:t>
       </w:r>
-    </w:p>
-    <w:p>
-      <w:pPr>
-        <w:jc w:val="center"/>
-        <w:rPr>
-          <w:sz w:val="32"/>
-          <w:szCs w:val="32"/>
-          <w:lang w:val="en-US"/>
-        </w:rPr>
-      </w:pPr>
-      <w:r>
-        <w:rPr>
-          <w:rFonts w:hint="cs"/>
+      <w:r>
+        <w:rPr>
           <w:noProof/>
           <w:sz w:val="32"/>
           <w:szCs w:val="32"/>
-          <w:rtl/>
-          <w:lang w:val="he-IL"/>
+          <w:lang w:val="en-US"/>
         </w:rPr>
         <w:drawing>
-          <wp:inline distT="0" distB="0" distL="0" distR="0" wp14:anchorId="3B0CB20D" wp14:editId="7E0BAEF4">
-            <wp:extent cx="5274310" cy="5259705"/>
+          <wp:inline distT="0" distB="0" distL="0" distR="0" wp14:anchorId="57F5A71C" wp14:editId="5E72CA71">
+            <wp:extent cx="5274310" cy="5241925"/>
             <wp:effectExtent l="0" t="0" r="2540" b="0"/>
-            <wp:docPr id="1076131603" name="Picture 1"/>
+            <wp:docPr id="2036180346" name="Picture 2"/>
             <wp:cNvGraphicFramePr>
               <a:graphicFrameLocks xmlns:a="http://schemas.openxmlformats.org/drawingml/2006/main" noChangeAspect="1"/>
             </wp:cNvGraphicFramePr>
@@ -197,11 +184,674 @@
               <a:graphicData uri="http://schemas.openxmlformats.org/drawingml/2006/picture">
                 <pic:pic xmlns:pic="http://schemas.openxmlformats.org/drawingml/2006/picture">
                   <pic:nvPicPr>
-                    <pic:cNvPr id="1076131603" name="Picture 1076131603"/>
+                    <pic:cNvPr id="2036180346" name="Picture 2036180346"/>
+                    <pic:cNvPicPr/>
+                  </pic:nvPicPr>
+                  <pic:blipFill rotWithShape="1">
+                    <a:blip r:embed="rId9">
+                      <a:extLst>
+                        <a:ext uri="{28A0092B-C50C-407E-A947-70E740481C1C}">
+                          <a14:useLocalDpi xmlns:a14="http://schemas.microsoft.com/office/drawing/2010/main" val="0"/>
+                        </a:ext>
+                      </a:extLst>
+                    </a:blip>
+                    <a:srcRect l="11541" t="3157" r="15375"/>
+                    <a:stretch>
+                      <a:fillRect/>
+                    </a:stretch>
+                  </pic:blipFill>
+                  <pic:spPr bwMode="auto">
+                    <a:xfrm>
+                      <a:off x="0" y="0"/>
+                      <a:ext cx="5274310" cy="5241925"/>
+                    </a:xfrm>
+                    <a:prstGeom prst="rect">
+                      <a:avLst/>
+                    </a:prstGeom>
+                    <a:ln>
+                      <a:noFill/>
+                    </a:ln>
+                    <a:extLst>
+                      <a:ext uri="{53640926-AAD7-44D8-BBD7-CCE9431645EC}">
+                        <a14:shadowObscured xmlns:a14="http://schemas.microsoft.com/office/drawing/2010/main"/>
+                      </a:ext>
+                    </a:extLst>
+                  </pic:spPr>
+                </pic:pic>
+              </a:graphicData>
+            </a:graphic>
+          </wp:inline>
+        </w:drawing>
+      </w:r>
+    </w:p>
+    <w:p>
+      <w:pPr>
+        <w:jc w:val="right"/>
+        <w:rPr>
+          <w:sz w:val="32"/>
+          <w:szCs w:val="32"/>
+          <w:rtl/>
+          <w:lang w:val="en-US"/>
+        </w:rPr>
+      </w:pPr>
+      <w:r>
+        <w:rPr>
+          <w:rFonts w:hint="cs"/>
+          <w:sz w:val="32"/>
+          <w:szCs w:val="32"/>
+          <w:rtl/>
+          <w:lang w:val="en-US"/>
+        </w:rPr>
+        <w:t>תאריך הגשה: 20.5.2026</w:t>
+      </w:r>
+    </w:p>
+    <w:p>
+      <w:pPr>
+        <w:jc w:val="right"/>
+        <w:rPr>
+          <w:rFonts w:hint="cs"/>
+          <w:sz w:val="32"/>
+          <w:szCs w:val="32"/>
+          <w:lang w:val="en-US"/>
+        </w:rPr>
+      </w:pPr>
+      <w:hyperlink r:id="rId10" w:history="1">
+        <w:proofErr w:type="spellStart"/>
+        <w:r>
+          <w:rPr>
+            <w:rStyle w:val="Hyperlink"/>
+            <w:sz w:val="32"/>
+            <w:szCs w:val="32"/>
+            <w:lang w:val="en-US"/>
+          </w:rPr>
+          <w:t>Git</w:t>
+        </w:r>
+        <w:r>
+          <w:rPr>
+            <w:rStyle w:val="Hyperlink"/>
+            <w:sz w:val="32"/>
+            <w:szCs w:val="32"/>
+            <w:lang w:val="en-US"/>
+          </w:rPr>
+          <w:t>h</w:t>
+        </w:r>
+        <w:r>
+          <w:rPr>
+            <w:rStyle w:val="Hyperlink"/>
+            <w:sz w:val="32"/>
+            <w:szCs w:val="32"/>
+            <w:lang w:val="en-US"/>
+          </w:rPr>
+          <w:t>ub</w:t>
+        </w:r>
+        <w:proofErr w:type="spellEnd"/>
+      </w:hyperlink>
+      <w:r>
+        <w:rPr>
+          <w:rFonts w:hint="cs"/>
+          <w:sz w:val="32"/>
+          <w:szCs w:val="32"/>
+          <w:lang w:val="en-US"/>
+        </w:rPr>
+        <w:t xml:space="preserve"> </w:t>
+      </w:r>
+    </w:p>
+    <w:p>
+      <w:pPr>
+        <w:jc w:val="center"/>
+        <w:rPr>
+          <w:sz w:val="32"/>
+          <w:szCs w:val="32"/>
+          <w:lang w:val="en-US"/>
+        </w:rPr>
+      </w:pPr>
+    </w:p>
+    <w:p>
+      <w:pPr>
+        <w:jc w:val="center"/>
+        <w:rPr>
+          <w:sz w:val="32"/>
+          <w:szCs w:val="32"/>
+          <w:lang w:val="en-US"/>
+        </w:rPr>
+      </w:pPr>
+      <w:r>
+        <w:rPr>
+          <w:sz w:val="32"/>
+          <w:szCs w:val="32"/>
+          <w:lang w:val="en-US"/>
+        </w:rPr>
+        <w:br w:type="page"/>
+      </w:r>
+    </w:p>
+    <w:p>
+      <w:pPr>
+        <w:jc w:val="center"/>
+        <w:rPr>
+          <w:b/>
+          <w:bCs/>
+          <w:sz w:val="32"/>
+          <w:szCs w:val="32"/>
+          <w:rtl/>
+          <w:lang w:val="en-US"/>
+        </w:rPr>
+      </w:pPr>
+      <w:r>
+        <w:rPr>
+          <w:rFonts w:hint="cs"/>
+          <w:b/>
+          <w:bCs/>
+          <w:sz w:val="32"/>
+          <w:szCs w:val="32"/>
+          <w:rtl/>
+          <w:lang w:val="en-US"/>
+        </w:rPr>
+        <w:lastRenderedPageBreak/>
+        <w:t xml:space="preserve">1 - </w:t>
+      </w:r>
+      <w:r>
+        <w:rPr>
+          <w:rFonts w:hint="cs"/>
+          <w:b/>
+          <w:bCs/>
+          <w:sz w:val="32"/>
+          <w:szCs w:val="32"/>
+          <w:rtl/>
+          <w:lang w:val="en-US"/>
+        </w:rPr>
+        <w:t>תוכן עניינים</w:t>
+      </w:r>
+      <w:r>
+        <w:rPr>
+          <w:rFonts w:hint="cs"/>
+          <w:b/>
+          <w:bCs/>
+          <w:sz w:val="32"/>
+          <w:szCs w:val="32"/>
+          <w:rtl/>
+          <w:lang w:val="en-US"/>
+        </w:rPr>
+        <w:t>:</w:t>
+      </w:r>
+    </w:p>
+    <w:p>
+      <w:pPr>
+        <w:jc w:val="right"/>
+        <w:rPr>
+          <w:sz w:val="32"/>
+          <w:szCs w:val="32"/>
+          <w:rtl/>
+          <w:lang w:val="en-US"/>
+        </w:rPr>
+      </w:pPr>
+      <w:r>
+        <w:rPr>
+          <w:rFonts w:hint="cs"/>
+          <w:sz w:val="32"/>
+          <w:szCs w:val="32"/>
+          <w:rtl/>
+          <w:lang w:val="en-US"/>
+        </w:rPr>
+        <w:t>0: שער.</w:t>
+      </w:r>
+    </w:p>
+    <w:p>
+      <w:pPr>
+        <w:jc w:val="right"/>
+        <w:rPr>
+          <w:sz w:val="32"/>
+          <w:szCs w:val="32"/>
+          <w:rtl/>
+          <w:lang w:val="en-US"/>
+        </w:rPr>
+      </w:pPr>
+      <w:r>
+        <w:rPr>
+          <w:rFonts w:hint="cs"/>
+          <w:sz w:val="32"/>
+          <w:szCs w:val="32"/>
+          <w:rtl/>
+          <w:lang w:val="en-US"/>
+        </w:rPr>
+        <w:t>1: תוכן עניינים.</w:t>
+      </w:r>
+    </w:p>
+    <w:p>
+      <w:pPr>
+        <w:jc w:val="right"/>
+        <w:rPr>
+          <w:sz w:val="32"/>
+          <w:szCs w:val="32"/>
+          <w:rtl/>
+          <w:lang w:val="en-US"/>
+        </w:rPr>
+      </w:pPr>
+      <w:r>
+        <w:rPr>
+          <w:rFonts w:hint="cs"/>
+          <w:sz w:val="32"/>
+          <w:szCs w:val="32"/>
+          <w:rtl/>
+          <w:lang w:val="en-US"/>
+        </w:rPr>
+        <w:t xml:space="preserve">2: </w:t>
+      </w:r>
+      <w:r>
+        <w:rPr>
+          <w:rFonts w:hint="cs"/>
+          <w:sz w:val="32"/>
+          <w:szCs w:val="32"/>
+          <w:rtl/>
+          <w:lang w:val="en-US"/>
+        </w:rPr>
+        <w:t>דרישות</w:t>
+      </w:r>
+      <w:r>
+        <w:rPr>
+          <w:rFonts w:hint="cs"/>
+          <w:sz w:val="32"/>
+          <w:szCs w:val="32"/>
+          <w:rtl/>
+          <w:lang w:val="en-US"/>
+        </w:rPr>
+        <w:t xml:space="preserve"> פרויקט.</w:t>
+      </w:r>
+    </w:p>
+    <w:p>
+      <w:pPr>
+        <w:jc w:val="right"/>
+        <w:rPr>
+          <w:sz w:val="32"/>
+          <w:szCs w:val="32"/>
+          <w:rtl/>
+          <w:lang w:val="en-US"/>
+        </w:rPr>
+      </w:pPr>
+      <w:r>
+        <w:rPr>
+          <w:rFonts w:hint="cs"/>
+          <w:sz w:val="32"/>
+          <w:szCs w:val="32"/>
+          <w:rtl/>
+          <w:lang w:val="en-US"/>
+        </w:rPr>
+        <w:t>3: תכן.</w:t>
+      </w:r>
+    </w:p>
+    <w:p>
+      <w:pPr>
+        <w:jc w:val="right"/>
+        <w:rPr>
+          <w:sz w:val="32"/>
+          <w:szCs w:val="32"/>
+          <w:rtl/>
+          <w:lang w:val="en-US"/>
+        </w:rPr>
+      </w:pPr>
+      <w:r>
+        <w:rPr>
+          <w:rFonts w:hint="cs"/>
+          <w:sz w:val="32"/>
+          <w:szCs w:val="32"/>
+          <w:rtl/>
+          <w:lang w:val="en-US"/>
+        </w:rPr>
+        <w:t>4: מידול.</w:t>
+      </w:r>
+      <w:r>
+        <w:rPr>
+          <w:sz w:val="32"/>
+          <w:szCs w:val="32"/>
+          <w:lang w:val="en-US"/>
+        </w:rPr>
+        <w:t>-</w:t>
+      </w:r>
+      <w:r>
+        <w:rPr>
+          <w:sz w:val="32"/>
+          <w:szCs w:val="32"/>
+          <w:lang w:val="en-US"/>
+        </w:rPr>
+        <w:t>6</w:t>
+      </w:r>
+    </w:p>
+    <w:p>
+      <w:pPr>
+        <w:jc w:val="center"/>
+        <w:rPr>
+          <w:sz w:val="32"/>
+          <w:szCs w:val="32"/>
+          <w:rtl/>
+          <w:lang w:val="en-US"/>
+        </w:rPr>
+      </w:pPr>
+      <w:r>
+        <w:rPr>
+          <w:sz w:val="32"/>
+          <w:szCs w:val="32"/>
+          <w:rtl/>
+          <w:lang w:val="en-US"/>
+        </w:rPr>
+        <w:br w:type="page"/>
+      </w:r>
+    </w:p>
+    <w:p>
+      <w:pPr>
+        <w:jc w:val="center"/>
+        <w:rPr>
+          <w:b/>
+          <w:bCs/>
+          <w:sz w:val="32"/>
+          <w:szCs w:val="32"/>
+          <w:rtl/>
+          <w:lang w:val="en-US"/>
+        </w:rPr>
+      </w:pPr>
+      <w:r>
+        <w:rPr>
+          <w:rFonts w:hint="cs"/>
+          <w:b/>
+          <w:bCs/>
+          <w:sz w:val="32"/>
+          <w:szCs w:val="32"/>
+          <w:rtl/>
+          <w:lang w:val="en-US"/>
+        </w:rPr>
+        <w:lastRenderedPageBreak/>
+        <w:t xml:space="preserve">2 </w:t>
+      </w:r>
+      <w:r>
+        <w:rPr>
+          <w:b/>
+          <w:bCs/>
+          <w:sz w:val="32"/>
+          <w:szCs w:val="32"/>
+          <w:rtl/>
+          <w:lang w:val="en-US"/>
+        </w:rPr>
+        <w:t>–</w:t>
+      </w:r>
+      <w:r>
+        <w:rPr>
+          <w:rFonts w:hint="cs"/>
+          <w:b/>
+          <w:bCs/>
+          <w:sz w:val="32"/>
+          <w:szCs w:val="32"/>
+          <w:rtl/>
+          <w:lang w:val="en-US"/>
+        </w:rPr>
+        <w:t xml:space="preserve"> דרישות מהפרויקט:</w:t>
+      </w:r>
+    </w:p>
+    <w:p>
+      <w:pPr>
+        <w:jc w:val="right"/>
+        <w:rPr>
+          <w:sz w:val="32"/>
+          <w:szCs w:val="32"/>
+          <w:lang w:val="en-US"/>
+        </w:rPr>
+      </w:pPr>
+      <w:proofErr w:type="spellStart"/>
+      <w:r>
+        <w:rPr>
+          <w:sz w:val="32"/>
+          <w:szCs w:val="32"/>
+          <w:lang w:val="en-US"/>
+        </w:rPr>
+        <w:t>gcode</w:t>
+      </w:r>
+      <w:proofErr w:type="spellEnd"/>
+      <w:r>
+        <w:rPr>
+          <w:rFonts w:hint="cs"/>
+          <w:sz w:val="32"/>
+          <w:szCs w:val="32"/>
+          <w:rtl/>
+          <w:lang w:val="en-US"/>
+        </w:rPr>
+        <w:t>1: קריאה ועיבוד של</w:t>
+      </w:r>
+      <w:r>
+        <w:rPr>
+          <w:rFonts w:hint="cs"/>
+          <w:sz w:val="32"/>
+          <w:szCs w:val="32"/>
+          <w:rtl/>
+          <w:lang w:val="en-US"/>
+        </w:rPr>
+        <w:t xml:space="preserve"> קבצי</w:t>
+      </w:r>
+      <w:r>
+        <w:rPr>
+          <w:rFonts w:hint="cs"/>
+          <w:sz w:val="32"/>
+          <w:szCs w:val="32"/>
+          <w:rtl/>
+          <w:lang w:val="en-US"/>
+        </w:rPr>
+        <w:t xml:space="preserve"> </w:t>
+      </w:r>
+    </w:p>
+    <w:p>
+      <w:pPr>
+        <w:jc w:val="right"/>
+        <w:rPr>
+          <w:sz w:val="32"/>
+          <w:szCs w:val="32"/>
+          <w:rtl/>
+          <w:lang w:val="en-US"/>
+        </w:rPr>
+      </w:pPr>
+      <w:r>
+        <w:rPr>
+          <w:rFonts w:hint="cs"/>
+          <w:sz w:val="32"/>
+          <w:szCs w:val="32"/>
+          <w:rtl/>
+          <w:lang w:val="en-US"/>
+        </w:rPr>
+        <w:t>2: תזוזה מסונכרנת על צירים שיכולה להגיע לכל נקודה על המיתה</w:t>
+      </w:r>
+      <w:r>
+        <w:rPr>
+          <w:rFonts w:hint="cs"/>
+          <w:sz w:val="32"/>
+          <w:szCs w:val="32"/>
+          <w:rtl/>
+          <w:lang w:val="en-US"/>
+        </w:rPr>
+        <w:t>.</w:t>
+      </w:r>
+    </w:p>
+    <w:p>
+      <w:pPr>
+        <w:rPr>
+          <w:sz w:val="32"/>
+          <w:szCs w:val="32"/>
+          <w:rtl/>
+          <w:lang w:val="en-US"/>
+        </w:rPr>
+      </w:pPr>
+      <w:r>
+        <w:rPr>
+          <w:sz w:val="32"/>
+          <w:szCs w:val="32"/>
+          <w:rtl/>
+          <w:lang w:val="en-US"/>
+        </w:rPr>
+        <w:br w:type="page"/>
+      </w:r>
+    </w:p>
+    <w:p>
+      <w:pPr>
+        <w:jc w:val="center"/>
+        <w:rPr>
+          <w:b/>
+          <w:bCs/>
+          <w:sz w:val="32"/>
+          <w:szCs w:val="32"/>
+          <w:rtl/>
+          <w:lang w:val="en-US"/>
+        </w:rPr>
+      </w:pPr>
+      <w:r>
+        <w:rPr>
+          <w:rFonts w:hint="cs"/>
+          <w:b/>
+          <w:bCs/>
+          <w:sz w:val="32"/>
+          <w:szCs w:val="32"/>
+          <w:rtl/>
+          <w:lang w:val="en-US"/>
+        </w:rPr>
+        <w:lastRenderedPageBreak/>
+        <w:t xml:space="preserve">3 </w:t>
+      </w:r>
+      <w:r>
+        <w:rPr>
+          <w:b/>
+          <w:bCs/>
+          <w:sz w:val="32"/>
+          <w:szCs w:val="32"/>
+          <w:rtl/>
+          <w:lang w:val="en-US"/>
+        </w:rPr>
+        <w:t>–</w:t>
+      </w:r>
+      <w:r>
+        <w:rPr>
+          <w:rFonts w:hint="cs"/>
+          <w:b/>
+          <w:bCs/>
+          <w:sz w:val="32"/>
+          <w:szCs w:val="32"/>
+          <w:rtl/>
+          <w:lang w:val="en-US"/>
+        </w:rPr>
+        <w:t xml:space="preserve"> תכן:</w:t>
+      </w:r>
+    </w:p>
+    <w:p>
+      <w:pPr>
+        <w:rPr>
+          <w:sz w:val="32"/>
+          <w:szCs w:val="32"/>
+          <w:lang w:val="en-US"/>
+        </w:rPr>
+      </w:pPr>
+      <w:r>
+        <w:rPr>
+          <w:sz w:val="32"/>
+          <w:szCs w:val="32"/>
+          <w:rtl/>
+          <w:lang w:val="en-US"/>
+        </w:rPr>
+        <w:br w:type="page"/>
+      </w:r>
+    </w:p>
+    <w:p>
+      <w:pPr>
+        <w:jc w:val="center"/>
+        <w:rPr>
+          <w:b/>
+          <w:bCs/>
+          <w:sz w:val="32"/>
+          <w:szCs w:val="32"/>
+          <w:rtl/>
+          <w:lang w:val="en-US"/>
+        </w:rPr>
+      </w:pPr>
+      <w:hyperlink r:id="rId11" w:history="1">
+        <w:r>
+          <w:rPr>
+            <w:rStyle w:val="Hyperlink"/>
+            <w:b/>
+            <w:bCs/>
+            <w:sz w:val="32"/>
+            <w:szCs w:val="32"/>
+            <w:rtl/>
+            <w:lang w:val="en-US"/>
+          </w:rPr>
+          <w:t xml:space="preserve">4 – </w:t>
+        </w:r>
+        <w:r>
+          <w:rPr>
+            <w:rStyle w:val="Hyperlink"/>
+            <w:b/>
+            <w:bCs/>
+            <w:sz w:val="32"/>
+            <w:szCs w:val="32"/>
+            <w:rtl/>
+            <w:lang w:val="en-US"/>
+          </w:rPr>
+          <w:t>מ</w:t>
+        </w:r>
+        <w:r>
+          <w:rPr>
+            <w:rStyle w:val="Hyperlink"/>
+            <w:b/>
+            <w:bCs/>
+            <w:sz w:val="32"/>
+            <w:szCs w:val="32"/>
+            <w:rtl/>
+            <w:lang w:val="en-US"/>
+          </w:rPr>
+          <w:t>ידול:</w:t>
+        </w:r>
+      </w:hyperlink>
+    </w:p>
+    <w:p>
+      <w:pPr>
+        <w:rPr>
+          <w:sz w:val="32"/>
+          <w:szCs w:val="32"/>
+          <w:lang w:val="en-US"/>
+        </w:rPr>
+      </w:pPr>
+      <w:r>
+        <w:rPr>
+          <w:sz w:val="32"/>
+          <w:szCs w:val="32"/>
+          <w:lang w:val="en-US"/>
+        </w:rPr>
+        <w:t xml:space="preserve">Assembly: </w:t>
+      </w:r>
+    </w:p>
+    <w:p>
+      <w:pPr>
+        <w:jc w:val="right"/>
+        <w:rPr>
+          <w:sz w:val="32"/>
+          <w:szCs w:val="32"/>
+          <w:lang w:val="en-US"/>
+        </w:rPr>
+      </w:pPr>
+      <w:r>
+        <w:rPr>
+          <w:noProof/>
+          <w:sz w:val="32"/>
+          <w:szCs w:val="32"/>
+          <w:lang w:val="en-US"/>
+        </w:rPr>
+        <w:drawing>
+          <wp:inline distT="0" distB="0" distL="0" distR="0" wp14:anchorId="436774A4" wp14:editId="646FDE77">
+            <wp:extent cx="5274310" cy="5259705"/>
+            <wp:effectExtent l="0" t="0" r="2540" b="0"/>
+            <wp:docPr id="1907977774" name="Picture 3"/>
+            <wp:cNvGraphicFramePr>
+              <a:graphicFrameLocks xmlns:a="http://schemas.openxmlformats.org/drawingml/2006/main" noChangeAspect="1"/>
+            </wp:cNvGraphicFramePr>
+            <a:graphic xmlns:a="http://schemas.openxmlformats.org/drawingml/2006/main">
+              <a:graphicData uri="http://schemas.openxmlformats.org/drawingml/2006/picture">
+                <pic:pic xmlns:pic="http://schemas.openxmlformats.org/drawingml/2006/picture">
+                  <pic:nvPicPr>
+                    <pic:cNvPr id="1907977774" name="Picture 1907977774"/>
                     <pic:cNvPicPr/>
                   </pic:nvPicPr>
                   <pic:blipFill>
-                    <a:blip r:embed="rId7">
+                    <a:blip r:embed="rId12">
                       <a:extLst>
                         <a:ext uri="{28A0092B-C50C-407E-A947-70E740481C1C}">
                           <a14:useLocalDpi xmlns:a14="http://schemas.microsoft.com/office/drawing/2010/main" val="0"/>
@@ -230,484 +880,6 @@
     </w:p>
     <w:p>
       <w:pPr>
-        <w:rPr>
-          <w:sz w:val="32"/>
-          <w:szCs w:val="32"/>
-          <w:lang w:val="en-US"/>
-        </w:rPr>
-      </w:pPr>
-      <w:r>
-        <w:rPr>
-          <w:sz w:val="32"/>
-          <w:szCs w:val="32"/>
-          <w:lang w:val="en-US"/>
-        </w:rPr>
-        <w:br w:type="page"/>
-      </w:r>
-    </w:p>
-    <w:p>
-      <w:pPr>
-        <w:jc w:val="center"/>
-        <w:rPr>
-          <w:b/>
-          <w:bCs/>
-          <w:sz w:val="32"/>
-          <w:szCs w:val="32"/>
-          <w:rtl/>
-          <w:lang w:val="en-US"/>
-        </w:rPr>
-      </w:pPr>
-      <w:r>
-        <w:rPr>
-          <w:rFonts w:hint="cs"/>
-          <w:b/>
-          <w:bCs/>
-          <w:sz w:val="32"/>
-          <w:szCs w:val="32"/>
-          <w:rtl/>
-          <w:lang w:val="en-US"/>
-        </w:rPr>
-        <w:lastRenderedPageBreak/>
-        <w:t xml:space="preserve">1 - </w:t>
-      </w:r>
-      <w:r>
-        <w:rPr>
-          <w:rFonts w:hint="cs"/>
-          <w:b/>
-          <w:bCs/>
-          <w:sz w:val="32"/>
-          <w:szCs w:val="32"/>
-          <w:rtl/>
-          <w:lang w:val="en-US"/>
-        </w:rPr>
-        <w:t>תוכן עניינים</w:t>
-      </w:r>
-      <w:r>
-        <w:rPr>
-          <w:rFonts w:hint="cs"/>
-          <w:b/>
-          <w:bCs/>
-          <w:sz w:val="32"/>
-          <w:szCs w:val="32"/>
-          <w:rtl/>
-          <w:lang w:val="en-US"/>
-        </w:rPr>
-        <w:t>:</w:t>
-      </w:r>
-    </w:p>
-    <w:p>
-      <w:pPr>
-        <w:jc w:val="right"/>
-        <w:rPr>
-          <w:sz w:val="32"/>
-          <w:szCs w:val="32"/>
-          <w:rtl/>
-          <w:lang w:val="en-US"/>
-        </w:rPr>
-      </w:pPr>
-      <w:r>
-        <w:rPr>
-          <w:rFonts w:hint="cs"/>
-          <w:sz w:val="32"/>
-          <w:szCs w:val="32"/>
-          <w:rtl/>
-          <w:lang w:val="en-US"/>
-        </w:rPr>
-        <w:t>0: שער.</w:t>
-      </w:r>
-    </w:p>
-    <w:p>
-      <w:pPr>
-        <w:jc w:val="right"/>
-        <w:rPr>
-          <w:sz w:val="32"/>
-          <w:szCs w:val="32"/>
-          <w:rtl/>
-          <w:lang w:val="en-US"/>
-        </w:rPr>
-      </w:pPr>
-      <w:r>
-        <w:rPr>
-          <w:rFonts w:hint="cs"/>
-          <w:sz w:val="32"/>
-          <w:szCs w:val="32"/>
-          <w:rtl/>
-          <w:lang w:val="en-US"/>
-        </w:rPr>
-        <w:t>1: תוכן עניינים.</w:t>
-      </w:r>
-    </w:p>
-    <w:p>
-      <w:pPr>
-        <w:jc w:val="right"/>
-        <w:rPr>
-          <w:sz w:val="32"/>
-          <w:szCs w:val="32"/>
-          <w:rtl/>
-          <w:lang w:val="en-US"/>
-        </w:rPr>
-      </w:pPr>
-      <w:r>
-        <w:rPr>
-          <w:rFonts w:hint="cs"/>
-          <w:sz w:val="32"/>
-          <w:szCs w:val="32"/>
-          <w:rtl/>
-          <w:lang w:val="en-US"/>
-        </w:rPr>
-        <w:t xml:space="preserve">2: </w:t>
-      </w:r>
-      <w:r>
-        <w:rPr>
-          <w:rFonts w:hint="cs"/>
-          <w:sz w:val="32"/>
-          <w:szCs w:val="32"/>
-          <w:rtl/>
-          <w:lang w:val="en-US"/>
-        </w:rPr>
-        <w:t>דרישות</w:t>
-      </w:r>
-      <w:r>
-        <w:rPr>
-          <w:rFonts w:hint="cs"/>
-          <w:sz w:val="32"/>
-          <w:szCs w:val="32"/>
-          <w:rtl/>
-          <w:lang w:val="en-US"/>
-        </w:rPr>
-        <w:t xml:space="preserve"> פרויקט.</w:t>
-      </w:r>
-    </w:p>
-    <w:p>
-      <w:pPr>
-        <w:jc w:val="right"/>
-        <w:rPr>
-          <w:sz w:val="32"/>
-          <w:szCs w:val="32"/>
-          <w:rtl/>
-          <w:lang w:val="en-US"/>
-        </w:rPr>
-      </w:pPr>
-      <w:r>
-        <w:rPr>
-          <w:rFonts w:hint="cs"/>
-          <w:sz w:val="32"/>
-          <w:szCs w:val="32"/>
-          <w:rtl/>
-          <w:lang w:val="en-US"/>
-        </w:rPr>
-        <w:t>3: תכן.</w:t>
-      </w:r>
-    </w:p>
-    <w:p>
-      <w:pPr>
-        <w:jc w:val="right"/>
-        <w:rPr>
-          <w:rFonts w:hint="cs"/>
-          <w:sz w:val="32"/>
-          <w:szCs w:val="32"/>
-          <w:rtl/>
-          <w:lang w:val="en-US"/>
-        </w:rPr>
-      </w:pPr>
-      <w:r>
-        <w:rPr>
-          <w:rFonts w:hint="cs"/>
-          <w:sz w:val="32"/>
-          <w:szCs w:val="32"/>
-          <w:rtl/>
-          <w:lang w:val="en-US"/>
-        </w:rPr>
-        <w:t>4: מידול.</w:t>
-      </w:r>
-    </w:p>
-    <w:p>
-      <w:pPr>
-        <w:jc w:val="center"/>
-        <w:rPr>
-          <w:sz w:val="32"/>
-          <w:szCs w:val="32"/>
-          <w:rtl/>
-          <w:lang w:val="en-US"/>
-        </w:rPr>
-      </w:pPr>
-      <w:r>
-        <w:rPr>
-          <w:sz w:val="32"/>
-          <w:szCs w:val="32"/>
-          <w:rtl/>
-          <w:lang w:val="en-US"/>
-        </w:rPr>
-        <w:br w:type="page"/>
-      </w:r>
-    </w:p>
-    <w:p>
-      <w:pPr>
-        <w:jc w:val="center"/>
-        <w:rPr>
-          <w:b/>
-          <w:bCs/>
-          <w:sz w:val="32"/>
-          <w:szCs w:val="32"/>
-          <w:rtl/>
-          <w:lang w:val="en-US"/>
-        </w:rPr>
-      </w:pPr>
-      <w:r>
-        <w:rPr>
-          <w:rFonts w:hint="cs"/>
-          <w:b/>
-          <w:bCs/>
-          <w:sz w:val="32"/>
-          <w:szCs w:val="32"/>
-          <w:rtl/>
-          <w:lang w:val="en-US"/>
-        </w:rPr>
-        <w:lastRenderedPageBreak/>
-        <w:t xml:space="preserve">2 </w:t>
-      </w:r>
-      <w:r>
-        <w:rPr>
-          <w:b/>
-          <w:bCs/>
-          <w:sz w:val="32"/>
-          <w:szCs w:val="32"/>
-          <w:rtl/>
-          <w:lang w:val="en-US"/>
-        </w:rPr>
-        <w:t>–</w:t>
-      </w:r>
-      <w:r>
-        <w:rPr>
-          <w:rFonts w:hint="cs"/>
-          <w:b/>
-          <w:bCs/>
-          <w:sz w:val="32"/>
-          <w:szCs w:val="32"/>
-          <w:rtl/>
-          <w:lang w:val="en-US"/>
-        </w:rPr>
-        <w:t xml:space="preserve"> דרישות מהפרויקט:</w:t>
-      </w:r>
-    </w:p>
-    <w:p>
-      <w:pPr>
-        <w:jc w:val="right"/>
-        <w:rPr>
-          <w:sz w:val="32"/>
-          <w:szCs w:val="32"/>
-          <w:lang w:val="en-US"/>
-        </w:rPr>
-      </w:pPr>
-      <w:proofErr w:type="spellStart"/>
-      <w:r>
-        <w:rPr>
-          <w:sz w:val="32"/>
-          <w:szCs w:val="32"/>
-          <w:lang w:val="en-US"/>
-        </w:rPr>
-        <w:t>gcode</w:t>
-      </w:r>
-      <w:proofErr w:type="spellEnd"/>
-      <w:r>
-        <w:rPr>
-          <w:rFonts w:hint="cs"/>
-          <w:sz w:val="32"/>
-          <w:szCs w:val="32"/>
-          <w:rtl/>
-          <w:lang w:val="en-US"/>
-        </w:rPr>
-        <w:t>1: קריאה ועיבוד של</w:t>
-      </w:r>
-      <w:r>
-        <w:rPr>
-          <w:rFonts w:hint="cs"/>
-          <w:sz w:val="32"/>
-          <w:szCs w:val="32"/>
-          <w:rtl/>
-          <w:lang w:val="en-US"/>
-        </w:rPr>
-        <w:t xml:space="preserve"> קבצי</w:t>
-      </w:r>
-      <w:r>
-        <w:rPr>
-          <w:rFonts w:hint="cs"/>
-          <w:sz w:val="32"/>
-          <w:szCs w:val="32"/>
-          <w:rtl/>
-          <w:lang w:val="en-US"/>
-        </w:rPr>
-        <w:t xml:space="preserve"> </w:t>
-      </w:r>
-    </w:p>
-    <w:p>
-      <w:pPr>
-        <w:jc w:val="right"/>
-        <w:rPr>
-          <w:sz w:val="32"/>
-          <w:szCs w:val="32"/>
-          <w:rtl/>
-          <w:lang w:val="en-US"/>
-        </w:rPr>
-      </w:pPr>
-      <w:r>
-        <w:rPr>
-          <w:rFonts w:hint="cs"/>
-          <w:sz w:val="32"/>
-          <w:szCs w:val="32"/>
-          <w:rtl/>
-          <w:lang w:val="en-US"/>
-        </w:rPr>
-        <w:t>2: תזוזה מסונכרנת על צירים שיכולה להגיע לכל נקודה על המיתה</w:t>
-      </w:r>
-      <w:r>
-        <w:rPr>
-          <w:rFonts w:hint="cs"/>
-          <w:sz w:val="32"/>
-          <w:szCs w:val="32"/>
-          <w:rtl/>
-          <w:lang w:val="en-US"/>
-        </w:rPr>
-        <w:t>.</w:t>
-      </w:r>
-    </w:p>
-    <w:p>
-      <w:pPr>
-        <w:rPr>
-          <w:sz w:val="32"/>
-          <w:szCs w:val="32"/>
-          <w:rtl/>
-          <w:lang w:val="en-US"/>
-        </w:rPr>
-      </w:pPr>
-      <w:r>
-        <w:rPr>
-          <w:sz w:val="32"/>
-          <w:szCs w:val="32"/>
-          <w:rtl/>
-          <w:lang w:val="en-US"/>
-        </w:rPr>
-        <w:br w:type="page"/>
-      </w:r>
-    </w:p>
-    <w:p>
-      <w:pPr>
-        <w:jc w:val="center"/>
-        <w:rPr>
-          <w:b/>
-          <w:bCs/>
-          <w:sz w:val="32"/>
-          <w:szCs w:val="32"/>
-          <w:rtl/>
-          <w:lang w:val="en-US"/>
-        </w:rPr>
-      </w:pPr>
-      <w:r>
-        <w:rPr>
-          <w:rFonts w:hint="cs"/>
-          <w:b/>
-          <w:bCs/>
-          <w:sz w:val="32"/>
-          <w:szCs w:val="32"/>
-          <w:rtl/>
-          <w:lang w:val="en-US"/>
-        </w:rPr>
-        <w:lastRenderedPageBreak/>
-        <w:t xml:space="preserve">3 </w:t>
-      </w:r>
-      <w:r>
-        <w:rPr>
-          <w:b/>
-          <w:bCs/>
-          <w:sz w:val="32"/>
-          <w:szCs w:val="32"/>
-          <w:rtl/>
-          <w:lang w:val="en-US"/>
-        </w:rPr>
-        <w:t>–</w:t>
-      </w:r>
-      <w:r>
-        <w:rPr>
-          <w:rFonts w:hint="cs"/>
-          <w:b/>
-          <w:bCs/>
-          <w:sz w:val="32"/>
-          <w:szCs w:val="32"/>
-          <w:rtl/>
-          <w:lang w:val="en-US"/>
-        </w:rPr>
-        <w:t xml:space="preserve"> תכן:</w:t>
-      </w:r>
-    </w:p>
-    <w:p>
-      <w:pPr>
-        <w:rPr>
-          <w:sz w:val="32"/>
-          <w:szCs w:val="32"/>
-          <w:lang w:val="en-US"/>
-        </w:rPr>
-      </w:pPr>
-      <w:r>
-        <w:rPr>
-          <w:sz w:val="32"/>
-          <w:szCs w:val="32"/>
-          <w:rtl/>
-          <w:lang w:val="en-US"/>
-        </w:rPr>
-        <w:br w:type="page"/>
-      </w:r>
-    </w:p>
-    <w:p>
-      <w:pPr>
-        <w:jc w:val="center"/>
-        <w:rPr>
-          <w:b/>
-          <w:bCs/>
-          <w:sz w:val="32"/>
-          <w:szCs w:val="32"/>
-          <w:rtl/>
-          <w:lang w:val="en-US"/>
-        </w:rPr>
-      </w:pPr>
-      <w:r>
-        <w:rPr>
-          <w:rFonts w:hint="cs"/>
-          <w:b/>
-          <w:bCs/>
-          <w:sz w:val="32"/>
-          <w:szCs w:val="32"/>
-          <w:rtl/>
-          <w:lang w:val="en-US"/>
-        </w:rPr>
-        <w:lastRenderedPageBreak/>
-        <w:t xml:space="preserve">4 </w:t>
-      </w:r>
-      <w:r>
-        <w:rPr>
-          <w:b/>
-          <w:bCs/>
-          <w:sz w:val="32"/>
-          <w:szCs w:val="32"/>
-          <w:rtl/>
-          <w:lang w:val="en-US"/>
-        </w:rPr>
-        <w:t>–</w:t>
-      </w:r>
-      <w:r>
-        <w:rPr>
-          <w:rFonts w:hint="cs"/>
-          <w:b/>
-          <w:bCs/>
-          <w:sz w:val="32"/>
-          <w:szCs w:val="32"/>
-          <w:rtl/>
-          <w:lang w:val="en-US"/>
-        </w:rPr>
-        <w:t xml:space="preserve"> מידול:</w:t>
-      </w:r>
-    </w:p>
-    <w:p>
-      <w:pPr>
         <w:jc w:val="right"/>
         <w:rPr>
           <w:sz w:val="22"/>
@@ -768,14 +940,15 @@
       </w:pPr>
       <w:r>
         <w:rPr>
+          <w:noProof/>
           <w:sz w:val="22"/>
           <w:szCs w:val="22"/>
           <w:lang w:val="en-US"/>
         </w:rPr>
         <w:drawing>
-          <wp:inline distT="0" distB="0" distL="0" distR="0" wp14:anchorId="7DD89BFA" wp14:editId="292D9154">
-            <wp:extent cx="1407316" cy="1323109"/>
-            <wp:effectExtent l="0" t="0" r="2540" b="0"/>
+          <wp:inline distT="0" distB="0" distL="0" distR="0" wp14:anchorId="7DD89BFA" wp14:editId="01747E8D">
+            <wp:extent cx="1345423" cy="1264920"/>
+            <wp:effectExtent l="0" t="0" r="7620" b="0"/>
             <wp:docPr id="1606184554" name="Picture 1"/>
             <wp:cNvGraphicFramePr>
               <a:graphicFrameLocks xmlns:a="http://schemas.openxmlformats.org/drawingml/2006/main" noChangeAspect="1"/>
@@ -788,7 +961,7 @@
                     <pic:cNvPicPr/>
                   </pic:nvPicPr>
                   <pic:blipFill>
-                    <a:blip r:embed="rId8"/>
+                    <a:blip r:embed="rId13"/>
                     <a:stretch>
                       <a:fillRect/>
                     </a:stretch>
@@ -796,7 +969,7 @@
                   <pic:spPr>
                     <a:xfrm>
                       <a:off x="0" y="0"/>
-                      <a:ext cx="1444954" cy="1358495"/>
+                      <a:ext cx="1384539" cy="1301696"/>
                     </a:xfrm>
                     <a:prstGeom prst="rect">
                       <a:avLst/>
@@ -845,17 +1018,7 @@
           <w:rtl/>
           <w:lang w:val="en-US"/>
         </w:rPr>
-        <w:t>, ואת החגורה של ציר-</w:t>
-      </w:r>
-      <w:r>
-        <w:rPr>
-          <w:rFonts w:hint="cs"/>
-          <w:sz w:val="22"/>
-          <w:szCs w:val="22"/>
-          <w:rtl/>
-          <w:lang w:val="en-US"/>
-        </w:rPr>
-        <w:t xml:space="preserve"> </w:t>
+        <w:t xml:space="preserve">, ואת החגורה של ציר- </w:t>
       </w:r>
       <w:r>
         <w:rPr>
@@ -873,17 +1036,7 @@
           <w:rtl/>
           <w:lang w:val="en-US"/>
         </w:rPr>
-        <w:t xml:space="preserve"> </w:t>
-      </w:r>
-      <w:r>
-        <w:rPr>
-          <w:rFonts w:hint="cs"/>
-          <w:sz w:val="22"/>
-          <w:szCs w:val="22"/>
-          <w:rtl/>
-          <w:lang w:val="en-US"/>
-        </w:rPr>
-        <w:t>שימוש: מחבר את הבורג של ציר ה-</w:t>
+        <w:t xml:space="preserve"> שימוש: מחבר את הבורג של ציר ה-</w:t>
       </w:r>
     </w:p>
     <w:p>
@@ -927,14 +1080,27 @@
     </w:p>
     <w:p>
       <w:pPr>
-        <w:jc w:val="right"/>
-        <w:rPr>
-          <w:sz w:val="22"/>
-          <w:szCs w:val="22"/>
-          <w:rtl/>
-          <w:lang w:val="en-US"/>
-        </w:rPr>
-      </w:pPr>
+        <w:jc w:val="center"/>
+        <w:rPr>
+          <w:b/>
+          <w:bCs/>
+          <w:sz w:val="32"/>
+          <w:szCs w:val="32"/>
+          <w:rtl/>
+          <w:lang w:val="en-US"/>
+        </w:rPr>
+      </w:pPr>
+      <w:r>
+        <w:rPr>
+          <w:b/>
+          <w:bCs/>
+          <w:sz w:val="32"/>
+          <w:szCs w:val="32"/>
+          <w:lang w:val="en-US"/>
+        </w:rPr>
+        <w:lastRenderedPageBreak/>
+        <w:t>5</w:t>
+      </w:r>
     </w:p>
     <w:p>
       <w:pPr>
@@ -998,6 +1164,7 @@
       </w:pPr>
       <w:r>
         <w:rPr>
+          <w:noProof/>
           <w:sz w:val="22"/>
           <w:szCs w:val="22"/>
           <w:lang w:val="en-US"/>
@@ -1018,7 +1185,7 @@
                     <pic:cNvPicPr/>
                   </pic:nvPicPr>
                   <pic:blipFill>
-                    <a:blip r:embed="rId9"/>
+                    <a:blip r:embed="rId14"/>
                     <a:stretch>
                       <a:fillRect/>
                     </a:stretch>
@@ -1075,17 +1242,7 @@
           <w:rtl/>
           <w:lang w:val="en-US"/>
         </w:rPr>
-        <w:t xml:space="preserve"> </w:t>
-      </w:r>
-      <w:r>
-        <w:rPr>
-          <w:rFonts w:hint="cs"/>
-          <w:sz w:val="22"/>
-          <w:szCs w:val="22"/>
-          <w:rtl/>
-          <w:lang w:val="en-US"/>
-        </w:rPr>
-        <w:t xml:space="preserve">שימוש: </w:t>
+        <w:t xml:space="preserve"> שימוש: </w:t>
       </w:r>
       <w:r>
         <w:rPr>
@@ -1200,6 +1357,7 @@
       </w:pPr>
       <w:r>
         <w:rPr>
+          <w:noProof/>
           <w:sz w:val="32"/>
           <w:szCs w:val="32"/>
           <w:lang w:val="en-US"/>
@@ -1220,7 +1378,7 @@
                     <pic:cNvPicPr/>
                   </pic:nvPicPr>
                   <pic:blipFill>
-                    <a:blip r:embed="rId10"/>
+                    <a:blip r:embed="rId15"/>
                     <a:stretch>
                       <a:fillRect/>
                     </a:stretch>
@@ -1292,30 +1450,30 @@
       <w:pPr>
         <w:jc w:val="right"/>
         <w:rPr>
-          <w:sz w:val="32"/>
-          <w:szCs w:val="32"/>
-          <w:rtl/>
-          <w:lang w:val="en-US"/>
-        </w:rPr>
-      </w:pPr>
-    </w:p>
-    <w:p>
-      <w:pPr>
-        <w:jc w:val="right"/>
-        <w:rPr>
-          <w:sz w:val="22"/>
-          <w:szCs w:val="22"/>
-          <w:rtl/>
-          <w:lang w:val="en-US"/>
-        </w:rPr>
-      </w:pPr>
-      <w:r>
-        <w:rPr>
-          <w:sz w:val="22"/>
-          <w:szCs w:val="22"/>
-          <w:lang w:val="en-US"/>
-        </w:rPr>
-        <w:lastRenderedPageBreak/>
+          <w:b/>
+          <w:bCs/>
+          <w:sz w:val="22"/>
+          <w:szCs w:val="22"/>
+          <w:lang w:val="en-US"/>
+        </w:rPr>
+      </w:pPr>
+    </w:p>
+    <w:p>
+      <w:pPr>
+        <w:jc w:val="right"/>
+        <w:rPr>
+          <w:sz w:val="22"/>
+          <w:szCs w:val="22"/>
+          <w:rtl/>
+          <w:lang w:val="en-US"/>
+        </w:rPr>
+      </w:pPr>
+      <w:r>
+        <w:rPr>
+          <w:sz w:val="22"/>
+          <w:szCs w:val="22"/>
+          <w:lang w:val="en-US"/>
+        </w:rPr>
         <w:t>belt gear</w:t>
       </w:r>
       <w:r>
@@ -1362,6 +1520,7 @@
       </w:pPr>
       <w:r>
         <w:rPr>
+          <w:noProof/>
           <w:sz w:val="22"/>
           <w:szCs w:val="22"/>
           <w:lang w:val="en-US"/>
@@ -1382,7 +1541,7 @@
                     <pic:cNvPicPr/>
                   </pic:nvPicPr>
                   <pic:blipFill>
-                    <a:blip r:embed="rId11"/>
+                    <a:blip r:embed="rId16"/>
                     <a:stretch>
                       <a:fillRect/>
                     </a:stretch>
@@ -1444,16 +1603,541 @@
     </w:p>
     <w:p>
       <w:pPr>
-        <w:jc w:val="right"/>
-        <w:rPr>
-          <w:rFonts w:hint="cs"/>
-          <w:sz w:val="22"/>
-          <w:szCs w:val="22"/>
-          <w:lang w:val="en-US"/>
-        </w:rPr>
-      </w:pPr>
+        <w:jc w:val="center"/>
+        <w:rPr>
+          <w:b/>
+          <w:bCs/>
+          <w:sz w:val="32"/>
+          <w:szCs w:val="32"/>
+          <w:lang w:val="en-US"/>
+        </w:rPr>
+      </w:pPr>
+      <w:r>
+        <w:rPr>
+          <w:b/>
+          <w:bCs/>
+          <w:sz w:val="32"/>
+          <w:szCs w:val="32"/>
+          <w:lang w:val="en-US"/>
+        </w:rPr>
+        <w:lastRenderedPageBreak/>
+        <w:t>6</w:t>
+      </w:r>
+    </w:p>
+    <w:p>
+      <w:pPr>
+        <w:jc w:val="right"/>
+        <w:rPr>
+          <w:rFonts w:hint="cs"/>
+          <w:sz w:val="22"/>
+          <w:szCs w:val="22"/>
+          <w:rtl/>
+          <w:lang w:val="en-US"/>
+        </w:rPr>
+      </w:pPr>
+      <w:r>
+        <w:rPr>
+          <w:sz w:val="22"/>
+          <w:szCs w:val="22"/>
+          <w:lang w:val="en-US"/>
+        </w:rPr>
+        <w:t>stepper mount/stepper mount wall</w:t>
+      </w:r>
+      <w:r>
+        <w:rPr>
+          <w:rFonts w:hint="cs"/>
+          <w:sz w:val="22"/>
+          <w:szCs w:val="22"/>
+          <w:rtl/>
+          <w:lang w:val="en-US"/>
+        </w:rPr>
+        <w:t xml:space="preserve">שם החלק: </w:t>
+      </w:r>
+    </w:p>
+    <w:p>
+      <w:pPr>
+        <w:jc w:val="right"/>
+        <w:rPr>
+          <w:sz w:val="22"/>
+          <w:szCs w:val="22"/>
+          <w:rtl/>
+          <w:lang w:val="en-US"/>
+        </w:rPr>
+      </w:pPr>
+      <w:r>
+        <w:rPr>
+          <w:rFonts w:hint="cs"/>
+          <w:sz w:val="22"/>
+          <w:szCs w:val="22"/>
+          <w:rtl/>
+          <w:lang w:val="en-US"/>
+        </w:rPr>
+        <w:t>תמונה:</w:t>
+      </w:r>
+    </w:p>
+    <w:p>
+      <w:pPr>
+        <w:jc w:val="right"/>
+        <w:rPr>
+          <w:sz w:val="22"/>
+          <w:szCs w:val="22"/>
+          <w:rtl/>
+          <w:lang w:val="en-US"/>
+        </w:rPr>
+      </w:pPr>
+      <w:r>
+        <w:rPr>
+          <w:sz w:val="22"/>
+          <w:szCs w:val="22"/>
+          <w:lang w:val="en-US"/>
+        </w:rPr>
+        <w:drawing>
+          <wp:inline distT="0" distB="0" distL="0" distR="0" wp14:anchorId="7D0E6A1C" wp14:editId="7582DC83">
+            <wp:extent cx="1801254" cy="1039636"/>
+            <wp:effectExtent l="0" t="0" r="8890" b="8255"/>
+            <wp:docPr id="1636637100" name="Picture 1"/>
+            <wp:cNvGraphicFramePr>
+              <a:graphicFrameLocks xmlns:a="http://schemas.openxmlformats.org/drawingml/2006/main" noChangeAspect="1"/>
+            </wp:cNvGraphicFramePr>
+            <a:graphic xmlns:a="http://schemas.openxmlformats.org/drawingml/2006/main">
+              <a:graphicData uri="http://schemas.openxmlformats.org/drawingml/2006/picture">
+                <pic:pic xmlns:pic="http://schemas.openxmlformats.org/drawingml/2006/picture">
+                  <pic:nvPicPr>
+                    <pic:cNvPr id="1636637100" name=""/>
+                    <pic:cNvPicPr/>
+                  </pic:nvPicPr>
+                  <pic:blipFill>
+                    <a:blip r:embed="rId17"/>
+                    <a:stretch>
+                      <a:fillRect/>
+                    </a:stretch>
+                  </pic:blipFill>
+                  <pic:spPr>
+                    <a:xfrm>
+                      <a:off x="0" y="0"/>
+                      <a:ext cx="1834847" cy="1059025"/>
+                    </a:xfrm>
+                    <a:prstGeom prst="rect">
+                      <a:avLst/>
+                    </a:prstGeom>
+                  </pic:spPr>
+                </pic:pic>
+              </a:graphicData>
+            </a:graphic>
+          </wp:inline>
+        </w:drawing>
+      </w:r>
+    </w:p>
+    <w:p>
+      <w:pPr>
+        <w:jc w:val="right"/>
+        <w:rPr>
+          <w:sz w:val="22"/>
+          <w:szCs w:val="22"/>
+          <w:rtl/>
+          <w:lang w:val="en-US"/>
+        </w:rPr>
+      </w:pPr>
+      <w:r>
+        <w:rPr>
+          <w:sz w:val="22"/>
+          <w:szCs w:val="22"/>
+          <w:lang w:val="en-US"/>
+        </w:rPr>
+        <w:drawing>
+          <wp:inline distT="0" distB="0" distL="0" distR="0" wp14:anchorId="2CC27226" wp14:editId="43C21A6E">
+            <wp:extent cx="1781828" cy="922020"/>
+            <wp:effectExtent l="0" t="0" r="8890" b="0"/>
+            <wp:docPr id="524721207" name="Picture 1"/>
+            <wp:cNvGraphicFramePr>
+              <a:graphicFrameLocks xmlns:a="http://schemas.openxmlformats.org/drawingml/2006/main" noChangeAspect="1"/>
+            </wp:cNvGraphicFramePr>
+            <a:graphic xmlns:a="http://schemas.openxmlformats.org/drawingml/2006/main">
+              <a:graphicData uri="http://schemas.openxmlformats.org/drawingml/2006/picture">
+                <pic:pic xmlns:pic="http://schemas.openxmlformats.org/drawingml/2006/picture">
+                  <pic:nvPicPr>
+                    <pic:cNvPr id="524721207" name=""/>
+                    <pic:cNvPicPr/>
+                  </pic:nvPicPr>
+                  <pic:blipFill>
+                    <a:blip r:embed="rId18"/>
+                    <a:stretch>
+                      <a:fillRect/>
+                    </a:stretch>
+                  </pic:blipFill>
+                  <pic:spPr>
+                    <a:xfrm>
+                      <a:off x="0" y="0"/>
+                      <a:ext cx="1797786" cy="930278"/>
+                    </a:xfrm>
+                    <a:prstGeom prst="rect">
+                      <a:avLst/>
+                    </a:prstGeom>
+                  </pic:spPr>
+                </pic:pic>
+              </a:graphicData>
+            </a:graphic>
+          </wp:inline>
+        </w:drawing>
+      </w:r>
+    </w:p>
+    <w:p>
+      <w:pPr>
+        <w:jc w:val="right"/>
+        <w:rPr>
+          <w:sz w:val="22"/>
+          <w:szCs w:val="22"/>
+          <w:lang w:val="en-US"/>
+        </w:rPr>
+      </w:pPr>
+      <w:r>
+        <w:rPr>
+          <w:rFonts w:hint="cs"/>
+          <w:sz w:val="22"/>
+          <w:szCs w:val="22"/>
+          <w:rtl/>
+          <w:lang w:val="en-US"/>
+        </w:rPr>
+        <w:t xml:space="preserve">שימוש: </w:t>
+      </w:r>
+      <w:r>
+        <w:rPr>
+          <w:rFonts w:hint="cs"/>
+          <w:sz w:val="22"/>
+          <w:szCs w:val="22"/>
+          <w:rtl/>
+          <w:lang w:val="en-US"/>
+        </w:rPr>
+        <w:t>מקבע את המנועים למוטות</w:t>
+      </w:r>
+    </w:p>
+    <w:p>
+      <w:pPr>
+        <w:rPr>
+          <w:sz w:val="22"/>
+          <w:szCs w:val="22"/>
+          <w:rtl/>
+          <w:lang w:val="en-US"/>
+        </w:rPr>
+      </w:pPr>
+    </w:p>
+    <w:p>
+      <w:pPr>
+        <w:jc w:val="right"/>
+        <w:rPr>
+          <w:sz w:val="22"/>
+          <w:szCs w:val="22"/>
+          <w:rtl/>
+          <w:lang w:val="en-US"/>
+        </w:rPr>
+      </w:pPr>
+      <w:r>
+        <w:rPr>
+          <w:sz w:val="22"/>
+          <w:szCs w:val="22"/>
+          <w:lang w:val="en-US"/>
+        </w:rPr>
+        <w:t>triangle pad</w:t>
+      </w:r>
+      <w:r>
+        <w:rPr>
+          <w:rFonts w:hint="cs"/>
+          <w:sz w:val="22"/>
+          <w:szCs w:val="22"/>
+          <w:rtl/>
+          <w:lang w:val="en-US"/>
+        </w:rPr>
+        <w:t xml:space="preserve">שם החלק: </w:t>
+      </w:r>
+    </w:p>
+    <w:p>
+      <w:pPr>
+        <w:jc w:val="right"/>
+        <w:rPr>
+          <w:sz w:val="22"/>
+          <w:szCs w:val="22"/>
+          <w:rtl/>
+          <w:lang w:val="en-US"/>
+        </w:rPr>
+      </w:pPr>
+      <w:r>
+        <w:rPr>
+          <w:rFonts w:hint="cs"/>
+          <w:sz w:val="22"/>
+          <w:szCs w:val="22"/>
+          <w:rtl/>
+          <w:lang w:val="en-US"/>
+        </w:rPr>
+        <w:t>תמונה:</w:t>
+      </w:r>
+    </w:p>
+    <w:p>
+      <w:pPr>
+        <w:jc w:val="right"/>
+        <w:rPr>
+          <w:sz w:val="22"/>
+          <w:szCs w:val="22"/>
+          <w:rtl/>
+          <w:lang w:val="en-US"/>
+        </w:rPr>
+      </w:pPr>
+      <w:r>
+        <w:rPr>
+          <w:rFonts w:hint="cs"/>
+          <w:noProof/>
+          <w:sz w:val="22"/>
+          <w:szCs w:val="22"/>
+          <w:rtl/>
+          <w:lang w:val="he-IL"/>
+        </w:rPr>
+        <w:drawing>
+          <wp:inline distT="0" distB="0" distL="0" distR="0" wp14:anchorId="75CF83B7" wp14:editId="38528C85">
+            <wp:extent cx="1683429" cy="1287601"/>
+            <wp:effectExtent l="0" t="0" r="0" b="8255"/>
+            <wp:docPr id="557502985" name="Picture 4"/>
+            <wp:cNvGraphicFramePr>
+              <a:graphicFrameLocks xmlns:a="http://schemas.openxmlformats.org/drawingml/2006/main" noChangeAspect="1"/>
+            </wp:cNvGraphicFramePr>
+            <a:graphic xmlns:a="http://schemas.openxmlformats.org/drawingml/2006/main">
+              <a:graphicData uri="http://schemas.openxmlformats.org/drawingml/2006/picture">
+                <pic:pic xmlns:pic="http://schemas.openxmlformats.org/drawingml/2006/picture">
+                  <pic:nvPicPr>
+                    <pic:cNvPr id="557502985" name="Picture 557502985"/>
+                    <pic:cNvPicPr/>
+                  </pic:nvPicPr>
+                  <pic:blipFill>
+                    <a:blip r:embed="rId19" cstate="print">
+                      <a:extLst>
+                        <a:ext uri="{28A0092B-C50C-407E-A947-70E740481C1C}">
+                          <a14:useLocalDpi xmlns:a14="http://schemas.microsoft.com/office/drawing/2010/main" val="0"/>
+                        </a:ext>
+                      </a:extLst>
+                    </a:blip>
+                    <a:stretch>
+                      <a:fillRect/>
+                    </a:stretch>
+                  </pic:blipFill>
+                  <pic:spPr>
+                    <a:xfrm>
+                      <a:off x="0" y="0"/>
+                      <a:ext cx="1704135" cy="1303439"/>
+                    </a:xfrm>
+                    <a:prstGeom prst="rect">
+                      <a:avLst/>
+                    </a:prstGeom>
+                  </pic:spPr>
+                </pic:pic>
+              </a:graphicData>
+            </a:graphic>
+          </wp:inline>
+        </w:drawing>
+      </w:r>
+    </w:p>
+    <w:p>
+      <w:pPr>
+        <w:jc w:val="right"/>
+        <w:rPr>
+          <w:sz w:val="22"/>
+          <w:szCs w:val="22"/>
+          <w:rtl/>
+          <w:lang w:val="en-US"/>
+        </w:rPr>
+      </w:pPr>
+      <w:r>
+        <w:rPr>
+          <w:rFonts w:hint="cs"/>
+          <w:sz w:val="22"/>
+          <w:szCs w:val="22"/>
+          <w:rtl/>
+          <w:lang w:val="en-US"/>
+        </w:rPr>
+        <w:t>שימוש: מאפשר לחבר חלקים למחברים של המוטות בלי שהבליטות שאליהם יפריעו</w:t>
+      </w:r>
+    </w:p>
+    <w:p>
+      <w:pPr>
+        <w:jc w:val="right"/>
+        <w:rPr>
+          <w:sz w:val="22"/>
+          <w:szCs w:val="22"/>
+          <w:rtl/>
+          <w:lang w:val="en-US"/>
+        </w:rPr>
+      </w:pPr>
+    </w:p>
+    <w:p>
+      <w:pPr>
+        <w:jc w:val="right"/>
+        <w:rPr>
+          <w:sz w:val="22"/>
+          <w:szCs w:val="22"/>
+          <w:rtl/>
+          <w:lang w:val="en-US"/>
+        </w:rPr>
+      </w:pPr>
+      <w:r>
+        <w:rPr>
+          <w:sz w:val="22"/>
+          <w:szCs w:val="22"/>
+          <w:lang w:val="en-US"/>
+        </w:rPr>
+        <w:t>lead screw bearing holder</w:t>
+      </w:r>
+      <w:r>
+        <w:rPr>
+          <w:rFonts w:hint="cs"/>
+          <w:sz w:val="22"/>
+          <w:szCs w:val="22"/>
+          <w:rtl/>
+          <w:lang w:val="en-US"/>
+        </w:rPr>
+        <w:t>שם החלק:</w:t>
+      </w:r>
+    </w:p>
+    <w:p>
+      <w:pPr>
+        <w:jc w:val="right"/>
+        <w:rPr>
+          <w:sz w:val="22"/>
+          <w:szCs w:val="22"/>
+          <w:rtl/>
+          <w:lang w:val="en-US"/>
+        </w:rPr>
+      </w:pPr>
+      <w:r>
+        <w:rPr>
+          <w:rFonts w:hint="cs"/>
+          <w:sz w:val="22"/>
+          <w:szCs w:val="22"/>
+          <w:rtl/>
+          <w:lang w:val="en-US"/>
+        </w:rPr>
+        <w:t>תמונה:</w:t>
+      </w:r>
+    </w:p>
+    <w:p>
+      <w:pPr>
+        <w:jc w:val="right"/>
+        <w:rPr>
+          <w:sz w:val="22"/>
+          <w:szCs w:val="22"/>
+          <w:rtl/>
+          <w:lang w:val="en-US"/>
+        </w:rPr>
+      </w:pPr>
+      <w:r>
+        <w:rPr>
+          <w:sz w:val="22"/>
+          <w:szCs w:val="22"/>
+          <w:lang w:val="en-US"/>
+        </w:rPr>
+        <w:drawing>
+          <wp:inline distT="0" distB="0" distL="0" distR="0" wp14:anchorId="0929B1B3" wp14:editId="546817DE">
+            <wp:extent cx="1683492" cy="1356360"/>
+            <wp:effectExtent l="0" t="0" r="0" b="0"/>
+            <wp:docPr id="1923748601" name="Picture 1"/>
+            <wp:cNvGraphicFramePr>
+              <a:graphicFrameLocks xmlns:a="http://schemas.openxmlformats.org/drawingml/2006/main" noChangeAspect="1"/>
+            </wp:cNvGraphicFramePr>
+            <a:graphic xmlns:a="http://schemas.openxmlformats.org/drawingml/2006/main">
+              <a:graphicData uri="http://schemas.openxmlformats.org/drawingml/2006/picture">
+                <pic:pic xmlns:pic="http://schemas.openxmlformats.org/drawingml/2006/picture">
+                  <pic:nvPicPr>
+                    <pic:cNvPr id="1923748601" name=""/>
+                    <pic:cNvPicPr/>
+                  </pic:nvPicPr>
+                  <pic:blipFill>
+                    <a:blip r:embed="rId20"/>
+                    <a:stretch>
+                      <a:fillRect/>
+                    </a:stretch>
+                  </pic:blipFill>
+                  <pic:spPr>
+                    <a:xfrm>
+                      <a:off x="0" y="0"/>
+                      <a:ext cx="1689668" cy="1361336"/>
+                    </a:xfrm>
+                    <a:prstGeom prst="rect">
+                      <a:avLst/>
+                    </a:prstGeom>
+                  </pic:spPr>
+                </pic:pic>
+              </a:graphicData>
+            </a:graphic>
+          </wp:inline>
+        </w:drawing>
+      </w:r>
+    </w:p>
+    <w:p>
+      <w:pPr>
+        <w:jc w:val="right"/>
+        <w:rPr>
+          <w:rFonts w:hint="cs"/>
+          <w:sz w:val="22"/>
+          <w:szCs w:val="22"/>
+          <w:rtl/>
+          <w:lang w:val="en-US"/>
+        </w:rPr>
+      </w:pPr>
+      <w:r>
+        <w:rPr>
+          <w:rFonts w:hint="cs"/>
+          <w:sz w:val="22"/>
+          <w:szCs w:val="22"/>
+          <w:rtl/>
+          <w:lang w:val="en-US"/>
+        </w:rPr>
+        <w:t xml:space="preserve"> אבל עדיין מאפשר לו להסתובב</w:t>
+      </w:r>
+      <w:r>
+        <w:rPr>
+          <w:sz w:val="22"/>
+          <w:szCs w:val="22"/>
+          <w:lang w:val="en-US"/>
+        </w:rPr>
+        <w:t>X</w:t>
+      </w:r>
+      <w:r>
+        <w:rPr>
+          <w:rFonts w:hint="cs"/>
+          <w:sz w:val="22"/>
+          <w:szCs w:val="22"/>
+          <w:rtl/>
+          <w:lang w:val="en-US"/>
+        </w:rPr>
+        <w:t xml:space="preserve"> </w:t>
+      </w:r>
+      <w:r>
+        <w:rPr>
+          <w:rFonts w:hint="cs"/>
+          <w:sz w:val="22"/>
+          <w:szCs w:val="22"/>
+          <w:rtl/>
+          <w:lang w:val="en-US"/>
+        </w:rPr>
+        <w:t>שמחזיק את הבורג של ציר ה-</w:t>
+      </w:r>
+      <w:r>
+        <w:rPr>
+          <w:sz w:val="22"/>
+          <w:szCs w:val="22"/>
+          <w:lang w:val="en-US"/>
+        </w:rPr>
+        <w:t xml:space="preserve"> (bearing</w:t>
+      </w:r>
+      <w:r>
+        <w:rPr>
+          <w:rFonts w:hint="cs"/>
+          <w:sz w:val="22"/>
+          <w:szCs w:val="22"/>
+          <w:rtl/>
+          <w:lang w:val="en-US"/>
+        </w:rPr>
+        <w:t>שימוש: מחזיק מסב(</w:t>
+      </w:r>
     </w:p>
     <w:sectPr>
+      <w:headerReference w:type="default" r:id="rId21"/>
       <w:pgSz w:w="11906" w:h="16838"/>
       <w:pgMar w:top="1440" w:right="1800" w:bottom="1440" w:left="1800" w:header="708" w:footer="708" w:gutter="0"/>
       <w:cols w:space="708"/>
@@ -1461,6 +2145,66 @@
     </w:sectPr>
   </w:body>
 </w:document>
+</file>
+
+<file path=word/endnotes.xml><?xml version="1.0" encoding="utf-8"?>
+<w:endnotes xmlns:wpc="http://schemas.microsoft.com/office/word/2010/wordprocessingCanvas" xmlns:cx="http://schemas.microsoft.com/office/drawing/2014/chartex" xmlns:cx1="http://schemas.microsoft.com/office/drawing/2015/9/8/chartex" xmlns:cx2="http://schemas.microsoft.com/office/drawing/2015/10/21/chartex" xmlns:cx3="http://schemas.microsoft.com/office/drawing/2016/5/9/chartex" xmlns:cx4="http://schemas.microsoft.com/office/drawing/2016/5/10/chartex" xmlns:cx5="http://schemas.microsoft.com/office/drawing/2016/5/11/chartex" xmlns:cx6="http://schemas.microsoft.com/office/drawing/2016/5/12/chartex" xmlns:cx7="http://schemas.microsoft.com/office/drawing/2016/5/13/chartex" xmlns:cx8="http://schemas.microsoft.com/office/drawing/2016/5/14/chartex" xmlns:mc="http://schemas.openxmlformats.org/markup-compatibility/2006" xmlns:aink="http://schemas.microsoft.com/office/drawing/2016/ink" xmlns:am3d="http://schemas.microsoft.com/office/drawing/2017/model3d" xmlns:o="urn:schemas-microsoft-com:office:office" xmlns:oel="http://schemas.microsoft.com/office/2019/extlst" xmlns:r="http://schemas.openxmlformats.org/officeDocument/2006/relationships" xmlns:m="http://schemas.openxmlformats.org/officeDocument/2006/math" xmlns:v="urn:schemas-microsoft-com:vml" xmlns:wp14="http://schemas.microsoft.com/office/word/2010/wordprocessingDrawing" xmlns:wp="http://schemas.openxmlformats.org/drawingml/2006/wordprocessingDrawing" xmlns:w10="urn:schemas-microsoft-com:office:word" xmlns:w="http://schemas.openxmlformats.org/wordprocessingml/2006/main" xmlns:w14="http://schemas.microsoft.com/office/word/2010/wordml" xmlns:w15="http://schemas.microsoft.com/office/word/2012/wordml" xmlns:w16cex="http://schemas.microsoft.com/office/word/2018/wordml/cex" xmlns:w16cid="http://schemas.microsoft.com/office/word/2016/wordml/cid" xmlns:w16="http://schemas.microsoft.com/office/word/2018/wordml" xmlns:w16du="http://schemas.microsoft.com/office/word/2023/wordml/word16du" xmlns:w16sdtdh="http://schemas.microsoft.com/office/word/2020/wordml/sdtdatahash" xmlns:w16sdtfl="http://schemas.microsoft.com/office/word/2024/wordml/sdtformatlock" xmlns:w16se="http://schemas.microsoft.com/office/word/2015/wordml/symex" xmlns:wpg="http://schemas.microsoft.com/office/word/2010/wordprocessingGroup" xmlns:wpi="http://schemas.microsoft.com/office/word/2010/wordprocessingInk" xmlns:wne="http://schemas.microsoft.com/office/word/2006/wordml" xmlns:wps="http://schemas.microsoft.com/office/word/2010/wordprocessingShape" mc:Ignorable="w14 w15 w16se w16cid w16 w16cex w16sdtdh w16sdtfl w16du wp14">
+  <w:endnote w:type="separator" w:id="-1">
+    <w:p>
+      <w:pPr>
+        <w:spacing w:after="0" w:line="240" w:lineRule="auto"/>
+      </w:pPr>
+      <w:r>
+        <w:separator/>
+      </w:r>
+    </w:p>
+  </w:endnote>
+  <w:endnote w:type="continuationSeparator" w:id="0">
+    <w:p>
+      <w:pPr>
+        <w:spacing w:after="0" w:line="240" w:lineRule="auto"/>
+      </w:pPr>
+      <w:r>
+        <w:continuationSeparator/>
+      </w:r>
+    </w:p>
+  </w:endnote>
+</w:endnotes>
+</file>
+
+<file path=word/footnotes.xml><?xml version="1.0" encoding="utf-8"?>
+<w:footnotes xmlns:wpc="http://schemas.microsoft.com/office/word/2010/wordprocessingCanvas" xmlns:cx="http://schemas.microsoft.com/office/drawing/2014/chartex" xmlns:cx1="http://schemas.microsoft.com/office/drawing/2015/9/8/chartex" xmlns:cx2="http://schemas.microsoft.com/office/drawing/2015/10/21/chartex" xmlns:cx3="http://schemas.microsoft.com/office/drawing/2016/5/9/chartex" xmlns:cx4="http://schemas.microsoft.com/office/drawing/2016/5/10/chartex" xmlns:cx5="http://schemas.microsoft.com/office/drawing/2016/5/11/chartex" xmlns:cx6="http://schemas.microsoft.com/office/drawing/2016/5/12/chartex" xmlns:cx7="http://schemas.microsoft.com/office/drawing/2016/5/13/chartex" xmlns:cx8="http://schemas.microsoft.com/office/drawing/2016/5/14/chartex" xmlns:mc="http://schemas.openxmlformats.org/markup-compatibility/2006" xmlns:aink="http://schemas.microsoft.com/office/drawing/2016/ink" xmlns:am3d="http://schemas.microsoft.com/office/drawing/2017/model3d" xmlns:o="urn:schemas-microsoft-com:office:office" xmlns:oel="http://schemas.microsoft.com/office/2019/extlst" xmlns:r="http://schemas.openxmlformats.org/officeDocument/2006/relationships" xmlns:m="http://schemas.openxmlformats.org/officeDocument/2006/math" xmlns:v="urn:schemas-microsoft-com:vml" xmlns:wp14="http://schemas.microsoft.com/office/word/2010/wordprocessingDrawing" xmlns:wp="http://schemas.openxmlformats.org/drawingml/2006/wordprocessingDrawing" xmlns:w10="urn:schemas-microsoft-com:office:word" xmlns:w="http://schemas.openxmlformats.org/wordprocessingml/2006/main" xmlns:w14="http://schemas.microsoft.com/office/word/2010/wordml" xmlns:w15="http://schemas.microsoft.com/office/word/2012/wordml" xmlns:w16cex="http://schemas.microsoft.com/office/word/2018/wordml/cex" xmlns:w16cid="http://schemas.microsoft.com/office/word/2016/wordml/cid" xmlns:w16="http://schemas.microsoft.com/office/word/2018/wordml" xmlns:w16du="http://schemas.microsoft.com/office/word/2023/wordml/word16du" xmlns:w16sdtdh="http://schemas.microsoft.com/office/word/2020/wordml/sdtdatahash" xmlns:w16sdtfl="http://schemas.microsoft.com/office/word/2024/wordml/sdtformatlock" xmlns:w16se="http://schemas.microsoft.com/office/word/2015/wordml/symex" xmlns:wpg="http://schemas.microsoft.com/office/word/2010/wordprocessingGroup" xmlns:wpi="http://schemas.microsoft.com/office/word/2010/wordprocessingInk" xmlns:wne="http://schemas.microsoft.com/office/word/2006/wordml" xmlns:wps="http://schemas.microsoft.com/office/word/2010/wordprocessingShape" mc:Ignorable="w14 w15 w16se w16cid w16 w16cex w16sdtdh w16sdtfl w16du wp14">
+  <w:footnote w:type="separator" w:id="-1">
+    <w:p>
+      <w:pPr>
+        <w:spacing w:after="0" w:line="240" w:lineRule="auto"/>
+      </w:pPr>
+      <w:r>
+        <w:separator/>
+      </w:r>
+    </w:p>
+  </w:footnote>
+  <w:footnote w:type="continuationSeparator" w:id="0">
+    <w:p>
+      <w:pPr>
+        <w:spacing w:after="0" w:line="240" w:lineRule="auto"/>
+      </w:pPr>
+      <w:r>
+        <w:continuationSeparator/>
+      </w:r>
+    </w:p>
+  </w:footnote>
+</w:footnotes>
+</file>
+
+<file path=word/header1.xml><?xml version="1.0" encoding="utf-8"?>
+<w:hdr xmlns:wpc="http://schemas.microsoft.com/office/word/2010/wordprocessingCanvas" xmlns:cx="http://schemas.microsoft.com/office/drawing/2014/chartex" xmlns:cx1="http://schemas.microsoft.com/office/drawing/2015/9/8/chartex" xmlns:cx2="http://schemas.microsoft.com/office/drawing/2015/10/21/chartex" xmlns:cx3="http://schemas.microsoft.com/office/drawing/2016/5/9/chartex" xmlns:cx4="http://schemas.microsoft.com/office/drawing/2016/5/10/chartex" xmlns:cx5="http://schemas.microsoft.com/office/drawing/2016/5/11/chartex" xmlns:cx6="http://schemas.microsoft.com/office/drawing/2016/5/12/chartex" xmlns:cx7="http://schemas.microsoft.com/office/drawing/2016/5/13/chartex" xmlns:cx8="http://schemas.microsoft.com/office/drawing/2016/5/14/chartex" xmlns:mc="http://schemas.openxmlformats.org/markup-compatibility/2006" xmlns:aink="http://schemas.microsoft.com/office/drawing/2016/ink" xmlns:am3d="http://schemas.microsoft.com/office/drawing/2017/model3d" xmlns:o="urn:schemas-microsoft-com:office:office" xmlns:oel="http://schemas.microsoft.com/office/2019/extlst" xmlns:r="http://schemas.openxmlformats.org/officeDocument/2006/relationships" xmlns:m="http://schemas.openxmlformats.org/officeDocument/2006/math" xmlns:v="urn:schemas-microsoft-com:vml" xmlns:wp14="http://schemas.microsoft.com/office/word/2010/wordprocessingDrawing" xmlns:wp="http://schemas.openxmlformats.org/drawingml/2006/wordprocessingDrawing" xmlns:w10="urn:schemas-microsoft-com:office:word" xmlns:w="http://schemas.openxmlformats.org/wordprocessingml/2006/main" xmlns:w14="http://schemas.microsoft.com/office/word/2010/wordml" xmlns:w15="http://schemas.microsoft.com/office/word/2012/wordml" xmlns:w16cex="http://schemas.microsoft.com/office/word/2018/wordml/cex" xmlns:w16cid="http://schemas.microsoft.com/office/word/2016/wordml/cid" xmlns:w16="http://schemas.microsoft.com/office/word/2018/wordml" xmlns:w16du="http://schemas.microsoft.com/office/word/2023/wordml/word16du" xmlns:w16sdtdh="http://schemas.microsoft.com/office/word/2020/wordml/sdtdatahash" xmlns:w16sdtfl="http://schemas.microsoft.com/office/word/2024/wordml/sdtformatlock" xmlns:w16se="http://schemas.microsoft.com/office/word/2015/wordml/symex" xmlns:wpg="http://schemas.microsoft.com/office/word/2010/wordprocessingGroup" xmlns:wpi="http://schemas.microsoft.com/office/word/2010/wordprocessingInk" xmlns:wne="http://schemas.microsoft.com/office/word/2006/wordml" xmlns:wps="http://schemas.microsoft.com/office/word/2010/wordprocessingShape" mc:Ignorable="w14 w15 w16se w16cid w16 w16cex w16sdtdh w16sdtfl w16du wp14">
+  <w:p>
+    <w:pPr>
+      <w:pStyle w:val="Header"/>
+    </w:pPr>
+  </w:p>
+</w:hdr>
 </file>
 
 <file path=word/numbering.xml><?xml version="1.0" encoding="utf-8"?>
@@ -2276,7 +3020,6 @@
   <w:style w:type="character" w:default="1" w:styleId="DefaultParagraphFont">
     <w:name w:val="Default Paragraph Font"/>
     <w:uiPriority w:val="1"/>
-    <w:semiHidden/>
     <w:unhideWhenUsed/>
   </w:style>
   <w:style w:type="table" w:default="1" w:styleId="TableNormal">
@@ -2589,6 +3332,85 @@
       <w:color w:val="0F4761" w:themeColor="accent1" w:themeShade="BF"/>
       <w:spacing w:val="5"/>
     </w:rPr>
+  </w:style>
+  <w:style w:type="character" w:styleId="Hyperlink">
+    <w:name w:val="Hyperlink"/>
+    <w:basedOn w:val="DefaultParagraphFont"/>
+    <w:uiPriority w:val="99"/>
+    <w:unhideWhenUsed/>
+    <w:rsid w:val="00857D1C"/>
+    <w:rPr>
+      <w:color w:val="467886" w:themeColor="hyperlink"/>
+      <w:u w:val="single"/>
+    </w:rPr>
+  </w:style>
+  <w:style w:type="character" w:styleId="UnresolvedMention">
+    <w:name w:val="Unresolved Mention"/>
+    <w:basedOn w:val="DefaultParagraphFont"/>
+    <w:uiPriority w:val="99"/>
+    <w:semiHidden/>
+    <w:unhideWhenUsed/>
+    <w:rsid w:val="00857D1C"/>
+    <w:rPr>
+      <w:color w:val="605E5C"/>
+      <w:shd w:val="clear" w:color="auto" w:fill="E1DFDD"/>
+    </w:rPr>
+  </w:style>
+  <w:style w:type="character" w:styleId="FollowedHyperlink">
+    <w:name w:val="FollowedHyperlink"/>
+    <w:basedOn w:val="DefaultParagraphFont"/>
+    <w:uiPriority w:val="99"/>
+    <w:semiHidden/>
+    <w:unhideWhenUsed/>
+    <w:rsid w:val="00857D1C"/>
+    <w:rPr>
+      <w:color w:val="96607D" w:themeColor="followedHyperlink"/>
+      <w:u w:val="single"/>
+    </w:rPr>
+  </w:style>
+  <w:style w:type="paragraph" w:styleId="Header">
+    <w:name w:val="header"/>
+    <w:basedOn w:val="Normal"/>
+    <w:link w:val="HeaderChar"/>
+    <w:uiPriority w:val="99"/>
+    <w:unhideWhenUsed/>
+    <w:rsid w:val="00E26A9D"/>
+    <w:pPr>
+      <w:tabs>
+        <w:tab w:val="center" w:pos="4153"/>
+        <w:tab w:val="right" w:pos="8306"/>
+      </w:tabs>
+      <w:spacing w:after="0" w:line="240" w:lineRule="auto"/>
+    </w:pPr>
+  </w:style>
+  <w:style w:type="character" w:customStyle="1" w:styleId="HeaderChar">
+    <w:name w:val="Header Char"/>
+    <w:basedOn w:val="DefaultParagraphFont"/>
+    <w:link w:val="Header"/>
+    <w:uiPriority w:val="99"/>
+    <w:rsid w:val="00E26A9D"/>
+  </w:style>
+  <w:style w:type="paragraph" w:styleId="Footer">
+    <w:name w:val="footer"/>
+    <w:basedOn w:val="Normal"/>
+    <w:link w:val="FooterChar"/>
+    <w:uiPriority w:val="99"/>
+    <w:unhideWhenUsed/>
+    <w:rsid w:val="00E26A9D"/>
+    <w:pPr>
+      <w:tabs>
+        <w:tab w:val="center" w:pos="4153"/>
+        <w:tab w:val="right" w:pos="8306"/>
+      </w:tabs>
+      <w:spacing w:after="0" w:line="240" w:lineRule="auto"/>
+    </w:pPr>
+  </w:style>
+  <w:style w:type="character" w:customStyle="1" w:styleId="FooterChar">
+    <w:name w:val="Footer Char"/>
+    <w:basedOn w:val="DefaultParagraphFont"/>
+    <w:link w:val="Footer"/>
+    <w:uiPriority w:val="99"/>
+    <w:rsid w:val="00E26A9D"/>
   </w:style>
 </w:styles>
 </file>

--- a/ספר פרוייקט כיתה י', יונתן טורפשטיין.docx
+++ b/ספר פרוייקט כיתה י', יונתן טורפשטיין.docx
@@ -64,12 +64,13 @@
           <w:rtl/>
           <w:lang w:val="en-US"/>
         </w:rPr>
-        <w:t xml:space="preserve">מדפסת תלת </w:t>
-      </w:r>
-      <w:proofErr w:type="spellStart"/>
-      <w:r>
-        <w:rPr>
-          <w:rFonts w:hint="cs"/>
+        <w:t>פרויקט יוד:</w:t>
+      </w:r>
+    </w:p>
+    <w:p>
+      <w:pPr>
+        <w:jc w:val="center"/>
+        <w:rPr>
           <w:b/>
           <w:bCs/>
           <w:sz w:val="44"/>
@@ -77,9 +78,19 @@
           <w:rtl/>
           <w:lang w:val="en-US"/>
         </w:rPr>
-        <w:t>מימד</w:t>
-      </w:r>
-      <w:proofErr w:type="spellEnd"/>
+      </w:pPr>
+      <w:r>
+        <w:rPr>
+          <w:rFonts w:hint="cs"/>
+          <w:b/>
+          <w:bCs/>
+          <w:sz w:val="44"/>
+          <w:szCs w:val="44"/>
+          <w:rtl/>
+          <w:lang w:val="en-US"/>
+        </w:rPr>
+        <w:t>מדפסת תלת מימד</w:t>
+      </w:r>
       <w:r>
         <w:rPr>
           <w:rFonts w:hint="cs"/>
@@ -249,14 +260,12 @@
       <w:pPr>
         <w:jc w:val="right"/>
         <w:rPr>
-          <w:rFonts w:hint="cs"/>
           <w:sz w:val="32"/>
           <w:szCs w:val="32"/>
           <w:lang w:val="en-US"/>
         </w:rPr>
       </w:pPr>
       <w:hyperlink r:id="rId10" w:history="1">
-        <w:proofErr w:type="spellStart"/>
         <w:r>
           <w:rPr>
             <w:rStyle w:val="Hyperlink"/>
@@ -264,7 +273,564 @@
             <w:szCs w:val="32"/>
             <w:lang w:val="en-US"/>
           </w:rPr>
-          <w:t>Git</w:t>
+          <w:t>Github</w:t>
+        </w:r>
+      </w:hyperlink>
+      <w:r>
+        <w:rPr>
+          <w:rFonts w:hint="cs"/>
+          <w:sz w:val="32"/>
+          <w:szCs w:val="32"/>
+          <w:lang w:val="en-US"/>
+        </w:rPr>
+        <w:t xml:space="preserve"> </w:t>
+      </w:r>
+    </w:p>
+    <w:p>
+      <w:pPr>
+        <w:jc w:val="center"/>
+        <w:rPr>
+          <w:sz w:val="32"/>
+          <w:szCs w:val="32"/>
+          <w:lang w:val="en-US"/>
+        </w:rPr>
+      </w:pPr>
+    </w:p>
+    <w:p>
+      <w:pPr>
+        <w:jc w:val="center"/>
+        <w:rPr>
+          <w:sz w:val="32"/>
+          <w:szCs w:val="32"/>
+          <w:lang w:val="en-US"/>
+        </w:rPr>
+      </w:pPr>
+      <w:r>
+        <w:rPr>
+          <w:sz w:val="32"/>
+          <w:szCs w:val="32"/>
+          <w:lang w:val="en-US"/>
+        </w:rPr>
+        <w:br w:type="page"/>
+      </w:r>
+    </w:p>
+    <w:p>
+      <w:pPr>
+        <w:jc w:val="center"/>
+        <w:rPr>
+          <w:b/>
+          <w:bCs/>
+          <w:sz w:val="32"/>
+          <w:szCs w:val="32"/>
+          <w:rtl/>
+          <w:lang w:val="en-US"/>
+        </w:rPr>
+      </w:pPr>
+      <w:r>
+        <w:rPr>
+          <w:rFonts w:hint="cs"/>
+          <w:b/>
+          <w:bCs/>
+          <w:sz w:val="32"/>
+          <w:szCs w:val="32"/>
+          <w:rtl/>
+          <w:lang w:val="en-US"/>
+        </w:rPr>
+        <w:lastRenderedPageBreak/>
+        <w:t xml:space="preserve">1 - </w:t>
+      </w:r>
+      <w:r>
+        <w:rPr>
+          <w:rFonts w:hint="cs"/>
+          <w:b/>
+          <w:bCs/>
+          <w:sz w:val="32"/>
+          <w:szCs w:val="32"/>
+          <w:rtl/>
+          <w:lang w:val="en-US"/>
+        </w:rPr>
+        <w:t>תוכן עניינים</w:t>
+      </w:r>
+      <w:r>
+        <w:rPr>
+          <w:rFonts w:hint="cs"/>
+          <w:b/>
+          <w:bCs/>
+          <w:sz w:val="32"/>
+          <w:szCs w:val="32"/>
+          <w:rtl/>
+          <w:lang w:val="en-US"/>
+        </w:rPr>
+        <w:t>:</w:t>
+      </w:r>
+    </w:p>
+    <w:p>
+      <w:pPr>
+        <w:jc w:val="right"/>
+        <w:rPr>
+          <w:sz w:val="32"/>
+          <w:szCs w:val="32"/>
+          <w:rtl/>
+          <w:lang w:val="en-US"/>
+        </w:rPr>
+      </w:pPr>
+      <w:r>
+        <w:rPr>
+          <w:rFonts w:hint="cs"/>
+          <w:sz w:val="32"/>
+          <w:szCs w:val="32"/>
+          <w:rtl/>
+          <w:lang w:val="en-US"/>
+        </w:rPr>
+        <w:t>0: שער.</w:t>
+      </w:r>
+    </w:p>
+    <w:p>
+      <w:pPr>
+        <w:jc w:val="right"/>
+        <w:rPr>
+          <w:sz w:val="32"/>
+          <w:szCs w:val="32"/>
+          <w:rtl/>
+          <w:lang w:val="en-US"/>
+        </w:rPr>
+      </w:pPr>
+      <w:r>
+        <w:rPr>
+          <w:rFonts w:hint="cs"/>
+          <w:sz w:val="32"/>
+          <w:szCs w:val="32"/>
+          <w:rtl/>
+          <w:lang w:val="en-US"/>
+        </w:rPr>
+        <w:t>1: תוכן עניינים.</w:t>
+      </w:r>
+    </w:p>
+    <w:p>
+      <w:pPr>
+        <w:jc w:val="right"/>
+        <w:rPr>
+          <w:sz w:val="32"/>
+          <w:szCs w:val="32"/>
+          <w:rtl/>
+          <w:lang w:val="en-US"/>
+        </w:rPr>
+      </w:pPr>
+      <w:r>
+        <w:rPr>
+          <w:rFonts w:hint="cs"/>
+          <w:sz w:val="32"/>
+          <w:szCs w:val="32"/>
+          <w:rtl/>
+          <w:lang w:val="en-US"/>
+        </w:rPr>
+        <w:t xml:space="preserve">2: </w:t>
+      </w:r>
+      <w:r>
+        <w:rPr>
+          <w:rFonts w:hint="cs"/>
+          <w:sz w:val="32"/>
+          <w:szCs w:val="32"/>
+          <w:rtl/>
+          <w:lang w:val="en-US"/>
+        </w:rPr>
+        <w:t>דרישות</w:t>
+      </w:r>
+      <w:r>
+        <w:rPr>
+          <w:rFonts w:hint="cs"/>
+          <w:sz w:val="32"/>
+          <w:szCs w:val="32"/>
+          <w:rtl/>
+          <w:lang w:val="en-US"/>
+        </w:rPr>
+        <w:t xml:space="preserve"> פרויקט.</w:t>
+      </w:r>
+    </w:p>
+    <w:p>
+      <w:pPr>
+        <w:jc w:val="right"/>
+        <w:rPr>
+          <w:sz w:val="32"/>
+          <w:szCs w:val="32"/>
+          <w:rtl/>
+          <w:lang w:val="en-US"/>
+        </w:rPr>
+      </w:pPr>
+      <w:r>
+        <w:rPr>
+          <w:rFonts w:hint="cs"/>
+          <w:sz w:val="32"/>
+          <w:szCs w:val="32"/>
+          <w:rtl/>
+          <w:lang w:val="en-US"/>
+        </w:rPr>
+        <w:t>3: תכן.</w:t>
+      </w:r>
+    </w:p>
+    <w:p>
+      <w:pPr>
+        <w:jc w:val="right"/>
+        <w:rPr>
+          <w:sz w:val="32"/>
+          <w:szCs w:val="32"/>
+          <w:lang w:val="en-US"/>
+        </w:rPr>
+      </w:pPr>
+      <w:r>
+        <w:rPr>
+          <w:rFonts w:hint="cs"/>
+          <w:sz w:val="32"/>
+          <w:szCs w:val="32"/>
+          <w:rtl/>
+          <w:lang w:val="en-US"/>
+        </w:rPr>
+        <w:t>4: מידול.</w:t>
+      </w:r>
+      <w:r>
+        <w:rPr>
+          <w:sz w:val="32"/>
+          <w:szCs w:val="32"/>
+          <w:lang w:val="en-US"/>
+        </w:rPr>
+        <w:t>-</w:t>
+      </w:r>
+      <w:r>
+        <w:rPr>
+          <w:sz w:val="32"/>
+          <w:szCs w:val="32"/>
+          <w:lang w:val="en-US"/>
+        </w:rPr>
+        <w:t>6</w:t>
+      </w:r>
+    </w:p>
+    <w:p>
+      <w:pPr>
+        <w:jc w:val="right"/>
+        <w:rPr>
+          <w:rFonts w:hint="cs"/>
+          <w:sz w:val="32"/>
+          <w:szCs w:val="32"/>
+          <w:rtl/>
+          <w:lang w:val="en-US"/>
+        </w:rPr>
+      </w:pPr>
+      <w:r>
+        <w:rPr>
+          <w:rFonts w:hint="cs"/>
+          <w:sz w:val="32"/>
+          <w:szCs w:val="32"/>
+          <w:rtl/>
+          <w:lang w:val="en-US"/>
+        </w:rPr>
+        <w:t>7</w:t>
+      </w:r>
+      <w:r>
+        <w:rPr>
+          <w:rFonts w:hint="cs"/>
+          <w:sz w:val="32"/>
+          <w:szCs w:val="32"/>
+          <w:rtl/>
+          <w:lang w:val="en-US"/>
+        </w:rPr>
+        <w:t>-</w:t>
+      </w:r>
+      <w:r>
+        <w:rPr>
+          <w:rFonts w:hint="cs"/>
+          <w:sz w:val="32"/>
+          <w:szCs w:val="32"/>
+          <w:rtl/>
+          <w:lang w:val="en-US"/>
+        </w:rPr>
+        <w:t>9</w:t>
+      </w:r>
+      <w:r>
+        <w:rPr>
+          <w:rFonts w:hint="cs"/>
+          <w:sz w:val="32"/>
+          <w:szCs w:val="32"/>
+          <w:rtl/>
+          <w:lang w:val="en-US"/>
+        </w:rPr>
+        <w:t>: אלקטרוניקה.</w:t>
+      </w:r>
+    </w:p>
+    <w:p>
+      <w:pPr>
+        <w:rPr>
+          <w:sz w:val="32"/>
+          <w:szCs w:val="32"/>
+          <w:rtl/>
+          <w:lang w:val="en-US"/>
+        </w:rPr>
+      </w:pPr>
+      <w:r>
+        <w:rPr>
+          <w:sz w:val="32"/>
+          <w:szCs w:val="32"/>
+          <w:rtl/>
+          <w:lang w:val="en-US"/>
+        </w:rPr>
+        <w:br w:type="page"/>
+      </w:r>
+    </w:p>
+    <w:p>
+      <w:pPr>
+        <w:jc w:val="center"/>
+        <w:rPr>
+          <w:b/>
+          <w:bCs/>
+          <w:sz w:val="32"/>
+          <w:szCs w:val="32"/>
+          <w:rtl/>
+          <w:lang w:val="en-US"/>
+        </w:rPr>
+      </w:pPr>
+      <w:r>
+        <w:rPr>
+          <w:rFonts w:hint="cs"/>
+          <w:b/>
+          <w:bCs/>
+          <w:sz w:val="32"/>
+          <w:szCs w:val="32"/>
+          <w:rtl/>
+          <w:lang w:val="en-US"/>
+        </w:rPr>
+        <w:lastRenderedPageBreak/>
+        <w:t xml:space="preserve">2 </w:t>
+      </w:r>
+      <w:r>
+        <w:rPr>
+          <w:b/>
+          <w:bCs/>
+          <w:sz w:val="32"/>
+          <w:szCs w:val="32"/>
+          <w:rtl/>
+          <w:lang w:val="en-US"/>
+        </w:rPr>
+        <w:t>–</w:t>
+      </w:r>
+      <w:r>
+        <w:rPr>
+          <w:rFonts w:hint="cs"/>
+          <w:b/>
+          <w:bCs/>
+          <w:sz w:val="32"/>
+          <w:szCs w:val="32"/>
+          <w:rtl/>
+          <w:lang w:val="en-US"/>
+        </w:rPr>
+        <w:t xml:space="preserve"> דרישות מהפרויקט:</w:t>
+      </w:r>
+    </w:p>
+    <w:p>
+      <w:pPr>
+        <w:jc w:val="right"/>
+        <w:rPr>
+          <w:sz w:val="32"/>
+          <w:szCs w:val="32"/>
+          <w:lang w:val="en-US"/>
+        </w:rPr>
+      </w:pPr>
+      <w:r>
+        <w:rPr>
+          <w:sz w:val="32"/>
+          <w:szCs w:val="32"/>
+          <w:lang w:val="en-US"/>
+        </w:rPr>
+        <w:t>gcode</w:t>
+      </w:r>
+      <w:r>
+        <w:rPr>
+          <w:rFonts w:hint="cs"/>
+          <w:sz w:val="32"/>
+          <w:szCs w:val="32"/>
+          <w:rtl/>
+          <w:lang w:val="en-US"/>
+        </w:rPr>
+        <w:t>1: קריאה ועיבוד של</w:t>
+      </w:r>
+      <w:r>
+        <w:rPr>
+          <w:rFonts w:hint="cs"/>
+          <w:sz w:val="32"/>
+          <w:szCs w:val="32"/>
+          <w:rtl/>
+          <w:lang w:val="en-US"/>
+        </w:rPr>
+        <w:t xml:space="preserve"> קבצי</w:t>
+      </w:r>
+      <w:r>
+        <w:rPr>
+          <w:rFonts w:hint="cs"/>
+          <w:sz w:val="32"/>
+          <w:szCs w:val="32"/>
+          <w:rtl/>
+          <w:lang w:val="en-US"/>
+        </w:rPr>
+        <w:t xml:space="preserve"> </w:t>
+      </w:r>
+    </w:p>
+    <w:p>
+      <w:pPr>
+        <w:jc w:val="right"/>
+        <w:rPr>
+          <w:sz w:val="32"/>
+          <w:szCs w:val="32"/>
+          <w:rtl/>
+          <w:lang w:val="en-US"/>
+        </w:rPr>
+      </w:pPr>
+      <w:r>
+        <w:rPr>
+          <w:rFonts w:hint="cs"/>
+          <w:sz w:val="32"/>
+          <w:szCs w:val="32"/>
+          <w:rtl/>
+          <w:lang w:val="en-US"/>
+        </w:rPr>
+        <w:t>2: תזוזה מסונכרנת על צירים שיכולה להגיע לכל נקודה על המיתה</w:t>
+      </w:r>
+      <w:r>
+        <w:rPr>
+          <w:rFonts w:hint="cs"/>
+          <w:sz w:val="32"/>
+          <w:szCs w:val="32"/>
+          <w:rtl/>
+          <w:lang w:val="en-US"/>
+        </w:rPr>
+        <w:t>.</w:t>
+      </w:r>
+    </w:p>
+    <w:p>
+      <w:pPr>
+        <w:rPr>
+          <w:sz w:val="32"/>
+          <w:szCs w:val="32"/>
+          <w:rtl/>
+          <w:lang w:val="en-US"/>
+        </w:rPr>
+      </w:pPr>
+      <w:r>
+        <w:rPr>
+          <w:sz w:val="32"/>
+          <w:szCs w:val="32"/>
+          <w:rtl/>
+          <w:lang w:val="en-US"/>
+        </w:rPr>
+        <w:br w:type="page"/>
+      </w:r>
+    </w:p>
+    <w:p>
+      <w:pPr>
+        <w:jc w:val="center"/>
+        <w:rPr>
+          <w:b/>
+          <w:bCs/>
+          <w:sz w:val="32"/>
+          <w:szCs w:val="32"/>
+          <w:rtl/>
+          <w:lang w:val="en-US"/>
+        </w:rPr>
+      </w:pPr>
+      <w:r>
+        <w:rPr>
+          <w:rFonts w:hint="cs"/>
+          <w:b/>
+          <w:bCs/>
+          <w:sz w:val="32"/>
+          <w:szCs w:val="32"/>
+          <w:rtl/>
+          <w:lang w:val="en-US"/>
+        </w:rPr>
+        <w:lastRenderedPageBreak/>
+        <w:t xml:space="preserve">3 </w:t>
+      </w:r>
+      <w:r>
+        <w:rPr>
+          <w:b/>
+          <w:bCs/>
+          <w:sz w:val="32"/>
+          <w:szCs w:val="32"/>
+          <w:rtl/>
+          <w:lang w:val="en-US"/>
+        </w:rPr>
+        <w:t>–</w:t>
+      </w:r>
+      <w:r>
+        <w:rPr>
+          <w:rFonts w:hint="cs"/>
+          <w:b/>
+          <w:bCs/>
+          <w:sz w:val="32"/>
+          <w:szCs w:val="32"/>
+          <w:rtl/>
+          <w:lang w:val="en-US"/>
+        </w:rPr>
+        <w:t xml:space="preserve"> תכן:</w:t>
+      </w:r>
+    </w:p>
+    <w:p>
+      <w:pPr>
+        <w:rPr>
+          <w:sz w:val="32"/>
+          <w:szCs w:val="32"/>
+          <w:lang w:val="en-US"/>
+        </w:rPr>
+      </w:pPr>
+      <w:r>
+        <w:rPr>
+          <w:sz w:val="32"/>
+          <w:szCs w:val="32"/>
+          <w:rtl/>
+          <w:lang w:val="en-US"/>
+        </w:rPr>
+        <w:br w:type="page"/>
+      </w:r>
+    </w:p>
+    <w:p>
+      <w:pPr>
+        <w:jc w:val="center"/>
+        <w:rPr>
+          <w:b/>
+          <w:bCs/>
+          <w:sz w:val="32"/>
+          <w:szCs w:val="32"/>
+          <w:rtl/>
+          <w:lang w:val="en-US"/>
+        </w:rPr>
+      </w:pPr>
+      <w:r>
+        <w:rPr>
+          <w:b/>
+          <w:bCs/>
+          <w:sz w:val="32"/>
+          <w:szCs w:val="32"/>
+          <w:rtl/>
+          <w:lang w:val="en-US"/>
+        </w:rPr>
+        <w:lastRenderedPageBreak/>
+        <w:t>4 – מידול:</w:t>
+      </w:r>
+    </w:p>
+    <w:p>
+      <w:pPr>
+        <w:rPr>
+          <w:sz w:val="32"/>
+          <w:szCs w:val="32"/>
+          <w:lang w:val="en-US"/>
+        </w:rPr>
+      </w:pPr>
+      <w:hyperlink r:id="rId11" w:history="1">
+        <w:r>
+          <w:rPr>
+            <w:rStyle w:val="Hyperlink"/>
+            <w:sz w:val="32"/>
+            <w:szCs w:val="32"/>
+            <w:lang w:val="en-US"/>
+          </w:rPr>
+          <w:t>Onshape</w:t>
         </w:r>
         <w:r>
           <w:rPr>
@@ -273,7 +839,7 @@
             <w:szCs w:val="32"/>
             <w:lang w:val="en-US"/>
           </w:rPr>
-          <w:t>h</w:t>
+          <w:t xml:space="preserve"> a</w:t>
         </w:r>
         <w:r>
           <w:rPr>
@@ -282,541 +848,16 @@
             <w:szCs w:val="32"/>
             <w:lang w:val="en-US"/>
           </w:rPr>
-          <w:t>ub</w:t>
-        </w:r>
-        <w:proofErr w:type="spellEnd"/>
-      </w:hyperlink>
-      <w:r>
-        <w:rPr>
-          <w:rFonts w:hint="cs"/>
-          <w:sz w:val="32"/>
-          <w:szCs w:val="32"/>
-          <w:lang w:val="en-US"/>
-        </w:rPr>
-        <w:t xml:space="preserve"> </w:t>
-      </w:r>
-    </w:p>
-    <w:p>
-      <w:pPr>
-        <w:jc w:val="center"/>
-        <w:rPr>
-          <w:sz w:val="32"/>
-          <w:szCs w:val="32"/>
-          <w:lang w:val="en-US"/>
-        </w:rPr>
-      </w:pPr>
-    </w:p>
-    <w:p>
-      <w:pPr>
-        <w:jc w:val="center"/>
-        <w:rPr>
-          <w:sz w:val="32"/>
-          <w:szCs w:val="32"/>
-          <w:lang w:val="en-US"/>
-        </w:rPr>
-      </w:pPr>
-      <w:r>
-        <w:rPr>
-          <w:sz w:val="32"/>
-          <w:szCs w:val="32"/>
-          <w:lang w:val="en-US"/>
-        </w:rPr>
-        <w:br w:type="page"/>
-      </w:r>
-    </w:p>
-    <w:p>
-      <w:pPr>
-        <w:jc w:val="center"/>
-        <w:rPr>
-          <w:b/>
-          <w:bCs/>
-          <w:sz w:val="32"/>
-          <w:szCs w:val="32"/>
-          <w:rtl/>
-          <w:lang w:val="en-US"/>
-        </w:rPr>
-      </w:pPr>
-      <w:r>
-        <w:rPr>
-          <w:rFonts w:hint="cs"/>
-          <w:b/>
-          <w:bCs/>
-          <w:sz w:val="32"/>
-          <w:szCs w:val="32"/>
-          <w:rtl/>
-          <w:lang w:val="en-US"/>
-        </w:rPr>
-        <w:lastRenderedPageBreak/>
-        <w:t xml:space="preserve">1 - </w:t>
-      </w:r>
-      <w:r>
-        <w:rPr>
-          <w:rFonts w:hint="cs"/>
-          <w:b/>
-          <w:bCs/>
-          <w:sz w:val="32"/>
-          <w:szCs w:val="32"/>
-          <w:rtl/>
-          <w:lang w:val="en-US"/>
-        </w:rPr>
-        <w:t>תוכן עניינים</w:t>
-      </w:r>
-      <w:r>
-        <w:rPr>
-          <w:rFonts w:hint="cs"/>
-          <w:b/>
-          <w:bCs/>
-          <w:sz w:val="32"/>
-          <w:szCs w:val="32"/>
-          <w:rtl/>
-          <w:lang w:val="en-US"/>
-        </w:rPr>
-        <w:t>:</w:t>
-      </w:r>
-    </w:p>
-    <w:p>
-      <w:pPr>
-        <w:jc w:val="right"/>
-        <w:rPr>
-          <w:sz w:val="32"/>
-          <w:szCs w:val="32"/>
-          <w:rtl/>
-          <w:lang w:val="en-US"/>
-        </w:rPr>
-      </w:pPr>
-      <w:r>
-        <w:rPr>
-          <w:rFonts w:hint="cs"/>
-          <w:sz w:val="32"/>
-          <w:szCs w:val="32"/>
-          <w:rtl/>
-          <w:lang w:val="en-US"/>
-        </w:rPr>
-        <w:t>0: שער.</w:t>
-      </w:r>
-    </w:p>
-    <w:p>
-      <w:pPr>
-        <w:jc w:val="right"/>
-        <w:rPr>
-          <w:sz w:val="32"/>
-          <w:szCs w:val="32"/>
-          <w:rtl/>
-          <w:lang w:val="en-US"/>
-        </w:rPr>
-      </w:pPr>
-      <w:r>
-        <w:rPr>
-          <w:rFonts w:hint="cs"/>
-          <w:sz w:val="32"/>
-          <w:szCs w:val="32"/>
-          <w:rtl/>
-          <w:lang w:val="en-US"/>
-        </w:rPr>
-        <w:t>1: תוכן עניינים.</w:t>
-      </w:r>
-    </w:p>
-    <w:p>
-      <w:pPr>
-        <w:jc w:val="right"/>
-        <w:rPr>
-          <w:sz w:val="32"/>
-          <w:szCs w:val="32"/>
-          <w:rtl/>
-          <w:lang w:val="en-US"/>
-        </w:rPr>
-      </w:pPr>
-      <w:r>
-        <w:rPr>
-          <w:rFonts w:hint="cs"/>
-          <w:sz w:val="32"/>
-          <w:szCs w:val="32"/>
-          <w:rtl/>
-          <w:lang w:val="en-US"/>
-        </w:rPr>
-        <w:t xml:space="preserve">2: </w:t>
-      </w:r>
-      <w:r>
-        <w:rPr>
-          <w:rFonts w:hint="cs"/>
-          <w:sz w:val="32"/>
-          <w:szCs w:val="32"/>
-          <w:rtl/>
-          <w:lang w:val="en-US"/>
-        </w:rPr>
-        <w:t>דרישות</w:t>
-      </w:r>
-      <w:r>
-        <w:rPr>
-          <w:rFonts w:hint="cs"/>
-          <w:sz w:val="32"/>
-          <w:szCs w:val="32"/>
-          <w:rtl/>
-          <w:lang w:val="en-US"/>
-        </w:rPr>
-        <w:t xml:space="preserve"> פרויקט.</w:t>
-      </w:r>
-    </w:p>
-    <w:p>
-      <w:pPr>
-        <w:jc w:val="right"/>
-        <w:rPr>
-          <w:sz w:val="32"/>
-          <w:szCs w:val="32"/>
-          <w:rtl/>
-          <w:lang w:val="en-US"/>
-        </w:rPr>
-      </w:pPr>
-      <w:r>
-        <w:rPr>
-          <w:rFonts w:hint="cs"/>
-          <w:sz w:val="32"/>
-          <w:szCs w:val="32"/>
-          <w:rtl/>
-          <w:lang w:val="en-US"/>
-        </w:rPr>
-        <w:t>3: תכן.</w:t>
-      </w:r>
-    </w:p>
-    <w:p>
-      <w:pPr>
-        <w:jc w:val="right"/>
-        <w:rPr>
-          <w:sz w:val="32"/>
-          <w:szCs w:val="32"/>
-          <w:rtl/>
-          <w:lang w:val="en-US"/>
-        </w:rPr>
-      </w:pPr>
-      <w:r>
-        <w:rPr>
-          <w:rFonts w:hint="cs"/>
-          <w:sz w:val="32"/>
-          <w:szCs w:val="32"/>
-          <w:rtl/>
-          <w:lang w:val="en-US"/>
-        </w:rPr>
-        <w:t>4: מידול.</w:t>
-      </w:r>
-      <w:r>
-        <w:rPr>
-          <w:sz w:val="32"/>
-          <w:szCs w:val="32"/>
-          <w:lang w:val="en-US"/>
-        </w:rPr>
-        <w:t>-</w:t>
-      </w:r>
-      <w:r>
-        <w:rPr>
-          <w:sz w:val="32"/>
-          <w:szCs w:val="32"/>
-          <w:lang w:val="en-US"/>
-        </w:rPr>
-        <w:t>6</w:t>
-      </w:r>
-    </w:p>
-    <w:p>
-      <w:pPr>
-        <w:jc w:val="center"/>
-        <w:rPr>
-          <w:sz w:val="32"/>
-          <w:szCs w:val="32"/>
-          <w:rtl/>
-          <w:lang w:val="en-US"/>
-        </w:rPr>
-      </w:pPr>
-      <w:r>
-        <w:rPr>
-          <w:sz w:val="32"/>
-          <w:szCs w:val="32"/>
-          <w:rtl/>
-          <w:lang w:val="en-US"/>
-        </w:rPr>
-        <w:br w:type="page"/>
-      </w:r>
-    </w:p>
-    <w:p>
-      <w:pPr>
-        <w:jc w:val="center"/>
-        <w:rPr>
-          <w:b/>
-          <w:bCs/>
-          <w:sz w:val="32"/>
-          <w:szCs w:val="32"/>
-          <w:rtl/>
-          <w:lang w:val="en-US"/>
-        </w:rPr>
-      </w:pPr>
-      <w:r>
-        <w:rPr>
-          <w:rFonts w:hint="cs"/>
-          <w:b/>
-          <w:bCs/>
-          <w:sz w:val="32"/>
-          <w:szCs w:val="32"/>
-          <w:rtl/>
-          <w:lang w:val="en-US"/>
-        </w:rPr>
-        <w:lastRenderedPageBreak/>
-        <w:t xml:space="preserve">2 </w:t>
-      </w:r>
-      <w:r>
-        <w:rPr>
-          <w:b/>
-          <w:bCs/>
-          <w:sz w:val="32"/>
-          <w:szCs w:val="32"/>
-          <w:rtl/>
-          <w:lang w:val="en-US"/>
-        </w:rPr>
-        <w:t>–</w:t>
-      </w:r>
-      <w:r>
-        <w:rPr>
-          <w:rFonts w:hint="cs"/>
-          <w:b/>
-          <w:bCs/>
-          <w:sz w:val="32"/>
-          <w:szCs w:val="32"/>
-          <w:rtl/>
-          <w:lang w:val="en-US"/>
-        </w:rPr>
-        <w:t xml:space="preserve"> דרישות מהפרויקט:</w:t>
-      </w:r>
-    </w:p>
-    <w:p>
-      <w:pPr>
-        <w:jc w:val="right"/>
-        <w:rPr>
-          <w:sz w:val="32"/>
-          <w:szCs w:val="32"/>
-          <w:lang w:val="en-US"/>
-        </w:rPr>
-      </w:pPr>
-      <w:proofErr w:type="spellStart"/>
-      <w:r>
-        <w:rPr>
-          <w:sz w:val="32"/>
-          <w:szCs w:val="32"/>
-          <w:lang w:val="en-US"/>
-        </w:rPr>
-        <w:t>gcode</w:t>
-      </w:r>
-      <w:proofErr w:type="spellEnd"/>
-      <w:r>
-        <w:rPr>
-          <w:rFonts w:hint="cs"/>
-          <w:sz w:val="32"/>
-          <w:szCs w:val="32"/>
-          <w:rtl/>
-          <w:lang w:val="en-US"/>
-        </w:rPr>
-        <w:t>1: קריאה ועיבוד של</w:t>
-      </w:r>
-      <w:r>
-        <w:rPr>
-          <w:rFonts w:hint="cs"/>
-          <w:sz w:val="32"/>
-          <w:szCs w:val="32"/>
-          <w:rtl/>
-          <w:lang w:val="en-US"/>
-        </w:rPr>
-        <w:t xml:space="preserve"> קבצי</w:t>
-      </w:r>
-      <w:r>
-        <w:rPr>
-          <w:rFonts w:hint="cs"/>
-          <w:sz w:val="32"/>
-          <w:szCs w:val="32"/>
-          <w:rtl/>
-          <w:lang w:val="en-US"/>
-        </w:rPr>
-        <w:t xml:space="preserve"> </w:t>
-      </w:r>
-    </w:p>
-    <w:p>
-      <w:pPr>
-        <w:jc w:val="right"/>
-        <w:rPr>
-          <w:sz w:val="32"/>
-          <w:szCs w:val="32"/>
-          <w:rtl/>
-          <w:lang w:val="en-US"/>
-        </w:rPr>
-      </w:pPr>
-      <w:r>
-        <w:rPr>
-          <w:rFonts w:hint="cs"/>
-          <w:sz w:val="32"/>
-          <w:szCs w:val="32"/>
-          <w:rtl/>
-          <w:lang w:val="en-US"/>
-        </w:rPr>
-        <w:t>2: תזוזה מסונכרנת על צירים שיכולה להגיע לכל נקודה על המיתה</w:t>
-      </w:r>
-      <w:r>
-        <w:rPr>
-          <w:rFonts w:hint="cs"/>
-          <w:sz w:val="32"/>
-          <w:szCs w:val="32"/>
-          <w:rtl/>
-          <w:lang w:val="en-US"/>
-        </w:rPr>
-        <w:t>.</w:t>
-      </w:r>
-    </w:p>
-    <w:p>
-      <w:pPr>
-        <w:rPr>
-          <w:sz w:val="32"/>
-          <w:szCs w:val="32"/>
-          <w:rtl/>
-          <w:lang w:val="en-US"/>
-        </w:rPr>
-      </w:pPr>
-      <w:r>
-        <w:rPr>
-          <w:sz w:val="32"/>
-          <w:szCs w:val="32"/>
-          <w:rtl/>
-          <w:lang w:val="en-US"/>
-        </w:rPr>
-        <w:br w:type="page"/>
-      </w:r>
-    </w:p>
-    <w:p>
-      <w:pPr>
-        <w:jc w:val="center"/>
-        <w:rPr>
-          <w:b/>
-          <w:bCs/>
-          <w:sz w:val="32"/>
-          <w:szCs w:val="32"/>
-          <w:rtl/>
-          <w:lang w:val="en-US"/>
-        </w:rPr>
-      </w:pPr>
-      <w:r>
-        <w:rPr>
-          <w:rFonts w:hint="cs"/>
-          <w:b/>
-          <w:bCs/>
-          <w:sz w:val="32"/>
-          <w:szCs w:val="32"/>
-          <w:rtl/>
-          <w:lang w:val="en-US"/>
-        </w:rPr>
-        <w:lastRenderedPageBreak/>
-        <w:t xml:space="preserve">3 </w:t>
-      </w:r>
-      <w:r>
-        <w:rPr>
-          <w:b/>
-          <w:bCs/>
-          <w:sz w:val="32"/>
-          <w:szCs w:val="32"/>
-          <w:rtl/>
-          <w:lang w:val="en-US"/>
-        </w:rPr>
-        <w:t>–</w:t>
-      </w:r>
-      <w:r>
-        <w:rPr>
-          <w:rFonts w:hint="cs"/>
-          <w:b/>
-          <w:bCs/>
-          <w:sz w:val="32"/>
-          <w:szCs w:val="32"/>
-          <w:rtl/>
-          <w:lang w:val="en-US"/>
-        </w:rPr>
-        <w:t xml:space="preserve"> תכן:</w:t>
-      </w:r>
-    </w:p>
-    <w:p>
-      <w:pPr>
-        <w:rPr>
-          <w:sz w:val="32"/>
-          <w:szCs w:val="32"/>
-          <w:lang w:val="en-US"/>
-        </w:rPr>
-      </w:pPr>
-      <w:r>
-        <w:rPr>
-          <w:sz w:val="32"/>
-          <w:szCs w:val="32"/>
-          <w:rtl/>
-          <w:lang w:val="en-US"/>
-        </w:rPr>
-        <w:br w:type="page"/>
-      </w:r>
-    </w:p>
-    <w:p>
-      <w:pPr>
-        <w:jc w:val="center"/>
-        <w:rPr>
-          <w:b/>
-          <w:bCs/>
-          <w:sz w:val="32"/>
-          <w:szCs w:val="32"/>
-          <w:rtl/>
-          <w:lang w:val="en-US"/>
-        </w:rPr>
-      </w:pPr>
-      <w:hyperlink r:id="rId11" w:history="1">
-        <w:r>
-          <w:rPr>
-            <w:rStyle w:val="Hyperlink"/>
-            <w:b/>
-            <w:bCs/>
-            <w:sz w:val="32"/>
-            <w:szCs w:val="32"/>
-            <w:rtl/>
-            <w:lang w:val="en-US"/>
-          </w:rPr>
-          <w:t xml:space="preserve">4 – </w:t>
-        </w:r>
-        <w:r>
-          <w:rPr>
-            <w:rStyle w:val="Hyperlink"/>
-            <w:b/>
-            <w:bCs/>
-            <w:sz w:val="32"/>
-            <w:szCs w:val="32"/>
-            <w:rtl/>
-            <w:lang w:val="en-US"/>
-          </w:rPr>
-          <w:t>מ</w:t>
-        </w:r>
-        <w:r>
-          <w:rPr>
-            <w:rStyle w:val="Hyperlink"/>
-            <w:b/>
-            <w:bCs/>
-            <w:sz w:val="32"/>
-            <w:szCs w:val="32"/>
-            <w:rtl/>
-            <w:lang w:val="en-US"/>
-          </w:rPr>
-          <w:t>ידול:</w:t>
+          <w:t>ssembly</w:t>
         </w:r>
       </w:hyperlink>
-    </w:p>
-    <w:p>
-      <w:pPr>
-        <w:rPr>
-          <w:sz w:val="32"/>
-          <w:szCs w:val="32"/>
-          <w:lang w:val="en-US"/>
-        </w:rPr>
-      </w:pPr>
-      <w:r>
-        <w:rPr>
-          <w:sz w:val="32"/>
-          <w:szCs w:val="32"/>
-          <w:lang w:val="en-US"/>
-        </w:rPr>
-        <w:t xml:space="preserve">Assembly: </w:t>
+      <w:r>
+        <w:rPr>
+          <w:sz w:val="32"/>
+          <w:szCs w:val="32"/>
+          <w:lang w:val="en-US"/>
+        </w:rPr>
+        <w:t xml:space="preserve">: </w:t>
       </w:r>
     </w:p>
     <w:p>
@@ -1628,7 +1669,6 @@
       <w:pPr>
         <w:jc w:val="right"/>
         <w:rPr>
-          <w:rFonts w:hint="cs"/>
           <w:sz w:val="22"/>
           <w:szCs w:val="22"/>
           <w:rtl/>
@@ -1687,6 +1727,7 @@
       </w:pPr>
       <w:r>
         <w:rPr>
+          <w:noProof/>
           <w:sz w:val="22"/>
           <w:szCs w:val="22"/>
           <w:lang w:val="en-US"/>
@@ -1740,6 +1781,7 @@
       </w:pPr>
       <w:r>
         <w:rPr>
+          <w:noProof/>
           <w:sz w:val="22"/>
           <w:szCs w:val="22"/>
           <w:lang w:val="en-US"/>
@@ -2027,6 +2069,7 @@
       </w:pPr>
       <w:r>
         <w:rPr>
+          <w:noProof/>
           <w:sz w:val="22"/>
           <w:szCs w:val="22"/>
           <w:lang w:val="en-US"/>
@@ -2072,7 +2115,6 @@
       <w:pPr>
         <w:jc w:val="right"/>
         <w:rPr>
-          <w:rFonts w:hint="cs"/>
           <w:sz w:val="22"/>
           <w:szCs w:val="22"/>
           <w:rtl/>
@@ -2136,8 +2178,891 @@
         <w:t>שימוש: מחזיק מסב(</w:t>
       </w:r>
     </w:p>
+    <w:p>
+      <w:pPr>
+        <w:jc w:val="center"/>
+        <w:rPr>
+          <w:b/>
+          <w:bCs/>
+          <w:sz w:val="32"/>
+          <w:szCs w:val="32"/>
+          <w:rtl/>
+          <w:lang w:val="en-US"/>
+        </w:rPr>
+      </w:pPr>
+      <w:r>
+        <w:rPr>
+          <w:sz w:val="22"/>
+          <w:szCs w:val="22"/>
+          <w:rtl/>
+          <w:lang w:val="en-US"/>
+        </w:rPr>
+        <w:br w:type="page"/>
+      </w:r>
+      <w:r>
+        <w:rPr>
+          <w:rFonts w:hint="cs"/>
+          <w:b/>
+          <w:bCs/>
+          <w:sz w:val="32"/>
+          <w:szCs w:val="32"/>
+          <w:rtl/>
+          <w:lang w:val="en-US"/>
+        </w:rPr>
+        <w:lastRenderedPageBreak/>
+        <w:t xml:space="preserve">7 </w:t>
+      </w:r>
+      <w:r>
+        <w:rPr>
+          <w:b/>
+          <w:bCs/>
+          <w:sz w:val="32"/>
+          <w:szCs w:val="32"/>
+          <w:rtl/>
+          <w:lang w:val="en-US"/>
+        </w:rPr>
+        <w:t>–</w:t>
+      </w:r>
+      <w:r>
+        <w:rPr>
+          <w:rFonts w:hint="cs"/>
+          <w:b/>
+          <w:bCs/>
+          <w:sz w:val="32"/>
+          <w:szCs w:val="32"/>
+          <w:rtl/>
+          <w:lang w:val="en-US"/>
+        </w:rPr>
+        <w:t xml:space="preserve"> אלקטרוניקה</w:t>
+      </w:r>
+      <w:r>
+        <w:rPr>
+          <w:b/>
+          <w:bCs/>
+          <w:noProof/>
+          <w:sz w:val="32"/>
+          <w:szCs w:val="32"/>
+          <w:rtl/>
+          <w:lang w:val="he-IL"/>
+        </w:rPr>
+        <w:drawing>
+          <wp:inline distT="0" distB="0" distL="0" distR="0" wp14:anchorId="234B086E" wp14:editId="3B564F6C">
+            <wp:extent cx="5821680" cy="4366707"/>
+            <wp:effectExtent l="0" t="0" r="7620" b="0"/>
+            <wp:docPr id="355340471" name="Picture 8"/>
+            <wp:cNvGraphicFramePr>
+              <a:graphicFrameLocks xmlns:a="http://schemas.openxmlformats.org/drawingml/2006/main" noChangeAspect="1"/>
+            </wp:cNvGraphicFramePr>
+            <a:graphic xmlns:a="http://schemas.openxmlformats.org/drawingml/2006/main">
+              <a:graphicData uri="http://schemas.openxmlformats.org/drawingml/2006/picture">
+                <pic:pic xmlns:pic="http://schemas.openxmlformats.org/drawingml/2006/picture">
+                  <pic:nvPicPr>
+                    <pic:cNvPr id="355340471" name="Picture 355340471"/>
+                    <pic:cNvPicPr/>
+                  </pic:nvPicPr>
+                  <pic:blipFill>
+                    <a:blip r:embed="rId21" cstate="print">
+                      <a:extLst>
+                        <a:ext uri="{28A0092B-C50C-407E-A947-70E740481C1C}">
+                          <a14:useLocalDpi xmlns:a14="http://schemas.microsoft.com/office/drawing/2010/main" val="0"/>
+                        </a:ext>
+                      </a:extLst>
+                    </a:blip>
+                    <a:stretch>
+                      <a:fillRect/>
+                    </a:stretch>
+                  </pic:blipFill>
+                  <pic:spPr>
+                    <a:xfrm>
+                      <a:off x="0" y="0"/>
+                      <a:ext cx="5823403" cy="4367999"/>
+                    </a:xfrm>
+                    <a:prstGeom prst="rect">
+                      <a:avLst/>
+                    </a:prstGeom>
+                  </pic:spPr>
+                </pic:pic>
+              </a:graphicData>
+            </a:graphic>
+          </wp:inline>
+        </w:drawing>
+      </w:r>
+    </w:p>
+    <w:p>
+      <w:pPr>
+        <w:jc w:val="center"/>
+        <w:rPr>
+          <w:b/>
+          <w:bCs/>
+          <w:sz w:val="32"/>
+          <w:szCs w:val="32"/>
+          <w:rtl/>
+          <w:lang w:val="en-US"/>
+        </w:rPr>
+      </w:pPr>
+    </w:p>
+    <w:p>
+      <w:pPr>
+        <w:jc w:val="right"/>
+        <w:rPr>
+          <w:sz w:val="22"/>
+          <w:szCs w:val="22"/>
+          <w:rtl/>
+          <w:lang w:val="en-US"/>
+        </w:rPr>
+      </w:pPr>
+      <w:r>
+        <w:rPr>
+          <w:sz w:val="22"/>
+          <w:szCs w:val="22"/>
+          <w:lang w:val="en-US"/>
+        </w:rPr>
+        <w:t>A</w:t>
+      </w:r>
+      <w:r>
+        <w:rPr>
+          <w:rFonts w:hint="cs"/>
+          <w:sz w:val="22"/>
+          <w:szCs w:val="22"/>
+          <w:rtl/>
+          <w:lang w:val="en-US"/>
+        </w:rPr>
+        <w:t>4988</w:t>
+      </w:r>
+      <w:r>
+        <w:rPr>
+          <w:sz w:val="22"/>
+          <w:szCs w:val="22"/>
+          <w:lang w:val="en-US"/>
+        </w:rPr>
+        <w:t xml:space="preserve"> stepper driver</w:t>
+      </w:r>
+      <w:r>
+        <w:rPr>
+          <w:rFonts w:hint="cs"/>
+          <w:sz w:val="22"/>
+          <w:szCs w:val="22"/>
+          <w:rtl/>
+          <w:lang w:val="en-US"/>
+        </w:rPr>
+        <w:t xml:space="preserve">שם החלק: </w:t>
+      </w:r>
+    </w:p>
+    <w:p>
+      <w:pPr>
+        <w:jc w:val="right"/>
+        <w:rPr>
+          <w:sz w:val="22"/>
+          <w:szCs w:val="22"/>
+          <w:rtl/>
+          <w:lang w:val="en-US"/>
+        </w:rPr>
+      </w:pPr>
+      <w:r>
+        <w:rPr>
+          <w:rFonts w:hint="cs"/>
+          <w:sz w:val="22"/>
+          <w:szCs w:val="22"/>
+          <w:rtl/>
+          <w:lang w:val="en-US"/>
+        </w:rPr>
+        <w:t>כמות: 2</w:t>
+      </w:r>
+    </w:p>
+    <w:p>
+      <w:pPr>
+        <w:jc w:val="right"/>
+        <w:rPr>
+          <w:sz w:val="22"/>
+          <w:szCs w:val="22"/>
+          <w:rtl/>
+          <w:lang w:val="en-US"/>
+        </w:rPr>
+      </w:pPr>
+      <w:r>
+        <w:rPr>
+          <w:rFonts w:hint="cs"/>
+          <w:sz w:val="22"/>
+          <w:szCs w:val="22"/>
+          <w:rtl/>
+          <w:lang w:val="en-US"/>
+        </w:rPr>
+        <w:t>תמונה:</w:t>
+      </w:r>
+    </w:p>
+    <w:p>
+      <w:pPr>
+        <w:jc w:val="right"/>
+        <w:rPr>
+          <w:sz w:val="22"/>
+          <w:szCs w:val="22"/>
+          <w:rtl/>
+          <w:lang w:val="en-US"/>
+        </w:rPr>
+      </w:pPr>
+      <w:r>
+        <w:rPr>
+          <w:rFonts w:hint="cs"/>
+          <w:noProof/>
+          <w:sz w:val="22"/>
+          <w:szCs w:val="22"/>
+          <w:rtl/>
+          <w:lang w:val="he-IL"/>
+        </w:rPr>
+        <w:drawing>
+          <wp:inline distT="0" distB="0" distL="0" distR="0" wp14:anchorId="1DD4723D" wp14:editId="7E979AE2">
+            <wp:extent cx="1694458" cy="1935480"/>
+            <wp:effectExtent l="0" t="0" r="1270" b="7620"/>
+            <wp:docPr id="323502330" name="Picture 6"/>
+            <wp:cNvGraphicFramePr>
+              <a:graphicFrameLocks xmlns:a="http://schemas.openxmlformats.org/drawingml/2006/main" noChangeAspect="1"/>
+            </wp:cNvGraphicFramePr>
+            <a:graphic xmlns:a="http://schemas.openxmlformats.org/drawingml/2006/main">
+              <a:graphicData uri="http://schemas.openxmlformats.org/drawingml/2006/picture">
+                <pic:pic xmlns:pic="http://schemas.openxmlformats.org/drawingml/2006/picture">
+                  <pic:nvPicPr>
+                    <pic:cNvPr id="323502330" name="Picture 323502330"/>
+                    <pic:cNvPicPr/>
+                  </pic:nvPicPr>
+                  <pic:blipFill>
+                    <a:blip r:embed="rId22">
+                      <a:extLst>
+                        <a:ext uri="{28A0092B-C50C-407E-A947-70E740481C1C}">
+                          <a14:useLocalDpi xmlns:a14="http://schemas.microsoft.com/office/drawing/2010/main" val="0"/>
+                        </a:ext>
+                      </a:extLst>
+                    </a:blip>
+                    <a:stretch>
+                      <a:fillRect/>
+                    </a:stretch>
+                  </pic:blipFill>
+                  <pic:spPr>
+                    <a:xfrm>
+                      <a:off x="0" y="0"/>
+                      <a:ext cx="1722008" cy="1966948"/>
+                    </a:xfrm>
+                    <a:prstGeom prst="rect">
+                      <a:avLst/>
+                    </a:prstGeom>
+                  </pic:spPr>
+                </pic:pic>
+              </a:graphicData>
+            </a:graphic>
+          </wp:inline>
+        </w:drawing>
+      </w:r>
+    </w:p>
+    <w:p>
+      <w:pPr>
+        <w:jc w:val="right"/>
+        <w:rPr>
+          <w:sz w:val="22"/>
+          <w:szCs w:val="22"/>
+          <w:rtl/>
+          <w:lang w:val="en-US"/>
+        </w:rPr>
+      </w:pPr>
+      <w:r>
+        <w:rPr>
+          <w:rFonts w:hint="cs"/>
+          <w:sz w:val="22"/>
+          <w:szCs w:val="22"/>
+          <w:rtl/>
+          <w:lang w:val="en-US"/>
+        </w:rPr>
+        <w:t>שימוש: מפעיל את המנועים</w:t>
+      </w:r>
+    </w:p>
+    <w:p>
+      <w:pPr>
+        <w:jc w:val="right"/>
+        <w:rPr>
+          <w:sz w:val="22"/>
+          <w:szCs w:val="22"/>
+          <w:rtl/>
+          <w:lang w:val="en-US"/>
+        </w:rPr>
+      </w:pPr>
+    </w:p>
+    <w:p>
+      <w:pPr>
+        <w:jc w:val="right"/>
+        <w:rPr>
+          <w:sz w:val="22"/>
+          <w:szCs w:val="22"/>
+          <w:rtl/>
+          <w:lang w:val="en-US"/>
+        </w:rPr>
+      </w:pPr>
+    </w:p>
+    <w:p>
+      <w:pPr>
+        <w:rPr>
+          <w:sz w:val="22"/>
+          <w:szCs w:val="22"/>
+          <w:rtl/>
+          <w:lang w:val="en-US"/>
+        </w:rPr>
+      </w:pPr>
+    </w:p>
+    <w:p>
+      <w:pPr>
+        <w:jc w:val="center"/>
+        <w:rPr>
+          <w:b/>
+          <w:bCs/>
+          <w:sz w:val="32"/>
+          <w:szCs w:val="32"/>
+          <w:rtl/>
+          <w:lang w:val="en-US"/>
+        </w:rPr>
+      </w:pPr>
+      <w:r>
+        <w:rPr>
+          <w:rFonts w:hint="cs"/>
+          <w:b/>
+          <w:bCs/>
+          <w:sz w:val="32"/>
+          <w:szCs w:val="32"/>
+          <w:rtl/>
+          <w:lang w:val="en-US"/>
+        </w:rPr>
+        <w:t>8</w:t>
+      </w:r>
+    </w:p>
+    <w:p>
+      <w:pPr>
+        <w:jc w:val="right"/>
+        <w:rPr>
+          <w:sz w:val="22"/>
+          <w:szCs w:val="22"/>
+          <w:rtl/>
+          <w:lang w:val="en-US"/>
+        </w:rPr>
+      </w:pPr>
+      <w:r>
+        <w:rPr>
+          <w:sz w:val="22"/>
+          <w:szCs w:val="22"/>
+          <w:lang w:val="en-US"/>
+        </w:rPr>
+        <w:t>Nema17 stepper motor</w:t>
+      </w:r>
+      <w:r>
+        <w:rPr>
+          <w:rFonts w:hint="cs"/>
+          <w:sz w:val="22"/>
+          <w:szCs w:val="22"/>
+          <w:rtl/>
+          <w:lang w:val="en-US"/>
+        </w:rPr>
+        <w:t xml:space="preserve">שם החלק: </w:t>
+      </w:r>
+    </w:p>
+    <w:p>
+      <w:pPr>
+        <w:jc w:val="right"/>
+        <w:rPr>
+          <w:sz w:val="22"/>
+          <w:szCs w:val="22"/>
+          <w:rtl/>
+          <w:lang w:val="en-US"/>
+        </w:rPr>
+      </w:pPr>
+      <w:r>
+        <w:rPr>
+          <w:rFonts w:hint="cs"/>
+          <w:sz w:val="22"/>
+          <w:szCs w:val="22"/>
+          <w:rtl/>
+          <w:lang w:val="en-US"/>
+        </w:rPr>
+        <w:t>כמות: 2</w:t>
+      </w:r>
+    </w:p>
+    <w:p>
+      <w:pPr>
+        <w:jc w:val="right"/>
+        <w:rPr>
+          <w:sz w:val="22"/>
+          <w:szCs w:val="22"/>
+          <w:rtl/>
+          <w:lang w:val="en-US"/>
+        </w:rPr>
+      </w:pPr>
+      <w:r>
+        <w:rPr>
+          <w:rFonts w:hint="cs"/>
+          <w:sz w:val="22"/>
+          <w:szCs w:val="22"/>
+          <w:rtl/>
+          <w:lang w:val="en-US"/>
+        </w:rPr>
+        <w:t>תמונה:</w:t>
+      </w:r>
+    </w:p>
+    <w:p>
+      <w:pPr>
+        <w:jc w:val="right"/>
+        <w:rPr>
+          <w:sz w:val="22"/>
+          <w:szCs w:val="22"/>
+          <w:rtl/>
+          <w:lang w:val="en-US"/>
+        </w:rPr>
+      </w:pPr>
+      <w:r>
+        <w:rPr>
+          <w:rFonts w:hint="cs"/>
+          <w:noProof/>
+          <w:sz w:val="22"/>
+          <w:szCs w:val="22"/>
+          <w:rtl/>
+          <w:lang w:val="he-IL"/>
+        </w:rPr>
+        <w:drawing>
+          <wp:inline distT="0" distB="0" distL="0" distR="0" wp14:anchorId="5535B82E" wp14:editId="6B1D8DED">
+            <wp:extent cx="1911985" cy="2336723"/>
+            <wp:effectExtent l="0" t="0" r="0" b="6985"/>
+            <wp:docPr id="830125974" name="Picture 7"/>
+            <wp:cNvGraphicFramePr>
+              <a:graphicFrameLocks xmlns:a="http://schemas.openxmlformats.org/drawingml/2006/main" noChangeAspect="1"/>
+            </wp:cNvGraphicFramePr>
+            <a:graphic xmlns:a="http://schemas.openxmlformats.org/drawingml/2006/main">
+              <a:graphicData uri="http://schemas.openxmlformats.org/drawingml/2006/picture">
+                <pic:pic xmlns:pic="http://schemas.openxmlformats.org/drawingml/2006/picture">
+                  <pic:nvPicPr>
+                    <pic:cNvPr id="830125974" name="Picture 830125974"/>
+                    <pic:cNvPicPr/>
+                  </pic:nvPicPr>
+                  <pic:blipFill rotWithShape="1">
+                    <a:blip r:embed="rId23">
+                      <a:extLst>
+                        <a:ext uri="{28A0092B-C50C-407E-A947-70E740481C1C}">
+                          <a14:useLocalDpi xmlns:a14="http://schemas.microsoft.com/office/drawing/2010/main" val="0"/>
+                        </a:ext>
+                      </a:extLst>
+                    </a:blip>
+                    <a:srcRect r="6800"/>
+                    <a:stretch>
+                      <a:fillRect/>
+                    </a:stretch>
+                  </pic:blipFill>
+                  <pic:spPr bwMode="auto">
+                    <a:xfrm>
+                      <a:off x="0" y="0"/>
+                      <a:ext cx="1924386" cy="2351879"/>
+                    </a:xfrm>
+                    <a:prstGeom prst="rect">
+                      <a:avLst/>
+                    </a:prstGeom>
+                    <a:ln>
+                      <a:noFill/>
+                    </a:ln>
+                    <a:extLst>
+                      <a:ext uri="{53640926-AAD7-44D8-BBD7-CCE9431645EC}">
+                        <a14:shadowObscured xmlns:a14="http://schemas.microsoft.com/office/drawing/2010/main"/>
+                      </a:ext>
+                    </a:extLst>
+                  </pic:spPr>
+                </pic:pic>
+              </a:graphicData>
+            </a:graphic>
+          </wp:inline>
+        </w:drawing>
+      </w:r>
+    </w:p>
+    <w:p>
+      <w:pPr>
+        <w:jc w:val="right"/>
+        <w:rPr>
+          <w:sz w:val="22"/>
+          <w:szCs w:val="22"/>
+          <w:rtl/>
+          <w:lang w:val="en-US"/>
+        </w:rPr>
+      </w:pPr>
+      <w:r>
+        <w:rPr>
+          <w:rFonts w:hint="cs"/>
+          <w:sz w:val="22"/>
+          <w:szCs w:val="22"/>
+          <w:rtl/>
+          <w:lang w:val="en-US"/>
+        </w:rPr>
+        <w:t>שימוש: מזיז את הצירים</w:t>
+      </w:r>
+    </w:p>
+    <w:p>
+      <w:pPr>
+        <w:jc w:val="right"/>
+        <w:rPr>
+          <w:sz w:val="22"/>
+          <w:szCs w:val="22"/>
+          <w:rtl/>
+          <w:lang w:val="en-US"/>
+        </w:rPr>
+      </w:pPr>
+    </w:p>
+    <w:p>
+      <w:pPr>
+        <w:jc w:val="right"/>
+        <w:rPr>
+          <w:sz w:val="22"/>
+          <w:szCs w:val="22"/>
+          <w:rtl/>
+          <w:lang w:val="en-US"/>
+        </w:rPr>
+      </w:pPr>
+      <w:r>
+        <w:rPr>
+          <w:sz w:val="22"/>
+          <w:szCs w:val="22"/>
+          <w:lang w:val="en-US"/>
+        </w:rPr>
+        <w:t>Limit switch</w:t>
+      </w:r>
+      <w:r>
+        <w:rPr>
+          <w:rFonts w:hint="cs"/>
+          <w:sz w:val="22"/>
+          <w:szCs w:val="22"/>
+          <w:rtl/>
+          <w:lang w:val="en-US"/>
+        </w:rPr>
+        <w:t xml:space="preserve">שם החלק: </w:t>
+      </w:r>
+    </w:p>
+    <w:p>
+      <w:pPr>
+        <w:jc w:val="right"/>
+        <w:rPr>
+          <w:sz w:val="22"/>
+          <w:szCs w:val="22"/>
+          <w:rtl/>
+          <w:lang w:val="en-US"/>
+        </w:rPr>
+      </w:pPr>
+      <w:r>
+        <w:rPr>
+          <w:rFonts w:hint="cs"/>
+          <w:sz w:val="22"/>
+          <w:szCs w:val="22"/>
+          <w:rtl/>
+          <w:lang w:val="en-US"/>
+        </w:rPr>
+        <w:t>כמות: 2</w:t>
+      </w:r>
+    </w:p>
+    <w:p>
+      <w:pPr>
+        <w:jc w:val="right"/>
+        <w:rPr>
+          <w:sz w:val="22"/>
+          <w:szCs w:val="22"/>
+          <w:rtl/>
+          <w:lang w:val="en-US"/>
+        </w:rPr>
+      </w:pPr>
+      <w:r>
+        <w:rPr>
+          <w:rFonts w:hint="cs"/>
+          <w:sz w:val="22"/>
+          <w:szCs w:val="22"/>
+          <w:rtl/>
+          <w:lang w:val="en-US"/>
+        </w:rPr>
+        <w:t>תמונה:</w:t>
+      </w:r>
+    </w:p>
+    <w:p>
+      <w:pPr>
+        <w:jc w:val="right"/>
+        <w:rPr>
+          <w:sz w:val="22"/>
+          <w:szCs w:val="22"/>
+          <w:lang w:val="en-US"/>
+        </w:rPr>
+      </w:pPr>
+      <w:r>
+        <w:rPr>
+          <w:noProof/>
+        </w:rPr>
+        <w:drawing>
+          <wp:inline distT="0" distB="0" distL="0" distR="0" wp14:anchorId="14E512B0" wp14:editId="0872DAC9">
+            <wp:extent cx="2279806" cy="1752600"/>
+            <wp:effectExtent l="0" t="0" r="6350" b="0"/>
+            <wp:docPr id="1993464229" name="Picture 9" descr="Micro Limit Switch (Straight Lever) - 2 ..."/>
+            <wp:cNvGraphicFramePr>
+              <a:graphicFrameLocks xmlns:a="http://schemas.openxmlformats.org/drawingml/2006/main" noChangeAspect="1"/>
+            </wp:cNvGraphicFramePr>
+            <a:graphic xmlns:a="http://schemas.openxmlformats.org/drawingml/2006/main">
+              <a:graphicData uri="http://schemas.openxmlformats.org/drawingml/2006/picture">
+                <pic:pic xmlns:pic="http://schemas.openxmlformats.org/drawingml/2006/picture">
+                  <pic:nvPicPr>
+                    <pic:cNvPr id="0" name="Picture 11" descr="Micro Limit Switch (Straight Lever) - 2 ..."/>
+                    <pic:cNvPicPr>
+                      <a:picLocks noChangeAspect="1" noChangeArrowheads="1"/>
+                    </pic:cNvPicPr>
+                  </pic:nvPicPr>
+                  <pic:blipFill>
+                    <a:blip r:embed="rId24">
+                      <a:extLst>
+                        <a:ext uri="{28A0092B-C50C-407E-A947-70E740481C1C}">
+                          <a14:useLocalDpi xmlns:a14="http://schemas.microsoft.com/office/drawing/2010/main" val="0"/>
+                        </a:ext>
+                      </a:extLst>
+                    </a:blip>
+                    <a:srcRect/>
+                    <a:stretch>
+                      <a:fillRect/>
+                    </a:stretch>
+                  </pic:blipFill>
+                  <pic:spPr bwMode="auto">
+                    <a:xfrm>
+                      <a:off x="0" y="0"/>
+                      <a:ext cx="2298448" cy="1766931"/>
+                    </a:xfrm>
+                    <a:prstGeom prst="rect">
+                      <a:avLst/>
+                    </a:prstGeom>
+                    <a:noFill/>
+                    <a:ln>
+                      <a:noFill/>
+                    </a:ln>
+                  </pic:spPr>
+                </pic:pic>
+              </a:graphicData>
+            </a:graphic>
+          </wp:inline>
+        </w:drawing>
+      </w:r>
+    </w:p>
+    <w:p>
+      <w:pPr>
+        <w:jc w:val="right"/>
+        <w:rPr>
+          <w:sz w:val="22"/>
+          <w:szCs w:val="22"/>
+          <w:lang w:val="en-US"/>
+        </w:rPr>
+      </w:pPr>
+      <w:r>
+        <w:rPr>
+          <w:rFonts w:hint="cs"/>
+          <w:sz w:val="22"/>
+          <w:szCs w:val="22"/>
+          <w:rtl/>
+          <w:lang w:val="en-US"/>
+        </w:rPr>
+        <w:t>שימוש: מאפשרים למנועים לדעת מתי הם הגיעו לתחילת  הציר</w:t>
+      </w:r>
+    </w:p>
+    <w:p>
+      <w:pPr>
+        <w:rPr>
+          <w:sz w:val="22"/>
+          <w:szCs w:val="22"/>
+          <w:lang w:val="en-US"/>
+        </w:rPr>
+      </w:pPr>
+      <w:r>
+        <w:rPr>
+          <w:sz w:val="22"/>
+          <w:szCs w:val="22"/>
+          <w:lang w:val="en-US"/>
+        </w:rPr>
+        <w:br w:type="page"/>
+      </w:r>
+    </w:p>
+    <w:p>
+      <w:pPr>
+        <w:jc w:val="center"/>
+        <w:rPr>
+          <w:b/>
+          <w:bCs/>
+          <w:sz w:val="32"/>
+          <w:szCs w:val="32"/>
+          <w:lang w:val="en-US"/>
+        </w:rPr>
+      </w:pPr>
+      <w:r>
+        <w:rPr>
+          <w:rFonts w:hint="cs"/>
+          <w:b/>
+          <w:bCs/>
+          <w:sz w:val="32"/>
+          <w:szCs w:val="32"/>
+          <w:rtl/>
+          <w:lang w:val="en-US"/>
+        </w:rPr>
+        <w:lastRenderedPageBreak/>
+        <w:t>9</w:t>
+      </w:r>
+    </w:p>
+    <w:p>
+      <w:pPr>
+        <w:jc w:val="right"/>
+        <w:rPr>
+          <w:sz w:val="22"/>
+          <w:szCs w:val="22"/>
+          <w:rtl/>
+          <w:lang w:val="en-US"/>
+        </w:rPr>
+      </w:pPr>
+      <w:r>
+        <w:rPr>
+          <w:sz w:val="22"/>
+          <w:szCs w:val="22"/>
+          <w:lang w:val="en-US"/>
+        </w:rPr>
+        <w:t>Arduino mega 2560</w:t>
+      </w:r>
+      <w:r>
+        <w:rPr>
+          <w:rFonts w:hint="cs"/>
+          <w:sz w:val="22"/>
+          <w:szCs w:val="22"/>
+          <w:rtl/>
+          <w:lang w:val="en-US"/>
+        </w:rPr>
+        <w:t xml:space="preserve">שם החלק: </w:t>
+      </w:r>
+    </w:p>
+    <w:p>
+      <w:pPr>
+        <w:jc w:val="right"/>
+        <w:rPr>
+          <w:sz w:val="22"/>
+          <w:szCs w:val="22"/>
+          <w:rtl/>
+          <w:lang w:val="en-US"/>
+        </w:rPr>
+      </w:pPr>
+      <w:r>
+        <w:rPr>
+          <w:rFonts w:hint="cs"/>
+          <w:sz w:val="22"/>
+          <w:szCs w:val="22"/>
+          <w:rtl/>
+          <w:lang w:val="en-US"/>
+        </w:rPr>
+        <w:t>כמות: 1</w:t>
+      </w:r>
+    </w:p>
+    <w:p>
+      <w:pPr>
+        <w:jc w:val="right"/>
+        <w:rPr>
+          <w:sz w:val="22"/>
+          <w:szCs w:val="22"/>
+          <w:rtl/>
+          <w:lang w:val="en-US"/>
+        </w:rPr>
+      </w:pPr>
+      <w:r>
+        <w:rPr>
+          <w:rFonts w:hint="cs"/>
+          <w:sz w:val="22"/>
+          <w:szCs w:val="22"/>
+          <w:rtl/>
+          <w:lang w:val="en-US"/>
+        </w:rPr>
+        <w:t>תמונה:</w:t>
+      </w:r>
+    </w:p>
+    <w:p>
+      <w:pPr>
+        <w:jc w:val="right"/>
+        <w:rPr>
+          <w:sz w:val="22"/>
+          <w:szCs w:val="22"/>
+          <w:lang w:val="en-US"/>
+        </w:rPr>
+      </w:pPr>
+      <w:r>
+        <w:rPr>
+          <w:rFonts w:hint="cs"/>
+          <w:noProof/>
+          <w:sz w:val="22"/>
+          <w:szCs w:val="22"/>
+          <w:lang w:val="en-US"/>
+        </w:rPr>
+        <w:drawing>
+          <wp:inline distT="0" distB="0" distL="0" distR="0" wp14:anchorId="51C26C02" wp14:editId="582E6DD3">
+            <wp:extent cx="2990133" cy="1584960"/>
+            <wp:effectExtent l="0" t="0" r="1270" b="0"/>
+            <wp:docPr id="672730344" name="Picture 12"/>
+            <wp:cNvGraphicFramePr>
+              <a:graphicFrameLocks xmlns:a="http://schemas.openxmlformats.org/drawingml/2006/main" noChangeAspect="1"/>
+            </wp:cNvGraphicFramePr>
+            <a:graphic xmlns:a="http://schemas.openxmlformats.org/drawingml/2006/main">
+              <a:graphicData uri="http://schemas.openxmlformats.org/drawingml/2006/picture">
+                <pic:pic xmlns:pic="http://schemas.openxmlformats.org/drawingml/2006/picture">
+                  <pic:nvPicPr>
+                    <pic:cNvPr id="672730344" name="Picture 672730344"/>
+                    <pic:cNvPicPr/>
+                  </pic:nvPicPr>
+                  <pic:blipFill rotWithShape="1">
+                    <a:blip r:embed="rId25">
+                      <a:extLst>
+                        <a:ext uri="{28A0092B-C50C-407E-A947-70E740481C1C}">
+                          <a14:useLocalDpi xmlns:a14="http://schemas.microsoft.com/office/drawing/2010/main" val="0"/>
+                        </a:ext>
+                      </a:extLst>
+                    </a:blip>
+                    <a:srcRect t="4075" b="49519"/>
+                    <a:stretch>
+                      <a:fillRect/>
+                    </a:stretch>
+                  </pic:blipFill>
+                  <pic:spPr bwMode="auto">
+                    <a:xfrm>
+                      <a:off x="0" y="0"/>
+                      <a:ext cx="3022108" cy="1601909"/>
+                    </a:xfrm>
+                    <a:prstGeom prst="rect">
+                      <a:avLst/>
+                    </a:prstGeom>
+                    <a:ln>
+                      <a:noFill/>
+                    </a:ln>
+                    <a:extLst>
+                      <a:ext uri="{53640926-AAD7-44D8-BBD7-CCE9431645EC}">
+                        <a14:shadowObscured xmlns:a14="http://schemas.microsoft.com/office/drawing/2010/main"/>
+                      </a:ext>
+                    </a:extLst>
+                  </pic:spPr>
+                </pic:pic>
+              </a:graphicData>
+            </a:graphic>
+          </wp:inline>
+        </w:drawing>
+      </w:r>
+    </w:p>
+    <w:p>
+      <w:pPr>
+        <w:jc w:val="right"/>
+        <w:rPr>
+          <w:rFonts w:hint="cs"/>
+          <w:sz w:val="22"/>
+          <w:szCs w:val="22"/>
+          <w:lang w:val="en-US"/>
+        </w:rPr>
+      </w:pPr>
+      <w:r>
+        <w:rPr>
+          <w:rFonts w:hint="cs"/>
+          <w:sz w:val="22"/>
+          <w:szCs w:val="22"/>
+          <w:rtl/>
+          <w:lang w:val="en-US"/>
+        </w:rPr>
+        <w:t>שימוש: הבקר ששולט על כל המערכת</w:t>
+      </w:r>
+    </w:p>
     <w:sectPr>
-      <w:headerReference w:type="default" r:id="rId21"/>
+      <w:headerReference w:type="default" r:id="rId26"/>
       <w:pgSz w:w="11906" w:h="16838"/>
       <w:pgMar w:top="1440" w:right="1800" w:bottom="1440" w:left="1800" w:header="708" w:footer="708" w:gutter="0"/>
       <w:cols w:space="708"/>
@@ -3020,6 +3945,7 @@
   <w:style w:type="character" w:default="1" w:styleId="DefaultParagraphFont">
     <w:name w:val="Default Paragraph Font"/>
     <w:uiPriority w:val="1"/>
+    <w:semiHidden/>
     <w:unhideWhenUsed/>
   </w:style>
   <w:style w:type="table" w:default="1" w:styleId="TableNormal">

--- a/ספר פרוייקט כיתה י', יונתן טורפשטיין.docx
+++ b/ספר פרוייקט כיתה י', יונתן טורפשטיין.docx
@@ -89,8 +89,22 @@
           <w:rtl/>
           <w:lang w:val="en-US"/>
         </w:rPr>
-        <w:t>מדפסת תלת מימד</w:t>
-      </w:r>
+        <w:t xml:space="preserve">מדפסת תלת </w:t>
+      </w:r>
+      <w:proofErr w:type="spellStart"/>
+      <w:r>
+        <w:rPr>
+          <w:rFonts w:hint="cs"/>
+          <w:b/>
+          <w:bCs/>
+          <w:sz w:val="44"/>
+          <w:szCs w:val="44"/>
+          <w:rtl/>
+          <w:lang w:val="en-US"/>
+        </w:rPr>
+        <w:t>מימד</w:t>
+      </w:r>
+      <w:proofErr w:type="spellEnd"/>
       <w:r>
         <w:rPr>
           <w:rFonts w:hint="cs"/>
@@ -266,6 +280,7 @@
         </w:rPr>
       </w:pPr>
       <w:hyperlink r:id="rId10" w:history="1">
+        <w:proofErr w:type="spellStart"/>
         <w:r>
           <w:rPr>
             <w:rStyle w:val="Hyperlink"/>
@@ -275,6 +290,7 @@
           </w:rPr>
           <w:t>Github</w:t>
         </w:r>
+        <w:proofErr w:type="spellEnd"/>
       </w:hyperlink>
       <w:r>
         <w:rPr>
@@ -434,38 +450,58 @@
           <w:rtl/>
           <w:lang w:val="en-US"/>
         </w:rPr>
-        <w:t>דרישות</w:t>
-      </w:r>
-      <w:r>
-        <w:rPr>
-          <w:rFonts w:hint="cs"/>
-          <w:sz w:val="32"/>
-          <w:szCs w:val="32"/>
-          <w:rtl/>
-          <w:lang w:val="en-US"/>
-        </w:rPr>
-        <w:t xml:space="preserve"> פרויקט.</w:t>
-      </w:r>
-    </w:p>
-    <w:p>
-      <w:pPr>
-        <w:jc w:val="right"/>
-        <w:rPr>
-          <w:sz w:val="32"/>
-          <w:szCs w:val="32"/>
-          <w:rtl/>
-          <w:lang w:val="en-US"/>
-        </w:rPr>
-      </w:pPr>
-      <w:r>
-        <w:rPr>
-          <w:rFonts w:hint="cs"/>
-          <w:sz w:val="32"/>
-          <w:szCs w:val="32"/>
-          <w:rtl/>
-          <w:lang w:val="en-US"/>
-        </w:rPr>
-        <w:t>3: תכן.</w:t>
+        <w:t>תקציר</w:t>
+      </w:r>
+      <w:r>
+        <w:rPr>
+          <w:rFonts w:hint="cs"/>
+          <w:sz w:val="32"/>
+          <w:szCs w:val="32"/>
+          <w:rtl/>
+          <w:lang w:val="en-US"/>
+        </w:rPr>
+        <w:t>.</w:t>
+      </w:r>
+    </w:p>
+    <w:p>
+      <w:pPr>
+        <w:jc w:val="right"/>
+        <w:rPr>
+          <w:sz w:val="32"/>
+          <w:szCs w:val="32"/>
+          <w:rtl/>
+          <w:lang w:val="en-US"/>
+        </w:rPr>
+      </w:pPr>
+      <w:r>
+        <w:rPr>
+          <w:rFonts w:hint="cs"/>
+          <w:sz w:val="32"/>
+          <w:szCs w:val="32"/>
+          <w:rtl/>
+          <w:lang w:val="en-US"/>
+        </w:rPr>
+        <w:t xml:space="preserve">3: </w:t>
+      </w:r>
+      <w:r>
+        <w:rPr>
+          <w:rFonts w:hint="cs"/>
+          <w:sz w:val="32"/>
+          <w:szCs w:val="32"/>
+          <w:rtl/>
+          <w:lang w:val="en-US"/>
+        </w:rPr>
+        <w:t>דרישות פרויקט</w:t>
+      </w:r>
+      <w:r>
+        <w:rPr>
+          <w:rFonts w:hint="cs"/>
+          <w:sz w:val="32"/>
+          <w:szCs w:val="32"/>
+          <w:rtl/>
+          <w:lang w:val="en-US"/>
+        </w:rPr>
+        <w:t>.</w:t>
       </w:r>
     </w:p>
     <w:p>
@@ -508,10 +544,8 @@
       <w:pPr>
         <w:jc w:val="right"/>
         <w:rPr>
-          <w:rFonts w:hint="cs"/>
-          <w:sz w:val="32"/>
-          <w:szCs w:val="32"/>
-          <w:rtl/>
+          <w:sz w:val="32"/>
+          <w:szCs w:val="32"/>
           <w:lang w:val="en-US"/>
         </w:rPr>
       </w:pPr>
@@ -558,6 +592,25 @@
     </w:p>
     <w:p>
       <w:pPr>
+        <w:jc w:val="right"/>
+        <w:rPr>
+          <w:sz w:val="32"/>
+          <w:szCs w:val="32"/>
+          <w:rtl/>
+          <w:lang w:val="en-US"/>
+        </w:rPr>
+      </w:pPr>
+      <w:r>
+        <w:rPr>
+          <w:sz w:val="32"/>
+          <w:szCs w:val="32"/>
+          <w:lang w:val="en-US"/>
+        </w:rPr>
+        <w:t>.PCB - 10</w:t>
+      </w:r>
+    </w:p>
+    <w:p>
+      <w:pPr>
         <w:rPr>
           <w:sz w:val="32"/>
           <w:szCs w:val="32"/>
@@ -579,6 +632,15 @@
       <w:pPr>
         <w:jc w:val="center"/>
         <w:rPr>
+          <w:sz w:val="32"/>
+          <w:szCs w:val="32"/>
+          <w:rtl/>
+          <w:lang w:val="en-US"/>
+        </w:rPr>
+      </w:pPr>
+      <w:r>
+        <w:rPr>
+          <w:rFonts w:hint="cs"/>
           <w:b/>
           <w:bCs/>
           <w:sz w:val="32"/>
@@ -586,10 +648,11 @@
           <w:rtl/>
           <w:lang w:val="en-US"/>
         </w:rPr>
-      </w:pPr>
-      <w:r>
-        <w:rPr>
-          <w:rFonts w:hint="cs"/>
+        <w:lastRenderedPageBreak/>
+        <w:t xml:space="preserve">2 </w:t>
+      </w:r>
+      <w:r>
+        <w:rPr>
           <w:b/>
           <w:bCs/>
           <w:sz w:val="32"/>
@@ -597,11 +660,11 @@
           <w:rtl/>
           <w:lang w:val="en-US"/>
         </w:rPr>
-        <w:lastRenderedPageBreak/>
-        <w:t xml:space="preserve">2 </w:t>
-      </w:r>
-      <w:r>
-        <w:rPr>
+        <w:t>–</w:t>
+      </w:r>
+      <w:r>
+        <w:rPr>
+          <w:rFonts w:hint="cs"/>
           <w:b/>
           <w:bCs/>
           <w:sz w:val="32"/>
@@ -609,7 +672,7 @@
           <w:rtl/>
           <w:lang w:val="en-US"/>
         </w:rPr>
-        <w:t>–</w:t>
+        <w:t xml:space="preserve"> </w:t>
       </w:r>
       <w:r>
         <w:rPr>
@@ -621,86 +684,7 @@
           <w:rtl/>
           <w:lang w:val="en-US"/>
         </w:rPr>
-        <w:t xml:space="preserve"> דרישות מהפרויקט:</w:t>
-      </w:r>
-    </w:p>
-    <w:p>
-      <w:pPr>
-        <w:jc w:val="right"/>
-        <w:rPr>
-          <w:sz w:val="32"/>
-          <w:szCs w:val="32"/>
-          <w:lang w:val="en-US"/>
-        </w:rPr>
-      </w:pPr>
-      <w:r>
-        <w:rPr>
-          <w:sz w:val="32"/>
-          <w:szCs w:val="32"/>
-          <w:lang w:val="en-US"/>
-        </w:rPr>
-        <w:t>gcode</w:t>
-      </w:r>
-      <w:r>
-        <w:rPr>
-          <w:rFonts w:hint="cs"/>
-          <w:sz w:val="32"/>
-          <w:szCs w:val="32"/>
-          <w:rtl/>
-          <w:lang w:val="en-US"/>
-        </w:rPr>
-        <w:t>1: קריאה ועיבוד של</w:t>
-      </w:r>
-      <w:r>
-        <w:rPr>
-          <w:rFonts w:hint="cs"/>
-          <w:sz w:val="32"/>
-          <w:szCs w:val="32"/>
-          <w:rtl/>
-          <w:lang w:val="en-US"/>
-        </w:rPr>
-        <w:t xml:space="preserve"> קבצי</w:t>
-      </w:r>
-      <w:r>
-        <w:rPr>
-          <w:rFonts w:hint="cs"/>
-          <w:sz w:val="32"/>
-          <w:szCs w:val="32"/>
-          <w:rtl/>
-          <w:lang w:val="en-US"/>
-        </w:rPr>
-        <w:t xml:space="preserve"> </w:t>
-      </w:r>
-    </w:p>
-    <w:p>
-      <w:pPr>
-        <w:jc w:val="right"/>
-        <w:rPr>
-          <w:sz w:val="32"/>
-          <w:szCs w:val="32"/>
-          <w:rtl/>
-          <w:lang w:val="en-US"/>
-        </w:rPr>
-      </w:pPr>
-      <w:r>
-        <w:rPr>
-          <w:rFonts w:hint="cs"/>
-          <w:sz w:val="32"/>
-          <w:szCs w:val="32"/>
-          <w:rtl/>
-          <w:lang w:val="en-US"/>
-        </w:rPr>
-        <w:t>2: תזוזה מסונכרנת על צירים שיכולה להגיע לכל נקודה על המיתה</w:t>
-      </w:r>
-      <w:r>
-        <w:rPr>
-          <w:rFonts w:hint="cs"/>
-          <w:sz w:val="32"/>
-          <w:szCs w:val="32"/>
-          <w:rtl/>
-          <w:lang w:val="en-US"/>
-        </w:rPr>
-        <w:t>.</w:t>
+        <w:t>תקציר:</w:t>
       </w:r>
     </w:p>
     <w:p>
@@ -768,31 +752,11 @@
           <w:rtl/>
           <w:lang w:val="en-US"/>
         </w:rPr>
-        <w:t xml:space="preserve"> תכן:</w:t>
-      </w:r>
-    </w:p>
-    <w:p>
-      <w:pPr>
-        <w:rPr>
-          <w:sz w:val="32"/>
-          <w:szCs w:val="32"/>
-          <w:lang w:val="en-US"/>
-        </w:rPr>
-      </w:pPr>
-      <w:r>
-        <w:rPr>
-          <w:sz w:val="32"/>
-          <w:szCs w:val="32"/>
-          <w:rtl/>
-          <w:lang w:val="en-US"/>
-        </w:rPr>
-        <w:br w:type="page"/>
-      </w:r>
-    </w:p>
-    <w:p>
-      <w:pPr>
-        <w:jc w:val="center"/>
-        <w:rPr>
+        <w:t xml:space="preserve"> </w:t>
+      </w:r>
+      <w:r>
+        <w:rPr>
+          <w:rFonts w:hint="cs"/>
           <w:b/>
           <w:bCs/>
           <w:sz w:val="32"/>
@@ -800,8 +764,81 @@
           <w:rtl/>
           <w:lang w:val="en-US"/>
         </w:rPr>
-      </w:pPr>
-      <w:r>
+        <w:t>דרישות מהפרויקט:</w:t>
+      </w:r>
+    </w:p>
+    <w:p>
+      <w:pPr>
+        <w:jc w:val="right"/>
+        <w:rPr>
+          <w:sz w:val="32"/>
+          <w:szCs w:val="32"/>
+          <w:lang w:val="en-US"/>
+        </w:rPr>
+      </w:pPr>
+      <w:proofErr w:type="spellStart"/>
+      <w:r>
+        <w:rPr>
+          <w:sz w:val="32"/>
+          <w:szCs w:val="32"/>
+          <w:lang w:val="en-US"/>
+        </w:rPr>
+        <w:t>gcode</w:t>
+      </w:r>
+      <w:proofErr w:type="spellEnd"/>
+      <w:r>
+        <w:rPr>
+          <w:rFonts w:hint="cs"/>
+          <w:sz w:val="32"/>
+          <w:szCs w:val="32"/>
+          <w:rtl/>
+          <w:lang w:val="en-US"/>
+        </w:rPr>
+        <w:t xml:space="preserve">1: קריאה ועיבוד של קבצי </w:t>
+      </w:r>
+    </w:p>
+    <w:p>
+      <w:pPr>
+        <w:jc w:val="right"/>
+        <w:rPr>
+          <w:sz w:val="32"/>
+          <w:szCs w:val="32"/>
+          <w:rtl/>
+          <w:lang w:val="en-US"/>
+        </w:rPr>
+      </w:pPr>
+      <w:r>
+        <w:rPr>
+          <w:rFonts w:hint="cs"/>
+          <w:sz w:val="32"/>
+          <w:szCs w:val="32"/>
+          <w:rtl/>
+          <w:lang w:val="en-US"/>
+        </w:rPr>
+        <w:t>2: תזוזה מסונכרנת על צירים שיכולה להגיע לכל נקודה על המיתה.</w:t>
+      </w:r>
+    </w:p>
+    <w:p>
+      <w:pPr>
+        <w:rPr>
+          <w:sz w:val="32"/>
+          <w:szCs w:val="32"/>
+          <w:lang w:val="en-US"/>
+        </w:rPr>
+      </w:pPr>
+      <w:r>
+        <w:rPr>
+          <w:sz w:val="32"/>
+          <w:szCs w:val="32"/>
+          <w:rtl/>
+          <w:lang w:val="en-US"/>
+        </w:rPr>
+        <w:br w:type="page"/>
+      </w:r>
+    </w:p>
+    <w:p>
+      <w:pPr>
+        <w:jc w:val="center"/>
         <w:rPr>
           <w:b/>
           <w:bCs/>
@@ -810,6 +847,16 @@
           <w:rtl/>
           <w:lang w:val="en-US"/>
         </w:rPr>
+      </w:pPr>
+      <w:r>
+        <w:rPr>
+          <w:b/>
+          <w:bCs/>
+          <w:sz w:val="32"/>
+          <w:szCs w:val="32"/>
+          <w:rtl/>
+          <w:lang w:val="en-US"/>
+        </w:rPr>
         <w:lastRenderedPageBreak/>
         <w:t>4 – מידול:</w:t>
       </w:r>
@@ -823,6 +870,7 @@
         </w:rPr>
       </w:pPr>
       <w:hyperlink r:id="rId11" w:history="1">
+        <w:proofErr w:type="spellStart"/>
         <w:r>
           <w:rPr>
             <w:rStyle w:val="Hyperlink"/>
@@ -832,6 +880,7 @@
           </w:rPr>
           <w:t>Onshape</w:t>
         </w:r>
+        <w:proofErr w:type="spellEnd"/>
         <w:r>
           <w:rPr>
             <w:rStyle w:val="Hyperlink"/>
@@ -2246,7 +2295,7 @@
           <w:lang w:val="he-IL"/>
         </w:rPr>
         <w:drawing>
-          <wp:inline distT="0" distB="0" distL="0" distR="0" wp14:anchorId="234B086E" wp14:editId="3B564F6C">
+          <wp:inline distT="0" distB="0" distL="0" distR="0" wp14:anchorId="234B086E" wp14:editId="63249FC4">
             <wp:extent cx="5821680" cy="4366707"/>
             <wp:effectExtent l="0" t="0" r="7620" b="0"/>
             <wp:docPr id="355340471" name="Picture 8"/>
@@ -3044,9 +3093,9 @@
       <w:pPr>
         <w:jc w:val="right"/>
         <w:rPr>
-          <w:rFonts w:hint="cs"/>
-          <w:sz w:val="22"/>
-          <w:szCs w:val="22"/>
+          <w:sz w:val="22"/>
+          <w:szCs w:val="22"/>
+          <w:rtl/>
           <w:lang w:val="en-US"/>
         </w:rPr>
       </w:pPr>
@@ -3061,8 +3110,160 @@
         <w:t>שימוש: הבקר ששולט על כל המערכת</w:t>
       </w:r>
     </w:p>
+    <w:p>
+      <w:pPr>
+        <w:jc w:val="center"/>
+        <w:rPr>
+          <w:b/>
+          <w:bCs/>
+          <w:sz w:val="32"/>
+          <w:szCs w:val="32"/>
+          <w:lang w:val="en-US"/>
+        </w:rPr>
+      </w:pPr>
+      <w:r>
+        <w:rPr>
+          <w:sz w:val="22"/>
+          <w:szCs w:val="22"/>
+          <w:rtl/>
+          <w:lang w:val="en-US"/>
+        </w:rPr>
+        <w:br w:type="page"/>
+      </w:r>
+      <w:r>
+        <w:rPr>
+          <w:b/>
+          <w:bCs/>
+          <w:sz w:val="32"/>
+          <w:szCs w:val="32"/>
+          <w:lang w:val="en-US"/>
+        </w:rPr>
+        <w:lastRenderedPageBreak/>
+        <w:t>PCB – 10</w:t>
+      </w:r>
+    </w:p>
+    <w:p>
+      <w:pPr>
+        <w:jc w:val="center"/>
+        <w:rPr>
+          <w:b/>
+          <w:bCs/>
+          <w:sz w:val="32"/>
+          <w:szCs w:val="32"/>
+          <w:lang w:val="en-US"/>
+        </w:rPr>
+      </w:pPr>
+      <w:hyperlink r:id="rId26" w:history="1">
+        <w:proofErr w:type="spellStart"/>
+        <w:r>
+          <w:rPr>
+            <w:rStyle w:val="Hyperlink"/>
+            <w:b/>
+            <w:bCs/>
+            <w:sz w:val="32"/>
+            <w:szCs w:val="32"/>
+            <w:lang w:val="en-US"/>
+          </w:rPr>
+          <w:t>O</w:t>
+        </w:r>
+        <w:r>
+          <w:rPr>
+            <w:rStyle w:val="Hyperlink"/>
+            <w:b/>
+            <w:bCs/>
+            <w:sz w:val="32"/>
+            <w:szCs w:val="32"/>
+            <w:lang w:val="en-US"/>
+          </w:rPr>
+          <w:t>s</w:t>
+        </w:r>
+        <w:r>
+          <w:rPr>
+            <w:rStyle w:val="Hyperlink"/>
+            <w:b/>
+            <w:bCs/>
+            <w:sz w:val="32"/>
+            <w:szCs w:val="32"/>
+            <w:lang w:val="en-US"/>
+          </w:rPr>
+          <w:t>hwlab</w:t>
+        </w:r>
+        <w:proofErr w:type="spellEnd"/>
+      </w:hyperlink>
+    </w:p>
+    <w:p>
+      <w:pPr>
+        <w:jc w:val="center"/>
+        <w:rPr>
+          <w:b/>
+          <w:bCs/>
+          <w:sz w:val="32"/>
+          <w:szCs w:val="32"/>
+          <w:lang w:val="en-US"/>
+        </w:rPr>
+      </w:pPr>
+      <w:r>
+        <w:rPr>
+          <w:b/>
+          <w:bCs/>
+          <w:noProof/>
+          <w:sz w:val="32"/>
+          <w:szCs w:val="32"/>
+          <w:lang w:val="en-US"/>
+        </w:rPr>
+        <w:drawing>
+          <wp:inline distT="0" distB="0" distL="0" distR="0" wp14:anchorId="6A2695F4" wp14:editId="6BC0D6E2">
+            <wp:extent cx="3810000" cy="4033077"/>
+            <wp:effectExtent l="0" t="0" r="0" b="5715"/>
+            <wp:docPr id="2044335949" name="Picture 2"/>
+            <wp:cNvGraphicFramePr>
+              <a:graphicFrameLocks xmlns:a="http://schemas.openxmlformats.org/drawingml/2006/main" noChangeAspect="1"/>
+            </wp:cNvGraphicFramePr>
+            <a:graphic xmlns:a="http://schemas.openxmlformats.org/drawingml/2006/main">
+              <a:graphicData uri="http://schemas.openxmlformats.org/drawingml/2006/picture">
+                <pic:pic xmlns:pic="http://schemas.openxmlformats.org/drawingml/2006/picture">
+                  <pic:nvPicPr>
+                    <pic:cNvPr id="2044335949" name="Picture 2044335949"/>
+                    <pic:cNvPicPr/>
+                  </pic:nvPicPr>
+                  <pic:blipFill rotWithShape="1">
+                    <a:blip r:embed="rId27" cstate="print">
+                      <a:extLst>
+                        <a:ext uri="{28A0092B-C50C-407E-A947-70E740481C1C}">
+                          <a14:useLocalDpi xmlns:a14="http://schemas.microsoft.com/office/drawing/2010/main" val="0"/>
+                        </a:ext>
+                      </a:extLst>
+                    </a:blip>
+                    <a:srcRect t="6718" b="13968"/>
+                    <a:stretch>
+                      <a:fillRect/>
+                    </a:stretch>
+                  </pic:blipFill>
+                  <pic:spPr bwMode="auto">
+                    <a:xfrm>
+                      <a:off x="0" y="0"/>
+                      <a:ext cx="3829433" cy="4053648"/>
+                    </a:xfrm>
+                    <a:prstGeom prst="rect">
+                      <a:avLst/>
+                    </a:prstGeom>
+                    <a:ln>
+                      <a:noFill/>
+                    </a:ln>
+                    <a:extLst>
+                      <a:ext uri="{53640926-AAD7-44D8-BBD7-CCE9431645EC}">
+                        <a14:shadowObscured xmlns:a14="http://schemas.microsoft.com/office/drawing/2010/main"/>
+                      </a:ext>
+                    </a:extLst>
+                  </pic:spPr>
+                </pic:pic>
+              </a:graphicData>
+            </a:graphic>
+          </wp:inline>
+        </w:drawing>
+      </w:r>
+    </w:p>
     <w:sectPr>
-      <w:headerReference w:type="default" r:id="rId26"/>
       <w:pgSz w:w="11906" w:h="16838"/>
       <w:pgMar w:top="1440" w:right="1800" w:bottom="1440" w:left="1800" w:header="708" w:footer="708" w:gutter="0"/>
       <w:cols w:space="708"/>
@@ -3120,16 +3321,6 @@
     </w:p>
   </w:footnote>
 </w:footnotes>
-</file>
-
-<file path=word/header1.xml><?xml version="1.0" encoding="utf-8"?>
-<w:hdr xmlns:wpc="http://schemas.microsoft.com/office/word/2010/wordprocessingCanvas" xmlns:cx="http://schemas.microsoft.com/office/drawing/2014/chartex" xmlns:cx1="http://schemas.microsoft.com/office/drawing/2015/9/8/chartex" xmlns:cx2="http://schemas.microsoft.com/office/drawing/2015/10/21/chartex" xmlns:cx3="http://schemas.microsoft.com/office/drawing/2016/5/9/chartex" xmlns:cx4="http://schemas.microsoft.com/office/drawing/2016/5/10/chartex" xmlns:cx5="http://schemas.microsoft.com/office/drawing/2016/5/11/chartex" xmlns:cx6="http://schemas.microsoft.com/office/drawing/2016/5/12/chartex" xmlns:cx7="http://schemas.microsoft.com/office/drawing/2016/5/13/chartex" xmlns:cx8="http://schemas.microsoft.com/office/drawing/2016/5/14/chartex" xmlns:mc="http://schemas.openxmlformats.org/markup-compatibility/2006" xmlns:aink="http://schemas.microsoft.com/office/drawing/2016/ink" xmlns:am3d="http://schemas.microsoft.com/office/drawing/2017/model3d" xmlns:o="urn:schemas-microsoft-com:office:office" xmlns:oel="http://schemas.microsoft.com/office/2019/extlst" xmlns:r="http://schemas.openxmlformats.org/officeDocument/2006/relationships" xmlns:m="http://schemas.openxmlformats.org/officeDocument/2006/math" xmlns:v="urn:schemas-microsoft-com:vml" xmlns:wp14="http://schemas.microsoft.com/office/word/2010/wordprocessingDrawing" xmlns:wp="http://schemas.openxmlformats.org/drawingml/2006/wordprocessingDrawing" xmlns:w10="urn:schemas-microsoft-com:office:word" xmlns:w="http://schemas.openxmlformats.org/wordprocessingml/2006/main" xmlns:w14="http://schemas.microsoft.com/office/word/2010/wordml" xmlns:w15="http://schemas.microsoft.com/office/word/2012/wordml" xmlns:w16cex="http://schemas.microsoft.com/office/word/2018/wordml/cex" xmlns:w16cid="http://schemas.microsoft.com/office/word/2016/wordml/cid" xmlns:w16="http://schemas.microsoft.com/office/word/2018/wordml" xmlns:w16du="http://schemas.microsoft.com/office/word/2023/wordml/word16du" xmlns:w16sdtdh="http://schemas.microsoft.com/office/word/2020/wordml/sdtdatahash" xmlns:w16sdtfl="http://schemas.microsoft.com/office/word/2024/wordml/sdtformatlock" xmlns:w16se="http://schemas.microsoft.com/office/word/2015/wordml/symex" xmlns:wpg="http://schemas.microsoft.com/office/word/2010/wordprocessingGroup" xmlns:wpi="http://schemas.microsoft.com/office/word/2010/wordprocessingInk" xmlns:wne="http://schemas.microsoft.com/office/word/2006/wordml" xmlns:wps="http://schemas.microsoft.com/office/word/2010/wordprocessingShape" mc:Ignorable="w14 w15 w16se w16cid w16 w16cex w16sdtdh w16sdtfl w16du wp14">
-  <w:p>
-    <w:pPr>
-      <w:pStyle w:val="Header"/>
-    </w:pPr>
-  </w:p>
-</w:hdr>
 </file>
 
 <file path=word/numbering.xml><?xml version="1.0" encoding="utf-8"?>
@@ -3221,6 +3412,118 @@
     </w:lvl>
   </w:abstractNum>
   <w:abstractNum w:abstractNumId="1" w15:restartNumberingAfterBreak="0">
+    <w:nsid w:val="507A2223"/>
+    <w:multiLevelType w:val="hybridMultilevel"/>
+    <w:tmpl w:val="49325B4E"/>
+    <w:lvl w:ilvl="0" w:tplc="DCDEC836">
+      <w:numFmt w:val="bullet"/>
+      <w:lvlText w:val="-"/>
+      <w:lvlJc w:val="left"/>
+      <w:pPr>
+        <w:ind w:left="420" w:hanging="360"/>
+      </w:pPr>
+      <w:rPr>
+        <w:rFonts w:ascii="Aptos" w:eastAsiaTheme="minorHAnsi" w:hAnsi="Aptos" w:cstheme="minorBidi" w:hint="default"/>
+      </w:rPr>
+    </w:lvl>
+    <w:lvl w:ilvl="1" w:tplc="0C000003" w:tentative="1">
+      <w:start w:val="1"/>
+      <w:numFmt w:val="bullet"/>
+      <w:lvlText w:val="o"/>
+      <w:lvlJc w:val="left"/>
+      <w:pPr>
+        <w:ind w:left="1140" w:hanging="360"/>
+      </w:pPr>
+      <w:rPr>
+        <w:rFonts w:ascii="Courier New" w:hAnsi="Courier New" w:cs="Courier New" w:hint="default"/>
+      </w:rPr>
+    </w:lvl>
+    <w:lvl w:ilvl="2" w:tplc="0C000005" w:tentative="1">
+      <w:start w:val="1"/>
+      <w:numFmt w:val="bullet"/>
+      <w:lvlText w:val=""/>
+      <w:lvlJc w:val="left"/>
+      <w:pPr>
+        <w:ind w:left="1860" w:hanging="360"/>
+      </w:pPr>
+      <w:rPr>
+        <w:rFonts w:ascii="Wingdings" w:hAnsi="Wingdings" w:hint="default"/>
+      </w:rPr>
+    </w:lvl>
+    <w:lvl w:ilvl="3" w:tplc="0C000001" w:tentative="1">
+      <w:start w:val="1"/>
+      <w:numFmt w:val="bullet"/>
+      <w:lvlText w:val=""/>
+      <w:lvlJc w:val="left"/>
+      <w:pPr>
+        <w:ind w:left="2580" w:hanging="360"/>
+      </w:pPr>
+      <w:rPr>
+        <w:rFonts w:ascii="Symbol" w:hAnsi="Symbol" w:hint="default"/>
+      </w:rPr>
+    </w:lvl>
+    <w:lvl w:ilvl="4" w:tplc="0C000003" w:tentative="1">
+      <w:start w:val="1"/>
+      <w:numFmt w:val="bullet"/>
+      <w:lvlText w:val="o"/>
+      <w:lvlJc w:val="left"/>
+      <w:pPr>
+        <w:ind w:left="3300" w:hanging="360"/>
+      </w:pPr>
+      <w:rPr>
+        <w:rFonts w:ascii="Courier New" w:hAnsi="Courier New" w:cs="Courier New" w:hint="default"/>
+      </w:rPr>
+    </w:lvl>
+    <w:lvl w:ilvl="5" w:tplc="0C000005" w:tentative="1">
+      <w:start w:val="1"/>
+      <w:numFmt w:val="bullet"/>
+      <w:lvlText w:val=""/>
+      <w:lvlJc w:val="left"/>
+      <w:pPr>
+        <w:ind w:left="4020" w:hanging="360"/>
+      </w:pPr>
+      <w:rPr>
+        <w:rFonts w:ascii="Wingdings" w:hAnsi="Wingdings" w:hint="default"/>
+      </w:rPr>
+    </w:lvl>
+    <w:lvl w:ilvl="6" w:tplc="0C000001" w:tentative="1">
+      <w:start w:val="1"/>
+      <w:numFmt w:val="bullet"/>
+      <w:lvlText w:val=""/>
+      <w:lvlJc w:val="left"/>
+      <w:pPr>
+        <w:ind w:left="4740" w:hanging="360"/>
+      </w:pPr>
+      <w:rPr>
+        <w:rFonts w:ascii="Symbol" w:hAnsi="Symbol" w:hint="default"/>
+      </w:rPr>
+    </w:lvl>
+    <w:lvl w:ilvl="7" w:tplc="0C000003" w:tentative="1">
+      <w:start w:val="1"/>
+      <w:numFmt w:val="bullet"/>
+      <w:lvlText w:val="o"/>
+      <w:lvlJc w:val="left"/>
+      <w:pPr>
+        <w:ind w:left="5460" w:hanging="360"/>
+      </w:pPr>
+      <w:rPr>
+        <w:rFonts w:ascii="Courier New" w:hAnsi="Courier New" w:cs="Courier New" w:hint="default"/>
+      </w:rPr>
+    </w:lvl>
+    <w:lvl w:ilvl="8" w:tplc="0C000005" w:tentative="1">
+      <w:start w:val="1"/>
+      <w:numFmt w:val="bullet"/>
+      <w:lvlText w:val=""/>
+      <w:lvlJc w:val="left"/>
+      <w:pPr>
+        <w:ind w:left="6180" w:hanging="360"/>
+      </w:pPr>
+      <w:rPr>
+        <w:rFonts w:ascii="Wingdings" w:hAnsi="Wingdings" w:hint="default"/>
+      </w:rPr>
+    </w:lvl>
+  </w:abstractNum>
+  <w:abstractNum w:abstractNumId="2" w15:restartNumberingAfterBreak="0">
     <w:nsid w:val="6B7C3D8B"/>
     <w:multiLevelType w:val="hybridMultilevel"/>
     <w:tmpl w:val="73C6EE56"/>
@@ -3337,6 +3640,9 @@
     <w:abstractNumId w:val="0"/>
   </w:num>
   <w:num w:numId="2" w16cid:durableId="1921866486">
+    <w:abstractNumId w:val="2"/>
+  </w:num>
+  <w:num w:numId="3" w16cid:durableId="1985966830">
     <w:abstractNumId w:val="1"/>
   </w:num>
 </w:numbering>

--- a/ספר פרוייקט כיתה י', יונתן טורפשטיין.docx
+++ b/ספר פרוייקט כיתה י', יונתן טורפשטיין.docx
@@ -2295,7 +2295,7 @@
           <w:lang w:val="he-IL"/>
         </w:rPr>
         <w:drawing>
-          <wp:inline distT="0" distB="0" distL="0" distR="0" wp14:anchorId="234B086E" wp14:editId="63249FC4">
+          <wp:inline distT="0" distB="0" distL="0" distR="0" wp14:anchorId="234B086E" wp14:editId="4DE49901">
             <wp:extent cx="5821680" cy="4366707"/>
             <wp:effectExtent l="0" t="0" r="7620" b="0"/>
             <wp:docPr id="355340471" name="Picture 8"/>
@@ -3095,7 +3095,6 @@
         <w:rPr>
           <w:sz w:val="22"/>
           <w:szCs w:val="22"/>
-          <w:rtl/>
           <w:lang w:val="en-US"/>
         </w:rPr>
       </w:pPr>
@@ -3109,6 +3108,246 @@
         </w:rPr>
         <w:t>שימוש: הבקר ששולט על כל המערכת</w:t>
       </w:r>
+    </w:p>
+    <w:p>
+      <w:pPr>
+        <w:jc w:val="right"/>
+        <w:rPr>
+          <w:sz w:val="22"/>
+          <w:szCs w:val="22"/>
+          <w:lang w:val="en-US"/>
+        </w:rPr>
+      </w:pPr>
+    </w:p>
+    <w:p>
+      <w:pPr>
+        <w:jc w:val="right"/>
+        <w:rPr>
+          <w:sz w:val="22"/>
+          <w:szCs w:val="22"/>
+          <w:lang w:val="en-US"/>
+        </w:rPr>
+      </w:pPr>
+      <w:proofErr w:type="spellStart"/>
+      <w:r>
+        <w:rPr>
+          <w:sz w:val="22"/>
+          <w:szCs w:val="22"/>
+          <w:lang w:val="en-US"/>
+        </w:rPr>
+        <w:t>sd</w:t>
+      </w:r>
+      <w:proofErr w:type="spellEnd"/>
+      <w:r>
+        <w:rPr>
+          <w:sz w:val="22"/>
+          <w:szCs w:val="22"/>
+          <w:lang w:val="en-US"/>
+        </w:rPr>
+        <w:t xml:space="preserve"> card reader</w:t>
+      </w:r>
+      <w:r>
+        <w:rPr>
+          <w:rFonts w:hint="cs"/>
+          <w:sz w:val="22"/>
+          <w:szCs w:val="22"/>
+          <w:rtl/>
+          <w:lang w:val="en-US"/>
+        </w:rPr>
+        <w:t xml:space="preserve">שם החלק: </w:t>
+      </w:r>
+    </w:p>
+    <w:p>
+      <w:pPr>
+        <w:jc w:val="right"/>
+        <w:rPr>
+          <w:sz w:val="22"/>
+          <w:szCs w:val="22"/>
+          <w:rtl/>
+          <w:lang w:val="en-US"/>
+        </w:rPr>
+      </w:pPr>
+      <w:r>
+        <w:rPr>
+          <w:rFonts w:hint="cs"/>
+          <w:sz w:val="22"/>
+          <w:szCs w:val="22"/>
+          <w:rtl/>
+          <w:lang w:val="en-US"/>
+        </w:rPr>
+        <w:t>תמונה:</w:t>
+      </w:r>
+    </w:p>
+    <w:p>
+      <w:pPr>
+        <w:jc w:val="right"/>
+        <w:rPr>
+          <w:sz w:val="22"/>
+          <w:szCs w:val="22"/>
+          <w:rtl/>
+          <w:lang w:val="en-US"/>
+        </w:rPr>
+      </w:pPr>
+      <w:r>
+        <w:rPr>
+          <w:noProof/>
+          <w:sz w:val="22"/>
+          <w:szCs w:val="22"/>
+          <w:lang w:val="en-US"/>
+        </w:rPr>
+        <w:drawing>
+          <wp:inline distT="0" distB="0" distL="0" distR="0" wp14:anchorId="303AF9C3" wp14:editId="54D015E3">
+            <wp:extent cx="2993705" cy="2209800"/>
+            <wp:effectExtent l="0" t="0" r="0" b="0"/>
+            <wp:docPr id="564517990" name="Picture 1"/>
+            <wp:cNvGraphicFramePr>
+              <a:graphicFrameLocks xmlns:a="http://schemas.openxmlformats.org/drawingml/2006/main" noChangeAspect="1"/>
+            </wp:cNvGraphicFramePr>
+            <a:graphic xmlns:a="http://schemas.openxmlformats.org/drawingml/2006/main">
+              <a:graphicData uri="http://schemas.openxmlformats.org/drawingml/2006/picture">
+                <pic:pic xmlns:pic="http://schemas.openxmlformats.org/drawingml/2006/picture">
+                  <pic:nvPicPr>
+                    <pic:cNvPr id="564517990" name="Picture 564517990"/>
+                    <pic:cNvPicPr/>
+                  </pic:nvPicPr>
+                  <pic:blipFill rotWithShape="1">
+                    <a:blip r:embed="rId26" cstate="print">
+                      <a:extLst>
+                        <a:ext uri="{28A0092B-C50C-407E-A947-70E740481C1C}">
+                          <a14:useLocalDpi xmlns:a14="http://schemas.microsoft.com/office/drawing/2010/main" val="0"/>
+                        </a:ext>
+                      </a:extLst>
+                    </a:blip>
+                    <a:srcRect l="10655" t="18013" r="9343" b="37698"/>
+                    <a:stretch>
+                      <a:fillRect/>
+                    </a:stretch>
+                  </pic:blipFill>
+                  <pic:spPr bwMode="auto">
+                    <a:xfrm>
+                      <a:off x="0" y="0"/>
+                      <a:ext cx="2999882" cy="2214359"/>
+                    </a:xfrm>
+                    <a:prstGeom prst="rect">
+                      <a:avLst/>
+                    </a:prstGeom>
+                    <a:ln>
+                      <a:noFill/>
+                    </a:ln>
+                    <a:extLst>
+                      <a:ext uri="{53640926-AAD7-44D8-BBD7-CCE9431645EC}">
+                        <a14:shadowObscured xmlns:a14="http://schemas.microsoft.com/office/drawing/2010/main"/>
+                      </a:ext>
+                    </a:extLst>
+                  </pic:spPr>
+                </pic:pic>
+              </a:graphicData>
+            </a:graphic>
+          </wp:inline>
+        </w:drawing>
+      </w:r>
+    </w:p>
+    <w:p>
+      <w:pPr>
+        <w:jc w:val="right"/>
+        <w:rPr>
+          <w:sz w:val="22"/>
+          <w:szCs w:val="22"/>
+          <w:lang w:val="en-US"/>
+        </w:rPr>
+      </w:pPr>
+      <w:r>
+        <w:rPr>
+          <w:sz w:val="22"/>
+          <w:szCs w:val="22"/>
+          <w:lang w:val="en-US"/>
+        </w:rPr>
+        <w:t xml:space="preserve">         </w:t>
+      </w:r>
+      <w:r>
+        <w:rPr>
+          <w:rFonts w:hint="cs"/>
+          <w:sz w:val="22"/>
+          <w:szCs w:val="22"/>
+          <w:rtl/>
+          <w:lang w:val="en-US"/>
+        </w:rPr>
+        <w:t>(ההוראות שאומרות למכונה לאן לזוז).</w:t>
+      </w:r>
+      <w:proofErr w:type="spellStart"/>
+      <w:r>
+        <w:rPr>
+          <w:sz w:val="22"/>
+          <w:szCs w:val="22"/>
+          <w:lang w:val="en-US"/>
+        </w:rPr>
+        <w:t>gcode</w:t>
+      </w:r>
+      <w:proofErr w:type="spellEnd"/>
+      <w:r>
+        <w:rPr>
+          <w:rFonts w:hint="cs"/>
+          <w:sz w:val="22"/>
+          <w:szCs w:val="22"/>
+          <w:rtl/>
+          <w:lang w:val="en-US"/>
+        </w:rPr>
+        <w:t xml:space="preserve"> </w:t>
+      </w:r>
+      <w:r>
+        <w:rPr>
+          <w:rFonts w:hint="cs"/>
+          <w:sz w:val="22"/>
+          <w:szCs w:val="22"/>
+          <w:rtl/>
+          <w:lang w:val="en-US"/>
+        </w:rPr>
+        <w:t>שימוש: מאחסן את הקבצים של ה-</w:t>
+      </w:r>
+    </w:p>
+    <w:p>
+      <w:pPr>
+        <w:jc w:val="center"/>
+        <w:rPr>
+          <w:sz w:val="22"/>
+          <w:szCs w:val="22"/>
+          <w:rtl/>
+          <w:lang w:val="en-US"/>
+        </w:rPr>
+      </w:pPr>
+    </w:p>
+    <w:p>
+      <w:pPr>
+        <w:jc w:val="center"/>
+        <w:rPr>
+          <w:sz w:val="22"/>
+          <w:szCs w:val="22"/>
+          <w:rtl/>
+          <w:lang w:val="en-US"/>
+        </w:rPr>
+      </w:pPr>
+    </w:p>
+    <w:p>
+      <w:pPr>
+        <w:jc w:val="center"/>
+        <w:rPr>
+          <w:sz w:val="22"/>
+          <w:szCs w:val="22"/>
+          <w:rtl/>
+          <w:lang w:val="en-US"/>
+        </w:rPr>
+      </w:pPr>
+    </w:p>
+    <w:p>
+      <w:pPr>
+        <w:jc w:val="center"/>
+        <w:rPr>
+          <w:sz w:val="22"/>
+          <w:szCs w:val="22"/>
+          <w:rtl/>
+          <w:lang w:val="en-US"/>
+        </w:rPr>
+      </w:pPr>
     </w:p>
     <w:p>
       <w:pPr>
@@ -3153,7 +3392,7 @@
           <w:lang w:val="en-US"/>
         </w:rPr>
       </w:pPr>
-      <w:hyperlink r:id="rId26" w:history="1">
+      <w:hyperlink r:id="rId27" w:history="1">
         <w:proofErr w:type="spellStart"/>
         <w:r>
           <w:rPr>
@@ -3164,29 +3403,7 @@
             <w:szCs w:val="32"/>
             <w:lang w:val="en-US"/>
           </w:rPr>
-          <w:t>O</w:t>
-        </w:r>
-        <w:r>
-          <w:rPr>
-            <w:rStyle w:val="Hyperlink"/>
-            <w:b/>
-            <w:bCs/>
-            <w:sz w:val="32"/>
-            <w:szCs w:val="32"/>
-            <w:lang w:val="en-US"/>
-          </w:rPr>
-          <w:t>s</w:t>
-        </w:r>
-        <w:r>
-          <w:rPr>
-            <w:rStyle w:val="Hyperlink"/>
-            <w:b/>
-            <w:bCs/>
-            <w:sz w:val="32"/>
-            <w:szCs w:val="32"/>
-            <w:lang w:val="en-US"/>
-          </w:rPr>
-          <w:t>hwlab</w:t>
+          <w:t>Oshwlab</w:t>
         </w:r>
         <w:proofErr w:type="spellEnd"/>
       </w:hyperlink>
@@ -3227,7 +3444,7 @@
                     <pic:cNvPicPr/>
                   </pic:nvPicPr>
                   <pic:blipFill rotWithShape="1">
-                    <a:blip r:embed="rId27" cstate="print">
+                    <a:blip r:embed="rId28" cstate="print">
                       <a:extLst>
                         <a:ext uri="{28A0092B-C50C-407E-A947-70E740481C1C}">
                           <a14:useLocalDpi xmlns:a14="http://schemas.microsoft.com/office/drawing/2010/main" val="0"/>
@@ -3657,7 +3874,7 @@
         <w:kern w:val="2"/>
         <w:sz w:val="24"/>
         <w:szCs w:val="24"/>
-        <w:lang w:val="en-001" w:eastAsia="en-US" w:bidi="he-IL"/>
+        <w:lang w:eastAsia="en-US" w:bidi="he-IL"/>
         <w14:ligatures w14:val="standardContextual"/>
       </w:rPr>
     </w:rPrDefault>

--- a/ספר פרוייקט כיתה י', יונתן טורפשטיין.docx
+++ b/ספר פרוייקט כיתה י', יונתן טורפשטיין.docx
@@ -611,13 +611,53 @@
     </w:p>
     <w:p>
       <w:pPr>
-        <w:rPr>
-          <w:sz w:val="32"/>
-          <w:szCs w:val="32"/>
-          <w:rtl/>
-          <w:lang w:val="en-US"/>
-        </w:rPr>
-      </w:pPr>
+        <w:jc w:val="right"/>
+        <w:rPr>
+          <w:sz w:val="32"/>
+          <w:szCs w:val="32"/>
+          <w:rtl/>
+          <w:lang w:val="en-US"/>
+        </w:rPr>
+      </w:pPr>
+      <w:r>
+        <w:rPr>
+          <w:rFonts w:hint="cs"/>
+          <w:sz w:val="32"/>
+          <w:szCs w:val="32"/>
+          <w:rtl/>
+          <w:lang w:val="en-US"/>
+        </w:rPr>
+        <w:t xml:space="preserve">11 </w:t>
+      </w:r>
+      <w:r>
+        <w:rPr>
+          <w:sz w:val="32"/>
+          <w:szCs w:val="32"/>
+          <w:rtl/>
+          <w:lang w:val="en-US"/>
+        </w:rPr>
+        <w:t>–</w:t>
+      </w:r>
+      <w:r>
+        <w:rPr>
+          <w:rFonts w:hint="cs"/>
+          <w:sz w:val="32"/>
+          <w:szCs w:val="32"/>
+          <w:rtl/>
+          <w:lang w:val="en-US"/>
+        </w:rPr>
+        <w:t xml:space="preserve"> סכמת מלבנים של האלקטרוניקה</w:t>
+      </w:r>
+      <w:r>
+        <w:rPr>
+          <w:rFonts w:hint="cs"/>
+          <w:sz w:val="32"/>
+          <w:szCs w:val="32"/>
+          <w:rtl/>
+          <w:lang w:val="en-US"/>
+        </w:rPr>
+        <w:t>.</w:t>
+      </w:r>
       <w:r>
         <w:rPr>
           <w:sz w:val="32"/>
@@ -2295,7 +2335,7 @@
           <w:lang w:val="he-IL"/>
         </w:rPr>
         <w:drawing>
-          <wp:inline distT="0" distB="0" distL="0" distR="0" wp14:anchorId="234B086E" wp14:editId="4DE49901">
+          <wp:inline distT="0" distB="0" distL="0" distR="0" wp14:anchorId="234B086E" wp14:editId="71CC84DE">
             <wp:extent cx="5821680" cy="4366707"/>
             <wp:effectExtent l="0" t="0" r="7620" b="0"/>
             <wp:docPr id="355340471" name="Picture 8"/>
@@ -3128,6 +3168,14 @@
           <w:lang w:val="en-US"/>
         </w:rPr>
       </w:pPr>
+      <w:r>
+        <w:rPr>
+          <w:sz w:val="22"/>
+          <w:szCs w:val="22"/>
+          <w:lang w:val="en-US"/>
+        </w:rPr>
+        <w:t xml:space="preserve">micro </w:t>
+      </w:r>
       <w:proofErr w:type="spellStart"/>
       <w:r>
         <w:rPr>
@@ -3196,7 +3244,7 @@
           <w:lang w:val="en-US"/>
         </w:rPr>
         <w:drawing>
-          <wp:inline distT="0" distB="0" distL="0" distR="0" wp14:anchorId="303AF9C3" wp14:editId="54D015E3">
+          <wp:inline distT="0" distB="0" distL="0" distR="0" wp14:anchorId="303AF9C3" wp14:editId="3BE59687">
             <wp:extent cx="2993705" cy="2209800"/>
             <wp:effectExtent l="0" t="0" r="0" b="0"/>
             <wp:docPr id="564517990" name="Picture 1"/>
@@ -3429,10 +3477,10 @@
           <w:lang w:val="en-US"/>
         </w:rPr>
         <w:drawing>
-          <wp:inline distT="0" distB="0" distL="0" distR="0" wp14:anchorId="6A2695F4" wp14:editId="6BC0D6E2">
-            <wp:extent cx="3810000" cy="4033077"/>
-            <wp:effectExtent l="0" t="0" r="0" b="5715"/>
-            <wp:docPr id="2044335949" name="Picture 2"/>
+          <wp:inline distT="0" distB="0" distL="0" distR="0" wp14:anchorId="75B05702" wp14:editId="3A391BA0">
+            <wp:extent cx="3909060" cy="4082027"/>
+            <wp:effectExtent l="0" t="0" r="0" b="0"/>
+            <wp:docPr id="981562662" name="Picture 1"/>
             <wp:cNvGraphicFramePr>
               <a:graphicFrameLocks xmlns:a="http://schemas.openxmlformats.org/drawingml/2006/main" noChangeAspect="1"/>
             </wp:cNvGraphicFramePr>
@@ -3440,7 +3488,7 @@
               <a:graphicData uri="http://schemas.openxmlformats.org/drawingml/2006/picture">
                 <pic:pic xmlns:pic="http://schemas.openxmlformats.org/drawingml/2006/picture">
                   <pic:nvPicPr>
-                    <pic:cNvPr id="2044335949" name="Picture 2044335949"/>
+                    <pic:cNvPr id="981562662" name="Picture 981562662"/>
                     <pic:cNvPicPr/>
                   </pic:nvPicPr>
                   <pic:blipFill rotWithShape="1">
@@ -3451,7 +3499,7 @@
                         </a:ext>
                       </a:extLst>
                     </a:blip>
-                    <a:srcRect t="6718" b="13968"/>
+                    <a:srcRect t="4767" r="2047" b="18519"/>
                     <a:stretch>
                       <a:fillRect/>
                     </a:stretch>
@@ -3459,7 +3507,7 @@
                   <pic:spPr bwMode="auto">
                     <a:xfrm>
                       <a:off x="0" y="0"/>
-                      <a:ext cx="3829433" cy="4053648"/>
+                      <a:ext cx="3913770" cy="4086945"/>
                     </a:xfrm>
                     <a:prstGeom prst="rect">
                       <a:avLst/>
@@ -3479,6 +3527,156 @@
           </wp:inline>
         </w:drawing>
       </w:r>
+    </w:p>
+    <w:p>
+      <w:pPr>
+        <w:rPr>
+          <w:b/>
+          <w:bCs/>
+          <w:sz w:val="32"/>
+          <w:szCs w:val="32"/>
+          <w:lang w:val="en-US"/>
+        </w:rPr>
+      </w:pPr>
+      <w:r>
+        <w:rPr>
+          <w:b/>
+          <w:bCs/>
+          <w:sz w:val="32"/>
+          <w:szCs w:val="32"/>
+          <w:lang w:val="en-US"/>
+        </w:rPr>
+        <w:br w:type="page"/>
+      </w:r>
+    </w:p>
+    <w:p>
+      <w:pPr>
+        <w:jc w:val="center"/>
+        <w:rPr>
+          <w:b/>
+          <w:bCs/>
+          <w:sz w:val="32"/>
+          <w:szCs w:val="32"/>
+          <w:rtl/>
+          <w:lang w:val="en-US"/>
+        </w:rPr>
+      </w:pPr>
+      <w:r>
+        <w:rPr>
+          <w:rFonts w:hint="cs"/>
+          <w:b/>
+          <w:bCs/>
+          <w:sz w:val="32"/>
+          <w:szCs w:val="32"/>
+          <w:rtl/>
+          <w:lang w:val="en-US"/>
+        </w:rPr>
+        <w:lastRenderedPageBreak/>
+        <w:t xml:space="preserve">11 </w:t>
+      </w:r>
+      <w:r>
+        <w:rPr>
+          <w:b/>
+          <w:bCs/>
+          <w:sz w:val="32"/>
+          <w:szCs w:val="32"/>
+          <w:rtl/>
+          <w:lang w:val="en-US"/>
+        </w:rPr>
+        <w:t>–</w:t>
+      </w:r>
+      <w:r>
+        <w:rPr>
+          <w:rFonts w:hint="cs"/>
+          <w:b/>
+          <w:bCs/>
+          <w:sz w:val="32"/>
+          <w:szCs w:val="32"/>
+          <w:rtl/>
+          <w:lang w:val="en-US"/>
+        </w:rPr>
+        <w:t xml:space="preserve"> סכמת מלבנים של האלקטרוניקה:</w:t>
+      </w:r>
+      <w:r>
+        <w:rPr>
+          <w:rFonts w:hint="cs"/>
+          <w:b/>
+          <w:bCs/>
+          <w:noProof/>
+          <w:sz w:val="32"/>
+          <w:szCs w:val="32"/>
+          <w:rtl/>
+          <w:lang w:val="he-IL"/>
+        </w:rPr>
+        <w:t xml:space="preserve"> </w:t>
+      </w:r>
+      <w:r>
+        <w:rPr>
+          <w:rFonts w:hint="cs"/>
+          <w:b/>
+          <w:bCs/>
+          <w:noProof/>
+          <w:sz w:val="32"/>
+          <w:szCs w:val="32"/>
+          <w:rtl/>
+          <w:lang w:val="he-IL"/>
+        </w:rPr>
+        <w:drawing>
+          <wp:inline distT="0" distB="0" distL="0" distR="0" wp14:anchorId="4BFB7E57" wp14:editId="5F187E9F">
+            <wp:extent cx="5274310" cy="2775776"/>
+            <wp:effectExtent l="0" t="0" r="2540" b="5715"/>
+            <wp:docPr id="1435180848" name="Picture 2"/>
+            <wp:cNvGraphicFramePr>
+              <a:graphicFrameLocks xmlns:a="http://schemas.openxmlformats.org/drawingml/2006/main" noChangeAspect="1"/>
+            </wp:cNvGraphicFramePr>
+            <a:graphic xmlns:a="http://schemas.openxmlformats.org/drawingml/2006/main">
+              <a:graphicData uri="http://schemas.openxmlformats.org/drawingml/2006/picture">
+                <pic:pic xmlns:pic="http://schemas.openxmlformats.org/drawingml/2006/picture">
+                  <pic:nvPicPr>
+                    <pic:cNvPr id="1435180848" name="Picture 1435180848"/>
+                    <pic:cNvPicPr/>
+                  </pic:nvPicPr>
+                  <pic:blipFill>
+                    <a:blip r:embed="rId29">
+                      <a:extLst>
+                        <a:ext uri="{28A0092B-C50C-407E-A947-70E740481C1C}">
+                          <a14:useLocalDpi xmlns:a14="http://schemas.microsoft.com/office/drawing/2010/main" val="0"/>
+                        </a:ext>
+                      </a:extLst>
+                    </a:blip>
+                    <a:stretch>
+                      <a:fillRect/>
+                    </a:stretch>
+                  </pic:blipFill>
+                  <pic:spPr>
+                    <a:xfrm>
+                      <a:off x="0" y="0"/>
+                      <a:ext cx="5274310" cy="2775776"/>
+                    </a:xfrm>
+                    <a:prstGeom prst="rect">
+                      <a:avLst/>
+                    </a:prstGeom>
+                  </pic:spPr>
+                </pic:pic>
+              </a:graphicData>
+            </a:graphic>
+          </wp:inline>
+        </w:drawing>
+      </w:r>
+    </w:p>
+    <w:p>
+      <w:pPr>
+        <w:jc w:val="center"/>
+        <w:rPr>
+          <w:rFonts w:hint="cs"/>
+          <w:b/>
+          <w:bCs/>
+          <w:sz w:val="32"/>
+          <w:szCs w:val="32"/>
+          <w:rtl/>
+          <w:lang w:val="en-US"/>
+        </w:rPr>
+      </w:pPr>
     </w:p>
     <w:sectPr>
       <w:pgSz w:w="11906" w:h="16838"/>
@@ -3874,7 +4072,7 @@
         <w:kern w:val="2"/>
         <w:sz w:val="24"/>
         <w:szCs w:val="24"/>
-        <w:lang w:eastAsia="en-US" w:bidi="he-IL"/>
+        <w:lang w:val="en-001" w:eastAsia="en-US" w:bidi="he-IL"/>
         <w14:ligatures w14:val="standardContextual"/>
       </w:rPr>
     </w:rPrDefault>

--- a/ספר פרוייקט כיתה י', יונתן טורפשטיין.docx
+++ b/ספר פרוייקט כיתה י', יונתן טורפשטיין.docx
@@ -646,17 +646,7 @@
           <w:rtl/>
           <w:lang w:val="en-US"/>
         </w:rPr>
-        <w:t xml:space="preserve"> סכמת מלבנים של האלקטרוניקה</w:t>
-      </w:r>
-      <w:r>
-        <w:rPr>
-          <w:rFonts w:hint="cs"/>
-          <w:sz w:val="32"/>
-          <w:szCs w:val="32"/>
-          <w:rtl/>
-          <w:lang w:val="en-US"/>
-        </w:rPr>
-        <w:t>.</w:t>
+        <w:t xml:space="preserve"> סכמת מלבנים של האלקטרוניקה.</w:t>
       </w:r>
       <w:r>
         <w:rPr>
@@ -2335,7 +2325,7 @@
           <w:lang w:val="he-IL"/>
         </w:rPr>
         <w:drawing>
-          <wp:inline distT="0" distB="0" distL="0" distR="0" wp14:anchorId="234B086E" wp14:editId="71CC84DE">
+          <wp:inline distT="0" distB="0" distL="0" distR="0" wp14:anchorId="234B086E" wp14:editId="30DBD183">
             <wp:extent cx="5821680" cy="4366707"/>
             <wp:effectExtent l="0" t="0" r="7620" b="0"/>
             <wp:docPr id="355340471" name="Picture 8"/>
@@ -3244,7 +3234,7 @@
           <w:lang w:val="en-US"/>
         </w:rPr>
         <w:drawing>
-          <wp:inline distT="0" distB="0" distL="0" distR="0" wp14:anchorId="303AF9C3" wp14:editId="3BE59687">
+          <wp:inline distT="0" distB="0" distL="0" distR="0" wp14:anchorId="303AF9C3" wp14:editId="3C555648">
             <wp:extent cx="2993705" cy="2209800"/>
             <wp:effectExtent l="0" t="0" r="0" b="0"/>
             <wp:docPr id="564517990" name="Picture 1"/>
@@ -3477,7 +3467,7 @@
           <w:lang w:val="en-US"/>
         </w:rPr>
         <w:drawing>
-          <wp:inline distT="0" distB="0" distL="0" distR="0" wp14:anchorId="75B05702" wp14:editId="3A391BA0">
+          <wp:inline distT="0" distB="0" distL="0" distR="0" wp14:anchorId="75B05702" wp14:editId="30EE2D87">
             <wp:extent cx="3909060" cy="4082027"/>
             <wp:effectExtent l="0" t="0" r="0" b="0"/>
             <wp:docPr id="981562662" name="Picture 1"/>
@@ -3622,7 +3612,7 @@
           <w:lang w:val="he-IL"/>
         </w:rPr>
         <w:drawing>
-          <wp:inline distT="0" distB="0" distL="0" distR="0" wp14:anchorId="4BFB7E57" wp14:editId="5F187E9F">
+          <wp:inline distT="0" distB="0" distL="0" distR="0" wp14:anchorId="4BFB7E57" wp14:editId="195E0456">
             <wp:extent cx="5274310" cy="2775776"/>
             <wp:effectExtent l="0" t="0" r="2540" b="5715"/>
             <wp:docPr id="1435180848" name="Picture 2"/>
@@ -3668,15 +3658,277 @@
       <w:pPr>
         <w:jc w:val="center"/>
         <w:rPr>
-          <w:rFonts w:hint="cs"/>
           <w:b/>
           <w:bCs/>
           <w:sz w:val="32"/>
           <w:szCs w:val="32"/>
-          <w:rtl/>
-          <w:lang w:val="en-US"/>
-        </w:rPr>
-      </w:pPr>
+          <w:lang w:val="en-US"/>
+        </w:rPr>
+      </w:pPr>
+    </w:p>
+    <w:p>
+      <w:pPr>
+        <w:rPr>
+          <w:b/>
+          <w:bCs/>
+          <w:sz w:val="32"/>
+          <w:szCs w:val="32"/>
+          <w:lang w:val="en-US"/>
+        </w:rPr>
+      </w:pPr>
+      <w:r>
+        <w:rPr>
+          <w:b/>
+          <w:bCs/>
+          <w:sz w:val="32"/>
+          <w:szCs w:val="32"/>
+          <w:lang w:val="en-US"/>
+        </w:rPr>
+        <w:br w:type="page"/>
+      </w:r>
+    </w:p>
+    <w:p>
+      <w:pPr>
+        <w:jc w:val="center"/>
+        <w:rPr>
+          <w:b/>
+          <w:bCs/>
+          <w:sz w:val="32"/>
+          <w:szCs w:val="32"/>
+          <w:lang w:val="en-US"/>
+        </w:rPr>
+      </w:pPr>
+      <w:r>
+        <w:rPr>
+          <w:rFonts w:hint="cs"/>
+          <w:b/>
+          <w:bCs/>
+          <w:sz w:val="32"/>
+          <w:szCs w:val="32"/>
+          <w:rtl/>
+          <w:lang w:val="en-US"/>
+        </w:rPr>
+        <w:lastRenderedPageBreak/>
+        <w:t xml:space="preserve">12 </w:t>
+      </w:r>
+      <w:r>
+        <w:rPr>
+          <w:b/>
+          <w:bCs/>
+          <w:sz w:val="32"/>
+          <w:szCs w:val="32"/>
+          <w:rtl/>
+          <w:lang w:val="en-US"/>
+        </w:rPr>
+        <w:t>–</w:t>
+      </w:r>
+      <w:r>
+        <w:rPr>
+          <w:rFonts w:hint="cs"/>
+          <w:b/>
+          <w:bCs/>
+          <w:sz w:val="32"/>
+          <w:szCs w:val="32"/>
+          <w:rtl/>
+          <w:lang w:val="en-US"/>
+        </w:rPr>
+        <w:t xml:space="preserve"> תרשימי זרימה</w:t>
+      </w:r>
+    </w:p>
+    <w:p>
+      <w:pPr>
+        <w:rPr>
+          <w:sz w:val="22"/>
+          <w:szCs w:val="22"/>
+          <w:rtl/>
+          <w:lang w:val="en-US"/>
+        </w:rPr>
+      </w:pPr>
+      <w:proofErr w:type="spellStart"/>
+      <w:r>
+        <w:rPr>
+          <w:sz w:val="22"/>
+          <w:szCs w:val="22"/>
+          <w:lang w:val="en-US"/>
+        </w:rPr>
+        <w:t>Main.ino</w:t>
+      </w:r>
+      <w:proofErr w:type="spellEnd"/>
+      <w:r>
+        <w:rPr>
+          <w:sz w:val="22"/>
+          <w:szCs w:val="22"/>
+          <w:lang w:val="en-US"/>
+        </w:rPr>
+        <w:tab/>
+      </w:r>
+      <w:r>
+        <w:rPr>
+          <w:sz w:val="22"/>
+          <w:szCs w:val="22"/>
+          <w:lang w:val="en-US"/>
+        </w:rPr>
+        <w:tab/>
+      </w:r>
+      <w:r>
+        <w:rPr>
+          <w:sz w:val="22"/>
+          <w:szCs w:val="22"/>
+          <w:lang w:val="en-US"/>
+        </w:rPr>
+        <w:tab/>
+      </w:r>
+      <w:proofErr w:type="spellStart"/>
+      <w:proofErr w:type="gramStart"/>
+      <w:r>
+        <w:rPr>
+          <w:sz w:val="22"/>
+          <w:szCs w:val="22"/>
+          <w:lang w:val="en-US"/>
+        </w:rPr>
+        <w:t>executeGCline</w:t>
+      </w:r>
+      <w:proofErr w:type="spellEnd"/>
+      <w:r>
+        <w:rPr>
+          <w:sz w:val="22"/>
+          <w:szCs w:val="22"/>
+          <w:lang w:val="en-US"/>
+        </w:rPr>
+        <w:t>(</w:t>
+      </w:r>
+      <w:proofErr w:type="gramEnd"/>
+      <w:r>
+        <w:rPr>
+          <w:sz w:val="22"/>
+          <w:szCs w:val="22"/>
+          <w:lang w:val="en-US"/>
+        </w:rPr>
+        <w:t>)</w:t>
+      </w:r>
+    </w:p>
+    <w:p>
+      <w:pPr>
+        <w:rPr>
+          <w:sz w:val="22"/>
+          <w:szCs w:val="22"/>
+          <w:lang w:val="en-US"/>
+        </w:rPr>
+      </w:pPr>
+      <w:r>
+        <w:rPr>
+          <w:noProof/>
+          <w:sz w:val="22"/>
+          <w:szCs w:val="22"/>
+          <w:lang w:val="en-US"/>
+        </w:rPr>
+        <w:drawing>
+          <wp:inline distT="0" distB="0" distL="0" distR="0" wp14:anchorId="342EE2F7" wp14:editId="47D42722">
+            <wp:extent cx="1152525" cy="4010025"/>
+            <wp:effectExtent l="0" t="0" r="9525" b="9525"/>
+            <wp:docPr id="1867988263" name="Picture 1"/>
+            <wp:cNvGraphicFramePr>
+              <a:graphicFrameLocks xmlns:a="http://schemas.openxmlformats.org/drawingml/2006/main" noChangeAspect="1"/>
+            </wp:cNvGraphicFramePr>
+            <a:graphic xmlns:a="http://schemas.openxmlformats.org/drawingml/2006/main">
+              <a:graphicData uri="http://schemas.openxmlformats.org/drawingml/2006/picture">
+                <pic:pic xmlns:pic="http://schemas.openxmlformats.org/drawingml/2006/picture">
+                  <pic:nvPicPr>
+                    <pic:cNvPr id="1867988263" name="Picture 1867988263"/>
+                    <pic:cNvPicPr/>
+                  </pic:nvPicPr>
+                  <pic:blipFill>
+                    <a:blip r:embed="rId30">
+                      <a:extLst>
+                        <a:ext uri="{28A0092B-C50C-407E-A947-70E740481C1C}">
+                          <a14:useLocalDpi xmlns:a14="http://schemas.microsoft.com/office/drawing/2010/main" val="0"/>
+                        </a:ext>
+                      </a:extLst>
+                    </a:blip>
+                    <a:stretch>
+                      <a:fillRect/>
+                    </a:stretch>
+                  </pic:blipFill>
+                  <pic:spPr>
+                    <a:xfrm>
+                      <a:off x="0" y="0"/>
+                      <a:ext cx="1152525" cy="4010025"/>
+                    </a:xfrm>
+                    <a:prstGeom prst="rect">
+                      <a:avLst/>
+                    </a:prstGeom>
+                  </pic:spPr>
+                </pic:pic>
+              </a:graphicData>
+            </a:graphic>
+          </wp:inline>
+        </w:drawing>
+      </w:r>
+      <w:r>
+        <w:rPr>
+          <w:sz w:val="22"/>
+          <w:szCs w:val="22"/>
+          <w:lang w:val="en-US"/>
+        </w:rPr>
+        <w:tab/>
+      </w:r>
+      <w:r>
+        <w:rPr>
+          <w:sz w:val="22"/>
+          <w:szCs w:val="22"/>
+          <w:lang w:val="en-US"/>
+        </w:rPr>
+        <w:tab/>
+      </w:r>
+      <w:r>
+        <w:rPr>
+          <w:noProof/>
+          <w:sz w:val="22"/>
+          <w:szCs w:val="22"/>
+          <w:lang w:val="en-US"/>
+        </w:rPr>
+        <w:drawing>
+          <wp:inline distT="0" distB="0" distL="0" distR="0" wp14:anchorId="65FAB433" wp14:editId="138A7A01">
+            <wp:extent cx="3124200" cy="4013652"/>
+            <wp:effectExtent l="0" t="0" r="0" b="6350"/>
+            <wp:docPr id="546216116" name="Picture 2"/>
+            <wp:cNvGraphicFramePr>
+              <a:graphicFrameLocks xmlns:a="http://schemas.openxmlformats.org/drawingml/2006/main" noChangeAspect="1"/>
+            </wp:cNvGraphicFramePr>
+            <a:graphic xmlns:a="http://schemas.openxmlformats.org/drawingml/2006/main">
+              <a:graphicData uri="http://schemas.openxmlformats.org/drawingml/2006/picture">
+                <pic:pic xmlns:pic="http://schemas.openxmlformats.org/drawingml/2006/picture">
+                  <pic:nvPicPr>
+                    <pic:cNvPr id="546216116" name="Picture 546216116"/>
+                    <pic:cNvPicPr/>
+                  </pic:nvPicPr>
+                  <pic:blipFill>
+                    <a:blip r:embed="rId31">
+                      <a:extLst>
+                        <a:ext uri="{28A0092B-C50C-407E-A947-70E740481C1C}">
+                          <a14:useLocalDpi xmlns:a14="http://schemas.microsoft.com/office/drawing/2010/main" val="0"/>
+                        </a:ext>
+                      </a:extLst>
+                    </a:blip>
+                    <a:stretch>
+                      <a:fillRect/>
+                    </a:stretch>
+                  </pic:blipFill>
+                  <pic:spPr>
+                    <a:xfrm>
+                      <a:off x="0" y="0"/>
+                      <a:ext cx="3128615" cy="4019324"/>
+                    </a:xfrm>
+                    <a:prstGeom prst="rect">
+                      <a:avLst/>
+                    </a:prstGeom>
+                  </pic:spPr>
+                </pic:pic>
+              </a:graphicData>
+            </a:graphic>
+          </wp:inline>
+        </w:drawing>
+      </w:r>
     </w:p>
     <w:sectPr>
       <w:pgSz w:w="11906" w:h="16838"/>

--- a/ספר פרוייקט כיתה י', יונתן טורפשטיין.docx
+++ b/ספר פרוייקט כיתה י', יונתן טורפשטיין.docx
@@ -648,6 +648,46 @@
         </w:rPr>
         <w:t xml:space="preserve"> סכמת מלבנים של האלקטרוניקה.</w:t>
       </w:r>
+    </w:p>
+    <w:p>
+      <w:pPr>
+        <w:jc w:val="right"/>
+        <w:rPr>
+          <w:sz w:val="32"/>
+          <w:szCs w:val="32"/>
+          <w:rtl/>
+          <w:lang w:val="en-US"/>
+        </w:rPr>
+      </w:pPr>
+      <w:r>
+        <w:rPr>
+          <w:rFonts w:hint="cs"/>
+          <w:sz w:val="32"/>
+          <w:szCs w:val="32"/>
+          <w:rtl/>
+          <w:lang w:val="en-US"/>
+        </w:rPr>
+        <w:t xml:space="preserve">12 </w:t>
+      </w:r>
+      <w:r>
+        <w:rPr>
+          <w:sz w:val="32"/>
+          <w:szCs w:val="32"/>
+          <w:rtl/>
+          <w:lang w:val="en-US"/>
+        </w:rPr>
+        <w:t>–</w:t>
+      </w:r>
+      <w:r>
+        <w:rPr>
+          <w:rFonts w:hint="cs"/>
+          <w:sz w:val="32"/>
+          <w:szCs w:val="32"/>
+          <w:rtl/>
+          <w:lang w:val="en-US"/>
+        </w:rPr>
+        <w:t xml:space="preserve"> תרשימי זרימה.</w:t>
+      </w:r>
       <w:r>
         <w:rPr>
           <w:sz w:val="32"/>
@@ -3812,6 +3852,7 @@
         <w:rPr>
           <w:sz w:val="22"/>
           <w:szCs w:val="22"/>
+          <w:rtl/>
           <w:lang w:val="en-US"/>
         </w:rPr>
       </w:pPr>
@@ -3929,6 +3970,76 @@
           </wp:inline>
         </w:drawing>
       </w:r>
+    </w:p>
+    <w:p>
+      <w:pPr>
+        <w:rPr>
+          <w:sz w:val="22"/>
+          <w:szCs w:val="22"/>
+          <w:rtl/>
+          <w:lang w:val="en-US"/>
+        </w:rPr>
+      </w:pPr>
+    </w:p>
+    <w:p>
+      <w:pPr>
+        <w:jc w:val="center"/>
+        <w:rPr>
+          <w:b/>
+          <w:bCs/>
+          <w:sz w:val="32"/>
+          <w:szCs w:val="32"/>
+          <w:rtl/>
+          <w:lang w:val="en-US"/>
+        </w:rPr>
+      </w:pPr>
+      <w:r>
+        <w:rPr>
+          <w:rFonts w:hint="cs"/>
+          <w:b/>
+          <w:bCs/>
+          <w:sz w:val="32"/>
+          <w:szCs w:val="32"/>
+          <w:rtl/>
+          <w:lang w:val="en-US"/>
+        </w:rPr>
+        <w:t xml:space="preserve">12.1 </w:t>
+      </w:r>
+      <w:r>
+        <w:rPr>
+          <w:b/>
+          <w:bCs/>
+          <w:sz w:val="32"/>
+          <w:szCs w:val="32"/>
+          <w:rtl/>
+          <w:lang w:val="en-US"/>
+        </w:rPr>
+        <w:t>–</w:t>
+      </w:r>
+      <w:r>
+        <w:rPr>
+          <w:rFonts w:hint="cs"/>
+          <w:b/>
+          <w:bCs/>
+          <w:sz w:val="32"/>
+          <w:szCs w:val="32"/>
+          <w:rtl/>
+          <w:lang w:val="en-US"/>
+        </w:rPr>
+        <w:t xml:space="preserve"> תוכנה:</w:t>
+      </w:r>
+    </w:p>
+    <w:p>
+      <w:pPr>
+        <w:jc w:val="center"/>
+        <w:rPr>
+          <w:b/>
+          <w:bCs/>
+          <w:sz w:val="32"/>
+          <w:szCs w:val="32"/>
+          <w:lang w:val="en-US"/>
+        </w:rPr>
+      </w:pPr>
     </w:p>
     <w:sectPr>
       <w:pgSz w:w="11906" w:h="16838"/>

--- a/ספר פרוייקט כיתה י', יונתן טורפשטיין.docx
+++ b/ספר פרוייקט כיתה י', יונתן טורפשטיין.docx
@@ -688,6 +688,150 @@
         </w:rPr>
         <w:t xml:space="preserve"> תרשימי זרימה.</w:t>
       </w:r>
+    </w:p>
+    <w:p>
+      <w:pPr>
+        <w:jc w:val="right"/>
+        <w:rPr>
+          <w:sz w:val="32"/>
+          <w:szCs w:val="32"/>
+          <w:rtl/>
+          <w:lang w:val="en-US"/>
+        </w:rPr>
+      </w:pPr>
+      <w:r>
+        <w:rPr>
+          <w:rFonts w:hint="cs"/>
+          <w:sz w:val="32"/>
+          <w:szCs w:val="32"/>
+          <w:rtl/>
+          <w:lang w:val="en-US"/>
+        </w:rPr>
+        <w:t xml:space="preserve">12.1 </w:t>
+      </w:r>
+      <w:r>
+        <w:rPr>
+          <w:sz w:val="32"/>
+          <w:szCs w:val="32"/>
+          <w:rtl/>
+          <w:lang w:val="en-US"/>
+        </w:rPr>
+        <w:t>–</w:t>
+      </w:r>
+      <w:r>
+        <w:rPr>
+          <w:rFonts w:hint="cs"/>
+          <w:sz w:val="32"/>
+          <w:szCs w:val="32"/>
+          <w:rtl/>
+          <w:lang w:val="en-US"/>
+        </w:rPr>
+        <w:t xml:space="preserve"> </w:t>
+      </w:r>
+      <w:hyperlink r:id="rId11" w:history="1">
+        <w:r>
+          <w:rPr>
+            <w:rStyle w:val="Hyperlink"/>
+            <w:sz w:val="32"/>
+            <w:szCs w:val="32"/>
+            <w:rtl/>
+            <w:lang w:val="en-US"/>
+          </w:rPr>
+          <w:t>תוכנה.</w:t>
+        </w:r>
+      </w:hyperlink>
+    </w:p>
+    <w:p>
+      <w:pPr>
+        <w:jc w:val="right"/>
+        <w:rPr>
+          <w:sz w:val="32"/>
+          <w:szCs w:val="32"/>
+          <w:rtl/>
+          <w:lang w:val="en-US"/>
+        </w:rPr>
+      </w:pPr>
+      <w:r>
+        <w:rPr>
+          <w:rFonts w:hint="cs"/>
+          <w:sz w:val="32"/>
+          <w:szCs w:val="32"/>
+          <w:rtl/>
+          <w:lang w:val="en-US"/>
+        </w:rPr>
+        <w:t xml:space="preserve">12.2 </w:t>
+      </w:r>
+      <w:r>
+        <w:rPr>
+          <w:sz w:val="32"/>
+          <w:szCs w:val="32"/>
+          <w:rtl/>
+          <w:lang w:val="en-US"/>
+        </w:rPr>
+        <w:t>–</w:t>
+      </w:r>
+      <w:r>
+        <w:rPr>
+          <w:rFonts w:hint="cs"/>
+          <w:sz w:val="32"/>
+          <w:szCs w:val="32"/>
+          <w:rtl/>
+          <w:lang w:val="en-US"/>
+        </w:rPr>
+        <w:t xml:space="preserve"> </w:t>
+      </w:r>
+      <w:hyperlink r:id="rId12" w:history="1">
+        <w:r>
+          <w:rPr>
+            <w:rStyle w:val="Hyperlink"/>
+            <w:sz w:val="32"/>
+            <w:szCs w:val="32"/>
+            <w:rtl/>
+            <w:lang w:val="en-US"/>
+          </w:rPr>
+          <w:t>שרטון הצלחה.</w:t>
+        </w:r>
+      </w:hyperlink>
+    </w:p>
+    <w:p>
+      <w:pPr>
+        <w:jc w:val="right"/>
+        <w:rPr>
+          <w:sz w:val="32"/>
+          <w:szCs w:val="32"/>
+          <w:rtl/>
+          <w:lang w:val="en-US"/>
+        </w:rPr>
+      </w:pPr>
+      <w:r>
+        <w:rPr>
+          <w:rFonts w:hint="cs"/>
+          <w:sz w:val="32"/>
+          <w:szCs w:val="32"/>
+          <w:rtl/>
+          <w:lang w:val="en-US"/>
+        </w:rPr>
+        <w:t xml:space="preserve">13 </w:t>
+      </w:r>
+      <w:r>
+        <w:rPr>
+          <w:sz w:val="32"/>
+          <w:szCs w:val="32"/>
+          <w:rtl/>
+          <w:lang w:val="en-US"/>
+        </w:rPr>
+        <w:t>–</w:t>
+      </w:r>
+      <w:r>
+        <w:rPr>
+          <w:rFonts w:hint="cs"/>
+          <w:sz w:val="32"/>
+          <w:szCs w:val="32"/>
+          <w:rtl/>
+          <w:lang w:val="en-US"/>
+        </w:rPr>
+        <w:t xml:space="preserve"> רפלקציה.</w:t>
+      </w:r>
       <w:r>
         <w:rPr>
           <w:sz w:val="32"/>
@@ -939,7 +1083,7 @@
           <w:lang w:val="en-US"/>
         </w:rPr>
       </w:pPr>
-      <w:hyperlink r:id="rId11" w:history="1">
+      <w:hyperlink r:id="rId13" w:history="1">
         <w:proofErr w:type="spellStart"/>
         <w:r>
           <w:rPr>
@@ -1011,7 +1155,7 @@
                     <pic:cNvPicPr/>
                   </pic:nvPicPr>
                   <pic:blipFill>
-                    <a:blip r:embed="rId12">
+                    <a:blip r:embed="rId14">
                       <a:extLst>
                         <a:ext uri="{28A0092B-C50C-407E-A947-70E740481C1C}">
                           <a14:useLocalDpi xmlns:a14="http://schemas.microsoft.com/office/drawing/2010/main" val="0"/>
@@ -1121,7 +1265,7 @@
                     <pic:cNvPicPr/>
                   </pic:nvPicPr>
                   <pic:blipFill>
-                    <a:blip r:embed="rId13"/>
+                    <a:blip r:embed="rId15"/>
                     <a:stretch>
                       <a:fillRect/>
                     </a:stretch>
@@ -1345,7 +1489,7 @@
                     <pic:cNvPicPr/>
                   </pic:nvPicPr>
                   <pic:blipFill>
-                    <a:blip r:embed="rId14"/>
+                    <a:blip r:embed="rId16"/>
                     <a:stretch>
                       <a:fillRect/>
                     </a:stretch>
@@ -1538,7 +1682,7 @@
                     <pic:cNvPicPr/>
                   </pic:nvPicPr>
                   <pic:blipFill>
-                    <a:blip r:embed="rId15"/>
+                    <a:blip r:embed="rId17"/>
                     <a:stretch>
                       <a:fillRect/>
                     </a:stretch>
@@ -1701,7 +1845,7 @@
                     <pic:cNvPicPr/>
                   </pic:nvPicPr>
                   <pic:blipFill>
-                    <a:blip r:embed="rId16"/>
+                    <a:blip r:embed="rId18"/>
                     <a:stretch>
                       <a:fillRect/>
                     </a:stretch>
@@ -1867,7 +2011,7 @@
                     <pic:cNvPicPr/>
                   </pic:nvPicPr>
                   <pic:blipFill>
-                    <a:blip r:embed="rId17"/>
+                    <a:blip r:embed="rId19"/>
                     <a:stretch>
                       <a:fillRect/>
                     </a:stretch>
@@ -1921,7 +2065,7 @@
                     <pic:cNvPicPr/>
                   </pic:nvPicPr>
                   <pic:blipFill>
-                    <a:blip r:embed="rId18"/>
+                    <a:blip r:embed="rId20"/>
                     <a:stretch>
                       <a:fillRect/>
                     </a:stretch>
@@ -2067,7 +2211,7 @@
                     <pic:cNvPicPr/>
                   </pic:nvPicPr>
                   <pic:blipFill>
-                    <a:blip r:embed="rId19" cstate="print">
+                    <a:blip r:embed="rId21" cstate="print">
                       <a:extLst>
                         <a:ext uri="{28A0092B-C50C-407E-A947-70E740481C1C}">
                           <a14:useLocalDpi xmlns:a14="http://schemas.microsoft.com/office/drawing/2010/main" val="0"/>
@@ -2209,7 +2353,7 @@
                     <pic:cNvPicPr/>
                   </pic:nvPicPr>
                   <pic:blipFill>
-                    <a:blip r:embed="rId20"/>
+                    <a:blip r:embed="rId22"/>
                     <a:stretch>
                       <a:fillRect/>
                     </a:stretch>
@@ -2365,7 +2509,7 @@
           <w:lang w:val="he-IL"/>
         </w:rPr>
         <w:drawing>
-          <wp:inline distT="0" distB="0" distL="0" distR="0" wp14:anchorId="234B086E" wp14:editId="30DBD183">
+          <wp:inline distT="0" distB="0" distL="0" distR="0" wp14:anchorId="234B086E" wp14:editId="13E6C420">
             <wp:extent cx="5821680" cy="4366707"/>
             <wp:effectExtent l="0" t="0" r="7620" b="0"/>
             <wp:docPr id="355340471" name="Picture 8"/>
@@ -2380,7 +2524,7 @@
                     <pic:cNvPicPr/>
                   </pic:nvPicPr>
                   <pic:blipFill>
-                    <a:blip r:embed="rId21" cstate="print">
+                    <a:blip r:embed="rId23" cstate="print">
                       <a:extLst>
                         <a:ext uri="{28A0092B-C50C-407E-A947-70E740481C1C}">
                           <a14:useLocalDpi xmlns:a14="http://schemas.microsoft.com/office/drawing/2010/main" val="0"/>
@@ -2544,7 +2688,7 @@
                     <pic:cNvPicPr/>
                   </pic:nvPicPr>
                   <pic:blipFill>
-                    <a:blip r:embed="rId22">
+                    <a:blip r:embed="rId24">
                       <a:extLst>
                         <a:ext uri="{28A0092B-C50C-407E-A947-70E740481C1C}">
                           <a14:useLocalDpi xmlns:a14="http://schemas.microsoft.com/office/drawing/2010/main" val="0"/>
@@ -2755,7 +2899,7 @@
                     <pic:cNvPicPr/>
                   </pic:nvPicPr>
                   <pic:blipFill rotWithShape="1">
-                    <a:blip r:embed="rId23">
+                    <a:blip r:embed="rId25">
                       <a:extLst>
                         <a:ext uri="{28A0092B-C50C-407E-A947-70E740481C1C}">
                           <a14:useLocalDpi xmlns:a14="http://schemas.microsoft.com/office/drawing/2010/main" val="0"/>
@@ -2925,7 +3069,7 @@
                     </pic:cNvPicPr>
                   </pic:nvPicPr>
                   <pic:blipFill>
-                    <a:blip r:embed="rId24">
+                    <a:blip r:embed="rId26">
                       <a:extLst>
                         <a:ext uri="{28A0092B-C50C-407E-A947-70E740481C1C}">
                           <a14:useLocalDpi xmlns:a14="http://schemas.microsoft.com/office/drawing/2010/main" val="0"/>
@@ -3123,7 +3267,7 @@
                     <pic:cNvPicPr/>
                   </pic:nvPicPr>
                   <pic:blipFill rotWithShape="1">
-                    <a:blip r:embed="rId25">
+                    <a:blip r:embed="rId27">
                       <a:extLst>
                         <a:ext uri="{28A0092B-C50C-407E-A947-70E740481C1C}">
                           <a14:useLocalDpi xmlns:a14="http://schemas.microsoft.com/office/drawing/2010/main" val="0"/>
@@ -3274,7 +3418,7 @@
           <w:lang w:val="en-US"/>
         </w:rPr>
         <w:drawing>
-          <wp:inline distT="0" distB="0" distL="0" distR="0" wp14:anchorId="303AF9C3" wp14:editId="3C555648">
+          <wp:inline distT="0" distB="0" distL="0" distR="0" wp14:anchorId="303AF9C3" wp14:editId="6A2B22E6">
             <wp:extent cx="2993705" cy="2209800"/>
             <wp:effectExtent l="0" t="0" r="0" b="0"/>
             <wp:docPr id="564517990" name="Picture 1"/>
@@ -3289,7 +3433,7 @@
                     <pic:cNvPicPr/>
                   </pic:nvPicPr>
                   <pic:blipFill rotWithShape="1">
-                    <a:blip r:embed="rId26" cstate="print">
+                    <a:blip r:embed="rId28" cstate="print">
                       <a:extLst>
                         <a:ext uri="{28A0092B-C50C-407E-A947-70E740481C1C}">
                           <a14:useLocalDpi xmlns:a14="http://schemas.microsoft.com/office/drawing/2010/main" val="0"/>
@@ -3470,7 +3614,7 @@
           <w:lang w:val="en-US"/>
         </w:rPr>
       </w:pPr>
-      <w:hyperlink r:id="rId27" w:history="1">
+      <w:hyperlink r:id="rId29" w:history="1">
         <w:proofErr w:type="spellStart"/>
         <w:r>
           <w:rPr>
@@ -3507,7 +3651,7 @@
           <w:lang w:val="en-US"/>
         </w:rPr>
         <w:drawing>
-          <wp:inline distT="0" distB="0" distL="0" distR="0" wp14:anchorId="75B05702" wp14:editId="30EE2D87">
+          <wp:inline distT="0" distB="0" distL="0" distR="0" wp14:anchorId="75B05702" wp14:editId="3D29082B">
             <wp:extent cx="3909060" cy="4082027"/>
             <wp:effectExtent l="0" t="0" r="0" b="0"/>
             <wp:docPr id="981562662" name="Picture 1"/>
@@ -3522,7 +3666,7 @@
                     <pic:cNvPicPr/>
                   </pic:nvPicPr>
                   <pic:blipFill rotWithShape="1">
-                    <a:blip r:embed="rId28" cstate="print">
+                    <a:blip r:embed="rId30" cstate="print">
                       <a:extLst>
                         <a:ext uri="{28A0092B-C50C-407E-A947-70E740481C1C}">
                           <a14:useLocalDpi xmlns:a14="http://schemas.microsoft.com/office/drawing/2010/main" val="0"/>
@@ -3667,7 +3811,7 @@
                     <pic:cNvPicPr/>
                   </pic:nvPicPr>
                   <pic:blipFill>
-                    <a:blip r:embed="rId29">
+                    <a:blip r:embed="rId31">
                       <a:extLst>
                         <a:ext uri="{28A0092B-C50C-407E-A947-70E740481C1C}">
                           <a14:useLocalDpi xmlns:a14="http://schemas.microsoft.com/office/drawing/2010/main" val="0"/>
@@ -3879,7 +4023,7 @@
                     <pic:cNvPicPr/>
                   </pic:nvPicPr>
                   <pic:blipFill>
-                    <a:blip r:embed="rId30">
+                    <a:blip r:embed="rId32">
                       <a:extLst>
                         <a:ext uri="{28A0092B-C50C-407E-A947-70E740481C1C}">
                           <a14:useLocalDpi xmlns:a14="http://schemas.microsoft.com/office/drawing/2010/main" val="0"/>
@@ -3944,7 +4088,7 @@
                     <pic:cNvPicPr/>
                   </pic:nvPicPr>
                   <pic:blipFill>
-                    <a:blip r:embed="rId31">
+                    <a:blip r:embed="rId33">
                       <a:extLst>
                         <a:ext uri="{28A0092B-C50C-407E-A947-70E740481C1C}">
                           <a14:useLocalDpi xmlns:a14="http://schemas.microsoft.com/office/drawing/2010/main" val="0"/>
@@ -4026,20 +4170,202 @@
           <w:rtl/>
           <w:lang w:val="en-US"/>
         </w:rPr>
-        <w:t xml:space="preserve"> תוכנה:</w:t>
-      </w:r>
+        <w:t xml:space="preserve"> </w:t>
+      </w:r>
+      <w:hyperlink r:id="rId34" w:history="1">
+        <w:r>
+          <w:rPr>
+            <w:rStyle w:val="Hyperlink"/>
+            <w:b/>
+            <w:bCs/>
+            <w:sz w:val="32"/>
+            <w:szCs w:val="32"/>
+            <w:rtl/>
+            <w:lang w:val="en-US"/>
+          </w:rPr>
+          <w:t>תוכנה</w:t>
+        </w:r>
+        <w:r>
+          <w:rPr>
+            <w:rStyle w:val="Hyperlink"/>
+            <w:b/>
+            <w:bCs/>
+            <w:sz w:val="32"/>
+            <w:szCs w:val="32"/>
+            <w:rtl/>
+            <w:lang w:val="en-US"/>
+          </w:rPr>
+          <w:t>.</w:t>
+        </w:r>
+      </w:hyperlink>
     </w:p>
     <w:p>
       <w:pPr>
         <w:jc w:val="center"/>
         <w:rPr>
-          <w:b/>
-          <w:bCs/>
-          <w:sz w:val="32"/>
-          <w:szCs w:val="32"/>
-          <w:lang w:val="en-US"/>
-        </w:rPr>
-      </w:pPr>
+          <w:sz w:val="32"/>
+          <w:szCs w:val="32"/>
+          <w:rtl/>
+          <w:lang w:val="en-US"/>
+        </w:rPr>
+      </w:pPr>
+      <w:r>
+        <w:rPr>
+          <w:rFonts w:hint="cs"/>
+          <w:sz w:val="32"/>
+          <w:szCs w:val="32"/>
+          <w:rtl/>
+          <w:lang w:val="en-US"/>
+        </w:rPr>
+        <w:t xml:space="preserve"> </w:t>
+      </w:r>
+    </w:p>
+    <w:p>
+      <w:pPr>
+        <w:jc w:val="center"/>
+        <w:rPr>
+          <w:b/>
+          <w:bCs/>
+          <w:sz w:val="32"/>
+          <w:szCs w:val="32"/>
+          <w:rtl/>
+          <w:lang w:val="en-US"/>
+        </w:rPr>
+      </w:pPr>
+      <w:r>
+        <w:rPr>
+          <w:rFonts w:hint="cs"/>
+          <w:b/>
+          <w:bCs/>
+          <w:sz w:val="32"/>
+          <w:szCs w:val="32"/>
+          <w:rtl/>
+          <w:lang w:val="en-US"/>
+        </w:rPr>
+        <w:t xml:space="preserve">12.2 </w:t>
+      </w:r>
+      <w:r>
+        <w:rPr>
+          <w:b/>
+          <w:bCs/>
+          <w:sz w:val="32"/>
+          <w:szCs w:val="32"/>
+          <w:rtl/>
+          <w:lang w:val="en-US"/>
+        </w:rPr>
+        <w:t>–</w:t>
+      </w:r>
+      <w:r>
+        <w:rPr>
+          <w:rFonts w:hint="cs"/>
+          <w:b/>
+          <w:bCs/>
+          <w:sz w:val="32"/>
+          <w:szCs w:val="32"/>
+          <w:rtl/>
+          <w:lang w:val="en-US"/>
+        </w:rPr>
+        <w:t xml:space="preserve"> </w:t>
+      </w:r>
+      <w:hyperlink r:id="rId35" w:history="1">
+        <w:r>
+          <w:rPr>
+            <w:rStyle w:val="Hyperlink"/>
+            <w:b/>
+            <w:bCs/>
+            <w:sz w:val="32"/>
+            <w:szCs w:val="32"/>
+            <w:rtl/>
+            <w:lang w:val="en-US"/>
+          </w:rPr>
+          <w:t>שרטון הצלחה</w:t>
+        </w:r>
+        <w:r>
+          <w:rPr>
+            <w:rStyle w:val="Hyperlink"/>
+            <w:b/>
+            <w:bCs/>
+            <w:sz w:val="32"/>
+            <w:szCs w:val="32"/>
+            <w:rtl/>
+            <w:lang w:val="en-US"/>
+          </w:rPr>
+          <w:t>.</w:t>
+        </w:r>
+      </w:hyperlink>
+    </w:p>
+    <w:p>
+      <w:pPr>
+        <w:rPr>
+          <w:b/>
+          <w:bCs/>
+          <w:sz w:val="32"/>
+          <w:szCs w:val="32"/>
+          <w:rtl/>
+          <w:lang w:val="en-US"/>
+        </w:rPr>
+      </w:pPr>
+      <w:r>
+        <w:rPr>
+          <w:b/>
+          <w:bCs/>
+          <w:sz w:val="32"/>
+          <w:szCs w:val="32"/>
+          <w:rtl/>
+          <w:lang w:val="en-US"/>
+        </w:rPr>
+        <w:br w:type="page"/>
+      </w:r>
+    </w:p>
+    <w:p>
+      <w:pPr>
+        <w:jc w:val="center"/>
+        <w:rPr>
+          <w:rFonts w:hint="cs"/>
+          <w:b/>
+          <w:bCs/>
+          <w:sz w:val="32"/>
+          <w:szCs w:val="32"/>
+          <w:rtl/>
+          <w:lang w:val="en-US"/>
+        </w:rPr>
+      </w:pPr>
+      <w:r>
+        <w:rPr>
+          <w:rFonts w:hint="cs"/>
+          <w:b/>
+          <w:bCs/>
+          <w:sz w:val="32"/>
+          <w:szCs w:val="32"/>
+          <w:rtl/>
+          <w:lang w:val="en-US"/>
+        </w:rPr>
+        <w:lastRenderedPageBreak/>
+        <w:t xml:space="preserve">13 </w:t>
+      </w:r>
+      <w:r>
+        <w:rPr>
+          <w:b/>
+          <w:bCs/>
+          <w:sz w:val="32"/>
+          <w:szCs w:val="32"/>
+          <w:rtl/>
+          <w:lang w:val="en-US"/>
+        </w:rPr>
+        <w:t>–</w:t>
+      </w:r>
+      <w:r>
+        <w:rPr>
+          <w:rFonts w:hint="cs"/>
+          <w:b/>
+          <w:bCs/>
+          <w:sz w:val="32"/>
+          <w:szCs w:val="32"/>
+          <w:rtl/>
+          <w:lang w:val="en-US"/>
+        </w:rPr>
+        <w:t xml:space="preserve"> רפלקציה:</w:t>
+      </w:r>
     </w:p>
     <w:sectPr>
       <w:pgSz w:w="11906" w:h="16838"/>

--- a/ספר פרוייקט כיתה י', יונתן טורפשטיין.docx
+++ b/ספר פרוייקט כיתה י', יונתן טורפשטיין.docx
@@ -89,22 +89,8 @@
           <w:rtl/>
           <w:lang w:val="en-US"/>
         </w:rPr>
-        <w:t xml:space="preserve">מדפסת תלת </w:t>
-      </w:r>
-      <w:proofErr w:type="spellStart"/>
-      <w:r>
-        <w:rPr>
-          <w:rFonts w:hint="cs"/>
-          <w:b/>
-          <w:bCs/>
-          <w:sz w:val="44"/>
-          <w:szCs w:val="44"/>
-          <w:rtl/>
-          <w:lang w:val="en-US"/>
-        </w:rPr>
-        <w:t>מימד</w:t>
-      </w:r>
-      <w:proofErr w:type="spellEnd"/>
+        <w:t>מדפסת תלת מימד</w:t>
+      </w:r>
       <w:r>
         <w:rPr>
           <w:rFonts w:hint="cs"/>
@@ -280,7 +266,6 @@
         </w:rPr>
       </w:pPr>
       <w:hyperlink r:id="rId10" w:history="1">
-        <w:proofErr w:type="spellStart"/>
         <w:r>
           <w:rPr>
             <w:rStyle w:val="Hyperlink"/>
@@ -290,7 +275,6 @@
           </w:rPr>
           <w:t>Github</w:t>
         </w:r>
-        <w:proofErr w:type="spellEnd"/>
       </w:hyperlink>
       <w:r>
         <w:rPr>
@@ -789,7 +773,27 @@
             <w:rtl/>
             <w:lang w:val="en-US"/>
           </w:rPr>
-          <w:t>שרטון הצלחה.</w:t>
+          <w:t>שרטון הצלח</w:t>
+        </w:r>
+        <w:r>
+          <w:rPr>
+            <w:rStyle w:val="Hyperlink"/>
+            <w:sz w:val="32"/>
+            <w:szCs w:val="32"/>
+            <w:rtl/>
+            <w:lang w:val="en-US"/>
+          </w:rPr>
+          <w:t>ה</w:t>
+        </w:r>
+        <w:r>
+          <w:rPr>
+            <w:rStyle w:val="Hyperlink"/>
+            <w:sz w:val="32"/>
+            <w:szCs w:val="32"/>
+            <w:rtl/>
+            <w:lang w:val="en-US"/>
+          </w:rPr>
+          <w:t>.</w:t>
         </w:r>
       </w:hyperlink>
     </w:p>
@@ -846,6 +850,8 @@
       <w:pPr>
         <w:jc w:val="center"/>
         <w:rPr>
+          <w:b/>
+          <w:bCs/>
           <w:sz w:val="32"/>
           <w:szCs w:val="32"/>
           <w:rtl/>
@@ -903,6 +909,79 @@
     </w:p>
     <w:p>
       <w:pPr>
+        <w:jc w:val="right"/>
+        <w:rPr>
+          <w:rFonts w:hint="cs"/>
+          <w:sz w:val="22"/>
+          <w:szCs w:val="22"/>
+          <w:lang w:val="en-US"/>
+        </w:rPr>
+      </w:pPr>
+      <w:r>
+        <w:rPr>
+          <w:rFonts w:hint="cs"/>
+          <w:sz w:val="22"/>
+          <w:szCs w:val="22"/>
+          <w:rtl/>
+          <w:lang w:val="en-US"/>
+        </w:rPr>
+        <w:t>זה הניסיון השני שלי בלהכין מדפסת תלת מימד, בניסיון הראשון היה לי עיצוב שלא מאפשר תזוזה יציבה(</w:t>
+      </w:r>
+      <w:hyperlink r:id="rId13" w:history="1">
+        <w:r>
+          <w:rPr>
+            <w:rStyle w:val="Hyperlink"/>
+            <w:sz w:val="22"/>
+            <w:szCs w:val="22"/>
+            <w:rtl/>
+            <w:lang w:val="en-US"/>
+          </w:rPr>
+          <w:t>אונשייפ של העיצ</w:t>
+        </w:r>
+        <w:r>
+          <w:rPr>
+            <w:rStyle w:val="Hyperlink"/>
+            <w:sz w:val="22"/>
+            <w:szCs w:val="22"/>
+            <w:rtl/>
+            <w:lang w:val="en-US"/>
+          </w:rPr>
+          <w:t>ו</w:t>
+        </w:r>
+        <w:r>
+          <w:rPr>
+            <w:rStyle w:val="Hyperlink"/>
+            <w:sz w:val="22"/>
+            <w:szCs w:val="22"/>
+            <w:rtl/>
+            <w:lang w:val="en-US"/>
+          </w:rPr>
+          <w:t>ב הקודם</w:t>
+        </w:r>
+      </w:hyperlink>
+      <w:r>
+        <w:rPr>
+          <w:rFonts w:hint="cs"/>
+          <w:sz w:val="22"/>
+          <w:szCs w:val="22"/>
+          <w:rtl/>
+          <w:lang w:val="en-US"/>
+        </w:rPr>
+        <w:t>) ואפילו לא הגעתי ללהפעיל שני מנועים ביחד.</w:t>
+      </w:r>
+      <w:r>
+        <w:rPr>
+          <w:rFonts w:hint="cs"/>
+          <w:sz w:val="22"/>
+          <w:szCs w:val="22"/>
+          <w:rtl/>
+          <w:lang w:val="en-US"/>
+        </w:rPr>
+        <w:t xml:space="preserve"> המודל הזה עדיין לא מדפיסת אבל יש ל</w:t>
+      </w:r>
+    </w:p>
+    <w:p>
+      <w:pPr>
         <w:rPr>
           <w:sz w:val="32"/>
           <w:szCs w:val="32"/>
@@ -990,7 +1069,6 @@
           <w:lang w:val="en-US"/>
         </w:rPr>
       </w:pPr>
-      <w:proofErr w:type="spellStart"/>
       <w:r>
         <w:rPr>
           <w:sz w:val="32"/>
@@ -999,7 +1077,6 @@
         </w:rPr>
         <w:t>gcode</w:t>
       </w:r>
-      <w:proofErr w:type="spellEnd"/>
       <w:r>
         <w:rPr>
           <w:rFonts w:hint="cs"/>
@@ -1083,8 +1160,7 @@
           <w:lang w:val="en-US"/>
         </w:rPr>
       </w:pPr>
-      <w:hyperlink r:id="rId13" w:history="1">
-        <w:proofErr w:type="spellStart"/>
+      <w:hyperlink r:id="rId14" w:history="1">
         <w:r>
           <w:rPr>
             <w:rStyle w:val="Hyperlink"/>
@@ -1092,17 +1168,7 @@
             <w:szCs w:val="32"/>
             <w:lang w:val="en-US"/>
           </w:rPr>
-          <w:t>Onshape</w:t>
-        </w:r>
-        <w:proofErr w:type="spellEnd"/>
-        <w:r>
-          <w:rPr>
-            <w:rStyle w:val="Hyperlink"/>
-            <w:sz w:val="32"/>
-            <w:szCs w:val="32"/>
-            <w:lang w:val="en-US"/>
-          </w:rPr>
-          <w:t xml:space="preserve"> a</w:t>
+          <w:t>Onshap a</w:t>
         </w:r>
         <w:r>
           <w:rPr>
@@ -1155,7 +1221,7 @@
                     <pic:cNvPicPr/>
                   </pic:nvPicPr>
                   <pic:blipFill>
-                    <a:blip r:embed="rId14">
+                    <a:blip r:embed="rId15">
                       <a:extLst>
                         <a:ext uri="{28A0092B-C50C-407E-A947-70E740481C1C}">
                           <a14:useLocalDpi xmlns:a14="http://schemas.microsoft.com/office/drawing/2010/main" val="0"/>
@@ -1265,7 +1331,7 @@
                     <pic:cNvPicPr/>
                   </pic:nvPicPr>
                   <pic:blipFill>
-                    <a:blip r:embed="rId15"/>
+                    <a:blip r:embed="rId16"/>
                     <a:stretch>
                       <a:fillRect/>
                     </a:stretch>
@@ -1489,7 +1555,7 @@
                     <pic:cNvPicPr/>
                   </pic:nvPicPr>
                   <pic:blipFill>
-                    <a:blip r:embed="rId16"/>
+                    <a:blip r:embed="rId17"/>
                     <a:stretch>
                       <a:fillRect/>
                     </a:stretch>
@@ -1682,7 +1748,7 @@
                     <pic:cNvPicPr/>
                   </pic:nvPicPr>
                   <pic:blipFill>
-                    <a:blip r:embed="rId17"/>
+                    <a:blip r:embed="rId18"/>
                     <a:stretch>
                       <a:fillRect/>
                     </a:stretch>
@@ -1845,7 +1911,7 @@
                     <pic:cNvPicPr/>
                   </pic:nvPicPr>
                   <pic:blipFill>
-                    <a:blip r:embed="rId18"/>
+                    <a:blip r:embed="rId19"/>
                     <a:stretch>
                       <a:fillRect/>
                     </a:stretch>
@@ -2011,7 +2077,7 @@
                     <pic:cNvPicPr/>
                   </pic:nvPicPr>
                   <pic:blipFill>
-                    <a:blip r:embed="rId19"/>
+                    <a:blip r:embed="rId20"/>
                     <a:stretch>
                       <a:fillRect/>
                     </a:stretch>
@@ -2065,7 +2131,7 @@
                     <pic:cNvPicPr/>
                   </pic:nvPicPr>
                   <pic:blipFill>
-                    <a:blip r:embed="rId20"/>
+                    <a:blip r:embed="rId21"/>
                     <a:stretch>
                       <a:fillRect/>
                     </a:stretch>
@@ -2211,7 +2277,7 @@
                     <pic:cNvPicPr/>
                   </pic:nvPicPr>
                   <pic:blipFill>
-                    <a:blip r:embed="rId21" cstate="print">
+                    <a:blip r:embed="rId22" cstate="print">
                       <a:extLst>
                         <a:ext uri="{28A0092B-C50C-407E-A947-70E740481C1C}">
                           <a14:useLocalDpi xmlns:a14="http://schemas.microsoft.com/office/drawing/2010/main" val="0"/>
@@ -2353,7 +2419,7 @@
                     <pic:cNvPicPr/>
                   </pic:nvPicPr>
                   <pic:blipFill>
-                    <a:blip r:embed="rId22"/>
+                    <a:blip r:embed="rId23"/>
                     <a:stretch>
                       <a:fillRect/>
                     </a:stretch>
@@ -2509,7 +2575,7 @@
           <w:lang w:val="he-IL"/>
         </w:rPr>
         <w:drawing>
-          <wp:inline distT="0" distB="0" distL="0" distR="0" wp14:anchorId="234B086E" wp14:editId="13E6C420">
+          <wp:inline distT="0" distB="0" distL="0" distR="0" wp14:anchorId="234B086E" wp14:editId="0BA8954B">
             <wp:extent cx="5821680" cy="4366707"/>
             <wp:effectExtent l="0" t="0" r="7620" b="0"/>
             <wp:docPr id="355340471" name="Picture 8"/>
@@ -2524,7 +2590,7 @@
                     <pic:cNvPicPr/>
                   </pic:nvPicPr>
                   <pic:blipFill>
-                    <a:blip r:embed="rId23" cstate="print">
+                    <a:blip r:embed="rId24" cstate="print">
                       <a:extLst>
                         <a:ext uri="{28A0092B-C50C-407E-A947-70E740481C1C}">
                           <a14:useLocalDpi xmlns:a14="http://schemas.microsoft.com/office/drawing/2010/main" val="0"/>
@@ -2688,7 +2754,7 @@
                     <pic:cNvPicPr/>
                   </pic:nvPicPr>
                   <pic:blipFill>
-                    <a:blip r:embed="rId24">
+                    <a:blip r:embed="rId25">
                       <a:extLst>
                         <a:ext uri="{28A0092B-C50C-407E-A947-70E740481C1C}">
                           <a14:useLocalDpi xmlns:a14="http://schemas.microsoft.com/office/drawing/2010/main" val="0"/>
@@ -2899,7 +2965,7 @@
                     <pic:cNvPicPr/>
                   </pic:nvPicPr>
                   <pic:blipFill rotWithShape="1">
-                    <a:blip r:embed="rId25">
+                    <a:blip r:embed="rId26">
                       <a:extLst>
                         <a:ext uri="{28A0092B-C50C-407E-A947-70E740481C1C}">
                           <a14:useLocalDpi xmlns:a14="http://schemas.microsoft.com/office/drawing/2010/main" val="0"/>
@@ -3069,7 +3135,7 @@
                     </pic:cNvPicPr>
                   </pic:nvPicPr>
                   <pic:blipFill>
-                    <a:blip r:embed="rId26">
+                    <a:blip r:embed="rId27">
                       <a:extLst>
                         <a:ext uri="{28A0092B-C50C-407E-A947-70E740481C1C}">
                           <a14:useLocalDpi xmlns:a14="http://schemas.microsoft.com/office/drawing/2010/main" val="0"/>
@@ -3267,7 +3333,7 @@
                     <pic:cNvPicPr/>
                   </pic:nvPicPr>
                   <pic:blipFill rotWithShape="1">
-                    <a:blip r:embed="rId27">
+                    <a:blip r:embed="rId28">
                       <a:extLst>
                         <a:ext uri="{28A0092B-C50C-407E-A947-70E740481C1C}">
                           <a14:useLocalDpi xmlns:a14="http://schemas.microsoft.com/office/drawing/2010/main" val="0"/>
@@ -3350,23 +3416,13 @@
         </w:rPr>
         <w:t xml:space="preserve">micro </w:t>
       </w:r>
-      <w:proofErr w:type="spellStart"/>
-      <w:r>
-        <w:rPr>
-          <w:sz w:val="22"/>
-          <w:szCs w:val="22"/>
-          <w:lang w:val="en-US"/>
-        </w:rPr>
-        <w:t>sd</w:t>
-      </w:r>
-      <w:proofErr w:type="spellEnd"/>
-      <w:r>
-        <w:rPr>
-          <w:sz w:val="22"/>
-          <w:szCs w:val="22"/>
-          <w:lang w:val="en-US"/>
-        </w:rPr>
-        <w:t xml:space="preserve"> card reader</w:t>
+      <w:r>
+        <w:rPr>
+          <w:sz w:val="22"/>
+          <w:szCs w:val="22"/>
+          <w:lang w:val="en-US"/>
+        </w:rPr>
+        <w:t>sd card reader</w:t>
       </w:r>
       <w:r>
         <w:rPr>
@@ -3418,7 +3474,7 @@
           <w:lang w:val="en-US"/>
         </w:rPr>
         <w:drawing>
-          <wp:inline distT="0" distB="0" distL="0" distR="0" wp14:anchorId="303AF9C3" wp14:editId="6A2B22E6">
+          <wp:inline distT="0" distB="0" distL="0" distR="0" wp14:anchorId="303AF9C3" wp14:editId="2F1D21DB">
             <wp:extent cx="2993705" cy="2209800"/>
             <wp:effectExtent l="0" t="0" r="0" b="0"/>
             <wp:docPr id="564517990" name="Picture 1"/>
@@ -3433,7 +3489,7 @@
                     <pic:cNvPicPr/>
                   </pic:nvPicPr>
                   <pic:blipFill rotWithShape="1">
-                    <a:blip r:embed="rId28" cstate="print">
+                    <a:blip r:embed="rId29" cstate="print">
                       <a:extLst>
                         <a:ext uri="{28A0092B-C50C-407E-A947-70E740481C1C}">
                           <a14:useLocalDpi xmlns:a14="http://schemas.microsoft.com/office/drawing/2010/main" val="0"/>
@@ -3496,7 +3552,6 @@
         </w:rPr>
         <w:t>(ההוראות שאומרות למכונה לאן לזוז).</w:t>
       </w:r>
-      <w:proofErr w:type="spellStart"/>
       <w:r>
         <w:rPr>
           <w:sz w:val="22"/>
@@ -3505,7 +3560,6 @@
         </w:rPr>
         <w:t>gcode</w:t>
       </w:r>
-      <w:proofErr w:type="spellEnd"/>
       <w:r>
         <w:rPr>
           <w:rFonts w:hint="cs"/>
@@ -3614,8 +3668,7 @@
           <w:lang w:val="en-US"/>
         </w:rPr>
       </w:pPr>
-      <w:hyperlink r:id="rId29" w:history="1">
-        <w:proofErr w:type="spellStart"/>
+      <w:hyperlink r:id="rId30" w:history="1">
         <w:r>
           <w:rPr>
             <w:rStyle w:val="Hyperlink"/>
@@ -3627,17 +3680,15 @@
           </w:rPr>
           <w:t>Oshwlab</w:t>
         </w:r>
-        <w:proofErr w:type="spellEnd"/>
       </w:hyperlink>
     </w:p>
     <w:p>
       <w:pPr>
         <w:jc w:val="center"/>
         <w:rPr>
-          <w:b/>
-          <w:bCs/>
-          <w:sz w:val="32"/>
-          <w:szCs w:val="32"/>
+          <w:sz w:val="22"/>
+          <w:szCs w:val="22"/>
+          <w:rtl/>
           <w:lang w:val="en-US"/>
         </w:rPr>
       </w:pPr>
@@ -3651,7 +3702,7 @@
           <w:lang w:val="en-US"/>
         </w:rPr>
         <w:drawing>
-          <wp:inline distT="0" distB="0" distL="0" distR="0" wp14:anchorId="75B05702" wp14:editId="3D29082B">
+          <wp:inline distT="0" distB="0" distL="0" distR="0" wp14:anchorId="75B05702" wp14:editId="4B58F789">
             <wp:extent cx="3909060" cy="4082027"/>
             <wp:effectExtent l="0" t="0" r="0" b="0"/>
             <wp:docPr id="981562662" name="Picture 1"/>
@@ -3666,7 +3717,7 @@
                     <pic:cNvPicPr/>
                   </pic:nvPicPr>
                   <pic:blipFill rotWithShape="1">
-                    <a:blip r:embed="rId30" cstate="print">
+                    <a:blip r:embed="rId31" cstate="print">
                       <a:extLst>
                         <a:ext uri="{28A0092B-C50C-407E-A947-70E740481C1C}">
                           <a14:useLocalDpi xmlns:a14="http://schemas.microsoft.com/office/drawing/2010/main" val="0"/>
@@ -3704,6 +3755,117 @@
     </w:p>
     <w:p>
       <w:pPr>
+        <w:jc w:val="right"/>
+        <w:rPr>
+          <w:b/>
+          <w:bCs/>
+          <w:sz w:val="32"/>
+          <w:szCs w:val="32"/>
+          <w:lang w:val="en-US"/>
+        </w:rPr>
+      </w:pPr>
+      <w:r>
+        <w:rPr>
+          <w:b/>
+          <w:bCs/>
+          <w:sz w:val="32"/>
+          <w:szCs w:val="32"/>
+          <w:rtl/>
+          <w:lang w:val="en-US"/>
+        </w:rPr>
+        <w:tab/>
+      </w:r>
+      <w:r>
+        <w:rPr>
+          <w:b/>
+          <w:bCs/>
+          <w:sz w:val="32"/>
+          <w:szCs w:val="32"/>
+          <w:rtl/>
+          <w:lang w:val="en-US"/>
+        </w:rPr>
+        <w:tab/>
+      </w:r>
+      <w:r>
+        <w:rPr>
+          <w:b/>
+          <w:bCs/>
+          <w:sz w:val="32"/>
+          <w:szCs w:val="32"/>
+          <w:rtl/>
+          <w:lang w:val="en-US"/>
+        </w:rPr>
+        <w:tab/>
+      </w:r>
+      <w:r>
+        <w:rPr>
+          <w:b/>
+          <w:bCs/>
+          <w:sz w:val="32"/>
+          <w:szCs w:val="32"/>
+          <w:rtl/>
+          <w:lang w:val="en-US"/>
+        </w:rPr>
+        <w:tab/>
+      </w:r>
+      <w:r>
+        <w:rPr>
+          <w:b/>
+          <w:bCs/>
+          <w:sz w:val="32"/>
+          <w:szCs w:val="32"/>
+          <w:rtl/>
+          <w:lang w:val="en-US"/>
+        </w:rPr>
+        <w:tab/>
+      </w:r>
+      <w:r>
+        <w:rPr>
+          <w:b/>
+          <w:bCs/>
+          <w:sz w:val="32"/>
+          <w:szCs w:val="32"/>
+          <w:rtl/>
+          <w:lang w:val="en-US"/>
+        </w:rPr>
+        <w:tab/>
+      </w:r>
+      <w:r>
+        <w:rPr>
+          <w:b/>
+          <w:bCs/>
+          <w:sz w:val="32"/>
+          <w:szCs w:val="32"/>
+          <w:rtl/>
+          <w:lang w:val="en-US"/>
+        </w:rPr>
+        <w:tab/>
+      </w:r>
+      <w:r>
+        <w:rPr>
+          <w:b/>
+          <w:bCs/>
+          <w:sz w:val="32"/>
+          <w:szCs w:val="32"/>
+          <w:rtl/>
+          <w:lang w:val="en-US"/>
+        </w:rPr>
+        <w:tab/>
+      </w:r>
+      <w:r>
+        <w:rPr>
+          <w:b/>
+          <w:bCs/>
+          <w:sz w:val="32"/>
+          <w:szCs w:val="32"/>
+          <w:rtl/>
+          <w:lang w:val="en-US"/>
+        </w:rPr>
+        <w:tab/>
+      </w:r>
+    </w:p>
+    <w:p>
+      <w:pPr>
         <w:rPr>
           <w:b/>
           <w:bCs/>
@@ -3811,7 +3973,7 @@
                     <pic:cNvPicPr/>
                   </pic:nvPicPr>
                   <pic:blipFill>
-                    <a:blip r:embed="rId31">
+                    <a:blip r:embed="rId32">
                       <a:extLst>
                         <a:ext uri="{28A0092B-C50C-407E-A947-70E740481C1C}">
                           <a14:useLocalDpi xmlns:a14="http://schemas.microsoft.com/office/drawing/2010/main" val="0"/>
@@ -3928,7 +4090,6 @@
           <w:lang w:val="en-US"/>
         </w:rPr>
       </w:pPr>
-      <w:proofErr w:type="spellStart"/>
       <w:r>
         <w:rPr>
           <w:sz w:val="22"/>
@@ -3937,7 +4098,6 @@
         </w:rPr>
         <w:t>Main.ino</w:t>
       </w:r>
-      <w:proofErr w:type="spellEnd"/>
       <w:r>
         <w:rPr>
           <w:sz w:val="22"/>
@@ -3961,34 +4121,7 @@
           <w:lang w:val="en-US"/>
         </w:rPr>
         <w:tab/>
-      </w:r>
-      <w:proofErr w:type="spellStart"/>
-      <w:proofErr w:type="gramStart"/>
-      <w:r>
-        <w:rPr>
-          <w:sz w:val="22"/>
-          <w:szCs w:val="22"/>
-          <w:lang w:val="en-US"/>
-        </w:rPr>
-        <w:t>executeGCline</w:t>
-      </w:r>
-      <w:proofErr w:type="spellEnd"/>
-      <w:r>
-        <w:rPr>
-          <w:sz w:val="22"/>
-          <w:szCs w:val="22"/>
-          <w:lang w:val="en-US"/>
-        </w:rPr>
-        <w:t>(</w:t>
-      </w:r>
-      <w:proofErr w:type="gramEnd"/>
-      <w:r>
-        <w:rPr>
-          <w:sz w:val="22"/>
-          <w:szCs w:val="22"/>
-          <w:lang w:val="en-US"/>
-        </w:rPr>
-        <w:t>)</w:t>
+        <w:t>executeGCline()</w:t>
       </w:r>
     </w:p>
     <w:p>
@@ -4023,7 +4156,7 @@
                     <pic:cNvPicPr/>
                   </pic:nvPicPr>
                   <pic:blipFill>
-                    <a:blip r:embed="rId32">
+                    <a:blip r:embed="rId33">
                       <a:extLst>
                         <a:ext uri="{28A0092B-C50C-407E-A947-70E740481C1C}">
                           <a14:useLocalDpi xmlns:a14="http://schemas.microsoft.com/office/drawing/2010/main" val="0"/>
@@ -4088,7 +4221,7 @@
                     <pic:cNvPicPr/>
                   </pic:nvPicPr>
                   <pic:blipFill>
-                    <a:blip r:embed="rId33">
+                    <a:blip r:embed="rId34">
                       <a:extLst>
                         <a:ext uri="{28A0092B-C50C-407E-A947-70E740481C1C}">
                           <a14:useLocalDpi xmlns:a14="http://schemas.microsoft.com/office/drawing/2010/main" val="0"/>
@@ -4172,7 +4305,7 @@
         </w:rPr>
         <w:t xml:space="preserve"> </w:t>
       </w:r>
-      <w:hyperlink r:id="rId34" w:history="1">
+      <w:hyperlink r:id="rId35" w:history="1">
         <w:r>
           <w:rPr>
             <w:rStyle w:val="Hyperlink"/>
@@ -4267,7 +4400,7 @@
         </w:rPr>
         <w:t xml:space="preserve"> </w:t>
       </w:r>
-      <w:hyperlink r:id="rId35" w:history="1">
+      <w:hyperlink r:id="rId36" w:history="1">
         <w:r>
           <w:rPr>
             <w:rStyle w:val="Hyperlink"/>
@@ -4321,7 +4454,6 @@
       <w:pPr>
         <w:jc w:val="center"/>
         <w:rPr>
-          <w:rFonts w:hint="cs"/>
           <w:b/>
           <w:bCs/>
           <w:sz w:val="32"/>

--- a/ספר פרוייקט כיתה י', יונתן טורפשטיין.docx
+++ b/ספר פרוייקט כיתה י', יונתן טורפשטיין.docx
@@ -89,7 +89,7 @@
           <w:rtl/>
           <w:lang w:val="en-US"/>
         </w:rPr>
-        <w:t>מדפסת תלת מימד</w:t>
+        <w:t>מדפסת תלת ממד</w:t>
       </w:r>
       <w:r>
         <w:rPr>
@@ -773,27 +773,7 @@
             <w:rtl/>
             <w:lang w:val="en-US"/>
           </w:rPr>
-          <w:t>שרטון הצלח</w:t>
-        </w:r>
-        <w:r>
-          <w:rPr>
-            <w:rStyle w:val="Hyperlink"/>
-            <w:sz w:val="32"/>
-            <w:szCs w:val="32"/>
-            <w:rtl/>
-            <w:lang w:val="en-US"/>
-          </w:rPr>
-          <w:t>ה</w:t>
-        </w:r>
-        <w:r>
-          <w:rPr>
-            <w:rStyle w:val="Hyperlink"/>
-            <w:sz w:val="32"/>
-            <w:szCs w:val="32"/>
-            <w:rtl/>
-            <w:lang w:val="en-US"/>
-          </w:rPr>
-          <w:t>.</w:t>
+          <w:t>שרטון הצלחה.</w:t>
         </w:r>
       </w:hyperlink>
     </w:p>
@@ -911,21 +891,20 @@
       <w:pPr>
         <w:jc w:val="right"/>
         <w:rPr>
-          <w:rFonts w:hint="cs"/>
-          <w:sz w:val="22"/>
-          <w:szCs w:val="22"/>
-          <w:lang w:val="en-US"/>
-        </w:rPr>
-      </w:pPr>
-      <w:r>
-        <w:rPr>
-          <w:rFonts w:hint="cs"/>
-          <w:sz w:val="22"/>
-          <w:szCs w:val="22"/>
-          <w:rtl/>
-          <w:lang w:val="en-US"/>
-        </w:rPr>
-        <w:t>זה הניסיון השני שלי בלהכין מדפסת תלת מימד, בניסיון הראשון היה לי עיצוב שלא מאפשר תזוזה יציבה(</w:t>
+          <w:sz w:val="22"/>
+          <w:szCs w:val="22"/>
+          <w:lang w:val="en-US"/>
+        </w:rPr>
+      </w:pPr>
+      <w:r>
+        <w:rPr>
+          <w:rFonts w:hint="cs"/>
+          <w:sz w:val="22"/>
+          <w:szCs w:val="22"/>
+          <w:rtl/>
+          <w:lang w:val="en-US"/>
+        </w:rPr>
+        <w:t>זה הניסיון השני שלי בלהכין מדפסת תלת ממד, בניסיון הראשון היה לי עיצוב שלא מאפשר תזוזה יציבה(</w:t>
       </w:r>
       <w:hyperlink r:id="rId13" w:history="1">
         <w:r>
@@ -936,7 +915,7 @@
             <w:rtl/>
             <w:lang w:val="en-US"/>
           </w:rPr>
-          <w:t>אונשייפ של העיצ</w:t>
+          <w:t>אונשייפ של העיצוב</w:t>
         </w:r>
         <w:r>
           <w:rPr>
@@ -946,7 +925,7 @@
             <w:rtl/>
             <w:lang w:val="en-US"/>
           </w:rPr>
-          <w:t>ו</w:t>
+          <w:t xml:space="preserve"> </w:t>
         </w:r>
         <w:r>
           <w:rPr>
@@ -956,7 +935,7 @@
             <w:rtl/>
             <w:lang w:val="en-US"/>
           </w:rPr>
-          <w:t>ב הקודם</w:t>
+          <w:t>הקודם</w:t>
         </w:r>
       </w:hyperlink>
       <w:r>
@@ -967,17 +946,95 @@
           <w:rtl/>
           <w:lang w:val="en-US"/>
         </w:rPr>
-        <w:t>) ואפילו לא הגעתי ללהפעיל שני מנועים ביחד.</w:t>
-      </w:r>
-      <w:r>
-        <w:rPr>
-          <w:rFonts w:hint="cs"/>
-          <w:sz w:val="22"/>
-          <w:szCs w:val="22"/>
-          <w:rtl/>
-          <w:lang w:val="en-US"/>
-        </w:rPr>
-        <w:t xml:space="preserve"> המודל הזה עדיין לא מדפיסת אבל יש ל</w:t>
+        <w:t xml:space="preserve">) ואפילו לא הגעתי </w:t>
+      </w:r>
+      <w:r>
+        <w:rPr>
+          <w:rFonts w:hint="cs"/>
+          <w:sz w:val="22"/>
+          <w:szCs w:val="22"/>
+          <w:rtl/>
+          <w:lang w:val="en-US"/>
+        </w:rPr>
+        <w:t>להפעלת</w:t>
+      </w:r>
+      <w:r>
+        <w:rPr>
+          <w:rFonts w:hint="cs"/>
+          <w:sz w:val="22"/>
+          <w:szCs w:val="22"/>
+          <w:rtl/>
+          <w:lang w:val="en-US"/>
+        </w:rPr>
+        <w:t xml:space="preserve"> שני מנועים ביחד.</w:t>
+      </w:r>
+      <w:r>
+        <w:rPr>
+          <w:rFonts w:hint="cs"/>
+          <w:sz w:val="22"/>
+          <w:szCs w:val="22"/>
+          <w:rtl/>
+          <w:lang w:val="en-US"/>
+        </w:rPr>
+        <w:t xml:space="preserve"> המודל הזה עדיין</w:t>
+      </w:r>
+      <w:r>
+        <w:rPr>
+          <w:rFonts w:hint="cs"/>
+          <w:sz w:val="22"/>
+          <w:szCs w:val="22"/>
+          <w:rtl/>
+          <w:lang w:val="en-US"/>
+        </w:rPr>
+        <w:t xml:space="preserve"> </w:t>
+      </w:r>
+      <w:r>
+        <w:rPr>
+          <w:rFonts w:hint="cs"/>
+          <w:sz w:val="22"/>
+          <w:szCs w:val="22"/>
+          <w:rtl/>
+          <w:lang w:val="en-US"/>
+        </w:rPr>
+        <w:t>.</w:t>
+      </w:r>
+      <w:r>
+        <w:rPr>
+          <w:sz w:val="22"/>
+          <w:szCs w:val="22"/>
+          <w:lang w:val="en-US"/>
+        </w:rPr>
+        <w:t>gcode</w:t>
+      </w:r>
+      <w:r>
+        <w:rPr>
+          <w:rFonts w:hint="cs"/>
+          <w:sz w:val="22"/>
+          <w:szCs w:val="22"/>
+          <w:rtl/>
+          <w:lang w:val="en-US"/>
+        </w:rPr>
+        <w:t xml:space="preserve"> </w:t>
+      </w:r>
+      <w:r>
+        <w:rPr>
+          <w:rFonts w:hint="cs"/>
+          <w:sz w:val="22"/>
+          <w:szCs w:val="22"/>
+          <w:rtl/>
+          <w:lang w:val="en-US"/>
+        </w:rPr>
+        <w:t>לא מדפיס בשלוש ממדים, הגעתי לציור דו ממדי מתוך</w:t>
+      </w:r>
+      <w:r>
+        <w:rPr>
+          <w:rFonts w:hint="cs"/>
+          <w:sz w:val="22"/>
+          <w:szCs w:val="22"/>
+          <w:rtl/>
+          <w:lang w:val="en-US"/>
+        </w:rPr>
+        <w:t xml:space="preserve"> </w:t>
       </w:r>
     </w:p>
     <w:p>
@@ -2575,7 +2632,7 @@
           <w:lang w:val="he-IL"/>
         </w:rPr>
         <w:drawing>
-          <wp:inline distT="0" distB="0" distL="0" distR="0" wp14:anchorId="234B086E" wp14:editId="0BA8954B">
+          <wp:inline distT="0" distB="0" distL="0" distR="0" wp14:anchorId="234B086E" wp14:editId="67A5BF87">
             <wp:extent cx="5821680" cy="4366707"/>
             <wp:effectExtent l="0" t="0" r="7620" b="0"/>
             <wp:docPr id="355340471" name="Picture 8"/>
@@ -3474,7 +3531,7 @@
           <w:lang w:val="en-US"/>
         </w:rPr>
         <w:drawing>
-          <wp:inline distT="0" distB="0" distL="0" distR="0" wp14:anchorId="303AF9C3" wp14:editId="2F1D21DB">
+          <wp:inline distT="0" distB="0" distL="0" distR="0" wp14:anchorId="303AF9C3" wp14:editId="23E37254">
             <wp:extent cx="2993705" cy="2209800"/>
             <wp:effectExtent l="0" t="0" r="0" b="0"/>
             <wp:docPr id="564517990" name="Picture 1"/>
@@ -3702,7 +3759,7 @@
           <w:lang w:val="en-US"/>
         </w:rPr>
         <w:drawing>
-          <wp:inline distT="0" distB="0" distL="0" distR="0" wp14:anchorId="75B05702" wp14:editId="4B58F789">
+          <wp:inline distT="0" distB="0" distL="0" distR="0" wp14:anchorId="75B05702" wp14:editId="6CEB8F40">
             <wp:extent cx="3909060" cy="4082027"/>
             <wp:effectExtent l="0" t="0" r="0" b="0"/>
             <wp:docPr id="981562662" name="Picture 1"/>
@@ -4893,7 +4950,7 @@
         <w:kern w:val="2"/>
         <w:sz w:val="24"/>
         <w:szCs w:val="24"/>
-        <w:lang w:val="en-001" w:eastAsia="en-US" w:bidi="he-IL"/>
+        <w:lang w:eastAsia="en-US" w:bidi="he-IL"/>
         <w14:ligatures w14:val="standardContextual"/>
       </w:rPr>
     </w:rPrDefault>

--- a/ספר פרוייקט כיתה י', יונתן טורפשטיין.docx
+++ b/ספר פרוייקט כיתה י', יונתן טורפשטיין.docx
@@ -266,6 +266,7 @@
         </w:rPr>
       </w:pPr>
       <w:hyperlink r:id="rId10" w:history="1">
+        <w:proofErr w:type="spellStart"/>
         <w:r>
           <w:rPr>
             <w:rStyle w:val="Hyperlink"/>
@@ -275,6 +276,7 @@
           </w:rPr>
           <w:t>Github</w:t>
         </w:r>
+        <w:proofErr w:type="spellEnd"/>
       </w:hyperlink>
       <w:r>
         <w:rPr>
@@ -906,38 +908,40 @@
         </w:rPr>
         <w:t>זה הניסיון השני שלי בלהכין מדפסת תלת ממד, בניסיון הראשון היה לי עיצוב שלא מאפשר תזוזה יציבה(</w:t>
       </w:r>
-      <w:hyperlink r:id="rId13" w:history="1">
-        <w:r>
-          <w:rPr>
-            <w:rStyle w:val="Hyperlink"/>
-            <w:sz w:val="22"/>
-            <w:szCs w:val="22"/>
-            <w:rtl/>
-            <w:lang w:val="en-US"/>
-          </w:rPr>
-          <w:t>אונשייפ של העיצוב</w:t>
-        </w:r>
-        <w:r>
-          <w:rPr>
-            <w:rStyle w:val="Hyperlink"/>
-            <w:sz w:val="22"/>
-            <w:szCs w:val="22"/>
-            <w:rtl/>
-            <w:lang w:val="en-US"/>
-          </w:rPr>
-          <w:t xml:space="preserve"> </w:t>
-        </w:r>
-        <w:r>
-          <w:rPr>
-            <w:rStyle w:val="Hyperlink"/>
-            <w:sz w:val="22"/>
-            <w:szCs w:val="22"/>
-            <w:rtl/>
-            <w:lang w:val="en-US"/>
-          </w:rPr>
-          <w:t>הקודם</w:t>
-        </w:r>
-      </w:hyperlink>
+      <w:proofErr w:type="spellStart"/>
+      <w:r>
+        <w:fldChar w:fldCharType="begin"/>
+      </w:r>
+      <w:r>
+        <w:instrText>HYPERLINK "https://cad.onshape.com/documents/b952cc3ae6dde4798fa6cef6/w/a75674ccd77912fe6442e073/e/6845e0cde51841863a819568?renderMode=0&amp;uiState=6a0582320789b5543df4b4e8"</w:instrText>
+      </w:r>
+      <w:r>
+        <w:fldChar w:fldCharType="separate"/>
+      </w:r>
+      <w:r>
+        <w:rPr>
+          <w:rStyle w:val="Hyperlink"/>
+          <w:sz w:val="22"/>
+          <w:szCs w:val="22"/>
+          <w:rtl/>
+          <w:lang w:val="en-US"/>
+        </w:rPr>
+        <w:t>אונשייפ</w:t>
+      </w:r>
+      <w:proofErr w:type="spellEnd"/>
+      <w:r>
+        <w:rPr>
+          <w:rStyle w:val="Hyperlink"/>
+          <w:sz w:val="22"/>
+          <w:szCs w:val="22"/>
+          <w:rtl/>
+          <w:lang w:val="en-US"/>
+        </w:rPr>
+        <w:t xml:space="preserve"> של העיצוב הקודם</w:t>
+      </w:r>
+      <w:r>
+        <w:fldChar w:fldCharType="end"/>
+      </w:r>
       <w:r>
         <w:rPr>
           <w:rFonts w:hint="cs"/>
@@ -998,6 +1002,7 @@
         </w:rPr>
         <w:t>.</w:t>
       </w:r>
+      <w:proofErr w:type="spellStart"/>
       <w:r>
         <w:rPr>
           <w:sz w:val="22"/>
@@ -1006,6 +1011,7 @@
         </w:rPr>
         <w:t>gcode</w:t>
       </w:r>
+      <w:proofErr w:type="spellEnd"/>
       <w:r>
         <w:rPr>
           <w:rFonts w:hint="cs"/>
@@ -1024,17 +1030,7 @@
           <w:rtl/>
           <w:lang w:val="en-US"/>
         </w:rPr>
-        <w:t>לא מדפיס בשלוש ממדים, הגעתי לציור דו ממדי מתוך</w:t>
-      </w:r>
-      <w:r>
-        <w:rPr>
-          <w:rFonts w:hint="cs"/>
-          <w:sz w:val="22"/>
-          <w:szCs w:val="22"/>
-          <w:rtl/>
-          <w:lang w:val="en-US"/>
-        </w:rPr>
-        <w:t xml:space="preserve"> </w:t>
+        <w:t xml:space="preserve">לא מדפיס בשלוש ממדים, הגעתי לציור דו ממדי מתוך </w:t>
       </w:r>
     </w:p>
     <w:p>
@@ -1126,6 +1122,7 @@
           <w:lang w:val="en-US"/>
         </w:rPr>
       </w:pPr>
+      <w:proofErr w:type="spellStart"/>
       <w:r>
         <w:rPr>
           <w:sz w:val="32"/>
@@ -1134,6 +1131,7 @@
         </w:rPr>
         <w:t>gcode</w:t>
       </w:r>
+      <w:proofErr w:type="spellEnd"/>
       <w:r>
         <w:rPr>
           <w:rFonts w:hint="cs"/>
@@ -1211,13 +1209,22 @@
     </w:p>
     <w:p>
       <w:pPr>
-        <w:rPr>
-          <w:sz w:val="32"/>
-          <w:szCs w:val="32"/>
-          <w:lang w:val="en-US"/>
-        </w:rPr>
-      </w:pPr>
-      <w:hyperlink r:id="rId14" w:history="1">
+        <w:ind w:firstLine="720"/>
+        <w:rPr>
+          <w:sz w:val="32"/>
+          <w:szCs w:val="32"/>
+          <w:lang w:val="en-US"/>
+        </w:rPr>
+      </w:pPr>
+      <w:r>
+        <w:rPr>
+          <w:rFonts w:hint="cs"/>
+          <w:rtl/>
+        </w:rPr>
+        <w:t xml:space="preserve"> </w:t>
+      </w:r>
+      <w:hyperlink r:id="rId13" w:history="1">
+        <w:proofErr w:type="spellStart"/>
         <w:r>
           <w:rPr>
             <w:rStyle w:val="Hyperlink"/>
@@ -1225,7 +1232,17 @@
             <w:szCs w:val="32"/>
             <w:lang w:val="en-US"/>
           </w:rPr>
-          <w:t>Onshap a</w:t>
+          <w:t>Onshap</w:t>
+        </w:r>
+        <w:proofErr w:type="spellEnd"/>
+        <w:r>
+          <w:rPr>
+            <w:rStyle w:val="Hyperlink"/>
+            <w:sz w:val="32"/>
+            <w:szCs w:val="32"/>
+            <w:lang w:val="en-US"/>
+          </w:rPr>
+          <w:t xml:space="preserve"> a</w:t>
         </w:r>
         <w:r>
           <w:rPr>
@@ -1252,6 +1269,7 @@
         <w:rPr>
           <w:sz w:val="32"/>
           <w:szCs w:val="32"/>
+          <w:rtl/>
           <w:lang w:val="en-US"/>
         </w:rPr>
       </w:pPr>
@@ -1263,9 +1281,9 @@
           <w:lang w:val="en-US"/>
         </w:rPr>
         <w:drawing>
-          <wp:inline distT="0" distB="0" distL="0" distR="0" wp14:anchorId="436774A4" wp14:editId="646FDE77">
-            <wp:extent cx="5274310" cy="5259705"/>
-            <wp:effectExtent l="0" t="0" r="2540" b="0"/>
+          <wp:inline distT="0" distB="0" distL="0" distR="0" wp14:anchorId="436774A4" wp14:editId="3C31BCF4">
+            <wp:extent cx="4756622" cy="4743450"/>
+            <wp:effectExtent l="0" t="0" r="6350" b="0"/>
             <wp:docPr id="1907977774" name="Picture 3"/>
             <wp:cNvGraphicFramePr>
               <a:graphicFrameLocks xmlns:a="http://schemas.openxmlformats.org/drawingml/2006/main" noChangeAspect="1"/>
@@ -1278,7 +1296,7 @@
                     <pic:cNvPicPr/>
                   </pic:nvPicPr>
                   <pic:blipFill>
-                    <a:blip r:embed="rId15">
+                    <a:blip r:embed="rId14">
                       <a:extLst>
                         <a:ext uri="{28A0092B-C50C-407E-A947-70E740481C1C}">
                           <a14:useLocalDpi xmlns:a14="http://schemas.microsoft.com/office/drawing/2010/main" val="0"/>
@@ -1292,7 +1310,7 @@
                   <pic:spPr>
                     <a:xfrm>
                       <a:off x="0" y="0"/>
-                      <a:ext cx="5274310" cy="5259705"/>
+                      <a:ext cx="4767868" cy="4754665"/>
                     </a:xfrm>
                     <a:prstGeom prst="rect">
                       <a:avLst/>
@@ -1304,6 +1322,59 @@
           </wp:inline>
         </w:drawing>
       </w:r>
+    </w:p>
+    <w:p>
+      <w:pPr>
+        <w:jc w:val="right"/>
+        <w:rPr>
+          <w:sz w:val="32"/>
+          <w:szCs w:val="32"/>
+          <w:rtl/>
+          <w:lang w:val="en-US"/>
+        </w:rPr>
+      </w:pPr>
+      <w:hyperlink r:id="rId15" w:history="1">
+        <w:r>
+          <w:rPr>
+            <w:rStyle w:val="Hyperlink"/>
+            <w:sz w:val="32"/>
+            <w:szCs w:val="32"/>
+            <w:rtl/>
+            <w:lang w:val="en-US"/>
+          </w:rPr>
+          <w:t>תיקיית ש</w:t>
+        </w:r>
+        <w:r>
+          <w:rPr>
+            <w:rStyle w:val="Hyperlink"/>
+            <w:sz w:val="32"/>
+            <w:szCs w:val="32"/>
+            <w:rtl/>
+            <w:lang w:val="en-US"/>
+          </w:rPr>
+          <w:t>ר</w:t>
+        </w:r>
+        <w:r>
+          <w:rPr>
+            <w:rStyle w:val="Hyperlink"/>
+            <w:sz w:val="32"/>
+            <w:szCs w:val="32"/>
+            <w:rtl/>
+            <w:lang w:val="en-US"/>
+          </w:rPr>
+          <w:t>טוטים.</w:t>
+        </w:r>
+      </w:hyperlink>
+    </w:p>
+    <w:p>
+      <w:pPr>
+        <w:jc w:val="right"/>
+        <w:rPr>
+          <w:sz w:val="32"/>
+          <w:szCs w:val="32"/>
+          <w:lang w:val="en-US"/>
+        </w:rPr>
+      </w:pPr>
     </w:p>
     <w:p>
       <w:pPr>
@@ -2632,7 +2703,7 @@
           <w:lang w:val="he-IL"/>
         </w:rPr>
         <w:drawing>
-          <wp:inline distT="0" distB="0" distL="0" distR="0" wp14:anchorId="234B086E" wp14:editId="67A5BF87">
+          <wp:inline distT="0" distB="0" distL="0" distR="0" wp14:anchorId="234B086E" wp14:editId="1C0B03E4">
             <wp:extent cx="5821680" cy="4366707"/>
             <wp:effectExtent l="0" t="0" r="7620" b="0"/>
             <wp:docPr id="355340471" name="Picture 8"/>
@@ -3473,13 +3544,23 @@
         </w:rPr>
         <w:t xml:space="preserve">micro </w:t>
       </w:r>
-      <w:r>
-        <w:rPr>
-          <w:sz w:val="22"/>
-          <w:szCs w:val="22"/>
-          <w:lang w:val="en-US"/>
-        </w:rPr>
-        <w:t>sd card reader</w:t>
+      <w:proofErr w:type="spellStart"/>
+      <w:r>
+        <w:rPr>
+          <w:sz w:val="22"/>
+          <w:szCs w:val="22"/>
+          <w:lang w:val="en-US"/>
+        </w:rPr>
+        <w:t>sd</w:t>
+      </w:r>
+      <w:proofErr w:type="spellEnd"/>
+      <w:r>
+        <w:rPr>
+          <w:sz w:val="22"/>
+          <w:szCs w:val="22"/>
+          <w:lang w:val="en-US"/>
+        </w:rPr>
+        <w:t xml:space="preserve"> card reader</w:t>
       </w:r>
       <w:r>
         <w:rPr>
@@ -3531,7 +3612,7 @@
           <w:lang w:val="en-US"/>
         </w:rPr>
         <w:drawing>
-          <wp:inline distT="0" distB="0" distL="0" distR="0" wp14:anchorId="303AF9C3" wp14:editId="23E37254">
+          <wp:inline distT="0" distB="0" distL="0" distR="0" wp14:anchorId="303AF9C3" wp14:editId="20C0B5CC">
             <wp:extent cx="2993705" cy="2209800"/>
             <wp:effectExtent l="0" t="0" r="0" b="0"/>
             <wp:docPr id="564517990" name="Picture 1"/>
@@ -3609,6 +3690,7 @@
         </w:rPr>
         <w:t>(ההוראות שאומרות למכונה לאן לזוז).</w:t>
       </w:r>
+      <w:proofErr w:type="spellStart"/>
       <w:r>
         <w:rPr>
           <w:sz w:val="22"/>
@@ -3617,6 +3699,7 @@
         </w:rPr>
         <w:t>gcode</w:t>
       </w:r>
+      <w:proofErr w:type="spellEnd"/>
       <w:r>
         <w:rPr>
           <w:rFonts w:hint="cs"/>
@@ -3726,6 +3809,7 @@
         </w:rPr>
       </w:pPr>
       <w:hyperlink r:id="rId30" w:history="1">
+        <w:proofErr w:type="spellStart"/>
         <w:r>
           <w:rPr>
             <w:rStyle w:val="Hyperlink"/>
@@ -3737,6 +3821,7 @@
           </w:rPr>
           <w:t>Oshwlab</w:t>
         </w:r>
+        <w:proofErr w:type="spellEnd"/>
       </w:hyperlink>
     </w:p>
     <w:p>
@@ -3759,7 +3844,7 @@
           <w:lang w:val="en-US"/>
         </w:rPr>
         <w:drawing>
-          <wp:inline distT="0" distB="0" distL="0" distR="0" wp14:anchorId="75B05702" wp14:editId="6CEB8F40">
+          <wp:inline distT="0" distB="0" distL="0" distR="0" wp14:anchorId="75B05702" wp14:editId="2E6CD8AA">
             <wp:extent cx="3909060" cy="4082027"/>
             <wp:effectExtent l="0" t="0" r="0" b="0"/>
             <wp:docPr id="981562662" name="Picture 1"/>
@@ -4147,6 +4232,7 @@
           <w:lang w:val="en-US"/>
         </w:rPr>
       </w:pPr>
+      <w:proofErr w:type="spellStart"/>
       <w:r>
         <w:rPr>
           <w:sz w:val="22"/>
@@ -4155,6 +4241,7 @@
         </w:rPr>
         <w:t>Main.ino</w:t>
       </w:r>
+      <w:proofErr w:type="spellEnd"/>
       <w:r>
         <w:rPr>
           <w:sz w:val="22"/>
@@ -4178,7 +4265,34 @@
           <w:lang w:val="en-US"/>
         </w:rPr>
         <w:tab/>
-        <w:t>executeGCline()</w:t>
+      </w:r>
+      <w:proofErr w:type="spellStart"/>
+      <w:proofErr w:type="gramStart"/>
+      <w:r>
+        <w:rPr>
+          <w:sz w:val="22"/>
+          <w:szCs w:val="22"/>
+          <w:lang w:val="en-US"/>
+        </w:rPr>
+        <w:t>executeGCline</w:t>
+      </w:r>
+      <w:proofErr w:type="spellEnd"/>
+      <w:r>
+        <w:rPr>
+          <w:sz w:val="22"/>
+          <w:szCs w:val="22"/>
+          <w:lang w:val="en-US"/>
+        </w:rPr>
+        <w:t>(</w:t>
+      </w:r>
+      <w:proofErr w:type="gramEnd"/>
+      <w:r>
+        <w:rPr>
+          <w:sz w:val="22"/>
+          <w:szCs w:val="22"/>
+          <w:lang w:val="en-US"/>
+        </w:rPr>
+        <w:t>)</w:t>
       </w:r>
     </w:p>
     <w:p>
@@ -4950,7 +5064,7 @@
         <w:kern w:val="2"/>
         <w:sz w:val="24"/>
         <w:szCs w:val="24"/>
-        <w:lang w:eastAsia="en-US" w:bidi="he-IL"/>
+        <w:lang w:val="en-IL" w:eastAsia="en-US" w:bidi="he-IL"/>
         <w14:ligatures w14:val="standardContextual"/>
       </w:rPr>
     </w:rPrDefault>

--- a/ספר פרוייקט כיתה י', יונתן טורפשטיין.docx
+++ b/ספר פרוייקט כיתה י', יונתן טורפשטיין.docx
@@ -266,6 +266,71 @@
         </w:rPr>
       </w:pPr>
       <w:hyperlink r:id="rId10" w:history="1">
+        <w:r>
+          <w:rPr>
+            <w:rStyle w:val="Hyperlink"/>
+            <w:lang w:val="en-US"/>
+          </w:rPr>
+          <w:t xml:space="preserve">  </w:t>
+        </w:r>
+        <w:r>
+          <w:rPr>
+            <w:rStyle w:val="Hyperlink"/>
+            <w:rtl/>
+            <w:lang w:val="en-US"/>
+          </w:rPr>
+          <w:t xml:space="preserve"> </w:t>
+        </w:r>
+        <w:r>
+          <w:rPr>
+            <w:rStyle w:val="Hyperlink"/>
+            <w:sz w:val="32"/>
+            <w:szCs w:val="32"/>
+            <w:rtl/>
+            <w:lang w:val="en-US"/>
+          </w:rPr>
+          <w:t>של הפר</w:t>
+        </w:r>
+        <w:r>
+          <w:rPr>
+            <w:rStyle w:val="Hyperlink"/>
+            <w:sz w:val="32"/>
+            <w:szCs w:val="32"/>
+            <w:rtl/>
+            <w:lang w:val="en-US"/>
+          </w:rPr>
+          <w:t>ו</w:t>
+        </w:r>
+        <w:r>
+          <w:rPr>
+            <w:rStyle w:val="Hyperlink"/>
+            <w:sz w:val="32"/>
+            <w:szCs w:val="32"/>
+            <w:rtl/>
+            <w:lang w:val="en-US"/>
+          </w:rPr>
+          <w:t>י</w:t>
+        </w:r>
+        <w:r>
+          <w:rPr>
+            <w:rStyle w:val="Hyperlink"/>
+            <w:sz w:val="32"/>
+            <w:szCs w:val="32"/>
+            <w:rtl/>
+            <w:lang w:val="en-US"/>
+          </w:rPr>
+          <w:t>ק</w:t>
+        </w:r>
+        <w:r>
+          <w:rPr>
+            <w:rStyle w:val="Hyperlink"/>
+            <w:sz w:val="32"/>
+            <w:szCs w:val="32"/>
+            <w:rtl/>
+            <w:lang w:val="en-US"/>
+          </w:rPr>
+          <w:t>ט.</w:t>
+        </w:r>
         <w:proofErr w:type="spellStart"/>
         <w:r>
           <w:rPr>
@@ -274,7 +339,16 @@
             <w:szCs w:val="32"/>
             <w:lang w:val="en-US"/>
           </w:rPr>
-          <w:t>Github</w:t>
+          <w:t>g</w:t>
+        </w:r>
+        <w:r>
+          <w:rPr>
+            <w:rStyle w:val="Hyperlink"/>
+            <w:sz w:val="32"/>
+            <w:szCs w:val="32"/>
+            <w:lang w:val="en-US"/>
+          </w:rPr>
+          <w:t>ithub</w:t>
         </w:r>
         <w:proofErr w:type="spellEnd"/>
       </w:hyperlink>
@@ -1342,27 +1416,7 @@
             <w:rtl/>
             <w:lang w:val="en-US"/>
           </w:rPr>
-          <w:t>תיקיית ש</w:t>
-        </w:r>
-        <w:r>
-          <w:rPr>
-            <w:rStyle w:val="Hyperlink"/>
-            <w:sz w:val="32"/>
-            <w:szCs w:val="32"/>
-            <w:rtl/>
-            <w:lang w:val="en-US"/>
-          </w:rPr>
-          <w:t>ר</w:t>
-        </w:r>
-        <w:r>
-          <w:rPr>
-            <w:rStyle w:val="Hyperlink"/>
-            <w:sz w:val="32"/>
-            <w:szCs w:val="32"/>
-            <w:rtl/>
-            <w:lang w:val="en-US"/>
-          </w:rPr>
-          <w:t>טוטים.</w:t>
+          <w:t>תיקיית שרטוטים.</w:t>
         </w:r>
       </w:hyperlink>
     </w:p>
@@ -2703,7 +2757,7 @@
           <w:lang w:val="he-IL"/>
         </w:rPr>
         <w:drawing>
-          <wp:inline distT="0" distB="0" distL="0" distR="0" wp14:anchorId="234B086E" wp14:editId="1C0B03E4">
+          <wp:inline distT="0" distB="0" distL="0" distR="0" wp14:anchorId="234B086E" wp14:editId="0025FC8E">
             <wp:extent cx="5821680" cy="4366707"/>
             <wp:effectExtent l="0" t="0" r="7620" b="0"/>
             <wp:docPr id="355340471" name="Picture 8"/>
@@ -3612,7 +3666,7 @@
           <w:lang w:val="en-US"/>
         </w:rPr>
         <w:drawing>
-          <wp:inline distT="0" distB="0" distL="0" distR="0" wp14:anchorId="303AF9C3" wp14:editId="20C0B5CC">
+          <wp:inline distT="0" distB="0" distL="0" distR="0" wp14:anchorId="303AF9C3" wp14:editId="552ED173">
             <wp:extent cx="2993705" cy="2209800"/>
             <wp:effectExtent l="0" t="0" r="0" b="0"/>
             <wp:docPr id="564517990" name="Picture 1"/>
@@ -3844,7 +3898,7 @@
           <w:lang w:val="en-US"/>
         </w:rPr>
         <w:drawing>
-          <wp:inline distT="0" distB="0" distL="0" distR="0" wp14:anchorId="75B05702" wp14:editId="2E6CD8AA">
+          <wp:inline distT="0" distB="0" distL="0" distR="0" wp14:anchorId="75B05702" wp14:editId="01F5FE70">
             <wp:extent cx="3909060" cy="4082027"/>
             <wp:effectExtent l="0" t="0" r="0" b="0"/>
             <wp:docPr id="981562662" name="Picture 1"/>
@@ -5064,7 +5118,7 @@
         <w:kern w:val="2"/>
         <w:sz w:val="24"/>
         <w:szCs w:val="24"/>
-        <w:lang w:val="en-IL" w:eastAsia="en-US" w:bidi="he-IL"/>
+        <w:lang w:eastAsia="en-US" w:bidi="he-IL"/>
         <w14:ligatures w14:val="standardContextual"/>
       </w:rPr>
     </w:rPrDefault>

--- a/ספר פרוייקט כיתה י', יונתן טורפשטיין.docx
+++ b/ספר פרוייקט כיתה י', יונתן טורפשטיין.docx
@@ -289,49 +289,8 @@
             <w:rtl/>
             <w:lang w:val="en-US"/>
           </w:rPr>
-          <w:t>של הפר</w:t>
+          <w:t>של הפרויקט.</w:t>
         </w:r>
-        <w:r>
-          <w:rPr>
-            <w:rStyle w:val="Hyperlink"/>
-            <w:sz w:val="32"/>
-            <w:szCs w:val="32"/>
-            <w:rtl/>
-            <w:lang w:val="en-US"/>
-          </w:rPr>
-          <w:t>ו</w:t>
-        </w:r>
-        <w:r>
-          <w:rPr>
-            <w:rStyle w:val="Hyperlink"/>
-            <w:sz w:val="32"/>
-            <w:szCs w:val="32"/>
-            <w:rtl/>
-            <w:lang w:val="en-US"/>
-          </w:rPr>
-          <w:t>י</w:t>
-        </w:r>
-        <w:r>
-          <w:rPr>
-            <w:rStyle w:val="Hyperlink"/>
-            <w:sz w:val="32"/>
-            <w:szCs w:val="32"/>
-            <w:rtl/>
-            <w:lang w:val="en-US"/>
-          </w:rPr>
-          <w:t>ק</w:t>
-        </w:r>
-        <w:r>
-          <w:rPr>
-            <w:rStyle w:val="Hyperlink"/>
-            <w:sz w:val="32"/>
-            <w:szCs w:val="32"/>
-            <w:rtl/>
-            <w:lang w:val="en-US"/>
-          </w:rPr>
-          <w:t>ט.</w:t>
-        </w:r>
-        <w:proofErr w:type="spellStart"/>
         <w:r>
           <w:rPr>
             <w:rStyle w:val="Hyperlink"/>
@@ -350,7 +309,6 @@
           </w:rPr>
           <w:t>ithub</w:t>
         </w:r>
-        <w:proofErr w:type="spellEnd"/>
       </w:hyperlink>
       <w:r>
         <w:rPr>
@@ -521,6 +479,55 @@
           <w:lang w:val="en-US"/>
         </w:rPr>
         <w:t>.</w:t>
+      </w:r>
+    </w:p>
+    <w:p>
+      <w:pPr>
+        <w:jc w:val="right"/>
+        <w:rPr>
+          <w:sz w:val="32"/>
+          <w:szCs w:val="32"/>
+          <w:lang w:val="en-US"/>
+        </w:rPr>
+      </w:pPr>
+      <w:r>
+        <w:rPr>
+          <w:rFonts w:cs="Arial"/>
+          <w:sz w:val="32"/>
+          <w:szCs w:val="32"/>
+          <w:lang w:val="en-US"/>
+        </w:rPr>
+        <w:t xml:space="preserve">.gcode </w:t>
+      </w:r>
+      <w:r>
+        <w:rPr>
+          <w:rFonts w:hint="cs"/>
+          <w:sz w:val="32"/>
+          <w:szCs w:val="32"/>
+          <w:rtl/>
+          <w:lang w:val="en-US"/>
+        </w:rPr>
+        <w:t xml:space="preserve">2.1: </w:t>
+      </w:r>
+      <w:r>
+        <w:rPr>
+          <w:rFonts w:cs="Arial"/>
+          <w:sz w:val="32"/>
+          <w:szCs w:val="32"/>
+          <w:rtl/>
+          <w:lang w:val="en-US"/>
+        </w:rPr>
+        <w:t>הסבר קצר ע</w:t>
+      </w:r>
+      <w:r>
+        <w:rPr>
+          <w:rFonts w:cs="Arial" w:hint="cs"/>
+          <w:sz w:val="32"/>
+          <w:szCs w:val="32"/>
+          <w:rtl/>
+          <w:lang w:val="en-US"/>
+        </w:rPr>
+        <w:t>ל</w:t>
       </w:r>
     </w:p>
     <w:p>
@@ -969,6 +976,7 @@
         <w:rPr>
           <w:sz w:val="22"/>
           <w:szCs w:val="22"/>
+          <w:rtl/>
           <w:lang w:val="en-US"/>
         </w:rPr>
       </w:pPr>
@@ -982,40 +990,18 @@
         </w:rPr>
         <w:t>זה הניסיון השני שלי בלהכין מדפסת תלת ממד, בניסיון הראשון היה לי עיצוב שלא מאפשר תזוזה יציבה(</w:t>
       </w:r>
-      <w:proofErr w:type="spellStart"/>
-      <w:r>
-        <w:fldChar w:fldCharType="begin"/>
-      </w:r>
-      <w:r>
-        <w:instrText>HYPERLINK "https://cad.onshape.com/documents/b952cc3ae6dde4798fa6cef6/w/a75674ccd77912fe6442e073/e/6845e0cde51841863a819568?renderMode=0&amp;uiState=6a0582320789b5543df4b4e8"</w:instrText>
-      </w:r>
-      <w:r>
-        <w:fldChar w:fldCharType="separate"/>
-      </w:r>
-      <w:r>
-        <w:rPr>
-          <w:rStyle w:val="Hyperlink"/>
-          <w:sz w:val="22"/>
-          <w:szCs w:val="22"/>
-          <w:rtl/>
-          <w:lang w:val="en-US"/>
-        </w:rPr>
-        <w:t>אונשייפ</w:t>
-      </w:r>
-      <w:proofErr w:type="spellEnd"/>
-      <w:r>
-        <w:rPr>
-          <w:rStyle w:val="Hyperlink"/>
-          <w:sz w:val="22"/>
-          <w:szCs w:val="22"/>
-          <w:rtl/>
-          <w:lang w:val="en-US"/>
-        </w:rPr>
-        <w:t xml:space="preserve"> של העיצוב הקודם</w:t>
-      </w:r>
-      <w:r>
-        <w:fldChar w:fldCharType="end"/>
-      </w:r>
+      <w:hyperlink r:id="rId13" w:history="1">
+        <w:r>
+          <w:rPr>
+            <w:rStyle w:val="Hyperlink"/>
+            <w:sz w:val="22"/>
+            <w:szCs w:val="22"/>
+            <w:rtl/>
+            <w:lang w:val="en-US"/>
+          </w:rPr>
+          <w:t>אונשייפ של העיצוב הקודם</w:t>
+        </w:r>
+      </w:hyperlink>
       <w:r>
         <w:rPr>
           <w:rFonts w:hint="cs"/>
@@ -1076,7 +1062,6 @@
         </w:rPr>
         <w:t>.</w:t>
       </w:r>
-      <w:proofErr w:type="spellStart"/>
       <w:r>
         <w:rPr>
           <w:sz w:val="22"/>
@@ -1085,7 +1070,6 @@
         </w:rPr>
         <w:t>gcode</w:t>
       </w:r>
-      <w:proofErr w:type="spellEnd"/>
       <w:r>
         <w:rPr>
           <w:rFonts w:hint="cs"/>
@@ -1104,11 +1088,687 @@
           <w:rtl/>
           <w:lang w:val="en-US"/>
         </w:rPr>
-        <w:t xml:space="preserve">לא מדפיס בשלוש ממדים, הגעתי לציור דו ממדי מתוך </w:t>
-      </w:r>
-    </w:p>
-    <w:p>
-      <w:pPr>
+        <w:t>לא מדפיס בשלוש ממדים, הגעתי לציור דו ממדי מתוך</w:t>
+      </w:r>
+      <w:r>
+        <w:rPr>
+          <w:rFonts w:hint="cs"/>
+          <w:sz w:val="22"/>
+          <w:szCs w:val="22"/>
+          <w:rtl/>
+          <w:lang w:val="en-US"/>
+        </w:rPr>
+        <w:t xml:space="preserve"> קובץ</w:t>
+      </w:r>
+      <w:r>
+        <w:rPr>
+          <w:rFonts w:hint="cs"/>
+          <w:sz w:val="22"/>
+          <w:szCs w:val="22"/>
+          <w:rtl/>
+          <w:lang w:val="en-US"/>
+        </w:rPr>
+        <w:t xml:space="preserve"> </w:t>
+      </w:r>
+    </w:p>
+    <w:p>
+      <w:pPr>
+        <w:jc w:val="right"/>
+        <w:rPr>
+          <w:sz w:val="22"/>
+          <w:szCs w:val="22"/>
+          <w:rtl/>
+          <w:lang w:val="en-US"/>
+        </w:rPr>
+      </w:pPr>
+      <w:r>
+        <w:rPr>
+          <w:rFonts w:hint="cs"/>
+          <w:sz w:val="22"/>
+          <w:szCs w:val="22"/>
+          <w:rtl/>
+          <w:lang w:val="en-US"/>
+        </w:rPr>
+        <w:t>אני מתכנן להמשיך את הפרויקט הזה אחרי ההגשה עד שזה יוכל להדפיס חלקים שלמים.</w:t>
+      </w:r>
+    </w:p>
+    <w:p>
+      <w:pPr>
+        <w:jc w:val="right"/>
+        <w:rPr>
+          <w:sz w:val="22"/>
+          <w:szCs w:val="22"/>
+          <w:rtl/>
+          <w:lang w:val="en-US"/>
+        </w:rPr>
+      </w:pPr>
+    </w:p>
+    <w:p>
+      <w:pPr>
+        <w:jc w:val="center"/>
+        <w:rPr>
+          <w:b/>
+          <w:bCs/>
+          <w:sz w:val="32"/>
+          <w:szCs w:val="32"/>
+          <w:rtl/>
+          <w:lang w:val="en-US"/>
+        </w:rPr>
+      </w:pPr>
+      <w:r>
+        <w:rPr>
+          <w:b/>
+          <w:bCs/>
+          <w:sz w:val="32"/>
+          <w:szCs w:val="32"/>
+          <w:lang w:val="en-US"/>
+        </w:rPr>
+        <w:t xml:space="preserve">:gcode </w:t>
+      </w:r>
+      <w:r>
+        <w:rPr>
+          <w:rFonts w:hint="cs"/>
+          <w:b/>
+          <w:bCs/>
+          <w:sz w:val="32"/>
+          <w:szCs w:val="32"/>
+          <w:rtl/>
+          <w:lang w:val="en-US"/>
+        </w:rPr>
+        <w:t xml:space="preserve"> </w:t>
+      </w:r>
+      <w:r>
+        <w:rPr>
+          <w:b/>
+          <w:bCs/>
+          <w:sz w:val="32"/>
+          <w:szCs w:val="32"/>
+          <w:rtl/>
+          <w:lang w:val="en-US"/>
+        </w:rPr>
+        <w:t>–</w:t>
+      </w:r>
+      <w:r>
+        <w:rPr>
+          <w:rFonts w:hint="cs"/>
+          <w:b/>
+          <w:bCs/>
+          <w:sz w:val="32"/>
+          <w:szCs w:val="32"/>
+          <w:rtl/>
+          <w:lang w:val="en-US"/>
+        </w:rPr>
+        <w:t xml:space="preserve"> הסבר קצר על</w:t>
+      </w:r>
+      <w:r>
+        <w:rPr>
+          <w:b/>
+          <w:bCs/>
+          <w:sz w:val="32"/>
+          <w:szCs w:val="32"/>
+          <w:lang w:val="en-US"/>
+        </w:rPr>
+        <w:t>2.1</w:t>
+      </w:r>
+    </w:p>
+    <w:p>
+      <w:pPr>
+        <w:jc w:val="right"/>
+        <w:rPr>
+          <w:sz w:val="22"/>
+          <w:szCs w:val="22"/>
+          <w:rtl/>
+          <w:lang w:val="en-US"/>
+        </w:rPr>
+      </w:pPr>
+      <w:r>
+        <w:rPr>
+          <w:rFonts w:hint="cs"/>
+          <w:sz w:val="22"/>
+          <w:szCs w:val="22"/>
+          <w:rtl/>
+          <w:lang w:val="en-US"/>
+        </w:rPr>
+        <w:t>?</w:t>
+      </w:r>
+      <w:r>
+        <w:rPr>
+          <w:sz w:val="22"/>
+          <w:szCs w:val="22"/>
+          <w:lang w:val="en-US"/>
+        </w:rPr>
+        <w:t>gcode</w:t>
+      </w:r>
+      <w:r>
+        <w:rPr>
+          <w:rFonts w:hint="cs"/>
+          <w:sz w:val="22"/>
+          <w:szCs w:val="22"/>
+          <w:rtl/>
+          <w:lang w:val="en-US"/>
+        </w:rPr>
+        <w:t xml:space="preserve">מהו </w:t>
+      </w:r>
+    </w:p>
+    <w:p>
+      <w:pPr>
+        <w:jc w:val="right"/>
+        <w:rPr>
+          <w:sz w:val="22"/>
+          <w:szCs w:val="22"/>
+          <w:rtl/>
+          <w:lang w:val="en-US"/>
+        </w:rPr>
+      </w:pPr>
+      <w:r>
+        <w:rPr>
+          <w:sz w:val="22"/>
+          <w:szCs w:val="22"/>
+          <w:lang w:val="en-US"/>
+        </w:rPr>
+        <w:t xml:space="preserve">  </w:t>
+      </w:r>
+      <w:r>
+        <w:rPr>
+          <w:rFonts w:hint="cs"/>
+          <w:sz w:val="22"/>
+          <w:szCs w:val="22"/>
+          <w:rtl/>
+          <w:lang w:val="en-US"/>
+        </w:rPr>
+        <w:t xml:space="preserve"> בעיקר משומשים במכונות ייצור</w:t>
+      </w:r>
+      <w:r>
+        <w:rPr>
+          <w:sz w:val="22"/>
+          <w:szCs w:val="22"/>
+          <w:lang w:val="en-US"/>
+        </w:rPr>
+        <w:t xml:space="preserve">gcode  </w:t>
+      </w:r>
+      <w:r>
+        <w:rPr>
+          <w:rFonts w:hint="cs"/>
+          <w:sz w:val="22"/>
+          <w:szCs w:val="22"/>
+          <w:rtl/>
+          <w:lang w:val="en-US"/>
+        </w:rPr>
+        <w:t>סוג קובץ שמכיל בעיקר הוראות לתזוזה של מנועים, קבצי</w:t>
+      </w:r>
+    </w:p>
+    <w:p>
+      <w:pPr>
+        <w:jc w:val="right"/>
+        <w:rPr>
+          <w:sz w:val="22"/>
+          <w:szCs w:val="22"/>
+          <w:rtl/>
+          <w:lang w:val="en-US"/>
+        </w:rPr>
+      </w:pPr>
+      <w:r>
+        <w:rPr>
+          <w:rFonts w:hint="cs"/>
+          <w:sz w:val="22"/>
+          <w:szCs w:val="22"/>
+          <w:rtl/>
+          <w:lang w:val="en-US"/>
+        </w:rPr>
+        <w:t>.</w:t>
+      </w:r>
+      <w:r>
+        <w:rPr>
+          <w:sz w:val="22"/>
+          <w:szCs w:val="22"/>
+          <w:lang w:val="en-US"/>
+        </w:rPr>
+        <w:t>CNC</w:t>
+      </w:r>
+      <w:r>
+        <w:rPr>
+          <w:rFonts w:hint="cs"/>
+          <w:sz w:val="22"/>
+          <w:szCs w:val="22"/>
+          <w:rtl/>
+          <w:lang w:val="en-US"/>
+        </w:rPr>
+        <w:t>כמו מדפסות תלת ממד ו-</w:t>
+      </w:r>
+    </w:p>
+    <w:p>
+      <w:pPr>
+        <w:jc w:val="right"/>
+        <w:rPr>
+          <w:sz w:val="22"/>
+          <w:szCs w:val="22"/>
+          <w:rtl/>
+          <w:lang w:val="en-US"/>
+        </w:rPr>
+      </w:pPr>
+    </w:p>
+    <w:p>
+      <w:pPr>
+        <w:jc w:val="right"/>
+        <w:rPr>
+          <w:sz w:val="22"/>
+          <w:szCs w:val="22"/>
+          <w:rtl/>
+          <w:lang w:val="en-US"/>
+        </w:rPr>
+      </w:pPr>
+      <w:r>
+        <w:rPr>
+          <w:rFonts w:hint="cs"/>
+          <w:sz w:val="22"/>
+          <w:szCs w:val="22"/>
+          <w:rtl/>
+          <w:lang w:val="en-US"/>
+        </w:rPr>
+        <w:t xml:space="preserve"> </w:t>
+      </w:r>
+      <w:r>
+        <w:rPr>
+          <w:rFonts w:hint="cs"/>
+          <w:sz w:val="22"/>
+          <w:szCs w:val="22"/>
+          <w:rtl/>
+          <w:lang w:val="en-US"/>
+        </w:rPr>
+        <w:t>נראית</w:t>
+      </w:r>
+      <w:r>
+        <w:rPr>
+          <w:rFonts w:hint="cs"/>
+          <w:sz w:val="22"/>
+          <w:szCs w:val="22"/>
+          <w:rtl/>
+          <w:lang w:val="en-US"/>
+        </w:rPr>
+        <w:t>?</w:t>
+      </w:r>
+      <w:r>
+        <w:rPr>
+          <w:sz w:val="22"/>
+          <w:szCs w:val="22"/>
+          <w:lang w:val="en-US"/>
+        </w:rPr>
+        <w:t>gcode</w:t>
+      </w:r>
+      <w:r>
+        <w:rPr>
+          <w:rFonts w:hint="cs"/>
+          <w:sz w:val="22"/>
+          <w:szCs w:val="22"/>
+          <w:rtl/>
+          <w:lang w:val="en-US"/>
+        </w:rPr>
+        <w:t>איך שורה של</w:t>
+      </w:r>
+      <w:r>
+        <w:rPr>
+          <w:rFonts w:hint="cs"/>
+          <w:sz w:val="22"/>
+          <w:szCs w:val="22"/>
+          <w:rtl/>
+          <w:lang w:val="en-US"/>
+        </w:rPr>
+        <w:t xml:space="preserve"> </w:t>
+      </w:r>
+    </w:p>
+    <w:p>
+      <w:pPr>
+        <w:jc w:val="right"/>
+        <w:rPr>
+          <w:sz w:val="22"/>
+          <w:szCs w:val="22"/>
+          <w:lang w:val="en-US"/>
+        </w:rPr>
+      </w:pPr>
+      <w:r>
+        <w:rPr>
+          <w:sz w:val="22"/>
+          <w:szCs w:val="22"/>
+          <w:lang w:val="en-US"/>
+        </w:rPr>
+        <w:t>G1 X</w:t>
+      </w:r>
+      <w:r>
+        <w:rPr>
+          <w:sz w:val="22"/>
+          <w:szCs w:val="22"/>
+          <w:lang w:val="en-US"/>
+        </w:rPr>
+        <w:t xml:space="preserve">67 </w:t>
+      </w:r>
+      <w:r>
+        <w:rPr>
+          <w:sz w:val="22"/>
+          <w:szCs w:val="22"/>
+          <w:lang w:val="en-US"/>
+        </w:rPr>
+        <w:t>Y</w:t>
+      </w:r>
+      <w:r>
+        <w:rPr>
+          <w:sz w:val="22"/>
+          <w:szCs w:val="22"/>
+          <w:lang w:val="en-US"/>
+        </w:rPr>
+        <w:t>6</w:t>
+      </w:r>
+      <w:r>
+        <w:rPr>
+          <w:sz w:val="22"/>
+          <w:szCs w:val="22"/>
+          <w:lang w:val="en-US"/>
+        </w:rPr>
+        <w:t>9 E</w:t>
+      </w:r>
+      <w:r>
+        <w:rPr>
+          <w:sz w:val="22"/>
+          <w:szCs w:val="22"/>
+          <w:lang w:val="en-US"/>
+        </w:rPr>
+        <w:t>420</w:t>
+      </w:r>
+    </w:p>
+    <w:p>
+      <w:pPr>
+        <w:jc w:val="right"/>
+        <w:rPr>
+          <w:sz w:val="22"/>
+          <w:szCs w:val="22"/>
+          <w:rtl/>
+          <w:lang w:val="en-US"/>
+        </w:rPr>
+      </w:pPr>
+      <w:r>
+        <w:rPr>
+          <w:sz w:val="22"/>
+          <w:szCs w:val="22"/>
+          <w:lang w:val="en-US"/>
+        </w:rPr>
+        <w:t xml:space="preserve">     </w:t>
+      </w:r>
+      <w:r>
+        <w:rPr>
+          <w:rFonts w:hint="cs"/>
+          <w:sz w:val="22"/>
+          <w:szCs w:val="22"/>
+          <w:rtl/>
+          <w:lang w:val="en-US"/>
+        </w:rPr>
+        <w:t>מחולקת לשני חלקים:</w:t>
+      </w:r>
+      <w:r>
+        <w:rPr>
+          <w:sz w:val="22"/>
+          <w:szCs w:val="22"/>
+          <w:lang w:val="en-US"/>
+        </w:rPr>
+        <w:t xml:space="preserve">  gcode</w:t>
+      </w:r>
+      <w:r>
+        <w:rPr>
+          <w:rFonts w:hint="cs"/>
+          <w:sz w:val="22"/>
+          <w:szCs w:val="22"/>
+          <w:rtl/>
+          <w:lang w:val="en-US"/>
+        </w:rPr>
+        <w:t xml:space="preserve"> </w:t>
+      </w:r>
+      <w:r>
+        <w:rPr>
+          <w:rFonts w:hint="cs"/>
+          <w:sz w:val="22"/>
+          <w:szCs w:val="22"/>
+          <w:rtl/>
+          <w:lang w:val="en-US"/>
+        </w:rPr>
+        <w:t>שורה ב-</w:t>
+      </w:r>
+    </w:p>
+    <w:p>
+      <w:pPr>
+        <w:jc w:val="right"/>
+        <w:rPr>
+          <w:sz w:val="22"/>
+          <w:szCs w:val="22"/>
+          <w:rtl/>
+          <w:lang w:val="en-US"/>
+        </w:rPr>
+      </w:pPr>
+      <w:r>
+        <w:rPr>
+          <w:rFonts w:hint="cs"/>
+          <w:sz w:val="22"/>
+          <w:szCs w:val="22"/>
+          <w:rtl/>
+          <w:lang w:val="en-US"/>
+        </w:rPr>
+        <w:t>: סוג הפקודה(במקרה הזה לזוז)</w:t>
+      </w:r>
+      <w:r>
+        <w:rPr>
+          <w:rFonts w:hint="cs"/>
+          <w:sz w:val="22"/>
+          <w:szCs w:val="22"/>
+          <w:rtl/>
+          <w:lang w:val="en-US"/>
+        </w:rPr>
+        <w:t>.</w:t>
+      </w:r>
+      <w:r>
+        <w:rPr>
+          <w:sz w:val="22"/>
+          <w:szCs w:val="22"/>
+          <w:lang w:val="en-US"/>
+        </w:rPr>
+        <w:t>G</w:t>
+      </w:r>
+      <w:r>
+        <w:rPr>
+          <w:rFonts w:hint="cs"/>
+          <w:sz w:val="22"/>
+          <w:szCs w:val="22"/>
+          <w:rtl/>
+          <w:lang w:val="en-US"/>
+        </w:rPr>
+        <w:t>1</w:t>
+      </w:r>
+    </w:p>
+    <w:p>
+      <w:pPr>
+        <w:jc w:val="right"/>
+        <w:rPr>
+          <w:sz w:val="22"/>
+          <w:szCs w:val="22"/>
+          <w:rtl/>
+          <w:lang w:val="en-US"/>
+        </w:rPr>
+      </w:pPr>
+      <w:r>
+        <w:rPr>
+          <w:rFonts w:hint="cs"/>
+          <w:sz w:val="22"/>
+          <w:szCs w:val="22"/>
+          <w:rtl/>
+          <w:lang w:val="en-US"/>
+        </w:rPr>
+        <w:t>: הפרמטרים.</w:t>
+      </w:r>
+      <w:r>
+        <w:rPr>
+          <w:sz w:val="22"/>
+          <w:szCs w:val="22"/>
+          <w:lang w:val="en-US"/>
+        </w:rPr>
+        <w:t>X</w:t>
+      </w:r>
+      <w:r>
+        <w:rPr>
+          <w:sz w:val="22"/>
+          <w:szCs w:val="22"/>
+          <w:lang w:val="en-US"/>
+        </w:rPr>
+        <w:t xml:space="preserve">67 </w:t>
+      </w:r>
+      <w:r>
+        <w:rPr>
+          <w:sz w:val="22"/>
+          <w:szCs w:val="22"/>
+          <w:lang w:val="en-US"/>
+        </w:rPr>
+        <w:t>Y</w:t>
+      </w:r>
+      <w:r>
+        <w:rPr>
+          <w:sz w:val="22"/>
+          <w:szCs w:val="22"/>
+          <w:lang w:val="en-US"/>
+        </w:rPr>
+        <w:t>6</w:t>
+      </w:r>
+      <w:r>
+        <w:rPr>
+          <w:sz w:val="22"/>
+          <w:szCs w:val="22"/>
+          <w:lang w:val="en-US"/>
+        </w:rPr>
+        <w:t>9 E</w:t>
+      </w:r>
+      <w:r>
+        <w:rPr>
+          <w:sz w:val="22"/>
+          <w:szCs w:val="22"/>
+          <w:lang w:val="en-US"/>
+        </w:rPr>
+        <w:t>420</w:t>
+      </w:r>
+    </w:p>
+    <w:p>
+      <w:pPr>
+        <w:jc w:val="right"/>
+        <w:rPr>
+          <w:sz w:val="22"/>
+          <w:szCs w:val="22"/>
+          <w:rtl/>
+          <w:lang w:val="en-US"/>
+        </w:rPr>
+      </w:pPr>
+      <w:r>
+        <w:rPr>
+          <w:rFonts w:hint="cs"/>
+          <w:sz w:val="22"/>
+          <w:szCs w:val="22"/>
+          <w:rtl/>
+          <w:lang w:val="en-US"/>
+        </w:rPr>
+        <w:t xml:space="preserve"> זה הציר של ראש ההדפסה(התוכנה מתייחסת אילו כמו לצירי</w:t>
+      </w:r>
+      <w:r>
+        <w:rPr>
+          <w:sz w:val="22"/>
+          <w:szCs w:val="22"/>
+          <w:lang w:val="en-US"/>
+        </w:rPr>
+        <w:t>E</w:t>
+      </w:r>
+      <w:r>
+        <w:rPr>
+          <w:rFonts w:hint="cs"/>
+          <w:sz w:val="22"/>
+          <w:szCs w:val="22"/>
+          <w:rtl/>
+          <w:lang w:val="en-US"/>
+        </w:rPr>
+        <w:t xml:space="preserve"> מתכוונים לשני הצירים, </w:t>
+      </w:r>
+      <w:r>
+        <w:rPr>
+          <w:sz w:val="22"/>
+          <w:szCs w:val="22"/>
+          <w:lang w:val="en-US"/>
+        </w:rPr>
+        <w:t>Y</w:t>
+      </w:r>
+      <w:r>
+        <w:rPr>
+          <w:rFonts w:hint="cs"/>
+          <w:sz w:val="22"/>
+          <w:szCs w:val="22"/>
+          <w:rtl/>
+          <w:lang w:val="en-US"/>
+        </w:rPr>
+        <w:t xml:space="preserve"> ו-</w:t>
+      </w:r>
+      <w:r>
+        <w:rPr>
+          <w:sz w:val="22"/>
+          <w:szCs w:val="22"/>
+          <w:lang w:val="en-US"/>
+        </w:rPr>
+        <w:t>X</w:t>
+      </w:r>
+    </w:p>
+    <w:p>
+      <w:pPr>
+        <w:jc w:val="right"/>
+        <w:rPr>
+          <w:sz w:val="22"/>
+          <w:szCs w:val="22"/>
+          <w:rtl/>
+          <w:lang w:val="en-US"/>
+        </w:rPr>
+      </w:pPr>
+      <w:r>
+        <w:rPr>
+          <w:rFonts w:hint="cs"/>
+          <w:sz w:val="22"/>
+          <w:szCs w:val="22"/>
+          <w:rtl/>
+          <w:lang w:val="en-US"/>
+        </w:rPr>
+        <w:t>התזוזה).</w:t>
+      </w:r>
+    </w:p>
+    <w:p>
+      <w:pPr>
+        <w:jc w:val="right"/>
+        <w:rPr>
+          <w:rFonts w:hint="cs"/>
+          <w:sz w:val="22"/>
+          <w:szCs w:val="22"/>
+          <w:lang w:val="en-US"/>
+        </w:rPr>
+      </w:pPr>
+      <w:r>
+        <w:rPr>
+          <w:rFonts w:hint="cs"/>
+          <w:sz w:val="22"/>
+          <w:szCs w:val="22"/>
+          <w:rtl/>
+          <w:lang w:val="en-US"/>
+        </w:rPr>
+        <w:t>המספרים שאחריהם הם כמה כל ציר צריך לזוז</w:t>
+      </w:r>
+      <w:r>
+        <w:rPr>
+          <w:rFonts w:hint="cs"/>
+          <w:sz w:val="22"/>
+          <w:szCs w:val="22"/>
+          <w:rtl/>
+          <w:lang w:val="en-US"/>
+        </w:rPr>
+        <w:t>.</w:t>
+      </w:r>
+    </w:p>
+    <w:p>
+      <w:pPr>
+        <w:jc w:val="right"/>
         <w:rPr>
           <w:sz w:val="32"/>
           <w:szCs w:val="32"/>
@@ -1196,7 +1856,6 @@
           <w:lang w:val="en-US"/>
         </w:rPr>
       </w:pPr>
-      <w:proofErr w:type="spellStart"/>
       <w:r>
         <w:rPr>
           <w:sz w:val="32"/>
@@ -1205,7 +1864,6 @@
         </w:rPr>
         <w:t>gcode</w:t>
       </w:r>
-      <w:proofErr w:type="spellEnd"/>
       <w:r>
         <w:rPr>
           <w:rFonts w:hint="cs"/>
@@ -1297,8 +1955,7 @@
         </w:rPr>
         <w:t xml:space="preserve"> </w:t>
       </w:r>
-      <w:hyperlink r:id="rId13" w:history="1">
-        <w:proofErr w:type="spellStart"/>
+      <w:hyperlink r:id="rId14" w:history="1">
         <w:r>
           <w:rPr>
             <w:rStyle w:val="Hyperlink"/>
@@ -1306,17 +1963,7 @@
             <w:szCs w:val="32"/>
             <w:lang w:val="en-US"/>
           </w:rPr>
-          <w:t>Onshap</w:t>
-        </w:r>
-        <w:proofErr w:type="spellEnd"/>
-        <w:r>
-          <w:rPr>
-            <w:rStyle w:val="Hyperlink"/>
-            <w:sz w:val="32"/>
-            <w:szCs w:val="32"/>
-            <w:lang w:val="en-US"/>
-          </w:rPr>
-          <w:t xml:space="preserve"> a</w:t>
+          <w:t>Onshap a</w:t>
         </w:r>
         <w:r>
           <w:rPr>
@@ -1370,7 +2017,7 @@
                     <pic:cNvPicPr/>
                   </pic:nvPicPr>
                   <pic:blipFill>
-                    <a:blip r:embed="rId14">
+                    <a:blip r:embed="rId15">
                       <a:extLst>
                         <a:ext uri="{28A0092B-C50C-407E-A947-70E740481C1C}">
                           <a14:useLocalDpi xmlns:a14="http://schemas.microsoft.com/office/drawing/2010/main" val="0"/>
@@ -1407,7 +2054,7 @@
           <w:lang w:val="en-US"/>
         </w:rPr>
       </w:pPr>
-      <w:hyperlink r:id="rId15" w:history="1">
+      <w:hyperlink r:id="rId16" w:history="1">
         <w:r>
           <w:rPr>
             <w:rStyle w:val="Hyperlink"/>
@@ -1513,7 +2160,7 @@
                     <pic:cNvPicPr/>
                   </pic:nvPicPr>
                   <pic:blipFill>
-                    <a:blip r:embed="rId16"/>
+                    <a:blip r:embed="rId17"/>
                     <a:stretch>
                       <a:fillRect/>
                     </a:stretch>
@@ -1737,7 +2384,7 @@
                     <pic:cNvPicPr/>
                   </pic:nvPicPr>
                   <pic:blipFill>
-                    <a:blip r:embed="rId17"/>
+                    <a:blip r:embed="rId18"/>
                     <a:stretch>
                       <a:fillRect/>
                     </a:stretch>
@@ -1930,7 +2577,7 @@
                     <pic:cNvPicPr/>
                   </pic:nvPicPr>
                   <pic:blipFill>
-                    <a:blip r:embed="rId18"/>
+                    <a:blip r:embed="rId19"/>
                     <a:stretch>
                       <a:fillRect/>
                     </a:stretch>
@@ -2093,7 +2740,7 @@
                     <pic:cNvPicPr/>
                   </pic:nvPicPr>
                   <pic:blipFill>
-                    <a:blip r:embed="rId19"/>
+                    <a:blip r:embed="rId20"/>
                     <a:stretch>
                       <a:fillRect/>
                     </a:stretch>
@@ -2259,7 +2906,7 @@
                     <pic:cNvPicPr/>
                   </pic:nvPicPr>
                   <pic:blipFill>
-                    <a:blip r:embed="rId20"/>
+                    <a:blip r:embed="rId21"/>
                     <a:stretch>
                       <a:fillRect/>
                     </a:stretch>
@@ -2313,7 +2960,7 @@
                     <pic:cNvPicPr/>
                   </pic:nvPicPr>
                   <pic:blipFill>
-                    <a:blip r:embed="rId21"/>
+                    <a:blip r:embed="rId22"/>
                     <a:stretch>
                       <a:fillRect/>
                     </a:stretch>
@@ -2459,7 +3106,7 @@
                     <pic:cNvPicPr/>
                   </pic:nvPicPr>
                   <pic:blipFill>
-                    <a:blip r:embed="rId22" cstate="print">
+                    <a:blip r:embed="rId23" cstate="print">
                       <a:extLst>
                         <a:ext uri="{28A0092B-C50C-407E-A947-70E740481C1C}">
                           <a14:useLocalDpi xmlns:a14="http://schemas.microsoft.com/office/drawing/2010/main" val="0"/>
@@ -2601,7 +3248,7 @@
                     <pic:cNvPicPr/>
                   </pic:nvPicPr>
                   <pic:blipFill>
-                    <a:blip r:embed="rId23"/>
+                    <a:blip r:embed="rId24"/>
                     <a:stretch>
                       <a:fillRect/>
                     </a:stretch>
@@ -2757,7 +3404,7 @@
           <w:lang w:val="he-IL"/>
         </w:rPr>
         <w:drawing>
-          <wp:inline distT="0" distB="0" distL="0" distR="0" wp14:anchorId="234B086E" wp14:editId="0025FC8E">
+          <wp:inline distT="0" distB="0" distL="0" distR="0" wp14:anchorId="234B086E" wp14:editId="0B7794A8">
             <wp:extent cx="5821680" cy="4366707"/>
             <wp:effectExtent l="0" t="0" r="7620" b="0"/>
             <wp:docPr id="355340471" name="Picture 8"/>
@@ -2772,7 +3419,7 @@
                     <pic:cNvPicPr/>
                   </pic:nvPicPr>
                   <pic:blipFill>
-                    <a:blip r:embed="rId24" cstate="print">
+                    <a:blip r:embed="rId25" cstate="print">
                       <a:extLst>
                         <a:ext uri="{28A0092B-C50C-407E-A947-70E740481C1C}">
                           <a14:useLocalDpi xmlns:a14="http://schemas.microsoft.com/office/drawing/2010/main" val="0"/>
@@ -2936,7 +3583,7 @@
                     <pic:cNvPicPr/>
                   </pic:nvPicPr>
                   <pic:blipFill>
-                    <a:blip r:embed="rId25">
+                    <a:blip r:embed="rId26">
                       <a:extLst>
                         <a:ext uri="{28A0092B-C50C-407E-A947-70E740481C1C}">
                           <a14:useLocalDpi xmlns:a14="http://schemas.microsoft.com/office/drawing/2010/main" val="0"/>
@@ -3147,7 +3794,7 @@
                     <pic:cNvPicPr/>
                   </pic:nvPicPr>
                   <pic:blipFill rotWithShape="1">
-                    <a:blip r:embed="rId26">
+                    <a:blip r:embed="rId27">
                       <a:extLst>
                         <a:ext uri="{28A0092B-C50C-407E-A947-70E740481C1C}">
                           <a14:useLocalDpi xmlns:a14="http://schemas.microsoft.com/office/drawing/2010/main" val="0"/>
@@ -3317,7 +3964,7 @@
                     </pic:cNvPicPr>
                   </pic:nvPicPr>
                   <pic:blipFill>
-                    <a:blip r:embed="rId27">
+                    <a:blip r:embed="rId28">
                       <a:extLst>
                         <a:ext uri="{28A0092B-C50C-407E-A947-70E740481C1C}">
                           <a14:useLocalDpi xmlns:a14="http://schemas.microsoft.com/office/drawing/2010/main" val="0"/>
@@ -3515,7 +4162,7 @@
                     <pic:cNvPicPr/>
                   </pic:nvPicPr>
                   <pic:blipFill rotWithShape="1">
-                    <a:blip r:embed="rId28">
+                    <a:blip r:embed="rId29">
                       <a:extLst>
                         <a:ext uri="{28A0092B-C50C-407E-A947-70E740481C1C}">
                           <a14:useLocalDpi xmlns:a14="http://schemas.microsoft.com/office/drawing/2010/main" val="0"/>
@@ -3598,23 +4245,13 @@
         </w:rPr>
         <w:t xml:space="preserve">micro </w:t>
       </w:r>
-      <w:proofErr w:type="spellStart"/>
-      <w:r>
-        <w:rPr>
-          <w:sz w:val="22"/>
-          <w:szCs w:val="22"/>
-          <w:lang w:val="en-US"/>
-        </w:rPr>
-        <w:t>sd</w:t>
-      </w:r>
-      <w:proofErr w:type="spellEnd"/>
-      <w:r>
-        <w:rPr>
-          <w:sz w:val="22"/>
-          <w:szCs w:val="22"/>
-          <w:lang w:val="en-US"/>
-        </w:rPr>
-        <w:t xml:space="preserve"> card reader</w:t>
+      <w:r>
+        <w:rPr>
+          <w:sz w:val="22"/>
+          <w:szCs w:val="22"/>
+          <w:lang w:val="en-US"/>
+        </w:rPr>
+        <w:t>sd card reader</w:t>
       </w:r>
       <w:r>
         <w:rPr>
@@ -3666,7 +4303,7 @@
           <w:lang w:val="en-US"/>
         </w:rPr>
         <w:drawing>
-          <wp:inline distT="0" distB="0" distL="0" distR="0" wp14:anchorId="303AF9C3" wp14:editId="552ED173">
+          <wp:inline distT="0" distB="0" distL="0" distR="0" wp14:anchorId="303AF9C3" wp14:editId="3F611BE2">
             <wp:extent cx="2993705" cy="2209800"/>
             <wp:effectExtent l="0" t="0" r="0" b="0"/>
             <wp:docPr id="564517990" name="Picture 1"/>
@@ -3681,7 +4318,7 @@
                     <pic:cNvPicPr/>
                   </pic:nvPicPr>
                   <pic:blipFill rotWithShape="1">
-                    <a:blip r:embed="rId29" cstate="print">
+                    <a:blip r:embed="rId30" cstate="print">
                       <a:extLst>
                         <a:ext uri="{28A0092B-C50C-407E-A947-70E740481C1C}">
                           <a14:useLocalDpi xmlns:a14="http://schemas.microsoft.com/office/drawing/2010/main" val="0"/>
@@ -3744,7 +4381,6 @@
         </w:rPr>
         <w:t>(ההוראות שאומרות למכונה לאן לזוז).</w:t>
       </w:r>
-      <w:proofErr w:type="spellStart"/>
       <w:r>
         <w:rPr>
           <w:sz w:val="22"/>
@@ -3753,7 +4389,6 @@
         </w:rPr>
         <w:t>gcode</w:t>
       </w:r>
-      <w:proofErr w:type="spellEnd"/>
       <w:r>
         <w:rPr>
           <w:rFonts w:hint="cs"/>
@@ -3862,8 +4497,7 @@
           <w:lang w:val="en-US"/>
         </w:rPr>
       </w:pPr>
-      <w:hyperlink r:id="rId30" w:history="1">
-        <w:proofErr w:type="spellStart"/>
+      <w:hyperlink r:id="rId31" w:history="1">
         <w:r>
           <w:rPr>
             <w:rStyle w:val="Hyperlink"/>
@@ -3875,7 +4509,6 @@
           </w:rPr>
           <w:t>Oshwlab</w:t>
         </w:r>
-        <w:proofErr w:type="spellEnd"/>
       </w:hyperlink>
     </w:p>
     <w:p>
@@ -3898,7 +4531,7 @@
           <w:lang w:val="en-US"/>
         </w:rPr>
         <w:drawing>
-          <wp:inline distT="0" distB="0" distL="0" distR="0" wp14:anchorId="75B05702" wp14:editId="01F5FE70">
+          <wp:inline distT="0" distB="0" distL="0" distR="0" wp14:anchorId="75B05702" wp14:editId="3A28841D">
             <wp:extent cx="3909060" cy="4082027"/>
             <wp:effectExtent l="0" t="0" r="0" b="0"/>
             <wp:docPr id="981562662" name="Picture 1"/>
@@ -3913,7 +4546,7 @@
                     <pic:cNvPicPr/>
                   </pic:nvPicPr>
                   <pic:blipFill rotWithShape="1">
-                    <a:blip r:embed="rId31" cstate="print">
+                    <a:blip r:embed="rId32" cstate="print">
                       <a:extLst>
                         <a:ext uri="{28A0092B-C50C-407E-A947-70E740481C1C}">
                           <a14:useLocalDpi xmlns:a14="http://schemas.microsoft.com/office/drawing/2010/main" val="0"/>
@@ -4169,7 +4802,7 @@
                     <pic:cNvPicPr/>
                   </pic:nvPicPr>
                   <pic:blipFill>
-                    <a:blip r:embed="rId32">
+                    <a:blip r:embed="rId33">
                       <a:extLst>
                         <a:ext uri="{28A0092B-C50C-407E-A947-70E740481C1C}">
                           <a14:useLocalDpi xmlns:a14="http://schemas.microsoft.com/office/drawing/2010/main" val="0"/>
@@ -4286,7 +4919,6 @@
           <w:lang w:val="en-US"/>
         </w:rPr>
       </w:pPr>
-      <w:proofErr w:type="spellStart"/>
       <w:r>
         <w:rPr>
           <w:sz w:val="22"/>
@@ -4295,7 +4927,6 @@
         </w:rPr>
         <w:t>Main.ino</w:t>
       </w:r>
-      <w:proofErr w:type="spellEnd"/>
       <w:r>
         <w:rPr>
           <w:sz w:val="22"/>
@@ -4319,34 +4950,7 @@
           <w:lang w:val="en-US"/>
         </w:rPr>
         <w:tab/>
-      </w:r>
-      <w:proofErr w:type="spellStart"/>
-      <w:proofErr w:type="gramStart"/>
-      <w:r>
-        <w:rPr>
-          <w:sz w:val="22"/>
-          <w:szCs w:val="22"/>
-          <w:lang w:val="en-US"/>
-        </w:rPr>
-        <w:t>executeGCline</w:t>
-      </w:r>
-      <w:proofErr w:type="spellEnd"/>
-      <w:r>
-        <w:rPr>
-          <w:sz w:val="22"/>
-          <w:szCs w:val="22"/>
-          <w:lang w:val="en-US"/>
-        </w:rPr>
-        <w:t>(</w:t>
-      </w:r>
-      <w:proofErr w:type="gramEnd"/>
-      <w:r>
-        <w:rPr>
-          <w:sz w:val="22"/>
-          <w:szCs w:val="22"/>
-          <w:lang w:val="en-US"/>
-        </w:rPr>
-        <w:t>)</w:t>
+        <w:t>executeGCline()</w:t>
       </w:r>
     </w:p>
     <w:p>
@@ -4381,7 +4985,7 @@
                     <pic:cNvPicPr/>
                   </pic:nvPicPr>
                   <pic:blipFill>
-                    <a:blip r:embed="rId33">
+                    <a:blip r:embed="rId34">
                       <a:extLst>
                         <a:ext uri="{28A0092B-C50C-407E-A947-70E740481C1C}">
                           <a14:useLocalDpi xmlns:a14="http://schemas.microsoft.com/office/drawing/2010/main" val="0"/>
@@ -4446,7 +5050,7 @@
                     <pic:cNvPicPr/>
                   </pic:nvPicPr>
                   <pic:blipFill>
-                    <a:blip r:embed="rId34">
+                    <a:blip r:embed="rId35">
                       <a:extLst>
                         <a:ext uri="{28A0092B-C50C-407E-A947-70E740481C1C}">
                           <a14:useLocalDpi xmlns:a14="http://schemas.microsoft.com/office/drawing/2010/main" val="0"/>
@@ -4530,7 +5134,7 @@
         </w:rPr>
         <w:t xml:space="preserve"> </w:t>
       </w:r>
-      <w:hyperlink r:id="rId35" w:history="1">
+      <w:hyperlink r:id="rId36" w:history="1">
         <w:r>
           <w:rPr>
             <w:rStyle w:val="Hyperlink"/>
@@ -4625,7 +5229,7 @@
         </w:rPr>
         <w:t xml:space="preserve"> </w:t>
       </w:r>
-      <w:hyperlink r:id="rId36" w:history="1">
+      <w:hyperlink r:id="rId37" w:history="1">
         <w:r>
           <w:rPr>
             <w:rStyle w:val="Hyperlink"/>
@@ -5118,7 +5722,7 @@
         <w:kern w:val="2"/>
         <w:sz w:val="24"/>
         <w:szCs w:val="24"/>
-        <w:lang w:eastAsia="en-US" w:bidi="he-IL"/>
+        <w:lang w:val="en-001" w:eastAsia="en-US" w:bidi="he-IL"/>
         <w14:ligatures w14:val="standardContextual"/>
       </w:rPr>
     </w:rPrDefault>

--- a/ספר פרוייקט כיתה י', יונתן טורפשטיין.docx
+++ b/ספר פרוייקט כיתה י', יונתן טורפשטיין.docx
@@ -269,13 +269,6 @@
         <w:r>
           <w:rPr>
             <w:rStyle w:val="Hyperlink"/>
-            <w:lang w:val="en-US"/>
-          </w:rPr>
-          <w:t xml:space="preserve">  </w:t>
-        </w:r>
-        <w:r>
-          <w:rPr>
-            <w:rStyle w:val="Hyperlink"/>
             <w:rtl/>
             <w:lang w:val="en-US"/>
           </w:rPr>
@@ -291,6 +284,7 @@
           </w:rPr>
           <w:t>של הפרויקט.</w:t>
         </w:r>
+        <w:proofErr w:type="spellStart"/>
         <w:r>
           <w:rPr>
             <w:rStyle w:val="Hyperlink"/>
@@ -309,6 +303,7 @@
           </w:rPr>
           <w:t>ithub</w:t>
         </w:r>
+        <w:proofErr w:type="spellEnd"/>
       </w:hyperlink>
       <w:r>
         <w:rPr>
@@ -490,6 +485,7 @@
           <w:lang w:val="en-US"/>
         </w:rPr>
       </w:pPr>
+      <w:proofErr w:type="gramStart"/>
       <w:r>
         <w:rPr>
           <w:rFonts w:cs="Arial"/>
@@ -497,7 +493,28 @@
           <w:szCs w:val="32"/>
           <w:lang w:val="en-US"/>
         </w:rPr>
-        <w:t xml:space="preserve">.gcode </w:t>
+        <w:t>.</w:t>
+      </w:r>
+      <w:proofErr w:type="spellStart"/>
+      <w:r>
+        <w:rPr>
+          <w:rFonts w:cs="Arial"/>
+          <w:sz w:val="32"/>
+          <w:szCs w:val="32"/>
+          <w:lang w:val="en-US"/>
+        </w:rPr>
+        <w:t>gcode</w:t>
+      </w:r>
+      <w:proofErr w:type="spellEnd"/>
+      <w:proofErr w:type="gramEnd"/>
+      <w:r>
+        <w:rPr>
+          <w:rFonts w:cs="Arial"/>
+          <w:sz w:val="32"/>
+          <w:szCs w:val="32"/>
+          <w:lang w:val="en-US"/>
+        </w:rPr>
+        <w:t xml:space="preserve"> </w:t>
       </w:r>
       <w:r>
         <w:rPr>
@@ -990,18 +1007,40 @@
         </w:rPr>
         <w:t>זה הניסיון השני שלי בלהכין מדפסת תלת ממד, בניסיון הראשון היה לי עיצוב שלא מאפשר תזוזה יציבה(</w:t>
       </w:r>
-      <w:hyperlink r:id="rId13" w:history="1">
-        <w:r>
-          <w:rPr>
-            <w:rStyle w:val="Hyperlink"/>
-            <w:sz w:val="22"/>
-            <w:szCs w:val="22"/>
-            <w:rtl/>
-            <w:lang w:val="en-US"/>
-          </w:rPr>
-          <w:t>אונשייפ של העיצוב הקודם</w:t>
-        </w:r>
-      </w:hyperlink>
+      <w:proofErr w:type="spellStart"/>
+      <w:r>
+        <w:fldChar w:fldCharType="begin"/>
+      </w:r>
+      <w:r>
+        <w:instrText>HYPERLINK "https://cad.onshape.com/documents/b952cc3ae6dde4798fa6cef6/w/a75674ccd77912fe6442e073/e/6845e0cde51841863a819568?renderMode=0&amp;uiState=6a0582320789b5543df4b4e8"</w:instrText>
+      </w:r>
+      <w:r>
+        <w:fldChar w:fldCharType="separate"/>
+      </w:r>
+      <w:r>
+        <w:rPr>
+          <w:rStyle w:val="Hyperlink"/>
+          <w:sz w:val="22"/>
+          <w:szCs w:val="22"/>
+          <w:rtl/>
+          <w:lang w:val="en-US"/>
+        </w:rPr>
+        <w:t>אונשייפ</w:t>
+      </w:r>
+      <w:proofErr w:type="spellEnd"/>
+      <w:r>
+        <w:rPr>
+          <w:rStyle w:val="Hyperlink"/>
+          <w:sz w:val="22"/>
+          <w:szCs w:val="22"/>
+          <w:rtl/>
+          <w:lang w:val="en-US"/>
+        </w:rPr>
+        <w:t xml:space="preserve"> של העיצוב הקודם</w:t>
+      </w:r>
+      <w:r>
+        <w:fldChar w:fldCharType="end"/>
+      </w:r>
       <w:r>
         <w:rPr>
           <w:rFonts w:hint="cs"/>
@@ -1062,6 +1101,7 @@
         </w:rPr>
         <w:t>.</w:t>
       </w:r>
+      <w:proofErr w:type="spellStart"/>
       <w:r>
         <w:rPr>
           <w:sz w:val="22"/>
@@ -1070,6 +1110,7 @@
         </w:rPr>
         <w:t>gcode</w:t>
       </w:r>
+      <w:proofErr w:type="spellEnd"/>
       <w:r>
         <w:rPr>
           <w:rFonts w:hint="cs"/>
@@ -1155,30 +1196,54 @@
           <w:lang w:val="en-US"/>
         </w:rPr>
       </w:pPr>
-      <w:r>
-        <w:rPr>
-          <w:b/>
-          <w:bCs/>
-          <w:sz w:val="32"/>
-          <w:szCs w:val="32"/>
-          <w:lang w:val="en-US"/>
-        </w:rPr>
-        <w:t xml:space="preserve">:gcode </w:t>
-      </w:r>
-      <w:r>
-        <w:rPr>
-          <w:rFonts w:hint="cs"/>
-          <w:b/>
-          <w:bCs/>
-          <w:sz w:val="32"/>
-          <w:szCs w:val="32"/>
-          <w:rtl/>
+      <w:proofErr w:type="gramStart"/>
+      <w:r>
+        <w:rPr>
+          <w:b/>
+          <w:bCs/>
+          <w:sz w:val="32"/>
+          <w:szCs w:val="32"/>
+          <w:lang w:val="en-US"/>
+        </w:rPr>
+        <w:t>:</w:t>
+      </w:r>
+      <w:proofErr w:type="spellStart"/>
+      <w:r>
+        <w:rPr>
+          <w:b/>
+          <w:bCs/>
+          <w:sz w:val="32"/>
+          <w:szCs w:val="32"/>
+          <w:lang w:val="en-US"/>
+        </w:rPr>
+        <w:t>gcode</w:t>
+      </w:r>
+      <w:proofErr w:type="spellEnd"/>
+      <w:proofErr w:type="gramEnd"/>
+      <w:r>
+        <w:rPr>
+          <w:b/>
+          <w:bCs/>
+          <w:sz w:val="32"/>
+          <w:szCs w:val="32"/>
           <w:lang w:val="en-US"/>
         </w:rPr>
         <w:t xml:space="preserve"> </w:t>
       </w:r>
       <w:r>
         <w:rPr>
+          <w:rFonts w:hint="cs"/>
+          <w:b/>
+          <w:bCs/>
+          <w:sz w:val="32"/>
+          <w:szCs w:val="32"/>
+          <w:rtl/>
+          <w:lang w:val="en-US"/>
+        </w:rPr>
+        <w:t xml:space="preserve"> </w:t>
+      </w:r>
+      <w:r>
+        <w:rPr>
           <w:b/>
           <w:bCs/>
           <w:sz w:val="32"/>
@@ -1231,6 +1296,7 @@
         </w:rPr>
         <w:t>?</w:t>
       </w:r>
+      <w:proofErr w:type="spellStart"/>
       <w:r>
         <w:rPr>
           <w:sz w:val="22"/>
@@ -1239,6 +1305,7 @@
         </w:rPr>
         <w:t>gcode</w:t>
       </w:r>
+      <w:proofErr w:type="spellEnd"/>
       <w:r>
         <w:rPr>
           <w:rFonts w:hint="cs"/>
@@ -1278,13 +1345,23 @@
         </w:rPr>
         <w:t xml:space="preserve"> בעיקר משומשים במכונות ייצור</w:t>
       </w:r>
-      <w:r>
-        <w:rPr>
-          <w:sz w:val="22"/>
-          <w:szCs w:val="22"/>
-          <w:lang w:val="en-US"/>
-        </w:rPr>
-        <w:t xml:space="preserve">gcode  </w:t>
+      <w:proofErr w:type="spellStart"/>
+      <w:r>
+        <w:rPr>
+          <w:sz w:val="22"/>
+          <w:szCs w:val="22"/>
+          <w:lang w:val="en-US"/>
+        </w:rPr>
+        <w:t>gcode</w:t>
+      </w:r>
+      <w:proofErr w:type="spellEnd"/>
+      <w:r>
+        <w:rPr>
+          <w:sz w:val="22"/>
+          <w:szCs w:val="22"/>
+          <w:lang w:val="en-US"/>
+        </w:rPr>
+        <w:t xml:space="preserve">  </w:t>
       </w:r>
       <w:r>
         <w:rPr>
@@ -1387,6 +1464,7 @@
         </w:rPr>
         <w:t>?</w:t>
       </w:r>
+      <w:proofErr w:type="spellStart"/>
       <w:r>
         <w:rPr>
           <w:sz w:val="22"/>
@@ -1395,16 +1473,122 @@
         </w:rPr>
         <w:t>gcode</w:t>
       </w:r>
-      <w:r>
-        <w:rPr>
-          <w:rFonts w:hint="cs"/>
-          <w:sz w:val="22"/>
-          <w:szCs w:val="22"/>
-          <w:rtl/>
-          <w:lang w:val="en-US"/>
-        </w:rPr>
-        <w:t>איך שורה של</w:t>
-      </w:r>
+      <w:proofErr w:type="spellEnd"/>
+      <w:r>
+        <w:rPr>
+          <w:rFonts w:hint="cs"/>
+          <w:sz w:val="22"/>
+          <w:szCs w:val="22"/>
+          <w:rtl/>
+          <w:lang w:val="en-US"/>
+        </w:rPr>
+        <w:t xml:space="preserve">איך שורה של </w:t>
+      </w:r>
+    </w:p>
+    <w:p>
+      <w:pPr>
+        <w:jc w:val="right"/>
+        <w:rPr>
+          <w:sz w:val="22"/>
+          <w:szCs w:val="22"/>
+          <w:lang w:val="en-US"/>
+        </w:rPr>
+      </w:pPr>
+      <w:r>
+        <w:rPr>
+          <w:sz w:val="22"/>
+          <w:szCs w:val="22"/>
+          <w:lang w:val="en-US"/>
+        </w:rPr>
+        <w:t>G1 X</w:t>
+      </w:r>
+      <w:r>
+        <w:rPr>
+          <w:sz w:val="22"/>
+          <w:szCs w:val="22"/>
+          <w:lang w:val="en-US"/>
+        </w:rPr>
+        <w:t xml:space="preserve">67 </w:t>
+      </w:r>
+      <w:r>
+        <w:rPr>
+          <w:sz w:val="22"/>
+          <w:szCs w:val="22"/>
+          <w:lang w:val="en-US"/>
+        </w:rPr>
+        <w:t>Y</w:t>
+      </w:r>
+      <w:r>
+        <w:rPr>
+          <w:sz w:val="22"/>
+          <w:szCs w:val="22"/>
+          <w:lang w:val="en-US"/>
+        </w:rPr>
+        <w:t>6</w:t>
+      </w:r>
+      <w:r>
+        <w:rPr>
+          <w:sz w:val="22"/>
+          <w:szCs w:val="22"/>
+          <w:lang w:val="en-US"/>
+        </w:rPr>
+        <w:t>9 E</w:t>
+      </w:r>
+      <w:r>
+        <w:rPr>
+          <w:sz w:val="22"/>
+          <w:szCs w:val="22"/>
+          <w:lang w:val="en-US"/>
+        </w:rPr>
+        <w:t>420</w:t>
+      </w:r>
+    </w:p>
+    <w:p>
+      <w:pPr>
+        <w:jc w:val="right"/>
+        <w:rPr>
+          <w:sz w:val="22"/>
+          <w:szCs w:val="22"/>
+          <w:rtl/>
+          <w:lang w:val="en-US"/>
+        </w:rPr>
+      </w:pPr>
+      <w:r>
+        <w:rPr>
+          <w:sz w:val="22"/>
+          <w:szCs w:val="22"/>
+          <w:lang w:val="en-US"/>
+        </w:rPr>
+        <w:t xml:space="preserve">     </w:t>
+      </w:r>
+      <w:r>
+        <w:rPr>
+          <w:rFonts w:hint="cs"/>
+          <w:sz w:val="22"/>
+          <w:szCs w:val="22"/>
+          <w:rtl/>
+          <w:lang w:val="en-US"/>
+        </w:rPr>
+        <w:t>מחולקת לשני חלקים:</w:t>
+      </w:r>
+      <w:r>
+        <w:rPr>
+          <w:sz w:val="22"/>
+          <w:szCs w:val="22"/>
+          <w:lang w:val="en-US"/>
+        </w:rPr>
+        <w:t xml:space="preserve">  </w:t>
+      </w:r>
+      <w:proofErr w:type="spellStart"/>
+      <w:r>
+        <w:rPr>
+          <w:sz w:val="22"/>
+          <w:szCs w:val="22"/>
+          <w:lang w:val="en-US"/>
+        </w:rPr>
+        <w:t>gcode</w:t>
+      </w:r>
+      <w:proofErr w:type="spellEnd"/>
       <w:r>
         <w:rPr>
           <w:rFonts w:hint="cs"/>
@@ -1415,23 +1599,93 @@
         </w:rPr>
         <w:t xml:space="preserve"> </w:t>
       </w:r>
-    </w:p>
-    <w:p>
-      <w:pPr>
-        <w:jc w:val="right"/>
-        <w:rPr>
-          <w:sz w:val="22"/>
-          <w:szCs w:val="22"/>
-          <w:lang w:val="en-US"/>
-        </w:rPr>
-      </w:pPr>
-      <w:r>
-        <w:rPr>
-          <w:sz w:val="22"/>
-          <w:szCs w:val="22"/>
-          <w:lang w:val="en-US"/>
-        </w:rPr>
-        <w:t>G1 X</w:t>
+      <w:r>
+        <w:rPr>
+          <w:rFonts w:hint="cs"/>
+          <w:sz w:val="22"/>
+          <w:szCs w:val="22"/>
+          <w:rtl/>
+          <w:lang w:val="en-US"/>
+        </w:rPr>
+        <w:t>שורה ב-</w:t>
+      </w:r>
+    </w:p>
+    <w:p>
+      <w:pPr>
+        <w:jc w:val="right"/>
+        <w:rPr>
+          <w:sz w:val="22"/>
+          <w:szCs w:val="22"/>
+          <w:rtl/>
+          <w:lang w:val="en-US"/>
+        </w:rPr>
+      </w:pPr>
+      <w:r>
+        <w:rPr>
+          <w:rFonts w:hint="cs"/>
+          <w:sz w:val="22"/>
+          <w:szCs w:val="22"/>
+          <w:rtl/>
+          <w:lang w:val="en-US"/>
+        </w:rPr>
+        <w:t>: סוג הפקודה(במקרה הזה לזוז)</w:t>
+      </w:r>
+      <w:r>
+        <w:rPr>
+          <w:rFonts w:hint="cs"/>
+          <w:sz w:val="22"/>
+          <w:szCs w:val="22"/>
+          <w:rtl/>
+          <w:lang w:val="en-US"/>
+        </w:rPr>
+        <w:t>.</w:t>
+      </w:r>
+      <w:r>
+        <w:rPr>
+          <w:sz w:val="22"/>
+          <w:szCs w:val="22"/>
+          <w:lang w:val="en-US"/>
+        </w:rPr>
+        <w:t>G</w:t>
+      </w:r>
+      <w:r>
+        <w:rPr>
+          <w:rFonts w:hint="cs"/>
+          <w:sz w:val="22"/>
+          <w:szCs w:val="22"/>
+          <w:rtl/>
+          <w:lang w:val="en-US"/>
+        </w:rPr>
+        <w:t>1</w:t>
+      </w:r>
+    </w:p>
+    <w:p>
+      <w:pPr>
+        <w:jc w:val="right"/>
+        <w:rPr>
+          <w:sz w:val="22"/>
+          <w:szCs w:val="22"/>
+          <w:rtl/>
+          <w:lang w:val="en-US"/>
+        </w:rPr>
+      </w:pPr>
+      <w:r>
+        <w:rPr>
+          <w:rFonts w:hint="cs"/>
+          <w:sz w:val="22"/>
+          <w:szCs w:val="22"/>
+          <w:rtl/>
+          <w:lang w:val="en-US"/>
+        </w:rPr>
+        <w:t>: הפרמטרים.</w:t>
+      </w:r>
+      <w:r>
+        <w:rPr>
+          <w:sz w:val="22"/>
+          <w:szCs w:val="22"/>
+          <w:lang w:val="en-US"/>
+        </w:rPr>
+        <w:t>X</w:t>
       </w:r>
       <w:r>
         <w:rPr>
@@ -1486,119 +1740,49 @@
       </w:pPr>
       <w:r>
         <w:rPr>
-          <w:sz w:val="22"/>
-          <w:szCs w:val="22"/>
-          <w:lang w:val="en-US"/>
-        </w:rPr>
-        <w:t xml:space="preserve">     </w:t>
-      </w:r>
-      <w:r>
-        <w:rPr>
-          <w:rFonts w:hint="cs"/>
-          <w:sz w:val="22"/>
-          <w:szCs w:val="22"/>
-          <w:rtl/>
-          <w:lang w:val="en-US"/>
-        </w:rPr>
-        <w:t>מחולקת לשני חלקים:</w:t>
-      </w:r>
-      <w:r>
-        <w:rPr>
-          <w:sz w:val="22"/>
-          <w:szCs w:val="22"/>
-          <w:lang w:val="en-US"/>
-        </w:rPr>
-        <w:t xml:space="preserve">  gcode</w:t>
-      </w:r>
-      <w:r>
-        <w:rPr>
-          <w:rFonts w:hint="cs"/>
-          <w:sz w:val="22"/>
-          <w:szCs w:val="22"/>
-          <w:rtl/>
-          <w:lang w:val="en-US"/>
-        </w:rPr>
-        <w:t xml:space="preserve"> </w:t>
-      </w:r>
-      <w:r>
-        <w:rPr>
-          <w:rFonts w:hint="cs"/>
-          <w:sz w:val="22"/>
-          <w:szCs w:val="22"/>
-          <w:rtl/>
-          <w:lang w:val="en-US"/>
-        </w:rPr>
-        <w:t>שורה ב-</w:t>
-      </w:r>
-    </w:p>
-    <w:p>
-      <w:pPr>
-        <w:jc w:val="right"/>
-        <w:rPr>
-          <w:sz w:val="22"/>
-          <w:szCs w:val="22"/>
-          <w:rtl/>
-          <w:lang w:val="en-US"/>
-        </w:rPr>
-      </w:pPr>
-      <w:r>
-        <w:rPr>
-          <w:rFonts w:hint="cs"/>
-          <w:sz w:val="22"/>
-          <w:szCs w:val="22"/>
-          <w:rtl/>
-          <w:lang w:val="en-US"/>
-        </w:rPr>
-        <w:t>: סוג הפקודה(במקרה הזה לזוז)</w:t>
-      </w:r>
-      <w:r>
-        <w:rPr>
-          <w:rFonts w:hint="cs"/>
-          <w:sz w:val="22"/>
-          <w:szCs w:val="22"/>
-          <w:rtl/>
-          <w:lang w:val="en-US"/>
-        </w:rPr>
-        <w:t>.</w:t>
-      </w:r>
-      <w:r>
-        <w:rPr>
-          <w:sz w:val="22"/>
-          <w:szCs w:val="22"/>
-          <w:lang w:val="en-US"/>
-        </w:rPr>
-        <w:t>G</w:t>
-      </w:r>
-      <w:r>
-        <w:rPr>
-          <w:rFonts w:hint="cs"/>
-          <w:sz w:val="22"/>
-          <w:szCs w:val="22"/>
-          <w:rtl/>
-          <w:lang w:val="en-US"/>
-        </w:rPr>
-        <w:t>1</w:t>
-      </w:r>
-    </w:p>
-    <w:p>
-      <w:pPr>
-        <w:jc w:val="right"/>
-        <w:rPr>
-          <w:sz w:val="22"/>
-          <w:szCs w:val="22"/>
-          <w:rtl/>
-          <w:lang w:val="en-US"/>
-        </w:rPr>
-      </w:pPr>
-      <w:r>
-        <w:rPr>
-          <w:rFonts w:hint="cs"/>
-          <w:sz w:val="22"/>
-          <w:szCs w:val="22"/>
-          <w:rtl/>
-          <w:lang w:val="en-US"/>
-        </w:rPr>
-        <w:t>: הפרמטרים.</w:t>
+          <w:rFonts w:hint="cs"/>
+          <w:sz w:val="22"/>
+          <w:szCs w:val="22"/>
+          <w:rtl/>
+          <w:lang w:val="en-US"/>
+        </w:rPr>
+        <w:t xml:space="preserve"> זה הציר של ראש ההדפסה(התוכנה מתייחסת אילו כמו לצירי</w:t>
+      </w:r>
+      <w:r>
+        <w:rPr>
+          <w:sz w:val="22"/>
+          <w:szCs w:val="22"/>
+          <w:lang w:val="en-US"/>
+        </w:rPr>
+        <w:t>E</w:t>
+      </w:r>
+      <w:r>
+        <w:rPr>
+          <w:rFonts w:hint="cs"/>
+          <w:sz w:val="22"/>
+          <w:szCs w:val="22"/>
+          <w:rtl/>
+          <w:lang w:val="en-US"/>
+        </w:rPr>
+        <w:t xml:space="preserve"> מתכוונים לשני הצירים, </w:t>
+      </w:r>
+      <w:r>
+        <w:rPr>
+          <w:sz w:val="22"/>
+          <w:szCs w:val="22"/>
+          <w:lang w:val="en-US"/>
+        </w:rPr>
+        <w:t>Y</w:t>
+      </w:r>
+      <w:r>
+        <w:rPr>
+          <w:rFonts w:hint="cs"/>
+          <w:sz w:val="22"/>
+          <w:szCs w:val="22"/>
+          <w:rtl/>
+          <w:lang w:val="en-US"/>
+        </w:rPr>
+        <w:t xml:space="preserve"> ו-</w:t>
       </w:r>
       <w:r>
         <w:rPr>
@@ -1608,111 +1792,6 @@
         </w:rPr>
         <w:t>X</w:t>
       </w:r>
-      <w:r>
-        <w:rPr>
-          <w:sz w:val="22"/>
-          <w:szCs w:val="22"/>
-          <w:lang w:val="en-US"/>
-        </w:rPr>
-        <w:t xml:space="preserve">67 </w:t>
-      </w:r>
-      <w:r>
-        <w:rPr>
-          <w:sz w:val="22"/>
-          <w:szCs w:val="22"/>
-          <w:lang w:val="en-US"/>
-        </w:rPr>
-        <w:t>Y</w:t>
-      </w:r>
-      <w:r>
-        <w:rPr>
-          <w:sz w:val="22"/>
-          <w:szCs w:val="22"/>
-          <w:lang w:val="en-US"/>
-        </w:rPr>
-        <w:t>6</w:t>
-      </w:r>
-      <w:r>
-        <w:rPr>
-          <w:sz w:val="22"/>
-          <w:szCs w:val="22"/>
-          <w:lang w:val="en-US"/>
-        </w:rPr>
-        <w:t>9 E</w:t>
-      </w:r>
-      <w:r>
-        <w:rPr>
-          <w:sz w:val="22"/>
-          <w:szCs w:val="22"/>
-          <w:lang w:val="en-US"/>
-        </w:rPr>
-        <w:t>420</w:t>
-      </w:r>
-    </w:p>
-    <w:p>
-      <w:pPr>
-        <w:jc w:val="right"/>
-        <w:rPr>
-          <w:sz w:val="22"/>
-          <w:szCs w:val="22"/>
-          <w:rtl/>
-          <w:lang w:val="en-US"/>
-        </w:rPr>
-      </w:pPr>
-      <w:r>
-        <w:rPr>
-          <w:rFonts w:hint="cs"/>
-          <w:sz w:val="22"/>
-          <w:szCs w:val="22"/>
-          <w:rtl/>
-          <w:lang w:val="en-US"/>
-        </w:rPr>
-        <w:t xml:space="preserve"> זה הציר של ראש ההדפסה(התוכנה מתייחסת אילו כמו לצירי</w:t>
-      </w:r>
-      <w:r>
-        <w:rPr>
-          <w:sz w:val="22"/>
-          <w:szCs w:val="22"/>
-          <w:lang w:val="en-US"/>
-        </w:rPr>
-        <w:t>E</w:t>
-      </w:r>
-      <w:r>
-        <w:rPr>
-          <w:rFonts w:hint="cs"/>
-          <w:sz w:val="22"/>
-          <w:szCs w:val="22"/>
-          <w:rtl/>
-          <w:lang w:val="en-US"/>
-        </w:rPr>
-        <w:t xml:space="preserve"> מתכוונים לשני הצירים, </w:t>
-      </w:r>
-      <w:r>
-        <w:rPr>
-          <w:sz w:val="22"/>
-          <w:szCs w:val="22"/>
-          <w:lang w:val="en-US"/>
-        </w:rPr>
-        <w:t>Y</w:t>
-      </w:r>
-      <w:r>
-        <w:rPr>
-          <w:rFonts w:hint="cs"/>
-          <w:sz w:val="22"/>
-          <w:szCs w:val="22"/>
-          <w:rtl/>
-          <w:lang w:val="en-US"/>
-        </w:rPr>
-        <w:t xml:space="preserve"> ו-</w:t>
-      </w:r>
-      <w:r>
-        <w:rPr>
-          <w:sz w:val="22"/>
-          <w:szCs w:val="22"/>
-          <w:lang w:val="en-US"/>
-        </w:rPr>
-        <w:t>X</w:t>
-      </w:r>
     </w:p>
     <w:p>
       <w:pPr>
@@ -1739,7 +1818,6 @@
       <w:pPr>
         <w:jc w:val="right"/>
         <w:rPr>
-          <w:rFonts w:hint="cs"/>
           <w:sz w:val="22"/>
           <w:szCs w:val="22"/>
           <w:lang w:val="en-US"/>
@@ -1856,6 +1934,7 @@
           <w:lang w:val="en-US"/>
         </w:rPr>
       </w:pPr>
+      <w:proofErr w:type="spellStart"/>
       <w:r>
         <w:rPr>
           <w:sz w:val="32"/>
@@ -1864,6 +1943,7 @@
         </w:rPr>
         <w:t>gcode</w:t>
       </w:r>
+      <w:proofErr w:type="spellEnd"/>
       <w:r>
         <w:rPr>
           <w:rFonts w:hint="cs"/>
@@ -1955,7 +2035,8 @@
         </w:rPr>
         <w:t xml:space="preserve"> </w:t>
       </w:r>
-      <w:hyperlink r:id="rId14" w:history="1">
+      <w:hyperlink r:id="rId13" w:history="1">
+        <w:proofErr w:type="spellStart"/>
         <w:r>
           <w:rPr>
             <w:rStyle w:val="Hyperlink"/>
@@ -1963,7 +2044,17 @@
             <w:szCs w:val="32"/>
             <w:lang w:val="en-US"/>
           </w:rPr>
-          <w:t>Onshap a</w:t>
+          <w:t>Onshap</w:t>
+        </w:r>
+        <w:proofErr w:type="spellEnd"/>
+        <w:r>
+          <w:rPr>
+            <w:rStyle w:val="Hyperlink"/>
+            <w:sz w:val="32"/>
+            <w:szCs w:val="32"/>
+            <w:lang w:val="en-US"/>
+          </w:rPr>
+          <w:t xml:space="preserve"> a</w:t>
         </w:r>
         <w:r>
           <w:rPr>
@@ -2017,7 +2108,7 @@
                     <pic:cNvPicPr/>
                   </pic:nvPicPr>
                   <pic:blipFill>
-                    <a:blip r:embed="rId15">
+                    <a:blip r:embed="rId14">
                       <a:extLst>
                         <a:ext uri="{28A0092B-C50C-407E-A947-70E740481C1C}">
                           <a14:useLocalDpi xmlns:a14="http://schemas.microsoft.com/office/drawing/2010/main" val="0"/>
@@ -2054,7 +2145,7 @@
           <w:lang w:val="en-US"/>
         </w:rPr>
       </w:pPr>
-      <w:hyperlink r:id="rId16" w:history="1">
+      <w:hyperlink r:id="rId15" w:history="1">
         <w:r>
           <w:rPr>
             <w:rStyle w:val="Hyperlink"/>
@@ -2160,7 +2251,7 @@
                     <pic:cNvPicPr/>
                   </pic:nvPicPr>
                   <pic:blipFill>
-                    <a:blip r:embed="rId17"/>
+                    <a:blip r:embed="rId16"/>
                     <a:stretch>
                       <a:fillRect/>
                     </a:stretch>
@@ -2384,7 +2475,7 @@
                     <pic:cNvPicPr/>
                   </pic:nvPicPr>
                   <pic:blipFill>
-                    <a:blip r:embed="rId18"/>
+                    <a:blip r:embed="rId17"/>
                     <a:stretch>
                       <a:fillRect/>
                     </a:stretch>
@@ -2577,7 +2668,7 @@
                     <pic:cNvPicPr/>
                   </pic:nvPicPr>
                   <pic:blipFill>
-                    <a:blip r:embed="rId19"/>
+                    <a:blip r:embed="rId18"/>
                     <a:stretch>
                       <a:fillRect/>
                     </a:stretch>
@@ -2740,7 +2831,7 @@
                     <pic:cNvPicPr/>
                   </pic:nvPicPr>
                   <pic:blipFill>
-                    <a:blip r:embed="rId20"/>
+                    <a:blip r:embed="rId19"/>
                     <a:stretch>
                       <a:fillRect/>
                     </a:stretch>
@@ -2906,7 +2997,7 @@
                     <pic:cNvPicPr/>
                   </pic:nvPicPr>
                   <pic:blipFill>
-                    <a:blip r:embed="rId21"/>
+                    <a:blip r:embed="rId20"/>
                     <a:stretch>
                       <a:fillRect/>
                     </a:stretch>
@@ -2960,7 +3051,7 @@
                     <pic:cNvPicPr/>
                   </pic:nvPicPr>
                   <pic:blipFill>
-                    <a:blip r:embed="rId22"/>
+                    <a:blip r:embed="rId21"/>
                     <a:stretch>
                       <a:fillRect/>
                     </a:stretch>
@@ -3106,7 +3197,7 @@
                     <pic:cNvPicPr/>
                   </pic:nvPicPr>
                   <pic:blipFill>
-                    <a:blip r:embed="rId23" cstate="print">
+                    <a:blip r:embed="rId22" cstate="print">
                       <a:extLst>
                         <a:ext uri="{28A0092B-C50C-407E-A947-70E740481C1C}">
                           <a14:useLocalDpi xmlns:a14="http://schemas.microsoft.com/office/drawing/2010/main" val="0"/>
@@ -3248,7 +3339,7 @@
                     <pic:cNvPicPr/>
                   </pic:nvPicPr>
                   <pic:blipFill>
-                    <a:blip r:embed="rId24"/>
+                    <a:blip r:embed="rId23"/>
                     <a:stretch>
                       <a:fillRect/>
                     </a:stretch>
@@ -3404,7 +3495,7 @@
           <w:lang w:val="he-IL"/>
         </w:rPr>
         <w:drawing>
-          <wp:inline distT="0" distB="0" distL="0" distR="0" wp14:anchorId="234B086E" wp14:editId="0B7794A8">
+          <wp:inline distT="0" distB="0" distL="0" distR="0" wp14:anchorId="234B086E" wp14:editId="3DD5690C">
             <wp:extent cx="5821680" cy="4366707"/>
             <wp:effectExtent l="0" t="0" r="7620" b="0"/>
             <wp:docPr id="355340471" name="Picture 8"/>
@@ -3419,7 +3510,7 @@
                     <pic:cNvPicPr/>
                   </pic:nvPicPr>
                   <pic:blipFill>
-                    <a:blip r:embed="rId25" cstate="print">
+                    <a:blip r:embed="rId24" cstate="print">
                       <a:extLst>
                         <a:ext uri="{28A0092B-C50C-407E-A947-70E740481C1C}">
                           <a14:useLocalDpi xmlns:a14="http://schemas.microsoft.com/office/drawing/2010/main" val="0"/>
@@ -3583,7 +3674,7 @@
                     <pic:cNvPicPr/>
                   </pic:nvPicPr>
                   <pic:blipFill>
-                    <a:blip r:embed="rId26">
+                    <a:blip r:embed="rId25">
                       <a:extLst>
                         <a:ext uri="{28A0092B-C50C-407E-A947-70E740481C1C}">
                           <a14:useLocalDpi xmlns:a14="http://schemas.microsoft.com/office/drawing/2010/main" val="0"/>
@@ -3794,7 +3885,7 @@
                     <pic:cNvPicPr/>
                   </pic:nvPicPr>
                   <pic:blipFill rotWithShape="1">
-                    <a:blip r:embed="rId27">
+                    <a:blip r:embed="rId26">
                       <a:extLst>
                         <a:ext uri="{28A0092B-C50C-407E-A947-70E740481C1C}">
                           <a14:useLocalDpi xmlns:a14="http://schemas.microsoft.com/office/drawing/2010/main" val="0"/>
@@ -3964,7 +4055,7 @@
                     </pic:cNvPicPr>
                   </pic:nvPicPr>
                   <pic:blipFill>
-                    <a:blip r:embed="rId28">
+                    <a:blip r:embed="rId27">
                       <a:extLst>
                         <a:ext uri="{28A0092B-C50C-407E-A947-70E740481C1C}">
                           <a14:useLocalDpi xmlns:a14="http://schemas.microsoft.com/office/drawing/2010/main" val="0"/>
@@ -4162,7 +4253,7 @@
                     <pic:cNvPicPr/>
                   </pic:nvPicPr>
                   <pic:blipFill rotWithShape="1">
-                    <a:blip r:embed="rId29">
+                    <a:blip r:embed="rId28">
                       <a:extLst>
                         <a:ext uri="{28A0092B-C50C-407E-A947-70E740481C1C}">
                           <a14:useLocalDpi xmlns:a14="http://schemas.microsoft.com/office/drawing/2010/main" val="0"/>
@@ -4245,13 +4336,23 @@
         </w:rPr>
         <w:t xml:space="preserve">micro </w:t>
       </w:r>
-      <w:r>
-        <w:rPr>
-          <w:sz w:val="22"/>
-          <w:szCs w:val="22"/>
-          <w:lang w:val="en-US"/>
-        </w:rPr>
-        <w:t>sd card reader</w:t>
+      <w:proofErr w:type="spellStart"/>
+      <w:r>
+        <w:rPr>
+          <w:sz w:val="22"/>
+          <w:szCs w:val="22"/>
+          <w:lang w:val="en-US"/>
+        </w:rPr>
+        <w:t>sd</w:t>
+      </w:r>
+      <w:proofErr w:type="spellEnd"/>
+      <w:r>
+        <w:rPr>
+          <w:sz w:val="22"/>
+          <w:szCs w:val="22"/>
+          <w:lang w:val="en-US"/>
+        </w:rPr>
+        <w:t xml:space="preserve"> card reader</w:t>
       </w:r>
       <w:r>
         <w:rPr>
@@ -4303,7 +4404,7 @@
           <w:lang w:val="en-US"/>
         </w:rPr>
         <w:drawing>
-          <wp:inline distT="0" distB="0" distL="0" distR="0" wp14:anchorId="303AF9C3" wp14:editId="3F611BE2">
+          <wp:inline distT="0" distB="0" distL="0" distR="0" wp14:anchorId="303AF9C3" wp14:editId="6D966609">
             <wp:extent cx="2993705" cy="2209800"/>
             <wp:effectExtent l="0" t="0" r="0" b="0"/>
             <wp:docPr id="564517990" name="Picture 1"/>
@@ -4318,7 +4419,7 @@
                     <pic:cNvPicPr/>
                   </pic:nvPicPr>
                   <pic:blipFill rotWithShape="1">
-                    <a:blip r:embed="rId30" cstate="print">
+                    <a:blip r:embed="rId29" cstate="print">
                       <a:extLst>
                         <a:ext uri="{28A0092B-C50C-407E-A947-70E740481C1C}">
                           <a14:useLocalDpi xmlns:a14="http://schemas.microsoft.com/office/drawing/2010/main" val="0"/>
@@ -4381,6 +4482,7 @@
         </w:rPr>
         <w:t>(ההוראות שאומרות למכונה לאן לזוז).</w:t>
       </w:r>
+      <w:proofErr w:type="spellStart"/>
       <w:r>
         <w:rPr>
           <w:sz w:val="22"/>
@@ -4389,6 +4491,7 @@
         </w:rPr>
         <w:t>gcode</w:t>
       </w:r>
+      <w:proofErr w:type="spellEnd"/>
       <w:r>
         <w:rPr>
           <w:rFonts w:hint="cs"/>
@@ -4497,7 +4600,8 @@
           <w:lang w:val="en-US"/>
         </w:rPr>
       </w:pPr>
-      <w:hyperlink r:id="rId31" w:history="1">
+      <w:hyperlink r:id="rId30" w:history="1">
+        <w:proofErr w:type="spellStart"/>
         <w:r>
           <w:rPr>
             <w:rStyle w:val="Hyperlink"/>
@@ -4509,6 +4613,7 @@
           </w:rPr>
           <w:t>Oshwlab</w:t>
         </w:r>
+        <w:proofErr w:type="spellEnd"/>
       </w:hyperlink>
     </w:p>
     <w:p>
@@ -4531,7 +4636,7 @@
           <w:lang w:val="en-US"/>
         </w:rPr>
         <w:drawing>
-          <wp:inline distT="0" distB="0" distL="0" distR="0" wp14:anchorId="75B05702" wp14:editId="3A28841D">
+          <wp:inline distT="0" distB="0" distL="0" distR="0" wp14:anchorId="75B05702" wp14:editId="58CA8D2A">
             <wp:extent cx="3909060" cy="4082027"/>
             <wp:effectExtent l="0" t="0" r="0" b="0"/>
             <wp:docPr id="981562662" name="Picture 1"/>
@@ -4546,7 +4651,7 @@
                     <pic:cNvPicPr/>
                   </pic:nvPicPr>
                   <pic:blipFill rotWithShape="1">
-                    <a:blip r:embed="rId32" cstate="print">
+                    <a:blip r:embed="rId31" cstate="print">
                       <a:extLst>
                         <a:ext uri="{28A0092B-C50C-407E-A947-70E740481C1C}">
                           <a14:useLocalDpi xmlns:a14="http://schemas.microsoft.com/office/drawing/2010/main" val="0"/>
@@ -4802,7 +4907,7 @@
                     <pic:cNvPicPr/>
                   </pic:nvPicPr>
                   <pic:blipFill>
-                    <a:blip r:embed="rId33">
+                    <a:blip r:embed="rId32">
                       <a:extLst>
                         <a:ext uri="{28A0092B-C50C-407E-A947-70E740481C1C}">
                           <a14:useLocalDpi xmlns:a14="http://schemas.microsoft.com/office/drawing/2010/main" val="0"/>
@@ -4919,6 +5024,7 @@
           <w:lang w:val="en-US"/>
         </w:rPr>
       </w:pPr>
+      <w:proofErr w:type="spellStart"/>
       <w:r>
         <w:rPr>
           <w:sz w:val="22"/>
@@ -4927,6 +5033,7 @@
         </w:rPr>
         <w:t>Main.ino</w:t>
       </w:r>
+      <w:proofErr w:type="spellEnd"/>
       <w:r>
         <w:rPr>
           <w:sz w:val="22"/>
@@ -4950,7 +5057,34 @@
           <w:lang w:val="en-US"/>
         </w:rPr>
         <w:tab/>
-        <w:t>executeGCline()</w:t>
+      </w:r>
+      <w:proofErr w:type="spellStart"/>
+      <w:proofErr w:type="gramStart"/>
+      <w:r>
+        <w:rPr>
+          <w:sz w:val="22"/>
+          <w:szCs w:val="22"/>
+          <w:lang w:val="en-US"/>
+        </w:rPr>
+        <w:t>executeGCline</w:t>
+      </w:r>
+      <w:proofErr w:type="spellEnd"/>
+      <w:r>
+        <w:rPr>
+          <w:sz w:val="22"/>
+          <w:szCs w:val="22"/>
+          <w:lang w:val="en-US"/>
+        </w:rPr>
+        <w:t>(</w:t>
+      </w:r>
+      <w:proofErr w:type="gramEnd"/>
+      <w:r>
+        <w:rPr>
+          <w:sz w:val="22"/>
+          <w:szCs w:val="22"/>
+          <w:lang w:val="en-US"/>
+        </w:rPr>
+        <w:t>)</w:t>
       </w:r>
     </w:p>
     <w:p>
@@ -4985,7 +5119,7 @@
                     <pic:cNvPicPr/>
                   </pic:nvPicPr>
                   <pic:blipFill>
-                    <a:blip r:embed="rId34">
+                    <a:blip r:embed="rId33">
                       <a:extLst>
                         <a:ext uri="{28A0092B-C50C-407E-A947-70E740481C1C}">
                           <a14:useLocalDpi xmlns:a14="http://schemas.microsoft.com/office/drawing/2010/main" val="0"/>
@@ -5050,7 +5184,7 @@
                     <pic:cNvPicPr/>
                   </pic:nvPicPr>
                   <pic:blipFill>
-                    <a:blip r:embed="rId35">
+                    <a:blip r:embed="rId34">
                       <a:extLst>
                         <a:ext uri="{28A0092B-C50C-407E-A947-70E740481C1C}">
                           <a14:useLocalDpi xmlns:a14="http://schemas.microsoft.com/office/drawing/2010/main" val="0"/>
@@ -5134,7 +5268,7 @@
         </w:rPr>
         <w:t xml:space="preserve"> </w:t>
       </w:r>
-      <w:hyperlink r:id="rId36" w:history="1">
+      <w:hyperlink r:id="rId35" w:history="1">
         <w:r>
           <w:rPr>
             <w:rStyle w:val="Hyperlink"/>
@@ -5229,7 +5363,7 @@
         </w:rPr>
         <w:t xml:space="preserve"> </w:t>
       </w:r>
-      <w:hyperlink r:id="rId37" w:history="1">
+      <w:hyperlink r:id="rId36" w:history="1">
         <w:r>
           <w:rPr>
             <w:rStyle w:val="Hyperlink"/>

--- a/ספר פרוייקט כיתה י', יונתן טורפשטיין.docx
+++ b/ספר פרוייקט כיתה י', יונתן טורפשטיין.docx
@@ -284,7 +284,6 @@
           </w:rPr>
           <w:t>של הפרויקט.</w:t>
         </w:r>
-        <w:proofErr w:type="spellStart"/>
         <w:r>
           <w:rPr>
             <w:rStyle w:val="Hyperlink"/>
@@ -303,7 +302,6 @@
           </w:rPr>
           <w:t>ithub</w:t>
         </w:r>
-        <w:proofErr w:type="spellEnd"/>
       </w:hyperlink>
       <w:r>
         <w:rPr>
@@ -485,7 +483,6 @@
           <w:lang w:val="en-US"/>
         </w:rPr>
       </w:pPr>
-      <w:proofErr w:type="gramStart"/>
       <w:r>
         <w:rPr>
           <w:rFonts w:cs="Arial"/>
@@ -493,28 +490,7 @@
           <w:szCs w:val="32"/>
           <w:lang w:val="en-US"/>
         </w:rPr>
-        <w:t>.</w:t>
-      </w:r>
-      <w:proofErr w:type="spellStart"/>
-      <w:r>
-        <w:rPr>
-          <w:rFonts w:cs="Arial"/>
-          <w:sz w:val="32"/>
-          <w:szCs w:val="32"/>
-          <w:lang w:val="en-US"/>
-        </w:rPr>
-        <w:t>gcode</w:t>
-      </w:r>
-      <w:proofErr w:type="spellEnd"/>
-      <w:proofErr w:type="gramEnd"/>
-      <w:r>
-        <w:rPr>
-          <w:rFonts w:cs="Arial"/>
-          <w:sz w:val="32"/>
-          <w:szCs w:val="32"/>
-          <w:lang w:val="en-US"/>
-        </w:rPr>
-        <w:t xml:space="preserve"> </w:t>
+        <w:t xml:space="preserve">.gcode </w:t>
       </w:r>
       <w:r>
         <w:rPr>
@@ -1007,40 +983,18 @@
         </w:rPr>
         <w:t>זה הניסיון השני שלי בלהכין מדפסת תלת ממד, בניסיון הראשון היה לי עיצוב שלא מאפשר תזוזה יציבה(</w:t>
       </w:r>
-      <w:proofErr w:type="spellStart"/>
-      <w:r>
-        <w:fldChar w:fldCharType="begin"/>
-      </w:r>
-      <w:r>
-        <w:instrText>HYPERLINK "https://cad.onshape.com/documents/b952cc3ae6dde4798fa6cef6/w/a75674ccd77912fe6442e073/e/6845e0cde51841863a819568?renderMode=0&amp;uiState=6a0582320789b5543df4b4e8"</w:instrText>
-      </w:r>
-      <w:r>
-        <w:fldChar w:fldCharType="separate"/>
-      </w:r>
-      <w:r>
-        <w:rPr>
-          <w:rStyle w:val="Hyperlink"/>
-          <w:sz w:val="22"/>
-          <w:szCs w:val="22"/>
-          <w:rtl/>
-          <w:lang w:val="en-US"/>
-        </w:rPr>
-        <w:t>אונשייפ</w:t>
-      </w:r>
-      <w:proofErr w:type="spellEnd"/>
-      <w:r>
-        <w:rPr>
-          <w:rStyle w:val="Hyperlink"/>
-          <w:sz w:val="22"/>
-          <w:szCs w:val="22"/>
-          <w:rtl/>
-          <w:lang w:val="en-US"/>
-        </w:rPr>
-        <w:t xml:space="preserve"> של העיצוב הקודם</w:t>
-      </w:r>
-      <w:r>
-        <w:fldChar w:fldCharType="end"/>
-      </w:r>
+      <w:hyperlink r:id="rId13" w:history="1">
+        <w:r>
+          <w:rPr>
+            <w:rStyle w:val="Hyperlink"/>
+            <w:sz w:val="22"/>
+            <w:szCs w:val="22"/>
+            <w:rtl/>
+            <w:lang w:val="en-US"/>
+          </w:rPr>
+          <w:t>אונשייפ של העיצוב הקודם</w:t>
+        </w:r>
+      </w:hyperlink>
       <w:r>
         <w:rPr>
           <w:rFonts w:hint="cs"/>
@@ -1079,16 +1033,6 @@
           <w:rtl/>
           <w:lang w:val="en-US"/>
         </w:rPr>
-        <w:t xml:space="preserve"> המודל הזה עדיין</w:t>
-      </w:r>
-      <w:r>
-        <w:rPr>
-          <w:rFonts w:hint="cs"/>
-          <w:sz w:val="22"/>
-          <w:szCs w:val="22"/>
-          <w:rtl/>
-          <w:lang w:val="en-US"/>
-        </w:rPr>
         <w:t xml:space="preserve"> </w:t>
       </w:r>
       <w:r>
@@ -1099,9 +1043,49 @@
           <w:rtl/>
           <w:lang w:val="en-US"/>
         </w:rPr>
+        <w:t>בניסיון</w:t>
+      </w:r>
+      <w:r>
+        <w:rPr>
+          <w:rFonts w:hint="cs"/>
+          <w:sz w:val="22"/>
+          <w:szCs w:val="22"/>
+          <w:rtl/>
+          <w:lang w:val="en-US"/>
+        </w:rPr>
+        <w:t xml:space="preserve"> הזה הכנתי שלד יציב עם השראה ממדפסות אמיתיות ועבדתי עם ספריות </w:t>
+      </w:r>
+      <w:r>
+        <w:rPr>
+          <w:rFonts w:hint="cs"/>
+          <w:sz w:val="22"/>
+          <w:szCs w:val="22"/>
+          <w:rtl/>
+          <w:lang w:val="en-US"/>
+        </w:rPr>
+        <w:t>להכין תזוזה שמתפלת בכמה מנועים באותו הזמן.</w:t>
+      </w:r>
+    </w:p>
+    <w:p>
+      <w:pPr>
+        <w:jc w:val="right"/>
+        <w:rPr>
+          <w:sz w:val="22"/>
+          <w:szCs w:val="22"/>
+          <w:rtl/>
+          <w:lang w:val="en-US"/>
+        </w:rPr>
+      </w:pPr>
+      <w:r>
+        <w:rPr>
+          <w:rFonts w:hint="cs"/>
+          <w:sz w:val="22"/>
+          <w:szCs w:val="22"/>
+          <w:rtl/>
+          <w:lang w:val="en-US"/>
+        </w:rPr>
         <w:t>.</w:t>
       </w:r>
-      <w:proofErr w:type="spellStart"/>
       <w:r>
         <w:rPr>
           <w:sz w:val="22"/>
@@ -1110,7 +1094,16 @@
         </w:rPr>
         <w:t>gcode</w:t>
       </w:r>
-      <w:proofErr w:type="spellEnd"/>
+      <w:r>
+        <w:rPr>
+          <w:rFonts w:hint="cs"/>
+          <w:sz w:val="22"/>
+          <w:szCs w:val="22"/>
+          <w:rtl/>
+          <w:lang w:val="en-US"/>
+        </w:rPr>
+        <w:t>המודל הזה עדיין</w:t>
+      </w:r>
       <w:r>
         <w:rPr>
           <w:rFonts w:hint="cs"/>
@@ -1196,36 +1189,214 @@
           <w:lang w:val="en-US"/>
         </w:rPr>
       </w:pPr>
-      <w:proofErr w:type="gramStart"/>
-      <w:r>
-        <w:rPr>
-          <w:b/>
-          <w:bCs/>
-          <w:sz w:val="32"/>
-          <w:szCs w:val="32"/>
-          <w:lang w:val="en-US"/>
-        </w:rPr>
-        <w:t>:</w:t>
-      </w:r>
-      <w:proofErr w:type="spellStart"/>
-      <w:r>
-        <w:rPr>
-          <w:b/>
-          <w:bCs/>
-          <w:sz w:val="32"/>
-          <w:szCs w:val="32"/>
+      <w:r>
+        <w:rPr>
+          <w:b/>
+          <w:bCs/>
+          <w:sz w:val="32"/>
+          <w:szCs w:val="32"/>
+          <w:lang w:val="en-US"/>
+        </w:rPr>
+        <w:t xml:space="preserve">:gcode </w:t>
+      </w:r>
+      <w:r>
+        <w:rPr>
+          <w:rFonts w:hint="cs"/>
+          <w:b/>
+          <w:bCs/>
+          <w:sz w:val="32"/>
+          <w:szCs w:val="32"/>
+          <w:rtl/>
+          <w:lang w:val="en-US"/>
+        </w:rPr>
+        <w:t xml:space="preserve"> </w:t>
+      </w:r>
+      <w:r>
+        <w:rPr>
+          <w:b/>
+          <w:bCs/>
+          <w:sz w:val="32"/>
+          <w:szCs w:val="32"/>
+          <w:rtl/>
+          <w:lang w:val="en-US"/>
+        </w:rPr>
+        <w:t>–</w:t>
+      </w:r>
+      <w:r>
+        <w:rPr>
+          <w:rFonts w:hint="cs"/>
+          <w:b/>
+          <w:bCs/>
+          <w:sz w:val="32"/>
+          <w:szCs w:val="32"/>
+          <w:rtl/>
+          <w:lang w:val="en-US"/>
+        </w:rPr>
+        <w:t xml:space="preserve"> הסבר קצר על</w:t>
+      </w:r>
+      <w:r>
+        <w:rPr>
+          <w:b/>
+          <w:bCs/>
+          <w:sz w:val="32"/>
+          <w:szCs w:val="32"/>
+          <w:lang w:val="en-US"/>
+        </w:rPr>
+        <w:t>2.1</w:t>
+      </w:r>
+    </w:p>
+    <w:p>
+      <w:pPr>
+        <w:jc w:val="right"/>
+        <w:rPr>
+          <w:sz w:val="22"/>
+          <w:szCs w:val="22"/>
+          <w:rtl/>
+          <w:lang w:val="en-US"/>
+        </w:rPr>
+      </w:pPr>
+      <w:r>
+        <w:rPr>
+          <w:rFonts w:hint="cs"/>
+          <w:sz w:val="22"/>
+          <w:szCs w:val="22"/>
+          <w:rtl/>
+          <w:lang w:val="en-US"/>
+        </w:rPr>
+        <w:t>?</w:t>
+      </w:r>
+      <w:r>
+        <w:rPr>
+          <w:sz w:val="22"/>
+          <w:szCs w:val="22"/>
           <w:lang w:val="en-US"/>
         </w:rPr>
         <w:t>gcode</w:t>
       </w:r>
-      <w:proofErr w:type="spellEnd"/>
-      <w:proofErr w:type="gramEnd"/>
-      <w:r>
-        <w:rPr>
-          <w:b/>
-          <w:bCs/>
-          <w:sz w:val="32"/>
-          <w:szCs w:val="32"/>
+      <w:r>
+        <w:rPr>
+          <w:rFonts w:hint="cs"/>
+          <w:sz w:val="22"/>
+          <w:szCs w:val="22"/>
+          <w:rtl/>
+          <w:lang w:val="en-US"/>
+        </w:rPr>
+        <w:t xml:space="preserve">מהו </w:t>
+      </w:r>
+    </w:p>
+    <w:p>
+      <w:pPr>
+        <w:jc w:val="right"/>
+        <w:rPr>
+          <w:sz w:val="22"/>
+          <w:szCs w:val="22"/>
+          <w:rtl/>
+          <w:lang w:val="en-US"/>
+        </w:rPr>
+      </w:pPr>
+      <w:r>
+        <w:rPr>
+          <w:sz w:val="22"/>
+          <w:szCs w:val="22"/>
+          <w:lang w:val="en-US"/>
+        </w:rPr>
+        <w:t xml:space="preserve">  </w:t>
+      </w:r>
+      <w:r>
+        <w:rPr>
+          <w:rFonts w:hint="cs"/>
+          <w:sz w:val="22"/>
+          <w:szCs w:val="22"/>
+          <w:rtl/>
+          <w:lang w:val="en-US"/>
+        </w:rPr>
+        <w:t xml:space="preserve"> בעיקר משומשים במכונות ייצור</w:t>
+      </w:r>
+      <w:r>
+        <w:rPr>
+          <w:sz w:val="22"/>
+          <w:szCs w:val="22"/>
+          <w:lang w:val="en-US"/>
+        </w:rPr>
+        <w:t xml:space="preserve">gcode  </w:t>
+      </w:r>
+      <w:r>
+        <w:rPr>
+          <w:rFonts w:hint="cs"/>
+          <w:sz w:val="22"/>
+          <w:szCs w:val="22"/>
+          <w:rtl/>
+          <w:lang w:val="en-US"/>
+        </w:rPr>
+        <w:t>סוג קובץ שמכיל בעיקר הוראות לתזוזה של מנועים, קבצי</w:t>
+      </w:r>
+    </w:p>
+    <w:p>
+      <w:pPr>
+        <w:jc w:val="right"/>
+        <w:rPr>
+          <w:sz w:val="22"/>
+          <w:szCs w:val="22"/>
+          <w:rtl/>
+          <w:lang w:val="en-US"/>
+        </w:rPr>
+      </w:pPr>
+      <w:r>
+        <w:rPr>
+          <w:rFonts w:hint="cs"/>
+          <w:sz w:val="22"/>
+          <w:szCs w:val="22"/>
+          <w:rtl/>
+          <w:lang w:val="en-US"/>
+        </w:rPr>
+        <w:t>.</w:t>
+      </w:r>
+      <w:r>
+        <w:rPr>
+          <w:sz w:val="22"/>
+          <w:szCs w:val="22"/>
+          <w:lang w:val="en-US"/>
+        </w:rPr>
+        <w:t>CNC</w:t>
+      </w:r>
+      <w:r>
+        <w:rPr>
+          <w:rFonts w:hint="cs"/>
+          <w:sz w:val="22"/>
+          <w:szCs w:val="22"/>
+          <w:rtl/>
+          <w:lang w:val="en-US"/>
+        </w:rPr>
+        <w:t>כמו מדפסות תלת ממד ו-</w:t>
+      </w:r>
+    </w:p>
+    <w:p>
+      <w:pPr>
+        <w:jc w:val="right"/>
+        <w:rPr>
+          <w:sz w:val="22"/>
+          <w:szCs w:val="22"/>
+          <w:rtl/>
+          <w:lang w:val="en-US"/>
+        </w:rPr>
+      </w:pPr>
+    </w:p>
+    <w:p>
+      <w:pPr>
+        <w:jc w:val="right"/>
+        <w:rPr>
+          <w:sz w:val="22"/>
+          <w:szCs w:val="22"/>
+          <w:rtl/>
+          <w:lang w:val="en-US"/>
+        </w:rPr>
+      </w:pPr>
+      <w:r>
+        <w:rPr>
+          <w:rFonts w:hint="cs"/>
+          <w:sz w:val="22"/>
+          <w:szCs w:val="22"/>
+          <w:rtl/>
           <w:lang w:val="en-US"/>
         </w:rPr>
         <w:t xml:space="preserve"> </w:t>
@@ -1233,59 +1404,13 @@
       <w:r>
         <w:rPr>
           <w:rFonts w:hint="cs"/>
-          <w:b/>
-          <w:bCs/>
-          <w:sz w:val="32"/>
-          <w:szCs w:val="32"/>
-          <w:rtl/>
-          <w:lang w:val="en-US"/>
-        </w:rPr>
-        <w:t xml:space="preserve"> </w:t>
-      </w:r>
-      <w:r>
-        <w:rPr>
-          <w:b/>
-          <w:bCs/>
-          <w:sz w:val="32"/>
-          <w:szCs w:val="32"/>
-          <w:rtl/>
-          <w:lang w:val="en-US"/>
-        </w:rPr>
-        <w:t>–</w:t>
-      </w:r>
-      <w:r>
-        <w:rPr>
-          <w:rFonts w:hint="cs"/>
-          <w:b/>
-          <w:bCs/>
-          <w:sz w:val="32"/>
-          <w:szCs w:val="32"/>
-          <w:rtl/>
-          <w:lang w:val="en-US"/>
-        </w:rPr>
-        <w:t xml:space="preserve"> הסבר קצר על</w:t>
-      </w:r>
-      <w:r>
-        <w:rPr>
-          <w:b/>
-          <w:bCs/>
-          <w:sz w:val="32"/>
-          <w:szCs w:val="32"/>
-          <w:lang w:val="en-US"/>
-        </w:rPr>
-        <w:t>2.1</w:t>
-      </w:r>
-    </w:p>
-    <w:p>
-      <w:pPr>
-        <w:jc w:val="right"/>
-        <w:rPr>
-          <w:sz w:val="22"/>
-          <w:szCs w:val="22"/>
-          <w:rtl/>
-          <w:lang w:val="en-US"/>
-        </w:rPr>
-      </w:pPr>
+          <w:sz w:val="22"/>
+          <w:szCs w:val="22"/>
+          <w:rtl/>
+          <w:lang w:val="en-US"/>
+        </w:rPr>
+        <w:t>נראית</w:t>
+      </w:r>
       <w:r>
         <w:rPr>
           <w:rFonts w:hint="cs"/>
@@ -1296,7 +1421,6 @@
         </w:rPr>
         <w:t>?</w:t>
       </w:r>
-      <w:proofErr w:type="spellStart"/>
       <w:r>
         <w:rPr>
           <w:sz w:val="22"/>
@@ -1305,175 +1429,6 @@
         </w:rPr>
         <w:t>gcode</w:t>
       </w:r>
-      <w:proofErr w:type="spellEnd"/>
-      <w:r>
-        <w:rPr>
-          <w:rFonts w:hint="cs"/>
-          <w:sz w:val="22"/>
-          <w:szCs w:val="22"/>
-          <w:rtl/>
-          <w:lang w:val="en-US"/>
-        </w:rPr>
-        <w:t xml:space="preserve">מהו </w:t>
-      </w:r>
-    </w:p>
-    <w:p>
-      <w:pPr>
-        <w:jc w:val="right"/>
-        <w:rPr>
-          <w:sz w:val="22"/>
-          <w:szCs w:val="22"/>
-          <w:rtl/>
-          <w:lang w:val="en-US"/>
-        </w:rPr>
-      </w:pPr>
-      <w:r>
-        <w:rPr>
-          <w:sz w:val="22"/>
-          <w:szCs w:val="22"/>
-          <w:lang w:val="en-US"/>
-        </w:rPr>
-        <w:t xml:space="preserve">  </w:t>
-      </w:r>
-      <w:r>
-        <w:rPr>
-          <w:rFonts w:hint="cs"/>
-          <w:sz w:val="22"/>
-          <w:szCs w:val="22"/>
-          <w:rtl/>
-          <w:lang w:val="en-US"/>
-        </w:rPr>
-        <w:t xml:space="preserve"> בעיקר משומשים במכונות ייצור</w:t>
-      </w:r>
-      <w:proofErr w:type="spellStart"/>
-      <w:r>
-        <w:rPr>
-          <w:sz w:val="22"/>
-          <w:szCs w:val="22"/>
-          <w:lang w:val="en-US"/>
-        </w:rPr>
-        <w:t>gcode</w:t>
-      </w:r>
-      <w:proofErr w:type="spellEnd"/>
-      <w:r>
-        <w:rPr>
-          <w:sz w:val="22"/>
-          <w:szCs w:val="22"/>
-          <w:lang w:val="en-US"/>
-        </w:rPr>
-        <w:t xml:space="preserve">  </w:t>
-      </w:r>
-      <w:r>
-        <w:rPr>
-          <w:rFonts w:hint="cs"/>
-          <w:sz w:val="22"/>
-          <w:szCs w:val="22"/>
-          <w:rtl/>
-          <w:lang w:val="en-US"/>
-        </w:rPr>
-        <w:t>סוג קובץ שמכיל בעיקר הוראות לתזוזה של מנועים, קבצי</w:t>
-      </w:r>
-    </w:p>
-    <w:p>
-      <w:pPr>
-        <w:jc w:val="right"/>
-        <w:rPr>
-          <w:sz w:val="22"/>
-          <w:szCs w:val="22"/>
-          <w:rtl/>
-          <w:lang w:val="en-US"/>
-        </w:rPr>
-      </w:pPr>
-      <w:r>
-        <w:rPr>
-          <w:rFonts w:hint="cs"/>
-          <w:sz w:val="22"/>
-          <w:szCs w:val="22"/>
-          <w:rtl/>
-          <w:lang w:val="en-US"/>
-        </w:rPr>
-        <w:t>.</w:t>
-      </w:r>
-      <w:r>
-        <w:rPr>
-          <w:sz w:val="22"/>
-          <w:szCs w:val="22"/>
-          <w:lang w:val="en-US"/>
-        </w:rPr>
-        <w:t>CNC</w:t>
-      </w:r>
-      <w:r>
-        <w:rPr>
-          <w:rFonts w:hint="cs"/>
-          <w:sz w:val="22"/>
-          <w:szCs w:val="22"/>
-          <w:rtl/>
-          <w:lang w:val="en-US"/>
-        </w:rPr>
-        <w:t>כמו מדפסות תלת ממד ו-</w:t>
-      </w:r>
-    </w:p>
-    <w:p>
-      <w:pPr>
-        <w:jc w:val="right"/>
-        <w:rPr>
-          <w:sz w:val="22"/>
-          <w:szCs w:val="22"/>
-          <w:rtl/>
-          <w:lang w:val="en-US"/>
-        </w:rPr>
-      </w:pPr>
-    </w:p>
-    <w:p>
-      <w:pPr>
-        <w:jc w:val="right"/>
-        <w:rPr>
-          <w:sz w:val="22"/>
-          <w:szCs w:val="22"/>
-          <w:rtl/>
-          <w:lang w:val="en-US"/>
-        </w:rPr>
-      </w:pPr>
-      <w:r>
-        <w:rPr>
-          <w:rFonts w:hint="cs"/>
-          <w:sz w:val="22"/>
-          <w:szCs w:val="22"/>
-          <w:rtl/>
-          <w:lang w:val="en-US"/>
-        </w:rPr>
-        <w:t xml:space="preserve"> </w:t>
-      </w:r>
-      <w:r>
-        <w:rPr>
-          <w:rFonts w:hint="cs"/>
-          <w:sz w:val="22"/>
-          <w:szCs w:val="22"/>
-          <w:rtl/>
-          <w:lang w:val="en-US"/>
-        </w:rPr>
-        <w:t>נראית</w:t>
-      </w:r>
-      <w:r>
-        <w:rPr>
-          <w:rFonts w:hint="cs"/>
-          <w:sz w:val="22"/>
-          <w:szCs w:val="22"/>
-          <w:rtl/>
-          <w:lang w:val="en-US"/>
-        </w:rPr>
-        <w:t>?</w:t>
-      </w:r>
-      <w:proofErr w:type="spellStart"/>
-      <w:r>
-        <w:rPr>
-          <w:sz w:val="22"/>
-          <w:szCs w:val="22"/>
-          <w:lang w:val="en-US"/>
-        </w:rPr>
-        <w:t>gcode</w:t>
-      </w:r>
-      <w:proofErr w:type="spellEnd"/>
       <w:r>
         <w:rPr>
           <w:rFonts w:hint="cs"/>
@@ -1577,18 +1532,8 @@
           <w:szCs w:val="22"/>
           <w:lang w:val="en-US"/>
         </w:rPr>
-        <w:t xml:space="preserve">  </w:t>
-      </w:r>
-      <w:proofErr w:type="spellStart"/>
-      <w:r>
-        <w:rPr>
-          <w:sz w:val="22"/>
-          <w:szCs w:val="22"/>
-          <w:lang w:val="en-US"/>
-        </w:rPr>
-        <w:t>gcode</w:t>
-      </w:r>
-      <w:proofErr w:type="spellEnd"/>
+        <w:t xml:space="preserve">  gcode</w:t>
+      </w:r>
       <w:r>
         <w:rPr>
           <w:rFonts w:hint="cs"/>
@@ -1934,7 +1879,6 @@
           <w:lang w:val="en-US"/>
         </w:rPr>
       </w:pPr>
-      <w:proofErr w:type="spellStart"/>
       <w:r>
         <w:rPr>
           <w:sz w:val="32"/>
@@ -1943,7 +1887,6 @@
         </w:rPr>
         <w:t>gcode</w:t>
       </w:r>
-      <w:proofErr w:type="spellEnd"/>
       <w:r>
         <w:rPr>
           <w:rFonts w:hint="cs"/>
@@ -2035,8 +1978,7 @@
         </w:rPr>
         <w:t xml:space="preserve"> </w:t>
       </w:r>
-      <w:hyperlink r:id="rId13" w:history="1">
-        <w:proofErr w:type="spellStart"/>
+      <w:hyperlink r:id="rId14" w:history="1">
         <w:r>
           <w:rPr>
             <w:rStyle w:val="Hyperlink"/>
@@ -2044,17 +1986,7 @@
             <w:szCs w:val="32"/>
             <w:lang w:val="en-US"/>
           </w:rPr>
-          <w:t>Onshap</w:t>
-        </w:r>
-        <w:proofErr w:type="spellEnd"/>
-        <w:r>
-          <w:rPr>
-            <w:rStyle w:val="Hyperlink"/>
-            <w:sz w:val="32"/>
-            <w:szCs w:val="32"/>
-            <w:lang w:val="en-US"/>
-          </w:rPr>
-          <w:t xml:space="preserve"> a</w:t>
+          <w:t>Onshap a</w:t>
         </w:r>
         <w:r>
           <w:rPr>
@@ -2108,7 +2040,7 @@
                     <pic:cNvPicPr/>
                   </pic:nvPicPr>
                   <pic:blipFill>
-                    <a:blip r:embed="rId14">
+                    <a:blip r:embed="rId15">
                       <a:extLst>
                         <a:ext uri="{28A0092B-C50C-407E-A947-70E740481C1C}">
                           <a14:useLocalDpi xmlns:a14="http://schemas.microsoft.com/office/drawing/2010/main" val="0"/>
@@ -2145,7 +2077,7 @@
           <w:lang w:val="en-US"/>
         </w:rPr>
       </w:pPr>
-      <w:hyperlink r:id="rId15" w:history="1">
+      <w:hyperlink r:id="rId16" w:history="1">
         <w:r>
           <w:rPr>
             <w:rStyle w:val="Hyperlink"/>
@@ -2251,7 +2183,7 @@
                     <pic:cNvPicPr/>
                   </pic:nvPicPr>
                   <pic:blipFill>
-                    <a:blip r:embed="rId16"/>
+                    <a:blip r:embed="rId17"/>
                     <a:stretch>
                       <a:fillRect/>
                     </a:stretch>
@@ -2475,7 +2407,7 @@
                     <pic:cNvPicPr/>
                   </pic:nvPicPr>
                   <pic:blipFill>
-                    <a:blip r:embed="rId17"/>
+                    <a:blip r:embed="rId18"/>
                     <a:stretch>
                       <a:fillRect/>
                     </a:stretch>
@@ -2668,7 +2600,7 @@
                     <pic:cNvPicPr/>
                   </pic:nvPicPr>
                   <pic:blipFill>
-                    <a:blip r:embed="rId18"/>
+                    <a:blip r:embed="rId19"/>
                     <a:stretch>
                       <a:fillRect/>
                     </a:stretch>
@@ -2831,7 +2763,7 @@
                     <pic:cNvPicPr/>
                   </pic:nvPicPr>
                   <pic:blipFill>
-                    <a:blip r:embed="rId19"/>
+                    <a:blip r:embed="rId20"/>
                     <a:stretch>
                       <a:fillRect/>
                     </a:stretch>
@@ -2997,7 +2929,7 @@
                     <pic:cNvPicPr/>
                   </pic:nvPicPr>
                   <pic:blipFill>
-                    <a:blip r:embed="rId20"/>
+                    <a:blip r:embed="rId21"/>
                     <a:stretch>
                       <a:fillRect/>
                     </a:stretch>
@@ -3051,7 +2983,7 @@
                     <pic:cNvPicPr/>
                   </pic:nvPicPr>
                   <pic:blipFill>
-                    <a:blip r:embed="rId21"/>
+                    <a:blip r:embed="rId22"/>
                     <a:stretch>
                       <a:fillRect/>
                     </a:stretch>
@@ -3197,7 +3129,7 @@
                     <pic:cNvPicPr/>
                   </pic:nvPicPr>
                   <pic:blipFill>
-                    <a:blip r:embed="rId22" cstate="print">
+                    <a:blip r:embed="rId23" cstate="print">
                       <a:extLst>
                         <a:ext uri="{28A0092B-C50C-407E-A947-70E740481C1C}">
                           <a14:useLocalDpi xmlns:a14="http://schemas.microsoft.com/office/drawing/2010/main" val="0"/>
@@ -3339,7 +3271,7 @@
                     <pic:cNvPicPr/>
                   </pic:nvPicPr>
                   <pic:blipFill>
-                    <a:blip r:embed="rId23"/>
+                    <a:blip r:embed="rId24"/>
                     <a:stretch>
                       <a:fillRect/>
                     </a:stretch>
@@ -3510,7 +3442,7 @@
                     <pic:cNvPicPr/>
                   </pic:nvPicPr>
                   <pic:blipFill>
-                    <a:blip r:embed="rId24" cstate="print">
+                    <a:blip r:embed="rId25" cstate="print">
                       <a:extLst>
                         <a:ext uri="{28A0092B-C50C-407E-A947-70E740481C1C}">
                           <a14:useLocalDpi xmlns:a14="http://schemas.microsoft.com/office/drawing/2010/main" val="0"/>
@@ -3674,7 +3606,7 @@
                     <pic:cNvPicPr/>
                   </pic:nvPicPr>
                   <pic:blipFill>
-                    <a:blip r:embed="rId25">
+                    <a:blip r:embed="rId26">
                       <a:extLst>
                         <a:ext uri="{28A0092B-C50C-407E-A947-70E740481C1C}">
                           <a14:useLocalDpi xmlns:a14="http://schemas.microsoft.com/office/drawing/2010/main" val="0"/>
@@ -3885,7 +3817,7 @@
                     <pic:cNvPicPr/>
                   </pic:nvPicPr>
                   <pic:blipFill rotWithShape="1">
-                    <a:blip r:embed="rId26">
+                    <a:blip r:embed="rId27">
                       <a:extLst>
                         <a:ext uri="{28A0092B-C50C-407E-A947-70E740481C1C}">
                           <a14:useLocalDpi xmlns:a14="http://schemas.microsoft.com/office/drawing/2010/main" val="0"/>
@@ -4055,7 +3987,7 @@
                     </pic:cNvPicPr>
                   </pic:nvPicPr>
                   <pic:blipFill>
-                    <a:blip r:embed="rId27">
+                    <a:blip r:embed="rId28">
                       <a:extLst>
                         <a:ext uri="{28A0092B-C50C-407E-A947-70E740481C1C}">
                           <a14:useLocalDpi xmlns:a14="http://schemas.microsoft.com/office/drawing/2010/main" val="0"/>
@@ -4253,7 +4185,7 @@
                     <pic:cNvPicPr/>
                   </pic:nvPicPr>
                   <pic:blipFill rotWithShape="1">
-                    <a:blip r:embed="rId28">
+                    <a:blip r:embed="rId29">
                       <a:extLst>
                         <a:ext uri="{28A0092B-C50C-407E-A947-70E740481C1C}">
                           <a14:useLocalDpi xmlns:a14="http://schemas.microsoft.com/office/drawing/2010/main" val="0"/>
@@ -4336,23 +4268,13 @@
         </w:rPr>
         <w:t xml:space="preserve">micro </w:t>
       </w:r>
-      <w:proofErr w:type="spellStart"/>
-      <w:r>
-        <w:rPr>
-          <w:sz w:val="22"/>
-          <w:szCs w:val="22"/>
-          <w:lang w:val="en-US"/>
-        </w:rPr>
-        <w:t>sd</w:t>
-      </w:r>
-      <w:proofErr w:type="spellEnd"/>
-      <w:r>
-        <w:rPr>
-          <w:sz w:val="22"/>
-          <w:szCs w:val="22"/>
-          <w:lang w:val="en-US"/>
-        </w:rPr>
-        <w:t xml:space="preserve"> card reader</w:t>
+      <w:r>
+        <w:rPr>
+          <w:sz w:val="22"/>
+          <w:szCs w:val="22"/>
+          <w:lang w:val="en-US"/>
+        </w:rPr>
+        <w:t>sd card reader</w:t>
       </w:r>
       <w:r>
         <w:rPr>
@@ -4419,7 +4341,7 @@
                     <pic:cNvPicPr/>
                   </pic:nvPicPr>
                   <pic:blipFill rotWithShape="1">
-                    <a:blip r:embed="rId29" cstate="print">
+                    <a:blip r:embed="rId30" cstate="print">
                       <a:extLst>
                         <a:ext uri="{28A0092B-C50C-407E-A947-70E740481C1C}">
                           <a14:useLocalDpi xmlns:a14="http://schemas.microsoft.com/office/drawing/2010/main" val="0"/>
@@ -4482,7 +4404,6 @@
         </w:rPr>
         <w:t>(ההוראות שאומרות למכונה לאן לזוז).</w:t>
       </w:r>
-      <w:proofErr w:type="spellStart"/>
       <w:r>
         <w:rPr>
           <w:sz w:val="22"/>
@@ -4491,7 +4412,6 @@
         </w:rPr>
         <w:t>gcode</w:t>
       </w:r>
-      <w:proofErr w:type="spellEnd"/>
       <w:r>
         <w:rPr>
           <w:rFonts w:hint="cs"/>
@@ -4600,8 +4520,7 @@
           <w:lang w:val="en-US"/>
         </w:rPr>
       </w:pPr>
-      <w:hyperlink r:id="rId30" w:history="1">
-        <w:proofErr w:type="spellStart"/>
+      <w:hyperlink r:id="rId31" w:history="1">
         <w:r>
           <w:rPr>
             <w:rStyle w:val="Hyperlink"/>
@@ -4613,7 +4532,6 @@
           </w:rPr>
           <w:t>Oshwlab</w:t>
         </w:r>
-        <w:proofErr w:type="spellEnd"/>
       </w:hyperlink>
     </w:p>
     <w:p>
@@ -4651,7 +4569,7 @@
                     <pic:cNvPicPr/>
                   </pic:nvPicPr>
                   <pic:blipFill rotWithShape="1">
-                    <a:blip r:embed="rId31" cstate="print">
+                    <a:blip r:embed="rId32" cstate="print">
                       <a:extLst>
                         <a:ext uri="{28A0092B-C50C-407E-A947-70E740481C1C}">
                           <a14:useLocalDpi xmlns:a14="http://schemas.microsoft.com/office/drawing/2010/main" val="0"/>
@@ -4907,7 +4825,7 @@
                     <pic:cNvPicPr/>
                   </pic:nvPicPr>
                   <pic:blipFill>
-                    <a:blip r:embed="rId32">
+                    <a:blip r:embed="rId33">
                       <a:extLst>
                         <a:ext uri="{28A0092B-C50C-407E-A947-70E740481C1C}">
                           <a14:useLocalDpi xmlns:a14="http://schemas.microsoft.com/office/drawing/2010/main" val="0"/>
@@ -5024,7 +4942,6 @@
           <w:lang w:val="en-US"/>
         </w:rPr>
       </w:pPr>
-      <w:proofErr w:type="spellStart"/>
       <w:r>
         <w:rPr>
           <w:sz w:val="22"/>
@@ -5033,7 +4950,6 @@
         </w:rPr>
         <w:t>Main.ino</w:t>
       </w:r>
-      <w:proofErr w:type="spellEnd"/>
       <w:r>
         <w:rPr>
           <w:sz w:val="22"/>
@@ -5057,34 +4973,7 @@
           <w:lang w:val="en-US"/>
         </w:rPr>
         <w:tab/>
-      </w:r>
-      <w:proofErr w:type="spellStart"/>
-      <w:proofErr w:type="gramStart"/>
-      <w:r>
-        <w:rPr>
-          <w:sz w:val="22"/>
-          <w:szCs w:val="22"/>
-          <w:lang w:val="en-US"/>
-        </w:rPr>
-        <w:t>executeGCline</w:t>
-      </w:r>
-      <w:proofErr w:type="spellEnd"/>
-      <w:r>
-        <w:rPr>
-          <w:sz w:val="22"/>
-          <w:szCs w:val="22"/>
-          <w:lang w:val="en-US"/>
-        </w:rPr>
-        <w:t>(</w:t>
-      </w:r>
-      <w:proofErr w:type="gramEnd"/>
-      <w:r>
-        <w:rPr>
-          <w:sz w:val="22"/>
-          <w:szCs w:val="22"/>
-          <w:lang w:val="en-US"/>
-        </w:rPr>
-        <w:t>)</w:t>
+        <w:t>executeGCline()</w:t>
       </w:r>
     </w:p>
     <w:p>
@@ -5119,7 +5008,7 @@
                     <pic:cNvPicPr/>
                   </pic:nvPicPr>
                   <pic:blipFill>
-                    <a:blip r:embed="rId33">
+                    <a:blip r:embed="rId34">
                       <a:extLst>
                         <a:ext uri="{28A0092B-C50C-407E-A947-70E740481C1C}">
                           <a14:useLocalDpi xmlns:a14="http://schemas.microsoft.com/office/drawing/2010/main" val="0"/>
@@ -5184,7 +5073,7 @@
                     <pic:cNvPicPr/>
                   </pic:nvPicPr>
                   <pic:blipFill>
-                    <a:blip r:embed="rId34">
+                    <a:blip r:embed="rId35">
                       <a:extLst>
                         <a:ext uri="{28A0092B-C50C-407E-A947-70E740481C1C}">
                           <a14:useLocalDpi xmlns:a14="http://schemas.microsoft.com/office/drawing/2010/main" val="0"/>
@@ -5268,7 +5157,7 @@
         </w:rPr>
         <w:t xml:space="preserve"> </w:t>
       </w:r>
-      <w:hyperlink r:id="rId35" w:history="1">
+      <w:hyperlink r:id="rId36" w:history="1">
         <w:r>
           <w:rPr>
             <w:rStyle w:val="Hyperlink"/>
@@ -5363,7 +5252,7 @@
         </w:rPr>
         <w:t xml:space="preserve"> </w:t>
       </w:r>
-      <w:hyperlink r:id="rId36" w:history="1">
+      <w:hyperlink r:id="rId37" w:history="1">
         <w:r>
           <w:rPr>
             <w:rStyle w:val="Hyperlink"/>
@@ -5460,6 +5349,48 @@
           <w:lang w:val="en-US"/>
         </w:rPr>
         <w:t xml:space="preserve"> רפלקציה:</w:t>
+      </w:r>
+    </w:p>
+    <w:p>
+      <w:pPr>
+        <w:jc w:val="right"/>
+        <w:rPr>
+          <w:rFonts w:hint="cs"/>
+          <w:sz w:val="22"/>
+          <w:szCs w:val="22"/>
+          <w:rtl/>
+          <w:lang w:val="en-US"/>
+        </w:rPr>
+      </w:pPr>
+      <w:r>
+        <w:rPr>
+          <w:rFonts w:hint="cs"/>
+          <w:sz w:val="22"/>
+          <w:szCs w:val="22"/>
+          <w:rtl/>
+          <w:lang w:val="en-US"/>
+        </w:rPr>
+        <w:t xml:space="preserve">הפרויקט </w:t>
+      </w:r>
+      <w:r>
+        <w:rPr>
+          <w:rFonts w:hint="cs"/>
+          <w:sz w:val="22"/>
+          <w:szCs w:val="22"/>
+          <w:rtl/>
+          <w:lang w:val="en-US"/>
+        </w:rPr>
+        <w:t xml:space="preserve">הזה בהכלת </w:t>
+      </w:r>
+      <w:r>
+        <w:rPr>
+          <w:rFonts w:hint="cs"/>
+          <w:sz w:val="22"/>
+          <w:szCs w:val="22"/>
+          <w:rtl/>
+          <w:lang w:val="en-US"/>
+        </w:rPr>
+        <w:t>היה צעד קדימה מהניסיון הקודם שלי בלהכין מדפסת.</w:t>
       </w:r>
     </w:p>
     <w:sectPr>

--- a/ספר פרוייקט כיתה י', יונתן טורפשטיין.docx
+++ b/ספר פרוייקט כיתה י', יונתן טורפשטיין.docx
@@ -284,6 +284,7 @@
           </w:rPr>
           <w:t>של הפרויקט.</w:t>
         </w:r>
+        <w:proofErr w:type="spellStart"/>
         <w:r>
           <w:rPr>
             <w:rStyle w:val="Hyperlink"/>
@@ -302,6 +303,7 @@
           </w:rPr>
           <w:t>ithub</w:t>
         </w:r>
+        <w:proofErr w:type="spellEnd"/>
       </w:hyperlink>
       <w:r>
         <w:rPr>
@@ -490,7 +492,27 @@
           <w:szCs w:val="32"/>
           <w:lang w:val="en-US"/>
         </w:rPr>
-        <w:t xml:space="preserve">.gcode </w:t>
+        <w:t>.</w:t>
+      </w:r>
+      <w:proofErr w:type="spellStart"/>
+      <w:r>
+        <w:rPr>
+          <w:rFonts w:cs="Arial"/>
+          <w:sz w:val="32"/>
+          <w:szCs w:val="32"/>
+          <w:lang w:val="en-US"/>
+        </w:rPr>
+        <w:t>gcode</w:t>
+      </w:r>
+      <w:proofErr w:type="spellEnd"/>
+      <w:r>
+        <w:rPr>
+          <w:rFonts w:cs="Arial"/>
+          <w:sz w:val="32"/>
+          <w:szCs w:val="32"/>
+          <w:lang w:val="en-US"/>
+        </w:rPr>
+        <w:t xml:space="preserve"> </w:t>
       </w:r>
       <w:r>
         <w:rPr>
@@ -983,18 +1005,40 @@
         </w:rPr>
         <w:t>זה הניסיון השני שלי בלהכין מדפסת תלת ממד, בניסיון הראשון היה לי עיצוב שלא מאפשר תזוזה יציבה(</w:t>
       </w:r>
-      <w:hyperlink r:id="rId13" w:history="1">
-        <w:r>
-          <w:rPr>
-            <w:rStyle w:val="Hyperlink"/>
-            <w:sz w:val="22"/>
-            <w:szCs w:val="22"/>
-            <w:rtl/>
-            <w:lang w:val="en-US"/>
-          </w:rPr>
-          <w:t>אונשייפ של העיצוב הקודם</w:t>
-        </w:r>
-      </w:hyperlink>
+      <w:proofErr w:type="spellStart"/>
+      <w:r>
+        <w:fldChar w:fldCharType="begin"/>
+      </w:r>
+      <w:r>
+        <w:instrText>HYPERLINK "https://cad.onshape.com/documents/b952cc3ae6dde4798fa6cef6/w/a75674ccd77912fe6442e073/e/6845e0cde51841863a819568?renderMode=0&amp;uiState=6a0582320789b5543df4b4e8"</w:instrText>
+      </w:r>
+      <w:r>
+        <w:fldChar w:fldCharType="separate"/>
+      </w:r>
+      <w:r>
+        <w:rPr>
+          <w:rStyle w:val="Hyperlink"/>
+          <w:sz w:val="22"/>
+          <w:szCs w:val="22"/>
+          <w:rtl/>
+          <w:lang w:val="en-US"/>
+        </w:rPr>
+        <w:t>אונשייפ</w:t>
+      </w:r>
+      <w:proofErr w:type="spellEnd"/>
+      <w:r>
+        <w:rPr>
+          <w:rStyle w:val="Hyperlink"/>
+          <w:sz w:val="22"/>
+          <w:szCs w:val="22"/>
+          <w:rtl/>
+          <w:lang w:val="en-US"/>
+        </w:rPr>
+        <w:t xml:space="preserve"> של העיצוב הקודם</w:t>
+      </w:r>
+      <w:r>
+        <w:fldChar w:fldCharType="end"/>
+      </w:r>
       <w:r>
         <w:rPr>
           <w:rFonts w:hint="cs"/>
@@ -1086,6 +1130,7 @@
         </w:rPr>
         <w:t>.</w:t>
       </w:r>
+      <w:proofErr w:type="spellStart"/>
       <w:r>
         <w:rPr>
           <w:sz w:val="22"/>
@@ -1094,6 +1139,7 @@
         </w:rPr>
         <w:t>gcode</w:t>
       </w:r>
+      <w:proofErr w:type="spellEnd"/>
       <w:r>
         <w:rPr>
           <w:rFonts w:hint="cs"/>
@@ -1197,22 +1243,44 @@
           <w:szCs w:val="32"/>
           <w:lang w:val="en-US"/>
         </w:rPr>
-        <w:t xml:space="preserve">:gcode </w:t>
-      </w:r>
-      <w:r>
-        <w:rPr>
-          <w:rFonts w:hint="cs"/>
-          <w:b/>
-          <w:bCs/>
-          <w:sz w:val="32"/>
-          <w:szCs w:val="32"/>
-          <w:rtl/>
+        <w:t>:</w:t>
+      </w:r>
+      <w:proofErr w:type="spellStart"/>
+      <w:r>
+        <w:rPr>
+          <w:b/>
+          <w:bCs/>
+          <w:sz w:val="32"/>
+          <w:szCs w:val="32"/>
+          <w:lang w:val="en-US"/>
+        </w:rPr>
+        <w:t>gcode</w:t>
+      </w:r>
+      <w:proofErr w:type="spellEnd"/>
+      <w:r>
+        <w:rPr>
+          <w:b/>
+          <w:bCs/>
+          <w:sz w:val="32"/>
+          <w:szCs w:val="32"/>
           <w:lang w:val="en-US"/>
         </w:rPr>
         <w:t xml:space="preserve"> </w:t>
       </w:r>
       <w:r>
         <w:rPr>
+          <w:rFonts w:hint="cs"/>
+          <w:b/>
+          <w:bCs/>
+          <w:sz w:val="32"/>
+          <w:szCs w:val="32"/>
+          <w:rtl/>
+          <w:lang w:val="en-US"/>
+        </w:rPr>
+        <w:t xml:space="preserve"> </w:t>
+      </w:r>
+      <w:r>
+        <w:rPr>
           <w:b/>
           <w:bCs/>
           <w:sz w:val="32"/>
@@ -1265,6 +1333,7 @@
         </w:rPr>
         <w:t>?</w:t>
       </w:r>
+      <w:proofErr w:type="spellStart"/>
       <w:r>
         <w:rPr>
           <w:sz w:val="22"/>
@@ -1273,6 +1342,7 @@
         </w:rPr>
         <w:t>gcode</w:t>
       </w:r>
+      <w:proofErr w:type="spellEnd"/>
       <w:r>
         <w:rPr>
           <w:rFonts w:hint="cs"/>
@@ -1312,13 +1382,23 @@
         </w:rPr>
         <w:t xml:space="preserve"> בעיקר משומשים במכונות ייצור</w:t>
       </w:r>
-      <w:r>
-        <w:rPr>
-          <w:sz w:val="22"/>
-          <w:szCs w:val="22"/>
-          <w:lang w:val="en-US"/>
-        </w:rPr>
-        <w:t xml:space="preserve">gcode  </w:t>
+      <w:proofErr w:type="spellStart"/>
+      <w:r>
+        <w:rPr>
+          <w:sz w:val="22"/>
+          <w:szCs w:val="22"/>
+          <w:lang w:val="en-US"/>
+        </w:rPr>
+        <w:t>gcode</w:t>
+      </w:r>
+      <w:proofErr w:type="spellEnd"/>
+      <w:r>
+        <w:rPr>
+          <w:sz w:val="22"/>
+          <w:szCs w:val="22"/>
+          <w:lang w:val="en-US"/>
+        </w:rPr>
+        <w:t xml:space="preserve">  </w:t>
       </w:r>
       <w:r>
         <w:rPr>
@@ -1421,6 +1501,7 @@
         </w:rPr>
         <w:t>?</w:t>
       </w:r>
+      <w:proofErr w:type="spellStart"/>
       <w:r>
         <w:rPr>
           <w:sz w:val="22"/>
@@ -1429,6 +1510,7 @@
         </w:rPr>
         <w:t>gcode</w:t>
       </w:r>
+      <w:proofErr w:type="spellEnd"/>
       <w:r>
         <w:rPr>
           <w:rFonts w:hint="cs"/>
@@ -1532,8 +1614,18 @@
           <w:szCs w:val="22"/>
           <w:lang w:val="en-US"/>
         </w:rPr>
-        <w:t xml:space="preserve">  gcode</w:t>
-      </w:r>
+        <w:t xml:space="preserve">  </w:t>
+      </w:r>
+      <w:proofErr w:type="spellStart"/>
+      <w:r>
+        <w:rPr>
+          <w:sz w:val="22"/>
+          <w:szCs w:val="22"/>
+          <w:lang w:val="en-US"/>
+        </w:rPr>
+        <w:t>gcode</w:t>
+      </w:r>
+      <w:proofErr w:type="spellEnd"/>
       <w:r>
         <w:rPr>
           <w:rFonts w:hint="cs"/>
@@ -1691,7 +1783,27 @@
           <w:rtl/>
           <w:lang w:val="en-US"/>
         </w:rPr>
-        <w:t xml:space="preserve"> זה הציר של ראש ההדפסה(התוכנה מתייחסת אילו כמו לצירי</w:t>
+        <w:t xml:space="preserve"> זה הציר של </w:t>
+      </w:r>
+      <w:r>
+        <w:rPr>
+          <w:rFonts w:hint="cs"/>
+          <w:sz w:val="22"/>
+          <w:szCs w:val="22"/>
+          <w:rtl/>
+          <w:lang w:val="en-US"/>
+        </w:rPr>
+        <w:t>האקסטרודר</w:t>
+      </w:r>
+      <w:r>
+        <w:rPr>
+          <w:rFonts w:hint="cs"/>
+          <w:sz w:val="22"/>
+          <w:szCs w:val="22"/>
+          <w:rtl/>
+          <w:lang w:val="en-US"/>
+        </w:rPr>
+        <w:t xml:space="preserve">(התוכנה </w:t>
       </w:r>
       <w:r>
         <w:rPr>
@@ -1709,7 +1821,27 @@
           <w:rtl/>
           <w:lang w:val="en-US"/>
         </w:rPr>
-        <w:t xml:space="preserve"> מתכוונים לשני הצירים, </w:t>
+        <w:t xml:space="preserve"> מתכוונים לשני </w:t>
+      </w:r>
+      <w:r>
+        <w:rPr>
+          <w:rFonts w:hint="cs"/>
+          <w:sz w:val="22"/>
+          <w:szCs w:val="22"/>
+          <w:rtl/>
+          <w:lang w:val="en-US"/>
+        </w:rPr>
+        <w:t>צירי התזוזה</w:t>
+      </w:r>
+      <w:r>
+        <w:rPr>
+          <w:rFonts w:hint="cs"/>
+          <w:sz w:val="22"/>
+          <w:szCs w:val="22"/>
+          <w:rtl/>
+          <w:lang w:val="en-US"/>
+        </w:rPr>
+        <w:t xml:space="preserve">, </w:t>
       </w:r>
       <w:r>
         <w:rPr>
@@ -1748,6 +1880,46 @@
           <w:lang w:val="en-US"/>
         </w:rPr>
       </w:pPr>
+      <w:r>
+        <w:rPr>
+          <w:rFonts w:hint="cs"/>
+          <w:sz w:val="22"/>
+          <w:szCs w:val="22"/>
+          <w:rtl/>
+          <w:lang w:val="en-US"/>
+        </w:rPr>
+        <w:t>מתייחסת אלו</w:t>
+      </w:r>
+      <w:r>
+        <w:rPr>
+          <w:rFonts w:hint="cs"/>
+          <w:sz w:val="22"/>
+          <w:szCs w:val="22"/>
+          <w:rtl/>
+          <w:lang w:val="en-US"/>
+        </w:rPr>
+        <w:t>ו</w:t>
+      </w:r>
+      <w:r>
+        <w:rPr>
+          <w:rFonts w:hint="cs"/>
+          <w:sz w:val="22"/>
+          <w:szCs w:val="22"/>
+          <w:rtl/>
+          <w:lang w:val="en-US"/>
+        </w:rPr>
+        <w:t xml:space="preserve"> כמו לצירי</w:t>
+      </w:r>
+      <w:r>
+        <w:rPr>
+          <w:rFonts w:hint="cs"/>
+          <w:sz w:val="22"/>
+          <w:szCs w:val="22"/>
+          <w:rtl/>
+          <w:lang w:val="en-US"/>
+        </w:rPr>
+        <w:t xml:space="preserve"> </w:t>
+      </w:r>
       <w:r>
         <w:rPr>
           <w:rFonts w:hint="cs"/>
@@ -1879,6 +2051,7 @@
           <w:lang w:val="en-US"/>
         </w:rPr>
       </w:pPr>
+      <w:proofErr w:type="spellStart"/>
       <w:r>
         <w:rPr>
           <w:sz w:val="32"/>
@@ -1887,6 +2060,7 @@
         </w:rPr>
         <w:t>gcode</w:t>
       </w:r>
+      <w:proofErr w:type="spellEnd"/>
       <w:r>
         <w:rPr>
           <w:rFonts w:hint="cs"/>
@@ -1978,7 +2152,8 @@
         </w:rPr>
         <w:t xml:space="preserve"> </w:t>
       </w:r>
-      <w:hyperlink r:id="rId14" w:history="1">
+      <w:hyperlink r:id="rId13" w:history="1">
+        <w:proofErr w:type="spellStart"/>
         <w:r>
           <w:rPr>
             <w:rStyle w:val="Hyperlink"/>
@@ -1986,7 +2161,17 @@
             <w:szCs w:val="32"/>
             <w:lang w:val="en-US"/>
           </w:rPr>
-          <w:t>Onshap a</w:t>
+          <w:t>Onshap</w:t>
+        </w:r>
+        <w:proofErr w:type="spellEnd"/>
+        <w:r>
+          <w:rPr>
+            <w:rStyle w:val="Hyperlink"/>
+            <w:sz w:val="32"/>
+            <w:szCs w:val="32"/>
+            <w:lang w:val="en-US"/>
+          </w:rPr>
+          <w:t xml:space="preserve"> a</w:t>
         </w:r>
         <w:r>
           <w:rPr>
@@ -2040,7 +2225,7 @@
                     <pic:cNvPicPr/>
                   </pic:nvPicPr>
                   <pic:blipFill>
-                    <a:blip r:embed="rId15">
+                    <a:blip r:embed="rId14">
                       <a:extLst>
                         <a:ext uri="{28A0092B-C50C-407E-A947-70E740481C1C}">
                           <a14:useLocalDpi xmlns:a14="http://schemas.microsoft.com/office/drawing/2010/main" val="0"/>
@@ -2077,7 +2262,7 @@
           <w:lang w:val="en-US"/>
         </w:rPr>
       </w:pPr>
-      <w:hyperlink r:id="rId16" w:history="1">
+      <w:hyperlink r:id="rId15" w:history="1">
         <w:r>
           <w:rPr>
             <w:rStyle w:val="Hyperlink"/>
@@ -2183,7 +2368,7 @@
                     <pic:cNvPicPr/>
                   </pic:nvPicPr>
                   <pic:blipFill>
-                    <a:blip r:embed="rId17"/>
+                    <a:blip r:embed="rId16"/>
                     <a:stretch>
                       <a:fillRect/>
                     </a:stretch>
@@ -2407,7 +2592,7 @@
                     <pic:cNvPicPr/>
                   </pic:nvPicPr>
                   <pic:blipFill>
-                    <a:blip r:embed="rId18"/>
+                    <a:blip r:embed="rId17"/>
                     <a:stretch>
                       <a:fillRect/>
                     </a:stretch>
@@ -2600,7 +2785,7 @@
                     <pic:cNvPicPr/>
                   </pic:nvPicPr>
                   <pic:blipFill>
-                    <a:blip r:embed="rId19"/>
+                    <a:blip r:embed="rId18"/>
                     <a:stretch>
                       <a:fillRect/>
                     </a:stretch>
@@ -2763,7 +2948,7 @@
                     <pic:cNvPicPr/>
                   </pic:nvPicPr>
                   <pic:blipFill>
-                    <a:blip r:embed="rId20"/>
+                    <a:blip r:embed="rId19"/>
                     <a:stretch>
                       <a:fillRect/>
                     </a:stretch>
@@ -2929,7 +3114,7 @@
                     <pic:cNvPicPr/>
                   </pic:nvPicPr>
                   <pic:blipFill>
-                    <a:blip r:embed="rId21"/>
+                    <a:blip r:embed="rId20"/>
                     <a:stretch>
                       <a:fillRect/>
                     </a:stretch>
@@ -2983,7 +3168,7 @@
                     <pic:cNvPicPr/>
                   </pic:nvPicPr>
                   <pic:blipFill>
-                    <a:blip r:embed="rId22"/>
+                    <a:blip r:embed="rId21"/>
                     <a:stretch>
                       <a:fillRect/>
                     </a:stretch>
@@ -3129,7 +3314,7 @@
                     <pic:cNvPicPr/>
                   </pic:nvPicPr>
                   <pic:blipFill>
-                    <a:blip r:embed="rId23" cstate="print">
+                    <a:blip r:embed="rId22" cstate="print">
                       <a:extLst>
                         <a:ext uri="{28A0092B-C50C-407E-A947-70E740481C1C}">
                           <a14:useLocalDpi xmlns:a14="http://schemas.microsoft.com/office/drawing/2010/main" val="0"/>
@@ -3271,7 +3456,7 @@
                     <pic:cNvPicPr/>
                   </pic:nvPicPr>
                   <pic:blipFill>
-                    <a:blip r:embed="rId24"/>
+                    <a:blip r:embed="rId23"/>
                     <a:stretch>
                       <a:fillRect/>
                     </a:stretch>
@@ -3427,7 +3612,7 @@
           <w:lang w:val="he-IL"/>
         </w:rPr>
         <w:drawing>
-          <wp:inline distT="0" distB="0" distL="0" distR="0" wp14:anchorId="234B086E" wp14:editId="3DD5690C">
+          <wp:inline distT="0" distB="0" distL="0" distR="0" wp14:anchorId="234B086E" wp14:editId="4EDD6D65">
             <wp:extent cx="5821680" cy="4366707"/>
             <wp:effectExtent l="0" t="0" r="7620" b="0"/>
             <wp:docPr id="355340471" name="Picture 8"/>
@@ -3442,7 +3627,7 @@
                     <pic:cNvPicPr/>
                   </pic:nvPicPr>
                   <pic:blipFill>
-                    <a:blip r:embed="rId25" cstate="print">
+                    <a:blip r:embed="rId24" cstate="print">
                       <a:extLst>
                         <a:ext uri="{28A0092B-C50C-407E-A947-70E740481C1C}">
                           <a14:useLocalDpi xmlns:a14="http://schemas.microsoft.com/office/drawing/2010/main" val="0"/>
@@ -3606,7 +3791,7 @@
                     <pic:cNvPicPr/>
                   </pic:nvPicPr>
                   <pic:blipFill>
-                    <a:blip r:embed="rId26">
+                    <a:blip r:embed="rId25">
                       <a:extLst>
                         <a:ext uri="{28A0092B-C50C-407E-A947-70E740481C1C}">
                           <a14:useLocalDpi xmlns:a14="http://schemas.microsoft.com/office/drawing/2010/main" val="0"/>
@@ -3817,7 +4002,7 @@
                     <pic:cNvPicPr/>
                   </pic:nvPicPr>
                   <pic:blipFill rotWithShape="1">
-                    <a:blip r:embed="rId27">
+                    <a:blip r:embed="rId26">
                       <a:extLst>
                         <a:ext uri="{28A0092B-C50C-407E-A947-70E740481C1C}">
                           <a14:useLocalDpi xmlns:a14="http://schemas.microsoft.com/office/drawing/2010/main" val="0"/>
@@ -3987,7 +4172,7 @@
                     </pic:cNvPicPr>
                   </pic:nvPicPr>
                   <pic:blipFill>
-                    <a:blip r:embed="rId28">
+                    <a:blip r:embed="rId27">
                       <a:extLst>
                         <a:ext uri="{28A0092B-C50C-407E-A947-70E740481C1C}">
                           <a14:useLocalDpi xmlns:a14="http://schemas.microsoft.com/office/drawing/2010/main" val="0"/>
@@ -4185,7 +4370,7 @@
                     <pic:cNvPicPr/>
                   </pic:nvPicPr>
                   <pic:blipFill rotWithShape="1">
-                    <a:blip r:embed="rId29">
+                    <a:blip r:embed="rId28">
                       <a:extLst>
                         <a:ext uri="{28A0092B-C50C-407E-A947-70E740481C1C}">
                           <a14:useLocalDpi xmlns:a14="http://schemas.microsoft.com/office/drawing/2010/main" val="0"/>
@@ -4268,13 +4453,23 @@
         </w:rPr>
         <w:t xml:space="preserve">micro </w:t>
       </w:r>
-      <w:r>
-        <w:rPr>
-          <w:sz w:val="22"/>
-          <w:szCs w:val="22"/>
-          <w:lang w:val="en-US"/>
-        </w:rPr>
-        <w:t>sd card reader</w:t>
+      <w:proofErr w:type="spellStart"/>
+      <w:r>
+        <w:rPr>
+          <w:sz w:val="22"/>
+          <w:szCs w:val="22"/>
+          <w:lang w:val="en-US"/>
+        </w:rPr>
+        <w:t>sd</w:t>
+      </w:r>
+      <w:proofErr w:type="spellEnd"/>
+      <w:r>
+        <w:rPr>
+          <w:sz w:val="22"/>
+          <w:szCs w:val="22"/>
+          <w:lang w:val="en-US"/>
+        </w:rPr>
+        <w:t xml:space="preserve"> card reader</w:t>
       </w:r>
       <w:r>
         <w:rPr>
@@ -4326,7 +4521,7 @@
           <w:lang w:val="en-US"/>
         </w:rPr>
         <w:drawing>
-          <wp:inline distT="0" distB="0" distL="0" distR="0" wp14:anchorId="303AF9C3" wp14:editId="6D966609">
+          <wp:inline distT="0" distB="0" distL="0" distR="0" wp14:anchorId="303AF9C3" wp14:editId="3C8B80EA">
             <wp:extent cx="2993705" cy="2209800"/>
             <wp:effectExtent l="0" t="0" r="0" b="0"/>
             <wp:docPr id="564517990" name="Picture 1"/>
@@ -4341,7 +4536,7 @@
                     <pic:cNvPicPr/>
                   </pic:nvPicPr>
                   <pic:blipFill rotWithShape="1">
-                    <a:blip r:embed="rId30" cstate="print">
+                    <a:blip r:embed="rId29" cstate="print">
                       <a:extLst>
                         <a:ext uri="{28A0092B-C50C-407E-A947-70E740481C1C}">
                           <a14:useLocalDpi xmlns:a14="http://schemas.microsoft.com/office/drawing/2010/main" val="0"/>
@@ -4404,6 +4599,7 @@
         </w:rPr>
         <w:t>(ההוראות שאומרות למכונה לאן לזוז).</w:t>
       </w:r>
+      <w:proofErr w:type="spellStart"/>
       <w:r>
         <w:rPr>
           <w:sz w:val="22"/>
@@ -4412,6 +4608,7 @@
         </w:rPr>
         <w:t>gcode</w:t>
       </w:r>
+      <w:proofErr w:type="spellEnd"/>
       <w:r>
         <w:rPr>
           <w:rFonts w:hint="cs"/>
@@ -4520,7 +4717,8 @@
           <w:lang w:val="en-US"/>
         </w:rPr>
       </w:pPr>
-      <w:hyperlink r:id="rId31" w:history="1">
+      <w:hyperlink r:id="rId30" w:history="1">
+        <w:proofErr w:type="spellStart"/>
         <w:r>
           <w:rPr>
             <w:rStyle w:val="Hyperlink"/>
@@ -4532,6 +4730,7 @@
           </w:rPr>
           <w:t>Oshwlab</w:t>
         </w:r>
+        <w:proofErr w:type="spellEnd"/>
       </w:hyperlink>
     </w:p>
     <w:p>
@@ -4554,7 +4753,7 @@
           <w:lang w:val="en-US"/>
         </w:rPr>
         <w:drawing>
-          <wp:inline distT="0" distB="0" distL="0" distR="0" wp14:anchorId="75B05702" wp14:editId="58CA8D2A">
+          <wp:inline distT="0" distB="0" distL="0" distR="0" wp14:anchorId="75B05702" wp14:editId="0991E1AE">
             <wp:extent cx="3909060" cy="4082027"/>
             <wp:effectExtent l="0" t="0" r="0" b="0"/>
             <wp:docPr id="981562662" name="Picture 1"/>
@@ -4569,7 +4768,7 @@
                     <pic:cNvPicPr/>
                   </pic:nvPicPr>
                   <pic:blipFill rotWithShape="1">
-                    <a:blip r:embed="rId32" cstate="print">
+                    <a:blip r:embed="rId31" cstate="print">
                       <a:extLst>
                         <a:ext uri="{28A0092B-C50C-407E-A947-70E740481C1C}">
                           <a14:useLocalDpi xmlns:a14="http://schemas.microsoft.com/office/drawing/2010/main" val="0"/>
@@ -4825,7 +5024,7 @@
                     <pic:cNvPicPr/>
                   </pic:nvPicPr>
                   <pic:blipFill>
-                    <a:blip r:embed="rId33">
+                    <a:blip r:embed="rId32">
                       <a:extLst>
                         <a:ext uri="{28A0092B-C50C-407E-A947-70E740481C1C}">
                           <a14:useLocalDpi xmlns:a14="http://schemas.microsoft.com/office/drawing/2010/main" val="0"/>
@@ -4942,6 +5141,7 @@
           <w:lang w:val="en-US"/>
         </w:rPr>
       </w:pPr>
+      <w:proofErr w:type="spellStart"/>
       <w:r>
         <w:rPr>
           <w:sz w:val="22"/>
@@ -4950,6 +5150,7 @@
         </w:rPr>
         <w:t>Main.ino</w:t>
       </w:r>
+      <w:proofErr w:type="spellEnd"/>
       <w:r>
         <w:rPr>
           <w:sz w:val="22"/>
@@ -4973,7 +5174,24 @@
           <w:lang w:val="en-US"/>
         </w:rPr>
         <w:tab/>
-        <w:t>executeGCline()</w:t>
+      </w:r>
+      <w:proofErr w:type="spellStart"/>
+      <w:r>
+        <w:rPr>
+          <w:sz w:val="22"/>
+          <w:szCs w:val="22"/>
+          <w:lang w:val="en-US"/>
+        </w:rPr>
+        <w:t>executeGCline</w:t>
+      </w:r>
+      <w:proofErr w:type="spellEnd"/>
+      <w:r>
+        <w:rPr>
+          <w:sz w:val="22"/>
+          <w:szCs w:val="22"/>
+          <w:lang w:val="en-US"/>
+        </w:rPr>
+        <w:t>()</w:t>
       </w:r>
     </w:p>
     <w:p>
@@ -5008,7 +5226,7 @@
                     <pic:cNvPicPr/>
                   </pic:nvPicPr>
                   <pic:blipFill>
-                    <a:blip r:embed="rId34">
+                    <a:blip r:embed="rId33">
                       <a:extLst>
                         <a:ext uri="{28A0092B-C50C-407E-A947-70E740481C1C}">
                           <a14:useLocalDpi xmlns:a14="http://schemas.microsoft.com/office/drawing/2010/main" val="0"/>
@@ -5073,7 +5291,7 @@
                     <pic:cNvPicPr/>
                   </pic:nvPicPr>
                   <pic:blipFill>
-                    <a:blip r:embed="rId35">
+                    <a:blip r:embed="rId34">
                       <a:extLst>
                         <a:ext uri="{28A0092B-C50C-407E-A947-70E740481C1C}">
                           <a14:useLocalDpi xmlns:a14="http://schemas.microsoft.com/office/drawing/2010/main" val="0"/>
@@ -5157,7 +5375,7 @@
         </w:rPr>
         <w:t xml:space="preserve"> </w:t>
       </w:r>
-      <w:hyperlink r:id="rId36" w:history="1">
+      <w:hyperlink r:id="rId35" w:history="1">
         <w:r>
           <w:rPr>
             <w:rStyle w:val="Hyperlink"/>
@@ -5252,7 +5470,7 @@
         </w:rPr>
         <w:t xml:space="preserve"> </w:t>
       </w:r>
-      <w:hyperlink r:id="rId37" w:history="1">
+      <w:hyperlink r:id="rId36" w:history="1">
         <w:r>
           <w:rPr>
             <w:rStyle w:val="Hyperlink"/>
@@ -5355,7 +5573,6 @@
       <w:pPr>
         <w:jc w:val="right"/>
         <w:rPr>
-          <w:rFonts w:hint="cs"/>
           <w:sz w:val="22"/>
           <w:szCs w:val="22"/>
           <w:rtl/>

--- a/ספר פרוייקט כיתה י', יונתן טורפשטיין.docx
+++ b/ספר פרוייקט כיתה י', יונתן טורפשטיין.docx
@@ -1526,8 +1526,10 @@
       <w:pPr>
         <w:jc w:val="right"/>
         <w:rPr>
-          <w:sz w:val="22"/>
-          <w:szCs w:val="22"/>
+          <w:rFonts w:hint="cs"/>
+          <w:sz w:val="22"/>
+          <w:szCs w:val="22"/>
+          <w:rtl/>
           <w:lang w:val="en-US"/>
         </w:rPr>
       </w:pPr>
@@ -1579,6 +1581,14 @@
         </w:rPr>
         <w:t>420</w:t>
       </w:r>
+      <w:r>
+        <w:rPr>
+          <w:sz w:val="22"/>
+          <w:szCs w:val="22"/>
+          <w:lang w:val="en-US"/>
+        </w:rPr>
+        <w:t xml:space="preserve"> F1000</w:t>
+      </w:r>
     </w:p>
     <w:p>
       <w:pPr>
@@ -1764,6 +1774,14 @@
         </w:rPr>
         <w:t>420</w:t>
       </w:r>
+      <w:r>
+        <w:rPr>
+          <w:sz w:val="22"/>
+          <w:szCs w:val="22"/>
+          <w:lang w:val="en-US"/>
+        </w:rPr>
+        <w:t xml:space="preserve"> F1000</w:t>
+      </w:r>
     </w:p>
     <w:p>
       <w:pPr>
@@ -1888,37 +1906,7 @@
           <w:rtl/>
           <w:lang w:val="en-US"/>
         </w:rPr>
-        <w:t>מתייחסת אלו</w:t>
-      </w:r>
-      <w:r>
-        <w:rPr>
-          <w:rFonts w:hint="cs"/>
-          <w:sz w:val="22"/>
-          <w:szCs w:val="22"/>
-          <w:rtl/>
-          <w:lang w:val="en-US"/>
-        </w:rPr>
-        <w:t>ו</w:t>
-      </w:r>
-      <w:r>
-        <w:rPr>
-          <w:rFonts w:hint="cs"/>
-          <w:sz w:val="22"/>
-          <w:szCs w:val="22"/>
-          <w:rtl/>
-          <w:lang w:val="en-US"/>
-        </w:rPr>
-        <w:t xml:space="preserve"> כמו לצירי</w:t>
-      </w:r>
-      <w:r>
-        <w:rPr>
-          <w:rFonts w:hint="cs"/>
-          <w:sz w:val="22"/>
-          <w:szCs w:val="22"/>
-          <w:rtl/>
-          <w:lang w:val="en-US"/>
-        </w:rPr>
-        <w:t xml:space="preserve"> </w:t>
+        <w:t xml:space="preserve">מתייחסת אלוו כמו לצירי </w:t>
       </w:r>
       <w:r>
         <w:rPr>
@@ -1937,6 +1925,7 @@
         <w:rPr>
           <w:sz w:val="22"/>
           <w:szCs w:val="22"/>
+          <w:rtl/>
           <w:lang w:val="en-US"/>
         </w:rPr>
       </w:pPr>
@@ -1958,7 +1947,105 @@
           <w:rtl/>
           <w:lang w:val="en-US"/>
         </w:rPr>
+        <w:t xml:space="preserve"> במילימטרים</w:t>
+      </w:r>
+      <w:r>
+        <w:rPr>
+          <w:rFonts w:hint="cs"/>
+          <w:sz w:val="22"/>
+          <w:szCs w:val="22"/>
+          <w:rtl/>
+          <w:lang w:val="en-US"/>
+        </w:rPr>
         <w:t>.</w:t>
+      </w:r>
+    </w:p>
+    <w:p>
+      <w:pPr>
+        <w:jc w:val="right"/>
+        <w:rPr>
+          <w:sz w:val="22"/>
+          <w:szCs w:val="22"/>
+          <w:rtl/>
+          <w:lang w:val="en-US"/>
+        </w:rPr>
+      </w:pPr>
+      <w:r>
+        <w:rPr>
+          <w:rFonts w:hint="cs"/>
+          <w:sz w:val="22"/>
+          <w:szCs w:val="22"/>
+          <w:rtl/>
+          <w:lang w:val="en-US"/>
+        </w:rPr>
+        <w:t xml:space="preserve"> זה המהירות של</w:t>
+      </w:r>
+      <w:r>
+        <w:rPr>
+          <w:sz w:val="22"/>
+          <w:szCs w:val="22"/>
+          <w:lang w:val="en-US"/>
+        </w:rPr>
+        <w:t>F</w:t>
+      </w:r>
+      <w:r>
+        <w:rPr>
+          <w:rFonts w:hint="cs"/>
+          <w:sz w:val="22"/>
+          <w:szCs w:val="22"/>
+          <w:rtl/>
+          <w:lang w:val="en-US"/>
+        </w:rPr>
+        <w:t xml:space="preserve"> זה המהירות של המנועים, כל המנועים צריכים להגיע ליעד שלהם באותו הזמן, </w:t>
+      </w:r>
+      <w:r>
+        <w:rPr>
+          <w:sz w:val="22"/>
+          <w:szCs w:val="22"/>
+          <w:lang w:val="en-US"/>
+        </w:rPr>
+        <w:t>F</w:t>
+      </w:r>
+      <w:r>
+        <w:rPr>
+          <w:sz w:val="22"/>
+          <w:szCs w:val="22"/>
+          <w:rtl/>
+          <w:lang w:val="en-US"/>
+        </w:rPr>
+        <w:br/>
+      </w:r>
+      <w:r>
+        <w:rPr>
+          <w:rFonts w:hint="cs"/>
+          <w:sz w:val="22"/>
+          <w:szCs w:val="22"/>
+          <w:rtl/>
+          <w:lang w:val="en-US"/>
+        </w:rPr>
+        <w:t>המנוע שצריך לזוז הכי הרבה, המנועים האחרים זזים מאתים כדי שמשך התזוזה שלהם יהיה זהה.</w:t>
+      </w:r>
+    </w:p>
+    <w:p>
+      <w:pPr>
+        <w:jc w:val="right"/>
+        <w:rPr>
+          <w:rFonts w:hint="cs"/>
+          <w:sz w:val="22"/>
+          <w:szCs w:val="22"/>
+          <w:rtl/>
+          <w:lang w:val="en-US"/>
+        </w:rPr>
+      </w:pPr>
+      <w:r>
+        <w:rPr>
+          <w:rFonts w:hint="cs"/>
+          <w:sz w:val="22"/>
+          <w:szCs w:val="22"/>
+          <w:rtl/>
+          <w:lang w:val="en-US"/>
+        </w:rPr>
+        <w:t>המהירות היא בצעדים לשנייה.</w:t>
       </w:r>
     </w:p>
     <w:p>
@@ -3612,7 +3699,7 @@
           <w:lang w:val="he-IL"/>
         </w:rPr>
         <w:drawing>
-          <wp:inline distT="0" distB="0" distL="0" distR="0" wp14:anchorId="234B086E" wp14:editId="4EDD6D65">
+          <wp:inline distT="0" distB="0" distL="0" distR="0" wp14:anchorId="234B086E" wp14:editId="6817AF4E">
             <wp:extent cx="5821680" cy="4366707"/>
             <wp:effectExtent l="0" t="0" r="7620" b="0"/>
             <wp:docPr id="355340471" name="Picture 8"/>
@@ -4521,7 +4608,7 @@
           <w:lang w:val="en-US"/>
         </w:rPr>
         <w:drawing>
-          <wp:inline distT="0" distB="0" distL="0" distR="0" wp14:anchorId="303AF9C3" wp14:editId="3C8B80EA">
+          <wp:inline distT="0" distB="0" distL="0" distR="0" wp14:anchorId="303AF9C3" wp14:editId="51D15E33">
             <wp:extent cx="2993705" cy="2209800"/>
             <wp:effectExtent l="0" t="0" r="0" b="0"/>
             <wp:docPr id="564517990" name="Picture 1"/>
@@ -4753,7 +4840,7 @@
           <w:lang w:val="en-US"/>
         </w:rPr>
         <w:drawing>
-          <wp:inline distT="0" distB="0" distL="0" distR="0" wp14:anchorId="75B05702" wp14:editId="0991E1AE">
+          <wp:inline distT="0" distB="0" distL="0" distR="0" wp14:anchorId="75B05702" wp14:editId="56A9F964">
             <wp:extent cx="3909060" cy="4082027"/>
             <wp:effectExtent l="0" t="0" r="0" b="0"/>
             <wp:docPr id="981562662" name="Picture 1"/>
@@ -5426,14 +5513,6 @@
     <w:p>
       <w:pPr>
         <w:jc w:val="center"/>
-        <w:rPr>
-          <w:b/>
-          <w:bCs/>
-          <w:sz w:val="32"/>
-          <w:szCs w:val="32"/>
-          <w:rtl/>
-          <w:lang w:val="en-US"/>
-        </w:rPr>
       </w:pPr>
       <w:r>
         <w:rPr>
@@ -5499,6 +5578,27 @@
     </w:p>
     <w:p>
       <w:pPr>
+        <w:jc w:val="center"/>
+        <w:rPr>
+          <w:rFonts w:hint="cs"/>
+          <w:b/>
+          <w:bCs/>
+          <w:sz w:val="32"/>
+          <w:szCs w:val="32"/>
+          <w:rtl/>
+          <w:lang w:val="en-US"/>
+        </w:rPr>
+      </w:pPr>
+      <w:r>
+        <w:rPr>
+          <w:rFonts w:hint="cs"/>
+          <w:rtl/>
+        </w:rPr>
+        <w:t>(בשרטון הייתי צריך להחזיק את הרצועה כדי שהיא תישאר מתוחה)</w:t>
+      </w:r>
+    </w:p>
+    <w:p>
+      <w:pPr>
         <w:rPr>
           <w:b/>
           <w:bCs/>
@@ -5607,7 +5707,329 @@
           <w:rtl/>
           <w:lang w:val="en-US"/>
         </w:rPr>
-        <w:t>היה צעד קדימה מהניסיון הקודם שלי בלהכין מדפסת.</w:t>
+        <w:t>היה צעד קדימה מהניסיון הקודם שלי בלהכין מדפס</w:t>
+      </w:r>
+      <w:r>
+        <w:rPr>
+          <w:rFonts w:hint="cs"/>
+          <w:sz w:val="22"/>
+          <w:szCs w:val="22"/>
+          <w:rtl/>
+          <w:lang w:val="en-US"/>
+        </w:rPr>
+        <w:t>ת, הייתי יכול להתקדם יותר אבל רק התחלתי באמת להשקיע זמן בפרויקט הזה בחודשיים ומשהו האחרונים.</w:t>
+      </w:r>
+      <w:r>
+        <w:rPr>
+          <w:sz w:val="22"/>
+          <w:szCs w:val="22"/>
+          <w:rtl/>
+          <w:lang w:val="en-US"/>
+        </w:rPr>
+        <w:br/>
+      </w:r>
+      <w:r>
+        <w:rPr>
+          <w:rFonts w:hint="cs"/>
+          <w:sz w:val="22"/>
+          <w:szCs w:val="22"/>
+          <w:rtl/>
+          <w:lang w:val="en-US"/>
+        </w:rPr>
+        <w:t>רוב ההשקעה שלי הייתה בלהכין שלד יציב שמאפשר תנועה לכל ציר בנפרד</w:t>
+      </w:r>
+      <w:r>
+        <w:rPr>
+          <w:rFonts w:hint="cs"/>
+          <w:sz w:val="22"/>
+          <w:szCs w:val="22"/>
+          <w:rtl/>
+          <w:lang w:val="en-US"/>
+        </w:rPr>
+        <w:t xml:space="preserve">, הדברים </w:t>
+      </w:r>
+      <w:r>
+        <w:rPr>
+          <w:rFonts w:hint="cs"/>
+          <w:sz w:val="22"/>
+          <w:szCs w:val="22"/>
+          <w:rtl/>
+          <w:lang w:val="en-US"/>
+        </w:rPr>
+        <w:t>העיקרי</w:t>
+      </w:r>
+      <w:r>
+        <w:rPr>
+          <w:rFonts w:hint="cs"/>
+          <w:sz w:val="22"/>
+          <w:szCs w:val="22"/>
+          <w:rtl/>
+          <w:lang w:val="en-US"/>
+        </w:rPr>
+        <w:t xml:space="preserve">ים </w:t>
+      </w:r>
+      <w:r>
+        <w:rPr>
+          <w:rFonts w:hint="cs"/>
+          <w:sz w:val="22"/>
+          <w:szCs w:val="22"/>
+          <w:rtl/>
+          <w:lang w:val="en-US"/>
+        </w:rPr>
+        <w:t>שהייתי משנה בסדר עבודה שלי היה להתחיל לעבוד על המעגל המודפס בזמן שהרכיבים היו בדרך</w:t>
+      </w:r>
+      <w:r>
+        <w:rPr>
+          <w:rFonts w:hint="cs"/>
+          <w:sz w:val="22"/>
+          <w:szCs w:val="22"/>
+          <w:rtl/>
+          <w:lang w:val="en-US"/>
+        </w:rPr>
+        <w:t xml:space="preserve"> ולהשקיע יותר זמן בפרויקט גם כשיש לי חודשים לסיים אותו</w:t>
+      </w:r>
+      <w:r>
+        <w:rPr>
+          <w:rFonts w:hint="cs"/>
+          <w:sz w:val="22"/>
+          <w:szCs w:val="22"/>
+          <w:rtl/>
+          <w:lang w:val="en-US"/>
+        </w:rPr>
+        <w:t>.</w:t>
+      </w:r>
+    </w:p>
+    <w:p>
+      <w:pPr>
+        <w:jc w:val="right"/>
+        <w:rPr>
+          <w:rFonts w:hint="cs"/>
+          <w:sz w:val="22"/>
+          <w:szCs w:val="22"/>
+          <w:lang w:val="en-US"/>
+        </w:rPr>
+      </w:pPr>
+      <w:r>
+        <w:rPr>
+          <w:rFonts w:hint="cs"/>
+          <w:sz w:val="22"/>
+          <w:szCs w:val="22"/>
+          <w:rtl/>
+          <w:lang w:val="en-US"/>
+        </w:rPr>
+        <w:t>, תוכנה פתו</w:t>
+      </w:r>
+      <w:r>
+        <w:rPr>
+          <w:rFonts w:hint="cs"/>
+          <w:sz w:val="22"/>
+          <w:szCs w:val="22"/>
+          <w:rtl/>
+          <w:lang w:val="en-US"/>
+        </w:rPr>
+        <w:t>חה</w:t>
+      </w:r>
+      <w:r>
+        <w:rPr>
+          <w:sz w:val="22"/>
+          <w:szCs w:val="22"/>
+          <w:lang w:val="en-US"/>
+        </w:rPr>
+        <w:t>marlin</w:t>
+      </w:r>
+      <w:r>
+        <w:rPr>
+          <w:rFonts w:hint="cs"/>
+          <w:sz w:val="22"/>
+          <w:szCs w:val="22"/>
+          <w:rtl/>
+          <w:lang w:val="en-US"/>
+        </w:rPr>
+        <w:t xml:space="preserve"> </w:t>
+      </w:r>
+      <w:r>
+        <w:rPr>
+          <w:rFonts w:hint="cs"/>
+          <w:sz w:val="22"/>
+          <w:szCs w:val="22"/>
+          <w:rtl/>
+          <w:lang w:val="en-US"/>
+        </w:rPr>
+        <w:t>בתחילת הפרויקט רציתי להשתמש בתוכנה מוכנת, ניסיתי להוריד את</w:t>
+      </w:r>
+      <w:r>
+        <w:rPr>
+          <w:rFonts w:hint="cs"/>
+          <w:sz w:val="22"/>
+          <w:szCs w:val="22"/>
+          <w:rtl/>
+          <w:lang w:val="en-US"/>
+        </w:rPr>
+        <w:t xml:space="preserve"> </w:t>
+      </w:r>
+      <w:r>
+        <w:rPr>
+          <w:sz w:val="22"/>
+          <w:szCs w:val="22"/>
+          <w:rtl/>
+          <w:lang w:val="en-US"/>
+        </w:rPr>
+        <w:br/>
+      </w:r>
+      <w:r>
+        <w:rPr>
+          <w:rFonts w:hint="cs"/>
+          <w:sz w:val="22"/>
+          <w:szCs w:val="22"/>
+          <w:rtl/>
+          <w:lang w:val="en-US"/>
+        </w:rPr>
+        <w:t xml:space="preserve"> אחרי כמה ניסיונות להפעיל את</w:t>
+      </w:r>
+      <w:r>
+        <w:rPr>
+          <w:sz w:val="22"/>
+          <w:szCs w:val="22"/>
+          <w:lang w:val="en-US"/>
+        </w:rPr>
+        <w:t xml:space="preserve">.Arduino mega </w:t>
+      </w:r>
+      <w:r>
+        <w:rPr>
+          <w:rFonts w:hint="cs"/>
+          <w:sz w:val="22"/>
+          <w:szCs w:val="22"/>
+          <w:rtl/>
+          <w:lang w:val="en-US"/>
+        </w:rPr>
+        <w:t xml:space="preserve"> </w:t>
+      </w:r>
+      <w:r>
+        <w:rPr>
+          <w:rFonts w:hint="cs"/>
+          <w:sz w:val="22"/>
+          <w:szCs w:val="22"/>
+          <w:rtl/>
+          <w:lang w:val="en-US"/>
+        </w:rPr>
+        <w:t>שנועדה גל למדפסות אמיתיות וגם לבקרים כמו</w:t>
+      </w:r>
+      <w:r>
+        <w:rPr>
+          <w:sz w:val="22"/>
+          <w:szCs w:val="22"/>
+          <w:rtl/>
+          <w:lang w:val="en-US"/>
+        </w:rPr>
+        <w:br/>
+      </w:r>
+      <w:r>
+        <w:rPr>
+          <w:rFonts w:hint="cs"/>
+          <w:sz w:val="22"/>
+          <w:szCs w:val="22"/>
+          <w:rtl/>
+          <w:lang w:val="en-US"/>
+        </w:rPr>
+        <w:t>התוכנה, החלטתי שאני מעדיף תוכנה משלי שבה יש לי שליטה</w:t>
+      </w:r>
+      <w:r>
+        <w:rPr>
+          <w:rFonts w:hint="cs"/>
+          <w:sz w:val="22"/>
+          <w:szCs w:val="22"/>
+          <w:rtl/>
+          <w:lang w:val="en-US"/>
+        </w:rPr>
+        <w:t xml:space="preserve"> והבנה</w:t>
+      </w:r>
+      <w:r>
+        <w:rPr>
+          <w:rFonts w:hint="cs"/>
+          <w:sz w:val="22"/>
+          <w:szCs w:val="22"/>
+          <w:rtl/>
+          <w:lang w:val="en-US"/>
+        </w:rPr>
+        <w:t xml:space="preserve"> על </w:t>
+      </w:r>
+      <w:proofErr w:type="spellStart"/>
+      <w:r>
+        <w:rPr>
+          <w:rFonts w:hint="cs"/>
+          <w:sz w:val="22"/>
+          <w:szCs w:val="22"/>
+          <w:rtl/>
+          <w:lang w:val="en-US"/>
+        </w:rPr>
+        <w:t>הכל</w:t>
+      </w:r>
+      <w:proofErr w:type="spellEnd"/>
+      <w:r>
+        <w:rPr>
+          <w:rFonts w:hint="cs"/>
+          <w:sz w:val="22"/>
+          <w:szCs w:val="22"/>
+          <w:rtl/>
+          <w:lang w:val="en-US"/>
+        </w:rPr>
+        <w:t xml:space="preserve">, וזה גם הייתה </w:t>
+      </w:r>
+      <w:r>
+        <w:rPr>
+          <w:sz w:val="22"/>
+          <w:szCs w:val="22"/>
+          <w:lang w:val="en-US"/>
+        </w:rPr>
+        <w:t>.</w:t>
+      </w:r>
+      <w:proofErr w:type="spellStart"/>
+      <w:r>
+        <w:rPr>
+          <w:sz w:val="22"/>
+          <w:szCs w:val="22"/>
+          <w:lang w:val="en-US"/>
+        </w:rPr>
+        <w:t>gcode</w:t>
+      </w:r>
+      <w:proofErr w:type="spellEnd"/>
+      <w:r>
+        <w:rPr>
+          <w:sz w:val="22"/>
+          <w:szCs w:val="22"/>
+          <w:lang w:val="en-US"/>
+        </w:rPr>
+        <w:t xml:space="preserve"> </w:t>
+      </w:r>
+      <w:r>
+        <w:rPr>
+          <w:rFonts w:hint="cs"/>
+          <w:sz w:val="22"/>
+          <w:szCs w:val="22"/>
+          <w:rtl/>
+          <w:lang w:val="en-US"/>
+        </w:rPr>
+        <w:t xml:space="preserve"> </w:t>
+      </w:r>
+      <w:r>
+        <w:rPr>
+          <w:rFonts w:hint="cs"/>
+          <w:sz w:val="22"/>
+          <w:szCs w:val="22"/>
+          <w:rtl/>
+          <w:lang w:val="en-US"/>
+        </w:rPr>
+        <w:t xml:space="preserve">הזדמנות </w:t>
+      </w:r>
+      <w:r>
+        <w:rPr>
+          <w:rFonts w:hint="cs"/>
+          <w:sz w:val="22"/>
+          <w:szCs w:val="22"/>
+          <w:rtl/>
+          <w:lang w:val="en-US"/>
+        </w:rPr>
+        <w:t>ללמוד על דברים כמו</w:t>
       </w:r>
     </w:p>
     <w:sectPr>

--- a/ספר פרוייקט כיתה י', יונתן טורפשטיין.docx
+++ b/ספר פרוייקט כיתה י', יונתן טורפשטיין.docx
@@ -284,7 +284,6 @@
           </w:rPr>
           <w:t>של הפרויקט.</w:t>
         </w:r>
-        <w:proofErr w:type="spellStart"/>
         <w:r>
           <w:rPr>
             <w:rStyle w:val="Hyperlink"/>
@@ -303,7 +302,6 @@
           </w:rPr>
           <w:t>ithub</w:t>
         </w:r>
-        <w:proofErr w:type="spellEnd"/>
       </w:hyperlink>
       <w:r>
         <w:rPr>
@@ -492,27 +490,7 @@
           <w:szCs w:val="32"/>
           <w:lang w:val="en-US"/>
         </w:rPr>
-        <w:t>.</w:t>
-      </w:r>
-      <w:proofErr w:type="spellStart"/>
-      <w:r>
-        <w:rPr>
-          <w:rFonts w:cs="Arial"/>
-          <w:sz w:val="32"/>
-          <w:szCs w:val="32"/>
-          <w:lang w:val="en-US"/>
-        </w:rPr>
-        <w:t>gcode</w:t>
-      </w:r>
-      <w:proofErr w:type="spellEnd"/>
-      <w:r>
-        <w:rPr>
-          <w:rFonts w:cs="Arial"/>
-          <w:sz w:val="32"/>
-          <w:szCs w:val="32"/>
-          <w:lang w:val="en-US"/>
-        </w:rPr>
-        <w:t xml:space="preserve"> </w:t>
+        <w:t xml:space="preserve">.gcode </w:t>
       </w:r>
       <w:r>
         <w:rPr>
@@ -866,12 +844,23 @@
         <w:r>
           <w:rPr>
             <w:rStyle w:val="Hyperlink"/>
+            <w:rFonts w:hint="cs"/>
             <w:sz w:val="32"/>
             <w:szCs w:val="32"/>
             <w:rtl/>
             <w:lang w:val="en-US"/>
           </w:rPr>
-          <w:t>שרטון הצלחה.</w:t>
+          <w:t>ס</w:t>
+        </w:r>
+        <w:r>
+          <w:rPr>
+            <w:rStyle w:val="Hyperlink"/>
+            <w:sz w:val="32"/>
+            <w:szCs w:val="32"/>
+            <w:rtl/>
+            <w:lang w:val="en-US"/>
+          </w:rPr>
+          <w:t>רטון הצלחה.</w:t>
         </w:r>
       </w:hyperlink>
     </w:p>
@@ -1005,40 +994,18 @@
         </w:rPr>
         <w:t>זה הניסיון השני שלי בלהכין מדפסת תלת ממד, בניסיון הראשון היה לי עיצוב שלא מאפשר תזוזה יציבה(</w:t>
       </w:r>
-      <w:proofErr w:type="spellStart"/>
-      <w:r>
-        <w:fldChar w:fldCharType="begin"/>
-      </w:r>
-      <w:r>
-        <w:instrText>HYPERLINK "https://cad.onshape.com/documents/b952cc3ae6dde4798fa6cef6/w/a75674ccd77912fe6442e073/e/6845e0cde51841863a819568?renderMode=0&amp;uiState=6a0582320789b5543df4b4e8"</w:instrText>
-      </w:r>
-      <w:r>
-        <w:fldChar w:fldCharType="separate"/>
-      </w:r>
-      <w:r>
-        <w:rPr>
-          <w:rStyle w:val="Hyperlink"/>
-          <w:sz w:val="22"/>
-          <w:szCs w:val="22"/>
-          <w:rtl/>
-          <w:lang w:val="en-US"/>
-        </w:rPr>
-        <w:t>אונשייפ</w:t>
-      </w:r>
-      <w:proofErr w:type="spellEnd"/>
-      <w:r>
-        <w:rPr>
-          <w:rStyle w:val="Hyperlink"/>
-          <w:sz w:val="22"/>
-          <w:szCs w:val="22"/>
-          <w:rtl/>
-          <w:lang w:val="en-US"/>
-        </w:rPr>
-        <w:t xml:space="preserve"> של העיצוב הקודם</w:t>
-      </w:r>
-      <w:r>
-        <w:fldChar w:fldCharType="end"/>
-      </w:r>
+      <w:hyperlink r:id="rId13" w:history="1">
+        <w:r>
+          <w:rPr>
+            <w:rStyle w:val="Hyperlink"/>
+            <w:sz w:val="22"/>
+            <w:szCs w:val="22"/>
+            <w:rtl/>
+            <w:lang w:val="en-US"/>
+          </w:rPr>
+          <w:t>אונשייפ של העיצוב הקודם</w:t>
+        </w:r>
+      </w:hyperlink>
       <w:r>
         <w:rPr>
           <w:rFonts w:hint="cs"/>
@@ -1130,7 +1097,6 @@
         </w:rPr>
         <w:t>.</w:t>
       </w:r>
-      <w:proofErr w:type="spellStart"/>
       <w:r>
         <w:rPr>
           <w:sz w:val="22"/>
@@ -1139,7 +1105,6 @@
         </w:rPr>
         <w:t>gcode</w:t>
       </w:r>
-      <w:proofErr w:type="spellEnd"/>
       <w:r>
         <w:rPr>
           <w:rFonts w:hint="cs"/>
@@ -1243,26 +1208,206 @@
           <w:szCs w:val="32"/>
           <w:lang w:val="en-US"/>
         </w:rPr>
-        <w:t>:</w:t>
-      </w:r>
-      <w:proofErr w:type="spellStart"/>
-      <w:r>
-        <w:rPr>
-          <w:b/>
-          <w:bCs/>
-          <w:sz w:val="32"/>
-          <w:szCs w:val="32"/>
+        <w:t xml:space="preserve">:gcode </w:t>
+      </w:r>
+      <w:r>
+        <w:rPr>
+          <w:rFonts w:hint="cs"/>
+          <w:b/>
+          <w:bCs/>
+          <w:sz w:val="32"/>
+          <w:szCs w:val="32"/>
+          <w:rtl/>
+          <w:lang w:val="en-US"/>
+        </w:rPr>
+        <w:t xml:space="preserve"> </w:t>
+      </w:r>
+      <w:r>
+        <w:rPr>
+          <w:b/>
+          <w:bCs/>
+          <w:sz w:val="32"/>
+          <w:szCs w:val="32"/>
+          <w:rtl/>
+          <w:lang w:val="en-US"/>
+        </w:rPr>
+        <w:t>–</w:t>
+      </w:r>
+      <w:r>
+        <w:rPr>
+          <w:rFonts w:hint="cs"/>
+          <w:b/>
+          <w:bCs/>
+          <w:sz w:val="32"/>
+          <w:szCs w:val="32"/>
+          <w:rtl/>
+          <w:lang w:val="en-US"/>
+        </w:rPr>
+        <w:t xml:space="preserve"> הסבר קצר על</w:t>
+      </w:r>
+      <w:r>
+        <w:rPr>
+          <w:b/>
+          <w:bCs/>
+          <w:sz w:val="32"/>
+          <w:szCs w:val="32"/>
+          <w:lang w:val="en-US"/>
+        </w:rPr>
+        <w:t>2.1</w:t>
+      </w:r>
+    </w:p>
+    <w:p>
+      <w:pPr>
+        <w:jc w:val="right"/>
+        <w:rPr>
+          <w:sz w:val="22"/>
+          <w:szCs w:val="22"/>
+          <w:rtl/>
+          <w:lang w:val="en-US"/>
+        </w:rPr>
+      </w:pPr>
+      <w:r>
+        <w:rPr>
+          <w:rFonts w:hint="cs"/>
+          <w:sz w:val="22"/>
+          <w:szCs w:val="22"/>
+          <w:rtl/>
+          <w:lang w:val="en-US"/>
+        </w:rPr>
+        <w:t>?</w:t>
+      </w:r>
+      <w:r>
+        <w:rPr>
+          <w:sz w:val="22"/>
+          <w:szCs w:val="22"/>
           <w:lang w:val="en-US"/>
         </w:rPr>
         <w:t>gcode</w:t>
       </w:r>
-      <w:proofErr w:type="spellEnd"/>
-      <w:r>
-        <w:rPr>
-          <w:b/>
-          <w:bCs/>
-          <w:sz w:val="32"/>
-          <w:szCs w:val="32"/>
+      <w:r>
+        <w:rPr>
+          <w:rFonts w:hint="cs"/>
+          <w:sz w:val="22"/>
+          <w:szCs w:val="22"/>
+          <w:rtl/>
+          <w:lang w:val="en-US"/>
+        </w:rPr>
+        <w:t xml:space="preserve">מהו </w:t>
+      </w:r>
+    </w:p>
+    <w:p>
+      <w:pPr>
+        <w:jc w:val="right"/>
+        <w:rPr>
+          <w:sz w:val="22"/>
+          <w:szCs w:val="22"/>
+          <w:rtl/>
+          <w:lang w:val="en-US"/>
+        </w:rPr>
+      </w:pPr>
+      <w:r>
+        <w:rPr>
+          <w:sz w:val="22"/>
+          <w:szCs w:val="22"/>
+          <w:lang w:val="en-US"/>
+        </w:rPr>
+        <w:t xml:space="preserve">  </w:t>
+      </w:r>
+      <w:r>
+        <w:rPr>
+          <w:rFonts w:hint="cs"/>
+          <w:sz w:val="22"/>
+          <w:szCs w:val="22"/>
+          <w:rtl/>
+          <w:lang w:val="en-US"/>
+        </w:rPr>
+        <w:t xml:space="preserve"> בעיקר משומשים במכונות ייצור</w:t>
+      </w:r>
+      <w:r>
+        <w:rPr>
+          <w:sz w:val="22"/>
+          <w:szCs w:val="22"/>
+          <w:lang w:val="en-US"/>
+        </w:rPr>
+        <w:t xml:space="preserve">gcode  </w:t>
+      </w:r>
+      <w:r>
+        <w:rPr>
+          <w:rFonts w:hint="cs"/>
+          <w:sz w:val="22"/>
+          <w:szCs w:val="22"/>
+          <w:rtl/>
+          <w:lang w:val="en-US"/>
+        </w:rPr>
+        <w:t>סוג קובץ שמכיל בעיקר הוראות לתזוזה של מנועים, קבצי</w:t>
+      </w:r>
+    </w:p>
+    <w:p>
+      <w:pPr>
+        <w:jc w:val="right"/>
+        <w:rPr>
+          <w:sz w:val="22"/>
+          <w:szCs w:val="22"/>
+          <w:rtl/>
+          <w:lang w:val="en-US"/>
+        </w:rPr>
+      </w:pPr>
+      <w:r>
+        <w:rPr>
+          <w:rFonts w:hint="cs"/>
+          <w:sz w:val="22"/>
+          <w:szCs w:val="22"/>
+          <w:rtl/>
+          <w:lang w:val="en-US"/>
+        </w:rPr>
+        <w:t>.</w:t>
+      </w:r>
+      <w:r>
+        <w:rPr>
+          <w:sz w:val="22"/>
+          <w:szCs w:val="22"/>
+          <w:lang w:val="en-US"/>
+        </w:rPr>
+        <w:t>CNC</w:t>
+      </w:r>
+      <w:r>
+        <w:rPr>
+          <w:rFonts w:hint="cs"/>
+          <w:sz w:val="22"/>
+          <w:szCs w:val="22"/>
+          <w:rtl/>
+          <w:lang w:val="en-US"/>
+        </w:rPr>
+        <w:t>כמו מדפסות תלת ממד ו-</w:t>
+      </w:r>
+    </w:p>
+    <w:p>
+      <w:pPr>
+        <w:jc w:val="right"/>
+        <w:rPr>
+          <w:sz w:val="22"/>
+          <w:szCs w:val="22"/>
+          <w:rtl/>
+          <w:lang w:val="en-US"/>
+        </w:rPr>
+      </w:pPr>
+    </w:p>
+    <w:p>
+      <w:pPr>
+        <w:jc w:val="right"/>
+        <w:rPr>
+          <w:sz w:val="22"/>
+          <w:szCs w:val="22"/>
+          <w:rtl/>
+          <w:lang w:val="en-US"/>
+        </w:rPr>
+      </w:pPr>
+      <w:r>
+        <w:rPr>
+          <w:rFonts w:hint="cs"/>
+          <w:sz w:val="22"/>
+          <w:szCs w:val="22"/>
+          <w:rtl/>
           <w:lang w:val="en-US"/>
         </w:rPr>
         <w:t xml:space="preserve"> </w:t>
@@ -1270,10 +1415,150 @@
       <w:r>
         <w:rPr>
           <w:rFonts w:hint="cs"/>
-          <w:b/>
-          <w:bCs/>
-          <w:sz w:val="32"/>
-          <w:szCs w:val="32"/>
+          <w:sz w:val="22"/>
+          <w:szCs w:val="22"/>
+          <w:rtl/>
+          <w:lang w:val="en-US"/>
+        </w:rPr>
+        <w:t>נראית</w:t>
+      </w:r>
+      <w:r>
+        <w:rPr>
+          <w:rFonts w:hint="cs"/>
+          <w:sz w:val="22"/>
+          <w:szCs w:val="22"/>
+          <w:rtl/>
+          <w:lang w:val="en-US"/>
+        </w:rPr>
+        <w:t>?</w:t>
+      </w:r>
+      <w:r>
+        <w:rPr>
+          <w:sz w:val="22"/>
+          <w:szCs w:val="22"/>
+          <w:lang w:val="en-US"/>
+        </w:rPr>
+        <w:t>gcode</w:t>
+      </w:r>
+      <w:r>
+        <w:rPr>
+          <w:rFonts w:hint="cs"/>
+          <w:sz w:val="22"/>
+          <w:szCs w:val="22"/>
+          <w:rtl/>
+          <w:lang w:val="en-US"/>
+        </w:rPr>
+        <w:t xml:space="preserve">איך שורה של </w:t>
+      </w:r>
+    </w:p>
+    <w:p>
+      <w:pPr>
+        <w:jc w:val="right"/>
+        <w:rPr>
+          <w:sz w:val="22"/>
+          <w:szCs w:val="22"/>
+          <w:rtl/>
+          <w:lang w:val="en-US"/>
+        </w:rPr>
+      </w:pPr>
+      <w:r>
+        <w:rPr>
+          <w:sz w:val="22"/>
+          <w:szCs w:val="22"/>
+          <w:lang w:val="en-US"/>
+        </w:rPr>
+        <w:t>G1 X</w:t>
+      </w:r>
+      <w:r>
+        <w:rPr>
+          <w:sz w:val="22"/>
+          <w:szCs w:val="22"/>
+          <w:lang w:val="en-US"/>
+        </w:rPr>
+        <w:t xml:space="preserve">67 </w:t>
+      </w:r>
+      <w:r>
+        <w:rPr>
+          <w:sz w:val="22"/>
+          <w:szCs w:val="22"/>
+          <w:lang w:val="en-US"/>
+        </w:rPr>
+        <w:t>Y</w:t>
+      </w:r>
+      <w:r>
+        <w:rPr>
+          <w:sz w:val="22"/>
+          <w:szCs w:val="22"/>
+          <w:lang w:val="en-US"/>
+        </w:rPr>
+        <w:t>6</w:t>
+      </w:r>
+      <w:r>
+        <w:rPr>
+          <w:sz w:val="22"/>
+          <w:szCs w:val="22"/>
+          <w:lang w:val="en-US"/>
+        </w:rPr>
+        <w:t>9 E</w:t>
+      </w:r>
+      <w:r>
+        <w:rPr>
+          <w:sz w:val="22"/>
+          <w:szCs w:val="22"/>
+          <w:lang w:val="en-US"/>
+        </w:rPr>
+        <w:t>420</w:t>
+      </w:r>
+      <w:r>
+        <w:rPr>
+          <w:sz w:val="22"/>
+          <w:szCs w:val="22"/>
+          <w:lang w:val="en-US"/>
+        </w:rPr>
+        <w:t xml:space="preserve"> F1000</w:t>
+      </w:r>
+    </w:p>
+    <w:p>
+      <w:pPr>
+        <w:jc w:val="right"/>
+        <w:rPr>
+          <w:sz w:val="22"/>
+          <w:szCs w:val="22"/>
+          <w:rtl/>
+          <w:lang w:val="en-US"/>
+        </w:rPr>
+      </w:pPr>
+      <w:r>
+        <w:rPr>
+          <w:sz w:val="22"/>
+          <w:szCs w:val="22"/>
+          <w:lang w:val="en-US"/>
+        </w:rPr>
+        <w:t xml:space="preserve">     </w:t>
+      </w:r>
+      <w:r>
+        <w:rPr>
+          <w:rFonts w:hint="cs"/>
+          <w:sz w:val="22"/>
+          <w:szCs w:val="22"/>
+          <w:rtl/>
+          <w:lang w:val="en-US"/>
+        </w:rPr>
+        <w:t>מחולקת לשני חלקים:</w:t>
+      </w:r>
+      <w:r>
+        <w:rPr>
+          <w:sz w:val="22"/>
+          <w:szCs w:val="22"/>
+          <w:lang w:val="en-US"/>
+        </w:rPr>
+        <w:t xml:space="preserve">  gcode</w:t>
+      </w:r>
+      <w:r>
+        <w:rPr>
+          <w:rFonts w:hint="cs"/>
+          <w:sz w:val="22"/>
+          <w:szCs w:val="22"/>
           <w:rtl/>
           <w:lang w:val="en-US"/>
         </w:rPr>
@@ -1281,146 +1566,35 @@
       </w:r>
       <w:r>
         <w:rPr>
-          <w:b/>
-          <w:bCs/>
-          <w:sz w:val="32"/>
-          <w:szCs w:val="32"/>
-          <w:rtl/>
-          <w:lang w:val="en-US"/>
-        </w:rPr>
-        <w:t>–</w:t>
-      </w:r>
-      <w:r>
-        <w:rPr>
-          <w:rFonts w:hint="cs"/>
-          <w:b/>
-          <w:bCs/>
-          <w:sz w:val="32"/>
-          <w:szCs w:val="32"/>
-          <w:rtl/>
-          <w:lang w:val="en-US"/>
-        </w:rPr>
-        <w:t xml:space="preserve"> הסבר קצר על</w:t>
-      </w:r>
-      <w:r>
-        <w:rPr>
-          <w:b/>
-          <w:bCs/>
-          <w:sz w:val="32"/>
-          <w:szCs w:val="32"/>
-          <w:lang w:val="en-US"/>
-        </w:rPr>
-        <w:t>2.1</w:t>
-      </w:r>
-    </w:p>
-    <w:p>
-      <w:pPr>
-        <w:jc w:val="right"/>
-        <w:rPr>
-          <w:sz w:val="22"/>
-          <w:szCs w:val="22"/>
-          <w:rtl/>
-          <w:lang w:val="en-US"/>
-        </w:rPr>
-      </w:pPr>
-      <w:r>
-        <w:rPr>
-          <w:rFonts w:hint="cs"/>
-          <w:sz w:val="22"/>
-          <w:szCs w:val="22"/>
-          <w:rtl/>
-          <w:lang w:val="en-US"/>
-        </w:rPr>
-        <w:t>?</w:t>
-      </w:r>
-      <w:proofErr w:type="spellStart"/>
-      <w:r>
-        <w:rPr>
-          <w:sz w:val="22"/>
-          <w:szCs w:val="22"/>
-          <w:lang w:val="en-US"/>
-        </w:rPr>
-        <w:t>gcode</w:t>
-      </w:r>
-      <w:proofErr w:type="spellEnd"/>
-      <w:r>
-        <w:rPr>
-          <w:rFonts w:hint="cs"/>
-          <w:sz w:val="22"/>
-          <w:szCs w:val="22"/>
-          <w:rtl/>
-          <w:lang w:val="en-US"/>
-        </w:rPr>
-        <w:t xml:space="preserve">מהו </w:t>
-      </w:r>
-    </w:p>
-    <w:p>
-      <w:pPr>
-        <w:jc w:val="right"/>
-        <w:rPr>
-          <w:sz w:val="22"/>
-          <w:szCs w:val="22"/>
-          <w:rtl/>
-          <w:lang w:val="en-US"/>
-        </w:rPr>
-      </w:pPr>
-      <w:r>
-        <w:rPr>
-          <w:sz w:val="22"/>
-          <w:szCs w:val="22"/>
-          <w:lang w:val="en-US"/>
-        </w:rPr>
-        <w:t xml:space="preserve">  </w:t>
-      </w:r>
-      <w:r>
-        <w:rPr>
-          <w:rFonts w:hint="cs"/>
-          <w:sz w:val="22"/>
-          <w:szCs w:val="22"/>
-          <w:rtl/>
-          <w:lang w:val="en-US"/>
-        </w:rPr>
-        <w:t xml:space="preserve"> בעיקר משומשים במכונות ייצור</w:t>
-      </w:r>
-      <w:proofErr w:type="spellStart"/>
-      <w:r>
-        <w:rPr>
-          <w:sz w:val="22"/>
-          <w:szCs w:val="22"/>
-          <w:lang w:val="en-US"/>
-        </w:rPr>
-        <w:t>gcode</w:t>
-      </w:r>
-      <w:proofErr w:type="spellEnd"/>
-      <w:r>
-        <w:rPr>
-          <w:sz w:val="22"/>
-          <w:szCs w:val="22"/>
-          <w:lang w:val="en-US"/>
-        </w:rPr>
-        <w:t xml:space="preserve">  </w:t>
-      </w:r>
-      <w:r>
-        <w:rPr>
-          <w:rFonts w:hint="cs"/>
-          <w:sz w:val="22"/>
-          <w:szCs w:val="22"/>
-          <w:rtl/>
-          <w:lang w:val="en-US"/>
-        </w:rPr>
-        <w:t>סוג קובץ שמכיל בעיקר הוראות לתזוזה של מנועים, קבצי</w:t>
-      </w:r>
-    </w:p>
-    <w:p>
-      <w:pPr>
-        <w:jc w:val="right"/>
-        <w:rPr>
-          <w:sz w:val="22"/>
-          <w:szCs w:val="22"/>
-          <w:rtl/>
-          <w:lang w:val="en-US"/>
-        </w:rPr>
-      </w:pPr>
+          <w:rFonts w:hint="cs"/>
+          <w:sz w:val="22"/>
+          <w:szCs w:val="22"/>
+          <w:rtl/>
+          <w:lang w:val="en-US"/>
+        </w:rPr>
+        <w:t>שורה ב-</w:t>
+      </w:r>
+    </w:p>
+    <w:p>
+      <w:pPr>
+        <w:jc w:val="right"/>
+        <w:rPr>
+          <w:sz w:val="22"/>
+          <w:szCs w:val="22"/>
+          <w:rtl/>
+          <w:lang w:val="en-US"/>
+        </w:rPr>
+      </w:pPr>
+      <w:r>
+        <w:rPr>
+          <w:rFonts w:hint="cs"/>
+          <w:sz w:val="22"/>
+          <w:szCs w:val="22"/>
+          <w:rtl/>
+          <w:lang w:val="en-US"/>
+        </w:rPr>
+        <w:t>: סוג הפקודה(במקרה הזה לזוז)</w:t>
+      </w:r>
       <w:r>
         <w:rPr>
           <w:rFonts w:hint="cs"/>
@@ -1437,109 +1611,46 @@
           <w:szCs w:val="22"/>
           <w:lang w:val="en-US"/>
         </w:rPr>
-        <w:t>CNC</w:t>
-      </w:r>
-      <w:r>
-        <w:rPr>
-          <w:rFonts w:hint="cs"/>
-          <w:sz w:val="22"/>
-          <w:szCs w:val="22"/>
-          <w:rtl/>
-          <w:lang w:val="en-US"/>
-        </w:rPr>
-        <w:t>כמו מדפסות תלת ממד ו-</w:t>
-      </w:r>
-    </w:p>
-    <w:p>
-      <w:pPr>
-        <w:jc w:val="right"/>
-        <w:rPr>
-          <w:sz w:val="22"/>
-          <w:szCs w:val="22"/>
-          <w:rtl/>
-          <w:lang w:val="en-US"/>
-        </w:rPr>
-      </w:pPr>
-    </w:p>
-    <w:p>
-      <w:pPr>
-        <w:jc w:val="right"/>
-        <w:rPr>
-          <w:sz w:val="22"/>
-          <w:szCs w:val="22"/>
-          <w:rtl/>
-          <w:lang w:val="en-US"/>
-        </w:rPr>
-      </w:pPr>
-      <w:r>
-        <w:rPr>
-          <w:rFonts w:hint="cs"/>
-          <w:sz w:val="22"/>
-          <w:szCs w:val="22"/>
-          <w:rtl/>
-          <w:lang w:val="en-US"/>
-        </w:rPr>
-        <w:t xml:space="preserve"> </w:t>
-      </w:r>
-      <w:r>
-        <w:rPr>
-          <w:rFonts w:hint="cs"/>
-          <w:sz w:val="22"/>
-          <w:szCs w:val="22"/>
-          <w:rtl/>
-          <w:lang w:val="en-US"/>
-        </w:rPr>
-        <w:t>נראית</w:t>
-      </w:r>
-      <w:r>
-        <w:rPr>
-          <w:rFonts w:hint="cs"/>
-          <w:sz w:val="22"/>
-          <w:szCs w:val="22"/>
-          <w:rtl/>
-          <w:lang w:val="en-US"/>
-        </w:rPr>
-        <w:t>?</w:t>
-      </w:r>
-      <w:proofErr w:type="spellStart"/>
-      <w:r>
-        <w:rPr>
-          <w:sz w:val="22"/>
-          <w:szCs w:val="22"/>
-          <w:lang w:val="en-US"/>
-        </w:rPr>
-        <w:t>gcode</w:t>
-      </w:r>
-      <w:proofErr w:type="spellEnd"/>
-      <w:r>
-        <w:rPr>
-          <w:rFonts w:hint="cs"/>
-          <w:sz w:val="22"/>
-          <w:szCs w:val="22"/>
-          <w:rtl/>
-          <w:lang w:val="en-US"/>
-        </w:rPr>
-        <w:t xml:space="preserve">איך שורה של </w:t>
-      </w:r>
-    </w:p>
-    <w:p>
-      <w:pPr>
-        <w:jc w:val="right"/>
-        <w:rPr>
-          <w:rFonts w:hint="cs"/>
-          <w:sz w:val="22"/>
-          <w:szCs w:val="22"/>
-          <w:rtl/>
-          <w:lang w:val="en-US"/>
-        </w:rPr>
-      </w:pPr>
-      <w:r>
-        <w:rPr>
-          <w:sz w:val="22"/>
-          <w:szCs w:val="22"/>
-          <w:lang w:val="en-US"/>
-        </w:rPr>
-        <w:t>G1 X</w:t>
+        <w:t>G</w:t>
+      </w:r>
+      <w:r>
+        <w:rPr>
+          <w:rFonts w:hint="cs"/>
+          <w:sz w:val="22"/>
+          <w:szCs w:val="22"/>
+          <w:rtl/>
+          <w:lang w:val="en-US"/>
+        </w:rPr>
+        <w:t>1</w:t>
+      </w:r>
+    </w:p>
+    <w:p>
+      <w:pPr>
+        <w:jc w:val="right"/>
+        <w:rPr>
+          <w:sz w:val="22"/>
+          <w:szCs w:val="22"/>
+          <w:rtl/>
+          <w:lang w:val="en-US"/>
+        </w:rPr>
+      </w:pPr>
+      <w:r>
+        <w:rPr>
+          <w:rFonts w:hint="cs"/>
+          <w:sz w:val="22"/>
+          <w:szCs w:val="22"/>
+          <w:rtl/>
+          <w:lang w:val="en-US"/>
+        </w:rPr>
+        <w:t>: הפרמטרים.</w:t>
+      </w:r>
+      <w:r>
+        <w:rPr>
+          <w:sz w:val="22"/>
+          <w:szCs w:val="22"/>
+          <w:lang w:val="en-US"/>
+        </w:rPr>
+        <w:t>X</w:t>
       </w:r>
       <w:r>
         <w:rPr>
@@ -1602,80 +1713,159 @@
       </w:pPr>
       <w:r>
         <w:rPr>
-          <w:sz w:val="22"/>
-          <w:szCs w:val="22"/>
-          <w:lang w:val="en-US"/>
-        </w:rPr>
-        <w:t xml:space="preserve">     </w:t>
-      </w:r>
-      <w:r>
-        <w:rPr>
-          <w:rFonts w:hint="cs"/>
-          <w:sz w:val="22"/>
-          <w:szCs w:val="22"/>
-          <w:rtl/>
-          <w:lang w:val="en-US"/>
-        </w:rPr>
-        <w:t>מחולקת לשני חלקים:</w:t>
-      </w:r>
-      <w:r>
-        <w:rPr>
-          <w:sz w:val="22"/>
-          <w:szCs w:val="22"/>
-          <w:lang w:val="en-US"/>
-        </w:rPr>
-        <w:t xml:space="preserve">  </w:t>
-      </w:r>
-      <w:proofErr w:type="spellStart"/>
-      <w:r>
-        <w:rPr>
-          <w:sz w:val="22"/>
-          <w:szCs w:val="22"/>
-          <w:lang w:val="en-US"/>
-        </w:rPr>
-        <w:t>gcode</w:t>
-      </w:r>
-      <w:proofErr w:type="spellEnd"/>
-      <w:r>
-        <w:rPr>
-          <w:rFonts w:hint="cs"/>
-          <w:sz w:val="22"/>
-          <w:szCs w:val="22"/>
-          <w:rtl/>
-          <w:lang w:val="en-US"/>
-        </w:rPr>
-        <w:t xml:space="preserve"> </w:t>
-      </w:r>
-      <w:r>
-        <w:rPr>
-          <w:rFonts w:hint="cs"/>
-          <w:sz w:val="22"/>
-          <w:szCs w:val="22"/>
-          <w:rtl/>
-          <w:lang w:val="en-US"/>
-        </w:rPr>
-        <w:t>שורה ב-</w:t>
-      </w:r>
-    </w:p>
-    <w:p>
-      <w:pPr>
-        <w:jc w:val="right"/>
-        <w:rPr>
-          <w:sz w:val="22"/>
-          <w:szCs w:val="22"/>
-          <w:rtl/>
-          <w:lang w:val="en-US"/>
-        </w:rPr>
-      </w:pPr>
-      <w:r>
-        <w:rPr>
-          <w:rFonts w:hint="cs"/>
-          <w:sz w:val="22"/>
-          <w:szCs w:val="22"/>
-          <w:rtl/>
-          <w:lang w:val="en-US"/>
-        </w:rPr>
-        <w:t>: סוג הפקודה(במקרה הזה לזוז)</w:t>
+          <w:rFonts w:hint="cs"/>
+          <w:sz w:val="22"/>
+          <w:szCs w:val="22"/>
+          <w:rtl/>
+          <w:lang w:val="en-US"/>
+        </w:rPr>
+        <w:t xml:space="preserve"> זה הציר של </w:t>
+      </w:r>
+      <w:r>
+        <w:rPr>
+          <w:rFonts w:hint="cs"/>
+          <w:sz w:val="22"/>
+          <w:szCs w:val="22"/>
+          <w:rtl/>
+          <w:lang w:val="en-US"/>
+        </w:rPr>
+        <w:t>האקסטרודר</w:t>
+      </w:r>
+      <w:r>
+        <w:rPr>
+          <w:rFonts w:hint="cs"/>
+          <w:sz w:val="22"/>
+          <w:szCs w:val="22"/>
+          <w:rtl/>
+          <w:lang w:val="en-US"/>
+        </w:rPr>
+        <w:t xml:space="preserve">(התוכנה </w:t>
+      </w:r>
+      <w:r>
+        <w:rPr>
+          <w:sz w:val="22"/>
+          <w:szCs w:val="22"/>
+          <w:lang w:val="en-US"/>
+        </w:rPr>
+        <w:t>E</w:t>
+      </w:r>
+      <w:r>
+        <w:rPr>
+          <w:rFonts w:hint="cs"/>
+          <w:sz w:val="22"/>
+          <w:szCs w:val="22"/>
+          <w:rtl/>
+          <w:lang w:val="en-US"/>
+        </w:rPr>
+        <w:t xml:space="preserve"> מתכוונים לשני </w:t>
+      </w:r>
+      <w:r>
+        <w:rPr>
+          <w:rFonts w:hint="cs"/>
+          <w:sz w:val="22"/>
+          <w:szCs w:val="22"/>
+          <w:rtl/>
+          <w:lang w:val="en-US"/>
+        </w:rPr>
+        <w:t>צירי התזוזה</w:t>
+      </w:r>
+      <w:r>
+        <w:rPr>
+          <w:rFonts w:hint="cs"/>
+          <w:sz w:val="22"/>
+          <w:szCs w:val="22"/>
+          <w:rtl/>
+          <w:lang w:val="en-US"/>
+        </w:rPr>
+        <w:t xml:space="preserve">, </w:t>
+      </w:r>
+      <w:r>
+        <w:rPr>
+          <w:sz w:val="22"/>
+          <w:szCs w:val="22"/>
+          <w:lang w:val="en-US"/>
+        </w:rPr>
+        <w:t>Y</w:t>
+      </w:r>
+      <w:r>
+        <w:rPr>
+          <w:rFonts w:hint="cs"/>
+          <w:sz w:val="22"/>
+          <w:szCs w:val="22"/>
+          <w:rtl/>
+          <w:lang w:val="en-US"/>
+        </w:rPr>
+        <w:t xml:space="preserve"> ו-</w:t>
+      </w:r>
+      <w:r>
+        <w:rPr>
+          <w:sz w:val="22"/>
+          <w:szCs w:val="22"/>
+          <w:lang w:val="en-US"/>
+        </w:rPr>
+        <w:t>X</w:t>
+      </w:r>
+    </w:p>
+    <w:p>
+      <w:pPr>
+        <w:jc w:val="right"/>
+        <w:rPr>
+          <w:sz w:val="22"/>
+          <w:szCs w:val="22"/>
+          <w:rtl/>
+          <w:lang w:val="en-US"/>
+        </w:rPr>
+      </w:pPr>
+      <w:r>
+        <w:rPr>
+          <w:rFonts w:hint="cs"/>
+          <w:sz w:val="22"/>
+          <w:szCs w:val="22"/>
+          <w:rtl/>
+          <w:lang w:val="en-US"/>
+        </w:rPr>
+        <w:t xml:space="preserve">מתייחסת אלוו כמו לצירי </w:t>
+      </w:r>
+      <w:r>
+        <w:rPr>
+          <w:rFonts w:hint="cs"/>
+          <w:sz w:val="22"/>
+          <w:szCs w:val="22"/>
+          <w:rtl/>
+          <w:lang w:val="en-US"/>
+        </w:rPr>
+        <w:t>התזוזה).</w:t>
+      </w:r>
+    </w:p>
+    <w:p>
+      <w:pPr>
+        <w:jc w:val="right"/>
+        <w:rPr>
+          <w:sz w:val="22"/>
+          <w:szCs w:val="22"/>
+          <w:rtl/>
+          <w:lang w:val="en-US"/>
+        </w:rPr>
+      </w:pPr>
+      <w:r>
+        <w:rPr>
+          <w:rFonts w:hint="cs"/>
+          <w:sz w:val="22"/>
+          <w:szCs w:val="22"/>
+          <w:rtl/>
+          <w:lang w:val="en-US"/>
+        </w:rPr>
+        <w:t>המספרים שאחריהם הם כמה כל ציר צריך לזוז</w:t>
+      </w:r>
+      <w:r>
+        <w:rPr>
+          <w:rFonts w:hint="cs"/>
+          <w:sz w:val="22"/>
+          <w:szCs w:val="22"/>
+          <w:rtl/>
+          <w:lang w:val="en-US"/>
+        </w:rPr>
+        <w:t xml:space="preserve"> במילימטרים</w:t>
       </w:r>
       <w:r>
         <w:rPr>
@@ -1687,278 +1877,6 @@
         </w:rPr>
         <w:t>.</w:t>
       </w:r>
-      <w:r>
-        <w:rPr>
-          <w:sz w:val="22"/>
-          <w:szCs w:val="22"/>
-          <w:lang w:val="en-US"/>
-        </w:rPr>
-        <w:t>G</w:t>
-      </w:r>
-      <w:r>
-        <w:rPr>
-          <w:rFonts w:hint="cs"/>
-          <w:sz w:val="22"/>
-          <w:szCs w:val="22"/>
-          <w:rtl/>
-          <w:lang w:val="en-US"/>
-        </w:rPr>
-        <w:t>1</w:t>
-      </w:r>
-    </w:p>
-    <w:p>
-      <w:pPr>
-        <w:jc w:val="right"/>
-        <w:rPr>
-          <w:sz w:val="22"/>
-          <w:szCs w:val="22"/>
-          <w:rtl/>
-          <w:lang w:val="en-US"/>
-        </w:rPr>
-      </w:pPr>
-      <w:r>
-        <w:rPr>
-          <w:rFonts w:hint="cs"/>
-          <w:sz w:val="22"/>
-          <w:szCs w:val="22"/>
-          <w:rtl/>
-          <w:lang w:val="en-US"/>
-        </w:rPr>
-        <w:t>: הפרמטרים.</w:t>
-      </w:r>
-      <w:r>
-        <w:rPr>
-          <w:sz w:val="22"/>
-          <w:szCs w:val="22"/>
-          <w:lang w:val="en-US"/>
-        </w:rPr>
-        <w:t>X</w:t>
-      </w:r>
-      <w:r>
-        <w:rPr>
-          <w:sz w:val="22"/>
-          <w:szCs w:val="22"/>
-          <w:lang w:val="en-US"/>
-        </w:rPr>
-        <w:t xml:space="preserve">67 </w:t>
-      </w:r>
-      <w:r>
-        <w:rPr>
-          <w:sz w:val="22"/>
-          <w:szCs w:val="22"/>
-          <w:lang w:val="en-US"/>
-        </w:rPr>
-        <w:t>Y</w:t>
-      </w:r>
-      <w:r>
-        <w:rPr>
-          <w:sz w:val="22"/>
-          <w:szCs w:val="22"/>
-          <w:lang w:val="en-US"/>
-        </w:rPr>
-        <w:t>6</w:t>
-      </w:r>
-      <w:r>
-        <w:rPr>
-          <w:sz w:val="22"/>
-          <w:szCs w:val="22"/>
-          <w:lang w:val="en-US"/>
-        </w:rPr>
-        <w:t>9 E</w:t>
-      </w:r>
-      <w:r>
-        <w:rPr>
-          <w:sz w:val="22"/>
-          <w:szCs w:val="22"/>
-          <w:lang w:val="en-US"/>
-        </w:rPr>
-        <w:t>420</w:t>
-      </w:r>
-      <w:r>
-        <w:rPr>
-          <w:sz w:val="22"/>
-          <w:szCs w:val="22"/>
-          <w:lang w:val="en-US"/>
-        </w:rPr>
-        <w:t xml:space="preserve"> F1000</w:t>
-      </w:r>
-    </w:p>
-    <w:p>
-      <w:pPr>
-        <w:jc w:val="right"/>
-        <w:rPr>
-          <w:sz w:val="22"/>
-          <w:szCs w:val="22"/>
-          <w:rtl/>
-          <w:lang w:val="en-US"/>
-        </w:rPr>
-      </w:pPr>
-      <w:r>
-        <w:rPr>
-          <w:rFonts w:hint="cs"/>
-          <w:sz w:val="22"/>
-          <w:szCs w:val="22"/>
-          <w:rtl/>
-          <w:lang w:val="en-US"/>
-        </w:rPr>
-        <w:t xml:space="preserve"> זה הציר של </w:t>
-      </w:r>
-      <w:r>
-        <w:rPr>
-          <w:rFonts w:hint="cs"/>
-          <w:sz w:val="22"/>
-          <w:szCs w:val="22"/>
-          <w:rtl/>
-          <w:lang w:val="en-US"/>
-        </w:rPr>
-        <w:t>האקסטרודר</w:t>
-      </w:r>
-      <w:r>
-        <w:rPr>
-          <w:rFonts w:hint="cs"/>
-          <w:sz w:val="22"/>
-          <w:szCs w:val="22"/>
-          <w:rtl/>
-          <w:lang w:val="en-US"/>
-        </w:rPr>
-        <w:t xml:space="preserve">(התוכנה </w:t>
-      </w:r>
-      <w:r>
-        <w:rPr>
-          <w:sz w:val="22"/>
-          <w:szCs w:val="22"/>
-          <w:lang w:val="en-US"/>
-        </w:rPr>
-        <w:t>E</w:t>
-      </w:r>
-      <w:r>
-        <w:rPr>
-          <w:rFonts w:hint="cs"/>
-          <w:sz w:val="22"/>
-          <w:szCs w:val="22"/>
-          <w:rtl/>
-          <w:lang w:val="en-US"/>
-        </w:rPr>
-        <w:t xml:space="preserve"> מתכוונים לשני </w:t>
-      </w:r>
-      <w:r>
-        <w:rPr>
-          <w:rFonts w:hint="cs"/>
-          <w:sz w:val="22"/>
-          <w:szCs w:val="22"/>
-          <w:rtl/>
-          <w:lang w:val="en-US"/>
-        </w:rPr>
-        <w:t>צירי התזוזה</w:t>
-      </w:r>
-      <w:r>
-        <w:rPr>
-          <w:rFonts w:hint="cs"/>
-          <w:sz w:val="22"/>
-          <w:szCs w:val="22"/>
-          <w:rtl/>
-          <w:lang w:val="en-US"/>
-        </w:rPr>
-        <w:t xml:space="preserve">, </w:t>
-      </w:r>
-      <w:r>
-        <w:rPr>
-          <w:sz w:val="22"/>
-          <w:szCs w:val="22"/>
-          <w:lang w:val="en-US"/>
-        </w:rPr>
-        <w:t>Y</w:t>
-      </w:r>
-      <w:r>
-        <w:rPr>
-          <w:rFonts w:hint="cs"/>
-          <w:sz w:val="22"/>
-          <w:szCs w:val="22"/>
-          <w:rtl/>
-          <w:lang w:val="en-US"/>
-        </w:rPr>
-        <w:t xml:space="preserve"> ו-</w:t>
-      </w:r>
-      <w:r>
-        <w:rPr>
-          <w:sz w:val="22"/>
-          <w:szCs w:val="22"/>
-          <w:lang w:val="en-US"/>
-        </w:rPr>
-        <w:t>X</w:t>
-      </w:r>
-    </w:p>
-    <w:p>
-      <w:pPr>
-        <w:jc w:val="right"/>
-        <w:rPr>
-          <w:sz w:val="22"/>
-          <w:szCs w:val="22"/>
-          <w:rtl/>
-          <w:lang w:val="en-US"/>
-        </w:rPr>
-      </w:pPr>
-      <w:r>
-        <w:rPr>
-          <w:rFonts w:hint="cs"/>
-          <w:sz w:val="22"/>
-          <w:szCs w:val="22"/>
-          <w:rtl/>
-          <w:lang w:val="en-US"/>
-        </w:rPr>
-        <w:t xml:space="preserve">מתייחסת אלוו כמו לצירי </w:t>
-      </w:r>
-      <w:r>
-        <w:rPr>
-          <w:rFonts w:hint="cs"/>
-          <w:sz w:val="22"/>
-          <w:szCs w:val="22"/>
-          <w:rtl/>
-          <w:lang w:val="en-US"/>
-        </w:rPr>
-        <w:t>התזוזה).</w:t>
-      </w:r>
-    </w:p>
-    <w:p>
-      <w:pPr>
-        <w:jc w:val="right"/>
-        <w:rPr>
-          <w:sz w:val="22"/>
-          <w:szCs w:val="22"/>
-          <w:rtl/>
-          <w:lang w:val="en-US"/>
-        </w:rPr>
-      </w:pPr>
-      <w:r>
-        <w:rPr>
-          <w:rFonts w:hint="cs"/>
-          <w:sz w:val="22"/>
-          <w:szCs w:val="22"/>
-          <w:rtl/>
-          <w:lang w:val="en-US"/>
-        </w:rPr>
-        <w:t>המספרים שאחריהם הם כמה כל ציר צריך לזוז</w:t>
-      </w:r>
-      <w:r>
-        <w:rPr>
-          <w:rFonts w:hint="cs"/>
-          <w:sz w:val="22"/>
-          <w:szCs w:val="22"/>
-          <w:rtl/>
-          <w:lang w:val="en-US"/>
-        </w:rPr>
-        <w:t xml:space="preserve"> במילימטרים</w:t>
-      </w:r>
-      <w:r>
-        <w:rPr>
-          <w:rFonts w:hint="cs"/>
-          <w:sz w:val="22"/>
-          <w:szCs w:val="22"/>
-          <w:rtl/>
-          <w:lang w:val="en-US"/>
-        </w:rPr>
-        <w:t>.</w:t>
-      </w:r>
     </w:p>
     <w:p>
       <w:pPr>
@@ -2030,7 +1948,6 @@
       <w:pPr>
         <w:jc w:val="right"/>
         <w:rPr>
-          <w:rFonts w:hint="cs"/>
           <w:sz w:val="22"/>
           <w:szCs w:val="22"/>
           <w:rtl/>
@@ -2138,7 +2055,6 @@
           <w:lang w:val="en-US"/>
         </w:rPr>
       </w:pPr>
-      <w:proofErr w:type="spellStart"/>
       <w:r>
         <w:rPr>
           <w:sz w:val="32"/>
@@ -2147,7 +2063,6 @@
         </w:rPr>
         <w:t>gcode</w:t>
       </w:r>
-      <w:proofErr w:type="spellEnd"/>
       <w:r>
         <w:rPr>
           <w:rFonts w:hint="cs"/>
@@ -2239,8 +2154,7 @@
         </w:rPr>
         <w:t xml:space="preserve"> </w:t>
       </w:r>
-      <w:hyperlink r:id="rId13" w:history="1">
-        <w:proofErr w:type="spellStart"/>
+      <w:hyperlink r:id="rId14" w:history="1">
         <w:r>
           <w:rPr>
             <w:rStyle w:val="Hyperlink"/>
@@ -2248,17 +2162,7 @@
             <w:szCs w:val="32"/>
             <w:lang w:val="en-US"/>
           </w:rPr>
-          <w:t>Onshap</w:t>
-        </w:r>
-        <w:proofErr w:type="spellEnd"/>
-        <w:r>
-          <w:rPr>
-            <w:rStyle w:val="Hyperlink"/>
-            <w:sz w:val="32"/>
-            <w:szCs w:val="32"/>
-            <w:lang w:val="en-US"/>
-          </w:rPr>
-          <w:t xml:space="preserve"> a</w:t>
+          <w:t>Onshap a</w:t>
         </w:r>
         <w:r>
           <w:rPr>
@@ -2312,7 +2216,7 @@
                     <pic:cNvPicPr/>
                   </pic:nvPicPr>
                   <pic:blipFill>
-                    <a:blip r:embed="rId14">
+                    <a:blip r:embed="rId15">
                       <a:extLst>
                         <a:ext uri="{28A0092B-C50C-407E-A947-70E740481C1C}">
                           <a14:useLocalDpi xmlns:a14="http://schemas.microsoft.com/office/drawing/2010/main" val="0"/>
@@ -2349,7 +2253,7 @@
           <w:lang w:val="en-US"/>
         </w:rPr>
       </w:pPr>
-      <w:hyperlink r:id="rId15" w:history="1">
+      <w:hyperlink r:id="rId16" w:history="1">
         <w:r>
           <w:rPr>
             <w:rStyle w:val="Hyperlink"/>
@@ -2455,7 +2359,7 @@
                     <pic:cNvPicPr/>
                   </pic:nvPicPr>
                   <pic:blipFill>
-                    <a:blip r:embed="rId16"/>
+                    <a:blip r:embed="rId17"/>
                     <a:stretch>
                       <a:fillRect/>
                     </a:stretch>
@@ -2679,7 +2583,7 @@
                     <pic:cNvPicPr/>
                   </pic:nvPicPr>
                   <pic:blipFill>
-                    <a:blip r:embed="rId17"/>
+                    <a:blip r:embed="rId18"/>
                     <a:stretch>
                       <a:fillRect/>
                     </a:stretch>
@@ -2872,7 +2776,7 @@
                     <pic:cNvPicPr/>
                   </pic:nvPicPr>
                   <pic:blipFill>
-                    <a:blip r:embed="rId18"/>
+                    <a:blip r:embed="rId19"/>
                     <a:stretch>
                       <a:fillRect/>
                     </a:stretch>
@@ -3035,7 +2939,7 @@
                     <pic:cNvPicPr/>
                   </pic:nvPicPr>
                   <pic:blipFill>
-                    <a:blip r:embed="rId19"/>
+                    <a:blip r:embed="rId20"/>
                     <a:stretch>
                       <a:fillRect/>
                     </a:stretch>
@@ -3201,7 +3105,7 @@
                     <pic:cNvPicPr/>
                   </pic:nvPicPr>
                   <pic:blipFill>
-                    <a:blip r:embed="rId20"/>
+                    <a:blip r:embed="rId21"/>
                     <a:stretch>
                       <a:fillRect/>
                     </a:stretch>
@@ -3255,7 +3159,7 @@
                     <pic:cNvPicPr/>
                   </pic:nvPicPr>
                   <pic:blipFill>
-                    <a:blip r:embed="rId21"/>
+                    <a:blip r:embed="rId22"/>
                     <a:stretch>
                       <a:fillRect/>
                     </a:stretch>
@@ -3401,7 +3305,7 @@
                     <pic:cNvPicPr/>
                   </pic:nvPicPr>
                   <pic:blipFill>
-                    <a:blip r:embed="rId22" cstate="print">
+                    <a:blip r:embed="rId23" cstate="print">
                       <a:extLst>
                         <a:ext uri="{28A0092B-C50C-407E-A947-70E740481C1C}">
                           <a14:useLocalDpi xmlns:a14="http://schemas.microsoft.com/office/drawing/2010/main" val="0"/>
@@ -3543,7 +3447,7 @@
                     <pic:cNvPicPr/>
                   </pic:nvPicPr>
                   <pic:blipFill>
-                    <a:blip r:embed="rId23"/>
+                    <a:blip r:embed="rId24"/>
                     <a:stretch>
                       <a:fillRect/>
                     </a:stretch>
@@ -3699,7 +3603,7 @@
           <w:lang w:val="he-IL"/>
         </w:rPr>
         <w:drawing>
-          <wp:inline distT="0" distB="0" distL="0" distR="0" wp14:anchorId="234B086E" wp14:editId="6817AF4E">
+          <wp:inline distT="0" distB="0" distL="0" distR="0" wp14:anchorId="234B086E" wp14:editId="1FFEB7C9">
             <wp:extent cx="5821680" cy="4366707"/>
             <wp:effectExtent l="0" t="0" r="7620" b="0"/>
             <wp:docPr id="355340471" name="Picture 8"/>
@@ -3714,7 +3618,7 @@
                     <pic:cNvPicPr/>
                   </pic:nvPicPr>
                   <pic:blipFill>
-                    <a:blip r:embed="rId24" cstate="print">
+                    <a:blip r:embed="rId25" cstate="print">
                       <a:extLst>
                         <a:ext uri="{28A0092B-C50C-407E-A947-70E740481C1C}">
                           <a14:useLocalDpi xmlns:a14="http://schemas.microsoft.com/office/drawing/2010/main" val="0"/>
@@ -3878,7 +3782,7 @@
                     <pic:cNvPicPr/>
                   </pic:nvPicPr>
                   <pic:blipFill>
-                    <a:blip r:embed="rId25">
+                    <a:blip r:embed="rId26">
                       <a:extLst>
                         <a:ext uri="{28A0092B-C50C-407E-A947-70E740481C1C}">
                           <a14:useLocalDpi xmlns:a14="http://schemas.microsoft.com/office/drawing/2010/main" val="0"/>
@@ -4089,7 +3993,7 @@
                     <pic:cNvPicPr/>
                   </pic:nvPicPr>
                   <pic:blipFill rotWithShape="1">
-                    <a:blip r:embed="rId26">
+                    <a:blip r:embed="rId27">
                       <a:extLst>
                         <a:ext uri="{28A0092B-C50C-407E-A947-70E740481C1C}">
                           <a14:useLocalDpi xmlns:a14="http://schemas.microsoft.com/office/drawing/2010/main" val="0"/>
@@ -4259,7 +4163,7 @@
                     </pic:cNvPicPr>
                   </pic:nvPicPr>
                   <pic:blipFill>
-                    <a:blip r:embed="rId27">
+                    <a:blip r:embed="rId28">
                       <a:extLst>
                         <a:ext uri="{28A0092B-C50C-407E-A947-70E740481C1C}">
                           <a14:useLocalDpi xmlns:a14="http://schemas.microsoft.com/office/drawing/2010/main" val="0"/>
@@ -4457,7 +4361,7 @@
                     <pic:cNvPicPr/>
                   </pic:nvPicPr>
                   <pic:blipFill rotWithShape="1">
-                    <a:blip r:embed="rId28">
+                    <a:blip r:embed="rId29">
                       <a:extLst>
                         <a:ext uri="{28A0092B-C50C-407E-A947-70E740481C1C}">
                           <a14:useLocalDpi xmlns:a14="http://schemas.microsoft.com/office/drawing/2010/main" val="0"/>
@@ -4540,23 +4444,13 @@
         </w:rPr>
         <w:t xml:space="preserve">micro </w:t>
       </w:r>
-      <w:proofErr w:type="spellStart"/>
-      <w:r>
-        <w:rPr>
-          <w:sz w:val="22"/>
-          <w:szCs w:val="22"/>
-          <w:lang w:val="en-US"/>
-        </w:rPr>
-        <w:t>sd</w:t>
-      </w:r>
-      <w:proofErr w:type="spellEnd"/>
-      <w:r>
-        <w:rPr>
-          <w:sz w:val="22"/>
-          <w:szCs w:val="22"/>
-          <w:lang w:val="en-US"/>
-        </w:rPr>
-        <w:t xml:space="preserve"> card reader</w:t>
+      <w:r>
+        <w:rPr>
+          <w:sz w:val="22"/>
+          <w:szCs w:val="22"/>
+          <w:lang w:val="en-US"/>
+        </w:rPr>
+        <w:t>sd card reader</w:t>
       </w:r>
       <w:r>
         <w:rPr>
@@ -4608,7 +4502,7 @@
           <w:lang w:val="en-US"/>
         </w:rPr>
         <w:drawing>
-          <wp:inline distT="0" distB="0" distL="0" distR="0" wp14:anchorId="303AF9C3" wp14:editId="51D15E33">
+          <wp:inline distT="0" distB="0" distL="0" distR="0" wp14:anchorId="303AF9C3" wp14:editId="4AE3CB65">
             <wp:extent cx="2993705" cy="2209800"/>
             <wp:effectExtent l="0" t="0" r="0" b="0"/>
             <wp:docPr id="564517990" name="Picture 1"/>
@@ -4623,7 +4517,7 @@
                     <pic:cNvPicPr/>
                   </pic:nvPicPr>
                   <pic:blipFill rotWithShape="1">
-                    <a:blip r:embed="rId29" cstate="print">
+                    <a:blip r:embed="rId30" cstate="print">
                       <a:extLst>
                         <a:ext uri="{28A0092B-C50C-407E-A947-70E740481C1C}">
                           <a14:useLocalDpi xmlns:a14="http://schemas.microsoft.com/office/drawing/2010/main" val="0"/>
@@ -4686,7 +4580,6 @@
         </w:rPr>
         <w:t>(ההוראות שאומרות למכונה לאן לזוז).</w:t>
       </w:r>
-      <w:proofErr w:type="spellStart"/>
       <w:r>
         <w:rPr>
           <w:sz w:val="22"/>
@@ -4695,7 +4588,6 @@
         </w:rPr>
         <w:t>gcode</w:t>
       </w:r>
-      <w:proofErr w:type="spellEnd"/>
       <w:r>
         <w:rPr>
           <w:rFonts w:hint="cs"/>
@@ -4804,8 +4696,7 @@
           <w:lang w:val="en-US"/>
         </w:rPr>
       </w:pPr>
-      <w:hyperlink r:id="rId30" w:history="1">
-        <w:proofErr w:type="spellStart"/>
+      <w:hyperlink r:id="rId31" w:history="1">
         <w:r>
           <w:rPr>
             <w:rStyle w:val="Hyperlink"/>
@@ -4817,7 +4708,6 @@
           </w:rPr>
           <w:t>Oshwlab</w:t>
         </w:r>
-        <w:proofErr w:type="spellEnd"/>
       </w:hyperlink>
     </w:p>
     <w:p>
@@ -4840,7 +4730,7 @@
           <w:lang w:val="en-US"/>
         </w:rPr>
         <w:drawing>
-          <wp:inline distT="0" distB="0" distL="0" distR="0" wp14:anchorId="75B05702" wp14:editId="56A9F964">
+          <wp:inline distT="0" distB="0" distL="0" distR="0" wp14:anchorId="75B05702" wp14:editId="49B549FA">
             <wp:extent cx="3909060" cy="4082027"/>
             <wp:effectExtent l="0" t="0" r="0" b="0"/>
             <wp:docPr id="981562662" name="Picture 1"/>
@@ -4855,7 +4745,7 @@
                     <pic:cNvPicPr/>
                   </pic:nvPicPr>
                   <pic:blipFill rotWithShape="1">
-                    <a:blip r:embed="rId31" cstate="print">
+                    <a:blip r:embed="rId32" cstate="print">
                       <a:extLst>
                         <a:ext uri="{28A0092B-C50C-407E-A947-70E740481C1C}">
                           <a14:useLocalDpi xmlns:a14="http://schemas.microsoft.com/office/drawing/2010/main" val="0"/>
@@ -5111,7 +5001,7 @@
                     <pic:cNvPicPr/>
                   </pic:nvPicPr>
                   <pic:blipFill>
-                    <a:blip r:embed="rId32">
+                    <a:blip r:embed="rId33">
                       <a:extLst>
                         <a:ext uri="{28A0092B-C50C-407E-A947-70E740481C1C}">
                           <a14:useLocalDpi xmlns:a14="http://schemas.microsoft.com/office/drawing/2010/main" val="0"/>
@@ -5228,7 +5118,6 @@
           <w:lang w:val="en-US"/>
         </w:rPr>
       </w:pPr>
-      <w:proofErr w:type="spellStart"/>
       <w:r>
         <w:rPr>
           <w:sz w:val="22"/>
@@ -5237,7 +5126,6 @@
         </w:rPr>
         <w:t>Main.ino</w:t>
       </w:r>
-      <w:proofErr w:type="spellEnd"/>
       <w:r>
         <w:rPr>
           <w:sz w:val="22"/>
@@ -5261,24 +5149,7 @@
           <w:lang w:val="en-US"/>
         </w:rPr>
         <w:tab/>
-      </w:r>
-      <w:proofErr w:type="spellStart"/>
-      <w:r>
-        <w:rPr>
-          <w:sz w:val="22"/>
-          <w:szCs w:val="22"/>
-          <w:lang w:val="en-US"/>
-        </w:rPr>
-        <w:t>executeGCline</w:t>
-      </w:r>
-      <w:proofErr w:type="spellEnd"/>
-      <w:r>
-        <w:rPr>
-          <w:sz w:val="22"/>
-          <w:szCs w:val="22"/>
-          <w:lang w:val="en-US"/>
-        </w:rPr>
-        <w:t>()</w:t>
+        <w:t>executeGCline()</w:t>
       </w:r>
     </w:p>
     <w:p>
@@ -5313,7 +5184,7 @@
                     <pic:cNvPicPr/>
                   </pic:nvPicPr>
                   <pic:blipFill>
-                    <a:blip r:embed="rId33">
+                    <a:blip r:embed="rId34">
                       <a:extLst>
                         <a:ext uri="{28A0092B-C50C-407E-A947-70E740481C1C}">
                           <a14:useLocalDpi xmlns:a14="http://schemas.microsoft.com/office/drawing/2010/main" val="0"/>
@@ -5378,7 +5249,7 @@
                     <pic:cNvPicPr/>
                   </pic:nvPicPr>
                   <pic:blipFill>
-                    <a:blip r:embed="rId34">
+                    <a:blip r:embed="rId35">
                       <a:extLst>
                         <a:ext uri="{28A0092B-C50C-407E-A947-70E740481C1C}">
                           <a14:useLocalDpi xmlns:a14="http://schemas.microsoft.com/office/drawing/2010/main" val="0"/>
@@ -5462,7 +5333,7 @@
         </w:rPr>
         <w:t xml:space="preserve"> </w:t>
       </w:r>
-      <w:hyperlink r:id="rId35" w:history="1">
+      <w:hyperlink r:id="rId36" w:history="1">
         <w:r>
           <w:rPr>
             <w:rStyle w:val="Hyperlink"/>
@@ -5549,7 +5420,20 @@
         </w:rPr>
         <w:t xml:space="preserve"> </w:t>
       </w:r>
-      <w:hyperlink r:id="rId36" w:history="1">
+      <w:hyperlink r:id="rId37" w:history="1">
+        <w:r>
+          <w:rPr>
+            <w:rStyle w:val="Hyperlink"/>
+            <w:rFonts w:hint="cs"/>
+            <w:b/>
+            <w:bCs/>
+            <w:sz w:val="32"/>
+            <w:szCs w:val="32"/>
+            <w:rtl/>
+            <w:lang w:val="en-US"/>
+          </w:rPr>
+          <w:t>ס</w:t>
+        </w:r>
         <w:r>
           <w:rPr>
             <w:rStyle w:val="Hyperlink"/>
@@ -5560,7 +5444,7 @@
             <w:rtl/>
             <w:lang w:val="en-US"/>
           </w:rPr>
-          <w:t>שרטון הצלחה</w:t>
+          <w:t>רטון הצלחה</w:t>
         </w:r>
         <w:r>
           <w:rPr>
@@ -5580,21 +5464,34 @@
       <w:pPr>
         <w:jc w:val="center"/>
         <w:rPr>
-          <w:rFonts w:hint="cs"/>
-          <w:b/>
-          <w:bCs/>
-          <w:sz w:val="32"/>
-          <w:szCs w:val="32"/>
-          <w:rtl/>
-          <w:lang w:val="en-US"/>
-        </w:rPr>
-      </w:pPr>
-      <w:r>
-        <w:rPr>
-          <w:rFonts w:hint="cs"/>
-          <w:rtl/>
-        </w:rPr>
-        <w:t>(בשרטון הייתי צריך להחזיק את הרצועה כדי שהיא תישאר מתוחה)</w:t>
+          <w:b/>
+          <w:bCs/>
+          <w:sz w:val="32"/>
+          <w:szCs w:val="32"/>
+          <w:rtl/>
+          <w:lang w:val="en-US"/>
+        </w:rPr>
+      </w:pPr>
+      <w:r>
+        <w:rPr>
+          <w:rFonts w:hint="cs"/>
+          <w:rtl/>
+        </w:rPr>
+        <w:t>(ב</w:t>
+      </w:r>
+      <w:r>
+        <w:rPr>
+          <w:rFonts w:hint="cs"/>
+          <w:rtl/>
+        </w:rPr>
+        <w:t>ס</w:t>
+      </w:r>
+      <w:r>
+        <w:rPr>
+          <w:rFonts w:hint="cs"/>
+          <w:rtl/>
+        </w:rPr>
+        <w:t>רטון הייתי צריך להחזיק את הרצועה כדי שהיא תישאר מתוחה)</w:t>
       </w:r>
     </w:p>
     <w:p>
@@ -5803,7 +5700,6 @@
       <w:pPr>
         <w:jc w:val="right"/>
         <w:rPr>
-          <w:rFonts w:hint="cs"/>
           <w:sz w:val="22"/>
           <w:szCs w:val="22"/>
           <w:lang w:val="en-US"/>
@@ -5855,7 +5751,34 @@
           <w:rtl/>
           <w:lang w:val="en-US"/>
         </w:rPr>
-        <w:t>בתחילת הפרויקט רציתי להשתמש בתוכנה מוכנת, ניסיתי להוריד את</w:t>
+        <w:t xml:space="preserve">בתחילת הפרויקט רציתי להשתמש בתוכנה מוכנת, ניסיתי להוריד את </w:t>
+      </w:r>
+      <w:r>
+        <w:rPr>
+          <w:sz w:val="22"/>
+          <w:szCs w:val="22"/>
+          <w:rtl/>
+          <w:lang w:val="en-US"/>
+        </w:rPr>
+        <w:br/>
+      </w:r>
+      <w:r>
+        <w:rPr>
+          <w:rFonts w:hint="cs"/>
+          <w:sz w:val="22"/>
+          <w:szCs w:val="22"/>
+          <w:rtl/>
+          <w:lang w:val="en-US"/>
+        </w:rPr>
+        <w:t xml:space="preserve"> אחרי כמה ניסיונות להפעיל את</w:t>
+      </w:r>
+      <w:r>
+        <w:rPr>
+          <w:sz w:val="22"/>
+          <w:szCs w:val="22"/>
+          <w:lang w:val="en-US"/>
+        </w:rPr>
+        <w:t xml:space="preserve">.Arduino mega </w:t>
       </w:r>
       <w:r>
         <w:rPr>
@@ -5869,6 +5792,16 @@
       </w:r>
       <w:r>
         <w:rPr>
+          <w:rFonts w:hint="cs"/>
+          <w:sz w:val="22"/>
+          <w:szCs w:val="22"/>
+          <w:rtl/>
+          <w:lang w:val="en-US"/>
+        </w:rPr>
+        <w:t>שנועדה גל למדפסות אמיתיות וגם לבקרים כמו</w:t>
+      </w:r>
+      <w:r>
+        <w:rPr>
           <w:sz w:val="22"/>
           <w:szCs w:val="22"/>
           <w:rtl/>
@@ -5884,53 +5817,6 @@
           <w:rtl/>
           <w:lang w:val="en-US"/>
         </w:rPr>
-        <w:t xml:space="preserve"> אחרי כמה ניסיונות להפעיל את</w:t>
-      </w:r>
-      <w:r>
-        <w:rPr>
-          <w:sz w:val="22"/>
-          <w:szCs w:val="22"/>
-          <w:lang w:val="en-US"/>
-        </w:rPr>
-        <w:t xml:space="preserve">.Arduino mega </w:t>
-      </w:r>
-      <w:r>
-        <w:rPr>
-          <w:rFonts w:hint="cs"/>
-          <w:sz w:val="22"/>
-          <w:szCs w:val="22"/>
-          <w:rtl/>
-          <w:lang w:val="en-US"/>
-        </w:rPr>
-        <w:t xml:space="preserve"> </w:t>
-      </w:r>
-      <w:r>
-        <w:rPr>
-          <w:rFonts w:hint="cs"/>
-          <w:sz w:val="22"/>
-          <w:szCs w:val="22"/>
-          <w:rtl/>
-          <w:lang w:val="en-US"/>
-        </w:rPr>
-        <w:t>שנועדה גל למדפסות אמיתיות וגם לבקרים כמו</w:t>
-      </w:r>
-      <w:r>
-        <w:rPr>
-          <w:sz w:val="22"/>
-          <w:szCs w:val="22"/>
-          <w:rtl/>
-          <w:lang w:val="en-US"/>
-        </w:rPr>
-        <w:br/>
-      </w:r>
-      <w:r>
-        <w:rPr>
-          <w:rFonts w:hint="cs"/>
-          <w:sz w:val="22"/>
-          <w:szCs w:val="22"/>
-          <w:rtl/>
-          <w:lang w:val="en-US"/>
-        </w:rPr>
         <w:t>התוכנה, החלטתי שאני מעדיף תוכנה משלי שבה יש לי שליטה</w:t>
       </w:r>
       <w:r>
@@ -5951,55 +5837,15 @@
           <w:rtl/>
           <w:lang w:val="en-US"/>
         </w:rPr>
-        <w:t xml:space="preserve"> על </w:t>
-      </w:r>
-      <w:proofErr w:type="spellStart"/>
-      <w:r>
-        <w:rPr>
-          <w:rFonts w:hint="cs"/>
-          <w:sz w:val="22"/>
-          <w:szCs w:val="22"/>
-          <w:rtl/>
-          <w:lang w:val="en-US"/>
-        </w:rPr>
-        <w:t>הכל</w:t>
-      </w:r>
-      <w:proofErr w:type="spellEnd"/>
-      <w:r>
-        <w:rPr>
-          <w:rFonts w:hint="cs"/>
-          <w:sz w:val="22"/>
-          <w:szCs w:val="22"/>
-          <w:rtl/>
-          <w:lang w:val="en-US"/>
-        </w:rPr>
-        <w:t xml:space="preserve">, וזה גם הייתה </w:t>
-      </w:r>
-      <w:r>
-        <w:rPr>
-          <w:sz w:val="22"/>
-          <w:szCs w:val="22"/>
-          <w:lang w:val="en-US"/>
-        </w:rPr>
-        <w:t>.</w:t>
-      </w:r>
-      <w:proofErr w:type="spellStart"/>
-      <w:r>
-        <w:rPr>
-          <w:sz w:val="22"/>
-          <w:szCs w:val="22"/>
-          <w:lang w:val="en-US"/>
-        </w:rPr>
-        <w:t>gcode</w:t>
-      </w:r>
-      <w:proofErr w:type="spellEnd"/>
-      <w:r>
-        <w:rPr>
-          <w:sz w:val="22"/>
-          <w:szCs w:val="22"/>
-          <w:lang w:val="en-US"/>
-        </w:rPr>
-        <w:t xml:space="preserve"> </w:t>
+        <w:t xml:space="preserve"> על הכל, וזה גם הייתה </w:t>
+      </w:r>
+      <w:r>
+        <w:rPr>
+          <w:sz w:val="22"/>
+          <w:szCs w:val="22"/>
+          <w:lang w:val="en-US"/>
+        </w:rPr>
+        <w:t xml:space="preserve">.gcode </w:t>
       </w:r>
       <w:r>
         <w:rPr>

--- a/ספר פרוייקט כיתה י', יונתן טורפשטיין.docx
+++ b/ספר פרוייקט כיתה י', יונתן טורפשטיין.docx
@@ -3603,7 +3603,7 @@
           <w:lang w:val="he-IL"/>
         </w:rPr>
         <w:drawing>
-          <wp:inline distT="0" distB="0" distL="0" distR="0" wp14:anchorId="234B086E" wp14:editId="1FFEB7C9">
+          <wp:inline distT="0" distB="0" distL="0" distR="0" wp14:anchorId="234B086E" wp14:editId="0A5D6B3D">
             <wp:extent cx="5821680" cy="4366707"/>
             <wp:effectExtent l="0" t="0" r="7620" b="0"/>
             <wp:docPr id="355340471" name="Picture 8"/>
@@ -3815,7 +3815,6 @@
         <w:rPr>
           <w:sz w:val="22"/>
           <w:szCs w:val="22"/>
-          <w:rtl/>
           <w:lang w:val="en-US"/>
         </w:rPr>
       </w:pPr>
@@ -3828,6 +3827,48 @@
           <w:lang w:val="en-US"/>
         </w:rPr>
         <w:t>שימוש: מפעיל את המנועים</w:t>
+      </w:r>
+    </w:p>
+    <w:p>
+      <w:pPr>
+        <w:jc w:val="right"/>
+        <w:rPr>
+          <w:rFonts w:hint="cs"/>
+          <w:sz w:val="22"/>
+          <w:szCs w:val="22"/>
+          <w:rtl/>
+          <w:lang w:val="en-US"/>
+        </w:rPr>
+      </w:pPr>
+      <w:r>
+        <w:rPr>
+          <w:rFonts w:cs="Arial"/>
+          <w:sz w:val="22"/>
+          <w:szCs w:val="22"/>
+          <w:rtl/>
+          <w:lang w:val="en-US"/>
+        </w:rPr>
+        <w:t xml:space="preserve">נימוק לבחירת </w:t>
+      </w:r>
+      <w:r>
+        <w:rPr>
+          <w:rFonts w:cs="Arial" w:hint="cs"/>
+          <w:sz w:val="22"/>
+          <w:szCs w:val="22"/>
+          <w:rtl/>
+          <w:lang w:val="en-US"/>
+        </w:rPr>
+        <w:t xml:space="preserve">הרכיב: </w:t>
+      </w:r>
+      <w:r>
+        <w:rPr>
+          <w:rFonts w:cs="Arial" w:hint="cs"/>
+          <w:sz w:val="22"/>
+          <w:szCs w:val="22"/>
+          <w:rtl/>
+          <w:lang w:val="en-US"/>
+        </w:rPr>
+        <w:t>עבדתי עם הרכיב הזה בעבר, הוא כבר מוכר לי.</w:t>
       </w:r>
     </w:p>
     <w:p>
@@ -4060,6 +4101,47 @@
           <w:lang w:val="en-US"/>
         </w:rPr>
       </w:pPr>
+      <w:r>
+        <w:rPr>
+          <w:rFonts w:cs="Arial"/>
+          <w:sz w:val="22"/>
+          <w:szCs w:val="22"/>
+          <w:rtl/>
+          <w:lang w:val="en-US"/>
+        </w:rPr>
+        <w:t xml:space="preserve">נימוק לבחירת </w:t>
+      </w:r>
+      <w:r>
+        <w:rPr>
+          <w:rFonts w:cs="Arial" w:hint="cs"/>
+          <w:sz w:val="22"/>
+          <w:szCs w:val="22"/>
+          <w:rtl/>
+          <w:lang w:val="en-US"/>
+        </w:rPr>
+        <w:t xml:space="preserve">הרכיב: </w:t>
+      </w:r>
+      <w:r>
+        <w:rPr>
+          <w:rFonts w:cs="Arial" w:hint="cs"/>
+          <w:sz w:val="22"/>
+          <w:szCs w:val="22"/>
+          <w:rtl/>
+          <w:lang w:val="en-US"/>
+        </w:rPr>
+        <w:t>זה סוג מנוע פופולרי במדפסות תלת ממד, המדפסת של אבא שלי משתמשת בהם.</w:t>
+      </w:r>
+    </w:p>
+    <w:p>
+      <w:pPr>
+        <w:jc w:val="right"/>
+        <w:rPr>
+          <w:sz w:val="22"/>
+          <w:szCs w:val="22"/>
+          <w:rtl/>
+          <w:lang w:val="en-US"/>
+        </w:rPr>
+      </w:pPr>
     </w:p>
     <w:p>
       <w:pPr>
@@ -4201,6 +4283,7 @@
         <w:rPr>
           <w:sz w:val="22"/>
           <w:szCs w:val="22"/>
+          <w:rtl/>
           <w:lang w:val="en-US"/>
         </w:rPr>
       </w:pPr>
@@ -4217,12 +4300,43 @@
     </w:p>
     <w:p>
       <w:pPr>
-        <w:rPr>
-          <w:sz w:val="22"/>
-          <w:szCs w:val="22"/>
-          <w:lang w:val="en-US"/>
-        </w:rPr>
-      </w:pPr>
+        <w:jc w:val="right"/>
+        <w:rPr>
+          <w:sz w:val="22"/>
+          <w:szCs w:val="22"/>
+          <w:lang w:val="en-US"/>
+        </w:rPr>
+      </w:pPr>
+      <w:r>
+        <w:rPr>
+          <w:rFonts w:cs="Arial"/>
+          <w:sz w:val="22"/>
+          <w:szCs w:val="22"/>
+          <w:rtl/>
+          <w:lang w:val="en-US"/>
+        </w:rPr>
+        <w:t xml:space="preserve">נימוק לבחירת </w:t>
+      </w:r>
+      <w:r>
+        <w:rPr>
+          <w:rFonts w:cs="Arial" w:hint="cs"/>
+          <w:sz w:val="22"/>
+          <w:szCs w:val="22"/>
+          <w:rtl/>
+          <w:lang w:val="en-US"/>
+        </w:rPr>
+        <w:t>הרכיב</w:t>
+      </w:r>
+      <w:r>
+        <w:rPr>
+          <w:rFonts w:cs="Arial" w:hint="cs"/>
+          <w:sz w:val="22"/>
+          <w:szCs w:val="22"/>
+          <w:rtl/>
+          <w:lang w:val="en-US"/>
+        </w:rPr>
+        <w:t>: זה סוג מנוע פופולרי במדפסות תלת ממד, המדפסת של אבא שלי משתמשת בהם.</w:t>
+      </w:r>
       <w:r>
         <w:rPr>
           <w:sz w:val="22"/>
@@ -4403,6 +4517,7 @@
         <w:rPr>
           <w:sz w:val="22"/>
           <w:szCs w:val="22"/>
+          <w:rtl/>
           <w:lang w:val="en-US"/>
         </w:rPr>
       </w:pPr>
@@ -4426,13 +4541,54 @@
           <w:lang w:val="en-US"/>
         </w:rPr>
       </w:pPr>
-    </w:p>
-    <w:p>
-      <w:pPr>
-        <w:jc w:val="right"/>
-        <w:rPr>
-          <w:sz w:val="22"/>
-          <w:szCs w:val="22"/>
+      <w:r>
+        <w:rPr>
+          <w:rFonts w:cs="Arial"/>
+          <w:sz w:val="22"/>
+          <w:szCs w:val="22"/>
+          <w:rtl/>
+          <w:lang w:val="en-US"/>
+        </w:rPr>
+        <w:t xml:space="preserve">נימוק לבחירת </w:t>
+      </w:r>
+      <w:r>
+        <w:rPr>
+          <w:rFonts w:cs="Arial" w:hint="cs"/>
+          <w:sz w:val="22"/>
+          <w:szCs w:val="22"/>
+          <w:rtl/>
+          <w:lang w:val="en-US"/>
+        </w:rPr>
+        <w:t>הרכיב:</w:t>
+      </w:r>
+      <w:r>
+        <w:rPr>
+          <w:rFonts w:cs="Arial" w:hint="cs"/>
+          <w:sz w:val="22"/>
+          <w:szCs w:val="22"/>
+          <w:rtl/>
+          <w:lang w:val="en-US"/>
+        </w:rPr>
+        <w:t xml:space="preserve"> מצד אחד אני יודע איך לעבוד עם הרכיב הזה, מצד שני הוא חזק מספיק כדי להתמודד עם התוכנה של המדפסת במהירות גבוהה.</w:t>
+      </w:r>
+    </w:p>
+    <w:p>
+      <w:pPr>
+        <w:jc w:val="right"/>
+        <w:rPr>
+          <w:sz w:val="22"/>
+          <w:szCs w:val="22"/>
+          <w:lang w:val="en-US"/>
+        </w:rPr>
+      </w:pPr>
+    </w:p>
+    <w:p>
+      <w:pPr>
+        <w:jc w:val="right"/>
+        <w:rPr>
+          <w:sz w:val="22"/>
+          <w:szCs w:val="22"/>
+          <w:rtl/>
           <w:lang w:val="en-US"/>
         </w:rPr>
       </w:pPr>
@@ -4469,6 +4625,26 @@
         <w:rPr>
           <w:sz w:val="22"/>
           <w:szCs w:val="22"/>
+          <w:lang w:val="en-US"/>
+        </w:rPr>
+      </w:pPr>
+      <w:r>
+        <w:rPr>
+          <w:rFonts w:hint="cs"/>
+          <w:sz w:val="22"/>
+          <w:szCs w:val="22"/>
+          <w:rtl/>
+          <w:lang w:val="en-US"/>
+        </w:rPr>
+        <w:t>כמות: 1</w:t>
+      </w:r>
+    </w:p>
+    <w:p>
+      <w:pPr>
+        <w:jc w:val="right"/>
+        <w:rPr>
+          <w:sz w:val="22"/>
+          <w:szCs w:val="22"/>
           <w:rtl/>
           <w:lang w:val="en-US"/>
         </w:rPr>
@@ -4502,7 +4678,7 @@
           <w:lang w:val="en-US"/>
         </w:rPr>
         <w:drawing>
-          <wp:inline distT="0" distB="0" distL="0" distR="0" wp14:anchorId="303AF9C3" wp14:editId="4AE3CB65">
+          <wp:inline distT="0" distB="0" distL="0" distR="0" wp14:anchorId="303AF9C3" wp14:editId="54FD095F">
             <wp:extent cx="2993705" cy="2209800"/>
             <wp:effectExtent l="0" t="0" r="0" b="0"/>
             <wp:docPr id="564517990" name="Picture 1"/>
@@ -4730,7 +4906,7 @@
           <w:lang w:val="en-US"/>
         </w:rPr>
         <w:drawing>
-          <wp:inline distT="0" distB="0" distL="0" distR="0" wp14:anchorId="75B05702" wp14:editId="49B549FA">
+          <wp:inline distT="0" distB="0" distL="0" distR="0" wp14:anchorId="75B05702" wp14:editId="7BB11EF1">
             <wp:extent cx="3909060" cy="4082027"/>
             <wp:effectExtent l="0" t="0" r="0" b="0"/>
             <wp:docPr id="981562662" name="Picture 1"/>
@@ -6272,7 +6448,7 @@
         <w:kern w:val="2"/>
         <w:sz w:val="24"/>
         <w:szCs w:val="24"/>
-        <w:lang w:val="en-001" w:eastAsia="en-US" w:bidi="he-IL"/>
+        <w:lang w:eastAsia="en-US" w:bidi="he-IL"/>
         <w14:ligatures w14:val="standardContextual"/>
       </w:rPr>
     </w:rPrDefault>

--- a/ספר פרוייקט כיתה י', יונתן טורפשטיין.docx
+++ b/ספר פרוייקט כיתה י', יונתן טורפשטיין.docx
@@ -3603,7 +3603,7 @@
           <w:lang w:val="he-IL"/>
         </w:rPr>
         <w:drawing>
-          <wp:inline distT="0" distB="0" distL="0" distR="0" wp14:anchorId="234B086E" wp14:editId="0A5D6B3D">
+          <wp:inline distT="0" distB="0" distL="0" distR="0" wp14:anchorId="234B086E" wp14:editId="3768F48C">
             <wp:extent cx="5821680" cy="4366707"/>
             <wp:effectExtent l="0" t="0" r="7620" b="0"/>
             <wp:docPr id="355340471" name="Picture 8"/>
@@ -3833,7 +3833,6 @@
       <w:pPr>
         <w:jc w:val="right"/>
         <w:rPr>
-          <w:rFonts w:hint="cs"/>
           <w:sz w:val="22"/>
           <w:szCs w:val="22"/>
           <w:rtl/>
@@ -3858,17 +3857,7 @@
           <w:rtl/>
           <w:lang w:val="en-US"/>
         </w:rPr>
-        <w:t xml:space="preserve">הרכיב: </w:t>
-      </w:r>
-      <w:r>
-        <w:rPr>
-          <w:rFonts w:cs="Arial" w:hint="cs"/>
-          <w:sz w:val="22"/>
-          <w:szCs w:val="22"/>
-          <w:rtl/>
-          <w:lang w:val="en-US"/>
-        </w:rPr>
-        <w:t>עבדתי עם הרכיב הזה בעבר, הוא כבר מוכר לי.</w:t>
+        <w:t>הרכיב: עבדתי עם הרכיב הזה בעבר, הוא כבר מוכר לי.</w:t>
       </w:r>
     </w:p>
     <w:p>
@@ -4119,17 +4108,7 @@
           <w:rtl/>
           <w:lang w:val="en-US"/>
         </w:rPr>
-        <w:t xml:space="preserve">הרכיב: </w:t>
-      </w:r>
-      <w:r>
-        <w:rPr>
-          <w:rFonts w:cs="Arial" w:hint="cs"/>
-          <w:sz w:val="22"/>
-          <w:szCs w:val="22"/>
-          <w:rtl/>
-          <w:lang w:val="en-US"/>
-        </w:rPr>
-        <w:t>זה סוג מנוע פופולרי במדפסות תלת ממד, המדפסת של אבא שלי משתמשת בהם.</w:t>
+        <w:t>הרכיב: זה סוג מנוע פופולרי במדפסות תלת ממד, המדפסת של אבא שלי משתמשת בהם.</w:t>
       </w:r>
     </w:p>
     <w:p>
@@ -4325,17 +4304,7 @@
           <w:rtl/>
           <w:lang w:val="en-US"/>
         </w:rPr>
-        <w:t>הרכיב</w:t>
-      </w:r>
-      <w:r>
-        <w:rPr>
-          <w:rFonts w:cs="Arial" w:hint="cs"/>
-          <w:sz w:val="22"/>
-          <w:szCs w:val="22"/>
-          <w:rtl/>
-          <w:lang w:val="en-US"/>
-        </w:rPr>
-        <w:t>: זה סוג מנוע פופולרי במדפסות תלת ממד, המדפסת של אבא שלי משתמשת בהם.</w:t>
+        <w:t>הרכיב: זה סוג מנוע פופולרי במדפסות תלת ממד, המדפסת של אבא שלי משתמשת בהם.</w:t>
       </w:r>
       <w:r>
         <w:rPr>
@@ -4559,17 +4528,7 @@
           <w:rtl/>
           <w:lang w:val="en-US"/>
         </w:rPr>
-        <w:t>הרכיב:</w:t>
-      </w:r>
-      <w:r>
-        <w:rPr>
-          <w:rFonts w:cs="Arial" w:hint="cs"/>
-          <w:sz w:val="22"/>
-          <w:szCs w:val="22"/>
-          <w:rtl/>
-          <w:lang w:val="en-US"/>
-        </w:rPr>
-        <w:t xml:space="preserve"> מצד אחד אני יודע איך לעבוד עם הרכיב הזה, מצד שני הוא חזק מספיק כדי להתמודד עם התוכנה של המדפסת במהירות גבוהה.</w:t>
+        <w:t>הרכיב: מצד אחד אני יודע איך לעבוד עם הרכיב הזה, מצד שני הוא חזק מספיק כדי להתמודד עם התוכנה של המדפסת במהירות גבוהה.</w:t>
       </w:r>
     </w:p>
     <w:p>
@@ -4678,7 +4637,7 @@
           <w:lang w:val="en-US"/>
         </w:rPr>
         <w:drawing>
-          <wp:inline distT="0" distB="0" distL="0" distR="0" wp14:anchorId="303AF9C3" wp14:editId="54FD095F">
+          <wp:inline distT="0" distB="0" distL="0" distR="0" wp14:anchorId="303AF9C3" wp14:editId="5244E097">
             <wp:extent cx="2993705" cy="2209800"/>
             <wp:effectExtent l="0" t="0" r="0" b="0"/>
             <wp:docPr id="564517990" name="Picture 1"/>
@@ -4906,7 +4865,7 @@
           <w:lang w:val="en-US"/>
         </w:rPr>
         <w:drawing>
-          <wp:inline distT="0" distB="0" distL="0" distR="0" wp14:anchorId="75B05702" wp14:editId="7BB11EF1">
+          <wp:inline distT="0" distB="0" distL="0" distR="0" wp14:anchorId="75B05702" wp14:editId="16478EFB">
             <wp:extent cx="3909060" cy="4082027"/>
             <wp:effectExtent l="0" t="0" r="0" b="0"/>
             <wp:docPr id="981562662" name="Picture 1"/>
@@ -5790,7 +5749,7 @@
           <w:rtl/>
           <w:lang w:val="en-US"/>
         </w:rPr>
-        <w:t>ת, הייתי יכול להתקדם יותר אבל רק התחלתי באמת להשקיע זמן בפרויקט הזה בחודשיים ומשהו האחרונים.</w:t>
+        <w:t>ת.</w:t>
       </w:r>
       <w:r>
         <w:rPr>
@@ -5819,7 +5778,17 @@
           <w:rtl/>
           <w:lang w:val="en-US"/>
         </w:rPr>
-        <w:t xml:space="preserve">, הדברים </w:t>
+        <w:t xml:space="preserve">, ובמעגל המודפס. </w:t>
+      </w:r>
+      <w:r>
+        <w:rPr>
+          <w:rFonts w:hint="cs"/>
+          <w:sz w:val="22"/>
+          <w:szCs w:val="22"/>
+          <w:rtl/>
+          <w:lang w:val="en-US"/>
+        </w:rPr>
+        <w:t xml:space="preserve">הדברים </w:t>
       </w:r>
       <w:r>
         <w:rPr>
@@ -5878,6 +5847,92 @@
         <w:rPr>
           <w:sz w:val="22"/>
           <w:szCs w:val="22"/>
+          <w:rtl/>
+          <w:lang w:val="en-US"/>
+        </w:rPr>
+      </w:pPr>
+      <w:r>
+        <w:rPr>
+          <w:rFonts w:hint="cs"/>
+          <w:sz w:val="22"/>
+          <w:szCs w:val="22"/>
+          <w:rtl/>
+          <w:lang w:val="en-US"/>
+        </w:rPr>
+        <w:t>, כדי שלא</w:t>
+      </w:r>
+      <w:r>
+        <w:rPr>
+          <w:sz w:val="22"/>
+          <w:szCs w:val="22"/>
+          <w:lang w:val="en-US"/>
+        </w:rPr>
+        <w:t>X</w:t>
+      </w:r>
+      <w:r>
+        <w:rPr>
+          <w:rFonts w:hint="cs"/>
+          <w:sz w:val="22"/>
+          <w:szCs w:val="22"/>
+          <w:rtl/>
+          <w:lang w:val="en-US"/>
+        </w:rPr>
+        <w:t xml:space="preserve"> בבורג כמו בציר ה-</w:t>
+      </w:r>
+      <w:r>
+        <w:rPr>
+          <w:sz w:val="22"/>
+          <w:szCs w:val="22"/>
+          <w:lang w:val="en-US"/>
+        </w:rPr>
+        <w:t>Y</w:t>
+      </w:r>
+      <w:r>
+        <w:rPr>
+          <w:rFonts w:hint="cs"/>
+          <w:sz w:val="22"/>
+          <w:szCs w:val="22"/>
+          <w:rtl/>
+          <w:lang w:val="en-US"/>
+        </w:rPr>
+        <w:t>במודל הבה שלני אני גם ירצה להחליף את הרצועה של ציר ה-</w:t>
+      </w:r>
+      <w:r>
+        <w:rPr>
+          <w:sz w:val="22"/>
+          <w:szCs w:val="22"/>
+          <w:rtl/>
+          <w:lang w:val="en-US"/>
+        </w:rPr>
+        <w:br/>
+      </w:r>
+      <w:r>
+        <w:rPr>
+          <w:rFonts w:hint="cs"/>
+          <w:sz w:val="22"/>
+          <w:szCs w:val="22"/>
+          <w:rtl/>
+          <w:lang w:val="en-US"/>
+        </w:rPr>
+        <w:t>יהיה לי בעיה עם המתיחות של הרצועה</w:t>
+      </w:r>
+      <w:r>
+        <w:rPr>
+          <w:rFonts w:hint="cs"/>
+          <w:sz w:val="22"/>
+          <w:szCs w:val="22"/>
+          <w:rtl/>
+          <w:lang w:val="en-US"/>
+        </w:rPr>
+        <w:t>.</w:t>
+      </w:r>
+    </w:p>
+    <w:p>
+      <w:pPr>
+        <w:jc w:val="right"/>
+        <w:rPr>
+          <w:sz w:val="22"/>
+          <w:szCs w:val="22"/>
           <w:lang w:val="en-US"/>
         </w:rPr>
       </w:pPr>
@@ -5946,7 +6001,7 @@
           <w:rtl/>
           <w:lang w:val="en-US"/>
         </w:rPr>
-        <w:t xml:space="preserve"> אחרי כמה ניסיונות להפעיל את</w:t>
+        <w:t xml:space="preserve"> אחרי כמה ניסיונות</w:t>
       </w:r>
       <w:r>
         <w:rPr>
@@ -5993,6 +6048,36 @@
           <w:rtl/>
           <w:lang w:val="en-US"/>
         </w:rPr>
+        <w:t xml:space="preserve">כושלים </w:t>
+      </w:r>
+      <w:r>
+        <w:rPr>
+          <w:rFonts w:hint="cs"/>
+          <w:sz w:val="22"/>
+          <w:szCs w:val="22"/>
+          <w:rtl/>
+          <w:lang w:val="en-US"/>
+        </w:rPr>
+        <w:t>להפעיל את</w:t>
+      </w:r>
+      <w:r>
+        <w:rPr>
+          <w:rFonts w:hint="cs"/>
+          <w:sz w:val="22"/>
+          <w:szCs w:val="22"/>
+          <w:rtl/>
+          <w:lang w:val="en-US"/>
+        </w:rPr>
+        <w:t xml:space="preserve"> </w:t>
+      </w:r>
+      <w:r>
+        <w:rPr>
+          <w:rFonts w:hint="cs"/>
+          <w:sz w:val="22"/>
+          <w:szCs w:val="22"/>
+          <w:rtl/>
+          <w:lang w:val="en-US"/>
+        </w:rPr>
         <w:t>התוכנה, החלטתי שאני מעדיף תוכנה משלי שבה יש לי שליטה</w:t>
       </w:r>
       <w:r>
@@ -6013,7 +6098,26 @@
           <w:rtl/>
           <w:lang w:val="en-US"/>
         </w:rPr>
-        <w:t xml:space="preserve"> על הכל, וזה גם הייתה </w:t>
+        <w:t xml:space="preserve"> </w:t>
+      </w:r>
+      <w:r>
+        <w:rPr>
+          <w:rFonts w:hint="cs"/>
+          <w:sz w:val="22"/>
+          <w:szCs w:val="22"/>
+          <w:rtl/>
+          <w:lang w:val="en-US"/>
+        </w:rPr>
+        <w:t xml:space="preserve">מלאה </w:t>
+      </w:r>
+      <w:r>
+        <w:rPr>
+          <w:sz w:val="22"/>
+          <w:szCs w:val="22"/>
+          <w:rtl/>
+          <w:lang w:val="en-US"/>
+        </w:rPr>
+        <w:br/>
       </w:r>
       <w:r>
         <w:rPr>
@@ -6041,6 +6145,26 @@
           <w:rtl/>
           <w:lang w:val="en-US"/>
         </w:rPr>
+        <w:t>הכל, וזה גם הייתה</w:t>
+      </w:r>
+      <w:r>
+        <w:rPr>
+          <w:rFonts w:hint="cs"/>
+          <w:sz w:val="22"/>
+          <w:szCs w:val="22"/>
+          <w:rtl/>
+          <w:lang w:val="en-US"/>
+        </w:rPr>
+        <w:t xml:space="preserve"> </w:t>
+      </w:r>
+      <w:r>
+        <w:rPr>
+          <w:rFonts w:hint="cs"/>
+          <w:sz w:val="22"/>
+          <w:szCs w:val="22"/>
+          <w:rtl/>
+          <w:lang w:val="en-US"/>
+        </w:rPr>
         <w:t xml:space="preserve">הזדמנות </w:t>
       </w:r>
       <w:r>
@@ -6053,6 +6177,16 @@
         </w:rPr>
         <w:t>ללמוד על דברים כמו</w:t>
       </w:r>
+    </w:p>
+    <w:p>
+      <w:pPr>
+        <w:jc w:val="right"/>
+        <w:rPr>
+          <w:sz w:val="22"/>
+          <w:szCs w:val="22"/>
+          <w:lang w:val="en-US"/>
+        </w:rPr>
+      </w:pPr>
     </w:p>
     <w:sectPr>
       <w:pgSz w:w="11906" w:h="16838"/>
@@ -6448,7 +6582,7 @@
         <w:kern w:val="2"/>
         <w:sz w:val="24"/>
         <w:szCs w:val="24"/>
-        <w:lang w:eastAsia="en-US" w:bidi="he-IL"/>
+        <w:lang w:val="en-IL" w:eastAsia="en-US" w:bidi="he-IL"/>
         <w14:ligatures w14:val="standardContextual"/>
       </w:rPr>
     </w:rPrDefault>

--- a/ספר פרוייקט כיתה י', יונתן טורפשטיין.docx
+++ b/ספר פרוייקט כיתה י', יונתן טורפשטיין.docx
@@ -1074,19 +1074,59 @@
           <w:rtl/>
           <w:lang w:val="en-US"/>
         </w:rPr>
-        <w:t>להכין תזוזה שמתפלת בכמה מנועים באותו הזמן.</w:t>
-      </w:r>
-    </w:p>
-    <w:p>
-      <w:pPr>
-        <w:jc w:val="right"/>
-        <w:rPr>
-          <w:sz w:val="22"/>
-          <w:szCs w:val="22"/>
-          <w:rtl/>
-          <w:lang w:val="en-US"/>
-        </w:rPr>
-      </w:pPr>
+        <w:t>להכין תזוזה שמ</w:t>
+      </w:r>
+      <w:r>
+        <w:rPr>
+          <w:rFonts w:hint="cs"/>
+          <w:sz w:val="22"/>
+          <w:szCs w:val="22"/>
+          <w:rtl/>
+          <w:lang w:val="en-US"/>
+        </w:rPr>
+        <w:t>ט</w:t>
+      </w:r>
+      <w:r>
+        <w:rPr>
+          <w:rFonts w:hint="cs"/>
+          <w:sz w:val="22"/>
+          <w:szCs w:val="22"/>
+          <w:rtl/>
+          <w:lang w:val="en-US"/>
+        </w:rPr>
+        <w:t>פלת בכמה מנועים באותו הזמן.</w:t>
+      </w:r>
+    </w:p>
+    <w:p>
+      <w:pPr>
+        <w:jc w:val="right"/>
+        <w:rPr>
+          <w:sz w:val="22"/>
+          <w:szCs w:val="22"/>
+          <w:rtl/>
+          <w:lang w:val="en-US"/>
+        </w:rPr>
+      </w:pPr>
+      <w:r>
+        <w:rPr>
+          <w:rFonts w:hint="cs"/>
+          <w:sz w:val="22"/>
+          <w:szCs w:val="22"/>
+          <w:rtl/>
+          <w:lang w:val="en-US"/>
+        </w:rPr>
+        <w:t xml:space="preserve"> ואת </w:t>
+      </w:r>
+      <w:r>
+        <w:rPr>
+          <w:rFonts w:hint="cs"/>
+          <w:sz w:val="22"/>
+          <w:szCs w:val="22"/>
+          <w:rtl/>
+          <w:lang w:val="en-US"/>
+        </w:rPr>
+        <w:t>האקסטרודר</w:t>
+      </w:r>
       <w:r>
         <w:rPr>
           <w:rFonts w:hint="cs"/>
@@ -1103,6 +1143,43 @@
           <w:szCs w:val="22"/>
           <w:lang w:val="en-US"/>
         </w:rPr>
+        <w:t>Z</w:t>
+      </w:r>
+      <w:r>
+        <w:rPr>
+          <w:rFonts w:hint="cs"/>
+          <w:sz w:val="22"/>
+          <w:szCs w:val="22"/>
+          <w:rtl/>
+          <w:lang w:val="en-US"/>
+        </w:rPr>
+        <w:t>במהלך הבדיקות שרפתי 2 מהדרייברים שלי אז לא הגעתי ללהפעיל את ציר ה-</w:t>
+      </w:r>
+      <w:r>
+        <w:rPr>
+          <w:sz w:val="22"/>
+          <w:szCs w:val="22"/>
+          <w:rtl/>
+          <w:lang w:val="en-US"/>
+        </w:rPr>
+        <w:br/>
+      </w:r>
+      <w:r>
+        <w:rPr>
+          <w:rFonts w:hint="cs"/>
+          <w:sz w:val="22"/>
+          <w:szCs w:val="22"/>
+          <w:rtl/>
+          <w:lang w:val="en-US"/>
+        </w:rPr>
+        <w:t>.</w:t>
+      </w:r>
+      <w:r>
+        <w:rPr>
+          <w:sz w:val="22"/>
+          <w:szCs w:val="22"/>
+          <w:lang w:val="en-US"/>
+        </w:rPr>
         <w:t>gcode</w:t>
       </w:r>
       <w:r>
@@ -1133,17 +1210,7 @@
           <w:rtl/>
           <w:lang w:val="en-US"/>
         </w:rPr>
-        <w:t>לא מדפיס בשלוש ממדים, הגעתי לציור דו ממדי מתוך</w:t>
-      </w:r>
-      <w:r>
-        <w:rPr>
-          <w:rFonts w:hint="cs"/>
-          <w:sz w:val="22"/>
-          <w:szCs w:val="22"/>
-          <w:rtl/>
-          <w:lang w:val="en-US"/>
-        </w:rPr>
-        <w:t xml:space="preserve"> קובץ</w:t>
+        <w:t>לא מדפיס בשלוש ממדים, הגעתי לציור דו ממדי מתוך קובץ</w:t>
       </w:r>
       <w:r>
         <w:rPr>
@@ -1341,17 +1408,15 @@
         </w:rPr>
         <w:t>סוג קובץ שמכיל בעיקר הוראות לתזוזה של מנועים, קבצי</w:t>
       </w:r>
-    </w:p>
-    <w:p>
-      <w:pPr>
-        <w:jc w:val="right"/>
-        <w:rPr>
-          <w:sz w:val="22"/>
-          <w:szCs w:val="22"/>
-          <w:rtl/>
-          <w:lang w:val="en-US"/>
-        </w:rPr>
-      </w:pPr>
+      <w:r>
+        <w:rPr>
+          <w:sz w:val="22"/>
+          <w:szCs w:val="22"/>
+          <w:rtl/>
+          <w:lang w:val="en-US"/>
+        </w:rPr>
+        <w:br/>
+      </w:r>
       <w:r>
         <w:rPr>
           <w:rFonts w:hint="cs"/>
@@ -1378,7 +1443,17 @@
           <w:rtl/>
           <w:lang w:val="en-US"/>
         </w:rPr>
-        <w:t>כמו מדפסות תלת ממד ו-</w:t>
+        <w:t>כמו מדפסות תלת ממד ו</w:t>
+      </w:r>
+      <w:r>
+        <w:rPr>
+          <w:rFonts w:hint="cs"/>
+          <w:sz w:val="22"/>
+          <w:szCs w:val="22"/>
+          <w:rtl/>
+          <w:lang w:val="en-US"/>
+        </w:rPr>
+        <w:t xml:space="preserve">מכונות </w:t>
       </w:r>
     </w:p>
     <w:p>
@@ -1805,36 +1880,64 @@
         </w:rPr>
         <w:t>X</w:t>
       </w:r>
-    </w:p>
-    <w:p>
-      <w:pPr>
-        <w:jc w:val="right"/>
-        <w:rPr>
-          <w:sz w:val="22"/>
-          <w:szCs w:val="22"/>
-          <w:rtl/>
-          <w:lang w:val="en-US"/>
-        </w:rPr>
-      </w:pPr>
-      <w:r>
-        <w:rPr>
-          <w:rFonts w:hint="cs"/>
-          <w:sz w:val="22"/>
-          <w:szCs w:val="22"/>
-          <w:rtl/>
-          <w:lang w:val="en-US"/>
-        </w:rPr>
-        <w:t xml:space="preserve">מתייחסת אלוו כמו לצירי </w:t>
-      </w:r>
-      <w:r>
-        <w:rPr>
-          <w:rFonts w:hint="cs"/>
-          <w:sz w:val="22"/>
-          <w:szCs w:val="22"/>
-          <w:rtl/>
-          <w:lang w:val="en-US"/>
-        </w:rPr>
-        <w:t>התזוזה).</w:t>
+      <w:r>
+        <w:rPr>
+          <w:sz w:val="22"/>
+          <w:szCs w:val="22"/>
+          <w:rtl/>
+          <w:lang w:val="en-US"/>
+        </w:rPr>
+        <w:br/>
+      </w:r>
+      <w:r>
+        <w:rPr>
+          <w:rFonts w:hint="cs"/>
+          <w:sz w:val="22"/>
+          <w:szCs w:val="22"/>
+          <w:rtl/>
+          <w:lang w:val="en-US"/>
+        </w:rPr>
+        <w:t xml:space="preserve">מתייחסת אלוו כמו </w:t>
+      </w:r>
+      <w:r>
+        <w:rPr>
+          <w:rFonts w:hint="cs"/>
+          <w:sz w:val="22"/>
+          <w:szCs w:val="22"/>
+          <w:rtl/>
+          <w:lang w:val="en-US"/>
+        </w:rPr>
+        <w:t>א</w:t>
+      </w:r>
+      <w:r>
+        <w:rPr>
+          <w:rFonts w:hint="cs"/>
+          <w:sz w:val="22"/>
+          <w:szCs w:val="22"/>
+          <w:rtl/>
+          <w:lang w:val="en-US"/>
+        </w:rPr>
+        <w:t>ל</w:t>
+      </w:r>
+      <w:r>
+        <w:rPr>
+          <w:rFonts w:hint="cs"/>
+          <w:sz w:val="22"/>
+          <w:szCs w:val="22"/>
+          <w:rtl/>
+          <w:lang w:val="en-US"/>
+        </w:rPr>
+        <w:t xml:space="preserve"> </w:t>
+      </w:r>
+      <w:r>
+        <w:rPr>
+          <w:rFonts w:hint="cs"/>
+          <w:sz w:val="22"/>
+          <w:szCs w:val="22"/>
+          <w:rtl/>
+          <w:lang w:val="en-US"/>
+        </w:rPr>
+        <w:t>ציר תזוזה).</w:t>
       </w:r>
     </w:p>
     <w:p>
@@ -1943,17 +2046,15 @@
         </w:rPr>
         <w:t>המנוע שצריך לזוז הכי הרבה, המנועים האחרים זזים מאתים כדי שמשך התזוזה שלהם יהיה זהה.</w:t>
       </w:r>
-    </w:p>
-    <w:p>
-      <w:pPr>
-        <w:jc w:val="right"/>
-        <w:rPr>
-          <w:sz w:val="22"/>
-          <w:szCs w:val="22"/>
-          <w:rtl/>
-          <w:lang w:val="en-US"/>
-        </w:rPr>
-      </w:pPr>
+      <w:r>
+        <w:rPr>
+          <w:sz w:val="22"/>
+          <w:szCs w:val="22"/>
+          <w:rtl/>
+          <w:lang w:val="en-US"/>
+        </w:rPr>
+        <w:br/>
+      </w:r>
       <w:r>
         <w:rPr>
           <w:rFonts w:hint="cs"/>
@@ -1968,6 +2069,16 @@
     <w:p>
       <w:pPr>
         <w:jc w:val="right"/>
+        <w:rPr>
+          <w:sz w:val="22"/>
+          <w:szCs w:val="22"/>
+          <w:rtl/>
+          <w:lang w:val="en-US"/>
+        </w:rPr>
+      </w:pPr>
+    </w:p>
+    <w:p>
+      <w:pPr>
         <w:rPr>
           <w:sz w:val="32"/>
           <w:szCs w:val="32"/>
@@ -3603,7 +3714,7 @@
           <w:lang w:val="he-IL"/>
         </w:rPr>
         <w:drawing>
-          <wp:inline distT="0" distB="0" distL="0" distR="0" wp14:anchorId="234B086E" wp14:editId="3768F48C">
+          <wp:inline distT="0" distB="0" distL="0" distR="0" wp14:anchorId="234B086E" wp14:editId="24FC8C15">
             <wp:extent cx="5821680" cy="4366707"/>
             <wp:effectExtent l="0" t="0" r="7620" b="0"/>
             <wp:docPr id="355340471" name="Picture 8"/>
@@ -4637,7 +4748,7 @@
           <w:lang w:val="en-US"/>
         </w:rPr>
         <w:drawing>
-          <wp:inline distT="0" distB="0" distL="0" distR="0" wp14:anchorId="303AF9C3" wp14:editId="5244E097">
+          <wp:inline distT="0" distB="0" distL="0" distR="0" wp14:anchorId="303AF9C3" wp14:editId="117DDFBA">
             <wp:extent cx="2993705" cy="2209800"/>
             <wp:effectExtent l="0" t="0" r="0" b="0"/>
             <wp:docPr id="564517990" name="Picture 1"/>
@@ -4694,6 +4805,7 @@
         <w:rPr>
           <w:sz w:val="22"/>
           <w:szCs w:val="22"/>
+          <w:rtl/>
           <w:lang w:val="en-US"/>
         </w:rPr>
       </w:pPr>
@@ -4742,6 +4854,85 @@
           <w:lang w:val="en-US"/>
         </w:rPr>
         <w:t>שימוש: מאחסן את הקבצים של ה-</w:t>
+      </w:r>
+    </w:p>
+    <w:p>
+      <w:pPr>
+        <w:jc w:val="right"/>
+        <w:rPr>
+          <w:rFonts w:hint="cs"/>
+          <w:sz w:val="22"/>
+          <w:szCs w:val="22"/>
+          <w:rtl/>
+          <w:lang w:val="en-US"/>
+        </w:rPr>
+      </w:pPr>
+      <w:r>
+        <w:rPr>
+          <w:rFonts w:hint="cs"/>
+          <w:sz w:val="22"/>
+          <w:szCs w:val="22"/>
+          <w:rtl/>
+          <w:lang w:val="en-US"/>
+        </w:rPr>
+        <w:t xml:space="preserve"> הם דרך פופולרית להעלות קבצים למדפסות פחות מתקדמות, אין סיבה ספציפית</w:t>
+      </w:r>
+      <w:r>
+        <w:rPr>
+          <w:sz w:val="22"/>
+          <w:szCs w:val="22"/>
+          <w:lang w:val="en-US"/>
+        </w:rPr>
+        <w:t>SD</w:t>
+      </w:r>
+      <w:r>
+        <w:rPr>
+          <w:rFonts w:hint="cs"/>
+          <w:sz w:val="22"/>
+          <w:szCs w:val="22"/>
+          <w:rtl/>
+          <w:lang w:val="en-US"/>
+        </w:rPr>
+        <w:t xml:space="preserve">כרטיסי </w:t>
+      </w:r>
+      <w:r>
+        <w:rPr>
+          <w:sz w:val="22"/>
+          <w:szCs w:val="22"/>
+          <w:rtl/>
+          <w:lang w:val="en-US"/>
+        </w:rPr>
+        <w:br/>
+      </w:r>
+      <w:r>
+        <w:rPr>
+          <w:rFonts w:hint="cs"/>
+          <w:sz w:val="22"/>
+          <w:szCs w:val="22"/>
+          <w:rtl/>
+          <w:lang w:val="en-US"/>
+        </w:rPr>
+        <w:t>שבחרתי בכרטיס הזה</w:t>
+      </w:r>
+      <w:r>
+        <w:rPr>
+          <w:rFonts w:hint="cs"/>
+          <w:sz w:val="22"/>
+          <w:szCs w:val="22"/>
+          <w:rtl/>
+          <w:lang w:val="en-US"/>
+        </w:rPr>
+        <w:t xml:space="preserve"> ולא באחר</w:t>
+      </w:r>
+      <w:r>
+        <w:rPr>
+          <w:rFonts w:hint="cs"/>
+          <w:sz w:val="22"/>
+          <w:szCs w:val="22"/>
+          <w:rtl/>
+          <w:lang w:val="en-US"/>
+        </w:rPr>
+        <w:t>.</w:t>
       </w:r>
     </w:p>
     <w:p>
@@ -4865,7 +5056,7 @@
           <w:lang w:val="en-US"/>
         </w:rPr>
         <w:drawing>
-          <wp:inline distT="0" distB="0" distL="0" distR="0" wp14:anchorId="75B05702" wp14:editId="16478EFB">
+          <wp:inline distT="0" distB="0" distL="0" distR="0" wp14:anchorId="75B05702" wp14:editId="11F224E3">
             <wp:extent cx="3909060" cy="4082027"/>
             <wp:effectExtent l="0" t="0" r="0" b="0"/>
             <wp:docPr id="981562662" name="Picture 1"/>
@@ -6048,17 +6239,7 @@
           <w:rtl/>
           <w:lang w:val="en-US"/>
         </w:rPr>
-        <w:t xml:space="preserve">כושלים </w:t>
-      </w:r>
-      <w:r>
-        <w:rPr>
-          <w:rFonts w:hint="cs"/>
-          <w:sz w:val="22"/>
-          <w:szCs w:val="22"/>
-          <w:rtl/>
-          <w:lang w:val="en-US"/>
-        </w:rPr>
-        <w:t>להפעיל את</w:t>
+        <w:t>כושלים להפעיל את</w:t>
       </w:r>
       <w:r>
         <w:rPr>
@@ -6145,17 +6326,7 @@
           <w:rtl/>
           <w:lang w:val="en-US"/>
         </w:rPr>
-        <w:t>הכל, וזה גם הייתה</w:t>
-      </w:r>
-      <w:r>
-        <w:rPr>
-          <w:rFonts w:hint="cs"/>
-          <w:sz w:val="22"/>
-          <w:szCs w:val="22"/>
-          <w:rtl/>
-          <w:lang w:val="en-US"/>
-        </w:rPr>
-        <w:t xml:space="preserve"> </w:t>
+        <w:t xml:space="preserve">הכל, וזה גם הייתה </w:t>
       </w:r>
       <w:r>
         <w:rPr>

--- a/ספר פרוייקט כיתה י', יונתן טורפשטיין.docx
+++ b/ספר פרוייקט כיתה י', יונתן טורפשטיין.docx
@@ -284,6 +284,7 @@
           </w:rPr>
           <w:t>של הפרויקט.</w:t>
         </w:r>
+        <w:proofErr w:type="spellStart"/>
         <w:r>
           <w:rPr>
             <w:rStyle w:val="Hyperlink"/>
@@ -302,6 +303,7 @@
           </w:rPr>
           <w:t>ithub</w:t>
         </w:r>
+        <w:proofErr w:type="spellEnd"/>
       </w:hyperlink>
       <w:r>
         <w:rPr>
@@ -483,6 +485,7 @@
           <w:lang w:val="en-US"/>
         </w:rPr>
       </w:pPr>
+      <w:proofErr w:type="gramStart"/>
       <w:r>
         <w:rPr>
           <w:rFonts w:cs="Arial"/>
@@ -490,7 +493,28 @@
           <w:szCs w:val="32"/>
           <w:lang w:val="en-US"/>
         </w:rPr>
-        <w:t xml:space="preserve">.gcode </w:t>
+        <w:t>.</w:t>
+      </w:r>
+      <w:proofErr w:type="spellStart"/>
+      <w:r>
+        <w:rPr>
+          <w:rFonts w:cs="Arial"/>
+          <w:sz w:val="32"/>
+          <w:szCs w:val="32"/>
+          <w:lang w:val="en-US"/>
+        </w:rPr>
+        <w:t>gcode</w:t>
+      </w:r>
+      <w:proofErr w:type="spellEnd"/>
+      <w:proofErr w:type="gramEnd"/>
+      <w:r>
+        <w:rPr>
+          <w:rFonts w:cs="Arial"/>
+          <w:sz w:val="32"/>
+          <w:szCs w:val="32"/>
+          <w:lang w:val="en-US"/>
+        </w:rPr>
+        <w:t xml:space="preserve"> </w:t>
       </w:r>
       <w:r>
         <w:rPr>
@@ -976,11 +1000,10 @@
     </w:p>
     <w:p>
       <w:pPr>
-        <w:jc w:val="right"/>
-        <w:rPr>
-          <w:sz w:val="22"/>
-          <w:szCs w:val="22"/>
-          <w:rtl/>
+        <w:bidi/>
+        <w:rPr>
+          <w:sz w:val="22"/>
+          <w:szCs w:val="22"/>
           <w:lang w:val="en-US"/>
         </w:rPr>
       </w:pPr>
@@ -994,47 +1017,105 @@
         </w:rPr>
         <w:t>זה הניסיון השני שלי בלהכין מדפסת תלת ממד, בניסיון הראשון היה לי עיצוב שלא מאפשר תזוזה יציבה(</w:t>
       </w:r>
-      <w:hyperlink r:id="rId13" w:history="1">
-        <w:r>
-          <w:rPr>
-            <w:rStyle w:val="Hyperlink"/>
-            <w:sz w:val="22"/>
-            <w:szCs w:val="22"/>
-            <w:rtl/>
-            <w:lang w:val="en-US"/>
-          </w:rPr>
-          <w:t>אונשייפ של העיצוב הקודם</w:t>
-        </w:r>
-      </w:hyperlink>
-      <w:r>
-        <w:rPr>
-          <w:rFonts w:hint="cs"/>
-          <w:sz w:val="22"/>
-          <w:szCs w:val="22"/>
-          <w:rtl/>
-          <w:lang w:val="en-US"/>
-        </w:rPr>
-        <w:t xml:space="preserve">) ואפילו לא הגעתי </w:t>
-      </w:r>
-      <w:r>
-        <w:rPr>
-          <w:rFonts w:hint="cs"/>
-          <w:sz w:val="22"/>
-          <w:szCs w:val="22"/>
-          <w:rtl/>
-          <w:lang w:val="en-US"/>
-        </w:rPr>
-        <w:t>להפעלת</w:t>
-      </w:r>
-      <w:r>
-        <w:rPr>
-          <w:rFonts w:hint="cs"/>
-          <w:sz w:val="22"/>
-          <w:szCs w:val="22"/>
-          <w:rtl/>
-          <w:lang w:val="en-US"/>
-        </w:rPr>
-        <w:t xml:space="preserve"> שני מנועים ביחד.</w:t>
+      <w:proofErr w:type="spellStart"/>
+      <w:r>
+        <w:fldChar w:fldCharType="begin"/>
+      </w:r>
+      <w:r>
+        <w:instrText>HYPERLINK "https://cad.onshape.com/documents/b952cc3ae6dde4798fa6cef6/w/a75674ccd77912fe6442e073/e/6845e0cde51841863a819568?renderMode=0&amp;uiState=6a0582320789b5543df4b4e8"</w:instrText>
+      </w:r>
+      <w:r>
+        <w:fldChar w:fldCharType="separate"/>
+      </w:r>
+      <w:r>
+        <w:rPr>
+          <w:rStyle w:val="Hyperlink"/>
+          <w:sz w:val="22"/>
+          <w:szCs w:val="22"/>
+          <w:rtl/>
+          <w:lang w:val="en-US"/>
+        </w:rPr>
+        <w:t>אונשייפ</w:t>
+      </w:r>
+      <w:proofErr w:type="spellEnd"/>
+      <w:r>
+        <w:rPr>
+          <w:rStyle w:val="Hyperlink"/>
+          <w:sz w:val="22"/>
+          <w:szCs w:val="22"/>
+          <w:rtl/>
+          <w:lang w:val="en-US"/>
+        </w:rPr>
+        <w:t xml:space="preserve"> של העיצוב הקודם</w:t>
+      </w:r>
+      <w:r>
+        <w:fldChar w:fldCharType="end"/>
+      </w:r>
+      <w:r>
+        <w:rPr>
+          <w:rFonts w:hint="cs"/>
+          <w:sz w:val="22"/>
+          <w:szCs w:val="22"/>
+          <w:rtl/>
+          <w:lang w:val="en-US"/>
+        </w:rPr>
+        <w:t xml:space="preserve">) </w:t>
+      </w:r>
+      <w:r>
+        <w:rPr>
+          <w:rFonts w:hint="cs"/>
+          <w:sz w:val="22"/>
+          <w:szCs w:val="22"/>
+          <w:rtl/>
+          <w:lang w:val="en-US"/>
+        </w:rPr>
+        <w:t>המודל נבנה על הרעיון שציר ה-</w:t>
+      </w:r>
+      <w:r>
+        <w:rPr>
+          <w:sz w:val="22"/>
+          <w:szCs w:val="22"/>
+          <w:lang w:val="en-US"/>
+        </w:rPr>
+        <w:t>Z</w:t>
+      </w:r>
+      <w:r>
+        <w:rPr>
+          <w:rFonts w:hint="cs"/>
+          <w:sz w:val="22"/>
+          <w:szCs w:val="22"/>
+          <w:rtl/>
+          <w:lang w:val="en-US"/>
+        </w:rPr>
+        <w:t xml:space="preserve"> רוכב על ציר ה-</w:t>
+      </w:r>
+      <w:r>
+        <w:rPr>
+          <w:sz w:val="22"/>
+          <w:szCs w:val="22"/>
+          <w:lang w:val="en-US"/>
+        </w:rPr>
+        <w:t>Y</w:t>
+      </w:r>
+      <w:r>
+        <w:rPr>
+          <w:rFonts w:hint="cs"/>
+          <w:sz w:val="22"/>
+          <w:szCs w:val="22"/>
+          <w:rtl/>
+          <w:lang w:val="en-US"/>
+        </w:rPr>
+        <w:t xml:space="preserve"> עם מסילה מודפסת</w:t>
+      </w:r>
+      <w:r>
+        <w:rPr>
+          <w:rFonts w:hint="cs"/>
+          <w:sz w:val="22"/>
+          <w:szCs w:val="22"/>
+          <w:rtl/>
+          <w:lang w:val="en-US"/>
+        </w:rPr>
+        <w:t>.</w:t>
       </w:r>
       <w:r>
         <w:rPr>
@@ -1054,17 +1135,17 @@
           <w:rtl/>
           <w:lang w:val="en-US"/>
         </w:rPr>
-        <w:t>בניסיון</w:t>
-      </w:r>
-      <w:r>
-        <w:rPr>
-          <w:rFonts w:hint="cs"/>
-          <w:sz w:val="22"/>
-          <w:szCs w:val="22"/>
-          <w:rtl/>
-          <w:lang w:val="en-US"/>
-        </w:rPr>
-        <w:t xml:space="preserve"> הזה הכנתי שלד יציב עם השראה ממדפסות אמיתיות ועבדתי עם ספריות </w:t>
+        <w:t>במודל החדש</w:t>
+      </w:r>
+      <w:r>
+        <w:rPr>
+          <w:rFonts w:hint="cs"/>
+          <w:sz w:val="22"/>
+          <w:szCs w:val="22"/>
+          <w:rtl/>
+          <w:lang w:val="en-US"/>
+        </w:rPr>
+        <w:t xml:space="preserve"> הכנתי שלד יציב עם השראה ממדפסות אמיתיות ועבדתי עם ספריות </w:t>
       </w:r>
       <w:r>
         <w:rPr>
@@ -1099,81 +1180,112 @@
     </w:p>
     <w:p>
       <w:pPr>
-        <w:jc w:val="right"/>
-        <w:rPr>
-          <w:sz w:val="22"/>
-          <w:szCs w:val="22"/>
-          <w:rtl/>
-          <w:lang w:val="en-US"/>
-        </w:rPr>
-      </w:pPr>
-      <w:r>
-        <w:rPr>
-          <w:rFonts w:hint="cs"/>
-          <w:sz w:val="22"/>
-          <w:szCs w:val="22"/>
-          <w:rtl/>
-          <w:lang w:val="en-US"/>
-        </w:rPr>
-        <w:t xml:space="preserve"> ואת </w:t>
-      </w:r>
-      <w:r>
-        <w:rPr>
-          <w:rFonts w:hint="cs"/>
-          <w:sz w:val="22"/>
-          <w:szCs w:val="22"/>
-          <w:rtl/>
-          <w:lang w:val="en-US"/>
-        </w:rPr>
-        <w:t>האקסטרודר</w:t>
-      </w:r>
-      <w:r>
-        <w:rPr>
-          <w:rFonts w:hint="cs"/>
-          <w:sz w:val="22"/>
-          <w:szCs w:val="22"/>
-          <w:rtl/>
+        <w:bidi/>
+        <w:rPr>
+          <w:sz w:val="22"/>
+          <w:szCs w:val="22"/>
+          <w:rtl/>
+          <w:lang w:val="en-US"/>
+        </w:rPr>
+      </w:pPr>
+      <w:r>
+        <w:rPr>
+          <w:rFonts w:hint="cs"/>
+          <w:sz w:val="22"/>
+          <w:szCs w:val="22"/>
+          <w:rtl/>
+          <w:lang w:val="en-US"/>
+        </w:rPr>
+        <w:t xml:space="preserve">במהלך הבדיקות שרפתי 2 מהדרייברים שלי אז לא הגעתי </w:t>
+      </w:r>
+      <w:proofErr w:type="spellStart"/>
+      <w:r>
+        <w:rPr>
+          <w:rFonts w:hint="cs"/>
+          <w:sz w:val="22"/>
+          <w:szCs w:val="22"/>
+          <w:rtl/>
+          <w:lang w:val="en-US"/>
+        </w:rPr>
+        <w:t>ללהפעיל</w:t>
+      </w:r>
+      <w:proofErr w:type="spellEnd"/>
+      <w:r>
+        <w:rPr>
+          <w:rFonts w:hint="cs"/>
+          <w:sz w:val="22"/>
+          <w:szCs w:val="22"/>
+          <w:rtl/>
+          <w:lang w:val="en-US"/>
+        </w:rPr>
+        <w:t xml:space="preserve"> את ציר ה-</w:t>
+      </w:r>
+      <w:r>
+        <w:rPr>
+          <w:sz w:val="22"/>
+          <w:szCs w:val="22"/>
+          <w:lang w:val="en-US"/>
+        </w:rPr>
+        <w:t xml:space="preserve"> Z</w:t>
+      </w:r>
+      <w:r>
+        <w:rPr>
+          <w:rFonts w:hint="cs"/>
+          <w:sz w:val="22"/>
+          <w:szCs w:val="22"/>
+          <w:rtl/>
+          <w:lang w:val="en-US"/>
+        </w:rPr>
+        <w:t xml:space="preserve">ואת האקסטרודר. </w:t>
+      </w:r>
+      <w:r>
+        <w:rPr>
+          <w:sz w:val="22"/>
+          <w:szCs w:val="22"/>
+          <w:rtl/>
+          <w:lang w:val="en-US"/>
+        </w:rPr>
+        <w:br/>
+      </w:r>
+      <w:r>
+        <w:rPr>
+          <w:rFonts w:hint="cs"/>
+          <w:sz w:val="22"/>
+          <w:szCs w:val="22"/>
+          <w:rtl/>
+          <w:lang w:val="en-US"/>
+        </w:rPr>
+        <w:t>המודל הזה עדיין</w:t>
+      </w:r>
+      <w:r>
+        <w:rPr>
+          <w:rFonts w:hint="cs"/>
+          <w:sz w:val="22"/>
+          <w:szCs w:val="22"/>
+          <w:rtl/>
+          <w:lang w:val="en-US"/>
+        </w:rPr>
+        <w:t xml:space="preserve"> </w:t>
+      </w:r>
+      <w:r>
+        <w:rPr>
+          <w:rFonts w:hint="cs"/>
+          <w:sz w:val="22"/>
+          <w:szCs w:val="22"/>
+          <w:rtl/>
+          <w:lang w:val="en-US"/>
+        </w:rPr>
+        <w:t>לא מדפיס בשלוש ממדים, הגעתי לציור דו ממדי מתוך קובץ</w:t>
+      </w:r>
+      <w:r>
+        <w:rPr>
+          <w:sz w:val="22"/>
+          <w:szCs w:val="22"/>
           <w:lang w:val="en-US"/>
         </w:rPr>
         <w:t>.</w:t>
       </w:r>
-      <w:r>
-        <w:rPr>
-          <w:sz w:val="22"/>
-          <w:szCs w:val="22"/>
-          <w:lang w:val="en-US"/>
-        </w:rPr>
-        <w:t>Z</w:t>
-      </w:r>
-      <w:r>
-        <w:rPr>
-          <w:rFonts w:hint="cs"/>
-          <w:sz w:val="22"/>
-          <w:szCs w:val="22"/>
-          <w:rtl/>
-          <w:lang w:val="en-US"/>
-        </w:rPr>
-        <w:t>במהלך הבדיקות שרפתי 2 מהדרייברים שלי אז לא הגעתי ללהפעיל את ציר ה-</w:t>
-      </w:r>
-      <w:r>
-        <w:rPr>
-          <w:sz w:val="22"/>
-          <w:szCs w:val="22"/>
-          <w:rtl/>
-          <w:lang w:val="en-US"/>
-        </w:rPr>
-        <w:br/>
-      </w:r>
-      <w:r>
-        <w:rPr>
-          <w:rFonts w:hint="cs"/>
-          <w:sz w:val="22"/>
-          <w:szCs w:val="22"/>
-          <w:rtl/>
-          <w:lang w:val="en-US"/>
-        </w:rPr>
-        <w:t>.</w:t>
-      </w:r>
+      <w:proofErr w:type="spellStart"/>
       <w:r>
         <w:rPr>
           <w:sz w:val="22"/>
@@ -1182,50 +1294,19 @@
         </w:rPr>
         <w:t>gcode</w:t>
       </w:r>
-      <w:r>
-        <w:rPr>
-          <w:rFonts w:hint="cs"/>
-          <w:sz w:val="22"/>
-          <w:szCs w:val="22"/>
-          <w:rtl/>
-          <w:lang w:val="en-US"/>
-        </w:rPr>
-        <w:t>המודל הזה עדיין</w:t>
-      </w:r>
-      <w:r>
-        <w:rPr>
-          <w:rFonts w:hint="cs"/>
-          <w:sz w:val="22"/>
-          <w:szCs w:val="22"/>
-          <w:rtl/>
+      <w:proofErr w:type="spellEnd"/>
+      <w:r>
+        <w:rPr>
+          <w:sz w:val="22"/>
+          <w:szCs w:val="22"/>
           <w:lang w:val="en-US"/>
         </w:rPr>
         <w:t xml:space="preserve"> </w:t>
       </w:r>
-      <w:r>
-        <w:rPr>
-          <w:rFonts w:hint="cs"/>
-          <w:sz w:val="22"/>
-          <w:szCs w:val="22"/>
-          <w:rtl/>
-          <w:lang w:val="en-US"/>
-        </w:rPr>
-        <w:t>לא מדפיס בשלוש ממדים, הגעתי לציור דו ממדי מתוך קובץ</w:t>
-      </w:r>
-      <w:r>
-        <w:rPr>
-          <w:rFonts w:hint="cs"/>
-          <w:sz w:val="22"/>
-          <w:szCs w:val="22"/>
-          <w:rtl/>
-          <w:lang w:val="en-US"/>
-        </w:rPr>
-        <w:t xml:space="preserve"> </w:t>
-      </w:r>
-    </w:p>
-    <w:p>
-      <w:pPr>
-        <w:jc w:val="right"/>
+    </w:p>
+    <w:p>
+      <w:pPr>
+        <w:bidi/>
         <w:rPr>
           <w:sz w:val="22"/>
           <w:szCs w:val="22"/>
@@ -1267,6 +1348,7 @@
           <w:lang w:val="en-US"/>
         </w:rPr>
       </w:pPr>
+      <w:proofErr w:type="gramStart"/>
       <w:r>
         <w:rPr>
           <w:b/>
@@ -1275,30 +1357,30 @@
           <w:szCs w:val="32"/>
           <w:lang w:val="en-US"/>
         </w:rPr>
-        <w:t xml:space="preserve">:gcode </w:t>
-      </w:r>
-      <w:r>
-        <w:rPr>
-          <w:rFonts w:hint="cs"/>
+        <w:t>:</w:t>
+      </w:r>
+      <w:proofErr w:type="spellStart"/>
+      <w:r>
+        <w:rPr>
           <w:b/>
           <w:bCs/>
           <w:sz w:val="32"/>
           <w:szCs w:val="32"/>
-          <w:rtl/>
-          <w:lang w:val="en-US"/>
-        </w:rPr>
-        <w:t xml:space="preserve"> </w:t>
-      </w:r>
+          <w:lang w:val="en-US"/>
+        </w:rPr>
+        <w:t>gcode</w:t>
+      </w:r>
+      <w:proofErr w:type="spellEnd"/>
+      <w:proofErr w:type="gramEnd"/>
       <w:r>
         <w:rPr>
           <w:b/>
           <w:bCs/>
           <w:sz w:val="32"/>
           <w:szCs w:val="32"/>
-          <w:rtl/>
-          <w:lang w:val="en-US"/>
-        </w:rPr>
-        <w:t>–</w:t>
+          <w:lang w:val="en-US"/>
+        </w:rPr>
+        <w:t xml:space="preserve"> </w:t>
       </w:r>
       <w:r>
         <w:rPr>
@@ -1310,7 +1392,7 @@
           <w:rtl/>
           <w:lang w:val="en-US"/>
         </w:rPr>
-        <w:t xml:space="preserve"> הסבר קצר על</w:t>
+        <w:t xml:space="preserve"> </w:t>
       </w:r>
       <w:r>
         <w:rPr>
@@ -1318,788 +1400,14 @@
           <w:bCs/>
           <w:sz w:val="32"/>
           <w:szCs w:val="32"/>
-          <w:lang w:val="en-US"/>
-        </w:rPr>
-        <w:t>2.1</w:t>
-      </w:r>
-    </w:p>
-    <w:p>
-      <w:pPr>
-        <w:jc w:val="right"/>
-        <w:rPr>
-          <w:sz w:val="22"/>
-          <w:szCs w:val="22"/>
-          <w:rtl/>
-          <w:lang w:val="en-US"/>
-        </w:rPr>
-      </w:pPr>
-      <w:r>
-        <w:rPr>
-          <w:rFonts w:hint="cs"/>
-          <w:sz w:val="22"/>
-          <w:szCs w:val="22"/>
-          <w:rtl/>
-          <w:lang w:val="en-US"/>
-        </w:rPr>
-        <w:t>?</w:t>
-      </w:r>
-      <w:r>
-        <w:rPr>
-          <w:sz w:val="22"/>
-          <w:szCs w:val="22"/>
-          <w:lang w:val="en-US"/>
-        </w:rPr>
-        <w:t>gcode</w:t>
-      </w:r>
-      <w:r>
-        <w:rPr>
-          <w:rFonts w:hint="cs"/>
-          <w:sz w:val="22"/>
-          <w:szCs w:val="22"/>
-          <w:rtl/>
-          <w:lang w:val="en-US"/>
-        </w:rPr>
-        <w:t xml:space="preserve">מהו </w:t>
-      </w:r>
-    </w:p>
-    <w:p>
-      <w:pPr>
-        <w:jc w:val="right"/>
-        <w:rPr>
-          <w:sz w:val="22"/>
-          <w:szCs w:val="22"/>
-          <w:rtl/>
-          <w:lang w:val="en-US"/>
-        </w:rPr>
-      </w:pPr>
-      <w:r>
-        <w:rPr>
-          <w:sz w:val="22"/>
-          <w:szCs w:val="22"/>
-          <w:lang w:val="en-US"/>
-        </w:rPr>
-        <w:t xml:space="preserve">  </w:t>
-      </w:r>
-      <w:r>
-        <w:rPr>
-          <w:rFonts w:hint="cs"/>
-          <w:sz w:val="22"/>
-          <w:szCs w:val="22"/>
-          <w:rtl/>
-          <w:lang w:val="en-US"/>
-        </w:rPr>
-        <w:t xml:space="preserve"> בעיקר משומשים במכונות ייצור</w:t>
-      </w:r>
-      <w:r>
-        <w:rPr>
-          <w:sz w:val="22"/>
-          <w:szCs w:val="22"/>
-          <w:lang w:val="en-US"/>
-        </w:rPr>
-        <w:t xml:space="preserve">gcode  </w:t>
-      </w:r>
-      <w:r>
-        <w:rPr>
-          <w:rFonts w:hint="cs"/>
-          <w:sz w:val="22"/>
-          <w:szCs w:val="22"/>
-          <w:rtl/>
-          <w:lang w:val="en-US"/>
-        </w:rPr>
-        <w:t>סוג קובץ שמכיל בעיקר הוראות לתזוזה של מנועים, קבצי</w:t>
-      </w:r>
-      <w:r>
-        <w:rPr>
-          <w:sz w:val="22"/>
-          <w:szCs w:val="22"/>
-          <w:rtl/>
-          <w:lang w:val="en-US"/>
-        </w:rPr>
-        <w:br/>
-      </w:r>
-      <w:r>
-        <w:rPr>
-          <w:rFonts w:hint="cs"/>
-          <w:sz w:val="22"/>
-          <w:szCs w:val="22"/>
-          <w:rtl/>
-          <w:lang w:val="en-US"/>
-        </w:rPr>
-        <w:t>.</w:t>
-      </w:r>
-      <w:r>
-        <w:rPr>
-          <w:sz w:val="22"/>
-          <w:szCs w:val="22"/>
-          <w:lang w:val="en-US"/>
-        </w:rPr>
-        <w:t>CNC</w:t>
-      </w:r>
-      <w:r>
-        <w:rPr>
-          <w:rFonts w:hint="cs"/>
-          <w:sz w:val="22"/>
-          <w:szCs w:val="22"/>
-          <w:rtl/>
-          <w:lang w:val="en-US"/>
-        </w:rPr>
-        <w:t>כמו מדפסות תלת ממד ו</w:t>
-      </w:r>
-      <w:r>
-        <w:rPr>
-          <w:rFonts w:hint="cs"/>
-          <w:sz w:val="22"/>
-          <w:szCs w:val="22"/>
-          <w:rtl/>
-          <w:lang w:val="en-US"/>
-        </w:rPr>
-        <w:t xml:space="preserve">מכונות </w:t>
-      </w:r>
-    </w:p>
-    <w:p>
-      <w:pPr>
-        <w:jc w:val="right"/>
-        <w:rPr>
-          <w:sz w:val="22"/>
-          <w:szCs w:val="22"/>
-          <w:rtl/>
-          <w:lang w:val="en-US"/>
-        </w:rPr>
-      </w:pPr>
-    </w:p>
-    <w:p>
-      <w:pPr>
-        <w:jc w:val="right"/>
-        <w:rPr>
-          <w:sz w:val="22"/>
-          <w:szCs w:val="22"/>
-          <w:rtl/>
-          <w:lang w:val="en-US"/>
-        </w:rPr>
-      </w:pPr>
-      <w:r>
-        <w:rPr>
-          <w:rFonts w:hint="cs"/>
-          <w:sz w:val="22"/>
-          <w:szCs w:val="22"/>
-          <w:rtl/>
-          <w:lang w:val="en-US"/>
-        </w:rPr>
-        <w:t xml:space="preserve"> </w:t>
-      </w:r>
-      <w:r>
-        <w:rPr>
-          <w:rFonts w:hint="cs"/>
-          <w:sz w:val="22"/>
-          <w:szCs w:val="22"/>
-          <w:rtl/>
-          <w:lang w:val="en-US"/>
-        </w:rPr>
-        <w:t>נראית</w:t>
-      </w:r>
-      <w:r>
-        <w:rPr>
-          <w:rFonts w:hint="cs"/>
-          <w:sz w:val="22"/>
-          <w:szCs w:val="22"/>
-          <w:rtl/>
-          <w:lang w:val="en-US"/>
-        </w:rPr>
-        <w:t>?</w:t>
-      </w:r>
-      <w:r>
-        <w:rPr>
-          <w:sz w:val="22"/>
-          <w:szCs w:val="22"/>
-          <w:lang w:val="en-US"/>
-        </w:rPr>
-        <w:t>gcode</w:t>
-      </w:r>
-      <w:r>
-        <w:rPr>
-          <w:rFonts w:hint="cs"/>
-          <w:sz w:val="22"/>
-          <w:szCs w:val="22"/>
-          <w:rtl/>
-          <w:lang w:val="en-US"/>
-        </w:rPr>
-        <w:t xml:space="preserve">איך שורה של </w:t>
-      </w:r>
-    </w:p>
-    <w:p>
-      <w:pPr>
-        <w:jc w:val="right"/>
-        <w:rPr>
-          <w:sz w:val="22"/>
-          <w:szCs w:val="22"/>
-          <w:rtl/>
-          <w:lang w:val="en-US"/>
-        </w:rPr>
-      </w:pPr>
-      <w:r>
-        <w:rPr>
-          <w:sz w:val="22"/>
-          <w:szCs w:val="22"/>
-          <w:lang w:val="en-US"/>
-        </w:rPr>
-        <w:t>G1 X</w:t>
-      </w:r>
-      <w:r>
-        <w:rPr>
-          <w:sz w:val="22"/>
-          <w:szCs w:val="22"/>
-          <w:lang w:val="en-US"/>
-        </w:rPr>
-        <w:t xml:space="preserve">67 </w:t>
-      </w:r>
-      <w:r>
-        <w:rPr>
-          <w:sz w:val="22"/>
-          <w:szCs w:val="22"/>
-          <w:lang w:val="en-US"/>
-        </w:rPr>
-        <w:t>Y</w:t>
-      </w:r>
-      <w:r>
-        <w:rPr>
-          <w:sz w:val="22"/>
-          <w:szCs w:val="22"/>
-          <w:lang w:val="en-US"/>
-        </w:rPr>
-        <w:t>6</w:t>
-      </w:r>
-      <w:r>
-        <w:rPr>
-          <w:sz w:val="22"/>
-          <w:szCs w:val="22"/>
-          <w:lang w:val="en-US"/>
-        </w:rPr>
-        <w:t>9 E</w:t>
-      </w:r>
-      <w:r>
-        <w:rPr>
-          <w:sz w:val="22"/>
-          <w:szCs w:val="22"/>
-          <w:lang w:val="en-US"/>
-        </w:rPr>
-        <w:t>420</w:t>
-      </w:r>
-      <w:r>
-        <w:rPr>
-          <w:sz w:val="22"/>
-          <w:szCs w:val="22"/>
-          <w:lang w:val="en-US"/>
-        </w:rPr>
-        <w:t xml:space="preserve"> F1000</w:t>
-      </w:r>
-    </w:p>
-    <w:p>
-      <w:pPr>
-        <w:jc w:val="right"/>
-        <w:rPr>
-          <w:sz w:val="22"/>
-          <w:szCs w:val="22"/>
-          <w:rtl/>
-          <w:lang w:val="en-US"/>
-        </w:rPr>
-      </w:pPr>
-      <w:r>
-        <w:rPr>
-          <w:sz w:val="22"/>
-          <w:szCs w:val="22"/>
-          <w:lang w:val="en-US"/>
-        </w:rPr>
-        <w:t xml:space="preserve">     </w:t>
-      </w:r>
-      <w:r>
-        <w:rPr>
-          <w:rFonts w:hint="cs"/>
-          <w:sz w:val="22"/>
-          <w:szCs w:val="22"/>
-          <w:rtl/>
-          <w:lang w:val="en-US"/>
-        </w:rPr>
-        <w:t>מחולקת לשני חלקים:</w:t>
-      </w:r>
-      <w:r>
-        <w:rPr>
-          <w:sz w:val="22"/>
-          <w:szCs w:val="22"/>
-          <w:lang w:val="en-US"/>
-        </w:rPr>
-        <w:t xml:space="preserve">  gcode</w:t>
-      </w:r>
-      <w:r>
-        <w:rPr>
-          <w:rFonts w:hint="cs"/>
-          <w:sz w:val="22"/>
-          <w:szCs w:val="22"/>
-          <w:rtl/>
-          <w:lang w:val="en-US"/>
-        </w:rPr>
-        <w:t xml:space="preserve"> </w:t>
-      </w:r>
-      <w:r>
-        <w:rPr>
-          <w:rFonts w:hint="cs"/>
-          <w:sz w:val="22"/>
-          <w:szCs w:val="22"/>
-          <w:rtl/>
-          <w:lang w:val="en-US"/>
-        </w:rPr>
-        <w:t>שורה ב-</w:t>
-      </w:r>
-    </w:p>
-    <w:p>
-      <w:pPr>
-        <w:jc w:val="right"/>
-        <w:rPr>
-          <w:sz w:val="22"/>
-          <w:szCs w:val="22"/>
-          <w:rtl/>
-          <w:lang w:val="en-US"/>
-        </w:rPr>
-      </w:pPr>
-      <w:r>
-        <w:rPr>
-          <w:rFonts w:hint="cs"/>
-          <w:sz w:val="22"/>
-          <w:szCs w:val="22"/>
-          <w:rtl/>
-          <w:lang w:val="en-US"/>
-        </w:rPr>
-        <w:t>: סוג הפקודה(במקרה הזה לזוז)</w:t>
-      </w:r>
-      <w:r>
-        <w:rPr>
-          <w:rFonts w:hint="cs"/>
-          <w:sz w:val="22"/>
-          <w:szCs w:val="22"/>
-          <w:rtl/>
-          <w:lang w:val="en-US"/>
-        </w:rPr>
-        <w:t>.</w:t>
-      </w:r>
-      <w:r>
-        <w:rPr>
-          <w:sz w:val="22"/>
-          <w:szCs w:val="22"/>
-          <w:lang w:val="en-US"/>
-        </w:rPr>
-        <w:t>G</w:t>
-      </w:r>
-      <w:r>
-        <w:rPr>
-          <w:rFonts w:hint="cs"/>
-          <w:sz w:val="22"/>
-          <w:szCs w:val="22"/>
-          <w:rtl/>
-          <w:lang w:val="en-US"/>
-        </w:rPr>
-        <w:t>1</w:t>
-      </w:r>
-    </w:p>
-    <w:p>
-      <w:pPr>
-        <w:jc w:val="right"/>
-        <w:rPr>
-          <w:sz w:val="22"/>
-          <w:szCs w:val="22"/>
-          <w:rtl/>
-          <w:lang w:val="en-US"/>
-        </w:rPr>
-      </w:pPr>
-      <w:r>
-        <w:rPr>
-          <w:rFonts w:hint="cs"/>
-          <w:sz w:val="22"/>
-          <w:szCs w:val="22"/>
-          <w:rtl/>
-          <w:lang w:val="en-US"/>
-        </w:rPr>
-        <w:t>: הפרמטרים.</w:t>
-      </w:r>
-      <w:r>
-        <w:rPr>
-          <w:sz w:val="22"/>
-          <w:szCs w:val="22"/>
-          <w:lang w:val="en-US"/>
-        </w:rPr>
-        <w:t>X</w:t>
-      </w:r>
-      <w:r>
-        <w:rPr>
-          <w:sz w:val="22"/>
-          <w:szCs w:val="22"/>
-          <w:lang w:val="en-US"/>
-        </w:rPr>
-        <w:t xml:space="preserve">67 </w:t>
-      </w:r>
-      <w:r>
-        <w:rPr>
-          <w:sz w:val="22"/>
-          <w:szCs w:val="22"/>
-          <w:lang w:val="en-US"/>
-        </w:rPr>
-        <w:t>Y</w:t>
-      </w:r>
-      <w:r>
-        <w:rPr>
-          <w:sz w:val="22"/>
-          <w:szCs w:val="22"/>
-          <w:lang w:val="en-US"/>
-        </w:rPr>
-        <w:t>6</w:t>
-      </w:r>
-      <w:r>
-        <w:rPr>
-          <w:sz w:val="22"/>
-          <w:szCs w:val="22"/>
-          <w:lang w:val="en-US"/>
-        </w:rPr>
-        <w:t>9 E</w:t>
-      </w:r>
-      <w:r>
-        <w:rPr>
-          <w:sz w:val="22"/>
-          <w:szCs w:val="22"/>
-          <w:lang w:val="en-US"/>
-        </w:rPr>
-        <w:t>420</w:t>
-      </w:r>
-      <w:r>
-        <w:rPr>
-          <w:sz w:val="22"/>
-          <w:szCs w:val="22"/>
-          <w:lang w:val="en-US"/>
-        </w:rPr>
-        <w:t xml:space="preserve"> F1000</w:t>
-      </w:r>
-    </w:p>
-    <w:p>
-      <w:pPr>
-        <w:jc w:val="right"/>
-        <w:rPr>
-          <w:sz w:val="22"/>
-          <w:szCs w:val="22"/>
-          <w:rtl/>
-          <w:lang w:val="en-US"/>
-        </w:rPr>
-      </w:pPr>
-      <w:r>
-        <w:rPr>
-          <w:rFonts w:hint="cs"/>
-          <w:sz w:val="22"/>
-          <w:szCs w:val="22"/>
-          <w:rtl/>
-          <w:lang w:val="en-US"/>
-        </w:rPr>
-        <w:t xml:space="preserve"> זה הציר של </w:t>
-      </w:r>
-      <w:r>
-        <w:rPr>
-          <w:rFonts w:hint="cs"/>
-          <w:sz w:val="22"/>
-          <w:szCs w:val="22"/>
-          <w:rtl/>
-          <w:lang w:val="en-US"/>
-        </w:rPr>
-        <w:t>האקסטרודר</w:t>
-      </w:r>
-      <w:r>
-        <w:rPr>
-          <w:rFonts w:hint="cs"/>
-          <w:sz w:val="22"/>
-          <w:szCs w:val="22"/>
-          <w:rtl/>
-          <w:lang w:val="en-US"/>
-        </w:rPr>
-        <w:t xml:space="preserve">(התוכנה </w:t>
-      </w:r>
-      <w:r>
-        <w:rPr>
-          <w:sz w:val="22"/>
-          <w:szCs w:val="22"/>
-          <w:lang w:val="en-US"/>
-        </w:rPr>
-        <w:t>E</w:t>
-      </w:r>
-      <w:r>
-        <w:rPr>
-          <w:rFonts w:hint="cs"/>
-          <w:sz w:val="22"/>
-          <w:szCs w:val="22"/>
-          <w:rtl/>
-          <w:lang w:val="en-US"/>
-        </w:rPr>
-        <w:t xml:space="preserve"> מתכוונים לשני </w:t>
-      </w:r>
-      <w:r>
-        <w:rPr>
-          <w:rFonts w:hint="cs"/>
-          <w:sz w:val="22"/>
-          <w:szCs w:val="22"/>
-          <w:rtl/>
-          <w:lang w:val="en-US"/>
-        </w:rPr>
-        <w:t>צירי התזוזה</w:t>
-      </w:r>
-      <w:r>
-        <w:rPr>
-          <w:rFonts w:hint="cs"/>
-          <w:sz w:val="22"/>
-          <w:szCs w:val="22"/>
-          <w:rtl/>
-          <w:lang w:val="en-US"/>
-        </w:rPr>
-        <w:t xml:space="preserve">, </w:t>
-      </w:r>
-      <w:r>
-        <w:rPr>
-          <w:sz w:val="22"/>
-          <w:szCs w:val="22"/>
-          <w:lang w:val="en-US"/>
-        </w:rPr>
-        <w:t>Y</w:t>
-      </w:r>
-      <w:r>
-        <w:rPr>
-          <w:rFonts w:hint="cs"/>
-          <w:sz w:val="22"/>
-          <w:szCs w:val="22"/>
-          <w:rtl/>
-          <w:lang w:val="en-US"/>
-        </w:rPr>
-        <w:t xml:space="preserve"> ו-</w:t>
-      </w:r>
-      <w:r>
-        <w:rPr>
-          <w:sz w:val="22"/>
-          <w:szCs w:val="22"/>
-          <w:lang w:val="en-US"/>
-        </w:rPr>
-        <w:t>X</w:t>
-      </w:r>
-      <w:r>
-        <w:rPr>
-          <w:sz w:val="22"/>
-          <w:szCs w:val="22"/>
-          <w:rtl/>
-          <w:lang w:val="en-US"/>
-        </w:rPr>
-        <w:br/>
-      </w:r>
-      <w:r>
-        <w:rPr>
-          <w:rFonts w:hint="cs"/>
-          <w:sz w:val="22"/>
-          <w:szCs w:val="22"/>
-          <w:rtl/>
-          <w:lang w:val="en-US"/>
-        </w:rPr>
-        <w:t xml:space="preserve">מתייחסת אלוו כמו </w:t>
-      </w:r>
-      <w:r>
-        <w:rPr>
-          <w:rFonts w:hint="cs"/>
-          <w:sz w:val="22"/>
-          <w:szCs w:val="22"/>
-          <w:rtl/>
-          <w:lang w:val="en-US"/>
-        </w:rPr>
-        <w:t>א</w:t>
-      </w:r>
-      <w:r>
-        <w:rPr>
-          <w:rFonts w:hint="cs"/>
-          <w:sz w:val="22"/>
-          <w:szCs w:val="22"/>
-          <w:rtl/>
-          <w:lang w:val="en-US"/>
-        </w:rPr>
-        <w:t>ל</w:t>
-      </w:r>
-      <w:r>
-        <w:rPr>
-          <w:rFonts w:hint="cs"/>
-          <w:sz w:val="22"/>
-          <w:szCs w:val="22"/>
-          <w:rtl/>
-          <w:lang w:val="en-US"/>
-        </w:rPr>
-        <w:t xml:space="preserve"> </w:t>
-      </w:r>
-      <w:r>
-        <w:rPr>
-          <w:rFonts w:hint="cs"/>
-          <w:sz w:val="22"/>
-          <w:szCs w:val="22"/>
-          <w:rtl/>
-          <w:lang w:val="en-US"/>
-        </w:rPr>
-        <w:t>ציר תזוזה).</w:t>
-      </w:r>
-    </w:p>
-    <w:p>
-      <w:pPr>
-        <w:jc w:val="right"/>
-        <w:rPr>
-          <w:sz w:val="22"/>
-          <w:szCs w:val="22"/>
-          <w:rtl/>
-          <w:lang w:val="en-US"/>
-        </w:rPr>
-      </w:pPr>
-      <w:r>
-        <w:rPr>
-          <w:rFonts w:hint="cs"/>
-          <w:sz w:val="22"/>
-          <w:szCs w:val="22"/>
-          <w:rtl/>
-          <w:lang w:val="en-US"/>
-        </w:rPr>
-        <w:t>המספרים שאחריהם הם כמה כל ציר צריך לזוז</w:t>
-      </w:r>
-      <w:r>
-        <w:rPr>
-          <w:rFonts w:hint="cs"/>
-          <w:sz w:val="22"/>
-          <w:szCs w:val="22"/>
-          <w:rtl/>
-          <w:lang w:val="en-US"/>
-        </w:rPr>
-        <w:t xml:space="preserve"> במילימטרים</w:t>
-      </w:r>
-      <w:r>
-        <w:rPr>
-          <w:rFonts w:hint="cs"/>
-          <w:sz w:val="22"/>
-          <w:szCs w:val="22"/>
-          <w:rtl/>
-          <w:lang w:val="en-US"/>
-        </w:rPr>
-        <w:t>.</w:t>
-      </w:r>
-    </w:p>
-    <w:p>
-      <w:pPr>
-        <w:jc w:val="right"/>
-        <w:rPr>
-          <w:sz w:val="22"/>
-          <w:szCs w:val="22"/>
-          <w:rtl/>
-          <w:lang w:val="en-US"/>
-        </w:rPr>
-      </w:pPr>
-      <w:r>
-        <w:rPr>
-          <w:rFonts w:hint="cs"/>
-          <w:sz w:val="22"/>
-          <w:szCs w:val="22"/>
-          <w:rtl/>
-          <w:lang w:val="en-US"/>
-        </w:rPr>
-        <w:t xml:space="preserve"> זה המהירות של</w:t>
-      </w:r>
-      <w:r>
-        <w:rPr>
-          <w:sz w:val="22"/>
-          <w:szCs w:val="22"/>
-          <w:lang w:val="en-US"/>
-        </w:rPr>
-        <w:t>F</w:t>
-      </w:r>
-      <w:r>
-        <w:rPr>
-          <w:rFonts w:hint="cs"/>
-          <w:sz w:val="22"/>
-          <w:szCs w:val="22"/>
-          <w:rtl/>
-          <w:lang w:val="en-US"/>
-        </w:rPr>
-        <w:t xml:space="preserve"> זה המהירות של המנועים, כל המנועים צריכים להגיע ליעד שלהם באותו הזמן, </w:t>
-      </w:r>
-      <w:r>
-        <w:rPr>
-          <w:sz w:val="22"/>
-          <w:szCs w:val="22"/>
-          <w:lang w:val="en-US"/>
-        </w:rPr>
-        <w:t>F</w:t>
-      </w:r>
-      <w:r>
-        <w:rPr>
-          <w:sz w:val="22"/>
-          <w:szCs w:val="22"/>
-          <w:rtl/>
-          <w:lang w:val="en-US"/>
-        </w:rPr>
-        <w:br/>
-      </w:r>
-      <w:r>
-        <w:rPr>
-          <w:rFonts w:hint="cs"/>
-          <w:sz w:val="22"/>
-          <w:szCs w:val="22"/>
-          <w:rtl/>
-          <w:lang w:val="en-US"/>
-        </w:rPr>
-        <w:t>המנוע שצריך לזוז הכי הרבה, המנועים האחרים זזים מאתים כדי שמשך התזוזה שלהם יהיה זהה.</w:t>
-      </w:r>
-      <w:r>
-        <w:rPr>
-          <w:sz w:val="22"/>
-          <w:szCs w:val="22"/>
-          <w:rtl/>
-          <w:lang w:val="en-US"/>
-        </w:rPr>
-        <w:br/>
-      </w:r>
-      <w:r>
-        <w:rPr>
-          <w:rFonts w:hint="cs"/>
-          <w:sz w:val="22"/>
-          <w:szCs w:val="22"/>
-          <w:rtl/>
-          <w:lang w:val="en-US"/>
-        </w:rPr>
-        <w:t>המהירות היא בצעדים לשנייה.</w:t>
-      </w:r>
-    </w:p>
-    <w:p>
-      <w:pPr>
-        <w:jc w:val="right"/>
-        <w:rPr>
-          <w:sz w:val="22"/>
-          <w:szCs w:val="22"/>
-          <w:rtl/>
-          <w:lang w:val="en-US"/>
-        </w:rPr>
-      </w:pPr>
-    </w:p>
-    <w:p>
-      <w:pPr>
-        <w:rPr>
-          <w:sz w:val="32"/>
-          <w:szCs w:val="32"/>
-          <w:rtl/>
-          <w:lang w:val="en-US"/>
-        </w:rPr>
-      </w:pPr>
-      <w:r>
-        <w:rPr>
-          <w:sz w:val="32"/>
-          <w:szCs w:val="32"/>
-          <w:rtl/>
-          <w:lang w:val="en-US"/>
-        </w:rPr>
-        <w:br w:type="page"/>
-      </w:r>
-    </w:p>
-    <w:p>
-      <w:pPr>
-        <w:jc w:val="center"/>
-        <w:rPr>
+          <w:rtl/>
+          <w:lang w:val="en-US"/>
+        </w:rPr>
+        <w:t>–</w:t>
+      </w:r>
+      <w:r>
+        <w:rPr>
+          <w:rFonts w:hint="cs"/>
           <w:b/>
           <w:bCs/>
           <w:sz w:val="32"/>
@@ -2107,14 +1415,825 @@
           <w:rtl/>
           <w:lang w:val="en-US"/>
         </w:rPr>
-      </w:pPr>
-      <w:r>
-        <w:rPr>
-          <w:rFonts w:hint="cs"/>
+        <w:t xml:space="preserve"> הסבר קצר על</w:t>
+      </w:r>
+      <w:r>
+        <w:rPr>
           <w:b/>
           <w:bCs/>
           <w:sz w:val="32"/>
           <w:szCs w:val="32"/>
+          <w:lang w:val="en-US"/>
+        </w:rPr>
+        <w:t>2.1</w:t>
+      </w:r>
+    </w:p>
+    <w:p>
+      <w:pPr>
+        <w:jc w:val="right"/>
+        <w:rPr>
+          <w:sz w:val="22"/>
+          <w:szCs w:val="22"/>
+          <w:rtl/>
+          <w:lang w:val="en-US"/>
+        </w:rPr>
+      </w:pPr>
+      <w:r>
+        <w:rPr>
+          <w:rFonts w:hint="cs"/>
+          <w:sz w:val="22"/>
+          <w:szCs w:val="22"/>
+          <w:rtl/>
+          <w:lang w:val="en-US"/>
+        </w:rPr>
+        <w:t>?</w:t>
+      </w:r>
+      <w:proofErr w:type="spellStart"/>
+      <w:r>
+        <w:rPr>
+          <w:sz w:val="22"/>
+          <w:szCs w:val="22"/>
+          <w:lang w:val="en-US"/>
+        </w:rPr>
+        <w:t>gcode</w:t>
+      </w:r>
+      <w:proofErr w:type="spellEnd"/>
+      <w:r>
+        <w:rPr>
+          <w:rFonts w:hint="cs"/>
+          <w:sz w:val="22"/>
+          <w:szCs w:val="22"/>
+          <w:rtl/>
+          <w:lang w:val="en-US"/>
+        </w:rPr>
+        <w:t xml:space="preserve">מהו </w:t>
+      </w:r>
+    </w:p>
+    <w:p>
+      <w:pPr>
+        <w:jc w:val="right"/>
+        <w:rPr>
+          <w:sz w:val="22"/>
+          <w:szCs w:val="22"/>
+          <w:rtl/>
+          <w:lang w:val="en-US"/>
+        </w:rPr>
+      </w:pPr>
+      <w:r>
+        <w:rPr>
+          <w:sz w:val="22"/>
+          <w:szCs w:val="22"/>
+          <w:lang w:val="en-US"/>
+        </w:rPr>
+        <w:t xml:space="preserve">  </w:t>
+      </w:r>
+      <w:r>
+        <w:rPr>
+          <w:rFonts w:hint="cs"/>
+          <w:sz w:val="22"/>
+          <w:szCs w:val="22"/>
+          <w:rtl/>
+          <w:lang w:val="en-US"/>
+        </w:rPr>
+        <w:t xml:space="preserve"> בעיקר משומשים במכונות ייצור</w:t>
+      </w:r>
+      <w:proofErr w:type="spellStart"/>
+      <w:r>
+        <w:rPr>
+          <w:sz w:val="22"/>
+          <w:szCs w:val="22"/>
+          <w:lang w:val="en-US"/>
+        </w:rPr>
+        <w:t>gcode</w:t>
+      </w:r>
+      <w:proofErr w:type="spellEnd"/>
+      <w:r>
+        <w:rPr>
+          <w:sz w:val="22"/>
+          <w:szCs w:val="22"/>
+          <w:lang w:val="en-US"/>
+        </w:rPr>
+        <w:t xml:space="preserve">  </w:t>
+      </w:r>
+      <w:r>
+        <w:rPr>
+          <w:rFonts w:hint="cs"/>
+          <w:sz w:val="22"/>
+          <w:szCs w:val="22"/>
+          <w:rtl/>
+          <w:lang w:val="en-US"/>
+        </w:rPr>
+        <w:t>סוג קובץ שמכיל בעיקר הוראות לתזוזה של מנועים, קבצי</w:t>
+      </w:r>
+      <w:r>
+        <w:rPr>
+          <w:sz w:val="22"/>
+          <w:szCs w:val="22"/>
+          <w:rtl/>
+          <w:lang w:val="en-US"/>
+        </w:rPr>
+        <w:br/>
+      </w:r>
+      <w:r>
+        <w:rPr>
+          <w:rFonts w:hint="cs"/>
+          <w:sz w:val="22"/>
+          <w:szCs w:val="22"/>
+          <w:rtl/>
+          <w:lang w:val="en-US"/>
+        </w:rPr>
+        <w:t>.</w:t>
+      </w:r>
+      <w:r>
+        <w:rPr>
+          <w:sz w:val="22"/>
+          <w:szCs w:val="22"/>
+          <w:lang w:val="en-US"/>
+        </w:rPr>
+        <w:t>CNC</w:t>
+      </w:r>
+      <w:r>
+        <w:rPr>
+          <w:rFonts w:hint="cs"/>
+          <w:sz w:val="22"/>
+          <w:szCs w:val="22"/>
+          <w:rtl/>
+          <w:lang w:val="en-US"/>
+        </w:rPr>
+        <w:t xml:space="preserve">כמו מדפסות תלת ממד ומכונות </w:t>
+      </w:r>
+    </w:p>
+    <w:p>
+      <w:pPr>
+        <w:jc w:val="right"/>
+        <w:rPr>
+          <w:sz w:val="22"/>
+          <w:szCs w:val="22"/>
+          <w:rtl/>
+          <w:lang w:val="en-US"/>
+        </w:rPr>
+      </w:pPr>
+    </w:p>
+    <w:p>
+      <w:pPr>
+        <w:jc w:val="right"/>
+        <w:rPr>
+          <w:sz w:val="22"/>
+          <w:szCs w:val="22"/>
+          <w:rtl/>
+          <w:lang w:val="en-US"/>
+        </w:rPr>
+      </w:pPr>
+      <w:r>
+        <w:rPr>
+          <w:rFonts w:hint="cs"/>
+          <w:sz w:val="22"/>
+          <w:szCs w:val="22"/>
+          <w:rtl/>
+          <w:lang w:val="en-US"/>
+        </w:rPr>
+        <w:t xml:space="preserve"> </w:t>
+      </w:r>
+      <w:r>
+        <w:rPr>
+          <w:rFonts w:hint="cs"/>
+          <w:sz w:val="22"/>
+          <w:szCs w:val="22"/>
+          <w:rtl/>
+          <w:lang w:val="en-US"/>
+        </w:rPr>
+        <w:t>נראית</w:t>
+      </w:r>
+      <w:r>
+        <w:rPr>
+          <w:rFonts w:hint="cs"/>
+          <w:sz w:val="22"/>
+          <w:szCs w:val="22"/>
+          <w:rtl/>
+          <w:lang w:val="en-US"/>
+        </w:rPr>
+        <w:t>?</w:t>
+      </w:r>
+      <w:proofErr w:type="spellStart"/>
+      <w:r>
+        <w:rPr>
+          <w:sz w:val="22"/>
+          <w:szCs w:val="22"/>
+          <w:lang w:val="en-US"/>
+        </w:rPr>
+        <w:t>gcode</w:t>
+      </w:r>
+      <w:proofErr w:type="spellEnd"/>
+      <w:r>
+        <w:rPr>
+          <w:rFonts w:hint="cs"/>
+          <w:sz w:val="22"/>
+          <w:szCs w:val="22"/>
+          <w:rtl/>
+          <w:lang w:val="en-US"/>
+        </w:rPr>
+        <w:t xml:space="preserve">איך שורה של </w:t>
+      </w:r>
+    </w:p>
+    <w:p>
+      <w:pPr>
+        <w:jc w:val="right"/>
+        <w:rPr>
+          <w:sz w:val="22"/>
+          <w:szCs w:val="22"/>
+          <w:rtl/>
+          <w:lang w:val="en-US"/>
+        </w:rPr>
+      </w:pPr>
+      <w:r>
+        <w:rPr>
+          <w:sz w:val="22"/>
+          <w:szCs w:val="22"/>
+          <w:lang w:val="en-US"/>
+        </w:rPr>
+        <w:t>G1 X</w:t>
+      </w:r>
+      <w:r>
+        <w:rPr>
+          <w:sz w:val="22"/>
+          <w:szCs w:val="22"/>
+          <w:lang w:val="en-US"/>
+        </w:rPr>
+        <w:t xml:space="preserve">67 </w:t>
+      </w:r>
+      <w:r>
+        <w:rPr>
+          <w:sz w:val="22"/>
+          <w:szCs w:val="22"/>
+          <w:lang w:val="en-US"/>
+        </w:rPr>
+        <w:t>Y</w:t>
+      </w:r>
+      <w:r>
+        <w:rPr>
+          <w:sz w:val="22"/>
+          <w:szCs w:val="22"/>
+          <w:lang w:val="en-US"/>
+        </w:rPr>
+        <w:t>6</w:t>
+      </w:r>
+      <w:r>
+        <w:rPr>
+          <w:sz w:val="22"/>
+          <w:szCs w:val="22"/>
+          <w:lang w:val="en-US"/>
+        </w:rPr>
+        <w:t>9 E</w:t>
+      </w:r>
+      <w:r>
+        <w:rPr>
+          <w:sz w:val="22"/>
+          <w:szCs w:val="22"/>
+          <w:lang w:val="en-US"/>
+        </w:rPr>
+        <w:t>420</w:t>
+      </w:r>
+      <w:r>
+        <w:rPr>
+          <w:sz w:val="22"/>
+          <w:szCs w:val="22"/>
+          <w:lang w:val="en-US"/>
+        </w:rPr>
+        <w:t xml:space="preserve"> F1000</w:t>
+      </w:r>
+    </w:p>
+    <w:p>
+      <w:pPr>
+        <w:jc w:val="right"/>
+        <w:rPr>
+          <w:sz w:val="22"/>
+          <w:szCs w:val="22"/>
+          <w:rtl/>
+          <w:lang w:val="en-US"/>
+        </w:rPr>
+      </w:pPr>
+      <w:r>
+        <w:rPr>
+          <w:sz w:val="22"/>
+          <w:szCs w:val="22"/>
+          <w:lang w:val="en-US"/>
+        </w:rPr>
+        <w:t xml:space="preserve">     </w:t>
+      </w:r>
+      <w:r>
+        <w:rPr>
+          <w:rFonts w:hint="cs"/>
+          <w:sz w:val="22"/>
+          <w:szCs w:val="22"/>
+          <w:rtl/>
+          <w:lang w:val="en-US"/>
+        </w:rPr>
+        <w:t>מחולקת לשני חלקים:</w:t>
+      </w:r>
+      <w:r>
+        <w:rPr>
+          <w:sz w:val="22"/>
+          <w:szCs w:val="22"/>
+          <w:lang w:val="en-US"/>
+        </w:rPr>
+        <w:t xml:space="preserve">  </w:t>
+      </w:r>
+      <w:proofErr w:type="spellStart"/>
+      <w:r>
+        <w:rPr>
+          <w:sz w:val="22"/>
+          <w:szCs w:val="22"/>
+          <w:lang w:val="en-US"/>
+        </w:rPr>
+        <w:t>gcode</w:t>
+      </w:r>
+      <w:proofErr w:type="spellEnd"/>
+      <w:r>
+        <w:rPr>
+          <w:rFonts w:hint="cs"/>
+          <w:sz w:val="22"/>
+          <w:szCs w:val="22"/>
+          <w:rtl/>
+          <w:lang w:val="en-US"/>
+        </w:rPr>
+        <w:t xml:space="preserve"> </w:t>
+      </w:r>
+      <w:r>
+        <w:rPr>
+          <w:rFonts w:hint="cs"/>
+          <w:sz w:val="22"/>
+          <w:szCs w:val="22"/>
+          <w:rtl/>
+          <w:lang w:val="en-US"/>
+        </w:rPr>
+        <w:t>שורה ב-</w:t>
+      </w:r>
+    </w:p>
+    <w:p>
+      <w:pPr>
+        <w:jc w:val="right"/>
+        <w:rPr>
+          <w:sz w:val="22"/>
+          <w:szCs w:val="22"/>
+          <w:rtl/>
+          <w:lang w:val="en-US"/>
+        </w:rPr>
+      </w:pPr>
+      <w:r>
+        <w:rPr>
+          <w:rFonts w:hint="cs"/>
+          <w:sz w:val="22"/>
+          <w:szCs w:val="22"/>
+          <w:rtl/>
+          <w:lang w:val="en-US"/>
+        </w:rPr>
+        <w:t>: סוג הפקודה(במקרה הזה לזוז)</w:t>
+      </w:r>
+      <w:r>
+        <w:rPr>
+          <w:rFonts w:hint="cs"/>
+          <w:sz w:val="22"/>
+          <w:szCs w:val="22"/>
+          <w:rtl/>
+          <w:lang w:val="en-US"/>
+        </w:rPr>
+        <w:t>.</w:t>
+      </w:r>
+      <w:r>
+        <w:rPr>
+          <w:sz w:val="22"/>
+          <w:szCs w:val="22"/>
+          <w:lang w:val="en-US"/>
+        </w:rPr>
+        <w:t>G</w:t>
+      </w:r>
+      <w:r>
+        <w:rPr>
+          <w:rFonts w:hint="cs"/>
+          <w:sz w:val="22"/>
+          <w:szCs w:val="22"/>
+          <w:rtl/>
+          <w:lang w:val="en-US"/>
+        </w:rPr>
+        <w:t>1</w:t>
+      </w:r>
+    </w:p>
+    <w:p>
+      <w:pPr>
+        <w:jc w:val="right"/>
+        <w:rPr>
+          <w:sz w:val="22"/>
+          <w:szCs w:val="22"/>
+          <w:rtl/>
+          <w:lang w:val="en-US"/>
+        </w:rPr>
+      </w:pPr>
+      <w:r>
+        <w:rPr>
+          <w:rFonts w:hint="cs"/>
+          <w:sz w:val="22"/>
+          <w:szCs w:val="22"/>
+          <w:rtl/>
+          <w:lang w:val="en-US"/>
+        </w:rPr>
+        <w:t>: הפרמטרים.</w:t>
+      </w:r>
+      <w:r>
+        <w:rPr>
+          <w:sz w:val="22"/>
+          <w:szCs w:val="22"/>
+          <w:lang w:val="en-US"/>
+        </w:rPr>
+        <w:t>X</w:t>
+      </w:r>
+      <w:r>
+        <w:rPr>
+          <w:sz w:val="22"/>
+          <w:szCs w:val="22"/>
+          <w:lang w:val="en-US"/>
+        </w:rPr>
+        <w:t xml:space="preserve">67 </w:t>
+      </w:r>
+      <w:r>
+        <w:rPr>
+          <w:sz w:val="22"/>
+          <w:szCs w:val="22"/>
+          <w:lang w:val="en-US"/>
+        </w:rPr>
+        <w:t>Y</w:t>
+      </w:r>
+      <w:r>
+        <w:rPr>
+          <w:sz w:val="22"/>
+          <w:szCs w:val="22"/>
+          <w:lang w:val="en-US"/>
+        </w:rPr>
+        <w:t>6</w:t>
+      </w:r>
+      <w:r>
+        <w:rPr>
+          <w:sz w:val="22"/>
+          <w:szCs w:val="22"/>
+          <w:lang w:val="en-US"/>
+        </w:rPr>
+        <w:t>9 E</w:t>
+      </w:r>
+      <w:r>
+        <w:rPr>
+          <w:sz w:val="22"/>
+          <w:szCs w:val="22"/>
+          <w:lang w:val="en-US"/>
+        </w:rPr>
+        <w:t>420</w:t>
+      </w:r>
+      <w:r>
+        <w:rPr>
+          <w:sz w:val="22"/>
+          <w:szCs w:val="22"/>
+          <w:lang w:val="en-US"/>
+        </w:rPr>
+        <w:t xml:space="preserve"> F1000</w:t>
+      </w:r>
+    </w:p>
+    <w:p>
+      <w:pPr>
+        <w:jc w:val="right"/>
+        <w:rPr>
+          <w:sz w:val="22"/>
+          <w:szCs w:val="22"/>
+          <w:rtl/>
+          <w:lang w:val="en-US"/>
+        </w:rPr>
+      </w:pPr>
+      <w:r>
+        <w:rPr>
+          <w:rFonts w:hint="cs"/>
+          <w:sz w:val="22"/>
+          <w:szCs w:val="22"/>
+          <w:rtl/>
+          <w:lang w:val="en-US"/>
+        </w:rPr>
+        <w:t xml:space="preserve"> זה הציר של </w:t>
+      </w:r>
+      <w:r>
+        <w:rPr>
+          <w:rFonts w:hint="cs"/>
+          <w:sz w:val="22"/>
+          <w:szCs w:val="22"/>
+          <w:rtl/>
+          <w:lang w:val="en-US"/>
+        </w:rPr>
+        <w:t>האקסטרודר</w:t>
+      </w:r>
+      <w:r>
+        <w:rPr>
+          <w:rFonts w:hint="cs"/>
+          <w:sz w:val="22"/>
+          <w:szCs w:val="22"/>
+          <w:rtl/>
+          <w:lang w:val="en-US"/>
+        </w:rPr>
+        <w:t xml:space="preserve">(התוכנה </w:t>
+      </w:r>
+      <w:r>
+        <w:rPr>
+          <w:sz w:val="22"/>
+          <w:szCs w:val="22"/>
+          <w:lang w:val="en-US"/>
+        </w:rPr>
+        <w:t>E</w:t>
+      </w:r>
+      <w:r>
+        <w:rPr>
+          <w:rFonts w:hint="cs"/>
+          <w:sz w:val="22"/>
+          <w:szCs w:val="22"/>
+          <w:rtl/>
+          <w:lang w:val="en-US"/>
+        </w:rPr>
+        <w:t xml:space="preserve"> מתכוונים לשני </w:t>
+      </w:r>
+      <w:r>
+        <w:rPr>
+          <w:rFonts w:hint="cs"/>
+          <w:sz w:val="22"/>
+          <w:szCs w:val="22"/>
+          <w:rtl/>
+          <w:lang w:val="en-US"/>
+        </w:rPr>
+        <w:t>צירי התזוזה</w:t>
+      </w:r>
+      <w:r>
+        <w:rPr>
+          <w:rFonts w:hint="cs"/>
+          <w:sz w:val="22"/>
+          <w:szCs w:val="22"/>
+          <w:rtl/>
+          <w:lang w:val="en-US"/>
+        </w:rPr>
+        <w:t xml:space="preserve">, </w:t>
+      </w:r>
+      <w:r>
+        <w:rPr>
+          <w:sz w:val="22"/>
+          <w:szCs w:val="22"/>
+          <w:lang w:val="en-US"/>
+        </w:rPr>
+        <w:t>Y</w:t>
+      </w:r>
+      <w:r>
+        <w:rPr>
+          <w:rFonts w:hint="cs"/>
+          <w:sz w:val="22"/>
+          <w:szCs w:val="22"/>
+          <w:rtl/>
+          <w:lang w:val="en-US"/>
+        </w:rPr>
+        <w:t xml:space="preserve"> ו-</w:t>
+      </w:r>
+      <w:r>
+        <w:rPr>
+          <w:sz w:val="22"/>
+          <w:szCs w:val="22"/>
+          <w:lang w:val="en-US"/>
+        </w:rPr>
+        <w:t>X</w:t>
+      </w:r>
+      <w:r>
+        <w:rPr>
+          <w:sz w:val="22"/>
+          <w:szCs w:val="22"/>
+          <w:rtl/>
+          <w:lang w:val="en-US"/>
+        </w:rPr>
+        <w:br/>
+      </w:r>
+      <w:r>
+        <w:rPr>
+          <w:rFonts w:hint="cs"/>
+          <w:sz w:val="22"/>
+          <w:szCs w:val="22"/>
+          <w:rtl/>
+          <w:lang w:val="en-US"/>
+        </w:rPr>
+        <w:t xml:space="preserve">מתייחסת אלוו כמו </w:t>
+      </w:r>
+      <w:r>
+        <w:rPr>
+          <w:rFonts w:hint="cs"/>
+          <w:sz w:val="22"/>
+          <w:szCs w:val="22"/>
+          <w:rtl/>
+          <w:lang w:val="en-US"/>
+        </w:rPr>
+        <w:t>א</w:t>
+      </w:r>
+      <w:r>
+        <w:rPr>
+          <w:rFonts w:hint="cs"/>
+          <w:sz w:val="22"/>
+          <w:szCs w:val="22"/>
+          <w:rtl/>
+          <w:lang w:val="en-US"/>
+        </w:rPr>
+        <w:t>ל</w:t>
+      </w:r>
+      <w:r>
+        <w:rPr>
+          <w:rFonts w:hint="cs"/>
+          <w:sz w:val="22"/>
+          <w:szCs w:val="22"/>
+          <w:rtl/>
+          <w:lang w:val="en-US"/>
+        </w:rPr>
+        <w:t xml:space="preserve"> </w:t>
+      </w:r>
+      <w:r>
+        <w:rPr>
+          <w:rFonts w:hint="cs"/>
+          <w:sz w:val="22"/>
+          <w:szCs w:val="22"/>
+          <w:rtl/>
+          <w:lang w:val="en-US"/>
+        </w:rPr>
+        <w:t>ציר תזוזה).</w:t>
+      </w:r>
+    </w:p>
+    <w:p>
+      <w:pPr>
+        <w:jc w:val="right"/>
+        <w:rPr>
+          <w:sz w:val="22"/>
+          <w:szCs w:val="22"/>
+          <w:rtl/>
+          <w:lang w:val="en-US"/>
+        </w:rPr>
+      </w:pPr>
+      <w:r>
+        <w:rPr>
+          <w:rFonts w:hint="cs"/>
+          <w:sz w:val="22"/>
+          <w:szCs w:val="22"/>
+          <w:rtl/>
+          <w:lang w:val="en-US"/>
+        </w:rPr>
+        <w:t>המספרים שאחריהם הם כמה כל ציר צריך לזוז</w:t>
+      </w:r>
+      <w:r>
+        <w:rPr>
+          <w:rFonts w:hint="cs"/>
+          <w:sz w:val="22"/>
+          <w:szCs w:val="22"/>
+          <w:rtl/>
+          <w:lang w:val="en-US"/>
+        </w:rPr>
+        <w:t xml:space="preserve"> במילימטרים</w:t>
+      </w:r>
+      <w:r>
+        <w:rPr>
+          <w:rFonts w:hint="cs"/>
+          <w:sz w:val="22"/>
+          <w:szCs w:val="22"/>
+          <w:rtl/>
+          <w:lang w:val="en-US"/>
+        </w:rPr>
+        <w:t>.</w:t>
+      </w:r>
+    </w:p>
+    <w:p>
+      <w:pPr>
+        <w:jc w:val="right"/>
+        <w:rPr>
+          <w:sz w:val="22"/>
+          <w:szCs w:val="22"/>
+          <w:rtl/>
+          <w:lang w:val="en-US"/>
+        </w:rPr>
+      </w:pPr>
+      <w:r>
+        <w:rPr>
+          <w:rFonts w:hint="cs"/>
+          <w:sz w:val="22"/>
+          <w:szCs w:val="22"/>
+          <w:rtl/>
+          <w:lang w:val="en-US"/>
+        </w:rPr>
+        <w:t xml:space="preserve"> זה המהירות של</w:t>
+      </w:r>
+      <w:r>
+        <w:rPr>
+          <w:sz w:val="22"/>
+          <w:szCs w:val="22"/>
+          <w:lang w:val="en-US"/>
+        </w:rPr>
+        <w:t>F</w:t>
+      </w:r>
+      <w:r>
+        <w:rPr>
+          <w:rFonts w:hint="cs"/>
+          <w:sz w:val="22"/>
+          <w:szCs w:val="22"/>
+          <w:rtl/>
+          <w:lang w:val="en-US"/>
+        </w:rPr>
+        <w:t xml:space="preserve"> זה המהירות של המנועים, כל המנועים צריכים להגיע ליעד שלהם באותו הזמן, </w:t>
+      </w:r>
+      <w:r>
+        <w:rPr>
+          <w:sz w:val="22"/>
+          <w:szCs w:val="22"/>
+          <w:lang w:val="en-US"/>
+        </w:rPr>
+        <w:t>F</w:t>
+      </w:r>
+      <w:r>
+        <w:rPr>
+          <w:sz w:val="22"/>
+          <w:szCs w:val="22"/>
+          <w:rtl/>
+          <w:lang w:val="en-US"/>
+        </w:rPr>
+        <w:br/>
+      </w:r>
+      <w:r>
+        <w:rPr>
+          <w:rFonts w:hint="cs"/>
+          <w:sz w:val="22"/>
+          <w:szCs w:val="22"/>
+          <w:rtl/>
+          <w:lang w:val="en-US"/>
+        </w:rPr>
+        <w:t>המנוע שצריך לזוז הכי הרבה, המנועים האחרים זזים מאתים כדי שמשך התזוזה שלהם יהיה זהה.</w:t>
+      </w:r>
+      <w:r>
+        <w:rPr>
+          <w:sz w:val="22"/>
+          <w:szCs w:val="22"/>
+          <w:rtl/>
+          <w:lang w:val="en-US"/>
+        </w:rPr>
+        <w:br/>
+      </w:r>
+      <w:r>
+        <w:rPr>
+          <w:rFonts w:hint="cs"/>
+          <w:sz w:val="22"/>
+          <w:szCs w:val="22"/>
+          <w:rtl/>
+          <w:lang w:val="en-US"/>
+        </w:rPr>
+        <w:t>המהירות היא בצעדים לשנייה.</w:t>
+      </w:r>
+    </w:p>
+    <w:p>
+      <w:pPr>
+        <w:jc w:val="right"/>
+        <w:rPr>
+          <w:sz w:val="22"/>
+          <w:szCs w:val="22"/>
+          <w:rtl/>
+          <w:lang w:val="en-US"/>
+        </w:rPr>
+      </w:pPr>
+    </w:p>
+    <w:p>
+      <w:pPr>
+        <w:rPr>
+          <w:sz w:val="32"/>
+          <w:szCs w:val="32"/>
+          <w:rtl/>
+          <w:lang w:val="en-US"/>
+        </w:rPr>
+      </w:pPr>
+      <w:r>
+        <w:rPr>
+          <w:sz w:val="32"/>
+          <w:szCs w:val="32"/>
+          <w:rtl/>
+          <w:lang w:val="en-US"/>
+        </w:rPr>
+        <w:br w:type="page"/>
+      </w:r>
+    </w:p>
+    <w:p>
+      <w:pPr>
+        <w:jc w:val="center"/>
+        <w:rPr>
+          <w:b/>
+          <w:bCs/>
+          <w:sz w:val="32"/>
+          <w:szCs w:val="32"/>
+          <w:rtl/>
+          <w:lang w:val="en-US"/>
+        </w:rPr>
+      </w:pPr>
+      <w:r>
+        <w:rPr>
+          <w:rFonts w:hint="cs"/>
+          <w:b/>
+          <w:bCs/>
+          <w:sz w:val="32"/>
+          <w:szCs w:val="32"/>
           <w:rtl/>
           <w:lang w:val="en-US"/>
         </w:rPr>
@@ -2166,6 +2285,7 @@
           <w:lang w:val="en-US"/>
         </w:rPr>
       </w:pPr>
+      <w:proofErr w:type="spellStart"/>
       <w:r>
         <w:rPr>
           <w:sz w:val="32"/>
@@ -2174,6 +2294,7 @@
         </w:rPr>
         <w:t>gcode</w:t>
       </w:r>
+      <w:proofErr w:type="spellEnd"/>
       <w:r>
         <w:rPr>
           <w:rFonts w:hint="cs"/>
@@ -2203,7 +2324,27 @@
           <w:rtl/>
           <w:lang w:val="en-US"/>
         </w:rPr>
-        <w:t>2: תזוזה מסונכרנת על צירים שיכולה להגיע לכל נקודה על המיתה.</w:t>
+        <w:t>2: תזוזה מסונכרנת על צירים שיכולה להגיע לכל נקודה על המי</w:t>
+      </w:r>
+      <w:r>
+        <w:rPr>
+          <w:rFonts w:hint="cs"/>
+          <w:sz w:val="32"/>
+          <w:szCs w:val="32"/>
+          <w:rtl/>
+          <w:lang w:val="en-US"/>
+        </w:rPr>
+        <w:t>ט</w:t>
+      </w:r>
+      <w:r>
+        <w:rPr>
+          <w:rFonts w:hint="cs"/>
+          <w:sz w:val="32"/>
+          <w:szCs w:val="32"/>
+          <w:rtl/>
+          <w:lang w:val="en-US"/>
+        </w:rPr>
+        <w:t>ה.</w:t>
       </w:r>
     </w:p>
     <w:p>
@@ -2265,7 +2406,8 @@
         </w:rPr>
         <w:t xml:space="preserve"> </w:t>
       </w:r>
-      <w:hyperlink r:id="rId14" w:history="1">
+      <w:hyperlink r:id="rId13" w:history="1">
+        <w:proofErr w:type="spellStart"/>
         <w:r>
           <w:rPr>
             <w:rStyle w:val="Hyperlink"/>
@@ -2273,7 +2415,17 @@
             <w:szCs w:val="32"/>
             <w:lang w:val="en-US"/>
           </w:rPr>
-          <w:t>Onshap a</w:t>
+          <w:t>Onshap</w:t>
+        </w:r>
+        <w:proofErr w:type="spellEnd"/>
+        <w:r>
+          <w:rPr>
+            <w:rStyle w:val="Hyperlink"/>
+            <w:sz w:val="32"/>
+            <w:szCs w:val="32"/>
+            <w:lang w:val="en-US"/>
+          </w:rPr>
+          <w:t xml:space="preserve"> a</w:t>
         </w:r>
         <w:r>
           <w:rPr>
@@ -2327,7 +2479,7 @@
                     <pic:cNvPicPr/>
                   </pic:nvPicPr>
                   <pic:blipFill>
-                    <a:blip r:embed="rId15">
+                    <a:blip r:embed="rId14">
                       <a:extLst>
                         <a:ext uri="{28A0092B-C50C-407E-A947-70E740481C1C}">
                           <a14:useLocalDpi xmlns:a14="http://schemas.microsoft.com/office/drawing/2010/main" val="0"/>
@@ -2364,7 +2516,7 @@
           <w:lang w:val="en-US"/>
         </w:rPr>
       </w:pPr>
-      <w:hyperlink r:id="rId16" w:history="1">
+      <w:hyperlink r:id="rId15" w:history="1">
         <w:r>
           <w:rPr>
             <w:rStyle w:val="Hyperlink"/>
@@ -2470,7 +2622,7 @@
                     <pic:cNvPicPr/>
                   </pic:nvPicPr>
                   <pic:blipFill>
-                    <a:blip r:embed="rId17"/>
+                    <a:blip r:embed="rId16"/>
                     <a:stretch>
                       <a:fillRect/>
                     </a:stretch>
@@ -2584,6 +2736,16 @@
           <w:rtl/>
           <w:lang w:val="en-US"/>
         </w:rPr>
+        <w:t xml:space="preserve"> </w:t>
+      </w:r>
+      <w:r>
+        <w:rPr>
+          <w:rFonts w:hint="cs"/>
+          <w:sz w:val="22"/>
+          <w:szCs w:val="22"/>
+          <w:rtl/>
+          <w:lang w:val="en-US"/>
+        </w:rPr>
         <w:t>של ציר ה-</w:t>
       </w:r>
     </w:p>
@@ -2694,7 +2856,7 @@
                     <pic:cNvPicPr/>
                   </pic:nvPicPr>
                   <pic:blipFill>
-                    <a:blip r:embed="rId18"/>
+                    <a:blip r:embed="rId17"/>
                     <a:stretch>
                       <a:fillRect/>
                     </a:stretch>
@@ -2887,7 +3049,7 @@
                     <pic:cNvPicPr/>
                   </pic:nvPicPr>
                   <pic:blipFill>
-                    <a:blip r:embed="rId19"/>
+                    <a:blip r:embed="rId18"/>
                     <a:stretch>
                       <a:fillRect/>
                     </a:stretch>
@@ -3050,7 +3212,7 @@
                     <pic:cNvPicPr/>
                   </pic:nvPicPr>
                   <pic:blipFill>
-                    <a:blip r:embed="rId20"/>
+                    <a:blip r:embed="rId19"/>
                     <a:stretch>
                       <a:fillRect/>
                     </a:stretch>
@@ -3107,7 +3269,7 @@
           <w:rtl/>
           <w:lang w:val="en-US"/>
         </w:rPr>
-        <w:t>מחבר את המנועה לרצועה בציר ה-</w:t>
+        <w:t>מחבר את המנוע לרצועה בציר ה-</w:t>
       </w:r>
     </w:p>
     <w:p>
@@ -3216,7 +3378,7 @@
                     <pic:cNvPicPr/>
                   </pic:nvPicPr>
                   <pic:blipFill>
-                    <a:blip r:embed="rId21"/>
+                    <a:blip r:embed="rId20"/>
                     <a:stretch>
                       <a:fillRect/>
                     </a:stretch>
@@ -3270,7 +3432,7 @@
                     <pic:cNvPicPr/>
                   </pic:nvPicPr>
                   <pic:blipFill>
-                    <a:blip r:embed="rId22"/>
+                    <a:blip r:embed="rId21"/>
                     <a:stretch>
                       <a:fillRect/>
                     </a:stretch>
@@ -3320,6 +3482,16 @@
         </w:rPr>
         <w:t>מקבע את המנועים למוטות</w:t>
       </w:r>
+      <w:r>
+        <w:rPr>
+          <w:rFonts w:hint="cs"/>
+          <w:sz w:val="22"/>
+          <w:szCs w:val="22"/>
+          <w:rtl/>
+          <w:lang w:val="en-US"/>
+        </w:rPr>
+        <w:t xml:space="preserve"> בשלד של המדפסת.</w:t>
+      </w:r>
     </w:p>
     <w:p>
       <w:pPr>
@@ -3416,7 +3588,7 @@
                     <pic:cNvPicPr/>
                   </pic:nvPicPr>
                   <pic:blipFill>
-                    <a:blip r:embed="rId23" cstate="print">
+                    <a:blip r:embed="rId22" cstate="print">
                       <a:extLst>
                         <a:ext uri="{28A0092B-C50C-407E-A947-70E740481C1C}">
                           <a14:useLocalDpi xmlns:a14="http://schemas.microsoft.com/office/drawing/2010/main" val="0"/>
@@ -3461,7 +3633,37 @@
           <w:rtl/>
           <w:lang w:val="en-US"/>
         </w:rPr>
-        <w:t>שימוש: מאפשר לחבר חלקים למחברים של המוטות בלי שהבליטות שאליהם יפריעו</w:t>
+        <w:t>שימוש: מאפשר לחבר חלקים למחברים של המוטות</w:t>
+      </w:r>
+      <w:r>
+        <w:rPr>
+          <w:rFonts w:hint="cs"/>
+          <w:sz w:val="22"/>
+          <w:szCs w:val="22"/>
+          <w:rtl/>
+          <w:lang w:val="en-US"/>
+        </w:rPr>
+        <w:t xml:space="preserve"> בשלד של המדפסת</w:t>
+      </w:r>
+      <w:r>
+        <w:rPr>
+          <w:rFonts w:hint="cs"/>
+          <w:sz w:val="22"/>
+          <w:szCs w:val="22"/>
+          <w:rtl/>
+          <w:lang w:val="en-US"/>
+        </w:rPr>
+        <w:t xml:space="preserve"> בלי שהבליטות שאליהם יפריעו</w:t>
+      </w:r>
+      <w:r>
+        <w:rPr>
+          <w:rFonts w:hint="cs"/>
+          <w:sz w:val="22"/>
+          <w:szCs w:val="22"/>
+          <w:rtl/>
+          <w:lang w:val="en-US"/>
+        </w:rPr>
+        <w:t>.</w:t>
       </w:r>
     </w:p>
     <w:p>
@@ -3558,7 +3760,7 @@
                     <pic:cNvPicPr/>
                   </pic:nvPicPr>
                   <pic:blipFill>
-                    <a:blip r:embed="rId24"/>
+                    <a:blip r:embed="rId23"/>
                     <a:stretch>
                       <a:fillRect/>
                     </a:stretch>
@@ -3714,7 +3916,7 @@
           <w:lang w:val="he-IL"/>
         </w:rPr>
         <w:drawing>
-          <wp:inline distT="0" distB="0" distL="0" distR="0" wp14:anchorId="234B086E" wp14:editId="24FC8C15">
+          <wp:inline distT="0" distB="0" distL="0" distR="0" wp14:anchorId="234B086E" wp14:editId="37831BF2">
             <wp:extent cx="5821680" cy="4366707"/>
             <wp:effectExtent l="0" t="0" r="7620" b="0"/>
             <wp:docPr id="355340471" name="Picture 8"/>
@@ -3729,7 +3931,7 @@
                     <pic:cNvPicPr/>
                   </pic:nvPicPr>
                   <pic:blipFill>
-                    <a:blip r:embed="rId25" cstate="print">
+                    <a:blip r:embed="rId24" cstate="print">
                       <a:extLst>
                         <a:ext uri="{28A0092B-C50C-407E-A947-70E740481C1C}">
                           <a14:useLocalDpi xmlns:a14="http://schemas.microsoft.com/office/drawing/2010/main" val="0"/>
@@ -3893,7 +4095,7 @@
                     <pic:cNvPicPr/>
                   </pic:nvPicPr>
                   <pic:blipFill>
-                    <a:blip r:embed="rId26">
+                    <a:blip r:embed="rId25">
                       <a:extLst>
                         <a:ext uri="{28A0092B-C50C-407E-A947-70E740481C1C}">
                           <a14:useLocalDpi xmlns:a14="http://schemas.microsoft.com/office/drawing/2010/main" val="0"/>
@@ -4134,7 +4336,7 @@
                     <pic:cNvPicPr/>
                   </pic:nvPicPr>
                   <pic:blipFill rotWithShape="1">
-                    <a:blip r:embed="rId27">
+                    <a:blip r:embed="rId26">
                       <a:extLst>
                         <a:ext uri="{28A0092B-C50C-407E-A947-70E740481C1C}">
                           <a14:useLocalDpi xmlns:a14="http://schemas.microsoft.com/office/drawing/2010/main" val="0"/>
@@ -4219,7 +4421,27 @@
           <w:rtl/>
           <w:lang w:val="en-US"/>
         </w:rPr>
-        <w:t>הרכיב: זה סוג מנוע פופולרי במדפסות תלת ממד, המדפסת של אבא שלי משתמשת בהם.</w:t>
+        <w:t xml:space="preserve">הרכיב: זה סוג מנוע פופולרי במדפסות תלת ממד, </w:t>
+      </w:r>
+      <w:r>
+        <w:rPr>
+          <w:rFonts w:cs="Arial" w:hint="cs"/>
+          <w:sz w:val="22"/>
+          <w:szCs w:val="22"/>
+          <w:rtl/>
+          <w:lang w:val="en-US"/>
+        </w:rPr>
+        <w:t>אמין ומשומשים במדפסות מסחריות</w:t>
+      </w:r>
+      <w:r>
+        <w:rPr>
+          <w:rFonts w:cs="Arial" w:hint="cs"/>
+          <w:sz w:val="22"/>
+          <w:szCs w:val="22"/>
+          <w:rtl/>
+          <w:lang w:val="en-US"/>
+        </w:rPr>
+        <w:t>.</w:t>
       </w:r>
     </w:p>
     <w:p>
@@ -4335,7 +4557,7 @@
                     </pic:cNvPicPr>
                   </pic:nvPicPr>
                   <pic:blipFill>
-                    <a:blip r:embed="rId28">
+                    <a:blip r:embed="rId27">
                       <a:extLst>
                         <a:ext uri="{28A0092B-C50C-407E-A947-70E740481C1C}">
                           <a14:useLocalDpi xmlns:a14="http://schemas.microsoft.com/office/drawing/2010/main" val="0"/>
@@ -4415,7 +4637,29 @@
           <w:rtl/>
           <w:lang w:val="en-US"/>
         </w:rPr>
-        <w:t>הרכיב: זה סוג מנוע פופולרי במדפסות תלת ממד, המדפסת של אבא שלי משתמשת בהם.</w:t>
+        <w:t xml:space="preserve">הרכיב: </w:t>
+      </w:r>
+      <w:r>
+        <w:rPr>
+          <w:rFonts w:hint="cs"/>
+          <w:color w:val="000000" w:themeColor="text1"/>
+          <w:sz w:val="22"/>
+          <w:szCs w:val="22"/>
+          <w:rtl/>
+          <w:lang w:val="en-US"/>
+        </w:rPr>
+        <w:t>לחצן מגע יבש שמעביר סיגנל דרך כרטיס בקרה לתוכנה עבור קבלת מיקום אבסולוטי במרחב לנקודת האפס של כל ציר</w:t>
+      </w:r>
+      <w:r>
+        <w:rPr>
+          <w:rFonts w:hint="cs"/>
+          <w:color w:val="000000" w:themeColor="text1"/>
+          <w:sz w:val="22"/>
+          <w:szCs w:val="22"/>
+          <w:rtl/>
+          <w:lang w:val="en-US"/>
+        </w:rPr>
+        <w:t>.</w:t>
       </w:r>
       <w:r>
         <w:rPr>
@@ -4555,7 +4799,7 @@
                     <pic:cNvPicPr/>
                   </pic:nvPicPr>
                   <pic:blipFill rotWithShape="1">
-                    <a:blip r:embed="rId29">
+                    <a:blip r:embed="rId28">
                       <a:extLst>
                         <a:ext uri="{28A0092B-C50C-407E-A947-70E740481C1C}">
                           <a14:useLocalDpi xmlns:a14="http://schemas.microsoft.com/office/drawing/2010/main" val="0"/>
@@ -4639,18 +4883,42 @@
           <w:rtl/>
           <w:lang w:val="en-US"/>
         </w:rPr>
-        <w:t>הרכיב: מצד אחד אני יודע איך לעבוד עם הרכיב הזה, מצד שני הוא חזק מספיק כדי להתמודד עם התוכנה של המדפסת במהירות גבוהה.</w:t>
-      </w:r>
-    </w:p>
-    <w:p>
-      <w:pPr>
-        <w:jc w:val="right"/>
-        <w:rPr>
-          <w:sz w:val="22"/>
-          <w:szCs w:val="22"/>
-          <w:lang w:val="en-US"/>
-        </w:rPr>
-      </w:pPr>
+        <w:t xml:space="preserve">הרכיב: </w:t>
+      </w:r>
+      <w:r>
+        <w:rPr>
+          <w:rFonts w:cs="Arial" w:hint="cs"/>
+          <w:sz w:val="22"/>
+          <w:szCs w:val="22"/>
+          <w:rtl/>
+          <w:lang w:val="en-US"/>
+        </w:rPr>
+        <w:t xml:space="preserve">יש לי </w:t>
+      </w:r>
+      <w:proofErr w:type="spellStart"/>
+      <w:r>
+        <w:rPr>
+          <w:rFonts w:cs="Arial" w:hint="cs"/>
+          <w:color w:val="000000" w:themeColor="text1"/>
+          <w:sz w:val="22"/>
+          <w:szCs w:val="22"/>
+          <w:rtl/>
+          <w:lang w:val="en-US"/>
+        </w:rPr>
+        <w:t>נסיון</w:t>
+      </w:r>
+      <w:proofErr w:type="spellEnd"/>
+      <w:r>
+        <w:rPr>
+          <w:rFonts w:cs="Arial" w:hint="cs"/>
+          <w:color w:val="000000" w:themeColor="text1"/>
+          <w:sz w:val="22"/>
+          <w:szCs w:val="22"/>
+          <w:rtl/>
+          <w:lang w:val="en-US"/>
+        </w:rPr>
+        <w:t xml:space="preserve"> רב בעבודה עם הרכיב הזה, בקר חזק המסוגל להתמודד עם התוכנה של המדפסת במהירות גבוהה.</w:t>
+      </w:r>
     </w:p>
     <w:p>
       <w:pPr>
@@ -4670,13 +4938,23 @@
         </w:rPr>
         <w:t xml:space="preserve">micro </w:t>
       </w:r>
-      <w:r>
-        <w:rPr>
-          <w:sz w:val="22"/>
-          <w:szCs w:val="22"/>
-          <w:lang w:val="en-US"/>
-        </w:rPr>
-        <w:t>sd card reader</w:t>
+      <w:proofErr w:type="spellStart"/>
+      <w:r>
+        <w:rPr>
+          <w:sz w:val="22"/>
+          <w:szCs w:val="22"/>
+          <w:lang w:val="en-US"/>
+        </w:rPr>
+        <w:t>sd</w:t>
+      </w:r>
+      <w:proofErr w:type="spellEnd"/>
+      <w:r>
+        <w:rPr>
+          <w:sz w:val="22"/>
+          <w:szCs w:val="22"/>
+          <w:lang w:val="en-US"/>
+        </w:rPr>
+        <w:t xml:space="preserve"> card reader</w:t>
       </w:r>
       <w:r>
         <w:rPr>
@@ -4748,7 +5026,7 @@
           <w:lang w:val="en-US"/>
         </w:rPr>
         <w:drawing>
-          <wp:inline distT="0" distB="0" distL="0" distR="0" wp14:anchorId="303AF9C3" wp14:editId="117DDFBA">
+          <wp:inline distT="0" distB="0" distL="0" distR="0" wp14:anchorId="303AF9C3" wp14:editId="130B6735">
             <wp:extent cx="2993705" cy="2209800"/>
             <wp:effectExtent l="0" t="0" r="0" b="0"/>
             <wp:docPr id="564517990" name="Picture 1"/>
@@ -4763,7 +5041,7 @@
                     <pic:cNvPicPr/>
                   </pic:nvPicPr>
                   <pic:blipFill rotWithShape="1">
-                    <a:blip r:embed="rId30" cstate="print">
+                    <a:blip r:embed="rId29" cstate="print">
                       <a:extLst>
                         <a:ext uri="{28A0092B-C50C-407E-A947-70E740481C1C}">
                           <a14:useLocalDpi xmlns:a14="http://schemas.microsoft.com/office/drawing/2010/main" val="0"/>
@@ -4827,6 +5105,7 @@
         </w:rPr>
         <w:t>(ההוראות שאומרות למכונה לאן לזוז).</w:t>
       </w:r>
+      <w:proofErr w:type="spellStart"/>
       <w:r>
         <w:rPr>
           <w:sz w:val="22"/>
@@ -4835,6 +5114,7 @@
         </w:rPr>
         <w:t>gcode</w:t>
       </w:r>
+      <w:proofErr w:type="spellEnd"/>
       <w:r>
         <w:rPr>
           <w:rFonts w:hint="cs"/>
@@ -4858,24 +5138,23 @@
     </w:p>
     <w:p>
       <w:pPr>
-        <w:jc w:val="right"/>
-        <w:rPr>
-          <w:rFonts w:hint="cs"/>
-          <w:sz w:val="22"/>
-          <w:szCs w:val="22"/>
-          <w:rtl/>
-          <w:lang w:val="en-US"/>
-        </w:rPr>
-      </w:pPr>
-      <w:r>
-        <w:rPr>
-          <w:rFonts w:hint="cs"/>
-          <w:sz w:val="22"/>
-          <w:szCs w:val="22"/>
-          <w:rtl/>
-          <w:lang w:val="en-US"/>
-        </w:rPr>
-        <w:t xml:space="preserve"> הם דרך פופולרית להעלות קבצים למדפסות פחות מתקדמות, אין סיבה ספציפית</w:t>
+        <w:bidi/>
+        <w:rPr>
+          <w:sz w:val="22"/>
+          <w:szCs w:val="22"/>
+          <w:rtl/>
+          <w:lang w:val="en-US"/>
+        </w:rPr>
+      </w:pPr>
+      <w:r>
+        <w:rPr>
+          <w:rFonts w:hint="cs"/>
+          <w:sz w:val="22"/>
+          <w:szCs w:val="22"/>
+          <w:rtl/>
+          <w:lang w:val="en-US"/>
+        </w:rPr>
+        <w:t xml:space="preserve">כרטיסי </w:t>
       </w:r>
       <w:r>
         <w:rPr>
@@ -4893,36 +5172,17 @@
           <w:rtl/>
           <w:lang w:val="en-US"/>
         </w:rPr>
-        <w:t xml:space="preserve">כרטיסי </w:t>
-      </w:r>
-      <w:r>
-        <w:rPr>
-          <w:sz w:val="22"/>
-          <w:szCs w:val="22"/>
-          <w:rtl/>
-          <w:lang w:val="en-US"/>
-        </w:rPr>
-        <w:br/>
-      </w:r>
-      <w:r>
-        <w:rPr>
-          <w:rFonts w:hint="cs"/>
-          <w:sz w:val="22"/>
-          <w:szCs w:val="22"/>
-          <w:rtl/>
-          <w:lang w:val="en-US"/>
-        </w:rPr>
-        <w:t>שבחרתי בכרטיס הזה</w:t>
-      </w:r>
-      <w:r>
-        <w:rPr>
-          <w:rFonts w:hint="cs"/>
-          <w:sz w:val="22"/>
-          <w:szCs w:val="22"/>
-          <w:rtl/>
-          <w:lang w:val="en-US"/>
-        </w:rPr>
-        <w:t xml:space="preserve"> ולא באחר</w:t>
+        <w:t xml:space="preserve"> הם דרך פופולרית להעלות קבצים למדפסות פחות מתקדמות,</w:t>
+      </w:r>
+      <w:r>
+        <w:rPr>
+          <w:rFonts w:hint="cs"/>
+          <w:sz w:val="22"/>
+          <w:szCs w:val="22"/>
+          <w:rtl/>
+          <w:lang w:val="en-US"/>
+        </w:rPr>
+        <w:t xml:space="preserve"> בחרתי בכרטיס הזה כי יש לו 5 פינים לאומת כרטיסים אחרים שיש להם 10</w:t>
       </w:r>
       <w:r>
         <w:rPr>
@@ -5022,7 +5282,8 @@
           <w:lang w:val="en-US"/>
         </w:rPr>
       </w:pPr>
-      <w:hyperlink r:id="rId31" w:history="1">
+      <w:hyperlink r:id="rId30" w:history="1">
+        <w:proofErr w:type="spellStart"/>
         <w:r>
           <w:rPr>
             <w:rStyle w:val="Hyperlink"/>
@@ -5034,6 +5295,7 @@
           </w:rPr>
           <w:t>Oshwlab</w:t>
         </w:r>
+        <w:proofErr w:type="spellEnd"/>
       </w:hyperlink>
     </w:p>
     <w:p>
@@ -5056,7 +5318,7 @@
           <w:lang w:val="en-US"/>
         </w:rPr>
         <w:drawing>
-          <wp:inline distT="0" distB="0" distL="0" distR="0" wp14:anchorId="75B05702" wp14:editId="11F224E3">
+          <wp:inline distT="0" distB="0" distL="0" distR="0" wp14:anchorId="75B05702" wp14:editId="58F390EB">
             <wp:extent cx="3909060" cy="4082027"/>
             <wp:effectExtent l="0" t="0" r="0" b="0"/>
             <wp:docPr id="981562662" name="Picture 1"/>
@@ -5071,7 +5333,7 @@
                     <pic:cNvPicPr/>
                   </pic:nvPicPr>
                   <pic:blipFill rotWithShape="1">
-                    <a:blip r:embed="rId32" cstate="print">
+                    <a:blip r:embed="rId31" cstate="print">
                       <a:extLst>
                         <a:ext uri="{28A0092B-C50C-407E-A947-70E740481C1C}">
                           <a14:useLocalDpi xmlns:a14="http://schemas.microsoft.com/office/drawing/2010/main" val="0"/>
@@ -5109,7 +5371,7 @@
     </w:p>
     <w:p>
       <w:pPr>
-        <w:jc w:val="right"/>
+        <w:bidi/>
         <w:rPr>
           <w:b/>
           <w:bCs/>
@@ -5131,69 +5393,49 @@
       </w:r>
       <w:r>
         <w:rPr>
-          <w:b/>
-          <w:bCs/>
-          <w:sz w:val="32"/>
-          <w:szCs w:val="32"/>
-          <w:rtl/>
-          <w:lang w:val="en-US"/>
-        </w:rPr>
-        <w:tab/>
-      </w:r>
-      <w:r>
-        <w:rPr>
-          <w:b/>
-          <w:bCs/>
-          <w:sz w:val="32"/>
-          <w:szCs w:val="32"/>
-          <w:rtl/>
-          <w:lang w:val="en-US"/>
-        </w:rPr>
-        <w:tab/>
-      </w:r>
-      <w:r>
-        <w:rPr>
-          <w:b/>
-          <w:bCs/>
-          <w:sz w:val="32"/>
-          <w:szCs w:val="32"/>
-          <w:rtl/>
-          <w:lang w:val="en-US"/>
-        </w:rPr>
-        <w:tab/>
-      </w:r>
-      <w:r>
-        <w:rPr>
-          <w:b/>
-          <w:bCs/>
-          <w:sz w:val="32"/>
-          <w:szCs w:val="32"/>
-          <w:rtl/>
-          <w:lang w:val="en-US"/>
-        </w:rPr>
-        <w:tab/>
-      </w:r>
-      <w:r>
-        <w:rPr>
-          <w:b/>
-          <w:bCs/>
-          <w:sz w:val="32"/>
-          <w:szCs w:val="32"/>
-          <w:rtl/>
-          <w:lang w:val="en-US"/>
-        </w:rPr>
-        <w:tab/>
-      </w:r>
-      <w:r>
-        <w:rPr>
-          <w:b/>
-          <w:bCs/>
-          <w:sz w:val="32"/>
-          <w:szCs w:val="32"/>
-          <w:rtl/>
-          <w:lang w:val="en-US"/>
-        </w:rPr>
-        <w:tab/>
+          <w:rFonts w:hint="cs"/>
+          <w:sz w:val="22"/>
+          <w:szCs w:val="22"/>
+          <w:rtl/>
+          <w:lang w:val="en-US"/>
+        </w:rPr>
+        <w:t xml:space="preserve">זה כרטיס </w:t>
+      </w:r>
+      <w:r>
+        <w:rPr>
+          <w:sz w:val="22"/>
+          <w:szCs w:val="22"/>
+          <w:lang w:val="en-US"/>
+        </w:rPr>
+        <w:t>PCB</w:t>
+      </w:r>
+      <w:r>
+        <w:rPr>
+          <w:rFonts w:hint="cs"/>
+          <w:sz w:val="22"/>
+          <w:szCs w:val="22"/>
+          <w:rtl/>
+          <w:lang w:val="en-US"/>
+        </w:rPr>
+        <w:t xml:space="preserve"> שתכננתי ושלכתי לעיצור מהאתר </w:t>
+      </w:r>
+      <w:r>
+        <w:rPr>
+          <w:sz w:val="22"/>
+          <w:szCs w:val="22"/>
+          <w:lang w:val="en-US"/>
+        </w:rPr>
+        <w:t>JLCPCB</w:t>
+      </w:r>
+      <w:r>
+        <w:rPr>
+          <w:rFonts w:hint="cs"/>
+          <w:sz w:val="22"/>
+          <w:szCs w:val="22"/>
+          <w:rtl/>
+          <w:lang w:val="en-US"/>
+        </w:rPr>
+        <w:t>.</w:t>
       </w:r>
       <w:r>
         <w:rPr>
@@ -5327,7 +5569,7 @@
                     <pic:cNvPicPr/>
                   </pic:nvPicPr>
                   <pic:blipFill>
-                    <a:blip r:embed="rId33">
+                    <a:blip r:embed="rId32">
                       <a:extLst>
                         <a:ext uri="{28A0092B-C50C-407E-A947-70E740481C1C}">
                           <a14:useLocalDpi xmlns:a14="http://schemas.microsoft.com/office/drawing/2010/main" val="0"/>
@@ -5444,6 +5686,7 @@
           <w:lang w:val="en-US"/>
         </w:rPr>
       </w:pPr>
+      <w:proofErr w:type="spellStart"/>
       <w:r>
         <w:rPr>
           <w:sz w:val="22"/>
@@ -5452,6 +5695,7 @@
         </w:rPr>
         <w:t>Main.ino</w:t>
       </w:r>
+      <w:proofErr w:type="spellEnd"/>
       <w:r>
         <w:rPr>
           <w:sz w:val="22"/>
@@ -5475,7 +5719,34 @@
           <w:lang w:val="en-US"/>
         </w:rPr>
         <w:tab/>
-        <w:t>executeGCline()</w:t>
+      </w:r>
+      <w:proofErr w:type="spellStart"/>
+      <w:proofErr w:type="gramStart"/>
+      <w:r>
+        <w:rPr>
+          <w:sz w:val="22"/>
+          <w:szCs w:val="22"/>
+          <w:lang w:val="en-US"/>
+        </w:rPr>
+        <w:t>executeGCline</w:t>
+      </w:r>
+      <w:proofErr w:type="spellEnd"/>
+      <w:r>
+        <w:rPr>
+          <w:sz w:val="22"/>
+          <w:szCs w:val="22"/>
+          <w:lang w:val="en-US"/>
+        </w:rPr>
+        <w:t>(</w:t>
+      </w:r>
+      <w:proofErr w:type="gramEnd"/>
+      <w:r>
+        <w:rPr>
+          <w:sz w:val="22"/>
+          <w:szCs w:val="22"/>
+          <w:lang w:val="en-US"/>
+        </w:rPr>
+        <w:t>)</w:t>
       </w:r>
     </w:p>
     <w:p>
@@ -5510,7 +5781,7 @@
                     <pic:cNvPicPr/>
                   </pic:nvPicPr>
                   <pic:blipFill>
-                    <a:blip r:embed="rId34">
+                    <a:blip r:embed="rId33">
                       <a:extLst>
                         <a:ext uri="{28A0092B-C50C-407E-A947-70E740481C1C}">
                           <a14:useLocalDpi xmlns:a14="http://schemas.microsoft.com/office/drawing/2010/main" val="0"/>
@@ -5575,7 +5846,7 @@
                     <pic:cNvPicPr/>
                   </pic:nvPicPr>
                   <pic:blipFill>
-                    <a:blip r:embed="rId35">
+                    <a:blip r:embed="rId34">
                       <a:extLst>
                         <a:ext uri="{28A0092B-C50C-407E-A947-70E740481C1C}">
                           <a14:useLocalDpi xmlns:a14="http://schemas.microsoft.com/office/drawing/2010/main" val="0"/>
@@ -5659,7 +5930,7 @@
         </w:rPr>
         <w:t xml:space="preserve"> </w:t>
       </w:r>
-      <w:hyperlink r:id="rId36" w:history="1">
+      <w:hyperlink r:id="rId35" w:history="1">
         <w:r>
           <w:rPr>
             <w:rStyle w:val="Hyperlink"/>
@@ -5746,7 +6017,7 @@
         </w:rPr>
         <w:t xml:space="preserve"> </w:t>
       </w:r>
-      <w:hyperlink r:id="rId37" w:history="1">
+      <w:hyperlink r:id="rId36" w:history="1">
         <w:r>
           <w:rPr>
             <w:rStyle w:val="Hyperlink"/>
@@ -5788,7 +6059,7 @@
     </w:p>
     <w:p>
       <w:pPr>
-        <w:jc w:val="center"/>
+        <w:bidi/>
         <w:rPr>
           <w:b/>
           <w:bCs/>
@@ -5803,6 +6074,30 @@
           <w:rFonts w:hint="cs"/>
           <w:rtl/>
         </w:rPr>
+        <w:t>בסרטון השתמשתי בטכניקה שנקראת הדפסת עט(</w:t>
+      </w:r>
+      <w:r>
+        <w:t>(</w:t>
+      </w:r>
+      <w:r>
+        <w:rPr>
+          <w:lang w:val="en-US"/>
+        </w:rPr>
+        <w:t>pen printing</w:t>
+      </w:r>
+      <w:r>
+        <w:rPr>
+          <w:rFonts w:hint="cs"/>
+          <w:rtl/>
+          <w:lang w:val="en-US"/>
+        </w:rPr>
+        <w:t xml:space="preserve"> שבה במקום לחבר ראש הדפסה, משתמשים בעט כדי לראות את הצורה שהמדפסת מנסה להכין</w:t>
+      </w:r>
+      <w:r>
+        <w:rPr>
+          <w:rFonts w:hint="cs"/>
+          <w:rtl/>
+        </w:rPr>
         <w:t>(ב</w:t>
       </w:r>
       <w:r>
@@ -5818,6 +6113,13 @@
           <w:rtl/>
         </w:rPr>
         <w:t>רטון הייתי צריך להחזיק את הרצועה כדי שהיא תישאר מתוחה)</w:t>
+      </w:r>
+      <w:r>
+        <w:rPr>
+          <w:rFonts w:hint="cs"/>
+          <w:rtl/>
+        </w:rPr>
+        <w:t>.</w:t>
       </w:r>
     </w:p>
     <w:p>
@@ -6019,7 +6321,27 @@
           <w:rtl/>
           <w:lang w:val="en-US"/>
         </w:rPr>
-        <w:t xml:space="preserve"> ולהשקיע יותר זמן בפרויקט גם כשיש לי חודשים לסיים אותו</w:t>
+        <w:t>,</w:t>
+      </w:r>
+      <w:r>
+        <w:rPr>
+          <w:rFonts w:hint="cs"/>
+          <w:sz w:val="22"/>
+          <w:szCs w:val="22"/>
+          <w:rtl/>
+          <w:lang w:val="en-US"/>
+        </w:rPr>
+        <w:t xml:space="preserve"> </w:t>
+      </w:r>
+      <w:r>
+        <w:rPr>
+          <w:rFonts w:cs="Arial"/>
+          <w:sz w:val="22"/>
+          <w:szCs w:val="22"/>
+          <w:rtl/>
+          <w:lang w:val="en-US"/>
+        </w:rPr>
+        <w:t>זה היה מאפשר לי עבודה יעילה במקביל במקום המתנה ארוכה בין כל שלב לשלב הבא</w:t>
       </w:r>
       <w:r>
         <w:rPr>
@@ -6086,7 +6408,27 @@
           <w:rtl/>
           <w:lang w:val="en-US"/>
         </w:rPr>
-        <w:t>במודל הבה שלני אני גם ירצה להחליף את הרצועה של ציר ה-</w:t>
+        <w:t>במודל הב</w:t>
+      </w:r>
+      <w:r>
+        <w:rPr>
+          <w:rFonts w:hint="cs"/>
+          <w:sz w:val="22"/>
+          <w:szCs w:val="22"/>
+          <w:rtl/>
+          <w:lang w:val="en-US"/>
+        </w:rPr>
+        <w:t>א</w:t>
+      </w:r>
+      <w:r>
+        <w:rPr>
+          <w:rFonts w:hint="cs"/>
+          <w:sz w:val="22"/>
+          <w:szCs w:val="22"/>
+          <w:rtl/>
+          <w:lang w:val="en-US"/>
+        </w:rPr>
+        <w:t xml:space="preserve"> שלי אני גם ירצה להחליף את הרצועה של ציר ה-</w:t>
       </w:r>
       <w:r>
         <w:rPr>
@@ -6173,7 +6515,27 @@
           <w:rtl/>
           <w:lang w:val="en-US"/>
         </w:rPr>
-        <w:t xml:space="preserve">בתחילת הפרויקט רציתי להשתמש בתוכנה מוכנת, ניסיתי להוריד את </w:t>
+        <w:t>בתחילת הפרויקט רציתי להשתמש בתוכנה מוכנ</w:t>
+      </w:r>
+      <w:r>
+        <w:rPr>
+          <w:rFonts w:hint="cs"/>
+          <w:sz w:val="22"/>
+          <w:szCs w:val="22"/>
+          <w:rtl/>
+          <w:lang w:val="en-US"/>
+        </w:rPr>
+        <w:t>ה</w:t>
+      </w:r>
+      <w:r>
+        <w:rPr>
+          <w:rFonts w:hint="cs"/>
+          <w:sz w:val="22"/>
+          <w:szCs w:val="22"/>
+          <w:rtl/>
+          <w:lang w:val="en-US"/>
+        </w:rPr>
+        <w:t xml:space="preserve">, ניסיתי להוריד את </w:t>
       </w:r>
       <w:r>
         <w:rPr>
@@ -6220,7 +6582,27 @@
           <w:rtl/>
           <w:lang w:val="en-US"/>
         </w:rPr>
-        <w:t>שנועדה גל למדפסות אמיתיות וגם לבקרים כמו</w:t>
+        <w:t>שנועדה ג</w:t>
+      </w:r>
+      <w:r>
+        <w:rPr>
+          <w:rFonts w:hint="cs"/>
+          <w:sz w:val="22"/>
+          <w:szCs w:val="22"/>
+          <w:rtl/>
+          <w:lang w:val="en-US"/>
+        </w:rPr>
+        <w:t>ם</w:t>
+      </w:r>
+      <w:r>
+        <w:rPr>
+          <w:rFonts w:hint="cs"/>
+          <w:sz w:val="22"/>
+          <w:szCs w:val="22"/>
+          <w:rtl/>
+          <w:lang w:val="en-US"/>
+        </w:rPr>
+        <w:t xml:space="preserve"> למדפסות אמיתיות וגם לבקרים כמו</w:t>
       </w:r>
       <w:r>
         <w:rPr>
@@ -6289,7 +6671,17 @@
           <w:rtl/>
           <w:lang w:val="en-US"/>
         </w:rPr>
-        <w:t xml:space="preserve">מלאה </w:t>
+        <w:t>מלאה</w:t>
+      </w:r>
+      <w:r>
+        <w:rPr>
+          <w:rFonts w:hint="cs"/>
+          <w:sz w:val="22"/>
+          <w:szCs w:val="22"/>
+          <w:rtl/>
+          <w:lang w:val="en-US"/>
+        </w:rPr>
+        <w:t>,</w:t>
       </w:r>
       <w:r>
         <w:rPr>
@@ -6306,14 +6698,22 @@
           <w:szCs w:val="22"/>
           <w:lang w:val="en-US"/>
         </w:rPr>
-        <w:t xml:space="preserve">.gcode </w:t>
-      </w:r>
-      <w:r>
-        <w:rPr>
-          <w:rFonts w:hint="cs"/>
-          <w:sz w:val="22"/>
-          <w:szCs w:val="22"/>
-          <w:rtl/>
+        <w:t>.</w:t>
+      </w:r>
+      <w:proofErr w:type="spellStart"/>
+      <w:r>
+        <w:rPr>
+          <w:sz w:val="22"/>
+          <w:szCs w:val="22"/>
+          <w:lang w:val="en-US"/>
+        </w:rPr>
+        <w:t>gcode</w:t>
+      </w:r>
+      <w:proofErr w:type="spellEnd"/>
+      <w:r>
+        <w:rPr>
+          <w:sz w:val="22"/>
+          <w:szCs w:val="22"/>
           <w:lang w:val="en-US"/>
         </w:rPr>
         <w:t xml:space="preserve"> </w:t>
@@ -6326,7 +6726,17 @@
           <w:rtl/>
           <w:lang w:val="en-US"/>
         </w:rPr>
-        <w:t xml:space="preserve">הכל, וזה גם הייתה </w:t>
+        <w:t xml:space="preserve">זאת </w:t>
+      </w:r>
+      <w:r>
+        <w:rPr>
+          <w:rFonts w:hint="cs"/>
+          <w:sz w:val="22"/>
+          <w:szCs w:val="22"/>
+          <w:rtl/>
+          <w:lang w:val="en-US"/>
+        </w:rPr>
+        <w:t xml:space="preserve">גם הייתה </w:t>
       </w:r>
       <w:r>
         <w:rPr>

--- a/ספר פרוייקט כיתה י', יונתן טורפשטיין.docx
+++ b/ספר פרוייקט כיתה י', יונתן טורפשטיין.docx
@@ -284,7 +284,6 @@
           </w:rPr>
           <w:t>של הפרויקט.</w:t>
         </w:r>
-        <w:proofErr w:type="spellStart"/>
         <w:r>
           <w:rPr>
             <w:rStyle w:val="Hyperlink"/>
@@ -303,7 +302,6 @@
           </w:rPr>
           <w:t>ithub</w:t>
         </w:r>
-        <w:proofErr w:type="spellEnd"/>
       </w:hyperlink>
       <w:r>
         <w:rPr>
@@ -485,7 +483,6 @@
           <w:lang w:val="en-US"/>
         </w:rPr>
       </w:pPr>
-      <w:proofErr w:type="gramStart"/>
       <w:r>
         <w:rPr>
           <w:rFonts w:cs="Arial"/>
@@ -493,28 +490,7 @@
           <w:szCs w:val="32"/>
           <w:lang w:val="en-US"/>
         </w:rPr>
-        <w:t>.</w:t>
-      </w:r>
-      <w:proofErr w:type="spellStart"/>
-      <w:r>
-        <w:rPr>
-          <w:rFonts w:cs="Arial"/>
-          <w:sz w:val="32"/>
-          <w:szCs w:val="32"/>
-          <w:lang w:val="en-US"/>
-        </w:rPr>
-        <w:t>gcode</w:t>
-      </w:r>
-      <w:proofErr w:type="spellEnd"/>
-      <w:proofErr w:type="gramEnd"/>
-      <w:r>
-        <w:rPr>
-          <w:rFonts w:cs="Arial"/>
-          <w:sz w:val="32"/>
-          <w:szCs w:val="32"/>
-          <w:lang w:val="en-US"/>
-        </w:rPr>
-        <w:t xml:space="preserve"> </w:t>
+        <w:t xml:space="preserve">.gcode </w:t>
       </w:r>
       <w:r>
         <w:rPr>
@@ -1017,40 +993,18 @@
         </w:rPr>
         <w:t>זה הניסיון השני שלי בלהכין מדפסת תלת ממד, בניסיון הראשון היה לי עיצוב שלא מאפשר תזוזה יציבה(</w:t>
       </w:r>
-      <w:proofErr w:type="spellStart"/>
-      <w:r>
-        <w:fldChar w:fldCharType="begin"/>
-      </w:r>
-      <w:r>
-        <w:instrText>HYPERLINK "https://cad.onshape.com/documents/b952cc3ae6dde4798fa6cef6/w/a75674ccd77912fe6442e073/e/6845e0cde51841863a819568?renderMode=0&amp;uiState=6a0582320789b5543df4b4e8"</w:instrText>
-      </w:r>
-      <w:r>
-        <w:fldChar w:fldCharType="separate"/>
-      </w:r>
-      <w:r>
-        <w:rPr>
-          <w:rStyle w:val="Hyperlink"/>
-          <w:sz w:val="22"/>
-          <w:szCs w:val="22"/>
-          <w:rtl/>
-          <w:lang w:val="en-US"/>
-        </w:rPr>
-        <w:t>אונשייפ</w:t>
-      </w:r>
-      <w:proofErr w:type="spellEnd"/>
-      <w:r>
-        <w:rPr>
-          <w:rStyle w:val="Hyperlink"/>
-          <w:sz w:val="22"/>
-          <w:szCs w:val="22"/>
-          <w:rtl/>
-          <w:lang w:val="en-US"/>
-        </w:rPr>
-        <w:t xml:space="preserve"> של העיצוב הקודם</w:t>
-      </w:r>
-      <w:r>
-        <w:fldChar w:fldCharType="end"/>
-      </w:r>
+      <w:hyperlink r:id="rId13" w:history="1">
+        <w:r>
+          <w:rPr>
+            <w:rStyle w:val="Hyperlink"/>
+            <w:sz w:val="22"/>
+            <w:szCs w:val="22"/>
+            <w:rtl/>
+            <w:lang w:val="en-US"/>
+          </w:rPr>
+          <w:t>אונשייפ של העיצוב הקודם</w:t>
+        </w:r>
+      </w:hyperlink>
       <w:r>
         <w:rPr>
           <w:rFonts w:hint="cs"/>
@@ -1196,29 +1150,7 @@
           <w:rtl/>
           <w:lang w:val="en-US"/>
         </w:rPr>
-        <w:t xml:space="preserve">במהלך הבדיקות שרפתי 2 מהדרייברים שלי אז לא הגעתי </w:t>
-      </w:r>
-      <w:proofErr w:type="spellStart"/>
-      <w:r>
-        <w:rPr>
-          <w:rFonts w:hint="cs"/>
-          <w:sz w:val="22"/>
-          <w:szCs w:val="22"/>
-          <w:rtl/>
-          <w:lang w:val="en-US"/>
-        </w:rPr>
-        <w:t>ללהפעיל</w:t>
-      </w:r>
-      <w:proofErr w:type="spellEnd"/>
-      <w:r>
-        <w:rPr>
-          <w:rFonts w:hint="cs"/>
-          <w:sz w:val="22"/>
-          <w:szCs w:val="22"/>
-          <w:rtl/>
-          <w:lang w:val="en-US"/>
-        </w:rPr>
-        <w:t xml:space="preserve"> את ציר ה-</w:t>
+        <w:t>במהלך הבדיקות שרפתי 2 מהדרייברים שלי אז לא הגעתי ללהפעיל את ציר ה-</w:t>
       </w:r>
       <w:r>
         <w:rPr>
@@ -1283,18 +1215,8 @@
           <w:szCs w:val="22"/>
           <w:lang w:val="en-US"/>
         </w:rPr>
-        <w:t>.</w:t>
-      </w:r>
-      <w:proofErr w:type="spellStart"/>
-      <w:r>
-        <w:rPr>
-          <w:sz w:val="22"/>
-          <w:szCs w:val="22"/>
-          <w:lang w:val="en-US"/>
-        </w:rPr>
-        <w:t>gcode</w:t>
-      </w:r>
-      <w:proofErr w:type="spellEnd"/>
+        <w:t>.gcode</w:t>
+      </w:r>
       <w:r>
         <w:rPr>
           <w:sz w:val="22"/>
@@ -1348,7 +1270,6 @@
           <w:lang w:val="en-US"/>
         </w:rPr>
       </w:pPr>
-      <w:proofErr w:type="gramStart"/>
       <w:r>
         <w:rPr>
           <w:b/>
@@ -1357,30 +1278,30 @@
           <w:szCs w:val="32"/>
           <w:lang w:val="en-US"/>
         </w:rPr>
-        <w:t>:</w:t>
-      </w:r>
-      <w:proofErr w:type="spellStart"/>
-      <w:r>
-        <w:rPr>
+        <w:t xml:space="preserve">:gcode </w:t>
+      </w:r>
+      <w:r>
+        <w:rPr>
+          <w:rFonts w:hint="cs"/>
           <w:b/>
           <w:bCs/>
           <w:sz w:val="32"/>
           <w:szCs w:val="32"/>
-          <w:lang w:val="en-US"/>
-        </w:rPr>
-        <w:t>gcode</w:t>
-      </w:r>
-      <w:proofErr w:type="spellEnd"/>
-      <w:proofErr w:type="gramEnd"/>
+          <w:rtl/>
+          <w:lang w:val="en-US"/>
+        </w:rPr>
+        <w:t xml:space="preserve"> </w:t>
+      </w:r>
       <w:r>
         <w:rPr>
           <w:b/>
           <w:bCs/>
           <w:sz w:val="32"/>
           <w:szCs w:val="32"/>
-          <w:lang w:val="en-US"/>
-        </w:rPr>
-        <w:t xml:space="preserve"> </w:t>
+          <w:rtl/>
+          <w:lang w:val="en-US"/>
+        </w:rPr>
+        <w:t>–</w:t>
       </w:r>
       <w:r>
         <w:rPr>
@@ -1392,7 +1313,7 @@
           <w:rtl/>
           <w:lang w:val="en-US"/>
         </w:rPr>
-        <w:t xml:space="preserve"> </w:t>
+        <w:t xml:space="preserve"> הסבר קצר על</w:t>
       </w:r>
       <w:r>
         <w:rPr>
@@ -1400,14 +1321,778 @@
           <w:bCs/>
           <w:sz w:val="32"/>
           <w:szCs w:val="32"/>
-          <w:rtl/>
-          <w:lang w:val="en-US"/>
-        </w:rPr>
-        <w:t>–</w:t>
-      </w:r>
-      <w:r>
-        <w:rPr>
-          <w:rFonts w:hint="cs"/>
+          <w:lang w:val="en-US"/>
+        </w:rPr>
+        <w:t>2.1</w:t>
+      </w:r>
+    </w:p>
+    <w:p>
+      <w:pPr>
+        <w:jc w:val="right"/>
+        <w:rPr>
+          <w:sz w:val="22"/>
+          <w:szCs w:val="22"/>
+          <w:rtl/>
+          <w:lang w:val="en-US"/>
+        </w:rPr>
+      </w:pPr>
+      <w:r>
+        <w:rPr>
+          <w:rFonts w:hint="cs"/>
+          <w:sz w:val="22"/>
+          <w:szCs w:val="22"/>
+          <w:rtl/>
+          <w:lang w:val="en-US"/>
+        </w:rPr>
+        <w:t>?</w:t>
+      </w:r>
+      <w:r>
+        <w:rPr>
+          <w:sz w:val="22"/>
+          <w:szCs w:val="22"/>
+          <w:lang w:val="en-US"/>
+        </w:rPr>
+        <w:t>gcode</w:t>
+      </w:r>
+      <w:r>
+        <w:rPr>
+          <w:rFonts w:hint="cs"/>
+          <w:sz w:val="22"/>
+          <w:szCs w:val="22"/>
+          <w:rtl/>
+          <w:lang w:val="en-US"/>
+        </w:rPr>
+        <w:t xml:space="preserve">מהו </w:t>
+      </w:r>
+    </w:p>
+    <w:p>
+      <w:pPr>
+        <w:jc w:val="right"/>
+        <w:rPr>
+          <w:sz w:val="22"/>
+          <w:szCs w:val="22"/>
+          <w:rtl/>
+          <w:lang w:val="en-US"/>
+        </w:rPr>
+      </w:pPr>
+      <w:r>
+        <w:rPr>
+          <w:sz w:val="22"/>
+          <w:szCs w:val="22"/>
+          <w:lang w:val="en-US"/>
+        </w:rPr>
+        <w:t xml:space="preserve">  </w:t>
+      </w:r>
+      <w:r>
+        <w:rPr>
+          <w:rFonts w:hint="cs"/>
+          <w:sz w:val="22"/>
+          <w:szCs w:val="22"/>
+          <w:rtl/>
+          <w:lang w:val="en-US"/>
+        </w:rPr>
+        <w:t xml:space="preserve"> בעיקר משומשים במכונות ייצור</w:t>
+      </w:r>
+      <w:r>
+        <w:rPr>
+          <w:sz w:val="22"/>
+          <w:szCs w:val="22"/>
+          <w:lang w:val="en-US"/>
+        </w:rPr>
+        <w:t xml:space="preserve">gcode  </w:t>
+      </w:r>
+      <w:r>
+        <w:rPr>
+          <w:rFonts w:hint="cs"/>
+          <w:sz w:val="22"/>
+          <w:szCs w:val="22"/>
+          <w:rtl/>
+          <w:lang w:val="en-US"/>
+        </w:rPr>
+        <w:t>סוג קובץ שמכיל בעיקר הוראות לתזוזה של מנועים, קבצי</w:t>
+      </w:r>
+      <w:r>
+        <w:rPr>
+          <w:sz w:val="22"/>
+          <w:szCs w:val="22"/>
+          <w:rtl/>
+          <w:lang w:val="en-US"/>
+        </w:rPr>
+        <w:br/>
+      </w:r>
+      <w:r>
+        <w:rPr>
+          <w:rFonts w:hint="cs"/>
+          <w:sz w:val="22"/>
+          <w:szCs w:val="22"/>
+          <w:rtl/>
+          <w:lang w:val="en-US"/>
+        </w:rPr>
+        <w:t>.</w:t>
+      </w:r>
+      <w:r>
+        <w:rPr>
+          <w:sz w:val="22"/>
+          <w:szCs w:val="22"/>
+          <w:lang w:val="en-US"/>
+        </w:rPr>
+        <w:t>CNC</w:t>
+      </w:r>
+      <w:r>
+        <w:rPr>
+          <w:rFonts w:hint="cs"/>
+          <w:sz w:val="22"/>
+          <w:szCs w:val="22"/>
+          <w:rtl/>
+          <w:lang w:val="en-US"/>
+        </w:rPr>
+        <w:t xml:space="preserve">כמו מדפסות תלת ממד ומכונות </w:t>
+      </w:r>
+    </w:p>
+    <w:p>
+      <w:pPr>
+        <w:jc w:val="right"/>
+        <w:rPr>
+          <w:sz w:val="22"/>
+          <w:szCs w:val="22"/>
+          <w:rtl/>
+          <w:lang w:val="en-US"/>
+        </w:rPr>
+      </w:pPr>
+    </w:p>
+    <w:p>
+      <w:pPr>
+        <w:jc w:val="right"/>
+        <w:rPr>
+          <w:sz w:val="22"/>
+          <w:szCs w:val="22"/>
+          <w:rtl/>
+          <w:lang w:val="en-US"/>
+        </w:rPr>
+      </w:pPr>
+      <w:r>
+        <w:rPr>
+          <w:rFonts w:hint="cs"/>
+          <w:sz w:val="22"/>
+          <w:szCs w:val="22"/>
+          <w:rtl/>
+          <w:lang w:val="en-US"/>
+        </w:rPr>
+        <w:t xml:space="preserve"> </w:t>
+      </w:r>
+      <w:r>
+        <w:rPr>
+          <w:rFonts w:hint="cs"/>
+          <w:sz w:val="22"/>
+          <w:szCs w:val="22"/>
+          <w:rtl/>
+          <w:lang w:val="en-US"/>
+        </w:rPr>
+        <w:t>נראית</w:t>
+      </w:r>
+      <w:r>
+        <w:rPr>
+          <w:rFonts w:hint="cs"/>
+          <w:sz w:val="22"/>
+          <w:szCs w:val="22"/>
+          <w:rtl/>
+          <w:lang w:val="en-US"/>
+        </w:rPr>
+        <w:t>?</w:t>
+      </w:r>
+      <w:r>
+        <w:rPr>
+          <w:sz w:val="22"/>
+          <w:szCs w:val="22"/>
+          <w:lang w:val="en-US"/>
+        </w:rPr>
+        <w:t>gcode</w:t>
+      </w:r>
+      <w:r>
+        <w:rPr>
+          <w:rFonts w:hint="cs"/>
+          <w:sz w:val="22"/>
+          <w:szCs w:val="22"/>
+          <w:rtl/>
+          <w:lang w:val="en-US"/>
+        </w:rPr>
+        <w:t xml:space="preserve">איך שורה של </w:t>
+      </w:r>
+    </w:p>
+    <w:p>
+      <w:pPr>
+        <w:jc w:val="right"/>
+        <w:rPr>
+          <w:sz w:val="22"/>
+          <w:szCs w:val="22"/>
+          <w:rtl/>
+          <w:lang w:val="en-US"/>
+        </w:rPr>
+      </w:pPr>
+      <w:r>
+        <w:rPr>
+          <w:sz w:val="22"/>
+          <w:szCs w:val="22"/>
+          <w:lang w:val="en-US"/>
+        </w:rPr>
+        <w:t>G1 X</w:t>
+      </w:r>
+      <w:r>
+        <w:rPr>
+          <w:sz w:val="22"/>
+          <w:szCs w:val="22"/>
+          <w:lang w:val="en-US"/>
+        </w:rPr>
+        <w:t xml:space="preserve">67 </w:t>
+      </w:r>
+      <w:r>
+        <w:rPr>
+          <w:sz w:val="22"/>
+          <w:szCs w:val="22"/>
+          <w:lang w:val="en-US"/>
+        </w:rPr>
+        <w:t>Y</w:t>
+      </w:r>
+      <w:r>
+        <w:rPr>
+          <w:sz w:val="22"/>
+          <w:szCs w:val="22"/>
+          <w:lang w:val="en-US"/>
+        </w:rPr>
+        <w:t>6</w:t>
+      </w:r>
+      <w:r>
+        <w:rPr>
+          <w:sz w:val="22"/>
+          <w:szCs w:val="22"/>
+          <w:lang w:val="en-US"/>
+        </w:rPr>
+        <w:t>9 E</w:t>
+      </w:r>
+      <w:r>
+        <w:rPr>
+          <w:sz w:val="22"/>
+          <w:szCs w:val="22"/>
+          <w:lang w:val="en-US"/>
+        </w:rPr>
+        <w:t>420</w:t>
+      </w:r>
+      <w:r>
+        <w:rPr>
+          <w:sz w:val="22"/>
+          <w:szCs w:val="22"/>
+          <w:lang w:val="en-US"/>
+        </w:rPr>
+        <w:t xml:space="preserve"> F1000</w:t>
+      </w:r>
+    </w:p>
+    <w:p>
+      <w:pPr>
+        <w:jc w:val="right"/>
+        <w:rPr>
+          <w:sz w:val="22"/>
+          <w:szCs w:val="22"/>
+          <w:rtl/>
+          <w:lang w:val="en-US"/>
+        </w:rPr>
+      </w:pPr>
+      <w:r>
+        <w:rPr>
+          <w:sz w:val="22"/>
+          <w:szCs w:val="22"/>
+          <w:lang w:val="en-US"/>
+        </w:rPr>
+        <w:t xml:space="preserve">     </w:t>
+      </w:r>
+      <w:r>
+        <w:rPr>
+          <w:rFonts w:hint="cs"/>
+          <w:sz w:val="22"/>
+          <w:szCs w:val="22"/>
+          <w:rtl/>
+          <w:lang w:val="en-US"/>
+        </w:rPr>
+        <w:t>מחולקת לשני חלקים:</w:t>
+      </w:r>
+      <w:r>
+        <w:rPr>
+          <w:sz w:val="22"/>
+          <w:szCs w:val="22"/>
+          <w:lang w:val="en-US"/>
+        </w:rPr>
+        <w:t xml:space="preserve">  gcode</w:t>
+      </w:r>
+      <w:r>
+        <w:rPr>
+          <w:rFonts w:hint="cs"/>
+          <w:sz w:val="22"/>
+          <w:szCs w:val="22"/>
+          <w:rtl/>
+          <w:lang w:val="en-US"/>
+        </w:rPr>
+        <w:t xml:space="preserve"> </w:t>
+      </w:r>
+      <w:r>
+        <w:rPr>
+          <w:rFonts w:hint="cs"/>
+          <w:sz w:val="22"/>
+          <w:szCs w:val="22"/>
+          <w:rtl/>
+          <w:lang w:val="en-US"/>
+        </w:rPr>
+        <w:t>שורה ב-</w:t>
+      </w:r>
+    </w:p>
+    <w:p>
+      <w:pPr>
+        <w:jc w:val="right"/>
+        <w:rPr>
+          <w:sz w:val="22"/>
+          <w:szCs w:val="22"/>
+          <w:rtl/>
+          <w:lang w:val="en-US"/>
+        </w:rPr>
+      </w:pPr>
+      <w:r>
+        <w:rPr>
+          <w:rFonts w:hint="cs"/>
+          <w:sz w:val="22"/>
+          <w:szCs w:val="22"/>
+          <w:rtl/>
+          <w:lang w:val="en-US"/>
+        </w:rPr>
+        <w:t>: סוג הפקודה(במקרה הזה לזוז)</w:t>
+      </w:r>
+      <w:r>
+        <w:rPr>
+          <w:rFonts w:hint="cs"/>
+          <w:sz w:val="22"/>
+          <w:szCs w:val="22"/>
+          <w:rtl/>
+          <w:lang w:val="en-US"/>
+        </w:rPr>
+        <w:t>.</w:t>
+      </w:r>
+      <w:r>
+        <w:rPr>
+          <w:sz w:val="22"/>
+          <w:szCs w:val="22"/>
+          <w:lang w:val="en-US"/>
+        </w:rPr>
+        <w:t>G</w:t>
+      </w:r>
+      <w:r>
+        <w:rPr>
+          <w:rFonts w:hint="cs"/>
+          <w:sz w:val="22"/>
+          <w:szCs w:val="22"/>
+          <w:rtl/>
+          <w:lang w:val="en-US"/>
+        </w:rPr>
+        <w:t>1</w:t>
+      </w:r>
+    </w:p>
+    <w:p>
+      <w:pPr>
+        <w:jc w:val="right"/>
+        <w:rPr>
+          <w:sz w:val="22"/>
+          <w:szCs w:val="22"/>
+          <w:rtl/>
+          <w:lang w:val="en-US"/>
+        </w:rPr>
+      </w:pPr>
+      <w:r>
+        <w:rPr>
+          <w:rFonts w:hint="cs"/>
+          <w:sz w:val="22"/>
+          <w:szCs w:val="22"/>
+          <w:rtl/>
+          <w:lang w:val="en-US"/>
+        </w:rPr>
+        <w:t>: הפרמטרים.</w:t>
+      </w:r>
+      <w:r>
+        <w:rPr>
+          <w:sz w:val="22"/>
+          <w:szCs w:val="22"/>
+          <w:lang w:val="en-US"/>
+        </w:rPr>
+        <w:t>X</w:t>
+      </w:r>
+      <w:r>
+        <w:rPr>
+          <w:sz w:val="22"/>
+          <w:szCs w:val="22"/>
+          <w:lang w:val="en-US"/>
+        </w:rPr>
+        <w:t xml:space="preserve">67 </w:t>
+      </w:r>
+      <w:r>
+        <w:rPr>
+          <w:sz w:val="22"/>
+          <w:szCs w:val="22"/>
+          <w:lang w:val="en-US"/>
+        </w:rPr>
+        <w:t>Y</w:t>
+      </w:r>
+      <w:r>
+        <w:rPr>
+          <w:sz w:val="22"/>
+          <w:szCs w:val="22"/>
+          <w:lang w:val="en-US"/>
+        </w:rPr>
+        <w:t>6</w:t>
+      </w:r>
+      <w:r>
+        <w:rPr>
+          <w:sz w:val="22"/>
+          <w:szCs w:val="22"/>
+          <w:lang w:val="en-US"/>
+        </w:rPr>
+        <w:t>9 E</w:t>
+      </w:r>
+      <w:r>
+        <w:rPr>
+          <w:sz w:val="22"/>
+          <w:szCs w:val="22"/>
+          <w:lang w:val="en-US"/>
+        </w:rPr>
+        <w:t>420</w:t>
+      </w:r>
+      <w:r>
+        <w:rPr>
+          <w:sz w:val="22"/>
+          <w:szCs w:val="22"/>
+          <w:lang w:val="en-US"/>
+        </w:rPr>
+        <w:t xml:space="preserve"> F1000</w:t>
+      </w:r>
+    </w:p>
+    <w:p>
+      <w:pPr>
+        <w:jc w:val="right"/>
+        <w:rPr>
+          <w:sz w:val="22"/>
+          <w:szCs w:val="22"/>
+          <w:rtl/>
+          <w:lang w:val="en-US"/>
+        </w:rPr>
+      </w:pPr>
+      <w:r>
+        <w:rPr>
+          <w:rFonts w:hint="cs"/>
+          <w:sz w:val="22"/>
+          <w:szCs w:val="22"/>
+          <w:rtl/>
+          <w:lang w:val="en-US"/>
+        </w:rPr>
+        <w:t xml:space="preserve"> זה הציר של </w:t>
+      </w:r>
+      <w:r>
+        <w:rPr>
+          <w:rFonts w:hint="cs"/>
+          <w:sz w:val="22"/>
+          <w:szCs w:val="22"/>
+          <w:rtl/>
+          <w:lang w:val="en-US"/>
+        </w:rPr>
+        <w:t>האקסטרודר</w:t>
+      </w:r>
+      <w:r>
+        <w:rPr>
+          <w:rFonts w:hint="cs"/>
+          <w:sz w:val="22"/>
+          <w:szCs w:val="22"/>
+          <w:rtl/>
+          <w:lang w:val="en-US"/>
+        </w:rPr>
+        <w:t xml:space="preserve">(התוכנה </w:t>
+      </w:r>
+      <w:r>
+        <w:rPr>
+          <w:sz w:val="22"/>
+          <w:szCs w:val="22"/>
+          <w:lang w:val="en-US"/>
+        </w:rPr>
+        <w:t>E</w:t>
+      </w:r>
+      <w:r>
+        <w:rPr>
+          <w:rFonts w:hint="cs"/>
+          <w:sz w:val="22"/>
+          <w:szCs w:val="22"/>
+          <w:rtl/>
+          <w:lang w:val="en-US"/>
+        </w:rPr>
+        <w:t xml:space="preserve"> מתכוונים לשני </w:t>
+      </w:r>
+      <w:r>
+        <w:rPr>
+          <w:rFonts w:hint="cs"/>
+          <w:sz w:val="22"/>
+          <w:szCs w:val="22"/>
+          <w:rtl/>
+          <w:lang w:val="en-US"/>
+        </w:rPr>
+        <w:t>צירי התזוזה</w:t>
+      </w:r>
+      <w:r>
+        <w:rPr>
+          <w:rFonts w:hint="cs"/>
+          <w:sz w:val="22"/>
+          <w:szCs w:val="22"/>
+          <w:rtl/>
+          <w:lang w:val="en-US"/>
+        </w:rPr>
+        <w:t xml:space="preserve">, </w:t>
+      </w:r>
+      <w:r>
+        <w:rPr>
+          <w:sz w:val="22"/>
+          <w:szCs w:val="22"/>
+          <w:lang w:val="en-US"/>
+        </w:rPr>
+        <w:t>Y</w:t>
+      </w:r>
+      <w:r>
+        <w:rPr>
+          <w:rFonts w:hint="cs"/>
+          <w:sz w:val="22"/>
+          <w:szCs w:val="22"/>
+          <w:rtl/>
+          <w:lang w:val="en-US"/>
+        </w:rPr>
+        <w:t xml:space="preserve"> ו-</w:t>
+      </w:r>
+      <w:r>
+        <w:rPr>
+          <w:sz w:val="22"/>
+          <w:szCs w:val="22"/>
+          <w:lang w:val="en-US"/>
+        </w:rPr>
+        <w:t>X</w:t>
+      </w:r>
+      <w:r>
+        <w:rPr>
+          <w:sz w:val="22"/>
+          <w:szCs w:val="22"/>
+          <w:rtl/>
+          <w:lang w:val="en-US"/>
+        </w:rPr>
+        <w:br/>
+      </w:r>
+      <w:r>
+        <w:rPr>
+          <w:rFonts w:hint="cs"/>
+          <w:sz w:val="22"/>
+          <w:szCs w:val="22"/>
+          <w:rtl/>
+          <w:lang w:val="en-US"/>
+        </w:rPr>
+        <w:t xml:space="preserve">מתייחסת אלוו כמו </w:t>
+      </w:r>
+      <w:r>
+        <w:rPr>
+          <w:rFonts w:hint="cs"/>
+          <w:sz w:val="22"/>
+          <w:szCs w:val="22"/>
+          <w:rtl/>
+          <w:lang w:val="en-US"/>
+        </w:rPr>
+        <w:t>א</w:t>
+      </w:r>
+      <w:r>
+        <w:rPr>
+          <w:rFonts w:hint="cs"/>
+          <w:sz w:val="22"/>
+          <w:szCs w:val="22"/>
+          <w:rtl/>
+          <w:lang w:val="en-US"/>
+        </w:rPr>
+        <w:t>ל</w:t>
+      </w:r>
+      <w:r>
+        <w:rPr>
+          <w:rFonts w:hint="cs"/>
+          <w:sz w:val="22"/>
+          <w:szCs w:val="22"/>
+          <w:rtl/>
+          <w:lang w:val="en-US"/>
+        </w:rPr>
+        <w:t xml:space="preserve"> </w:t>
+      </w:r>
+      <w:r>
+        <w:rPr>
+          <w:rFonts w:hint="cs"/>
+          <w:sz w:val="22"/>
+          <w:szCs w:val="22"/>
+          <w:rtl/>
+          <w:lang w:val="en-US"/>
+        </w:rPr>
+        <w:t>ציר תזוזה).</w:t>
+      </w:r>
+    </w:p>
+    <w:p>
+      <w:pPr>
+        <w:jc w:val="right"/>
+        <w:rPr>
+          <w:sz w:val="22"/>
+          <w:szCs w:val="22"/>
+          <w:rtl/>
+          <w:lang w:val="en-US"/>
+        </w:rPr>
+      </w:pPr>
+      <w:r>
+        <w:rPr>
+          <w:rFonts w:hint="cs"/>
+          <w:sz w:val="22"/>
+          <w:szCs w:val="22"/>
+          <w:rtl/>
+          <w:lang w:val="en-US"/>
+        </w:rPr>
+        <w:t>המספרים שאחריהם הם כמה כל ציר צריך לזוז</w:t>
+      </w:r>
+      <w:r>
+        <w:rPr>
+          <w:rFonts w:hint="cs"/>
+          <w:sz w:val="22"/>
+          <w:szCs w:val="22"/>
+          <w:rtl/>
+          <w:lang w:val="en-US"/>
+        </w:rPr>
+        <w:t xml:space="preserve"> במילימטרים</w:t>
+      </w:r>
+      <w:r>
+        <w:rPr>
+          <w:rFonts w:hint="cs"/>
+          <w:sz w:val="22"/>
+          <w:szCs w:val="22"/>
+          <w:rtl/>
+          <w:lang w:val="en-US"/>
+        </w:rPr>
+        <w:t>.</w:t>
+      </w:r>
+    </w:p>
+    <w:p>
+      <w:pPr>
+        <w:jc w:val="right"/>
+        <w:rPr>
+          <w:sz w:val="22"/>
+          <w:szCs w:val="22"/>
+          <w:rtl/>
+          <w:lang w:val="en-US"/>
+        </w:rPr>
+      </w:pPr>
+      <w:r>
+        <w:rPr>
+          <w:rFonts w:hint="cs"/>
+          <w:sz w:val="22"/>
+          <w:szCs w:val="22"/>
+          <w:rtl/>
+          <w:lang w:val="en-US"/>
+        </w:rPr>
+        <w:t xml:space="preserve"> זה המהירות של</w:t>
+      </w:r>
+      <w:r>
+        <w:rPr>
+          <w:sz w:val="22"/>
+          <w:szCs w:val="22"/>
+          <w:lang w:val="en-US"/>
+        </w:rPr>
+        <w:t>F</w:t>
+      </w:r>
+      <w:r>
+        <w:rPr>
+          <w:rFonts w:hint="cs"/>
+          <w:sz w:val="22"/>
+          <w:szCs w:val="22"/>
+          <w:rtl/>
+          <w:lang w:val="en-US"/>
+        </w:rPr>
+        <w:t xml:space="preserve"> זה המהירות של המנועים, כל המנועים צריכים להגיע ליעד שלהם באותו הזמן, </w:t>
+      </w:r>
+      <w:r>
+        <w:rPr>
+          <w:sz w:val="22"/>
+          <w:szCs w:val="22"/>
+          <w:lang w:val="en-US"/>
+        </w:rPr>
+        <w:t>F</w:t>
+      </w:r>
+      <w:r>
+        <w:rPr>
+          <w:sz w:val="22"/>
+          <w:szCs w:val="22"/>
+          <w:rtl/>
+          <w:lang w:val="en-US"/>
+        </w:rPr>
+        <w:br/>
+      </w:r>
+      <w:r>
+        <w:rPr>
+          <w:rFonts w:hint="cs"/>
+          <w:sz w:val="22"/>
+          <w:szCs w:val="22"/>
+          <w:rtl/>
+          <w:lang w:val="en-US"/>
+        </w:rPr>
+        <w:t>המנוע שצריך לזוז הכי הרבה, המנועים האחרים זזים מאתים כדי שמשך התזוזה שלהם יהיה זהה.</w:t>
+      </w:r>
+      <w:r>
+        <w:rPr>
+          <w:sz w:val="22"/>
+          <w:szCs w:val="22"/>
+          <w:rtl/>
+          <w:lang w:val="en-US"/>
+        </w:rPr>
+        <w:br/>
+      </w:r>
+      <w:r>
+        <w:rPr>
+          <w:rFonts w:hint="cs"/>
+          <w:sz w:val="22"/>
+          <w:szCs w:val="22"/>
+          <w:rtl/>
+          <w:lang w:val="en-US"/>
+        </w:rPr>
+        <w:t>המהירות היא בצעדים לשנייה.</w:t>
+      </w:r>
+    </w:p>
+    <w:p>
+      <w:pPr>
+        <w:jc w:val="right"/>
+        <w:rPr>
+          <w:sz w:val="22"/>
+          <w:szCs w:val="22"/>
+          <w:rtl/>
+          <w:lang w:val="en-US"/>
+        </w:rPr>
+      </w:pPr>
+    </w:p>
+    <w:p>
+      <w:pPr>
+        <w:rPr>
+          <w:sz w:val="32"/>
+          <w:szCs w:val="32"/>
+          <w:rtl/>
+          <w:lang w:val="en-US"/>
+        </w:rPr>
+      </w:pPr>
+      <w:r>
+        <w:rPr>
+          <w:sz w:val="32"/>
+          <w:szCs w:val="32"/>
+          <w:rtl/>
+          <w:lang w:val="en-US"/>
+        </w:rPr>
+        <w:br w:type="page"/>
+      </w:r>
+    </w:p>
+    <w:p>
+      <w:pPr>
+        <w:jc w:val="center"/>
+        <w:rPr>
           <w:b/>
           <w:bCs/>
           <w:sz w:val="32"/>
@@ -1415,809 +2100,21 @@
           <w:rtl/>
           <w:lang w:val="en-US"/>
         </w:rPr>
-        <w:t xml:space="preserve"> הסבר קצר על</w:t>
-      </w:r>
-      <w:r>
-        <w:rPr>
+      </w:pPr>
+      <w:r>
+        <w:rPr>
+          <w:rFonts w:hint="cs"/>
           <w:b/>
           <w:bCs/>
           <w:sz w:val="32"/>
           <w:szCs w:val="32"/>
-          <w:lang w:val="en-US"/>
-        </w:rPr>
-        <w:t>2.1</w:t>
-      </w:r>
-    </w:p>
-    <w:p>
-      <w:pPr>
-        <w:jc w:val="right"/>
-        <w:rPr>
-          <w:sz w:val="22"/>
-          <w:szCs w:val="22"/>
-          <w:rtl/>
-          <w:lang w:val="en-US"/>
-        </w:rPr>
-      </w:pPr>
-      <w:r>
-        <w:rPr>
-          <w:rFonts w:hint="cs"/>
-          <w:sz w:val="22"/>
-          <w:szCs w:val="22"/>
-          <w:rtl/>
-          <w:lang w:val="en-US"/>
-        </w:rPr>
-        <w:t>?</w:t>
-      </w:r>
-      <w:proofErr w:type="spellStart"/>
-      <w:r>
-        <w:rPr>
-          <w:sz w:val="22"/>
-          <w:szCs w:val="22"/>
-          <w:lang w:val="en-US"/>
-        </w:rPr>
-        <w:t>gcode</w:t>
-      </w:r>
-      <w:proofErr w:type="spellEnd"/>
-      <w:r>
-        <w:rPr>
-          <w:rFonts w:hint="cs"/>
-          <w:sz w:val="22"/>
-          <w:szCs w:val="22"/>
-          <w:rtl/>
-          <w:lang w:val="en-US"/>
-        </w:rPr>
-        <w:t xml:space="preserve">מהו </w:t>
-      </w:r>
-    </w:p>
-    <w:p>
-      <w:pPr>
-        <w:jc w:val="right"/>
-        <w:rPr>
-          <w:sz w:val="22"/>
-          <w:szCs w:val="22"/>
-          <w:rtl/>
-          <w:lang w:val="en-US"/>
-        </w:rPr>
-      </w:pPr>
-      <w:r>
-        <w:rPr>
-          <w:sz w:val="22"/>
-          <w:szCs w:val="22"/>
-          <w:lang w:val="en-US"/>
-        </w:rPr>
-        <w:t xml:space="preserve">  </w:t>
-      </w:r>
-      <w:r>
-        <w:rPr>
-          <w:rFonts w:hint="cs"/>
-          <w:sz w:val="22"/>
-          <w:szCs w:val="22"/>
-          <w:rtl/>
-          <w:lang w:val="en-US"/>
-        </w:rPr>
-        <w:t xml:space="preserve"> בעיקר משומשים במכונות ייצור</w:t>
-      </w:r>
-      <w:proofErr w:type="spellStart"/>
-      <w:r>
-        <w:rPr>
-          <w:sz w:val="22"/>
-          <w:szCs w:val="22"/>
-          <w:lang w:val="en-US"/>
-        </w:rPr>
-        <w:t>gcode</w:t>
-      </w:r>
-      <w:proofErr w:type="spellEnd"/>
-      <w:r>
-        <w:rPr>
-          <w:sz w:val="22"/>
-          <w:szCs w:val="22"/>
-          <w:lang w:val="en-US"/>
-        </w:rPr>
-        <w:t xml:space="preserve">  </w:t>
-      </w:r>
-      <w:r>
-        <w:rPr>
-          <w:rFonts w:hint="cs"/>
-          <w:sz w:val="22"/>
-          <w:szCs w:val="22"/>
-          <w:rtl/>
-          <w:lang w:val="en-US"/>
-        </w:rPr>
-        <w:t>סוג קובץ שמכיל בעיקר הוראות לתזוזה של מנועים, קבצי</w:t>
-      </w:r>
-      <w:r>
-        <w:rPr>
-          <w:sz w:val="22"/>
-          <w:szCs w:val="22"/>
-          <w:rtl/>
-          <w:lang w:val="en-US"/>
-        </w:rPr>
-        <w:br/>
-      </w:r>
-      <w:r>
-        <w:rPr>
-          <w:rFonts w:hint="cs"/>
-          <w:sz w:val="22"/>
-          <w:szCs w:val="22"/>
-          <w:rtl/>
-          <w:lang w:val="en-US"/>
-        </w:rPr>
-        <w:t>.</w:t>
-      </w:r>
-      <w:r>
-        <w:rPr>
-          <w:sz w:val="22"/>
-          <w:szCs w:val="22"/>
-          <w:lang w:val="en-US"/>
-        </w:rPr>
-        <w:t>CNC</w:t>
-      </w:r>
-      <w:r>
-        <w:rPr>
-          <w:rFonts w:hint="cs"/>
-          <w:sz w:val="22"/>
-          <w:szCs w:val="22"/>
-          <w:rtl/>
-          <w:lang w:val="en-US"/>
-        </w:rPr>
-        <w:t xml:space="preserve">כמו מדפסות תלת ממד ומכונות </w:t>
-      </w:r>
-    </w:p>
-    <w:p>
-      <w:pPr>
-        <w:jc w:val="right"/>
-        <w:rPr>
-          <w:sz w:val="22"/>
-          <w:szCs w:val="22"/>
-          <w:rtl/>
-          <w:lang w:val="en-US"/>
-        </w:rPr>
-      </w:pPr>
-    </w:p>
-    <w:p>
-      <w:pPr>
-        <w:jc w:val="right"/>
-        <w:rPr>
-          <w:sz w:val="22"/>
-          <w:szCs w:val="22"/>
-          <w:rtl/>
-          <w:lang w:val="en-US"/>
-        </w:rPr>
-      </w:pPr>
-      <w:r>
-        <w:rPr>
-          <w:rFonts w:hint="cs"/>
-          <w:sz w:val="22"/>
-          <w:szCs w:val="22"/>
-          <w:rtl/>
-          <w:lang w:val="en-US"/>
-        </w:rPr>
-        <w:t xml:space="preserve"> </w:t>
-      </w:r>
-      <w:r>
-        <w:rPr>
-          <w:rFonts w:hint="cs"/>
-          <w:sz w:val="22"/>
-          <w:szCs w:val="22"/>
-          <w:rtl/>
-          <w:lang w:val="en-US"/>
-        </w:rPr>
-        <w:t>נראית</w:t>
-      </w:r>
-      <w:r>
-        <w:rPr>
-          <w:rFonts w:hint="cs"/>
-          <w:sz w:val="22"/>
-          <w:szCs w:val="22"/>
-          <w:rtl/>
-          <w:lang w:val="en-US"/>
-        </w:rPr>
-        <w:t>?</w:t>
-      </w:r>
-      <w:proofErr w:type="spellStart"/>
-      <w:r>
-        <w:rPr>
-          <w:sz w:val="22"/>
-          <w:szCs w:val="22"/>
-          <w:lang w:val="en-US"/>
-        </w:rPr>
-        <w:t>gcode</w:t>
-      </w:r>
-      <w:proofErr w:type="spellEnd"/>
-      <w:r>
-        <w:rPr>
-          <w:rFonts w:hint="cs"/>
-          <w:sz w:val="22"/>
-          <w:szCs w:val="22"/>
-          <w:rtl/>
-          <w:lang w:val="en-US"/>
-        </w:rPr>
-        <w:t xml:space="preserve">איך שורה של </w:t>
-      </w:r>
-    </w:p>
-    <w:p>
-      <w:pPr>
-        <w:jc w:val="right"/>
-        <w:rPr>
-          <w:sz w:val="22"/>
-          <w:szCs w:val="22"/>
-          <w:rtl/>
-          <w:lang w:val="en-US"/>
-        </w:rPr>
-      </w:pPr>
-      <w:r>
-        <w:rPr>
-          <w:sz w:val="22"/>
-          <w:szCs w:val="22"/>
-          <w:lang w:val="en-US"/>
-        </w:rPr>
-        <w:t>G1 X</w:t>
-      </w:r>
-      <w:r>
-        <w:rPr>
-          <w:sz w:val="22"/>
-          <w:szCs w:val="22"/>
-          <w:lang w:val="en-US"/>
-        </w:rPr>
-        <w:t xml:space="preserve">67 </w:t>
-      </w:r>
-      <w:r>
-        <w:rPr>
-          <w:sz w:val="22"/>
-          <w:szCs w:val="22"/>
-          <w:lang w:val="en-US"/>
-        </w:rPr>
-        <w:t>Y</w:t>
-      </w:r>
-      <w:r>
-        <w:rPr>
-          <w:sz w:val="22"/>
-          <w:szCs w:val="22"/>
-          <w:lang w:val="en-US"/>
-        </w:rPr>
-        <w:t>6</w:t>
-      </w:r>
-      <w:r>
-        <w:rPr>
-          <w:sz w:val="22"/>
-          <w:szCs w:val="22"/>
-          <w:lang w:val="en-US"/>
-        </w:rPr>
-        <w:t>9 E</w:t>
-      </w:r>
-      <w:r>
-        <w:rPr>
-          <w:sz w:val="22"/>
-          <w:szCs w:val="22"/>
-          <w:lang w:val="en-US"/>
-        </w:rPr>
-        <w:t>420</w:t>
-      </w:r>
-      <w:r>
-        <w:rPr>
-          <w:sz w:val="22"/>
-          <w:szCs w:val="22"/>
-          <w:lang w:val="en-US"/>
-        </w:rPr>
-        <w:t xml:space="preserve"> F1000</w:t>
-      </w:r>
-    </w:p>
-    <w:p>
-      <w:pPr>
-        <w:jc w:val="right"/>
-        <w:rPr>
-          <w:sz w:val="22"/>
-          <w:szCs w:val="22"/>
-          <w:rtl/>
-          <w:lang w:val="en-US"/>
-        </w:rPr>
-      </w:pPr>
-      <w:r>
-        <w:rPr>
-          <w:sz w:val="22"/>
-          <w:szCs w:val="22"/>
-          <w:lang w:val="en-US"/>
-        </w:rPr>
-        <w:t xml:space="preserve">     </w:t>
-      </w:r>
-      <w:r>
-        <w:rPr>
-          <w:rFonts w:hint="cs"/>
-          <w:sz w:val="22"/>
-          <w:szCs w:val="22"/>
-          <w:rtl/>
-          <w:lang w:val="en-US"/>
-        </w:rPr>
-        <w:t>מחולקת לשני חלקים:</w:t>
-      </w:r>
-      <w:r>
-        <w:rPr>
-          <w:sz w:val="22"/>
-          <w:szCs w:val="22"/>
-          <w:lang w:val="en-US"/>
-        </w:rPr>
-        <w:t xml:space="preserve">  </w:t>
-      </w:r>
-      <w:proofErr w:type="spellStart"/>
-      <w:r>
-        <w:rPr>
-          <w:sz w:val="22"/>
-          <w:szCs w:val="22"/>
-          <w:lang w:val="en-US"/>
-        </w:rPr>
-        <w:t>gcode</w:t>
-      </w:r>
-      <w:proofErr w:type="spellEnd"/>
-      <w:r>
-        <w:rPr>
-          <w:rFonts w:hint="cs"/>
-          <w:sz w:val="22"/>
-          <w:szCs w:val="22"/>
-          <w:rtl/>
-          <w:lang w:val="en-US"/>
-        </w:rPr>
-        <w:t xml:space="preserve"> </w:t>
-      </w:r>
-      <w:r>
-        <w:rPr>
-          <w:rFonts w:hint="cs"/>
-          <w:sz w:val="22"/>
-          <w:szCs w:val="22"/>
-          <w:rtl/>
-          <w:lang w:val="en-US"/>
-        </w:rPr>
-        <w:t>שורה ב-</w:t>
-      </w:r>
-    </w:p>
-    <w:p>
-      <w:pPr>
-        <w:jc w:val="right"/>
-        <w:rPr>
-          <w:sz w:val="22"/>
-          <w:szCs w:val="22"/>
-          <w:rtl/>
-          <w:lang w:val="en-US"/>
-        </w:rPr>
-      </w:pPr>
-      <w:r>
-        <w:rPr>
-          <w:rFonts w:hint="cs"/>
-          <w:sz w:val="22"/>
-          <w:szCs w:val="22"/>
-          <w:rtl/>
-          <w:lang w:val="en-US"/>
-        </w:rPr>
-        <w:t>: סוג הפקודה(במקרה הזה לזוז)</w:t>
-      </w:r>
-      <w:r>
-        <w:rPr>
-          <w:rFonts w:hint="cs"/>
-          <w:sz w:val="22"/>
-          <w:szCs w:val="22"/>
-          <w:rtl/>
-          <w:lang w:val="en-US"/>
-        </w:rPr>
-        <w:t>.</w:t>
-      </w:r>
-      <w:r>
-        <w:rPr>
-          <w:sz w:val="22"/>
-          <w:szCs w:val="22"/>
-          <w:lang w:val="en-US"/>
-        </w:rPr>
-        <w:t>G</w:t>
-      </w:r>
-      <w:r>
-        <w:rPr>
-          <w:rFonts w:hint="cs"/>
-          <w:sz w:val="22"/>
-          <w:szCs w:val="22"/>
-          <w:rtl/>
-          <w:lang w:val="en-US"/>
-        </w:rPr>
-        <w:t>1</w:t>
-      </w:r>
-    </w:p>
-    <w:p>
-      <w:pPr>
-        <w:jc w:val="right"/>
-        <w:rPr>
-          <w:sz w:val="22"/>
-          <w:szCs w:val="22"/>
-          <w:rtl/>
-          <w:lang w:val="en-US"/>
-        </w:rPr>
-      </w:pPr>
-      <w:r>
-        <w:rPr>
-          <w:rFonts w:hint="cs"/>
-          <w:sz w:val="22"/>
-          <w:szCs w:val="22"/>
-          <w:rtl/>
-          <w:lang w:val="en-US"/>
-        </w:rPr>
-        <w:t>: הפרמטרים.</w:t>
-      </w:r>
-      <w:r>
-        <w:rPr>
-          <w:sz w:val="22"/>
-          <w:szCs w:val="22"/>
-          <w:lang w:val="en-US"/>
-        </w:rPr>
-        <w:t>X</w:t>
-      </w:r>
-      <w:r>
-        <w:rPr>
-          <w:sz w:val="22"/>
-          <w:szCs w:val="22"/>
-          <w:lang w:val="en-US"/>
-        </w:rPr>
-        <w:t xml:space="preserve">67 </w:t>
-      </w:r>
-      <w:r>
-        <w:rPr>
-          <w:sz w:val="22"/>
-          <w:szCs w:val="22"/>
-          <w:lang w:val="en-US"/>
-        </w:rPr>
-        <w:t>Y</w:t>
-      </w:r>
-      <w:r>
-        <w:rPr>
-          <w:sz w:val="22"/>
-          <w:szCs w:val="22"/>
-          <w:lang w:val="en-US"/>
-        </w:rPr>
-        <w:t>6</w:t>
-      </w:r>
-      <w:r>
-        <w:rPr>
-          <w:sz w:val="22"/>
-          <w:szCs w:val="22"/>
-          <w:lang w:val="en-US"/>
-        </w:rPr>
-        <w:t>9 E</w:t>
-      </w:r>
-      <w:r>
-        <w:rPr>
-          <w:sz w:val="22"/>
-          <w:szCs w:val="22"/>
-          <w:lang w:val="en-US"/>
-        </w:rPr>
-        <w:t>420</w:t>
-      </w:r>
-      <w:r>
-        <w:rPr>
-          <w:sz w:val="22"/>
-          <w:szCs w:val="22"/>
-          <w:lang w:val="en-US"/>
-        </w:rPr>
-        <w:t xml:space="preserve"> F1000</w:t>
-      </w:r>
-    </w:p>
-    <w:p>
-      <w:pPr>
-        <w:jc w:val="right"/>
-        <w:rPr>
-          <w:sz w:val="22"/>
-          <w:szCs w:val="22"/>
-          <w:rtl/>
-          <w:lang w:val="en-US"/>
-        </w:rPr>
-      </w:pPr>
-      <w:r>
-        <w:rPr>
-          <w:rFonts w:hint="cs"/>
-          <w:sz w:val="22"/>
-          <w:szCs w:val="22"/>
-          <w:rtl/>
-          <w:lang w:val="en-US"/>
-        </w:rPr>
-        <w:t xml:space="preserve"> זה הציר של </w:t>
-      </w:r>
-      <w:r>
-        <w:rPr>
-          <w:rFonts w:hint="cs"/>
-          <w:sz w:val="22"/>
-          <w:szCs w:val="22"/>
-          <w:rtl/>
-          <w:lang w:val="en-US"/>
-        </w:rPr>
-        <w:t>האקסטרודר</w:t>
-      </w:r>
-      <w:r>
-        <w:rPr>
-          <w:rFonts w:hint="cs"/>
-          <w:sz w:val="22"/>
-          <w:szCs w:val="22"/>
-          <w:rtl/>
-          <w:lang w:val="en-US"/>
-        </w:rPr>
-        <w:t xml:space="preserve">(התוכנה </w:t>
-      </w:r>
-      <w:r>
-        <w:rPr>
-          <w:sz w:val="22"/>
-          <w:szCs w:val="22"/>
-          <w:lang w:val="en-US"/>
-        </w:rPr>
-        <w:t>E</w:t>
-      </w:r>
-      <w:r>
-        <w:rPr>
-          <w:rFonts w:hint="cs"/>
-          <w:sz w:val="22"/>
-          <w:szCs w:val="22"/>
-          <w:rtl/>
-          <w:lang w:val="en-US"/>
-        </w:rPr>
-        <w:t xml:space="preserve"> מתכוונים לשני </w:t>
-      </w:r>
-      <w:r>
-        <w:rPr>
-          <w:rFonts w:hint="cs"/>
-          <w:sz w:val="22"/>
-          <w:szCs w:val="22"/>
-          <w:rtl/>
-          <w:lang w:val="en-US"/>
-        </w:rPr>
-        <w:t>צירי התזוזה</w:t>
-      </w:r>
-      <w:r>
-        <w:rPr>
-          <w:rFonts w:hint="cs"/>
-          <w:sz w:val="22"/>
-          <w:szCs w:val="22"/>
-          <w:rtl/>
-          <w:lang w:val="en-US"/>
-        </w:rPr>
-        <w:t xml:space="preserve">, </w:t>
-      </w:r>
-      <w:r>
-        <w:rPr>
-          <w:sz w:val="22"/>
-          <w:szCs w:val="22"/>
-          <w:lang w:val="en-US"/>
-        </w:rPr>
-        <w:t>Y</w:t>
-      </w:r>
-      <w:r>
-        <w:rPr>
-          <w:rFonts w:hint="cs"/>
-          <w:sz w:val="22"/>
-          <w:szCs w:val="22"/>
-          <w:rtl/>
-          <w:lang w:val="en-US"/>
-        </w:rPr>
-        <w:t xml:space="preserve"> ו-</w:t>
-      </w:r>
-      <w:r>
-        <w:rPr>
-          <w:sz w:val="22"/>
-          <w:szCs w:val="22"/>
-          <w:lang w:val="en-US"/>
-        </w:rPr>
-        <w:t>X</w:t>
-      </w:r>
-      <w:r>
-        <w:rPr>
-          <w:sz w:val="22"/>
-          <w:szCs w:val="22"/>
-          <w:rtl/>
-          <w:lang w:val="en-US"/>
-        </w:rPr>
-        <w:br/>
-      </w:r>
-      <w:r>
-        <w:rPr>
-          <w:rFonts w:hint="cs"/>
-          <w:sz w:val="22"/>
-          <w:szCs w:val="22"/>
-          <w:rtl/>
-          <w:lang w:val="en-US"/>
-        </w:rPr>
-        <w:t xml:space="preserve">מתייחסת אלוו כמו </w:t>
-      </w:r>
-      <w:r>
-        <w:rPr>
-          <w:rFonts w:hint="cs"/>
-          <w:sz w:val="22"/>
-          <w:szCs w:val="22"/>
-          <w:rtl/>
-          <w:lang w:val="en-US"/>
-        </w:rPr>
-        <w:t>א</w:t>
-      </w:r>
-      <w:r>
-        <w:rPr>
-          <w:rFonts w:hint="cs"/>
-          <w:sz w:val="22"/>
-          <w:szCs w:val="22"/>
-          <w:rtl/>
-          <w:lang w:val="en-US"/>
-        </w:rPr>
-        <w:t>ל</w:t>
-      </w:r>
-      <w:r>
-        <w:rPr>
-          <w:rFonts w:hint="cs"/>
-          <w:sz w:val="22"/>
-          <w:szCs w:val="22"/>
-          <w:rtl/>
-          <w:lang w:val="en-US"/>
-        </w:rPr>
-        <w:t xml:space="preserve"> </w:t>
-      </w:r>
-      <w:r>
-        <w:rPr>
-          <w:rFonts w:hint="cs"/>
-          <w:sz w:val="22"/>
-          <w:szCs w:val="22"/>
-          <w:rtl/>
-          <w:lang w:val="en-US"/>
-        </w:rPr>
-        <w:t>ציר תזוזה).</w:t>
-      </w:r>
-    </w:p>
-    <w:p>
-      <w:pPr>
-        <w:jc w:val="right"/>
-        <w:rPr>
-          <w:sz w:val="22"/>
-          <w:szCs w:val="22"/>
-          <w:rtl/>
-          <w:lang w:val="en-US"/>
-        </w:rPr>
-      </w:pPr>
-      <w:r>
-        <w:rPr>
-          <w:rFonts w:hint="cs"/>
-          <w:sz w:val="22"/>
-          <w:szCs w:val="22"/>
-          <w:rtl/>
-          <w:lang w:val="en-US"/>
-        </w:rPr>
-        <w:t>המספרים שאחריהם הם כמה כל ציר צריך לזוז</w:t>
-      </w:r>
-      <w:r>
-        <w:rPr>
-          <w:rFonts w:hint="cs"/>
-          <w:sz w:val="22"/>
-          <w:szCs w:val="22"/>
-          <w:rtl/>
-          <w:lang w:val="en-US"/>
-        </w:rPr>
-        <w:t xml:space="preserve"> במילימטרים</w:t>
-      </w:r>
-      <w:r>
-        <w:rPr>
-          <w:rFonts w:hint="cs"/>
-          <w:sz w:val="22"/>
-          <w:szCs w:val="22"/>
-          <w:rtl/>
-          <w:lang w:val="en-US"/>
-        </w:rPr>
-        <w:t>.</w:t>
-      </w:r>
-    </w:p>
-    <w:p>
-      <w:pPr>
-        <w:jc w:val="right"/>
-        <w:rPr>
-          <w:sz w:val="22"/>
-          <w:szCs w:val="22"/>
-          <w:rtl/>
-          <w:lang w:val="en-US"/>
-        </w:rPr>
-      </w:pPr>
-      <w:r>
-        <w:rPr>
-          <w:rFonts w:hint="cs"/>
-          <w:sz w:val="22"/>
-          <w:szCs w:val="22"/>
-          <w:rtl/>
-          <w:lang w:val="en-US"/>
-        </w:rPr>
-        <w:t xml:space="preserve"> זה המהירות של</w:t>
-      </w:r>
-      <w:r>
-        <w:rPr>
-          <w:sz w:val="22"/>
-          <w:szCs w:val="22"/>
-          <w:lang w:val="en-US"/>
-        </w:rPr>
-        <w:t>F</w:t>
-      </w:r>
-      <w:r>
-        <w:rPr>
-          <w:rFonts w:hint="cs"/>
-          <w:sz w:val="22"/>
-          <w:szCs w:val="22"/>
-          <w:rtl/>
-          <w:lang w:val="en-US"/>
-        </w:rPr>
-        <w:t xml:space="preserve"> זה המהירות של המנועים, כל המנועים צריכים להגיע ליעד שלהם באותו הזמן, </w:t>
-      </w:r>
-      <w:r>
-        <w:rPr>
-          <w:sz w:val="22"/>
-          <w:szCs w:val="22"/>
-          <w:lang w:val="en-US"/>
-        </w:rPr>
-        <w:t>F</w:t>
-      </w:r>
-      <w:r>
-        <w:rPr>
-          <w:sz w:val="22"/>
-          <w:szCs w:val="22"/>
-          <w:rtl/>
-          <w:lang w:val="en-US"/>
-        </w:rPr>
-        <w:br/>
-      </w:r>
-      <w:r>
-        <w:rPr>
-          <w:rFonts w:hint="cs"/>
-          <w:sz w:val="22"/>
-          <w:szCs w:val="22"/>
-          <w:rtl/>
-          <w:lang w:val="en-US"/>
-        </w:rPr>
-        <w:t>המנוע שצריך לזוז הכי הרבה, המנועים האחרים זזים מאתים כדי שמשך התזוזה שלהם יהיה זהה.</w:t>
-      </w:r>
-      <w:r>
-        <w:rPr>
-          <w:sz w:val="22"/>
-          <w:szCs w:val="22"/>
-          <w:rtl/>
-          <w:lang w:val="en-US"/>
-        </w:rPr>
-        <w:br/>
-      </w:r>
-      <w:r>
-        <w:rPr>
-          <w:rFonts w:hint="cs"/>
-          <w:sz w:val="22"/>
-          <w:szCs w:val="22"/>
-          <w:rtl/>
-          <w:lang w:val="en-US"/>
-        </w:rPr>
-        <w:t>המהירות היא בצעדים לשנייה.</w:t>
-      </w:r>
-    </w:p>
-    <w:p>
-      <w:pPr>
-        <w:jc w:val="right"/>
-        <w:rPr>
-          <w:sz w:val="22"/>
-          <w:szCs w:val="22"/>
-          <w:rtl/>
-          <w:lang w:val="en-US"/>
-        </w:rPr>
-      </w:pPr>
-    </w:p>
-    <w:p>
-      <w:pPr>
-        <w:rPr>
-          <w:sz w:val="32"/>
-          <w:szCs w:val="32"/>
-          <w:rtl/>
-          <w:lang w:val="en-US"/>
-        </w:rPr>
-      </w:pPr>
-      <w:r>
-        <w:rPr>
-          <w:sz w:val="32"/>
-          <w:szCs w:val="32"/>
-          <w:rtl/>
-          <w:lang w:val="en-US"/>
-        </w:rPr>
-        <w:br w:type="page"/>
-      </w:r>
-    </w:p>
-    <w:p>
-      <w:pPr>
-        <w:jc w:val="center"/>
+          <w:rtl/>
+          <w:lang w:val="en-US"/>
+        </w:rPr>
+        <w:lastRenderedPageBreak/>
+        <w:t xml:space="preserve">3 </w:t>
+      </w:r>
+      <w:r>
         <w:rPr>
           <w:b/>
           <w:bCs/>
@@ -2226,7 +2123,8 @@
           <w:rtl/>
           <w:lang w:val="en-US"/>
         </w:rPr>
-      </w:pPr>
+        <w:t>–</w:t>
+      </w:r>
       <w:r>
         <w:rPr>
           <w:rFonts w:hint="cs"/>
@@ -2237,11 +2135,11 @@
           <w:rtl/>
           <w:lang w:val="en-US"/>
         </w:rPr>
-        <w:lastRenderedPageBreak/>
-        <w:t xml:space="preserve">3 </w:t>
-      </w:r>
-      <w:r>
-        <w:rPr>
+        <w:t xml:space="preserve"> </w:t>
+      </w:r>
+      <w:r>
+        <w:rPr>
+          <w:rFonts w:hint="cs"/>
           <w:b/>
           <w:bCs/>
           <w:sz w:val="32"/>
@@ -2249,11 +2147,100 @@
           <w:rtl/>
           <w:lang w:val="en-US"/>
         </w:rPr>
-        <w:t>–</w:t>
-      </w:r>
-      <w:r>
-        <w:rPr>
-          <w:rFonts w:hint="cs"/>
+        <w:t>דרישות מהפרויקט:</w:t>
+      </w:r>
+    </w:p>
+    <w:p>
+      <w:pPr>
+        <w:jc w:val="right"/>
+        <w:rPr>
+          <w:sz w:val="32"/>
+          <w:szCs w:val="32"/>
+          <w:lang w:val="en-US"/>
+        </w:rPr>
+      </w:pPr>
+      <w:r>
+        <w:rPr>
+          <w:sz w:val="32"/>
+          <w:szCs w:val="32"/>
+          <w:lang w:val="en-US"/>
+        </w:rPr>
+        <w:t>gcode</w:t>
+      </w:r>
+      <w:r>
+        <w:rPr>
+          <w:rFonts w:hint="cs"/>
+          <w:sz w:val="32"/>
+          <w:szCs w:val="32"/>
+          <w:rtl/>
+          <w:lang w:val="en-US"/>
+        </w:rPr>
+        <w:t xml:space="preserve">1: קריאה ועיבוד של קבצי </w:t>
+      </w:r>
+    </w:p>
+    <w:p>
+      <w:pPr>
+        <w:jc w:val="right"/>
+        <w:rPr>
+          <w:sz w:val="32"/>
+          <w:szCs w:val="32"/>
+          <w:rtl/>
+          <w:lang w:val="en-US"/>
+        </w:rPr>
+      </w:pPr>
+      <w:r>
+        <w:rPr>
+          <w:rFonts w:hint="cs"/>
+          <w:sz w:val="32"/>
+          <w:szCs w:val="32"/>
+          <w:rtl/>
+          <w:lang w:val="en-US"/>
+        </w:rPr>
+        <w:t>2: תזוזה מסונכרנת על צירים שיכולה להגיע לכל נקודה על המי</w:t>
+      </w:r>
+      <w:r>
+        <w:rPr>
+          <w:rFonts w:hint="cs"/>
+          <w:sz w:val="32"/>
+          <w:szCs w:val="32"/>
+          <w:rtl/>
+          <w:lang w:val="en-US"/>
+        </w:rPr>
+        <w:t>ט</w:t>
+      </w:r>
+      <w:r>
+        <w:rPr>
+          <w:rFonts w:hint="cs"/>
+          <w:sz w:val="32"/>
+          <w:szCs w:val="32"/>
+          <w:rtl/>
+          <w:lang w:val="en-US"/>
+        </w:rPr>
+        <w:t>ה.</w:t>
+      </w:r>
+    </w:p>
+    <w:p>
+      <w:pPr>
+        <w:rPr>
+          <w:sz w:val="32"/>
+          <w:szCs w:val="32"/>
+          <w:lang w:val="en-US"/>
+        </w:rPr>
+      </w:pPr>
+      <w:r>
+        <w:rPr>
+          <w:sz w:val="32"/>
+          <w:szCs w:val="32"/>
+          <w:rtl/>
+          <w:lang w:val="en-US"/>
+        </w:rPr>
+        <w:br w:type="page"/>
+      </w:r>
+    </w:p>
+    <w:p>
+      <w:pPr>
+        <w:jc w:val="center"/>
+        <w:rPr>
           <w:b/>
           <w:bCs/>
           <w:sz w:val="32"/>
@@ -2261,11 +2248,9 @@
           <w:rtl/>
           <w:lang w:val="en-US"/>
         </w:rPr>
-        <w:t xml:space="preserve"> </w:t>
-      </w:r>
-      <w:r>
-        <w:rPr>
-          <w:rFonts w:hint="cs"/>
+      </w:pPr>
+      <w:r>
+        <w:rPr>
           <w:b/>
           <w:bCs/>
           <w:sz w:val="32"/>
@@ -2273,119 +2258,6 @@
           <w:rtl/>
           <w:lang w:val="en-US"/>
         </w:rPr>
-        <w:t>דרישות מהפרויקט:</w:t>
-      </w:r>
-    </w:p>
-    <w:p>
-      <w:pPr>
-        <w:jc w:val="right"/>
-        <w:rPr>
-          <w:sz w:val="32"/>
-          <w:szCs w:val="32"/>
-          <w:lang w:val="en-US"/>
-        </w:rPr>
-      </w:pPr>
-      <w:proofErr w:type="spellStart"/>
-      <w:r>
-        <w:rPr>
-          <w:sz w:val="32"/>
-          <w:szCs w:val="32"/>
-          <w:lang w:val="en-US"/>
-        </w:rPr>
-        <w:t>gcode</w:t>
-      </w:r>
-      <w:proofErr w:type="spellEnd"/>
-      <w:r>
-        <w:rPr>
-          <w:rFonts w:hint="cs"/>
-          <w:sz w:val="32"/>
-          <w:szCs w:val="32"/>
-          <w:rtl/>
-          <w:lang w:val="en-US"/>
-        </w:rPr>
-        <w:t xml:space="preserve">1: קריאה ועיבוד של קבצי </w:t>
-      </w:r>
-    </w:p>
-    <w:p>
-      <w:pPr>
-        <w:jc w:val="right"/>
-        <w:rPr>
-          <w:sz w:val="32"/>
-          <w:szCs w:val="32"/>
-          <w:rtl/>
-          <w:lang w:val="en-US"/>
-        </w:rPr>
-      </w:pPr>
-      <w:r>
-        <w:rPr>
-          <w:rFonts w:hint="cs"/>
-          <w:sz w:val="32"/>
-          <w:szCs w:val="32"/>
-          <w:rtl/>
-          <w:lang w:val="en-US"/>
-        </w:rPr>
-        <w:t>2: תזוזה מסונכרנת על צירים שיכולה להגיע לכל נקודה על המי</w:t>
-      </w:r>
-      <w:r>
-        <w:rPr>
-          <w:rFonts w:hint="cs"/>
-          <w:sz w:val="32"/>
-          <w:szCs w:val="32"/>
-          <w:rtl/>
-          <w:lang w:val="en-US"/>
-        </w:rPr>
-        <w:t>ט</w:t>
-      </w:r>
-      <w:r>
-        <w:rPr>
-          <w:rFonts w:hint="cs"/>
-          <w:sz w:val="32"/>
-          <w:szCs w:val="32"/>
-          <w:rtl/>
-          <w:lang w:val="en-US"/>
-        </w:rPr>
-        <w:t>ה.</w:t>
-      </w:r>
-    </w:p>
-    <w:p>
-      <w:pPr>
-        <w:rPr>
-          <w:sz w:val="32"/>
-          <w:szCs w:val="32"/>
-          <w:lang w:val="en-US"/>
-        </w:rPr>
-      </w:pPr>
-      <w:r>
-        <w:rPr>
-          <w:sz w:val="32"/>
-          <w:szCs w:val="32"/>
-          <w:rtl/>
-          <w:lang w:val="en-US"/>
-        </w:rPr>
-        <w:br w:type="page"/>
-      </w:r>
-    </w:p>
-    <w:p>
-      <w:pPr>
-        <w:jc w:val="center"/>
-        <w:rPr>
-          <w:b/>
-          <w:bCs/>
-          <w:sz w:val="32"/>
-          <w:szCs w:val="32"/>
-          <w:rtl/>
-          <w:lang w:val="en-US"/>
-        </w:rPr>
-      </w:pPr>
-      <w:r>
-        <w:rPr>
-          <w:b/>
-          <w:bCs/>
-          <w:sz w:val="32"/>
-          <w:szCs w:val="32"/>
-          <w:rtl/>
-          <w:lang w:val="en-US"/>
-        </w:rPr>
         <w:lastRenderedPageBreak/>
         <w:t>4 – מידול:</w:t>
       </w:r>
@@ -2406,8 +2278,7 @@
         </w:rPr>
         <w:t xml:space="preserve"> </w:t>
       </w:r>
-      <w:hyperlink r:id="rId13" w:history="1">
-        <w:proofErr w:type="spellStart"/>
+      <w:hyperlink r:id="rId14" w:history="1">
         <w:r>
           <w:rPr>
             <w:rStyle w:val="Hyperlink"/>
@@ -2415,17 +2286,7 @@
             <w:szCs w:val="32"/>
             <w:lang w:val="en-US"/>
           </w:rPr>
-          <w:t>Onshap</w:t>
-        </w:r>
-        <w:proofErr w:type="spellEnd"/>
-        <w:r>
-          <w:rPr>
-            <w:rStyle w:val="Hyperlink"/>
-            <w:sz w:val="32"/>
-            <w:szCs w:val="32"/>
-            <w:lang w:val="en-US"/>
-          </w:rPr>
-          <w:t xml:space="preserve"> a</w:t>
+          <w:t>Onshap a</w:t>
         </w:r>
         <w:r>
           <w:rPr>
@@ -2479,7 +2340,7 @@
                     <pic:cNvPicPr/>
                   </pic:nvPicPr>
                   <pic:blipFill>
-                    <a:blip r:embed="rId14">
+                    <a:blip r:embed="rId15">
                       <a:extLst>
                         <a:ext uri="{28A0092B-C50C-407E-A947-70E740481C1C}">
                           <a14:useLocalDpi xmlns:a14="http://schemas.microsoft.com/office/drawing/2010/main" val="0"/>
@@ -2516,7 +2377,7 @@
           <w:lang w:val="en-US"/>
         </w:rPr>
       </w:pPr>
-      <w:hyperlink r:id="rId15" w:history="1">
+      <w:hyperlink r:id="rId16" w:history="1">
         <w:r>
           <w:rPr>
             <w:rStyle w:val="Hyperlink"/>
@@ -2622,7 +2483,7 @@
                     <pic:cNvPicPr/>
                   </pic:nvPicPr>
                   <pic:blipFill>
-                    <a:blip r:embed="rId16"/>
+                    <a:blip r:embed="rId17"/>
                     <a:stretch>
                       <a:fillRect/>
                     </a:stretch>
@@ -2856,7 +2717,7 @@
                     <pic:cNvPicPr/>
                   </pic:nvPicPr>
                   <pic:blipFill>
-                    <a:blip r:embed="rId17"/>
+                    <a:blip r:embed="rId18"/>
                     <a:stretch>
                       <a:fillRect/>
                     </a:stretch>
@@ -3049,7 +2910,7 @@
                     <pic:cNvPicPr/>
                   </pic:nvPicPr>
                   <pic:blipFill>
-                    <a:blip r:embed="rId18"/>
+                    <a:blip r:embed="rId19"/>
                     <a:stretch>
                       <a:fillRect/>
                     </a:stretch>
@@ -3212,7 +3073,7 @@
                     <pic:cNvPicPr/>
                   </pic:nvPicPr>
                   <pic:blipFill>
-                    <a:blip r:embed="rId19"/>
+                    <a:blip r:embed="rId20"/>
                     <a:stretch>
                       <a:fillRect/>
                     </a:stretch>
@@ -3378,7 +3239,7 @@
                     <pic:cNvPicPr/>
                   </pic:nvPicPr>
                   <pic:blipFill>
-                    <a:blip r:embed="rId20"/>
+                    <a:blip r:embed="rId21"/>
                     <a:stretch>
                       <a:fillRect/>
                     </a:stretch>
@@ -3432,7 +3293,7 @@
                     <pic:cNvPicPr/>
                   </pic:nvPicPr>
                   <pic:blipFill>
-                    <a:blip r:embed="rId21"/>
+                    <a:blip r:embed="rId22"/>
                     <a:stretch>
                       <a:fillRect/>
                     </a:stretch>
@@ -3588,7 +3449,7 @@
                     <pic:cNvPicPr/>
                   </pic:nvPicPr>
                   <pic:blipFill>
-                    <a:blip r:embed="rId22" cstate="print">
+                    <a:blip r:embed="rId23" cstate="print">
                       <a:extLst>
                         <a:ext uri="{28A0092B-C50C-407E-A947-70E740481C1C}">
                           <a14:useLocalDpi xmlns:a14="http://schemas.microsoft.com/office/drawing/2010/main" val="0"/>
@@ -3760,7 +3621,7 @@
                     <pic:cNvPicPr/>
                   </pic:nvPicPr>
                   <pic:blipFill>
-                    <a:blip r:embed="rId23"/>
+                    <a:blip r:embed="rId24"/>
                     <a:stretch>
                       <a:fillRect/>
                     </a:stretch>
@@ -3916,7 +3777,7 @@
           <w:lang w:val="he-IL"/>
         </w:rPr>
         <w:drawing>
-          <wp:inline distT="0" distB="0" distL="0" distR="0" wp14:anchorId="234B086E" wp14:editId="37831BF2">
+          <wp:inline distT="0" distB="0" distL="0" distR="0" wp14:anchorId="234B086E" wp14:editId="1B486178">
             <wp:extent cx="5821680" cy="4366707"/>
             <wp:effectExtent l="0" t="0" r="7620" b="0"/>
             <wp:docPr id="355340471" name="Picture 8"/>
@@ -3931,7 +3792,7 @@
                     <pic:cNvPicPr/>
                   </pic:nvPicPr>
                   <pic:blipFill>
-                    <a:blip r:embed="rId24" cstate="print">
+                    <a:blip r:embed="rId25" cstate="print">
                       <a:extLst>
                         <a:ext uri="{28A0092B-C50C-407E-A947-70E740481C1C}">
                           <a14:useLocalDpi xmlns:a14="http://schemas.microsoft.com/office/drawing/2010/main" val="0"/>
@@ -4095,7 +3956,7 @@
                     <pic:cNvPicPr/>
                   </pic:nvPicPr>
                   <pic:blipFill>
-                    <a:blip r:embed="rId25">
+                    <a:blip r:embed="rId26">
                       <a:extLst>
                         <a:ext uri="{28A0092B-C50C-407E-A947-70E740481C1C}">
                           <a14:useLocalDpi xmlns:a14="http://schemas.microsoft.com/office/drawing/2010/main" val="0"/>
@@ -4336,7 +4197,7 @@
                     <pic:cNvPicPr/>
                   </pic:nvPicPr>
                   <pic:blipFill rotWithShape="1">
-                    <a:blip r:embed="rId26">
+                    <a:blip r:embed="rId27">
                       <a:extLst>
                         <a:ext uri="{28A0092B-C50C-407E-A947-70E740481C1C}">
                           <a14:useLocalDpi xmlns:a14="http://schemas.microsoft.com/office/drawing/2010/main" val="0"/>
@@ -4557,7 +4418,7 @@
                     </pic:cNvPicPr>
                   </pic:nvPicPr>
                   <pic:blipFill>
-                    <a:blip r:embed="rId27">
+                    <a:blip r:embed="rId28">
                       <a:extLst>
                         <a:ext uri="{28A0092B-C50C-407E-A947-70E740481C1C}">
                           <a14:useLocalDpi xmlns:a14="http://schemas.microsoft.com/office/drawing/2010/main" val="0"/>
@@ -4799,7 +4660,7 @@
                     <pic:cNvPicPr/>
                   </pic:nvPicPr>
                   <pic:blipFill rotWithShape="1">
-                    <a:blip r:embed="rId28">
+                    <a:blip r:embed="rId29">
                       <a:extLst>
                         <a:ext uri="{28A0092B-C50C-407E-A947-70E740481C1C}">
                           <a14:useLocalDpi xmlns:a14="http://schemas.microsoft.com/office/drawing/2010/main" val="0"/>
@@ -4895,7 +4756,6 @@
         </w:rPr>
         <w:t xml:space="preserve">יש לי </w:t>
       </w:r>
-      <w:proofErr w:type="spellStart"/>
       <w:r>
         <w:rPr>
           <w:rFonts w:cs="Arial" w:hint="cs"/>
@@ -4905,19 +4765,7 @@
           <w:rtl/>
           <w:lang w:val="en-US"/>
         </w:rPr>
-        <w:t>נסיון</w:t>
-      </w:r>
-      <w:proofErr w:type="spellEnd"/>
-      <w:r>
-        <w:rPr>
-          <w:rFonts w:cs="Arial" w:hint="cs"/>
-          <w:color w:val="000000" w:themeColor="text1"/>
-          <w:sz w:val="22"/>
-          <w:szCs w:val="22"/>
-          <w:rtl/>
-          <w:lang w:val="en-US"/>
-        </w:rPr>
-        <w:t xml:space="preserve"> רב בעבודה עם הרכיב הזה, בקר חזק המסוגל להתמודד עם התוכנה של המדפסת במהירות גבוהה.</w:t>
+        <w:t>נסיון רב בעבודה עם הרכיב הזה, בקר חזק המסוגל להתמודד עם התוכנה של המדפסת במהירות גבוהה.</w:t>
       </w:r>
     </w:p>
     <w:p>
@@ -4938,23 +4786,13 @@
         </w:rPr>
         <w:t xml:space="preserve">micro </w:t>
       </w:r>
-      <w:proofErr w:type="spellStart"/>
-      <w:r>
-        <w:rPr>
-          <w:sz w:val="22"/>
-          <w:szCs w:val="22"/>
-          <w:lang w:val="en-US"/>
-        </w:rPr>
-        <w:t>sd</w:t>
-      </w:r>
-      <w:proofErr w:type="spellEnd"/>
-      <w:r>
-        <w:rPr>
-          <w:sz w:val="22"/>
-          <w:szCs w:val="22"/>
-          <w:lang w:val="en-US"/>
-        </w:rPr>
-        <w:t xml:space="preserve"> card reader</w:t>
+      <w:r>
+        <w:rPr>
+          <w:sz w:val="22"/>
+          <w:szCs w:val="22"/>
+          <w:lang w:val="en-US"/>
+        </w:rPr>
+        <w:t>sd card reader</w:t>
       </w:r>
       <w:r>
         <w:rPr>
@@ -5026,7 +4864,7 @@
           <w:lang w:val="en-US"/>
         </w:rPr>
         <w:drawing>
-          <wp:inline distT="0" distB="0" distL="0" distR="0" wp14:anchorId="303AF9C3" wp14:editId="130B6735">
+          <wp:inline distT="0" distB="0" distL="0" distR="0" wp14:anchorId="303AF9C3" wp14:editId="50F327BD">
             <wp:extent cx="2993705" cy="2209800"/>
             <wp:effectExtent l="0" t="0" r="0" b="0"/>
             <wp:docPr id="564517990" name="Picture 1"/>
@@ -5041,7 +4879,7 @@
                     <pic:cNvPicPr/>
                   </pic:nvPicPr>
                   <pic:blipFill rotWithShape="1">
-                    <a:blip r:embed="rId29" cstate="print">
+                    <a:blip r:embed="rId30" cstate="print">
                       <a:extLst>
                         <a:ext uri="{28A0092B-C50C-407E-A947-70E740481C1C}">
                           <a14:useLocalDpi xmlns:a14="http://schemas.microsoft.com/office/drawing/2010/main" val="0"/>
@@ -5105,7 +4943,6 @@
         </w:rPr>
         <w:t>(ההוראות שאומרות למכונה לאן לזוז).</w:t>
       </w:r>
-      <w:proofErr w:type="spellStart"/>
       <w:r>
         <w:rPr>
           <w:sz w:val="22"/>
@@ -5114,7 +4951,6 @@
         </w:rPr>
         <w:t>gcode</w:t>
       </w:r>
-      <w:proofErr w:type="spellEnd"/>
       <w:r>
         <w:rPr>
           <w:rFonts w:hint="cs"/>
@@ -5182,7 +5018,27 @@
           <w:rtl/>
           <w:lang w:val="en-US"/>
         </w:rPr>
-        <w:t xml:space="preserve"> בחרתי בכרטיס הזה כי יש לו 5 פינים לאומת כרטיסים אחרים שיש להם 10</w:t>
+        <w:t xml:space="preserve"> בחרתי בכרטיס הזה כי יש לו 5 פינים ל</w:t>
+      </w:r>
+      <w:r>
+        <w:rPr>
+          <w:rFonts w:hint="cs"/>
+          <w:sz w:val="22"/>
+          <w:szCs w:val="22"/>
+          <w:rtl/>
+          <w:lang w:val="en-US"/>
+        </w:rPr>
+        <w:t>ע</w:t>
+      </w:r>
+      <w:r>
+        <w:rPr>
+          <w:rFonts w:hint="cs"/>
+          <w:sz w:val="22"/>
+          <w:szCs w:val="22"/>
+          <w:rtl/>
+          <w:lang w:val="en-US"/>
+        </w:rPr>
+        <w:t>ומת כרטיסים אחרים שיש להם 10</w:t>
       </w:r>
       <w:r>
         <w:rPr>
@@ -5282,8 +5138,7 @@
           <w:lang w:val="en-US"/>
         </w:rPr>
       </w:pPr>
-      <w:hyperlink r:id="rId30" w:history="1">
-        <w:proofErr w:type="spellStart"/>
+      <w:hyperlink r:id="rId31" w:history="1">
         <w:r>
           <w:rPr>
             <w:rStyle w:val="Hyperlink"/>
@@ -5295,7 +5150,6 @@
           </w:rPr>
           <w:t>Oshwlab</w:t>
         </w:r>
-        <w:proofErr w:type="spellEnd"/>
       </w:hyperlink>
     </w:p>
     <w:p>
@@ -5318,7 +5172,7 @@
           <w:lang w:val="en-US"/>
         </w:rPr>
         <w:drawing>
-          <wp:inline distT="0" distB="0" distL="0" distR="0" wp14:anchorId="75B05702" wp14:editId="58F390EB">
+          <wp:inline distT="0" distB="0" distL="0" distR="0" wp14:anchorId="75B05702" wp14:editId="2D73DD07">
             <wp:extent cx="3909060" cy="4082027"/>
             <wp:effectExtent l="0" t="0" r="0" b="0"/>
             <wp:docPr id="981562662" name="Picture 1"/>
@@ -5333,7 +5187,7 @@
                     <pic:cNvPicPr/>
                   </pic:nvPicPr>
                   <pic:blipFill rotWithShape="1">
-                    <a:blip r:embed="rId31" cstate="print">
+                    <a:blip r:embed="rId32" cstate="print">
                       <a:extLst>
                         <a:ext uri="{28A0092B-C50C-407E-A947-70E740481C1C}">
                           <a14:useLocalDpi xmlns:a14="http://schemas.microsoft.com/office/drawing/2010/main" val="0"/>
@@ -5417,7 +5271,47 @@
           <w:rtl/>
           <w:lang w:val="en-US"/>
         </w:rPr>
-        <w:t xml:space="preserve"> שתכננתי ושלכתי לעיצור מהאתר </w:t>
+        <w:t xml:space="preserve"> שתכננתי ושל</w:t>
+      </w:r>
+      <w:r>
+        <w:rPr>
+          <w:rFonts w:hint="cs"/>
+          <w:sz w:val="22"/>
+          <w:szCs w:val="22"/>
+          <w:rtl/>
+          <w:lang w:val="en-US"/>
+        </w:rPr>
+        <w:t>ח</w:t>
+      </w:r>
+      <w:r>
+        <w:rPr>
+          <w:rFonts w:hint="cs"/>
+          <w:sz w:val="22"/>
+          <w:szCs w:val="22"/>
+          <w:rtl/>
+          <w:lang w:val="en-US"/>
+        </w:rPr>
+        <w:t>תי ל</w:t>
+      </w:r>
+      <w:r>
+        <w:rPr>
+          <w:rFonts w:hint="cs"/>
+          <w:sz w:val="22"/>
+          <w:szCs w:val="22"/>
+          <w:rtl/>
+          <w:lang w:val="en-US"/>
+        </w:rPr>
+        <w:t>י</w:t>
+      </w:r>
+      <w:r>
+        <w:rPr>
+          <w:rFonts w:hint="cs"/>
+          <w:sz w:val="22"/>
+          <w:szCs w:val="22"/>
+          <w:rtl/>
+          <w:lang w:val="en-US"/>
+        </w:rPr>
+        <w:t xml:space="preserve">יצור מהאתר </w:t>
       </w:r>
       <w:r>
         <w:rPr>
@@ -5569,7 +5463,7 @@
                     <pic:cNvPicPr/>
                   </pic:nvPicPr>
                   <pic:blipFill>
-                    <a:blip r:embed="rId32">
+                    <a:blip r:embed="rId33">
                       <a:extLst>
                         <a:ext uri="{28A0092B-C50C-407E-A947-70E740481C1C}">
                           <a14:useLocalDpi xmlns:a14="http://schemas.microsoft.com/office/drawing/2010/main" val="0"/>
@@ -5686,7 +5580,6 @@
           <w:lang w:val="en-US"/>
         </w:rPr>
       </w:pPr>
-      <w:proofErr w:type="spellStart"/>
       <w:r>
         <w:rPr>
           <w:sz w:val="22"/>
@@ -5695,7 +5588,6 @@
         </w:rPr>
         <w:t>Main.ino</w:t>
       </w:r>
-      <w:proofErr w:type="spellEnd"/>
       <w:r>
         <w:rPr>
           <w:sz w:val="22"/>
@@ -5719,34 +5611,7 @@
           <w:lang w:val="en-US"/>
         </w:rPr>
         <w:tab/>
-      </w:r>
-      <w:proofErr w:type="spellStart"/>
-      <w:proofErr w:type="gramStart"/>
-      <w:r>
-        <w:rPr>
-          <w:sz w:val="22"/>
-          <w:szCs w:val="22"/>
-          <w:lang w:val="en-US"/>
-        </w:rPr>
-        <w:t>executeGCline</w:t>
-      </w:r>
-      <w:proofErr w:type="spellEnd"/>
-      <w:r>
-        <w:rPr>
-          <w:sz w:val="22"/>
-          <w:szCs w:val="22"/>
-          <w:lang w:val="en-US"/>
-        </w:rPr>
-        <w:t>(</w:t>
-      </w:r>
-      <w:proofErr w:type="gramEnd"/>
-      <w:r>
-        <w:rPr>
-          <w:sz w:val="22"/>
-          <w:szCs w:val="22"/>
-          <w:lang w:val="en-US"/>
-        </w:rPr>
-        <w:t>)</w:t>
+        <w:t>executeGCline()</w:t>
       </w:r>
     </w:p>
     <w:p>
@@ -5781,7 +5646,7 @@
                     <pic:cNvPicPr/>
                   </pic:nvPicPr>
                   <pic:blipFill>
-                    <a:blip r:embed="rId33">
+                    <a:blip r:embed="rId34">
                       <a:extLst>
                         <a:ext uri="{28A0092B-C50C-407E-A947-70E740481C1C}">
                           <a14:useLocalDpi xmlns:a14="http://schemas.microsoft.com/office/drawing/2010/main" val="0"/>
@@ -5846,7 +5711,7 @@
                     <pic:cNvPicPr/>
                   </pic:nvPicPr>
                   <pic:blipFill>
-                    <a:blip r:embed="rId34">
+                    <a:blip r:embed="rId35">
                       <a:extLst>
                         <a:ext uri="{28A0092B-C50C-407E-A947-70E740481C1C}">
                           <a14:useLocalDpi xmlns:a14="http://schemas.microsoft.com/office/drawing/2010/main" val="0"/>
@@ -5930,7 +5795,7 @@
         </w:rPr>
         <w:t xml:space="preserve"> </w:t>
       </w:r>
-      <w:hyperlink r:id="rId35" w:history="1">
+      <w:hyperlink r:id="rId36" w:history="1">
         <w:r>
           <w:rPr>
             <w:rStyle w:val="Hyperlink"/>
@@ -6017,7 +5882,7 @@
         </w:rPr>
         <w:t xml:space="preserve"> </w:t>
       </w:r>
-      <w:hyperlink r:id="rId36" w:history="1">
+      <w:hyperlink r:id="rId37" w:history="1">
         <w:r>
           <w:rPr>
             <w:rStyle w:val="Hyperlink"/>
@@ -6698,25 +6563,7 @@
           <w:szCs w:val="22"/>
           <w:lang w:val="en-US"/>
         </w:rPr>
-        <w:t>.</w:t>
-      </w:r>
-      <w:proofErr w:type="spellStart"/>
-      <w:r>
-        <w:rPr>
-          <w:sz w:val="22"/>
-          <w:szCs w:val="22"/>
-          <w:lang w:val="en-US"/>
-        </w:rPr>
-        <w:t>gcode</w:t>
-      </w:r>
-      <w:proofErr w:type="spellEnd"/>
-      <w:r>
-        <w:rPr>
-          <w:sz w:val="22"/>
-          <w:szCs w:val="22"/>
-          <w:lang w:val="en-US"/>
-        </w:rPr>
-        <w:t xml:space="preserve"> </w:t>
+        <w:t xml:space="preserve">.gcode </w:t>
       </w:r>
       <w:r>
         <w:rPr>

--- a/ספר פרוייקט כיתה י', יונתן טורפשטיין.docx
+++ b/ספר פרוייקט כיתה י', יונתן טורפשטיין.docx
@@ -253,7 +253,27 @@
           <w:rtl/>
           <w:lang w:val="en-US"/>
         </w:rPr>
-        <w:t>תאריך הגשה: 20.5.2026</w:t>
+        <w:t>תאריך הגשה: 2</w:t>
+      </w:r>
+      <w:r>
+        <w:rPr>
+          <w:rFonts w:hint="cs"/>
+          <w:sz w:val="32"/>
+          <w:szCs w:val="32"/>
+          <w:rtl/>
+          <w:lang w:val="en-US"/>
+        </w:rPr>
+        <w:t>4</w:t>
+      </w:r>
+      <w:r>
+        <w:rPr>
+          <w:rFonts w:hint="cs"/>
+          <w:sz w:val="32"/>
+          <w:szCs w:val="32"/>
+          <w:rtl/>
+          <w:lang w:val="en-US"/>
+        </w:rPr>
+        <w:t>.5.2026</w:t>
       </w:r>
     </w:p>
     <w:p>
@@ -284,6 +304,7 @@
           </w:rPr>
           <w:t>של הפרויקט.</w:t>
         </w:r>
+        <w:proofErr w:type="spellStart"/>
         <w:r>
           <w:rPr>
             <w:rStyle w:val="Hyperlink"/>
@@ -302,6 +323,7 @@
           </w:rPr>
           <w:t>ithub</w:t>
         </w:r>
+        <w:proofErr w:type="spellEnd"/>
       </w:hyperlink>
       <w:r>
         <w:rPr>
@@ -490,7 +512,27 @@
           <w:szCs w:val="32"/>
           <w:lang w:val="en-US"/>
         </w:rPr>
-        <w:t xml:space="preserve">.gcode </w:t>
+        <w:t>.</w:t>
+      </w:r>
+      <w:proofErr w:type="spellStart"/>
+      <w:r>
+        <w:rPr>
+          <w:rFonts w:cs="Arial"/>
+          <w:sz w:val="32"/>
+          <w:szCs w:val="32"/>
+          <w:lang w:val="en-US"/>
+        </w:rPr>
+        <w:t>gcode</w:t>
+      </w:r>
+      <w:proofErr w:type="spellEnd"/>
+      <w:r>
+        <w:rPr>
+          <w:rFonts w:cs="Arial"/>
+          <w:sz w:val="32"/>
+          <w:szCs w:val="32"/>
+          <w:lang w:val="en-US"/>
+        </w:rPr>
+        <w:t xml:space="preserve"> </w:t>
       </w:r>
       <w:r>
         <w:rPr>
@@ -993,18 +1035,40 @@
         </w:rPr>
         <w:t>זה הניסיון השני שלי בלהכין מדפסת תלת ממד, בניסיון הראשון היה לי עיצוב שלא מאפשר תזוזה יציבה(</w:t>
       </w:r>
-      <w:hyperlink r:id="rId13" w:history="1">
-        <w:r>
-          <w:rPr>
-            <w:rStyle w:val="Hyperlink"/>
-            <w:sz w:val="22"/>
-            <w:szCs w:val="22"/>
-            <w:rtl/>
-            <w:lang w:val="en-US"/>
-          </w:rPr>
-          <w:t>אונשייפ של העיצוב הקודם</w:t>
-        </w:r>
-      </w:hyperlink>
+      <w:proofErr w:type="spellStart"/>
+      <w:r>
+        <w:fldChar w:fldCharType="begin"/>
+      </w:r>
+      <w:r>
+        <w:instrText>HYPERLINK "https://cad.onshape.com/documents/b952cc3ae6dde4798fa6cef6/w/a75674ccd77912fe6442e073/e/6845e0cde51841863a819568?renderMode=0&amp;uiState=6a0582320789b5543df4b4e8"</w:instrText>
+      </w:r>
+      <w:r>
+        <w:fldChar w:fldCharType="separate"/>
+      </w:r>
+      <w:r>
+        <w:rPr>
+          <w:rStyle w:val="Hyperlink"/>
+          <w:sz w:val="22"/>
+          <w:szCs w:val="22"/>
+          <w:rtl/>
+          <w:lang w:val="en-US"/>
+        </w:rPr>
+        <w:t>אונשייפ</w:t>
+      </w:r>
+      <w:proofErr w:type="spellEnd"/>
+      <w:r>
+        <w:rPr>
+          <w:rStyle w:val="Hyperlink"/>
+          <w:sz w:val="22"/>
+          <w:szCs w:val="22"/>
+          <w:rtl/>
+          <w:lang w:val="en-US"/>
+        </w:rPr>
+        <w:t xml:space="preserve"> של העיצוב הקודם</w:t>
+      </w:r>
+      <w:r>
+        <w:fldChar w:fldCharType="end"/>
+      </w:r>
       <w:r>
         <w:rPr>
           <w:rFonts w:hint="cs"/>
@@ -1150,7 +1214,29 @@
           <w:rtl/>
           <w:lang w:val="en-US"/>
         </w:rPr>
-        <w:t>במהלך הבדיקות שרפתי 2 מהדרייברים שלי אז לא הגעתי ללהפעיל את ציר ה-</w:t>
+        <w:t xml:space="preserve">במהלך הבדיקות שרפתי 2 מהדרייברים שלי אז לא הגעתי </w:t>
+      </w:r>
+      <w:proofErr w:type="spellStart"/>
+      <w:r>
+        <w:rPr>
+          <w:rFonts w:hint="cs"/>
+          <w:sz w:val="22"/>
+          <w:szCs w:val="22"/>
+          <w:rtl/>
+          <w:lang w:val="en-US"/>
+        </w:rPr>
+        <w:t>ללהפעיל</w:t>
+      </w:r>
+      <w:proofErr w:type="spellEnd"/>
+      <w:r>
+        <w:rPr>
+          <w:rFonts w:hint="cs"/>
+          <w:sz w:val="22"/>
+          <w:szCs w:val="22"/>
+          <w:rtl/>
+          <w:lang w:val="en-US"/>
+        </w:rPr>
+        <w:t xml:space="preserve"> את ציר ה-</w:t>
       </w:r>
       <w:r>
         <w:rPr>
@@ -1215,8 +1301,18 @@
           <w:szCs w:val="22"/>
           <w:lang w:val="en-US"/>
         </w:rPr>
-        <w:t>.gcode</w:t>
-      </w:r>
+        <w:t>.</w:t>
+      </w:r>
+      <w:proofErr w:type="spellStart"/>
+      <w:r>
+        <w:rPr>
+          <w:sz w:val="22"/>
+          <w:szCs w:val="22"/>
+          <w:lang w:val="en-US"/>
+        </w:rPr>
+        <w:t>gcode</w:t>
+      </w:r>
+      <w:proofErr w:type="spellEnd"/>
       <w:r>
         <w:rPr>
           <w:sz w:val="22"/>
@@ -1278,30 +1374,29 @@
           <w:szCs w:val="32"/>
           <w:lang w:val="en-US"/>
         </w:rPr>
-        <w:t xml:space="preserve">:gcode </w:t>
-      </w:r>
-      <w:r>
-        <w:rPr>
-          <w:rFonts w:hint="cs"/>
+        <w:t>:</w:t>
+      </w:r>
+      <w:proofErr w:type="spellStart"/>
+      <w:r>
+        <w:rPr>
           <w:b/>
           <w:bCs/>
           <w:sz w:val="32"/>
           <w:szCs w:val="32"/>
-          <w:rtl/>
-          <w:lang w:val="en-US"/>
-        </w:rPr>
-        <w:t xml:space="preserve"> </w:t>
-      </w:r>
+          <w:lang w:val="en-US"/>
+        </w:rPr>
+        <w:t>gcode</w:t>
+      </w:r>
+      <w:proofErr w:type="spellEnd"/>
       <w:r>
         <w:rPr>
           <w:b/>
           <w:bCs/>
           <w:sz w:val="32"/>
           <w:szCs w:val="32"/>
-          <w:rtl/>
-          <w:lang w:val="en-US"/>
-        </w:rPr>
-        <w:t>–</w:t>
+          <w:lang w:val="en-US"/>
+        </w:rPr>
+        <w:t xml:space="preserve"> </w:t>
       </w:r>
       <w:r>
         <w:rPr>
@@ -1313,7 +1408,7 @@
           <w:rtl/>
           <w:lang w:val="en-US"/>
         </w:rPr>
-        <w:t xml:space="preserve"> הסבר קצר על</w:t>
+        <w:t xml:space="preserve"> </w:t>
       </w:r>
       <w:r>
         <w:rPr>
@@ -1321,778 +1416,14 @@
           <w:bCs/>
           <w:sz w:val="32"/>
           <w:szCs w:val="32"/>
-          <w:lang w:val="en-US"/>
-        </w:rPr>
-        <w:t>2.1</w:t>
-      </w:r>
-    </w:p>
-    <w:p>
-      <w:pPr>
-        <w:jc w:val="right"/>
-        <w:rPr>
-          <w:sz w:val="22"/>
-          <w:szCs w:val="22"/>
-          <w:rtl/>
-          <w:lang w:val="en-US"/>
-        </w:rPr>
-      </w:pPr>
-      <w:r>
-        <w:rPr>
-          <w:rFonts w:hint="cs"/>
-          <w:sz w:val="22"/>
-          <w:szCs w:val="22"/>
-          <w:rtl/>
-          <w:lang w:val="en-US"/>
-        </w:rPr>
-        <w:t>?</w:t>
-      </w:r>
-      <w:r>
-        <w:rPr>
-          <w:sz w:val="22"/>
-          <w:szCs w:val="22"/>
-          <w:lang w:val="en-US"/>
-        </w:rPr>
-        <w:t>gcode</w:t>
-      </w:r>
-      <w:r>
-        <w:rPr>
-          <w:rFonts w:hint="cs"/>
-          <w:sz w:val="22"/>
-          <w:szCs w:val="22"/>
-          <w:rtl/>
-          <w:lang w:val="en-US"/>
-        </w:rPr>
-        <w:t xml:space="preserve">מהו </w:t>
-      </w:r>
-    </w:p>
-    <w:p>
-      <w:pPr>
-        <w:jc w:val="right"/>
-        <w:rPr>
-          <w:sz w:val="22"/>
-          <w:szCs w:val="22"/>
-          <w:rtl/>
-          <w:lang w:val="en-US"/>
-        </w:rPr>
-      </w:pPr>
-      <w:r>
-        <w:rPr>
-          <w:sz w:val="22"/>
-          <w:szCs w:val="22"/>
-          <w:lang w:val="en-US"/>
-        </w:rPr>
-        <w:t xml:space="preserve">  </w:t>
-      </w:r>
-      <w:r>
-        <w:rPr>
-          <w:rFonts w:hint="cs"/>
-          <w:sz w:val="22"/>
-          <w:szCs w:val="22"/>
-          <w:rtl/>
-          <w:lang w:val="en-US"/>
-        </w:rPr>
-        <w:t xml:space="preserve"> בעיקר משומשים במכונות ייצור</w:t>
-      </w:r>
-      <w:r>
-        <w:rPr>
-          <w:sz w:val="22"/>
-          <w:szCs w:val="22"/>
-          <w:lang w:val="en-US"/>
-        </w:rPr>
-        <w:t xml:space="preserve">gcode  </w:t>
-      </w:r>
-      <w:r>
-        <w:rPr>
-          <w:rFonts w:hint="cs"/>
-          <w:sz w:val="22"/>
-          <w:szCs w:val="22"/>
-          <w:rtl/>
-          <w:lang w:val="en-US"/>
-        </w:rPr>
-        <w:t>סוג קובץ שמכיל בעיקר הוראות לתזוזה של מנועים, קבצי</w:t>
-      </w:r>
-      <w:r>
-        <w:rPr>
-          <w:sz w:val="22"/>
-          <w:szCs w:val="22"/>
-          <w:rtl/>
-          <w:lang w:val="en-US"/>
-        </w:rPr>
-        <w:br/>
-      </w:r>
-      <w:r>
-        <w:rPr>
-          <w:rFonts w:hint="cs"/>
-          <w:sz w:val="22"/>
-          <w:szCs w:val="22"/>
-          <w:rtl/>
-          <w:lang w:val="en-US"/>
-        </w:rPr>
-        <w:t>.</w:t>
-      </w:r>
-      <w:r>
-        <w:rPr>
-          <w:sz w:val="22"/>
-          <w:szCs w:val="22"/>
-          <w:lang w:val="en-US"/>
-        </w:rPr>
-        <w:t>CNC</w:t>
-      </w:r>
-      <w:r>
-        <w:rPr>
-          <w:rFonts w:hint="cs"/>
-          <w:sz w:val="22"/>
-          <w:szCs w:val="22"/>
-          <w:rtl/>
-          <w:lang w:val="en-US"/>
-        </w:rPr>
-        <w:t xml:space="preserve">כמו מדפסות תלת ממד ומכונות </w:t>
-      </w:r>
-    </w:p>
-    <w:p>
-      <w:pPr>
-        <w:jc w:val="right"/>
-        <w:rPr>
-          <w:sz w:val="22"/>
-          <w:szCs w:val="22"/>
-          <w:rtl/>
-          <w:lang w:val="en-US"/>
-        </w:rPr>
-      </w:pPr>
-    </w:p>
-    <w:p>
-      <w:pPr>
-        <w:jc w:val="right"/>
-        <w:rPr>
-          <w:sz w:val="22"/>
-          <w:szCs w:val="22"/>
-          <w:rtl/>
-          <w:lang w:val="en-US"/>
-        </w:rPr>
-      </w:pPr>
-      <w:r>
-        <w:rPr>
-          <w:rFonts w:hint="cs"/>
-          <w:sz w:val="22"/>
-          <w:szCs w:val="22"/>
-          <w:rtl/>
-          <w:lang w:val="en-US"/>
-        </w:rPr>
-        <w:t xml:space="preserve"> </w:t>
-      </w:r>
-      <w:r>
-        <w:rPr>
-          <w:rFonts w:hint="cs"/>
-          <w:sz w:val="22"/>
-          <w:szCs w:val="22"/>
-          <w:rtl/>
-          <w:lang w:val="en-US"/>
-        </w:rPr>
-        <w:t>נראית</w:t>
-      </w:r>
-      <w:r>
-        <w:rPr>
-          <w:rFonts w:hint="cs"/>
-          <w:sz w:val="22"/>
-          <w:szCs w:val="22"/>
-          <w:rtl/>
-          <w:lang w:val="en-US"/>
-        </w:rPr>
-        <w:t>?</w:t>
-      </w:r>
-      <w:r>
-        <w:rPr>
-          <w:sz w:val="22"/>
-          <w:szCs w:val="22"/>
-          <w:lang w:val="en-US"/>
-        </w:rPr>
-        <w:t>gcode</w:t>
-      </w:r>
-      <w:r>
-        <w:rPr>
-          <w:rFonts w:hint="cs"/>
-          <w:sz w:val="22"/>
-          <w:szCs w:val="22"/>
-          <w:rtl/>
-          <w:lang w:val="en-US"/>
-        </w:rPr>
-        <w:t xml:space="preserve">איך שורה של </w:t>
-      </w:r>
-    </w:p>
-    <w:p>
-      <w:pPr>
-        <w:jc w:val="right"/>
-        <w:rPr>
-          <w:sz w:val="22"/>
-          <w:szCs w:val="22"/>
-          <w:rtl/>
-          <w:lang w:val="en-US"/>
-        </w:rPr>
-      </w:pPr>
-      <w:r>
-        <w:rPr>
-          <w:sz w:val="22"/>
-          <w:szCs w:val="22"/>
-          <w:lang w:val="en-US"/>
-        </w:rPr>
-        <w:t>G1 X</w:t>
-      </w:r>
-      <w:r>
-        <w:rPr>
-          <w:sz w:val="22"/>
-          <w:szCs w:val="22"/>
-          <w:lang w:val="en-US"/>
-        </w:rPr>
-        <w:t xml:space="preserve">67 </w:t>
-      </w:r>
-      <w:r>
-        <w:rPr>
-          <w:sz w:val="22"/>
-          <w:szCs w:val="22"/>
-          <w:lang w:val="en-US"/>
-        </w:rPr>
-        <w:t>Y</w:t>
-      </w:r>
-      <w:r>
-        <w:rPr>
-          <w:sz w:val="22"/>
-          <w:szCs w:val="22"/>
-          <w:lang w:val="en-US"/>
-        </w:rPr>
-        <w:t>6</w:t>
-      </w:r>
-      <w:r>
-        <w:rPr>
-          <w:sz w:val="22"/>
-          <w:szCs w:val="22"/>
-          <w:lang w:val="en-US"/>
-        </w:rPr>
-        <w:t>9 E</w:t>
-      </w:r>
-      <w:r>
-        <w:rPr>
-          <w:sz w:val="22"/>
-          <w:szCs w:val="22"/>
-          <w:lang w:val="en-US"/>
-        </w:rPr>
-        <w:t>420</w:t>
-      </w:r>
-      <w:r>
-        <w:rPr>
-          <w:sz w:val="22"/>
-          <w:szCs w:val="22"/>
-          <w:lang w:val="en-US"/>
-        </w:rPr>
-        <w:t xml:space="preserve"> F1000</w:t>
-      </w:r>
-    </w:p>
-    <w:p>
-      <w:pPr>
-        <w:jc w:val="right"/>
-        <w:rPr>
-          <w:sz w:val="22"/>
-          <w:szCs w:val="22"/>
-          <w:rtl/>
-          <w:lang w:val="en-US"/>
-        </w:rPr>
-      </w:pPr>
-      <w:r>
-        <w:rPr>
-          <w:sz w:val="22"/>
-          <w:szCs w:val="22"/>
-          <w:lang w:val="en-US"/>
-        </w:rPr>
-        <w:t xml:space="preserve">     </w:t>
-      </w:r>
-      <w:r>
-        <w:rPr>
-          <w:rFonts w:hint="cs"/>
-          <w:sz w:val="22"/>
-          <w:szCs w:val="22"/>
-          <w:rtl/>
-          <w:lang w:val="en-US"/>
-        </w:rPr>
-        <w:t>מחולקת לשני חלקים:</w:t>
-      </w:r>
-      <w:r>
-        <w:rPr>
-          <w:sz w:val="22"/>
-          <w:szCs w:val="22"/>
-          <w:lang w:val="en-US"/>
-        </w:rPr>
-        <w:t xml:space="preserve">  gcode</w:t>
-      </w:r>
-      <w:r>
-        <w:rPr>
-          <w:rFonts w:hint="cs"/>
-          <w:sz w:val="22"/>
-          <w:szCs w:val="22"/>
-          <w:rtl/>
-          <w:lang w:val="en-US"/>
-        </w:rPr>
-        <w:t xml:space="preserve"> </w:t>
-      </w:r>
-      <w:r>
-        <w:rPr>
-          <w:rFonts w:hint="cs"/>
-          <w:sz w:val="22"/>
-          <w:szCs w:val="22"/>
-          <w:rtl/>
-          <w:lang w:val="en-US"/>
-        </w:rPr>
-        <w:t>שורה ב-</w:t>
-      </w:r>
-    </w:p>
-    <w:p>
-      <w:pPr>
-        <w:jc w:val="right"/>
-        <w:rPr>
-          <w:sz w:val="22"/>
-          <w:szCs w:val="22"/>
-          <w:rtl/>
-          <w:lang w:val="en-US"/>
-        </w:rPr>
-      </w:pPr>
-      <w:r>
-        <w:rPr>
-          <w:rFonts w:hint="cs"/>
-          <w:sz w:val="22"/>
-          <w:szCs w:val="22"/>
-          <w:rtl/>
-          <w:lang w:val="en-US"/>
-        </w:rPr>
-        <w:t>: סוג הפקודה(במקרה הזה לזוז)</w:t>
-      </w:r>
-      <w:r>
-        <w:rPr>
-          <w:rFonts w:hint="cs"/>
-          <w:sz w:val="22"/>
-          <w:szCs w:val="22"/>
-          <w:rtl/>
-          <w:lang w:val="en-US"/>
-        </w:rPr>
-        <w:t>.</w:t>
-      </w:r>
-      <w:r>
-        <w:rPr>
-          <w:sz w:val="22"/>
-          <w:szCs w:val="22"/>
-          <w:lang w:val="en-US"/>
-        </w:rPr>
-        <w:t>G</w:t>
-      </w:r>
-      <w:r>
-        <w:rPr>
-          <w:rFonts w:hint="cs"/>
-          <w:sz w:val="22"/>
-          <w:szCs w:val="22"/>
-          <w:rtl/>
-          <w:lang w:val="en-US"/>
-        </w:rPr>
-        <w:t>1</w:t>
-      </w:r>
-    </w:p>
-    <w:p>
-      <w:pPr>
-        <w:jc w:val="right"/>
-        <w:rPr>
-          <w:sz w:val="22"/>
-          <w:szCs w:val="22"/>
-          <w:rtl/>
-          <w:lang w:val="en-US"/>
-        </w:rPr>
-      </w:pPr>
-      <w:r>
-        <w:rPr>
-          <w:rFonts w:hint="cs"/>
-          <w:sz w:val="22"/>
-          <w:szCs w:val="22"/>
-          <w:rtl/>
-          <w:lang w:val="en-US"/>
-        </w:rPr>
-        <w:t>: הפרמטרים.</w:t>
-      </w:r>
-      <w:r>
-        <w:rPr>
-          <w:sz w:val="22"/>
-          <w:szCs w:val="22"/>
-          <w:lang w:val="en-US"/>
-        </w:rPr>
-        <w:t>X</w:t>
-      </w:r>
-      <w:r>
-        <w:rPr>
-          <w:sz w:val="22"/>
-          <w:szCs w:val="22"/>
-          <w:lang w:val="en-US"/>
-        </w:rPr>
-        <w:t xml:space="preserve">67 </w:t>
-      </w:r>
-      <w:r>
-        <w:rPr>
-          <w:sz w:val="22"/>
-          <w:szCs w:val="22"/>
-          <w:lang w:val="en-US"/>
-        </w:rPr>
-        <w:t>Y</w:t>
-      </w:r>
-      <w:r>
-        <w:rPr>
-          <w:sz w:val="22"/>
-          <w:szCs w:val="22"/>
-          <w:lang w:val="en-US"/>
-        </w:rPr>
-        <w:t>6</w:t>
-      </w:r>
-      <w:r>
-        <w:rPr>
-          <w:sz w:val="22"/>
-          <w:szCs w:val="22"/>
-          <w:lang w:val="en-US"/>
-        </w:rPr>
-        <w:t>9 E</w:t>
-      </w:r>
-      <w:r>
-        <w:rPr>
-          <w:sz w:val="22"/>
-          <w:szCs w:val="22"/>
-          <w:lang w:val="en-US"/>
-        </w:rPr>
-        <w:t>420</w:t>
-      </w:r>
-      <w:r>
-        <w:rPr>
-          <w:sz w:val="22"/>
-          <w:szCs w:val="22"/>
-          <w:lang w:val="en-US"/>
-        </w:rPr>
-        <w:t xml:space="preserve"> F1000</w:t>
-      </w:r>
-    </w:p>
-    <w:p>
-      <w:pPr>
-        <w:jc w:val="right"/>
-        <w:rPr>
-          <w:sz w:val="22"/>
-          <w:szCs w:val="22"/>
-          <w:rtl/>
-          <w:lang w:val="en-US"/>
-        </w:rPr>
-      </w:pPr>
-      <w:r>
-        <w:rPr>
-          <w:rFonts w:hint="cs"/>
-          <w:sz w:val="22"/>
-          <w:szCs w:val="22"/>
-          <w:rtl/>
-          <w:lang w:val="en-US"/>
-        </w:rPr>
-        <w:t xml:space="preserve"> זה הציר של </w:t>
-      </w:r>
-      <w:r>
-        <w:rPr>
-          <w:rFonts w:hint="cs"/>
-          <w:sz w:val="22"/>
-          <w:szCs w:val="22"/>
-          <w:rtl/>
-          <w:lang w:val="en-US"/>
-        </w:rPr>
-        <w:t>האקסטרודר</w:t>
-      </w:r>
-      <w:r>
-        <w:rPr>
-          <w:rFonts w:hint="cs"/>
-          <w:sz w:val="22"/>
-          <w:szCs w:val="22"/>
-          <w:rtl/>
-          <w:lang w:val="en-US"/>
-        </w:rPr>
-        <w:t xml:space="preserve">(התוכנה </w:t>
-      </w:r>
-      <w:r>
-        <w:rPr>
-          <w:sz w:val="22"/>
-          <w:szCs w:val="22"/>
-          <w:lang w:val="en-US"/>
-        </w:rPr>
-        <w:t>E</w:t>
-      </w:r>
-      <w:r>
-        <w:rPr>
-          <w:rFonts w:hint="cs"/>
-          <w:sz w:val="22"/>
-          <w:szCs w:val="22"/>
-          <w:rtl/>
-          <w:lang w:val="en-US"/>
-        </w:rPr>
-        <w:t xml:space="preserve"> מתכוונים לשני </w:t>
-      </w:r>
-      <w:r>
-        <w:rPr>
-          <w:rFonts w:hint="cs"/>
-          <w:sz w:val="22"/>
-          <w:szCs w:val="22"/>
-          <w:rtl/>
-          <w:lang w:val="en-US"/>
-        </w:rPr>
-        <w:t>צירי התזוזה</w:t>
-      </w:r>
-      <w:r>
-        <w:rPr>
-          <w:rFonts w:hint="cs"/>
-          <w:sz w:val="22"/>
-          <w:szCs w:val="22"/>
-          <w:rtl/>
-          <w:lang w:val="en-US"/>
-        </w:rPr>
-        <w:t xml:space="preserve">, </w:t>
-      </w:r>
-      <w:r>
-        <w:rPr>
-          <w:sz w:val="22"/>
-          <w:szCs w:val="22"/>
-          <w:lang w:val="en-US"/>
-        </w:rPr>
-        <w:t>Y</w:t>
-      </w:r>
-      <w:r>
-        <w:rPr>
-          <w:rFonts w:hint="cs"/>
-          <w:sz w:val="22"/>
-          <w:szCs w:val="22"/>
-          <w:rtl/>
-          <w:lang w:val="en-US"/>
-        </w:rPr>
-        <w:t xml:space="preserve"> ו-</w:t>
-      </w:r>
-      <w:r>
-        <w:rPr>
-          <w:sz w:val="22"/>
-          <w:szCs w:val="22"/>
-          <w:lang w:val="en-US"/>
-        </w:rPr>
-        <w:t>X</w:t>
-      </w:r>
-      <w:r>
-        <w:rPr>
-          <w:sz w:val="22"/>
-          <w:szCs w:val="22"/>
-          <w:rtl/>
-          <w:lang w:val="en-US"/>
-        </w:rPr>
-        <w:br/>
-      </w:r>
-      <w:r>
-        <w:rPr>
-          <w:rFonts w:hint="cs"/>
-          <w:sz w:val="22"/>
-          <w:szCs w:val="22"/>
-          <w:rtl/>
-          <w:lang w:val="en-US"/>
-        </w:rPr>
-        <w:t xml:space="preserve">מתייחסת אלוו כמו </w:t>
-      </w:r>
-      <w:r>
-        <w:rPr>
-          <w:rFonts w:hint="cs"/>
-          <w:sz w:val="22"/>
-          <w:szCs w:val="22"/>
-          <w:rtl/>
-          <w:lang w:val="en-US"/>
-        </w:rPr>
-        <w:t>א</w:t>
-      </w:r>
-      <w:r>
-        <w:rPr>
-          <w:rFonts w:hint="cs"/>
-          <w:sz w:val="22"/>
-          <w:szCs w:val="22"/>
-          <w:rtl/>
-          <w:lang w:val="en-US"/>
-        </w:rPr>
-        <w:t>ל</w:t>
-      </w:r>
-      <w:r>
-        <w:rPr>
-          <w:rFonts w:hint="cs"/>
-          <w:sz w:val="22"/>
-          <w:szCs w:val="22"/>
-          <w:rtl/>
-          <w:lang w:val="en-US"/>
-        </w:rPr>
-        <w:t xml:space="preserve"> </w:t>
-      </w:r>
-      <w:r>
-        <w:rPr>
-          <w:rFonts w:hint="cs"/>
-          <w:sz w:val="22"/>
-          <w:szCs w:val="22"/>
-          <w:rtl/>
-          <w:lang w:val="en-US"/>
-        </w:rPr>
-        <w:t>ציר תזוזה).</w:t>
-      </w:r>
-    </w:p>
-    <w:p>
-      <w:pPr>
-        <w:jc w:val="right"/>
-        <w:rPr>
-          <w:sz w:val="22"/>
-          <w:szCs w:val="22"/>
-          <w:rtl/>
-          <w:lang w:val="en-US"/>
-        </w:rPr>
-      </w:pPr>
-      <w:r>
-        <w:rPr>
-          <w:rFonts w:hint="cs"/>
-          <w:sz w:val="22"/>
-          <w:szCs w:val="22"/>
-          <w:rtl/>
-          <w:lang w:val="en-US"/>
-        </w:rPr>
-        <w:t>המספרים שאחריהם הם כמה כל ציר צריך לזוז</w:t>
-      </w:r>
-      <w:r>
-        <w:rPr>
-          <w:rFonts w:hint="cs"/>
-          <w:sz w:val="22"/>
-          <w:szCs w:val="22"/>
-          <w:rtl/>
-          <w:lang w:val="en-US"/>
-        </w:rPr>
-        <w:t xml:space="preserve"> במילימטרים</w:t>
-      </w:r>
-      <w:r>
-        <w:rPr>
-          <w:rFonts w:hint="cs"/>
-          <w:sz w:val="22"/>
-          <w:szCs w:val="22"/>
-          <w:rtl/>
-          <w:lang w:val="en-US"/>
-        </w:rPr>
-        <w:t>.</w:t>
-      </w:r>
-    </w:p>
-    <w:p>
-      <w:pPr>
-        <w:jc w:val="right"/>
-        <w:rPr>
-          <w:sz w:val="22"/>
-          <w:szCs w:val="22"/>
-          <w:rtl/>
-          <w:lang w:val="en-US"/>
-        </w:rPr>
-      </w:pPr>
-      <w:r>
-        <w:rPr>
-          <w:rFonts w:hint="cs"/>
-          <w:sz w:val="22"/>
-          <w:szCs w:val="22"/>
-          <w:rtl/>
-          <w:lang w:val="en-US"/>
-        </w:rPr>
-        <w:t xml:space="preserve"> זה המהירות של</w:t>
-      </w:r>
-      <w:r>
-        <w:rPr>
-          <w:sz w:val="22"/>
-          <w:szCs w:val="22"/>
-          <w:lang w:val="en-US"/>
-        </w:rPr>
-        <w:t>F</w:t>
-      </w:r>
-      <w:r>
-        <w:rPr>
-          <w:rFonts w:hint="cs"/>
-          <w:sz w:val="22"/>
-          <w:szCs w:val="22"/>
-          <w:rtl/>
-          <w:lang w:val="en-US"/>
-        </w:rPr>
-        <w:t xml:space="preserve"> זה המהירות של המנועים, כל המנועים צריכים להגיע ליעד שלהם באותו הזמן, </w:t>
-      </w:r>
-      <w:r>
-        <w:rPr>
-          <w:sz w:val="22"/>
-          <w:szCs w:val="22"/>
-          <w:lang w:val="en-US"/>
-        </w:rPr>
-        <w:t>F</w:t>
-      </w:r>
-      <w:r>
-        <w:rPr>
-          <w:sz w:val="22"/>
-          <w:szCs w:val="22"/>
-          <w:rtl/>
-          <w:lang w:val="en-US"/>
-        </w:rPr>
-        <w:br/>
-      </w:r>
-      <w:r>
-        <w:rPr>
-          <w:rFonts w:hint="cs"/>
-          <w:sz w:val="22"/>
-          <w:szCs w:val="22"/>
-          <w:rtl/>
-          <w:lang w:val="en-US"/>
-        </w:rPr>
-        <w:t>המנוע שצריך לזוז הכי הרבה, המנועים האחרים זזים מאתים כדי שמשך התזוזה שלהם יהיה זהה.</w:t>
-      </w:r>
-      <w:r>
-        <w:rPr>
-          <w:sz w:val="22"/>
-          <w:szCs w:val="22"/>
-          <w:rtl/>
-          <w:lang w:val="en-US"/>
-        </w:rPr>
-        <w:br/>
-      </w:r>
-      <w:r>
-        <w:rPr>
-          <w:rFonts w:hint="cs"/>
-          <w:sz w:val="22"/>
-          <w:szCs w:val="22"/>
-          <w:rtl/>
-          <w:lang w:val="en-US"/>
-        </w:rPr>
-        <w:t>המהירות היא בצעדים לשנייה.</w:t>
-      </w:r>
-    </w:p>
-    <w:p>
-      <w:pPr>
-        <w:jc w:val="right"/>
-        <w:rPr>
-          <w:sz w:val="22"/>
-          <w:szCs w:val="22"/>
-          <w:rtl/>
-          <w:lang w:val="en-US"/>
-        </w:rPr>
-      </w:pPr>
-    </w:p>
-    <w:p>
-      <w:pPr>
-        <w:rPr>
-          <w:sz w:val="32"/>
-          <w:szCs w:val="32"/>
-          <w:rtl/>
-          <w:lang w:val="en-US"/>
-        </w:rPr>
-      </w:pPr>
-      <w:r>
-        <w:rPr>
-          <w:sz w:val="32"/>
-          <w:szCs w:val="32"/>
-          <w:rtl/>
-          <w:lang w:val="en-US"/>
-        </w:rPr>
-        <w:br w:type="page"/>
-      </w:r>
-    </w:p>
-    <w:p>
-      <w:pPr>
-        <w:jc w:val="center"/>
-        <w:rPr>
+          <w:rtl/>
+          <w:lang w:val="en-US"/>
+        </w:rPr>
+        <w:t>–</w:t>
+      </w:r>
+      <w:r>
+        <w:rPr>
+          <w:rFonts w:hint="cs"/>
           <w:b/>
           <w:bCs/>
           <w:sz w:val="32"/>
@@ -2100,14 +1431,825 @@
           <w:rtl/>
           <w:lang w:val="en-US"/>
         </w:rPr>
-      </w:pPr>
-      <w:r>
-        <w:rPr>
-          <w:rFonts w:hint="cs"/>
+        <w:t xml:space="preserve"> הסבר קצר על</w:t>
+      </w:r>
+      <w:r>
+        <w:rPr>
           <w:b/>
           <w:bCs/>
           <w:sz w:val="32"/>
           <w:szCs w:val="32"/>
+          <w:lang w:val="en-US"/>
+        </w:rPr>
+        <w:t>2.1</w:t>
+      </w:r>
+    </w:p>
+    <w:p>
+      <w:pPr>
+        <w:jc w:val="right"/>
+        <w:rPr>
+          <w:sz w:val="22"/>
+          <w:szCs w:val="22"/>
+          <w:rtl/>
+          <w:lang w:val="en-US"/>
+        </w:rPr>
+      </w:pPr>
+      <w:r>
+        <w:rPr>
+          <w:rFonts w:hint="cs"/>
+          <w:sz w:val="22"/>
+          <w:szCs w:val="22"/>
+          <w:rtl/>
+          <w:lang w:val="en-US"/>
+        </w:rPr>
+        <w:t>?</w:t>
+      </w:r>
+      <w:proofErr w:type="spellStart"/>
+      <w:r>
+        <w:rPr>
+          <w:sz w:val="22"/>
+          <w:szCs w:val="22"/>
+          <w:lang w:val="en-US"/>
+        </w:rPr>
+        <w:t>gcode</w:t>
+      </w:r>
+      <w:proofErr w:type="spellEnd"/>
+      <w:r>
+        <w:rPr>
+          <w:rFonts w:hint="cs"/>
+          <w:sz w:val="22"/>
+          <w:szCs w:val="22"/>
+          <w:rtl/>
+          <w:lang w:val="en-US"/>
+        </w:rPr>
+        <w:t xml:space="preserve">מהו </w:t>
+      </w:r>
+    </w:p>
+    <w:p>
+      <w:pPr>
+        <w:jc w:val="right"/>
+        <w:rPr>
+          <w:sz w:val="22"/>
+          <w:szCs w:val="22"/>
+          <w:rtl/>
+          <w:lang w:val="en-US"/>
+        </w:rPr>
+      </w:pPr>
+      <w:r>
+        <w:rPr>
+          <w:sz w:val="22"/>
+          <w:szCs w:val="22"/>
+          <w:lang w:val="en-US"/>
+        </w:rPr>
+        <w:t xml:space="preserve">  </w:t>
+      </w:r>
+      <w:r>
+        <w:rPr>
+          <w:rFonts w:hint="cs"/>
+          <w:sz w:val="22"/>
+          <w:szCs w:val="22"/>
+          <w:rtl/>
+          <w:lang w:val="en-US"/>
+        </w:rPr>
+        <w:t xml:space="preserve"> בעיקר משומשים במכונות ייצור</w:t>
+      </w:r>
+      <w:proofErr w:type="spellStart"/>
+      <w:r>
+        <w:rPr>
+          <w:sz w:val="22"/>
+          <w:szCs w:val="22"/>
+          <w:lang w:val="en-US"/>
+        </w:rPr>
+        <w:t>gcode</w:t>
+      </w:r>
+      <w:proofErr w:type="spellEnd"/>
+      <w:r>
+        <w:rPr>
+          <w:sz w:val="22"/>
+          <w:szCs w:val="22"/>
+          <w:lang w:val="en-US"/>
+        </w:rPr>
+        <w:t xml:space="preserve">  </w:t>
+      </w:r>
+      <w:r>
+        <w:rPr>
+          <w:rFonts w:hint="cs"/>
+          <w:sz w:val="22"/>
+          <w:szCs w:val="22"/>
+          <w:rtl/>
+          <w:lang w:val="en-US"/>
+        </w:rPr>
+        <w:t>סוג קובץ שמכיל בעיקר הוראות לתזוזה של מנועים, קבצי</w:t>
+      </w:r>
+      <w:r>
+        <w:rPr>
+          <w:sz w:val="22"/>
+          <w:szCs w:val="22"/>
+          <w:rtl/>
+          <w:lang w:val="en-US"/>
+        </w:rPr>
+        <w:br/>
+      </w:r>
+      <w:r>
+        <w:rPr>
+          <w:rFonts w:hint="cs"/>
+          <w:sz w:val="22"/>
+          <w:szCs w:val="22"/>
+          <w:rtl/>
+          <w:lang w:val="en-US"/>
+        </w:rPr>
+        <w:t>.</w:t>
+      </w:r>
+      <w:r>
+        <w:rPr>
+          <w:sz w:val="22"/>
+          <w:szCs w:val="22"/>
+          <w:lang w:val="en-US"/>
+        </w:rPr>
+        <w:t>CNC</w:t>
+      </w:r>
+      <w:r>
+        <w:rPr>
+          <w:rFonts w:hint="cs"/>
+          <w:sz w:val="22"/>
+          <w:szCs w:val="22"/>
+          <w:rtl/>
+          <w:lang w:val="en-US"/>
+        </w:rPr>
+        <w:t xml:space="preserve">כמו מדפסות תלת ממד ומכונות </w:t>
+      </w:r>
+    </w:p>
+    <w:p>
+      <w:pPr>
+        <w:jc w:val="right"/>
+        <w:rPr>
+          <w:sz w:val="22"/>
+          <w:szCs w:val="22"/>
+          <w:rtl/>
+          <w:lang w:val="en-US"/>
+        </w:rPr>
+      </w:pPr>
+    </w:p>
+    <w:p>
+      <w:pPr>
+        <w:jc w:val="right"/>
+        <w:rPr>
+          <w:sz w:val="22"/>
+          <w:szCs w:val="22"/>
+          <w:rtl/>
+          <w:lang w:val="en-US"/>
+        </w:rPr>
+      </w:pPr>
+      <w:r>
+        <w:rPr>
+          <w:rFonts w:hint="cs"/>
+          <w:sz w:val="22"/>
+          <w:szCs w:val="22"/>
+          <w:rtl/>
+          <w:lang w:val="en-US"/>
+        </w:rPr>
+        <w:t xml:space="preserve"> </w:t>
+      </w:r>
+      <w:r>
+        <w:rPr>
+          <w:rFonts w:hint="cs"/>
+          <w:sz w:val="22"/>
+          <w:szCs w:val="22"/>
+          <w:rtl/>
+          <w:lang w:val="en-US"/>
+        </w:rPr>
+        <w:t>נראית</w:t>
+      </w:r>
+      <w:r>
+        <w:rPr>
+          <w:rFonts w:hint="cs"/>
+          <w:sz w:val="22"/>
+          <w:szCs w:val="22"/>
+          <w:rtl/>
+          <w:lang w:val="en-US"/>
+        </w:rPr>
+        <w:t>?</w:t>
+      </w:r>
+      <w:proofErr w:type="spellStart"/>
+      <w:r>
+        <w:rPr>
+          <w:sz w:val="22"/>
+          <w:szCs w:val="22"/>
+          <w:lang w:val="en-US"/>
+        </w:rPr>
+        <w:t>gcode</w:t>
+      </w:r>
+      <w:proofErr w:type="spellEnd"/>
+      <w:r>
+        <w:rPr>
+          <w:rFonts w:hint="cs"/>
+          <w:sz w:val="22"/>
+          <w:szCs w:val="22"/>
+          <w:rtl/>
+          <w:lang w:val="en-US"/>
+        </w:rPr>
+        <w:t xml:space="preserve">איך שורה של </w:t>
+      </w:r>
+    </w:p>
+    <w:p>
+      <w:pPr>
+        <w:jc w:val="right"/>
+        <w:rPr>
+          <w:sz w:val="22"/>
+          <w:szCs w:val="22"/>
+          <w:rtl/>
+          <w:lang w:val="en-US"/>
+        </w:rPr>
+      </w:pPr>
+      <w:r>
+        <w:rPr>
+          <w:sz w:val="22"/>
+          <w:szCs w:val="22"/>
+          <w:lang w:val="en-US"/>
+        </w:rPr>
+        <w:t>G1 X</w:t>
+      </w:r>
+      <w:r>
+        <w:rPr>
+          <w:sz w:val="22"/>
+          <w:szCs w:val="22"/>
+          <w:lang w:val="en-US"/>
+        </w:rPr>
+        <w:t xml:space="preserve">67 </w:t>
+      </w:r>
+      <w:r>
+        <w:rPr>
+          <w:sz w:val="22"/>
+          <w:szCs w:val="22"/>
+          <w:lang w:val="en-US"/>
+        </w:rPr>
+        <w:t>Y</w:t>
+      </w:r>
+      <w:r>
+        <w:rPr>
+          <w:sz w:val="22"/>
+          <w:szCs w:val="22"/>
+          <w:lang w:val="en-US"/>
+        </w:rPr>
+        <w:t>6</w:t>
+      </w:r>
+      <w:r>
+        <w:rPr>
+          <w:sz w:val="22"/>
+          <w:szCs w:val="22"/>
+          <w:lang w:val="en-US"/>
+        </w:rPr>
+        <w:t>9 E</w:t>
+      </w:r>
+      <w:r>
+        <w:rPr>
+          <w:sz w:val="22"/>
+          <w:szCs w:val="22"/>
+          <w:lang w:val="en-US"/>
+        </w:rPr>
+        <w:t>420</w:t>
+      </w:r>
+      <w:r>
+        <w:rPr>
+          <w:sz w:val="22"/>
+          <w:szCs w:val="22"/>
+          <w:lang w:val="en-US"/>
+        </w:rPr>
+        <w:t xml:space="preserve"> F1000</w:t>
+      </w:r>
+    </w:p>
+    <w:p>
+      <w:pPr>
+        <w:jc w:val="right"/>
+        <w:rPr>
+          <w:sz w:val="22"/>
+          <w:szCs w:val="22"/>
+          <w:rtl/>
+          <w:lang w:val="en-US"/>
+        </w:rPr>
+      </w:pPr>
+      <w:r>
+        <w:rPr>
+          <w:sz w:val="22"/>
+          <w:szCs w:val="22"/>
+          <w:lang w:val="en-US"/>
+        </w:rPr>
+        <w:t xml:space="preserve">     </w:t>
+      </w:r>
+      <w:r>
+        <w:rPr>
+          <w:rFonts w:hint="cs"/>
+          <w:sz w:val="22"/>
+          <w:szCs w:val="22"/>
+          <w:rtl/>
+          <w:lang w:val="en-US"/>
+        </w:rPr>
+        <w:t>מחולקת לשני חלקים:</w:t>
+      </w:r>
+      <w:r>
+        <w:rPr>
+          <w:sz w:val="22"/>
+          <w:szCs w:val="22"/>
+          <w:lang w:val="en-US"/>
+        </w:rPr>
+        <w:t xml:space="preserve">  </w:t>
+      </w:r>
+      <w:proofErr w:type="spellStart"/>
+      <w:r>
+        <w:rPr>
+          <w:sz w:val="22"/>
+          <w:szCs w:val="22"/>
+          <w:lang w:val="en-US"/>
+        </w:rPr>
+        <w:t>gcode</w:t>
+      </w:r>
+      <w:proofErr w:type="spellEnd"/>
+      <w:r>
+        <w:rPr>
+          <w:rFonts w:hint="cs"/>
+          <w:sz w:val="22"/>
+          <w:szCs w:val="22"/>
+          <w:rtl/>
+          <w:lang w:val="en-US"/>
+        </w:rPr>
+        <w:t xml:space="preserve"> </w:t>
+      </w:r>
+      <w:r>
+        <w:rPr>
+          <w:rFonts w:hint="cs"/>
+          <w:sz w:val="22"/>
+          <w:szCs w:val="22"/>
+          <w:rtl/>
+          <w:lang w:val="en-US"/>
+        </w:rPr>
+        <w:t>שורה ב-</w:t>
+      </w:r>
+    </w:p>
+    <w:p>
+      <w:pPr>
+        <w:jc w:val="right"/>
+        <w:rPr>
+          <w:sz w:val="22"/>
+          <w:szCs w:val="22"/>
+          <w:rtl/>
+          <w:lang w:val="en-US"/>
+        </w:rPr>
+      </w:pPr>
+      <w:r>
+        <w:rPr>
+          <w:rFonts w:hint="cs"/>
+          <w:sz w:val="22"/>
+          <w:szCs w:val="22"/>
+          <w:rtl/>
+          <w:lang w:val="en-US"/>
+        </w:rPr>
+        <w:t>: סוג הפקודה(במקרה הזה לזוז)</w:t>
+      </w:r>
+      <w:r>
+        <w:rPr>
+          <w:rFonts w:hint="cs"/>
+          <w:sz w:val="22"/>
+          <w:szCs w:val="22"/>
+          <w:rtl/>
+          <w:lang w:val="en-US"/>
+        </w:rPr>
+        <w:t>.</w:t>
+      </w:r>
+      <w:r>
+        <w:rPr>
+          <w:sz w:val="22"/>
+          <w:szCs w:val="22"/>
+          <w:lang w:val="en-US"/>
+        </w:rPr>
+        <w:t>G</w:t>
+      </w:r>
+      <w:r>
+        <w:rPr>
+          <w:rFonts w:hint="cs"/>
+          <w:sz w:val="22"/>
+          <w:szCs w:val="22"/>
+          <w:rtl/>
+          <w:lang w:val="en-US"/>
+        </w:rPr>
+        <w:t>1</w:t>
+      </w:r>
+    </w:p>
+    <w:p>
+      <w:pPr>
+        <w:jc w:val="right"/>
+        <w:rPr>
+          <w:sz w:val="22"/>
+          <w:szCs w:val="22"/>
+          <w:rtl/>
+          <w:lang w:val="en-US"/>
+        </w:rPr>
+      </w:pPr>
+      <w:r>
+        <w:rPr>
+          <w:rFonts w:hint="cs"/>
+          <w:sz w:val="22"/>
+          <w:szCs w:val="22"/>
+          <w:rtl/>
+          <w:lang w:val="en-US"/>
+        </w:rPr>
+        <w:t>: הפרמטרים.</w:t>
+      </w:r>
+      <w:r>
+        <w:rPr>
+          <w:sz w:val="22"/>
+          <w:szCs w:val="22"/>
+          <w:lang w:val="en-US"/>
+        </w:rPr>
+        <w:t>X</w:t>
+      </w:r>
+      <w:r>
+        <w:rPr>
+          <w:sz w:val="22"/>
+          <w:szCs w:val="22"/>
+          <w:lang w:val="en-US"/>
+        </w:rPr>
+        <w:t xml:space="preserve">67 </w:t>
+      </w:r>
+      <w:r>
+        <w:rPr>
+          <w:sz w:val="22"/>
+          <w:szCs w:val="22"/>
+          <w:lang w:val="en-US"/>
+        </w:rPr>
+        <w:t>Y</w:t>
+      </w:r>
+      <w:r>
+        <w:rPr>
+          <w:sz w:val="22"/>
+          <w:szCs w:val="22"/>
+          <w:lang w:val="en-US"/>
+        </w:rPr>
+        <w:t>6</w:t>
+      </w:r>
+      <w:r>
+        <w:rPr>
+          <w:sz w:val="22"/>
+          <w:szCs w:val="22"/>
+          <w:lang w:val="en-US"/>
+        </w:rPr>
+        <w:t>9 E</w:t>
+      </w:r>
+      <w:r>
+        <w:rPr>
+          <w:sz w:val="22"/>
+          <w:szCs w:val="22"/>
+          <w:lang w:val="en-US"/>
+        </w:rPr>
+        <w:t>420</w:t>
+      </w:r>
+      <w:r>
+        <w:rPr>
+          <w:sz w:val="22"/>
+          <w:szCs w:val="22"/>
+          <w:lang w:val="en-US"/>
+        </w:rPr>
+        <w:t xml:space="preserve"> F1000</w:t>
+      </w:r>
+    </w:p>
+    <w:p>
+      <w:pPr>
+        <w:jc w:val="right"/>
+        <w:rPr>
+          <w:sz w:val="22"/>
+          <w:szCs w:val="22"/>
+          <w:rtl/>
+          <w:lang w:val="en-US"/>
+        </w:rPr>
+      </w:pPr>
+      <w:r>
+        <w:rPr>
+          <w:rFonts w:hint="cs"/>
+          <w:sz w:val="22"/>
+          <w:szCs w:val="22"/>
+          <w:rtl/>
+          <w:lang w:val="en-US"/>
+        </w:rPr>
+        <w:t xml:space="preserve"> זה הציר של </w:t>
+      </w:r>
+      <w:r>
+        <w:rPr>
+          <w:rFonts w:hint="cs"/>
+          <w:sz w:val="22"/>
+          <w:szCs w:val="22"/>
+          <w:rtl/>
+          <w:lang w:val="en-US"/>
+        </w:rPr>
+        <w:t>האקסטרודר</w:t>
+      </w:r>
+      <w:r>
+        <w:rPr>
+          <w:rFonts w:hint="cs"/>
+          <w:sz w:val="22"/>
+          <w:szCs w:val="22"/>
+          <w:rtl/>
+          <w:lang w:val="en-US"/>
+        </w:rPr>
+        <w:t xml:space="preserve">(התוכנה </w:t>
+      </w:r>
+      <w:r>
+        <w:rPr>
+          <w:sz w:val="22"/>
+          <w:szCs w:val="22"/>
+          <w:lang w:val="en-US"/>
+        </w:rPr>
+        <w:t>E</w:t>
+      </w:r>
+      <w:r>
+        <w:rPr>
+          <w:rFonts w:hint="cs"/>
+          <w:sz w:val="22"/>
+          <w:szCs w:val="22"/>
+          <w:rtl/>
+          <w:lang w:val="en-US"/>
+        </w:rPr>
+        <w:t xml:space="preserve"> מתכוונים לשני </w:t>
+      </w:r>
+      <w:r>
+        <w:rPr>
+          <w:rFonts w:hint="cs"/>
+          <w:sz w:val="22"/>
+          <w:szCs w:val="22"/>
+          <w:rtl/>
+          <w:lang w:val="en-US"/>
+        </w:rPr>
+        <w:t>צירי התזוזה</w:t>
+      </w:r>
+      <w:r>
+        <w:rPr>
+          <w:rFonts w:hint="cs"/>
+          <w:sz w:val="22"/>
+          <w:szCs w:val="22"/>
+          <w:rtl/>
+          <w:lang w:val="en-US"/>
+        </w:rPr>
+        <w:t xml:space="preserve">, </w:t>
+      </w:r>
+      <w:r>
+        <w:rPr>
+          <w:sz w:val="22"/>
+          <w:szCs w:val="22"/>
+          <w:lang w:val="en-US"/>
+        </w:rPr>
+        <w:t>Y</w:t>
+      </w:r>
+      <w:r>
+        <w:rPr>
+          <w:rFonts w:hint="cs"/>
+          <w:sz w:val="22"/>
+          <w:szCs w:val="22"/>
+          <w:rtl/>
+          <w:lang w:val="en-US"/>
+        </w:rPr>
+        <w:t xml:space="preserve"> ו-</w:t>
+      </w:r>
+      <w:r>
+        <w:rPr>
+          <w:sz w:val="22"/>
+          <w:szCs w:val="22"/>
+          <w:lang w:val="en-US"/>
+        </w:rPr>
+        <w:t>X</w:t>
+      </w:r>
+      <w:r>
+        <w:rPr>
+          <w:sz w:val="22"/>
+          <w:szCs w:val="22"/>
+          <w:rtl/>
+          <w:lang w:val="en-US"/>
+        </w:rPr>
+        <w:br/>
+      </w:r>
+      <w:r>
+        <w:rPr>
+          <w:rFonts w:hint="cs"/>
+          <w:sz w:val="22"/>
+          <w:szCs w:val="22"/>
+          <w:rtl/>
+          <w:lang w:val="en-US"/>
+        </w:rPr>
+        <w:t xml:space="preserve">מתייחסת אלוו כמו </w:t>
+      </w:r>
+      <w:r>
+        <w:rPr>
+          <w:rFonts w:hint="cs"/>
+          <w:sz w:val="22"/>
+          <w:szCs w:val="22"/>
+          <w:rtl/>
+          <w:lang w:val="en-US"/>
+        </w:rPr>
+        <w:t>א</w:t>
+      </w:r>
+      <w:r>
+        <w:rPr>
+          <w:rFonts w:hint="cs"/>
+          <w:sz w:val="22"/>
+          <w:szCs w:val="22"/>
+          <w:rtl/>
+          <w:lang w:val="en-US"/>
+        </w:rPr>
+        <w:t>ל</w:t>
+      </w:r>
+      <w:r>
+        <w:rPr>
+          <w:rFonts w:hint="cs"/>
+          <w:sz w:val="22"/>
+          <w:szCs w:val="22"/>
+          <w:rtl/>
+          <w:lang w:val="en-US"/>
+        </w:rPr>
+        <w:t xml:space="preserve"> </w:t>
+      </w:r>
+      <w:r>
+        <w:rPr>
+          <w:rFonts w:hint="cs"/>
+          <w:sz w:val="22"/>
+          <w:szCs w:val="22"/>
+          <w:rtl/>
+          <w:lang w:val="en-US"/>
+        </w:rPr>
+        <w:t>ציר תזוזה).</w:t>
+      </w:r>
+    </w:p>
+    <w:p>
+      <w:pPr>
+        <w:jc w:val="right"/>
+        <w:rPr>
+          <w:sz w:val="22"/>
+          <w:szCs w:val="22"/>
+          <w:rtl/>
+          <w:lang w:val="en-US"/>
+        </w:rPr>
+      </w:pPr>
+      <w:r>
+        <w:rPr>
+          <w:rFonts w:hint="cs"/>
+          <w:sz w:val="22"/>
+          <w:szCs w:val="22"/>
+          <w:rtl/>
+          <w:lang w:val="en-US"/>
+        </w:rPr>
+        <w:t>המספרים שאחריהם הם כמה כל ציר צריך לזוז</w:t>
+      </w:r>
+      <w:r>
+        <w:rPr>
+          <w:rFonts w:hint="cs"/>
+          <w:sz w:val="22"/>
+          <w:szCs w:val="22"/>
+          <w:rtl/>
+          <w:lang w:val="en-US"/>
+        </w:rPr>
+        <w:t xml:space="preserve"> במילימטרים</w:t>
+      </w:r>
+      <w:r>
+        <w:rPr>
+          <w:rFonts w:hint="cs"/>
+          <w:sz w:val="22"/>
+          <w:szCs w:val="22"/>
+          <w:rtl/>
+          <w:lang w:val="en-US"/>
+        </w:rPr>
+        <w:t>.</w:t>
+      </w:r>
+    </w:p>
+    <w:p>
+      <w:pPr>
+        <w:jc w:val="right"/>
+        <w:rPr>
+          <w:sz w:val="22"/>
+          <w:szCs w:val="22"/>
+          <w:rtl/>
+          <w:lang w:val="en-US"/>
+        </w:rPr>
+      </w:pPr>
+      <w:r>
+        <w:rPr>
+          <w:rFonts w:hint="cs"/>
+          <w:sz w:val="22"/>
+          <w:szCs w:val="22"/>
+          <w:rtl/>
+          <w:lang w:val="en-US"/>
+        </w:rPr>
+        <w:t xml:space="preserve"> זה המהירות של</w:t>
+      </w:r>
+      <w:r>
+        <w:rPr>
+          <w:sz w:val="22"/>
+          <w:szCs w:val="22"/>
+          <w:lang w:val="en-US"/>
+        </w:rPr>
+        <w:t>F</w:t>
+      </w:r>
+      <w:r>
+        <w:rPr>
+          <w:rFonts w:hint="cs"/>
+          <w:sz w:val="22"/>
+          <w:szCs w:val="22"/>
+          <w:rtl/>
+          <w:lang w:val="en-US"/>
+        </w:rPr>
+        <w:t xml:space="preserve"> זה המהירות של המנועים, כל המנועים צריכים להגיע ליעד שלהם באותו הזמן, </w:t>
+      </w:r>
+      <w:r>
+        <w:rPr>
+          <w:sz w:val="22"/>
+          <w:szCs w:val="22"/>
+          <w:lang w:val="en-US"/>
+        </w:rPr>
+        <w:t>F</w:t>
+      </w:r>
+      <w:r>
+        <w:rPr>
+          <w:sz w:val="22"/>
+          <w:szCs w:val="22"/>
+          <w:rtl/>
+          <w:lang w:val="en-US"/>
+        </w:rPr>
+        <w:br/>
+      </w:r>
+      <w:r>
+        <w:rPr>
+          <w:rFonts w:hint="cs"/>
+          <w:sz w:val="22"/>
+          <w:szCs w:val="22"/>
+          <w:rtl/>
+          <w:lang w:val="en-US"/>
+        </w:rPr>
+        <w:t>המנוע שצריך לזוז הכי הרבה, המנועים האחרים זזים מאתים כדי שמשך התזוזה שלהם יהיה זהה.</w:t>
+      </w:r>
+      <w:r>
+        <w:rPr>
+          <w:sz w:val="22"/>
+          <w:szCs w:val="22"/>
+          <w:rtl/>
+          <w:lang w:val="en-US"/>
+        </w:rPr>
+        <w:br/>
+      </w:r>
+      <w:r>
+        <w:rPr>
+          <w:rFonts w:hint="cs"/>
+          <w:sz w:val="22"/>
+          <w:szCs w:val="22"/>
+          <w:rtl/>
+          <w:lang w:val="en-US"/>
+        </w:rPr>
+        <w:t>המהירות היא בצעדים לשנייה.</w:t>
+      </w:r>
+    </w:p>
+    <w:p>
+      <w:pPr>
+        <w:jc w:val="right"/>
+        <w:rPr>
+          <w:sz w:val="22"/>
+          <w:szCs w:val="22"/>
+          <w:rtl/>
+          <w:lang w:val="en-US"/>
+        </w:rPr>
+      </w:pPr>
+    </w:p>
+    <w:p>
+      <w:pPr>
+        <w:rPr>
+          <w:sz w:val="32"/>
+          <w:szCs w:val="32"/>
+          <w:rtl/>
+          <w:lang w:val="en-US"/>
+        </w:rPr>
+      </w:pPr>
+      <w:r>
+        <w:rPr>
+          <w:sz w:val="32"/>
+          <w:szCs w:val="32"/>
+          <w:rtl/>
+          <w:lang w:val="en-US"/>
+        </w:rPr>
+        <w:br w:type="page"/>
+      </w:r>
+    </w:p>
+    <w:p>
+      <w:pPr>
+        <w:jc w:val="center"/>
+        <w:rPr>
+          <w:b/>
+          <w:bCs/>
+          <w:sz w:val="32"/>
+          <w:szCs w:val="32"/>
+          <w:rtl/>
+          <w:lang w:val="en-US"/>
+        </w:rPr>
+      </w:pPr>
+      <w:r>
+        <w:rPr>
+          <w:rFonts w:hint="cs"/>
+          <w:b/>
+          <w:bCs/>
+          <w:sz w:val="32"/>
+          <w:szCs w:val="32"/>
           <w:rtl/>
           <w:lang w:val="en-US"/>
         </w:rPr>
@@ -2159,6 +2301,7 @@
           <w:lang w:val="en-US"/>
         </w:rPr>
       </w:pPr>
+      <w:proofErr w:type="spellStart"/>
       <w:r>
         <w:rPr>
           <w:sz w:val="32"/>
@@ -2167,6 +2310,7 @@
         </w:rPr>
         <w:t>gcode</w:t>
       </w:r>
+      <w:proofErr w:type="spellEnd"/>
       <w:r>
         <w:rPr>
           <w:rFonts w:hint="cs"/>
@@ -2278,7 +2422,8 @@
         </w:rPr>
         <w:t xml:space="preserve"> </w:t>
       </w:r>
-      <w:hyperlink r:id="rId14" w:history="1">
+      <w:hyperlink r:id="rId13" w:history="1">
+        <w:proofErr w:type="spellStart"/>
         <w:r>
           <w:rPr>
             <w:rStyle w:val="Hyperlink"/>
@@ -2286,7 +2431,17 @@
             <w:szCs w:val="32"/>
             <w:lang w:val="en-US"/>
           </w:rPr>
-          <w:t>Onshap a</w:t>
+          <w:t>Onshap</w:t>
+        </w:r>
+        <w:proofErr w:type="spellEnd"/>
+        <w:r>
+          <w:rPr>
+            <w:rStyle w:val="Hyperlink"/>
+            <w:sz w:val="32"/>
+            <w:szCs w:val="32"/>
+            <w:lang w:val="en-US"/>
+          </w:rPr>
+          <w:t xml:space="preserve"> a</w:t>
         </w:r>
         <w:r>
           <w:rPr>
@@ -2340,7 +2495,7 @@
                     <pic:cNvPicPr/>
                   </pic:nvPicPr>
                   <pic:blipFill>
-                    <a:blip r:embed="rId15">
+                    <a:blip r:embed="rId14">
                       <a:extLst>
                         <a:ext uri="{28A0092B-C50C-407E-A947-70E740481C1C}">
                           <a14:useLocalDpi xmlns:a14="http://schemas.microsoft.com/office/drawing/2010/main" val="0"/>
@@ -2377,7 +2532,7 @@
           <w:lang w:val="en-US"/>
         </w:rPr>
       </w:pPr>
-      <w:hyperlink r:id="rId16" w:history="1">
+      <w:hyperlink r:id="rId15" w:history="1">
         <w:r>
           <w:rPr>
             <w:rStyle w:val="Hyperlink"/>
@@ -2483,7 +2638,7 @@
                     <pic:cNvPicPr/>
                   </pic:nvPicPr>
                   <pic:blipFill>
-                    <a:blip r:embed="rId17"/>
+                    <a:blip r:embed="rId16"/>
                     <a:stretch>
                       <a:fillRect/>
                     </a:stretch>
@@ -2717,7 +2872,7 @@
                     <pic:cNvPicPr/>
                   </pic:nvPicPr>
                   <pic:blipFill>
-                    <a:blip r:embed="rId18"/>
+                    <a:blip r:embed="rId17"/>
                     <a:stretch>
                       <a:fillRect/>
                     </a:stretch>
@@ -2910,7 +3065,7 @@
                     <pic:cNvPicPr/>
                   </pic:nvPicPr>
                   <pic:blipFill>
-                    <a:blip r:embed="rId19"/>
+                    <a:blip r:embed="rId18"/>
                     <a:stretch>
                       <a:fillRect/>
                     </a:stretch>
@@ -3073,7 +3228,7 @@
                     <pic:cNvPicPr/>
                   </pic:nvPicPr>
                   <pic:blipFill>
-                    <a:blip r:embed="rId20"/>
+                    <a:blip r:embed="rId19"/>
                     <a:stretch>
                       <a:fillRect/>
                     </a:stretch>
@@ -3239,7 +3394,7 @@
                     <pic:cNvPicPr/>
                   </pic:nvPicPr>
                   <pic:blipFill>
-                    <a:blip r:embed="rId21"/>
+                    <a:blip r:embed="rId20"/>
                     <a:stretch>
                       <a:fillRect/>
                     </a:stretch>
@@ -3293,7 +3448,7 @@
                     <pic:cNvPicPr/>
                   </pic:nvPicPr>
                   <pic:blipFill>
-                    <a:blip r:embed="rId22"/>
+                    <a:blip r:embed="rId21"/>
                     <a:stretch>
                       <a:fillRect/>
                     </a:stretch>
@@ -3449,7 +3604,7 @@
                     <pic:cNvPicPr/>
                   </pic:nvPicPr>
                   <pic:blipFill>
-                    <a:blip r:embed="rId23" cstate="print">
+                    <a:blip r:embed="rId22" cstate="print">
                       <a:extLst>
                         <a:ext uri="{28A0092B-C50C-407E-A947-70E740481C1C}">
                           <a14:useLocalDpi xmlns:a14="http://schemas.microsoft.com/office/drawing/2010/main" val="0"/>
@@ -3621,7 +3776,7 @@
                     <pic:cNvPicPr/>
                   </pic:nvPicPr>
                   <pic:blipFill>
-                    <a:blip r:embed="rId24"/>
+                    <a:blip r:embed="rId23"/>
                     <a:stretch>
                       <a:fillRect/>
                     </a:stretch>
@@ -3777,7 +3932,7 @@
           <w:lang w:val="he-IL"/>
         </w:rPr>
         <w:drawing>
-          <wp:inline distT="0" distB="0" distL="0" distR="0" wp14:anchorId="234B086E" wp14:editId="1B486178">
+          <wp:inline distT="0" distB="0" distL="0" distR="0" wp14:anchorId="234B086E" wp14:editId="0EC2A6F6">
             <wp:extent cx="5821680" cy="4366707"/>
             <wp:effectExtent l="0" t="0" r="7620" b="0"/>
             <wp:docPr id="355340471" name="Picture 8"/>
@@ -3792,7 +3947,7 @@
                     <pic:cNvPicPr/>
                   </pic:nvPicPr>
                   <pic:blipFill>
-                    <a:blip r:embed="rId25" cstate="print">
+                    <a:blip r:embed="rId24" cstate="print">
                       <a:extLst>
                         <a:ext uri="{28A0092B-C50C-407E-A947-70E740481C1C}">
                           <a14:useLocalDpi xmlns:a14="http://schemas.microsoft.com/office/drawing/2010/main" val="0"/>
@@ -3956,7 +4111,7 @@
                     <pic:cNvPicPr/>
                   </pic:nvPicPr>
                   <pic:blipFill>
-                    <a:blip r:embed="rId26">
+                    <a:blip r:embed="rId25">
                       <a:extLst>
                         <a:ext uri="{28A0092B-C50C-407E-A947-70E740481C1C}">
                           <a14:useLocalDpi xmlns:a14="http://schemas.microsoft.com/office/drawing/2010/main" val="0"/>
@@ -4197,7 +4352,7 @@
                     <pic:cNvPicPr/>
                   </pic:nvPicPr>
                   <pic:blipFill rotWithShape="1">
-                    <a:blip r:embed="rId27">
+                    <a:blip r:embed="rId26">
                       <a:extLst>
                         <a:ext uri="{28A0092B-C50C-407E-A947-70E740481C1C}">
                           <a14:useLocalDpi xmlns:a14="http://schemas.microsoft.com/office/drawing/2010/main" val="0"/>
@@ -4418,7 +4573,7 @@
                     </pic:cNvPicPr>
                   </pic:nvPicPr>
                   <pic:blipFill>
-                    <a:blip r:embed="rId28">
+                    <a:blip r:embed="rId27">
                       <a:extLst>
                         <a:ext uri="{28A0092B-C50C-407E-A947-70E740481C1C}">
                           <a14:useLocalDpi xmlns:a14="http://schemas.microsoft.com/office/drawing/2010/main" val="0"/>
@@ -4660,7 +4815,7 @@
                     <pic:cNvPicPr/>
                   </pic:nvPicPr>
                   <pic:blipFill rotWithShape="1">
-                    <a:blip r:embed="rId29">
+                    <a:blip r:embed="rId28">
                       <a:extLst>
                         <a:ext uri="{28A0092B-C50C-407E-A947-70E740481C1C}">
                           <a14:useLocalDpi xmlns:a14="http://schemas.microsoft.com/office/drawing/2010/main" val="0"/>
@@ -4756,6 +4911,7 @@
         </w:rPr>
         <w:t xml:space="preserve">יש לי </w:t>
       </w:r>
+      <w:proofErr w:type="spellStart"/>
       <w:r>
         <w:rPr>
           <w:rFonts w:cs="Arial" w:hint="cs"/>
@@ -4765,7 +4921,19 @@
           <w:rtl/>
           <w:lang w:val="en-US"/>
         </w:rPr>
-        <w:t>נסיון רב בעבודה עם הרכיב הזה, בקר חזק המסוגל להתמודד עם התוכנה של המדפסת במהירות גבוהה.</w:t>
+        <w:t>נסיון</w:t>
+      </w:r>
+      <w:proofErr w:type="spellEnd"/>
+      <w:r>
+        <w:rPr>
+          <w:rFonts w:cs="Arial" w:hint="cs"/>
+          <w:color w:val="000000" w:themeColor="text1"/>
+          <w:sz w:val="22"/>
+          <w:szCs w:val="22"/>
+          <w:rtl/>
+          <w:lang w:val="en-US"/>
+        </w:rPr>
+        <w:t xml:space="preserve"> רב בעבודה עם הרכיב הזה, בקר חזק המסוגל להתמודד עם התוכנה של המדפסת במהירות גבוהה.</w:t>
       </w:r>
     </w:p>
     <w:p>
@@ -4786,13 +4954,23 @@
         </w:rPr>
         <w:t xml:space="preserve">micro </w:t>
       </w:r>
-      <w:r>
-        <w:rPr>
-          <w:sz w:val="22"/>
-          <w:szCs w:val="22"/>
-          <w:lang w:val="en-US"/>
-        </w:rPr>
-        <w:t>sd card reader</w:t>
+      <w:proofErr w:type="spellStart"/>
+      <w:r>
+        <w:rPr>
+          <w:sz w:val="22"/>
+          <w:szCs w:val="22"/>
+          <w:lang w:val="en-US"/>
+        </w:rPr>
+        <w:t>sd</w:t>
+      </w:r>
+      <w:proofErr w:type="spellEnd"/>
+      <w:r>
+        <w:rPr>
+          <w:sz w:val="22"/>
+          <w:szCs w:val="22"/>
+          <w:lang w:val="en-US"/>
+        </w:rPr>
+        <w:t xml:space="preserve"> card reader</w:t>
       </w:r>
       <w:r>
         <w:rPr>
@@ -4864,7 +5042,7 @@
           <w:lang w:val="en-US"/>
         </w:rPr>
         <w:drawing>
-          <wp:inline distT="0" distB="0" distL="0" distR="0" wp14:anchorId="303AF9C3" wp14:editId="50F327BD">
+          <wp:inline distT="0" distB="0" distL="0" distR="0" wp14:anchorId="303AF9C3" wp14:editId="6A1A51D7">
             <wp:extent cx="2993705" cy="2209800"/>
             <wp:effectExtent l="0" t="0" r="0" b="0"/>
             <wp:docPr id="564517990" name="Picture 1"/>
@@ -4879,7 +5057,7 @@
                     <pic:cNvPicPr/>
                   </pic:nvPicPr>
                   <pic:blipFill rotWithShape="1">
-                    <a:blip r:embed="rId30" cstate="print">
+                    <a:blip r:embed="rId29" cstate="print">
                       <a:extLst>
                         <a:ext uri="{28A0092B-C50C-407E-A947-70E740481C1C}">
                           <a14:useLocalDpi xmlns:a14="http://schemas.microsoft.com/office/drawing/2010/main" val="0"/>
@@ -4943,6 +5121,7 @@
         </w:rPr>
         <w:t>(ההוראות שאומרות למכונה לאן לזוז).</w:t>
       </w:r>
+      <w:proofErr w:type="spellStart"/>
       <w:r>
         <w:rPr>
           <w:sz w:val="22"/>
@@ -4951,6 +5130,7 @@
         </w:rPr>
         <w:t>gcode</w:t>
       </w:r>
+      <w:proofErr w:type="spellEnd"/>
       <w:r>
         <w:rPr>
           <w:rFonts w:hint="cs"/>
@@ -5138,7 +5318,8 @@
           <w:lang w:val="en-US"/>
         </w:rPr>
       </w:pPr>
-      <w:hyperlink r:id="rId31" w:history="1">
+      <w:hyperlink r:id="rId30" w:history="1">
+        <w:proofErr w:type="spellStart"/>
         <w:r>
           <w:rPr>
             <w:rStyle w:val="Hyperlink"/>
@@ -5150,6 +5331,7 @@
           </w:rPr>
           <w:t>Oshwlab</w:t>
         </w:r>
+        <w:proofErr w:type="spellEnd"/>
       </w:hyperlink>
     </w:p>
     <w:p>
@@ -5172,7 +5354,7 @@
           <w:lang w:val="en-US"/>
         </w:rPr>
         <w:drawing>
-          <wp:inline distT="0" distB="0" distL="0" distR="0" wp14:anchorId="75B05702" wp14:editId="2D73DD07">
+          <wp:inline distT="0" distB="0" distL="0" distR="0" wp14:anchorId="75B05702" wp14:editId="12D40040">
             <wp:extent cx="3909060" cy="4082027"/>
             <wp:effectExtent l="0" t="0" r="0" b="0"/>
             <wp:docPr id="981562662" name="Picture 1"/>
@@ -5187,7 +5369,7 @@
                     <pic:cNvPicPr/>
                   </pic:nvPicPr>
                   <pic:blipFill rotWithShape="1">
-                    <a:blip r:embed="rId32" cstate="print">
+                    <a:blip r:embed="rId31" cstate="print">
                       <a:extLst>
                         <a:ext uri="{28A0092B-C50C-407E-A947-70E740481C1C}">
                           <a14:useLocalDpi xmlns:a14="http://schemas.microsoft.com/office/drawing/2010/main" val="0"/>
@@ -5463,7 +5645,7 @@
                     <pic:cNvPicPr/>
                   </pic:nvPicPr>
                   <pic:blipFill>
-                    <a:blip r:embed="rId33">
+                    <a:blip r:embed="rId32">
                       <a:extLst>
                         <a:ext uri="{28A0092B-C50C-407E-A947-70E740481C1C}">
                           <a14:useLocalDpi xmlns:a14="http://schemas.microsoft.com/office/drawing/2010/main" val="0"/>
@@ -5580,6 +5762,7 @@
           <w:lang w:val="en-US"/>
         </w:rPr>
       </w:pPr>
+      <w:proofErr w:type="spellStart"/>
       <w:r>
         <w:rPr>
           <w:sz w:val="22"/>
@@ -5588,6 +5771,7 @@
         </w:rPr>
         <w:t>Main.ino</w:t>
       </w:r>
+      <w:proofErr w:type="spellEnd"/>
       <w:r>
         <w:rPr>
           <w:sz w:val="22"/>
@@ -5611,7 +5795,24 @@
           <w:lang w:val="en-US"/>
         </w:rPr>
         <w:tab/>
-        <w:t>executeGCline()</w:t>
+      </w:r>
+      <w:proofErr w:type="spellStart"/>
+      <w:r>
+        <w:rPr>
+          <w:sz w:val="22"/>
+          <w:szCs w:val="22"/>
+          <w:lang w:val="en-US"/>
+        </w:rPr>
+        <w:t>executeGCline</w:t>
+      </w:r>
+      <w:proofErr w:type="spellEnd"/>
+      <w:r>
+        <w:rPr>
+          <w:sz w:val="22"/>
+          <w:szCs w:val="22"/>
+          <w:lang w:val="en-US"/>
+        </w:rPr>
+        <w:t>()</w:t>
       </w:r>
     </w:p>
     <w:p>
@@ -5646,7 +5847,7 @@
                     <pic:cNvPicPr/>
                   </pic:nvPicPr>
                   <pic:blipFill>
-                    <a:blip r:embed="rId34">
+                    <a:blip r:embed="rId33">
                       <a:extLst>
                         <a:ext uri="{28A0092B-C50C-407E-A947-70E740481C1C}">
                           <a14:useLocalDpi xmlns:a14="http://schemas.microsoft.com/office/drawing/2010/main" val="0"/>
@@ -5711,7 +5912,7 @@
                     <pic:cNvPicPr/>
                   </pic:nvPicPr>
                   <pic:blipFill>
-                    <a:blip r:embed="rId35">
+                    <a:blip r:embed="rId34">
                       <a:extLst>
                         <a:ext uri="{28A0092B-C50C-407E-A947-70E740481C1C}">
                           <a14:useLocalDpi xmlns:a14="http://schemas.microsoft.com/office/drawing/2010/main" val="0"/>
@@ -5795,7 +5996,7 @@
         </w:rPr>
         <w:t xml:space="preserve"> </w:t>
       </w:r>
-      <w:hyperlink r:id="rId36" w:history="1">
+      <w:hyperlink r:id="rId35" w:history="1">
         <w:r>
           <w:rPr>
             <w:rStyle w:val="Hyperlink"/>
@@ -5882,7 +6083,7 @@
         </w:rPr>
         <w:t xml:space="preserve"> </w:t>
       </w:r>
-      <w:hyperlink r:id="rId37" w:history="1">
+      <w:hyperlink r:id="rId36" w:history="1">
         <w:r>
           <w:rPr>
             <w:rStyle w:val="Hyperlink"/>
@@ -5956,7 +6157,23 @@
           <w:rtl/>
           <w:lang w:val="en-US"/>
         </w:rPr>
-        <w:t xml:space="preserve"> שבה במקום לחבר ראש הדפסה, משתמשים בעט כדי לראות את הצורה שהמדפסת מנסה להכין</w:t>
+        <w:t xml:space="preserve"> שבה במקום לחבר ראש הדפסה, משתמשים בעט</w:t>
+      </w:r>
+      <w:r>
+        <w:rPr>
+          <w:rFonts w:hint="cs"/>
+          <w:rtl/>
+          <w:lang w:val="en-US"/>
+        </w:rPr>
+        <w:t>(או עיפרון)</w:t>
+      </w:r>
+      <w:r>
+        <w:rPr>
+          <w:rFonts w:hint="cs"/>
+          <w:rtl/>
+          <w:lang w:val="en-US"/>
+        </w:rPr>
+        <w:t xml:space="preserve"> כדי לראות את הצורה שהמדפסת מנסה להכין</w:t>
       </w:r>
       <w:r>
         <w:rPr>
@@ -6563,7 +6780,25 @@
           <w:szCs w:val="22"/>
           <w:lang w:val="en-US"/>
         </w:rPr>
-        <w:t xml:space="preserve">.gcode </w:t>
+        <w:t>.</w:t>
+      </w:r>
+      <w:proofErr w:type="spellStart"/>
+      <w:r>
+        <w:rPr>
+          <w:sz w:val="22"/>
+          <w:szCs w:val="22"/>
+          <w:lang w:val="en-US"/>
+        </w:rPr>
+        <w:t>gcode</w:t>
+      </w:r>
+      <w:proofErr w:type="spellEnd"/>
+      <w:r>
+        <w:rPr>
+          <w:sz w:val="22"/>
+          <w:szCs w:val="22"/>
+          <w:lang w:val="en-US"/>
+        </w:rPr>
+        <w:t xml:space="preserve"> </w:t>
       </w:r>
       <w:r>
         <w:rPr>
@@ -7010,7 +7245,7 @@
         <w:kern w:val="2"/>
         <w:sz w:val="24"/>
         <w:szCs w:val="24"/>
-        <w:lang w:val="en-IL" w:eastAsia="en-US" w:bidi="he-IL"/>
+        <w:lang w:eastAsia="en-US" w:bidi="he-IL"/>
         <w14:ligatures w14:val="standardContextual"/>
       </w:rPr>
     </w:rPrDefault>

--- a/ספר פרוייקט כיתה י', יונתן טורפשטיין.docx
+++ b/ספר פרוייקט כיתה י', יונתן טורפשטיין.docx
@@ -302,7 +302,27 @@
             <w:rtl/>
             <w:lang w:val="en-US"/>
           </w:rPr>
-          <w:t>של הפרויקט.</w:t>
+          <w:t>של ה</w:t>
+        </w:r>
+        <w:r>
+          <w:rPr>
+            <w:rStyle w:val="Hyperlink"/>
+            <w:sz w:val="32"/>
+            <w:szCs w:val="32"/>
+            <w:rtl/>
+            <w:lang w:val="en-US"/>
+          </w:rPr>
+          <w:t>פ</w:t>
+        </w:r>
+        <w:r>
+          <w:rPr>
+            <w:rStyle w:val="Hyperlink"/>
+            <w:sz w:val="32"/>
+            <w:szCs w:val="32"/>
+            <w:rtl/>
+            <w:lang w:val="en-US"/>
+          </w:rPr>
+          <w:t>רויקט.</w:t>
         </w:r>
         <w:proofErr w:type="spellStart"/>
         <w:r>
@@ -505,6 +525,7 @@
           <w:lang w:val="en-US"/>
         </w:rPr>
       </w:pPr>
+      <w:proofErr w:type="gramStart"/>
       <w:r>
         <w:rPr>
           <w:rFonts w:cs="Arial"/>
@@ -525,6 +546,7 @@
         <w:t>gcode</w:t>
       </w:r>
       <w:proofErr w:type="spellEnd"/>
+      <w:proofErr w:type="gramEnd"/>
       <w:r>
         <w:rPr>
           <w:rFonts w:cs="Arial"/>
@@ -1366,6 +1388,7 @@
           <w:lang w:val="en-US"/>
         </w:rPr>
       </w:pPr>
+      <w:proofErr w:type="gramStart"/>
       <w:r>
         <w:rPr>
           <w:b/>
@@ -1388,6 +1411,7 @@
         <w:t>gcode</w:t>
       </w:r>
       <w:proofErr w:type="spellEnd"/>
+      <w:proofErr w:type="gramEnd"/>
       <w:r>
         <w:rPr>
           <w:b/>
@@ -3932,7 +3956,7 @@
           <w:lang w:val="he-IL"/>
         </w:rPr>
         <w:drawing>
-          <wp:inline distT="0" distB="0" distL="0" distR="0" wp14:anchorId="234B086E" wp14:editId="0EC2A6F6">
+          <wp:inline distT="0" distB="0" distL="0" distR="0" wp14:anchorId="234B086E" wp14:editId="0BD45435">
             <wp:extent cx="5821680" cy="4366707"/>
             <wp:effectExtent l="0" t="0" r="7620" b="0"/>
             <wp:docPr id="355340471" name="Picture 8"/>
@@ -5042,7 +5066,7 @@
           <w:lang w:val="en-US"/>
         </w:rPr>
         <w:drawing>
-          <wp:inline distT="0" distB="0" distL="0" distR="0" wp14:anchorId="303AF9C3" wp14:editId="6A1A51D7">
+          <wp:inline distT="0" distB="0" distL="0" distR="0" wp14:anchorId="303AF9C3" wp14:editId="4EDCE89B">
             <wp:extent cx="2993705" cy="2209800"/>
             <wp:effectExtent l="0" t="0" r="0" b="0"/>
             <wp:docPr id="564517990" name="Picture 1"/>
@@ -5311,33 +5335,6 @@
       <w:pPr>
         <w:jc w:val="center"/>
         <w:rPr>
-          <w:b/>
-          <w:bCs/>
-          <w:sz w:val="32"/>
-          <w:szCs w:val="32"/>
-          <w:lang w:val="en-US"/>
-        </w:rPr>
-      </w:pPr>
-      <w:hyperlink r:id="rId30" w:history="1">
-        <w:proofErr w:type="spellStart"/>
-        <w:r>
-          <w:rPr>
-            <w:rStyle w:val="Hyperlink"/>
-            <w:b/>
-            <w:bCs/>
-            <w:sz w:val="32"/>
-            <w:szCs w:val="32"/>
-            <w:lang w:val="en-US"/>
-          </w:rPr>
-          <w:t>Oshwlab</w:t>
-        </w:r>
-        <w:proofErr w:type="spellEnd"/>
-      </w:hyperlink>
-    </w:p>
-    <w:p>
-      <w:pPr>
-        <w:jc w:val="center"/>
-        <w:rPr>
           <w:sz w:val="22"/>
           <w:szCs w:val="22"/>
           <w:rtl/>
@@ -5354,7 +5351,7 @@
           <w:lang w:val="en-US"/>
         </w:rPr>
         <w:drawing>
-          <wp:inline distT="0" distB="0" distL="0" distR="0" wp14:anchorId="75B05702" wp14:editId="12D40040">
+          <wp:inline distT="0" distB="0" distL="0" distR="0" wp14:anchorId="75B05702" wp14:editId="229F2861">
             <wp:extent cx="3909060" cy="4082027"/>
             <wp:effectExtent l="0" t="0" r="0" b="0"/>
             <wp:docPr id="981562662" name="Picture 1"/>
@@ -5369,7 +5366,7 @@
                     <pic:cNvPicPr/>
                   </pic:nvPicPr>
                   <pic:blipFill rotWithShape="1">
-                    <a:blip r:embed="rId31" cstate="print">
+                    <a:blip r:embed="rId30" cstate="print">
                       <a:extLst>
                         <a:ext uri="{28A0092B-C50C-407E-A947-70E740481C1C}">
                           <a14:useLocalDpi xmlns:a14="http://schemas.microsoft.com/office/drawing/2010/main" val="0"/>
@@ -5645,7 +5642,7 @@
                     <pic:cNvPicPr/>
                   </pic:nvPicPr>
                   <pic:blipFill>
-                    <a:blip r:embed="rId32">
+                    <a:blip r:embed="rId31">
                       <a:extLst>
                         <a:ext uri="{28A0092B-C50C-407E-A947-70E740481C1C}">
                           <a14:useLocalDpi xmlns:a14="http://schemas.microsoft.com/office/drawing/2010/main" val="0"/>
@@ -5797,6 +5794,7 @@
         <w:tab/>
       </w:r>
       <w:proofErr w:type="spellStart"/>
+      <w:proofErr w:type="gramStart"/>
       <w:r>
         <w:rPr>
           <w:sz w:val="22"/>
@@ -5812,7 +5810,16 @@
           <w:szCs w:val="22"/>
           <w:lang w:val="en-US"/>
         </w:rPr>
-        <w:t>()</w:t>
+        <w:t>(</w:t>
+      </w:r>
+      <w:proofErr w:type="gramEnd"/>
+      <w:r>
+        <w:rPr>
+          <w:sz w:val="22"/>
+          <w:szCs w:val="22"/>
+          <w:lang w:val="en-US"/>
+        </w:rPr>
+        <w:t>)</w:t>
       </w:r>
     </w:p>
     <w:p>
@@ -5847,7 +5854,7 @@
                     <pic:cNvPicPr/>
                   </pic:nvPicPr>
                   <pic:blipFill>
-                    <a:blip r:embed="rId33">
+                    <a:blip r:embed="rId32">
                       <a:extLst>
                         <a:ext uri="{28A0092B-C50C-407E-A947-70E740481C1C}">
                           <a14:useLocalDpi xmlns:a14="http://schemas.microsoft.com/office/drawing/2010/main" val="0"/>
@@ -5912,7 +5919,7 @@
                     <pic:cNvPicPr/>
                   </pic:nvPicPr>
                   <pic:blipFill>
-                    <a:blip r:embed="rId34">
+                    <a:blip r:embed="rId33">
                       <a:extLst>
                         <a:ext uri="{28A0092B-C50C-407E-A947-70E740481C1C}">
                           <a14:useLocalDpi xmlns:a14="http://schemas.microsoft.com/office/drawing/2010/main" val="0"/>
@@ -5996,7 +6003,7 @@
         </w:rPr>
         <w:t xml:space="preserve"> </w:t>
       </w:r>
-      <w:hyperlink r:id="rId35" w:history="1">
+      <w:hyperlink r:id="rId34" w:history="1">
         <w:r>
           <w:rPr>
             <w:rStyle w:val="Hyperlink"/>
@@ -6083,7 +6090,7 @@
         </w:rPr>
         <w:t xml:space="preserve"> </w:t>
       </w:r>
-      <w:hyperlink r:id="rId36" w:history="1">
+      <w:hyperlink r:id="rId35" w:history="1">
         <w:r>
           <w:rPr>
             <w:rStyle w:val="Hyperlink"/>
@@ -7245,7 +7252,7 @@
         <w:kern w:val="2"/>
         <w:sz w:val="24"/>
         <w:szCs w:val="24"/>
-        <w:lang w:eastAsia="en-US" w:bidi="he-IL"/>
+        <w:lang w:val="en-001" w:eastAsia="en-US" w:bidi="he-IL"/>
         <w14:ligatures w14:val="standardContextual"/>
       </w:rPr>
     </w:rPrDefault>

--- a/ספר פרוייקט כיתה י', יונתן טורפשטיין.docx
+++ b/ספר פרוייקט כיתה י', יונתן טורפשטיין.docx
@@ -302,27 +302,7 @@
             <w:rtl/>
             <w:lang w:val="en-US"/>
           </w:rPr>
-          <w:t>של ה</w:t>
-        </w:r>
-        <w:r>
-          <w:rPr>
-            <w:rStyle w:val="Hyperlink"/>
-            <w:sz w:val="32"/>
-            <w:szCs w:val="32"/>
-            <w:rtl/>
-            <w:lang w:val="en-US"/>
-          </w:rPr>
-          <w:t>פ</w:t>
-        </w:r>
-        <w:r>
-          <w:rPr>
-            <w:rStyle w:val="Hyperlink"/>
-            <w:sz w:val="32"/>
-            <w:szCs w:val="32"/>
-            <w:rtl/>
-            <w:lang w:val="en-US"/>
-          </w:rPr>
-          <w:t>רויקט.</w:t>
+          <w:t>של הפרויקט.</w:t>
         </w:r>
         <w:proofErr w:type="spellStart"/>
         <w:r>
@@ -525,7 +505,6 @@
           <w:lang w:val="en-US"/>
         </w:rPr>
       </w:pPr>
-      <w:proofErr w:type="gramStart"/>
       <w:r>
         <w:rPr>
           <w:rFonts w:cs="Arial"/>
@@ -546,7 +525,6 @@
         <w:t>gcode</w:t>
       </w:r>
       <w:proofErr w:type="spellEnd"/>
-      <w:proofErr w:type="gramEnd"/>
       <w:r>
         <w:rPr>
           <w:rFonts w:cs="Arial"/>
@@ -1388,7 +1366,6 @@
           <w:lang w:val="en-US"/>
         </w:rPr>
       </w:pPr>
-      <w:proofErr w:type="gramStart"/>
       <w:r>
         <w:rPr>
           <w:b/>
@@ -1411,7 +1388,6 @@
         <w:t>gcode</w:t>
       </w:r>
       <w:proofErr w:type="spellEnd"/>
-      <w:proofErr w:type="gramEnd"/>
       <w:r>
         <w:rPr>
           <w:b/>
@@ -3956,7 +3932,7 @@
           <w:lang w:val="he-IL"/>
         </w:rPr>
         <w:drawing>
-          <wp:inline distT="0" distB="0" distL="0" distR="0" wp14:anchorId="234B086E" wp14:editId="0BD45435">
+          <wp:inline distT="0" distB="0" distL="0" distR="0" wp14:anchorId="234B086E" wp14:editId="667F95C6">
             <wp:extent cx="5821680" cy="4366707"/>
             <wp:effectExtent l="0" t="0" r="7620" b="0"/>
             <wp:docPr id="355340471" name="Picture 8"/>
@@ -5066,7 +5042,7 @@
           <w:lang w:val="en-US"/>
         </w:rPr>
         <w:drawing>
-          <wp:inline distT="0" distB="0" distL="0" distR="0" wp14:anchorId="303AF9C3" wp14:editId="4EDCE89B">
+          <wp:inline distT="0" distB="0" distL="0" distR="0" wp14:anchorId="303AF9C3" wp14:editId="7FE3F01D">
             <wp:extent cx="2993705" cy="2209800"/>
             <wp:effectExtent l="0" t="0" r="0" b="0"/>
             <wp:docPr id="564517990" name="Picture 1"/>
@@ -5307,6 +5283,7 @@
           <w:bCs/>
           <w:sz w:val="32"/>
           <w:szCs w:val="32"/>
+          <w:rtl/>
           <w:lang w:val="en-US"/>
         </w:rPr>
       </w:pPr>
@@ -5330,6 +5307,33 @@
         <w:lastRenderedPageBreak/>
         <w:t>PCB – 10</w:t>
       </w:r>
+    </w:p>
+    <w:p>
+      <w:pPr>
+        <w:jc w:val="center"/>
+        <w:rPr>
+          <w:b/>
+          <w:bCs/>
+          <w:sz w:val="32"/>
+          <w:szCs w:val="32"/>
+          <w:lang w:val="en-US"/>
+        </w:rPr>
+      </w:pPr>
+      <w:hyperlink r:id="rId30" w:history="1">
+        <w:proofErr w:type="spellStart"/>
+        <w:r>
+          <w:rPr>
+            <w:rStyle w:val="Hyperlink"/>
+            <w:b/>
+            <w:bCs/>
+            <w:sz w:val="32"/>
+            <w:szCs w:val="32"/>
+            <w:lang w:val="en-US"/>
+          </w:rPr>
+          <w:t>oshwlab</w:t>
+        </w:r>
+        <w:proofErr w:type="spellEnd"/>
+      </w:hyperlink>
     </w:p>
     <w:p>
       <w:pPr>
@@ -5351,7 +5355,7 @@
           <w:lang w:val="en-US"/>
         </w:rPr>
         <w:drawing>
-          <wp:inline distT="0" distB="0" distL="0" distR="0" wp14:anchorId="75B05702" wp14:editId="229F2861">
+          <wp:inline distT="0" distB="0" distL="0" distR="0" wp14:anchorId="75B05702" wp14:editId="28D7F522">
             <wp:extent cx="3909060" cy="4082027"/>
             <wp:effectExtent l="0" t="0" r="0" b="0"/>
             <wp:docPr id="981562662" name="Picture 1"/>
@@ -5366,7 +5370,7 @@
                     <pic:cNvPicPr/>
                   </pic:nvPicPr>
                   <pic:blipFill rotWithShape="1">
-                    <a:blip r:embed="rId30" cstate="print">
+                    <a:blip r:embed="rId31" cstate="print">
                       <a:extLst>
                         <a:ext uri="{28A0092B-C50C-407E-A947-70E740481C1C}">
                           <a14:useLocalDpi xmlns:a14="http://schemas.microsoft.com/office/drawing/2010/main" val="0"/>
@@ -5642,7 +5646,7 @@
                     <pic:cNvPicPr/>
                   </pic:nvPicPr>
                   <pic:blipFill>
-                    <a:blip r:embed="rId31">
+                    <a:blip r:embed="rId32">
                       <a:extLst>
                         <a:ext uri="{28A0092B-C50C-407E-A947-70E740481C1C}">
                           <a14:useLocalDpi xmlns:a14="http://schemas.microsoft.com/office/drawing/2010/main" val="0"/>
@@ -5794,7 +5798,6 @@
         <w:tab/>
       </w:r>
       <w:proofErr w:type="spellStart"/>
-      <w:proofErr w:type="gramStart"/>
       <w:r>
         <w:rPr>
           <w:sz w:val="22"/>
@@ -5810,16 +5813,7 @@
           <w:szCs w:val="22"/>
           <w:lang w:val="en-US"/>
         </w:rPr>
-        <w:t>(</w:t>
-      </w:r>
-      <w:proofErr w:type="gramEnd"/>
-      <w:r>
-        <w:rPr>
-          <w:sz w:val="22"/>
-          <w:szCs w:val="22"/>
-          <w:lang w:val="en-US"/>
-        </w:rPr>
-        <w:t>)</w:t>
+        <w:t>()</w:t>
       </w:r>
     </w:p>
     <w:p>
@@ -5854,7 +5848,7 @@
                     <pic:cNvPicPr/>
                   </pic:nvPicPr>
                   <pic:blipFill>
-                    <a:blip r:embed="rId32">
+                    <a:blip r:embed="rId33">
                       <a:extLst>
                         <a:ext uri="{28A0092B-C50C-407E-A947-70E740481C1C}">
                           <a14:useLocalDpi xmlns:a14="http://schemas.microsoft.com/office/drawing/2010/main" val="0"/>
@@ -5919,7 +5913,7 @@
                     <pic:cNvPicPr/>
                   </pic:nvPicPr>
                   <pic:blipFill>
-                    <a:blip r:embed="rId33">
+                    <a:blip r:embed="rId34">
                       <a:extLst>
                         <a:ext uri="{28A0092B-C50C-407E-A947-70E740481C1C}">
                           <a14:useLocalDpi xmlns:a14="http://schemas.microsoft.com/office/drawing/2010/main" val="0"/>
@@ -6003,7 +5997,7 @@
         </w:rPr>
         <w:t xml:space="preserve"> </w:t>
       </w:r>
-      <w:hyperlink r:id="rId34" w:history="1">
+      <w:hyperlink r:id="rId35" w:history="1">
         <w:r>
           <w:rPr>
             <w:rStyle w:val="Hyperlink"/>
@@ -6090,7 +6084,7 @@
         </w:rPr>
         <w:t xml:space="preserve"> </w:t>
       </w:r>
-      <w:hyperlink r:id="rId35" w:history="1">
+      <w:hyperlink r:id="rId36" w:history="1">
         <w:r>
           <w:rPr>
             <w:rStyle w:val="Hyperlink"/>
